--- a/Kubernetes/2-architecture.docx
+++ b/Kubernetes/2-architecture.docx
@@ -141,17 +141,7 @@
           <w:sz w:val="40"/>
           <w:szCs w:val="40"/>
         </w:rPr>
-        <w:t>Control Plane</w:t>
-      </w:r>
-      <w:r>
-        <w:rPr>
-          <w:rFonts w:asciiTheme="majorBidi" w:hAnsiTheme="majorBidi" w:cstheme="majorBidi"/>
-          <w:b/>
-          <w:bCs/>
-          <w:sz w:val="40"/>
-          <w:szCs w:val="40"/>
-        </w:rPr>
-        <w:t>:</w:t>
+        <w:t>Control Plane:</w:t>
       </w:r>
     </w:p>
     <w:p>
@@ -821,6 +811,7 @@
         <w:t xml:space="preserve"> apply -f </w:t>
       </w:r>
       <w:proofErr w:type="spellStart"/>
+      <w:proofErr w:type="gramStart"/>
       <w:r>
         <w:rPr>
           <w:rFonts w:asciiTheme="majorBidi" w:hAnsiTheme="majorBidi" w:cstheme="majorBidi"/>
@@ -834,6 +825,7 @@
         <w:t>deployment.yaml</w:t>
       </w:r>
       <w:proofErr w:type="spellEnd"/>
+      <w:proofErr w:type="gramEnd"/>
       <w:r>
         <w:rPr>
           <w:rFonts w:asciiTheme="majorBidi" w:hAnsiTheme="majorBidi" w:cstheme="majorBidi"/>
@@ -1507,7 +1499,25 @@
           <w:sz w:val="28"/>
           <w:szCs w:val="28"/>
         </w:rPr>
-        <w:t>such as requesting an Nginx Pod with specific replicas, container images, volumes, or other configuration</w:t>
+        <w:t xml:space="preserve">such as requesting </w:t>
+      </w:r>
+      <w:proofErr w:type="gramStart"/>
+      <w:r>
+        <w:rPr>
+          <w:rFonts w:asciiTheme="majorBidi" w:hAnsiTheme="majorBidi" w:cstheme="majorBidi"/>
+          <w:sz w:val="28"/>
+          <w:szCs w:val="28"/>
+        </w:rPr>
+        <w:t>an</w:t>
+      </w:r>
+      <w:proofErr w:type="gramEnd"/>
+      <w:r>
+        <w:rPr>
+          <w:rFonts w:asciiTheme="majorBidi" w:hAnsiTheme="majorBidi" w:cstheme="majorBidi"/>
+          <w:sz w:val="28"/>
+          <w:szCs w:val="28"/>
+        </w:rPr>
+        <w:t xml:space="preserve"> Nginx Pod with specific replicas, container images, volumes, or other configuration</w:t>
       </w:r>
       <w:r>
         <w:rPr>
@@ -2264,7 +2274,25 @@
           <w:sz w:val="28"/>
           <w:szCs w:val="28"/>
         </w:rPr>
-        <w:t>such as creating an Nginx Pod</w:t>
+        <w:t xml:space="preserve">such as creating </w:t>
+      </w:r>
+      <w:proofErr w:type="gramStart"/>
+      <w:r>
+        <w:rPr>
+          <w:rFonts w:asciiTheme="majorBidi" w:hAnsiTheme="majorBidi" w:cstheme="majorBidi"/>
+          <w:sz w:val="28"/>
+          <w:szCs w:val="28"/>
+        </w:rPr>
+        <w:t>an</w:t>
+      </w:r>
+      <w:proofErr w:type="gramEnd"/>
+      <w:r>
+        <w:rPr>
+          <w:rFonts w:asciiTheme="majorBidi" w:hAnsiTheme="majorBidi" w:cstheme="majorBidi"/>
+          <w:sz w:val="28"/>
+          <w:szCs w:val="28"/>
+        </w:rPr>
+        <w:t xml:space="preserve"> Nginx Pod</w:t>
       </w:r>
       <w:r>
         <w:rPr>
@@ -2443,17 +2471,7 @@
           <w:sz w:val="32"/>
           <w:szCs w:val="32"/>
         </w:rPr>
-        <w:t>-controller-manager</w:t>
-      </w:r>
-      <w:r>
-        <w:rPr>
-          <w:rFonts w:asciiTheme="majorBidi" w:hAnsiTheme="majorBidi" w:cstheme="majorBidi"/>
-          <w:b/>
-          <w:bCs/>
-          <w:sz w:val="32"/>
-          <w:szCs w:val="32"/>
-        </w:rPr>
-        <w:t>:</w:t>
+        <w:t>-controller-manager:</w:t>
       </w:r>
     </w:p>
     <w:p>
@@ -4232,7 +4250,25 @@
           <w:sz w:val="28"/>
           <w:szCs w:val="28"/>
         </w:rPr>
-        <w:t xml:space="preserve">When a user requests a workload such as an Nginx Pod, the request is processed by the </w:t>
+        <w:t xml:space="preserve">When a user requests a workload such as </w:t>
+      </w:r>
+      <w:proofErr w:type="gramStart"/>
+      <w:r>
+        <w:rPr>
+          <w:rFonts w:asciiTheme="majorBidi" w:hAnsiTheme="majorBidi" w:cstheme="majorBidi"/>
+          <w:sz w:val="28"/>
+          <w:szCs w:val="28"/>
+        </w:rPr>
+        <w:t>an</w:t>
+      </w:r>
+      <w:proofErr w:type="gramEnd"/>
+      <w:r>
+        <w:rPr>
+          <w:rFonts w:asciiTheme="majorBidi" w:hAnsiTheme="majorBidi" w:cstheme="majorBidi"/>
+          <w:sz w:val="28"/>
+          <w:szCs w:val="28"/>
+        </w:rPr>
+        <w:t xml:space="preserve"> Nginx Pod, the request is processed by the </w:t>
       </w:r>
       <w:proofErr w:type="spellStart"/>
       <w:r>
@@ -4413,7 +4449,25 @@
           <w:sz w:val="28"/>
           <w:szCs w:val="28"/>
         </w:rPr>
-        <w:t xml:space="preserve"> is also responsible for maintaining the health of Pods on its node. It continuously monitors container status and enforces restart policies defined in the Pod specification. If a container inside a Pod crashes or stops unexpectedly, </w:t>
+        <w:t xml:space="preserve"> is also responsible for maintaining the health of Pods on its node. It continuously monitors container status and enforces restart policies defined in the Pod specification. If a container inside a </w:t>
+      </w:r>
+      <w:proofErr w:type="gramStart"/>
+      <w:r>
+        <w:rPr>
+          <w:rFonts w:asciiTheme="majorBidi" w:hAnsiTheme="majorBidi" w:cstheme="majorBidi"/>
+          <w:sz w:val="28"/>
+          <w:szCs w:val="28"/>
+        </w:rPr>
+        <w:t>Pod crashes</w:t>
+      </w:r>
+      <w:proofErr w:type="gramEnd"/>
+      <w:r>
+        <w:rPr>
+          <w:rFonts w:asciiTheme="majorBidi" w:hAnsiTheme="majorBidi" w:cstheme="majorBidi"/>
+          <w:sz w:val="28"/>
+          <w:szCs w:val="28"/>
+        </w:rPr>
+        <w:t xml:space="preserve"> or stops unexpectedly, </w:t>
       </w:r>
       <w:proofErr w:type="spellStart"/>
       <w:r>
@@ -4894,13 +4948,23 @@
           <w:szCs w:val="28"/>
         </w:rPr>
       </w:pPr>
-      <w:r>
-        <w:rPr>
-          <w:rFonts w:asciiTheme="majorBidi" w:hAnsiTheme="majorBidi" w:cstheme="majorBidi"/>
-          <w:sz w:val="28"/>
-          <w:szCs w:val="28"/>
-        </w:rPr>
-        <w:t xml:space="preserve">therefore one </w:t>
+      <w:proofErr w:type="gramStart"/>
+      <w:r>
+        <w:rPr>
+          <w:rFonts w:asciiTheme="majorBidi" w:hAnsiTheme="majorBidi" w:cstheme="majorBidi"/>
+          <w:sz w:val="28"/>
+          <w:szCs w:val="28"/>
+        </w:rPr>
+        <w:t>therefore</w:t>
+      </w:r>
+      <w:proofErr w:type="gramEnd"/>
+      <w:r>
+        <w:rPr>
+          <w:rFonts w:asciiTheme="majorBidi" w:hAnsiTheme="majorBidi" w:cstheme="majorBidi"/>
+          <w:sz w:val="28"/>
+          <w:szCs w:val="28"/>
+        </w:rPr>
+        <w:t xml:space="preserve"> one </w:t>
       </w:r>
       <w:proofErr w:type="spellStart"/>
       <w:r>
@@ -6938,17 +7002,7 @@
           <w:sz w:val="36"/>
           <w:szCs w:val="36"/>
         </w:rPr>
-        <w:t>Kubernetes Components Running as Pods</w:t>
-      </w:r>
-      <w:r>
-        <w:rPr>
-          <w:rFonts w:asciiTheme="majorBidi" w:hAnsiTheme="majorBidi" w:cstheme="majorBidi"/>
-          <w:b/>
-          <w:bCs/>
-          <w:sz w:val="36"/>
-          <w:szCs w:val="36"/>
-        </w:rPr>
-        <w:t>:</w:t>
+        <w:t>Kubernetes Components Running as Pods:</w:t>
       </w:r>
     </w:p>
     <w:p>
@@ -7792,6 +7846,7 @@
     </w:p>
     <w:p>
       <w:pPr>
+        <w:spacing w:after="120"/>
         <w:jc w:val="both"/>
         <w:rPr>
           <w:rFonts w:asciiTheme="majorBidi" w:hAnsiTheme="majorBidi" w:cstheme="majorBidi"/>
@@ -7814,6 +7869,7 @@
     </w:p>
     <w:p>
       <w:pPr>
+        <w:spacing w:after="60"/>
         <w:jc w:val="both"/>
         <w:rPr>
           <w:rFonts w:asciiTheme="majorBidi" w:hAnsiTheme="majorBidi" w:cstheme="majorBidi"/>
@@ -7884,6 +7940,7 @@
     </w:p>
     <w:p>
       <w:pPr>
+        <w:spacing w:after="120"/>
         <w:jc w:val="both"/>
         <w:rPr>
           <w:rFonts w:asciiTheme="majorBidi" w:hAnsiTheme="majorBidi" w:cstheme="majorBidi"/>
@@ -7988,6 +8045,7 @@
     </w:p>
     <w:p>
       <w:pPr>
+        <w:spacing w:after="60"/>
         <w:jc w:val="both"/>
         <w:rPr>
           <w:rFonts w:asciiTheme="majorBidi" w:hAnsiTheme="majorBidi" w:cstheme="majorBidi"/>
@@ -8079,6 +8137,7 @@
           <w:ilvl w:val="0"/>
           <w:numId w:val="21"/>
         </w:numPr>
+        <w:spacing w:after="60"/>
         <w:ind w:left="360"/>
         <w:jc w:val="both"/>
         <w:rPr>
@@ -8147,6 +8206,16 @@
         </w:rPr>
         <w:t>-proxy Deployment</w:t>
       </w:r>
+      <w:r>
+        <w:rPr>
+          <w:rFonts w:asciiTheme="majorBidi" w:hAnsiTheme="majorBidi" w:cstheme="majorBidi"/>
+          <w:b/>
+          <w:bCs/>
+          <w:sz w:val="32"/>
+          <w:szCs w:val="32"/>
+        </w:rPr>
+        <w:t>:</w:t>
+      </w:r>
     </w:p>
     <w:p>
       <w:pPr>
@@ -8428,6 +8497,7 @@
     </w:p>
     <w:p>
       <w:pPr>
+        <w:spacing w:after="60"/>
         <w:jc w:val="both"/>
         <w:rPr>
           <w:rFonts w:asciiTheme="majorBidi" w:hAnsiTheme="majorBidi" w:cstheme="majorBidi"/>
@@ -8460,6 +8530,7 @@
     </w:p>
     <w:p>
       <w:pPr>
+        <w:spacing w:after="60"/>
         <w:jc w:val="both"/>
         <w:rPr>
           <w:rFonts w:asciiTheme="majorBidi" w:hAnsiTheme="majorBidi" w:cstheme="majorBidi"/>
@@ -8496,6 +8567,7 @@
     </w:p>
     <w:p>
       <w:pPr>
+        <w:spacing w:after="60"/>
         <w:jc w:val="both"/>
         <w:rPr>
           <w:rFonts w:asciiTheme="majorBidi" w:hAnsiTheme="majorBidi" w:cstheme="majorBidi"/>
@@ -8510,7 +8582,51 @@
           <w:sz w:val="28"/>
           <w:szCs w:val="28"/>
         </w:rPr>
+        <w:t>kubectl</w:t>
+      </w:r>
+      <w:proofErr w:type="spellEnd"/>
+      <w:r>
+        <w:rPr>
+          <w:rFonts w:asciiTheme="majorBidi" w:hAnsiTheme="majorBidi" w:cstheme="majorBidi"/>
+          <w:sz w:val="28"/>
+          <w:szCs w:val="28"/>
+        </w:rPr>
+        <w:t xml:space="preserve"> is the command-line interface (CLI) used to interact with a Kubernetes cluster. It acts as a client that communicates with the Kubernetes API server, allowing users to create, inspect, update, and delete Kubernetes resources such as Pods, Deployments, Services, and </w:t>
+      </w:r>
+      <w:proofErr w:type="spellStart"/>
+      <w:r>
+        <w:rPr>
+          <w:rFonts w:asciiTheme="majorBidi" w:hAnsiTheme="majorBidi" w:cstheme="majorBidi"/>
+          <w:sz w:val="28"/>
+          <w:szCs w:val="28"/>
+        </w:rPr>
+        <w:t>ConfigMaps</w:t>
+      </w:r>
+      <w:proofErr w:type="spellEnd"/>
+      <w:r>
+        <w:rPr>
+          <w:rFonts w:asciiTheme="majorBidi" w:hAnsiTheme="majorBidi" w:cstheme="majorBidi"/>
+          <w:sz w:val="28"/>
+          <w:szCs w:val="28"/>
+        </w:rPr>
+        <w:t xml:space="preserve">. </w:t>
+      </w:r>
+      <w:r>
+        <w:rPr>
+          <w:rFonts w:asciiTheme="majorBidi" w:hAnsiTheme="majorBidi" w:cstheme="majorBidi"/>
+          <w:sz w:val="28"/>
+          <w:szCs w:val="28"/>
+        </w:rPr>
         <w:lastRenderedPageBreak/>
+        <w:t xml:space="preserve">Instead of directly interacting with cluster components, </w:t>
+      </w:r>
+      <w:proofErr w:type="spellStart"/>
+      <w:r>
+        <w:rPr>
+          <w:rFonts w:asciiTheme="majorBidi" w:hAnsiTheme="majorBidi" w:cstheme="majorBidi"/>
+          <w:sz w:val="28"/>
+          <w:szCs w:val="28"/>
+        </w:rPr>
         <w:t>kubectl</w:t>
       </w:r>
       <w:proofErr w:type="spellEnd"/>
@@ -8520,7 +8636,7 @@
           <w:sz w:val="28"/>
           <w:szCs w:val="28"/>
         </w:rPr>
-        <w:t xml:space="preserve"> is the command-line interface (CLI) used to interact with a Kubernetes cluster. It acts as a client that communicates with the Kubernetes API server, allowing users to create, inspect, update, and delete Kubernetes resources such as Pods, Deployments, Services, and </w:t>
+        <w:t xml:space="preserve"> sends REST API requests to the </w:t>
       </w:r>
       <w:proofErr w:type="spellStart"/>
       <w:r>
@@ -8529,7 +8645,7 @@
           <w:sz w:val="28"/>
           <w:szCs w:val="28"/>
         </w:rPr>
-        <w:t>ConfigMaps</w:t>
+        <w:t>kube-apiserver</w:t>
       </w:r>
       <w:proofErr w:type="spellEnd"/>
       <w:r>
@@ -8538,47 +8654,12 @@
           <w:sz w:val="28"/>
           <w:szCs w:val="28"/>
         </w:rPr>
-        <w:t xml:space="preserve">. Instead of directly interacting with cluster components, </w:t>
-      </w:r>
-      <w:proofErr w:type="spellStart"/>
-      <w:r>
-        <w:rPr>
-          <w:rFonts w:asciiTheme="majorBidi" w:hAnsiTheme="majorBidi" w:cstheme="majorBidi"/>
-          <w:sz w:val="28"/>
-          <w:szCs w:val="28"/>
-        </w:rPr>
-        <w:t>kubectl</w:t>
-      </w:r>
-      <w:proofErr w:type="spellEnd"/>
-      <w:r>
-        <w:rPr>
-          <w:rFonts w:asciiTheme="majorBidi" w:hAnsiTheme="majorBidi" w:cstheme="majorBidi"/>
-          <w:sz w:val="28"/>
-          <w:szCs w:val="28"/>
-        </w:rPr>
-        <w:t xml:space="preserve"> sends REST API requests to the </w:t>
-      </w:r>
-      <w:proofErr w:type="spellStart"/>
-      <w:r>
-        <w:rPr>
-          <w:rFonts w:asciiTheme="majorBidi" w:hAnsiTheme="majorBidi" w:cstheme="majorBidi"/>
-          <w:sz w:val="28"/>
-          <w:szCs w:val="28"/>
-        </w:rPr>
-        <w:t>kube-apiserver</w:t>
-      </w:r>
-      <w:proofErr w:type="spellEnd"/>
-      <w:r>
-        <w:rPr>
-          <w:rFonts w:asciiTheme="majorBidi" w:hAnsiTheme="majorBidi" w:cstheme="majorBidi"/>
-          <w:sz w:val="28"/>
-          <w:szCs w:val="28"/>
-        </w:rPr>
         <w:t>, which processes the request and coordinates the appropriate actions within the cluster.</w:t>
       </w:r>
     </w:p>
     <w:p>
       <w:pPr>
+        <w:spacing w:after="60"/>
         <w:jc w:val="both"/>
         <w:rPr>
           <w:rFonts w:asciiTheme="majorBidi" w:hAnsiTheme="majorBidi" w:cstheme="majorBidi"/>
@@ -8660,9 +8741,9 @@
           <w:sz w:val="28"/>
           <w:szCs w:val="28"/>
         </w:rPr>
-        <w:t>~/.</w:t>
-      </w:r>
-      <w:proofErr w:type="spellStart"/>
+        <w:t>~</w:t>
+      </w:r>
+      <w:proofErr w:type="gramStart"/>
       <w:r>
         <w:rPr>
           <w:rFonts w:asciiTheme="majorBidi" w:hAnsiTheme="majorBidi" w:cstheme="majorBidi"/>
@@ -8673,9 +8754,9 @@
           <w:sz w:val="28"/>
           <w:szCs w:val="28"/>
         </w:rPr>
-        <w:t>kube</w:t>
-      </w:r>
-      <w:proofErr w:type="spellEnd"/>
+        <w:t>/.</w:t>
+      </w:r>
+      <w:proofErr w:type="spellStart"/>
       <w:r>
         <w:rPr>
           <w:rFonts w:asciiTheme="majorBidi" w:hAnsiTheme="majorBidi" w:cstheme="majorBidi"/>
@@ -8686,105 +8767,10 @@
           <w:sz w:val="28"/>
           <w:szCs w:val="28"/>
         </w:rPr>
-        <w:t>/config</w:t>
-      </w:r>
-      <w:r>
-        <w:rPr>
-          <w:rFonts w:asciiTheme="majorBidi" w:hAnsiTheme="majorBidi" w:cstheme="majorBidi"/>
-          <w:sz w:val="28"/>
-          <w:szCs w:val="28"/>
-        </w:rPr>
-        <w:t xml:space="preserve">). This file contains information about the cluster endpoint, authentication credentials, and contexts. Using this configuration, </w:t>
-      </w:r>
-      <w:proofErr w:type="spellStart"/>
-      <w:r>
-        <w:rPr>
-          <w:rFonts w:asciiTheme="majorBidi" w:hAnsiTheme="majorBidi" w:cstheme="majorBidi"/>
-          <w:sz w:val="28"/>
-          <w:szCs w:val="28"/>
-        </w:rPr>
-        <w:t>kubectl</w:t>
+        <w:t>kube</w:t>
       </w:r>
       <w:proofErr w:type="spellEnd"/>
-      <w:r>
-        <w:rPr>
-          <w:rFonts w:asciiTheme="majorBidi" w:hAnsiTheme="majorBidi" w:cstheme="majorBidi"/>
-          <w:sz w:val="28"/>
-          <w:szCs w:val="28"/>
-        </w:rPr>
-        <w:t xml:space="preserve"> sends an authenticated request to the API server asking for Pod resources. The API server retrieves the requested data from </w:t>
-      </w:r>
-      <w:proofErr w:type="spellStart"/>
-      <w:r>
-        <w:rPr>
-          <w:rFonts w:asciiTheme="majorBidi" w:hAnsiTheme="majorBidi" w:cstheme="majorBidi"/>
-          <w:sz w:val="28"/>
-          <w:szCs w:val="28"/>
-        </w:rPr>
-        <w:t>etcd</w:t>
-      </w:r>
-      <w:proofErr w:type="spellEnd"/>
-      <w:r>
-        <w:rPr>
-          <w:rFonts w:asciiTheme="majorBidi" w:hAnsiTheme="majorBidi" w:cstheme="majorBidi"/>
-          <w:sz w:val="28"/>
-          <w:szCs w:val="28"/>
-        </w:rPr>
-        <w:t xml:space="preserve"> (</w:t>
-      </w:r>
-      <w:r>
-        <w:rPr>
-          <w:rFonts w:asciiTheme="majorBidi" w:hAnsiTheme="majorBidi" w:cstheme="majorBidi"/>
-          <w:sz w:val="28"/>
-          <w:szCs w:val="28"/>
-        </w:rPr>
-        <w:t>the cluster’s persistent datastore</w:t>
-      </w:r>
-      <w:r>
-        <w:rPr>
-          <w:rFonts w:asciiTheme="majorBidi" w:hAnsiTheme="majorBidi" w:cstheme="majorBidi"/>
-          <w:sz w:val="28"/>
-          <w:szCs w:val="28"/>
-        </w:rPr>
-        <w:t xml:space="preserve">) </w:t>
-      </w:r>
-      <w:r>
-        <w:rPr>
-          <w:rFonts w:asciiTheme="majorBidi" w:hAnsiTheme="majorBidi" w:cstheme="majorBidi"/>
-          <w:sz w:val="28"/>
-          <w:szCs w:val="28"/>
-        </w:rPr>
-        <w:t>and returns the result to the CLI, which then formats and displays the output to the user.</w:t>
-      </w:r>
-    </w:p>
-    <w:p>
-      <w:pPr>
-        <w:jc w:val="both"/>
-        <w:rPr>
-          <w:rFonts w:asciiTheme="majorBidi" w:hAnsiTheme="majorBidi" w:cstheme="majorBidi"/>
-          <w:sz w:val="28"/>
-          <w:szCs w:val="28"/>
-        </w:rPr>
-      </w:pPr>
-      <w:proofErr w:type="spellStart"/>
-      <w:r>
-        <w:rPr>
-          <w:rFonts w:asciiTheme="majorBidi" w:hAnsiTheme="majorBidi" w:cstheme="majorBidi"/>
-          <w:sz w:val="28"/>
-          <w:szCs w:val="28"/>
-        </w:rPr>
-        <w:t>kubectl</w:t>
-      </w:r>
-      <w:proofErr w:type="spellEnd"/>
-      <w:r>
-        <w:rPr>
-          <w:rFonts w:asciiTheme="majorBidi" w:hAnsiTheme="majorBidi" w:cstheme="majorBidi"/>
-          <w:sz w:val="28"/>
-          <w:szCs w:val="28"/>
-        </w:rPr>
-        <w:t xml:space="preserve"> can perform both imperative and declarative operations. In the imperative approach, users run commands such as </w:t>
-      </w:r>
-      <w:proofErr w:type="spellStart"/>
+      <w:proofErr w:type="gramEnd"/>
       <w:r>
         <w:rPr>
           <w:rFonts w:asciiTheme="majorBidi" w:hAnsiTheme="majorBidi" w:cstheme="majorBidi"/>
@@ -8795,9 +8781,106 @@
           <w:sz w:val="28"/>
           <w:szCs w:val="28"/>
         </w:rPr>
+        <w:t>/config</w:t>
+      </w:r>
+      <w:r>
+        <w:rPr>
+          <w:rFonts w:asciiTheme="majorBidi" w:hAnsiTheme="majorBidi" w:cstheme="majorBidi"/>
+          <w:sz w:val="28"/>
+          <w:szCs w:val="28"/>
+        </w:rPr>
+        <w:t xml:space="preserve">). This file contains information about the cluster endpoint, authentication credentials, and contexts. Using this configuration, </w:t>
+      </w:r>
+      <w:proofErr w:type="spellStart"/>
+      <w:r>
+        <w:rPr>
+          <w:rFonts w:asciiTheme="majorBidi" w:hAnsiTheme="majorBidi" w:cstheme="majorBidi"/>
+          <w:sz w:val="28"/>
+          <w:szCs w:val="28"/>
+        </w:rPr>
         <w:t>kubectl</w:t>
       </w:r>
       <w:proofErr w:type="spellEnd"/>
+      <w:r>
+        <w:rPr>
+          <w:rFonts w:asciiTheme="majorBidi" w:hAnsiTheme="majorBidi" w:cstheme="majorBidi"/>
+          <w:sz w:val="28"/>
+          <w:szCs w:val="28"/>
+        </w:rPr>
+        <w:t xml:space="preserve"> sends an authenticated request to the API server asking for Pod resources. The API server retrieves the requested data from </w:t>
+      </w:r>
+      <w:proofErr w:type="spellStart"/>
+      <w:r>
+        <w:rPr>
+          <w:rFonts w:asciiTheme="majorBidi" w:hAnsiTheme="majorBidi" w:cstheme="majorBidi"/>
+          <w:sz w:val="28"/>
+          <w:szCs w:val="28"/>
+        </w:rPr>
+        <w:t>etcd</w:t>
+      </w:r>
+      <w:proofErr w:type="spellEnd"/>
+      <w:r>
+        <w:rPr>
+          <w:rFonts w:asciiTheme="majorBidi" w:hAnsiTheme="majorBidi" w:cstheme="majorBidi"/>
+          <w:sz w:val="28"/>
+          <w:szCs w:val="28"/>
+        </w:rPr>
+        <w:t xml:space="preserve"> (</w:t>
+      </w:r>
+      <w:r>
+        <w:rPr>
+          <w:rFonts w:asciiTheme="majorBidi" w:hAnsiTheme="majorBidi" w:cstheme="majorBidi"/>
+          <w:sz w:val="28"/>
+          <w:szCs w:val="28"/>
+        </w:rPr>
+        <w:t>the cluster’s persistent datastore</w:t>
+      </w:r>
+      <w:r>
+        <w:rPr>
+          <w:rFonts w:asciiTheme="majorBidi" w:hAnsiTheme="majorBidi" w:cstheme="majorBidi"/>
+          <w:sz w:val="28"/>
+          <w:szCs w:val="28"/>
+        </w:rPr>
+        <w:t xml:space="preserve">) </w:t>
+      </w:r>
+      <w:r>
+        <w:rPr>
+          <w:rFonts w:asciiTheme="majorBidi" w:hAnsiTheme="majorBidi" w:cstheme="majorBidi"/>
+          <w:sz w:val="28"/>
+          <w:szCs w:val="28"/>
+        </w:rPr>
+        <w:t>and returns the result to the CLI, which then formats and displays the output to the user.</w:t>
+      </w:r>
+    </w:p>
+    <w:p>
+      <w:pPr>
+        <w:spacing w:after="60"/>
+        <w:jc w:val="both"/>
+        <w:rPr>
+          <w:rFonts w:asciiTheme="majorBidi" w:hAnsiTheme="majorBidi" w:cstheme="majorBidi"/>
+          <w:sz w:val="28"/>
+          <w:szCs w:val="28"/>
+        </w:rPr>
+      </w:pPr>
+      <w:proofErr w:type="spellStart"/>
+      <w:r>
+        <w:rPr>
+          <w:rFonts w:asciiTheme="majorBidi" w:hAnsiTheme="majorBidi" w:cstheme="majorBidi"/>
+          <w:sz w:val="28"/>
+          <w:szCs w:val="28"/>
+        </w:rPr>
+        <w:t>kubectl</w:t>
+      </w:r>
+      <w:proofErr w:type="spellEnd"/>
+      <w:r>
+        <w:rPr>
+          <w:rFonts w:asciiTheme="majorBidi" w:hAnsiTheme="majorBidi" w:cstheme="majorBidi"/>
+          <w:sz w:val="28"/>
+          <w:szCs w:val="28"/>
+        </w:rPr>
+        <w:t xml:space="preserve"> can perform both imperative and declarative operations. In the imperative approach, users run commands such as </w:t>
+      </w:r>
+      <w:proofErr w:type="spellStart"/>
       <w:r>
         <w:rPr>
           <w:rFonts w:asciiTheme="majorBidi" w:hAnsiTheme="majorBidi" w:cstheme="majorBidi"/>
@@ -8808,17 +8891,9 @@
           <w:sz w:val="28"/>
           <w:szCs w:val="28"/>
         </w:rPr>
-        <w:t xml:space="preserve"> create</w:t>
-      </w:r>
-      <w:r>
-        <w:rPr>
-          <w:rFonts w:asciiTheme="majorBidi" w:hAnsiTheme="majorBidi" w:cstheme="majorBidi"/>
-          <w:sz w:val="28"/>
-          <w:szCs w:val="28"/>
-        </w:rPr>
-        <w:t xml:space="preserve">, </w:t>
-      </w:r>
-      <w:proofErr w:type="spellStart"/>
+        <w:t>kubectl</w:t>
+      </w:r>
+      <w:proofErr w:type="spellEnd"/>
       <w:r>
         <w:rPr>
           <w:rFonts w:asciiTheme="majorBidi" w:hAnsiTheme="majorBidi" w:cstheme="majorBidi"/>
@@ -8829,9 +8904,17 @@
           <w:sz w:val="28"/>
           <w:szCs w:val="28"/>
         </w:rPr>
-        <w:t>kubectl</w:t>
-      </w:r>
-      <w:proofErr w:type="spellEnd"/>
+        <w:t xml:space="preserve"> create</w:t>
+      </w:r>
+      <w:r>
+        <w:rPr>
+          <w:rFonts w:asciiTheme="majorBidi" w:hAnsiTheme="majorBidi" w:cstheme="majorBidi"/>
+          <w:sz w:val="28"/>
+          <w:szCs w:val="28"/>
+        </w:rPr>
+        <w:t xml:space="preserve">, </w:t>
+      </w:r>
+      <w:proofErr w:type="spellStart"/>
       <w:r>
         <w:rPr>
           <w:rFonts w:asciiTheme="majorBidi" w:hAnsiTheme="majorBidi" w:cstheme="majorBidi"/>
@@ -8842,17 +8925,9 @@
           <w:sz w:val="28"/>
           <w:szCs w:val="28"/>
         </w:rPr>
-        <w:t xml:space="preserve"> run</w:t>
-      </w:r>
-      <w:r>
-        <w:rPr>
-          <w:rFonts w:asciiTheme="majorBidi" w:hAnsiTheme="majorBidi" w:cstheme="majorBidi"/>
-          <w:sz w:val="28"/>
-          <w:szCs w:val="28"/>
-        </w:rPr>
-        <w:t xml:space="preserve">, or </w:t>
-      </w:r>
-      <w:proofErr w:type="spellStart"/>
+        <w:t>kubectl</w:t>
+      </w:r>
+      <w:proofErr w:type="spellEnd"/>
       <w:r>
         <w:rPr>
           <w:rFonts w:asciiTheme="majorBidi" w:hAnsiTheme="majorBidi" w:cstheme="majorBidi"/>
@@ -8863,9 +8938,17 @@
           <w:sz w:val="28"/>
           <w:szCs w:val="28"/>
         </w:rPr>
-        <w:t>kubectl</w:t>
-      </w:r>
-      <w:proofErr w:type="spellEnd"/>
+        <w:t xml:space="preserve"> run</w:t>
+      </w:r>
+      <w:r>
+        <w:rPr>
+          <w:rFonts w:asciiTheme="majorBidi" w:hAnsiTheme="majorBidi" w:cstheme="majorBidi"/>
+          <w:sz w:val="28"/>
+          <w:szCs w:val="28"/>
+        </w:rPr>
+        <w:t xml:space="preserve">, or </w:t>
+      </w:r>
+      <w:proofErr w:type="spellStart"/>
       <w:r>
         <w:rPr>
           <w:rFonts w:asciiTheme="majorBidi" w:hAnsiTheme="majorBidi" w:cstheme="majorBidi"/>
@@ -8876,17 +8959,9 @@
           <w:sz w:val="28"/>
           <w:szCs w:val="28"/>
         </w:rPr>
-        <w:t xml:space="preserve"> delete</w:t>
-      </w:r>
-      <w:r>
-        <w:rPr>
-          <w:rFonts w:asciiTheme="majorBidi" w:hAnsiTheme="majorBidi" w:cstheme="majorBidi"/>
-          <w:sz w:val="28"/>
-          <w:szCs w:val="28"/>
-        </w:rPr>
-        <w:t xml:space="preserve"> to directly perform actions on resources. In the declarative approach, users define the desired state of resources in YAML or JSON configuration files and apply them using commands such as </w:t>
-      </w:r>
-      <w:proofErr w:type="spellStart"/>
+        <w:t>kubectl</w:t>
+      </w:r>
+      <w:proofErr w:type="spellEnd"/>
       <w:r>
         <w:rPr>
           <w:rFonts w:asciiTheme="majorBidi" w:hAnsiTheme="majorBidi" w:cstheme="majorBidi"/>
@@ -8897,9 +8972,17 @@
           <w:sz w:val="28"/>
           <w:szCs w:val="28"/>
         </w:rPr>
-        <w:t>kubectl</w:t>
-      </w:r>
-      <w:proofErr w:type="spellEnd"/>
+        <w:t xml:space="preserve"> delete</w:t>
+      </w:r>
+      <w:r>
+        <w:rPr>
+          <w:rFonts w:asciiTheme="majorBidi" w:hAnsiTheme="majorBidi" w:cstheme="majorBidi"/>
+          <w:sz w:val="28"/>
+          <w:szCs w:val="28"/>
+        </w:rPr>
+        <w:t xml:space="preserve"> to directly perform actions on resources. In the declarative approach, users define the desired state of resources in YAML or JSON configuration files and apply them using commands such as </w:t>
+      </w:r>
+      <w:proofErr w:type="spellStart"/>
       <w:r>
         <w:rPr>
           <w:rFonts w:asciiTheme="majorBidi" w:hAnsiTheme="majorBidi" w:cstheme="majorBidi"/>
@@ -8910,9 +8993,9 @@
           <w:sz w:val="28"/>
           <w:szCs w:val="28"/>
         </w:rPr>
-        <w:t xml:space="preserve"> apply -f </w:t>
-      </w:r>
-      <w:proofErr w:type="spellStart"/>
+        <w:t>kubectl</w:t>
+      </w:r>
+      <w:proofErr w:type="spellEnd"/>
       <w:r>
         <w:rPr>
           <w:rFonts w:asciiTheme="majorBidi" w:hAnsiTheme="majorBidi" w:cstheme="majorBidi"/>
@@ -8923,54 +9006,10 @@
           <w:sz w:val="28"/>
           <w:szCs w:val="28"/>
         </w:rPr>
-        <w:t>file.yaml</w:t>
-      </w:r>
-      <w:proofErr w:type="spellEnd"/>
-      <w:r>
-        <w:rPr>
-          <w:rFonts w:asciiTheme="majorBidi" w:hAnsiTheme="majorBidi" w:cstheme="majorBidi"/>
-          <w:sz w:val="28"/>
-          <w:szCs w:val="28"/>
-        </w:rPr>
-        <w:t>. Kubernetes then ensures that the cluster state matches the declared configuration.</w:t>
-      </w:r>
-    </w:p>
-    <w:p>
-      <w:pPr>
-        <w:jc w:val="both"/>
-        <w:rPr>
-          <w:rFonts w:asciiTheme="majorBidi" w:hAnsiTheme="majorBidi" w:cstheme="majorBidi"/>
-          <w:sz w:val="28"/>
-          <w:szCs w:val="28"/>
-        </w:rPr>
-      </w:pPr>
-      <w:r>
-        <w:rPr>
-          <w:rFonts w:asciiTheme="majorBidi" w:hAnsiTheme="majorBidi" w:cstheme="majorBidi"/>
-          <w:sz w:val="28"/>
-          <w:szCs w:val="28"/>
-        </w:rPr>
-        <w:t xml:space="preserve">Beyond basic resource management, </w:t>
+        <w:t xml:space="preserve"> apply -f </w:t>
       </w:r>
       <w:proofErr w:type="spellStart"/>
-      <w:r>
-        <w:rPr>
-          <w:rFonts w:asciiTheme="majorBidi" w:hAnsiTheme="majorBidi" w:cstheme="majorBidi"/>
-          <w:sz w:val="28"/>
-          <w:szCs w:val="28"/>
-        </w:rPr>
-        <w:t>kubectl</w:t>
-      </w:r>
-      <w:proofErr w:type="spellEnd"/>
-      <w:r>
-        <w:rPr>
-          <w:rFonts w:asciiTheme="majorBidi" w:hAnsiTheme="majorBidi" w:cstheme="majorBidi"/>
-          <w:sz w:val="28"/>
-          <w:szCs w:val="28"/>
-        </w:rPr>
-        <w:t xml:space="preserve"> also provides operational and debugging capabilities. Users can inspect logs (</w:t>
-      </w:r>
-      <w:proofErr w:type="spellStart"/>
+      <w:proofErr w:type="gramStart"/>
       <w:r>
         <w:rPr>
           <w:rFonts w:asciiTheme="majorBidi" w:hAnsiTheme="majorBidi" w:cstheme="majorBidi"/>
@@ -8981,9 +9020,55 @@
           <w:sz w:val="28"/>
           <w:szCs w:val="28"/>
         </w:rPr>
+        <w:t>file.yaml</w:t>
+      </w:r>
+      <w:proofErr w:type="spellEnd"/>
+      <w:proofErr w:type="gramEnd"/>
+      <w:r>
+        <w:rPr>
+          <w:rFonts w:asciiTheme="majorBidi" w:hAnsiTheme="majorBidi" w:cstheme="majorBidi"/>
+          <w:sz w:val="28"/>
+          <w:szCs w:val="28"/>
+        </w:rPr>
+        <w:t>. Kubernetes then ensures that the cluster state matches the declared configuration.</w:t>
+      </w:r>
+    </w:p>
+    <w:p>
+      <w:pPr>
+        <w:jc w:val="both"/>
+        <w:rPr>
+          <w:rFonts w:asciiTheme="majorBidi" w:hAnsiTheme="majorBidi" w:cstheme="majorBidi"/>
+          <w:sz w:val="28"/>
+          <w:szCs w:val="28"/>
+        </w:rPr>
+      </w:pPr>
+      <w:r>
+        <w:rPr>
+          <w:rFonts w:asciiTheme="majorBidi" w:hAnsiTheme="majorBidi" w:cstheme="majorBidi"/>
+          <w:sz w:val="28"/>
+          <w:szCs w:val="28"/>
+        </w:rPr>
+        <w:t xml:space="preserve">Beyond basic resource management, </w:t>
+      </w:r>
+      <w:proofErr w:type="spellStart"/>
+      <w:r>
+        <w:rPr>
+          <w:rFonts w:asciiTheme="majorBidi" w:hAnsiTheme="majorBidi" w:cstheme="majorBidi"/>
+          <w:sz w:val="28"/>
+          <w:szCs w:val="28"/>
+        </w:rPr>
         <w:t>kubectl</w:t>
       </w:r>
       <w:proofErr w:type="spellEnd"/>
+      <w:r>
+        <w:rPr>
+          <w:rFonts w:asciiTheme="majorBidi" w:hAnsiTheme="majorBidi" w:cstheme="majorBidi"/>
+          <w:sz w:val="28"/>
+          <w:szCs w:val="28"/>
+        </w:rPr>
+        <w:t xml:space="preserve"> also provides operational and debugging capabilities. Users can inspect logs (</w:t>
+      </w:r>
+      <w:proofErr w:type="spellStart"/>
       <w:r>
         <w:rPr>
           <w:rFonts w:asciiTheme="majorBidi" w:hAnsiTheme="majorBidi" w:cstheme="majorBidi"/>
@@ -8994,17 +9079,9 @@
           <w:sz w:val="28"/>
           <w:szCs w:val="28"/>
         </w:rPr>
-        <w:t xml:space="preserve"> logs</w:t>
-      </w:r>
-      <w:r>
-        <w:rPr>
-          <w:rFonts w:asciiTheme="majorBidi" w:hAnsiTheme="majorBidi" w:cstheme="majorBidi"/>
-          <w:sz w:val="28"/>
-          <w:szCs w:val="28"/>
-        </w:rPr>
-        <w:t>), execute commands inside containers (</w:t>
-      </w:r>
-      <w:proofErr w:type="spellStart"/>
+        <w:t>kubectl</w:t>
+      </w:r>
+      <w:proofErr w:type="spellEnd"/>
       <w:r>
         <w:rPr>
           <w:rFonts w:asciiTheme="majorBidi" w:hAnsiTheme="majorBidi" w:cstheme="majorBidi"/>
@@ -9015,9 +9092,17 @@
           <w:sz w:val="28"/>
           <w:szCs w:val="28"/>
         </w:rPr>
-        <w:t>kubectl</w:t>
-      </w:r>
-      <w:proofErr w:type="spellEnd"/>
+        <w:t xml:space="preserve"> logs</w:t>
+      </w:r>
+      <w:r>
+        <w:rPr>
+          <w:rFonts w:asciiTheme="majorBidi" w:hAnsiTheme="majorBidi" w:cstheme="majorBidi"/>
+          <w:sz w:val="28"/>
+          <w:szCs w:val="28"/>
+        </w:rPr>
+        <w:t>), execute commands inside containers (</w:t>
+      </w:r>
+      <w:proofErr w:type="spellStart"/>
       <w:r>
         <w:rPr>
           <w:rFonts w:asciiTheme="majorBidi" w:hAnsiTheme="majorBidi" w:cstheme="majorBidi"/>
@@ -9028,17 +9113,9 @@
           <w:sz w:val="28"/>
           <w:szCs w:val="28"/>
         </w:rPr>
-        <w:t xml:space="preserve"> exec</w:t>
-      </w:r>
-      <w:r>
-        <w:rPr>
-          <w:rFonts w:asciiTheme="majorBidi" w:hAnsiTheme="majorBidi" w:cstheme="majorBidi"/>
-          <w:sz w:val="28"/>
-          <w:szCs w:val="28"/>
-        </w:rPr>
-        <w:t>), forward ports (</w:t>
-      </w:r>
-      <w:proofErr w:type="spellStart"/>
+        <w:t>kubectl</w:t>
+      </w:r>
+      <w:proofErr w:type="spellEnd"/>
       <w:r>
         <w:rPr>
           <w:rFonts w:asciiTheme="majorBidi" w:hAnsiTheme="majorBidi" w:cstheme="majorBidi"/>
@@ -9049,9 +9126,17 @@
           <w:sz w:val="28"/>
           <w:szCs w:val="28"/>
         </w:rPr>
-        <w:t>kubectl</w:t>
-      </w:r>
-      <w:proofErr w:type="spellEnd"/>
+        <w:t xml:space="preserve"> exec</w:t>
+      </w:r>
+      <w:r>
+        <w:rPr>
+          <w:rFonts w:asciiTheme="majorBidi" w:hAnsiTheme="majorBidi" w:cstheme="majorBidi"/>
+          <w:sz w:val="28"/>
+          <w:szCs w:val="28"/>
+        </w:rPr>
+        <w:t>), forward ports (</w:t>
+      </w:r>
+      <w:proofErr w:type="spellStart"/>
       <w:r>
         <w:rPr>
           <w:rFonts w:asciiTheme="majorBidi" w:hAnsiTheme="majorBidi" w:cstheme="majorBidi"/>
@@ -9062,6 +9147,19 @@
           <w:sz w:val="28"/>
           <w:szCs w:val="28"/>
         </w:rPr>
+        <w:t>kubectl</w:t>
+      </w:r>
+      <w:proofErr w:type="spellEnd"/>
+      <w:r>
+        <w:rPr>
+          <w:rFonts w:asciiTheme="majorBidi" w:hAnsiTheme="majorBidi" w:cstheme="majorBidi"/>
+          <w:b/>
+          <w:bCs/>
+          <w:i/>
+          <w:iCs/>
+          <w:sz w:val="28"/>
+          <w:szCs w:val="28"/>
+        </w:rPr>
         <w:t xml:space="preserve"> port-forward</w:t>
       </w:r>
       <w:r>
@@ -9090,6 +9188,5076 @@
         </w:rPr>
         <w:t xml:space="preserve"> communicates entirely through the Kubernetes API, it is simply one of many possible clients; dashboards, automation tools, CI/CD systems, and custom applications can interact with the cluster in the same way by using the Kubernetes API.</w:t>
       </w:r>
+    </w:p>
+    <w:p>
+      <w:pPr>
+        <w:jc w:val="both"/>
+        <w:rPr>
+          <w:rFonts w:asciiTheme="majorBidi" w:hAnsiTheme="majorBidi" w:cstheme="majorBidi"/>
+          <w:sz w:val="28"/>
+          <w:szCs w:val="28"/>
+        </w:rPr>
+      </w:pPr>
+      <w:r>
+        <w:rPr>
+          <w:rFonts w:asciiTheme="majorBidi" w:hAnsiTheme="majorBidi" w:cstheme="majorBidi"/>
+          <w:noProof/>
+          <w:sz w:val="28"/>
+          <w:szCs w:val="28"/>
+        </w:rPr>
+        <mc:AlternateContent>
+          <mc:Choice Requires="wps">
+            <w:drawing>
+              <wp:anchor distT="0" distB="0" distL="114300" distR="114300" simplePos="0" relativeHeight="251659264" behindDoc="0" locked="0" layoutInCell="1" allowOverlap="1" wp14:anchorId="50026BDB" wp14:editId="0B29B7E9">
+                <wp:simplePos x="0" y="0"/>
+                <wp:positionH relativeFrom="margin">
+                  <wp:align>left</wp:align>
+                </wp:positionH>
+                <wp:positionV relativeFrom="paragraph">
+                  <wp:posOffset>0</wp:posOffset>
+                </wp:positionV>
+                <wp:extent cx="6827520" cy="4152900"/>
+                <wp:effectExtent l="0" t="0" r="11430" b="19050"/>
+                <wp:wrapNone/>
+                <wp:docPr id="1525061666" name="Rectangle 1"/>
+                <wp:cNvGraphicFramePr/>
+                <a:graphic xmlns:a="http://schemas.openxmlformats.org/drawingml/2006/main">
+                  <a:graphicData uri="http://schemas.microsoft.com/office/word/2010/wordprocessingShape">
+                    <wps:wsp>
+                      <wps:cNvSpPr/>
+                      <wps:spPr>
+                        <a:xfrm>
+                          <a:off x="0" y="0"/>
+                          <a:ext cx="6827520" cy="4152900"/>
+                        </a:xfrm>
+                        <a:prstGeom prst="rect">
+                          <a:avLst/>
+                        </a:prstGeom>
+                      </wps:spPr>
+                      <wps:style>
+                        <a:lnRef idx="1">
+                          <a:schemeClr val="dk1"/>
+                        </a:lnRef>
+                        <a:fillRef idx="2">
+                          <a:schemeClr val="dk1"/>
+                        </a:fillRef>
+                        <a:effectRef idx="1">
+                          <a:schemeClr val="dk1"/>
+                        </a:effectRef>
+                        <a:fontRef idx="minor">
+                          <a:schemeClr val="dk1"/>
+                        </a:fontRef>
+                      </wps:style>
+                      <wps:txbx>
+                        <w:txbxContent>
+                          <w:p>
+                            <w:pPr>
+                              <w:spacing w:after="120"/>
+                              <w:jc w:val="both"/>
+                              <w:rPr>
+                                <w:rFonts w:asciiTheme="majorBidi" w:hAnsiTheme="majorBidi" w:cstheme="majorBidi"/>
+                                <w:sz w:val="28"/>
+                                <w:szCs w:val="28"/>
+                              </w:rPr>
+                            </w:pPr>
+                            <w:r>
+                              <w:rPr>
+                                <w:rFonts w:asciiTheme="majorBidi" w:hAnsiTheme="majorBidi" w:cstheme="majorBidi"/>
+                                <w:sz w:val="28"/>
+                                <w:szCs w:val="28"/>
+                              </w:rPr>
+                              <w:t>In Kubernetes (and infrastructure in general), imperative and declarative describe two different ways of telling the system what you want.</w:t>
+                            </w:r>
+                          </w:p>
+                          <w:p>
+                            <w:pPr>
+                              <w:spacing w:after="60"/>
+                              <w:jc w:val="both"/>
+                              <w:rPr>
+                                <w:rFonts w:asciiTheme="majorBidi" w:hAnsiTheme="majorBidi" w:cstheme="majorBidi"/>
+                                <w:b/>
+                                <w:bCs/>
+                                <w:sz w:val="32"/>
+                                <w:szCs w:val="32"/>
+                              </w:rPr>
+                            </w:pPr>
+                            <w:r>
+                              <w:rPr>
+                                <w:rFonts w:asciiTheme="majorBidi" w:hAnsiTheme="majorBidi" w:cstheme="majorBidi"/>
+                                <w:b/>
+                                <w:bCs/>
+                                <w:sz w:val="32"/>
+                                <w:szCs w:val="32"/>
+                              </w:rPr>
+                              <w:t>Imperative Approach</w:t>
+                            </w:r>
+                            <w:r>
+                              <w:rPr>
+                                <w:rFonts w:asciiTheme="majorBidi" w:hAnsiTheme="majorBidi" w:cstheme="majorBidi"/>
+                                <w:b/>
+                                <w:bCs/>
+                                <w:sz w:val="32"/>
+                                <w:szCs w:val="32"/>
+                              </w:rPr>
+                              <w:t>:</w:t>
+                            </w:r>
+                          </w:p>
+                          <w:p>
+                            <w:pPr>
+                              <w:spacing w:after="60"/>
+                              <w:jc w:val="both"/>
+                              <w:rPr>
+                                <w:rFonts w:asciiTheme="majorBidi" w:hAnsiTheme="majorBidi" w:cstheme="majorBidi"/>
+                                <w:sz w:val="28"/>
+                                <w:szCs w:val="28"/>
+                              </w:rPr>
+                            </w:pPr>
+                            <w:r>
+                              <w:rPr>
+                                <w:rFonts w:asciiTheme="majorBidi" w:hAnsiTheme="majorBidi" w:cstheme="majorBidi"/>
+                                <w:sz w:val="28"/>
+                                <w:szCs w:val="28"/>
+                              </w:rPr>
+                              <w:t>Imperative means you tell the system exactly what command to run and how to do it.</w:t>
+                            </w:r>
+                            <w:r>
+                              <w:rPr>
+                                <w:rFonts w:asciiTheme="majorBidi" w:hAnsiTheme="majorBidi" w:cstheme="majorBidi"/>
+                                <w:sz w:val="28"/>
+                                <w:szCs w:val="28"/>
+                              </w:rPr>
+                              <w:t xml:space="preserve"> </w:t>
+                            </w:r>
+                            <w:r>
+                              <w:rPr>
+                                <w:rFonts w:asciiTheme="majorBidi" w:hAnsiTheme="majorBidi" w:cstheme="majorBidi"/>
+                                <w:sz w:val="28"/>
+                                <w:szCs w:val="28"/>
+                              </w:rPr>
+                              <w:t>You give step‑by‑step instructions.</w:t>
+                            </w:r>
+                            <w:r>
+                              <w:rPr>
+                                <w:rFonts w:asciiTheme="majorBidi" w:hAnsiTheme="majorBidi" w:cstheme="majorBidi"/>
+                                <w:sz w:val="28"/>
+                                <w:szCs w:val="28"/>
+                              </w:rPr>
+                              <w:t xml:space="preserve"> </w:t>
+                            </w:r>
+                            <w:r>
+                              <w:rPr>
+                                <w:rFonts w:asciiTheme="majorBidi" w:hAnsiTheme="majorBidi" w:cstheme="majorBidi"/>
+                                <w:sz w:val="28"/>
+                                <w:szCs w:val="28"/>
+                              </w:rPr>
+                              <w:t>Example:</w:t>
+                            </w:r>
+                          </w:p>
+                          <w:p>
+                            <w:pPr>
+                              <w:spacing w:after="60"/>
+                              <w:jc w:val="both"/>
+                              <w:rPr>
+                                <w:rFonts w:asciiTheme="majorBidi" w:hAnsiTheme="majorBidi" w:cstheme="majorBidi"/>
+                                <w:sz w:val="28"/>
+                                <w:szCs w:val="28"/>
+                              </w:rPr>
+                            </w:pPr>
+                            <w:proofErr w:type="spellStart"/>
+                            <w:r>
+                              <w:rPr>
+                                <w:rFonts w:asciiTheme="majorBidi" w:hAnsiTheme="majorBidi" w:cstheme="majorBidi"/>
+                                <w:b/>
+                                <w:bCs/>
+                                <w:i/>
+                                <w:iCs/>
+                                <w:sz w:val="28"/>
+                                <w:szCs w:val="28"/>
+                              </w:rPr>
+                              <w:t>kubectl</w:t>
+                            </w:r>
+                            <w:proofErr w:type="spellEnd"/>
+                            <w:r>
+                              <w:rPr>
+                                <w:rFonts w:asciiTheme="majorBidi" w:hAnsiTheme="majorBidi" w:cstheme="majorBidi"/>
+                                <w:b/>
+                                <w:bCs/>
+                                <w:i/>
+                                <w:iCs/>
+                                <w:sz w:val="28"/>
+                                <w:szCs w:val="28"/>
+                              </w:rPr>
+                              <w:t xml:space="preserve"> run nginx --image=nginx</w:t>
+                            </w:r>
+                            <w:r>
+                              <w:rPr>
+                                <w:rFonts w:asciiTheme="majorBidi" w:hAnsiTheme="majorBidi" w:cstheme="majorBidi"/>
+                                <w:sz w:val="28"/>
+                                <w:szCs w:val="28"/>
+                              </w:rPr>
+                              <w:t xml:space="preserve"> </w:t>
+                            </w:r>
+                            <w:r>
+                              <w:rPr>
+                                <w:rFonts w:asciiTheme="majorBidi" w:hAnsiTheme="majorBidi" w:cstheme="majorBidi"/>
+                                <w:sz w:val="28"/>
+                                <w:szCs w:val="28"/>
+                              </w:rPr>
+                              <w:t xml:space="preserve">→ </w:t>
+                            </w:r>
+                            <w:r>
+                              <w:rPr>
+                                <w:rFonts w:asciiTheme="majorBidi" w:hAnsiTheme="majorBidi" w:cstheme="majorBidi"/>
+                                <w:sz w:val="28"/>
+                                <w:szCs w:val="28"/>
+                              </w:rPr>
+                              <w:t>Here you are explicitly instructing Kubernetes:</w:t>
+                            </w:r>
+                          </w:p>
+                          <w:p>
+                            <w:pPr>
+                              <w:pStyle w:val="ListParagraph"/>
+                              <w:numPr>
+                                <w:ilvl w:val="0"/>
+                                <w:numId w:val="28"/>
+                              </w:numPr>
+                              <w:ind w:left="360"/>
+                              <w:jc w:val="both"/>
+                              <w:rPr>
+                                <w:rFonts w:asciiTheme="majorBidi" w:hAnsiTheme="majorBidi" w:cstheme="majorBidi"/>
+                                <w:sz w:val="28"/>
+                                <w:szCs w:val="28"/>
+                              </w:rPr>
+                            </w:pPr>
+                            <w:r>
+                              <w:rPr>
+                                <w:rFonts w:asciiTheme="majorBidi" w:hAnsiTheme="majorBidi" w:cstheme="majorBidi"/>
+                                <w:sz w:val="28"/>
+                                <w:szCs w:val="28"/>
+                              </w:rPr>
+                              <w:t>Run a Pod</w:t>
+                            </w:r>
+                          </w:p>
+                          <w:p>
+                            <w:pPr>
+                              <w:pStyle w:val="ListParagraph"/>
+                              <w:numPr>
+                                <w:ilvl w:val="0"/>
+                                <w:numId w:val="28"/>
+                              </w:numPr>
+                              <w:ind w:left="360"/>
+                              <w:jc w:val="both"/>
+                              <w:rPr>
+                                <w:rFonts w:asciiTheme="majorBidi" w:hAnsiTheme="majorBidi" w:cstheme="majorBidi"/>
+                                <w:sz w:val="28"/>
+                                <w:szCs w:val="28"/>
+                              </w:rPr>
+                            </w:pPr>
+                            <w:r>
+                              <w:rPr>
+                                <w:rFonts w:asciiTheme="majorBidi" w:hAnsiTheme="majorBidi" w:cstheme="majorBidi"/>
+                                <w:sz w:val="28"/>
+                                <w:szCs w:val="28"/>
+                              </w:rPr>
+                              <w:t>Use the nginx image</w:t>
+                            </w:r>
+                          </w:p>
+                          <w:p>
+                            <w:pPr>
+                              <w:pStyle w:val="ListParagraph"/>
+                              <w:numPr>
+                                <w:ilvl w:val="0"/>
+                                <w:numId w:val="28"/>
+                              </w:numPr>
+                              <w:spacing w:after="60"/>
+                              <w:ind w:left="360"/>
+                              <w:jc w:val="both"/>
+                              <w:rPr>
+                                <w:rFonts w:asciiTheme="majorBidi" w:hAnsiTheme="majorBidi" w:cstheme="majorBidi"/>
+                                <w:sz w:val="28"/>
+                                <w:szCs w:val="28"/>
+                              </w:rPr>
+                            </w:pPr>
+                            <w:r>
+                              <w:rPr>
+                                <w:rFonts w:asciiTheme="majorBidi" w:hAnsiTheme="majorBidi" w:cstheme="majorBidi"/>
+                                <w:sz w:val="28"/>
+                                <w:szCs w:val="28"/>
+                              </w:rPr>
+                              <w:t>Create it right now</w:t>
+                            </w:r>
+                          </w:p>
+                          <w:p>
+                            <w:pPr>
+                              <w:spacing w:after="60"/>
+                              <w:jc w:val="both"/>
+                              <w:rPr>
+                                <w:rFonts w:asciiTheme="majorBidi" w:hAnsiTheme="majorBidi" w:cstheme="majorBidi"/>
+                                <w:sz w:val="28"/>
+                                <w:szCs w:val="28"/>
+                              </w:rPr>
+                            </w:pPr>
+                            <w:r>
+                              <w:rPr>
+                                <w:rFonts w:asciiTheme="majorBidi" w:hAnsiTheme="majorBidi" w:cstheme="majorBidi"/>
+                                <w:sz w:val="28"/>
+                                <w:szCs w:val="28"/>
+                              </w:rPr>
+                              <w:t>You are issuing commands that directly change the cluster state.</w:t>
+                            </w:r>
+                          </w:p>
+                          <w:p>
+                            <w:pPr>
+                              <w:spacing w:after="60"/>
+                              <w:jc w:val="both"/>
+                              <w:rPr>
+                                <w:rFonts w:asciiTheme="majorBidi" w:hAnsiTheme="majorBidi" w:cstheme="majorBidi"/>
+                                <w:sz w:val="28"/>
+                                <w:szCs w:val="28"/>
+                              </w:rPr>
+                            </w:pPr>
+                            <w:r>
+                              <w:rPr>
+                                <w:rFonts w:asciiTheme="majorBidi" w:hAnsiTheme="majorBidi" w:cstheme="majorBidi"/>
+                                <w:sz w:val="28"/>
+                                <w:szCs w:val="28"/>
+                              </w:rPr>
+                              <w:t>Characteristics:</w:t>
+                            </w:r>
+                          </w:p>
+                          <w:p>
+                            <w:pPr>
+                              <w:pStyle w:val="ListParagraph"/>
+                              <w:numPr>
+                                <w:ilvl w:val="0"/>
+                                <w:numId w:val="29"/>
+                              </w:numPr>
+                              <w:ind w:left="360"/>
+                              <w:jc w:val="both"/>
+                              <w:rPr>
+                                <w:rFonts w:asciiTheme="majorBidi" w:hAnsiTheme="majorBidi" w:cstheme="majorBidi"/>
+                                <w:sz w:val="28"/>
+                                <w:szCs w:val="28"/>
+                              </w:rPr>
+                            </w:pPr>
+                            <w:r>
+                              <w:rPr>
+                                <w:rFonts w:asciiTheme="majorBidi" w:hAnsiTheme="majorBidi" w:cstheme="majorBidi"/>
+                                <w:sz w:val="28"/>
+                                <w:szCs w:val="28"/>
+                              </w:rPr>
+                              <w:t>Command-based</w:t>
+                            </w:r>
+                          </w:p>
+                          <w:p>
+                            <w:pPr>
+                              <w:pStyle w:val="ListParagraph"/>
+                              <w:numPr>
+                                <w:ilvl w:val="0"/>
+                                <w:numId w:val="29"/>
+                              </w:numPr>
+                              <w:ind w:left="360"/>
+                              <w:jc w:val="both"/>
+                              <w:rPr>
+                                <w:rFonts w:asciiTheme="majorBidi" w:hAnsiTheme="majorBidi" w:cstheme="majorBidi"/>
+                                <w:sz w:val="28"/>
+                                <w:szCs w:val="28"/>
+                              </w:rPr>
+                            </w:pPr>
+                            <w:r>
+                              <w:rPr>
+                                <w:rFonts w:asciiTheme="majorBidi" w:hAnsiTheme="majorBidi" w:cstheme="majorBidi"/>
+                                <w:sz w:val="28"/>
+                                <w:szCs w:val="28"/>
+                              </w:rPr>
+                              <w:t>Immediate action</w:t>
+                            </w:r>
+                          </w:p>
+                          <w:p>
+                            <w:pPr>
+                              <w:pStyle w:val="ListParagraph"/>
+                              <w:numPr>
+                                <w:ilvl w:val="0"/>
+                                <w:numId w:val="29"/>
+                              </w:numPr>
+                              <w:ind w:left="360"/>
+                              <w:jc w:val="both"/>
+                              <w:rPr>
+                                <w:rFonts w:asciiTheme="majorBidi" w:hAnsiTheme="majorBidi" w:cstheme="majorBidi"/>
+                                <w:sz w:val="28"/>
+                                <w:szCs w:val="28"/>
+                              </w:rPr>
+                            </w:pPr>
+                            <w:r>
+                              <w:rPr>
+                                <w:rFonts w:asciiTheme="majorBidi" w:hAnsiTheme="majorBidi" w:cstheme="majorBidi"/>
+                                <w:sz w:val="28"/>
+                                <w:szCs w:val="28"/>
+                              </w:rPr>
+                              <w:t>Good for quick testing</w:t>
+                            </w:r>
+                          </w:p>
+                          <w:p>
+                            <w:pPr>
+                              <w:pStyle w:val="ListParagraph"/>
+                              <w:numPr>
+                                <w:ilvl w:val="0"/>
+                                <w:numId w:val="29"/>
+                              </w:numPr>
+                              <w:ind w:left="360"/>
+                              <w:jc w:val="both"/>
+                              <w:rPr>
+                                <w:rFonts w:asciiTheme="majorBidi" w:hAnsiTheme="majorBidi" w:cstheme="majorBidi"/>
+                                <w:sz w:val="28"/>
+                                <w:szCs w:val="28"/>
+                              </w:rPr>
+                            </w:pPr>
+                            <w:r>
+                              <w:rPr>
+                                <w:rFonts w:asciiTheme="majorBidi" w:hAnsiTheme="majorBidi" w:cstheme="majorBidi"/>
+                                <w:sz w:val="28"/>
+                                <w:szCs w:val="28"/>
+                              </w:rPr>
+                              <w:t>Harder to track changes in production</w:t>
+                            </w:r>
+                          </w:p>
+                        </w:txbxContent>
+                      </wps:txbx>
+                      <wps:bodyPr rot="0" spcFirstLastPara="0" vertOverflow="overflow" horzOverflow="overflow" vert="horz" wrap="square" lIns="91440" tIns="45720" rIns="91440" bIns="45720" numCol="1" spcCol="0" rtlCol="0" fromWordArt="0" anchor="ctr" anchorCtr="0" forceAA="0" compatLnSpc="1">
+                        <a:prstTxWarp prst="textNoShape">
+                          <a:avLst/>
+                        </a:prstTxWarp>
+                        <a:noAutofit/>
+                      </wps:bodyPr>
+                    </wps:wsp>
+                  </a:graphicData>
+                </a:graphic>
+                <wp14:sizeRelH relativeFrom="margin">
+                  <wp14:pctWidth>0</wp14:pctWidth>
+                </wp14:sizeRelH>
+                <wp14:sizeRelV relativeFrom="margin">
+                  <wp14:pctHeight>0</wp14:pctHeight>
+                </wp14:sizeRelV>
+              </wp:anchor>
+            </w:drawing>
+          </mc:Choice>
+          <mc:Fallback>
+            <w:pict>
+              <v:rect w14:anchorId="50026BDB" id="Rectangle 1" o:spid="_x0000_s1026" style="position:absolute;left:0;text-align:left;margin-left:0;margin-top:0;width:537.6pt;height:327pt;z-index:251659264;visibility:visible;mso-wrap-style:square;mso-width-percent:0;mso-height-percent:0;mso-wrap-distance-left:9pt;mso-wrap-distance-top:0;mso-wrap-distance-right:9pt;mso-wrap-distance-bottom:0;mso-position-horizontal:left;mso-position-horizontal-relative:margin;mso-position-vertical:absolute;mso-position-vertical-relative:text;mso-width-percent:0;mso-height-percent:0;mso-width-relative:margin;mso-height-relative:margin;v-text-anchor:middle" o:gfxdata="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" fillcolor="#555 [2160]" strokecolor="black [3200]" strokeweight=".5pt">
+                <v:fill color2="#313131 [2608]" rotate="t" colors="0 #9b9b9b;.5 #8e8e8e;1 #797979" focus="100%" type="gradient">
+                  <o:fill v:ext="view" type="gradientUnscaled"/>
+                </v:fill>
+                <v:textbox>
+                  <w:txbxContent>
+                    <w:p>
+                      <w:pPr>
+                        <w:spacing w:after="120"/>
+                        <w:jc w:val="both"/>
+                        <w:rPr>
+                          <w:rFonts w:asciiTheme="majorBidi" w:hAnsiTheme="majorBidi" w:cstheme="majorBidi"/>
+                          <w:sz w:val="28"/>
+                          <w:szCs w:val="28"/>
+                        </w:rPr>
+                      </w:pPr>
+                      <w:r>
+                        <w:rPr>
+                          <w:rFonts w:asciiTheme="majorBidi" w:hAnsiTheme="majorBidi" w:cstheme="majorBidi"/>
+                          <w:sz w:val="28"/>
+                          <w:szCs w:val="28"/>
+                        </w:rPr>
+                        <w:t>In Kubernetes (and infrastructure in general), imperative and declarative describe two different ways of telling the system what you want.</w:t>
+                      </w:r>
+                    </w:p>
+                    <w:p>
+                      <w:pPr>
+                        <w:spacing w:after="60"/>
+                        <w:jc w:val="both"/>
+                        <w:rPr>
+                          <w:rFonts w:asciiTheme="majorBidi" w:hAnsiTheme="majorBidi" w:cstheme="majorBidi"/>
+                          <w:b/>
+                          <w:bCs/>
+                          <w:sz w:val="32"/>
+                          <w:szCs w:val="32"/>
+                        </w:rPr>
+                      </w:pPr>
+                      <w:r>
+                        <w:rPr>
+                          <w:rFonts w:asciiTheme="majorBidi" w:hAnsiTheme="majorBidi" w:cstheme="majorBidi"/>
+                          <w:b/>
+                          <w:bCs/>
+                          <w:sz w:val="32"/>
+                          <w:szCs w:val="32"/>
+                        </w:rPr>
+                        <w:t>Imperative Approach</w:t>
+                      </w:r>
+                      <w:r>
+                        <w:rPr>
+                          <w:rFonts w:asciiTheme="majorBidi" w:hAnsiTheme="majorBidi" w:cstheme="majorBidi"/>
+                          <w:b/>
+                          <w:bCs/>
+                          <w:sz w:val="32"/>
+                          <w:szCs w:val="32"/>
+                        </w:rPr>
+                        <w:t>:</w:t>
+                      </w:r>
+                    </w:p>
+                    <w:p>
+                      <w:pPr>
+                        <w:spacing w:after="60"/>
+                        <w:jc w:val="both"/>
+                        <w:rPr>
+                          <w:rFonts w:asciiTheme="majorBidi" w:hAnsiTheme="majorBidi" w:cstheme="majorBidi"/>
+                          <w:sz w:val="28"/>
+                          <w:szCs w:val="28"/>
+                        </w:rPr>
+                      </w:pPr>
+                      <w:r>
+                        <w:rPr>
+                          <w:rFonts w:asciiTheme="majorBidi" w:hAnsiTheme="majorBidi" w:cstheme="majorBidi"/>
+                          <w:sz w:val="28"/>
+                          <w:szCs w:val="28"/>
+                        </w:rPr>
+                        <w:t>Imperative means you tell the system exactly what command to run and how to do it.</w:t>
+                      </w:r>
+                      <w:r>
+                        <w:rPr>
+                          <w:rFonts w:asciiTheme="majorBidi" w:hAnsiTheme="majorBidi" w:cstheme="majorBidi"/>
+                          <w:sz w:val="28"/>
+                          <w:szCs w:val="28"/>
+                        </w:rPr>
+                        <w:t xml:space="preserve"> </w:t>
+                      </w:r>
+                      <w:r>
+                        <w:rPr>
+                          <w:rFonts w:asciiTheme="majorBidi" w:hAnsiTheme="majorBidi" w:cstheme="majorBidi"/>
+                          <w:sz w:val="28"/>
+                          <w:szCs w:val="28"/>
+                        </w:rPr>
+                        <w:t>You give step‑by‑step instructions.</w:t>
+                      </w:r>
+                      <w:r>
+                        <w:rPr>
+                          <w:rFonts w:asciiTheme="majorBidi" w:hAnsiTheme="majorBidi" w:cstheme="majorBidi"/>
+                          <w:sz w:val="28"/>
+                          <w:szCs w:val="28"/>
+                        </w:rPr>
+                        <w:t xml:space="preserve"> </w:t>
+                      </w:r>
+                      <w:r>
+                        <w:rPr>
+                          <w:rFonts w:asciiTheme="majorBidi" w:hAnsiTheme="majorBidi" w:cstheme="majorBidi"/>
+                          <w:sz w:val="28"/>
+                          <w:szCs w:val="28"/>
+                        </w:rPr>
+                        <w:t>Example:</w:t>
+                      </w:r>
+                    </w:p>
+                    <w:p>
+                      <w:pPr>
+                        <w:spacing w:after="60"/>
+                        <w:jc w:val="both"/>
+                        <w:rPr>
+                          <w:rFonts w:asciiTheme="majorBidi" w:hAnsiTheme="majorBidi" w:cstheme="majorBidi"/>
+                          <w:sz w:val="28"/>
+                          <w:szCs w:val="28"/>
+                        </w:rPr>
+                      </w:pPr>
+                      <w:proofErr w:type="spellStart"/>
+                      <w:r>
+                        <w:rPr>
+                          <w:rFonts w:asciiTheme="majorBidi" w:hAnsiTheme="majorBidi" w:cstheme="majorBidi"/>
+                          <w:b/>
+                          <w:bCs/>
+                          <w:i/>
+                          <w:iCs/>
+                          <w:sz w:val="28"/>
+                          <w:szCs w:val="28"/>
+                        </w:rPr>
+                        <w:t>kubectl</w:t>
+                      </w:r>
+                      <w:proofErr w:type="spellEnd"/>
+                      <w:r>
+                        <w:rPr>
+                          <w:rFonts w:asciiTheme="majorBidi" w:hAnsiTheme="majorBidi" w:cstheme="majorBidi"/>
+                          <w:b/>
+                          <w:bCs/>
+                          <w:i/>
+                          <w:iCs/>
+                          <w:sz w:val="28"/>
+                          <w:szCs w:val="28"/>
+                        </w:rPr>
+                        <w:t xml:space="preserve"> run nginx --image=nginx</w:t>
+                      </w:r>
+                      <w:r>
+                        <w:rPr>
+                          <w:rFonts w:asciiTheme="majorBidi" w:hAnsiTheme="majorBidi" w:cstheme="majorBidi"/>
+                          <w:sz w:val="28"/>
+                          <w:szCs w:val="28"/>
+                        </w:rPr>
+                        <w:t xml:space="preserve"> </w:t>
+                      </w:r>
+                      <w:r>
+                        <w:rPr>
+                          <w:rFonts w:asciiTheme="majorBidi" w:hAnsiTheme="majorBidi" w:cstheme="majorBidi"/>
+                          <w:sz w:val="28"/>
+                          <w:szCs w:val="28"/>
+                        </w:rPr>
+                        <w:t xml:space="preserve">→ </w:t>
+                      </w:r>
+                      <w:r>
+                        <w:rPr>
+                          <w:rFonts w:asciiTheme="majorBidi" w:hAnsiTheme="majorBidi" w:cstheme="majorBidi"/>
+                          <w:sz w:val="28"/>
+                          <w:szCs w:val="28"/>
+                        </w:rPr>
+                        <w:t>Here you are explicitly instructing Kubernetes:</w:t>
+                      </w:r>
+                    </w:p>
+                    <w:p>
+                      <w:pPr>
+                        <w:pStyle w:val="ListParagraph"/>
+                        <w:numPr>
+                          <w:ilvl w:val="0"/>
+                          <w:numId w:val="28"/>
+                        </w:numPr>
+                        <w:ind w:left="360"/>
+                        <w:jc w:val="both"/>
+                        <w:rPr>
+                          <w:rFonts w:asciiTheme="majorBidi" w:hAnsiTheme="majorBidi" w:cstheme="majorBidi"/>
+                          <w:sz w:val="28"/>
+                          <w:szCs w:val="28"/>
+                        </w:rPr>
+                      </w:pPr>
+                      <w:r>
+                        <w:rPr>
+                          <w:rFonts w:asciiTheme="majorBidi" w:hAnsiTheme="majorBidi" w:cstheme="majorBidi"/>
+                          <w:sz w:val="28"/>
+                          <w:szCs w:val="28"/>
+                        </w:rPr>
+                        <w:t>Run a Pod</w:t>
+                      </w:r>
+                    </w:p>
+                    <w:p>
+                      <w:pPr>
+                        <w:pStyle w:val="ListParagraph"/>
+                        <w:numPr>
+                          <w:ilvl w:val="0"/>
+                          <w:numId w:val="28"/>
+                        </w:numPr>
+                        <w:ind w:left="360"/>
+                        <w:jc w:val="both"/>
+                        <w:rPr>
+                          <w:rFonts w:asciiTheme="majorBidi" w:hAnsiTheme="majorBidi" w:cstheme="majorBidi"/>
+                          <w:sz w:val="28"/>
+                          <w:szCs w:val="28"/>
+                        </w:rPr>
+                      </w:pPr>
+                      <w:r>
+                        <w:rPr>
+                          <w:rFonts w:asciiTheme="majorBidi" w:hAnsiTheme="majorBidi" w:cstheme="majorBidi"/>
+                          <w:sz w:val="28"/>
+                          <w:szCs w:val="28"/>
+                        </w:rPr>
+                        <w:t>Use the nginx image</w:t>
+                      </w:r>
+                    </w:p>
+                    <w:p>
+                      <w:pPr>
+                        <w:pStyle w:val="ListParagraph"/>
+                        <w:numPr>
+                          <w:ilvl w:val="0"/>
+                          <w:numId w:val="28"/>
+                        </w:numPr>
+                        <w:spacing w:after="60"/>
+                        <w:ind w:left="360"/>
+                        <w:jc w:val="both"/>
+                        <w:rPr>
+                          <w:rFonts w:asciiTheme="majorBidi" w:hAnsiTheme="majorBidi" w:cstheme="majorBidi"/>
+                          <w:sz w:val="28"/>
+                          <w:szCs w:val="28"/>
+                        </w:rPr>
+                      </w:pPr>
+                      <w:r>
+                        <w:rPr>
+                          <w:rFonts w:asciiTheme="majorBidi" w:hAnsiTheme="majorBidi" w:cstheme="majorBidi"/>
+                          <w:sz w:val="28"/>
+                          <w:szCs w:val="28"/>
+                        </w:rPr>
+                        <w:t>Create it right now</w:t>
+                      </w:r>
+                    </w:p>
+                    <w:p>
+                      <w:pPr>
+                        <w:spacing w:after="60"/>
+                        <w:jc w:val="both"/>
+                        <w:rPr>
+                          <w:rFonts w:asciiTheme="majorBidi" w:hAnsiTheme="majorBidi" w:cstheme="majorBidi"/>
+                          <w:sz w:val="28"/>
+                          <w:szCs w:val="28"/>
+                        </w:rPr>
+                      </w:pPr>
+                      <w:r>
+                        <w:rPr>
+                          <w:rFonts w:asciiTheme="majorBidi" w:hAnsiTheme="majorBidi" w:cstheme="majorBidi"/>
+                          <w:sz w:val="28"/>
+                          <w:szCs w:val="28"/>
+                        </w:rPr>
+                        <w:t>You are issuing commands that directly change the cluster state.</w:t>
+                      </w:r>
+                    </w:p>
+                    <w:p>
+                      <w:pPr>
+                        <w:spacing w:after="60"/>
+                        <w:jc w:val="both"/>
+                        <w:rPr>
+                          <w:rFonts w:asciiTheme="majorBidi" w:hAnsiTheme="majorBidi" w:cstheme="majorBidi"/>
+                          <w:sz w:val="28"/>
+                          <w:szCs w:val="28"/>
+                        </w:rPr>
+                      </w:pPr>
+                      <w:r>
+                        <w:rPr>
+                          <w:rFonts w:asciiTheme="majorBidi" w:hAnsiTheme="majorBidi" w:cstheme="majorBidi"/>
+                          <w:sz w:val="28"/>
+                          <w:szCs w:val="28"/>
+                        </w:rPr>
+                        <w:t>Characteristics:</w:t>
+                      </w:r>
+                    </w:p>
+                    <w:p>
+                      <w:pPr>
+                        <w:pStyle w:val="ListParagraph"/>
+                        <w:numPr>
+                          <w:ilvl w:val="0"/>
+                          <w:numId w:val="29"/>
+                        </w:numPr>
+                        <w:ind w:left="360"/>
+                        <w:jc w:val="both"/>
+                        <w:rPr>
+                          <w:rFonts w:asciiTheme="majorBidi" w:hAnsiTheme="majorBidi" w:cstheme="majorBidi"/>
+                          <w:sz w:val="28"/>
+                          <w:szCs w:val="28"/>
+                        </w:rPr>
+                      </w:pPr>
+                      <w:r>
+                        <w:rPr>
+                          <w:rFonts w:asciiTheme="majorBidi" w:hAnsiTheme="majorBidi" w:cstheme="majorBidi"/>
+                          <w:sz w:val="28"/>
+                          <w:szCs w:val="28"/>
+                        </w:rPr>
+                        <w:t>Command-based</w:t>
+                      </w:r>
+                    </w:p>
+                    <w:p>
+                      <w:pPr>
+                        <w:pStyle w:val="ListParagraph"/>
+                        <w:numPr>
+                          <w:ilvl w:val="0"/>
+                          <w:numId w:val="29"/>
+                        </w:numPr>
+                        <w:ind w:left="360"/>
+                        <w:jc w:val="both"/>
+                        <w:rPr>
+                          <w:rFonts w:asciiTheme="majorBidi" w:hAnsiTheme="majorBidi" w:cstheme="majorBidi"/>
+                          <w:sz w:val="28"/>
+                          <w:szCs w:val="28"/>
+                        </w:rPr>
+                      </w:pPr>
+                      <w:r>
+                        <w:rPr>
+                          <w:rFonts w:asciiTheme="majorBidi" w:hAnsiTheme="majorBidi" w:cstheme="majorBidi"/>
+                          <w:sz w:val="28"/>
+                          <w:szCs w:val="28"/>
+                        </w:rPr>
+                        <w:t>Immediate action</w:t>
+                      </w:r>
+                    </w:p>
+                    <w:p>
+                      <w:pPr>
+                        <w:pStyle w:val="ListParagraph"/>
+                        <w:numPr>
+                          <w:ilvl w:val="0"/>
+                          <w:numId w:val="29"/>
+                        </w:numPr>
+                        <w:ind w:left="360"/>
+                        <w:jc w:val="both"/>
+                        <w:rPr>
+                          <w:rFonts w:asciiTheme="majorBidi" w:hAnsiTheme="majorBidi" w:cstheme="majorBidi"/>
+                          <w:sz w:val="28"/>
+                          <w:szCs w:val="28"/>
+                        </w:rPr>
+                      </w:pPr>
+                      <w:r>
+                        <w:rPr>
+                          <w:rFonts w:asciiTheme="majorBidi" w:hAnsiTheme="majorBidi" w:cstheme="majorBidi"/>
+                          <w:sz w:val="28"/>
+                          <w:szCs w:val="28"/>
+                        </w:rPr>
+                        <w:t>Good for quick testing</w:t>
+                      </w:r>
+                    </w:p>
+                    <w:p>
+                      <w:pPr>
+                        <w:pStyle w:val="ListParagraph"/>
+                        <w:numPr>
+                          <w:ilvl w:val="0"/>
+                          <w:numId w:val="29"/>
+                        </w:numPr>
+                        <w:ind w:left="360"/>
+                        <w:jc w:val="both"/>
+                        <w:rPr>
+                          <w:rFonts w:asciiTheme="majorBidi" w:hAnsiTheme="majorBidi" w:cstheme="majorBidi"/>
+                          <w:sz w:val="28"/>
+                          <w:szCs w:val="28"/>
+                        </w:rPr>
+                      </w:pPr>
+                      <w:r>
+                        <w:rPr>
+                          <w:rFonts w:asciiTheme="majorBidi" w:hAnsiTheme="majorBidi" w:cstheme="majorBidi"/>
+                          <w:sz w:val="28"/>
+                          <w:szCs w:val="28"/>
+                        </w:rPr>
+                        <w:t>Harder to track changes in production</w:t>
+                      </w:r>
+                    </w:p>
+                  </w:txbxContent>
+                </v:textbox>
+                <w10:wrap anchorx="margin"/>
+              </v:rect>
+            </w:pict>
+          </mc:Fallback>
+        </mc:AlternateContent>
+      </w:r>
+    </w:p>
+    <w:p>
+      <w:pPr>
+        <w:jc w:val="both"/>
+        <w:rPr>
+          <w:rFonts w:asciiTheme="majorBidi" w:hAnsiTheme="majorBidi" w:cstheme="majorBidi"/>
+          <w:sz w:val="28"/>
+          <w:szCs w:val="28"/>
+        </w:rPr>
+      </w:pPr>
+    </w:p>
+    <w:p>
+      <w:pPr>
+        <w:jc w:val="both"/>
+        <w:rPr>
+          <w:rFonts w:asciiTheme="majorBidi" w:hAnsiTheme="majorBidi" w:cstheme="majorBidi"/>
+          <w:sz w:val="28"/>
+          <w:szCs w:val="28"/>
+        </w:rPr>
+      </w:pPr>
+    </w:p>
+    <w:p>
+      <w:pPr>
+        <w:jc w:val="both"/>
+        <w:rPr>
+          <w:rFonts w:asciiTheme="majorBidi" w:hAnsiTheme="majorBidi" w:cstheme="majorBidi"/>
+          <w:sz w:val="28"/>
+          <w:szCs w:val="28"/>
+        </w:rPr>
+      </w:pPr>
+    </w:p>
+    <w:p>
+      <w:pPr>
+        <w:jc w:val="both"/>
+        <w:rPr>
+          <w:rFonts w:asciiTheme="majorBidi" w:hAnsiTheme="majorBidi" w:cstheme="majorBidi"/>
+          <w:sz w:val="28"/>
+          <w:szCs w:val="28"/>
+        </w:rPr>
+      </w:pPr>
+    </w:p>
+    <w:p>
+      <w:pPr>
+        <w:jc w:val="both"/>
+        <w:rPr>
+          <w:rFonts w:asciiTheme="majorBidi" w:hAnsiTheme="majorBidi" w:cstheme="majorBidi"/>
+          <w:sz w:val="28"/>
+          <w:szCs w:val="28"/>
+        </w:rPr>
+      </w:pPr>
+    </w:p>
+    <w:p>
+      <w:pPr>
+        <w:jc w:val="both"/>
+        <w:rPr>
+          <w:rFonts w:asciiTheme="majorBidi" w:hAnsiTheme="majorBidi" w:cstheme="majorBidi"/>
+          <w:sz w:val="28"/>
+          <w:szCs w:val="28"/>
+        </w:rPr>
+      </w:pPr>
+    </w:p>
+    <w:p>
+      <w:pPr>
+        <w:jc w:val="both"/>
+        <w:rPr>
+          <w:rFonts w:asciiTheme="majorBidi" w:hAnsiTheme="majorBidi" w:cstheme="majorBidi"/>
+          <w:sz w:val="28"/>
+          <w:szCs w:val="28"/>
+        </w:rPr>
+      </w:pPr>
+    </w:p>
+    <w:p>
+      <w:pPr>
+        <w:jc w:val="both"/>
+        <w:rPr>
+          <w:rFonts w:asciiTheme="majorBidi" w:hAnsiTheme="majorBidi" w:cstheme="majorBidi"/>
+          <w:sz w:val="28"/>
+          <w:szCs w:val="28"/>
+        </w:rPr>
+      </w:pPr>
+    </w:p>
+    <w:p>
+      <w:pPr>
+        <w:jc w:val="both"/>
+        <w:rPr>
+          <w:rFonts w:asciiTheme="majorBidi" w:hAnsiTheme="majorBidi" w:cstheme="majorBidi"/>
+          <w:sz w:val="28"/>
+          <w:szCs w:val="28"/>
+        </w:rPr>
+      </w:pPr>
+    </w:p>
+    <w:p>
+      <w:pPr>
+        <w:jc w:val="both"/>
+        <w:rPr>
+          <w:rFonts w:asciiTheme="majorBidi" w:hAnsiTheme="majorBidi" w:cstheme="majorBidi"/>
+          <w:sz w:val="28"/>
+          <w:szCs w:val="28"/>
+        </w:rPr>
+      </w:pPr>
+    </w:p>
+    <w:p>
+      <w:pPr>
+        <w:jc w:val="both"/>
+        <w:rPr>
+          <w:rFonts w:asciiTheme="majorBidi" w:hAnsiTheme="majorBidi" w:cstheme="majorBidi"/>
+          <w:sz w:val="28"/>
+          <w:szCs w:val="28"/>
+        </w:rPr>
+      </w:pPr>
+    </w:p>
+    <w:p>
+      <w:pPr>
+        <w:jc w:val="both"/>
+        <w:rPr>
+          <w:rFonts w:asciiTheme="majorBidi" w:hAnsiTheme="majorBidi" w:cstheme="majorBidi"/>
+          <w:sz w:val="28"/>
+          <w:szCs w:val="28"/>
+        </w:rPr>
+      </w:pPr>
+      <w:r>
+        <w:rPr>
+          <w:rFonts w:asciiTheme="majorBidi" w:hAnsiTheme="majorBidi" w:cstheme="majorBidi"/>
+          <w:noProof/>
+          <w:sz w:val="28"/>
+          <w:szCs w:val="28"/>
+        </w:rPr>
+        <w:lastRenderedPageBreak/>
+        <mc:AlternateContent>
+          <mc:Choice Requires="wps">
+            <w:drawing>
+              <wp:anchor distT="0" distB="0" distL="114300" distR="114300" simplePos="0" relativeHeight="251661312" behindDoc="0" locked="0" layoutInCell="1" allowOverlap="1" wp14:anchorId="13685499" wp14:editId="209E9A9D">
+                <wp:simplePos x="0" y="0"/>
+                <wp:positionH relativeFrom="margin">
+                  <wp:align>right</wp:align>
+                </wp:positionH>
+                <wp:positionV relativeFrom="paragraph">
+                  <wp:posOffset>0</wp:posOffset>
+                </wp:positionV>
+                <wp:extent cx="6842760" cy="9121140"/>
+                <wp:effectExtent l="0" t="0" r="15240" b="22860"/>
+                <wp:wrapNone/>
+                <wp:docPr id="485289827" name="Rectangle 1"/>
+                <wp:cNvGraphicFramePr/>
+                <a:graphic xmlns:a="http://schemas.openxmlformats.org/drawingml/2006/main">
+                  <a:graphicData uri="http://schemas.microsoft.com/office/word/2010/wordprocessingShape">
+                    <wps:wsp>
+                      <wps:cNvSpPr/>
+                      <wps:spPr>
+                        <a:xfrm>
+                          <a:off x="0" y="0"/>
+                          <a:ext cx="6842760" cy="9121140"/>
+                        </a:xfrm>
+                        <a:prstGeom prst="rect">
+                          <a:avLst/>
+                        </a:prstGeom>
+                      </wps:spPr>
+                      <wps:style>
+                        <a:lnRef idx="1">
+                          <a:schemeClr val="dk1"/>
+                        </a:lnRef>
+                        <a:fillRef idx="2">
+                          <a:schemeClr val="dk1"/>
+                        </a:fillRef>
+                        <a:effectRef idx="1">
+                          <a:schemeClr val="dk1"/>
+                        </a:effectRef>
+                        <a:fontRef idx="minor">
+                          <a:schemeClr val="dk1"/>
+                        </a:fontRef>
+                      </wps:style>
+                      <wps:txbx>
+                        <w:txbxContent>
+                          <w:p>
+                            <w:pPr>
+                              <w:spacing w:after="60"/>
+                              <w:jc w:val="both"/>
+                              <w:rPr>
+                                <w:rFonts w:asciiTheme="majorBidi" w:hAnsiTheme="majorBidi" w:cstheme="majorBidi"/>
+                                <w:sz w:val="28"/>
+                                <w:szCs w:val="28"/>
+                              </w:rPr>
+                            </w:pPr>
+                            <w:r>
+                              <w:rPr>
+                                <w:rFonts w:asciiTheme="majorBidi" w:hAnsiTheme="majorBidi" w:cstheme="majorBidi"/>
+                                <w:sz w:val="28"/>
+                                <w:szCs w:val="28"/>
+                              </w:rPr>
+                              <w:t>Another example:</w:t>
+                            </w:r>
+                          </w:p>
+                          <w:p>
+                            <w:pPr>
+                              <w:spacing w:after="60"/>
+                              <w:jc w:val="both"/>
+                              <w:rPr>
+                                <w:rFonts w:asciiTheme="majorBidi" w:hAnsiTheme="majorBidi" w:cstheme="majorBidi"/>
+                                <w:sz w:val="28"/>
+                                <w:szCs w:val="28"/>
+                              </w:rPr>
+                            </w:pPr>
+                            <w:proofErr w:type="spellStart"/>
+                            <w:r>
+                              <w:rPr>
+                                <w:rFonts w:asciiTheme="majorBidi" w:hAnsiTheme="majorBidi" w:cstheme="majorBidi"/>
+                                <w:b/>
+                                <w:bCs/>
+                                <w:i/>
+                                <w:iCs/>
+                                <w:sz w:val="28"/>
+                                <w:szCs w:val="28"/>
+                              </w:rPr>
+                              <w:t>kubectl</w:t>
+                            </w:r>
+                            <w:proofErr w:type="spellEnd"/>
+                            <w:r>
+                              <w:rPr>
+                                <w:rFonts w:asciiTheme="majorBidi" w:hAnsiTheme="majorBidi" w:cstheme="majorBidi"/>
+                                <w:b/>
+                                <w:bCs/>
+                                <w:i/>
+                                <w:iCs/>
+                                <w:sz w:val="28"/>
+                                <w:szCs w:val="28"/>
+                              </w:rPr>
+                              <w:t xml:space="preserve"> scale deployment nginx --replicas=3</w:t>
+                            </w:r>
+                            <w:r>
+                              <w:rPr>
+                                <w:rFonts w:asciiTheme="majorBidi" w:hAnsiTheme="majorBidi" w:cstheme="majorBidi"/>
+                                <w:sz w:val="28"/>
+                                <w:szCs w:val="28"/>
+                              </w:rPr>
+                              <w:t xml:space="preserve"> </w:t>
+                            </w:r>
+                            <w:r>
+                              <w:rPr>
+                                <w:rFonts w:asciiTheme="majorBidi" w:hAnsiTheme="majorBidi" w:cstheme="majorBidi"/>
+                                <w:sz w:val="28"/>
+                                <w:szCs w:val="28"/>
+                              </w:rPr>
+                              <w:t xml:space="preserve">→ </w:t>
+                            </w:r>
+                            <w:r>
+                              <w:rPr>
+                                <w:rFonts w:asciiTheme="majorBidi" w:hAnsiTheme="majorBidi" w:cstheme="majorBidi"/>
+                                <w:sz w:val="28"/>
+                                <w:szCs w:val="28"/>
+                              </w:rPr>
+                              <w:t>You directly command Kubernetes to change the number of replicas.</w:t>
+                            </w:r>
+                          </w:p>
+                          <w:p>
+                            <w:pPr>
+                              <w:spacing w:after="120"/>
+                              <w:jc w:val="both"/>
+                              <w:rPr>
+                                <w:rFonts w:asciiTheme="majorBidi" w:hAnsiTheme="majorBidi" w:cstheme="majorBidi"/>
+                                <w:sz w:val="28"/>
+                                <w:szCs w:val="28"/>
+                              </w:rPr>
+                            </w:pPr>
+                            <w:r>
+                              <w:rPr>
+                                <w:rFonts w:asciiTheme="majorBidi" w:hAnsiTheme="majorBidi" w:cstheme="majorBidi"/>
+                                <w:sz w:val="28"/>
+                                <w:szCs w:val="28"/>
+                              </w:rPr>
+                              <w:t>So imperative = “Do this action now.”</w:t>
+                            </w:r>
+                          </w:p>
+                          <w:p>
+                            <w:pPr>
+                              <w:spacing w:after="60"/>
+                              <w:jc w:val="both"/>
+                              <w:rPr>
+                                <w:rFonts w:asciiTheme="majorBidi" w:hAnsiTheme="majorBidi" w:cstheme="majorBidi"/>
+                                <w:b/>
+                                <w:bCs/>
+                                <w:sz w:val="32"/>
+                                <w:szCs w:val="32"/>
+                              </w:rPr>
+                            </w:pPr>
+                            <w:r>
+                              <w:rPr>
+                                <w:rFonts w:asciiTheme="majorBidi" w:hAnsiTheme="majorBidi" w:cstheme="majorBidi"/>
+                                <w:b/>
+                                <w:bCs/>
+                                <w:sz w:val="32"/>
+                                <w:szCs w:val="32"/>
+                              </w:rPr>
+                              <w:t>Declarative Approach</w:t>
+                            </w:r>
+                            <w:r>
+                              <w:rPr>
+                                <w:rFonts w:asciiTheme="majorBidi" w:hAnsiTheme="majorBidi" w:cstheme="majorBidi"/>
+                                <w:b/>
+                                <w:bCs/>
+                                <w:sz w:val="32"/>
+                                <w:szCs w:val="32"/>
+                              </w:rPr>
+                              <w:t>:</w:t>
+                            </w:r>
+                          </w:p>
+                          <w:p>
+                            <w:pPr>
+                              <w:spacing w:after="60"/>
+                              <w:jc w:val="both"/>
+                              <w:rPr>
+                                <w:rFonts w:asciiTheme="majorBidi" w:hAnsiTheme="majorBidi" w:cstheme="majorBidi"/>
+                                <w:sz w:val="28"/>
+                                <w:szCs w:val="28"/>
+                              </w:rPr>
+                            </w:pPr>
+                            <w:r>
+                              <w:rPr>
+                                <w:rFonts w:asciiTheme="majorBidi" w:hAnsiTheme="majorBidi" w:cstheme="majorBidi"/>
+                                <w:sz w:val="28"/>
+                                <w:szCs w:val="28"/>
+                              </w:rPr>
+                              <w:t>Declarative means you describe the desired final state, and Kubernetes figures out how to reach that state.</w:t>
+                            </w:r>
+                            <w:r>
+                              <w:rPr>
+                                <w:rFonts w:asciiTheme="majorBidi" w:hAnsiTheme="majorBidi" w:cstheme="majorBidi"/>
+                                <w:sz w:val="28"/>
+                                <w:szCs w:val="28"/>
+                              </w:rPr>
+                              <w:t xml:space="preserve"> </w:t>
+                            </w:r>
+                            <w:r>
+                              <w:rPr>
+                                <w:rFonts w:asciiTheme="majorBidi" w:hAnsiTheme="majorBidi" w:cstheme="majorBidi"/>
+                                <w:sz w:val="28"/>
+                                <w:szCs w:val="28"/>
+                              </w:rPr>
+                              <w:t>Instead of giving commands, you write a YAML configuration file.</w:t>
+                            </w:r>
+                            <w:r>
+                              <w:rPr>
+                                <w:rFonts w:asciiTheme="majorBidi" w:hAnsiTheme="majorBidi" w:cstheme="majorBidi"/>
+                                <w:sz w:val="28"/>
+                                <w:szCs w:val="28"/>
+                              </w:rPr>
+                              <w:t xml:space="preserve"> Example:</w:t>
+                            </w:r>
+                          </w:p>
+                          <w:p>
+                            <w:pPr>
+                              <w:jc w:val="both"/>
+                              <w:rPr>
+                                <w:rFonts w:asciiTheme="majorBidi" w:hAnsiTheme="majorBidi" w:cstheme="majorBidi"/>
+                                <w:sz w:val="28"/>
+                                <w:szCs w:val="28"/>
+                              </w:rPr>
+                            </w:pPr>
+                          </w:p>
+                          <w:p>
+                            <w:pPr>
+                              <w:jc w:val="both"/>
+                              <w:rPr>
+                                <w:rFonts w:asciiTheme="majorBidi" w:hAnsiTheme="majorBidi" w:cstheme="majorBidi"/>
+                                <w:sz w:val="28"/>
+                                <w:szCs w:val="28"/>
+                              </w:rPr>
+                            </w:pPr>
+                          </w:p>
+                          <w:p>
+                            <w:pPr>
+                              <w:jc w:val="both"/>
+                              <w:rPr>
+                                <w:rFonts w:asciiTheme="majorBidi" w:hAnsiTheme="majorBidi" w:cstheme="majorBidi"/>
+                                <w:sz w:val="28"/>
+                                <w:szCs w:val="28"/>
+                              </w:rPr>
+                            </w:pPr>
+                          </w:p>
+                          <w:p>
+                            <w:pPr>
+                              <w:jc w:val="both"/>
+                              <w:rPr>
+                                <w:rFonts w:asciiTheme="majorBidi" w:hAnsiTheme="majorBidi" w:cstheme="majorBidi"/>
+                                <w:sz w:val="28"/>
+                                <w:szCs w:val="28"/>
+                              </w:rPr>
+                            </w:pPr>
+                          </w:p>
+                          <w:p>
+                            <w:pPr>
+                              <w:jc w:val="both"/>
+                              <w:rPr>
+                                <w:rFonts w:asciiTheme="majorBidi" w:hAnsiTheme="majorBidi" w:cstheme="majorBidi"/>
+                                <w:sz w:val="28"/>
+                                <w:szCs w:val="28"/>
+                              </w:rPr>
+                            </w:pPr>
+                          </w:p>
+                          <w:p>
+                            <w:pPr>
+                              <w:jc w:val="both"/>
+                              <w:rPr>
+                                <w:rFonts w:asciiTheme="majorBidi" w:hAnsiTheme="majorBidi" w:cstheme="majorBidi"/>
+                                <w:sz w:val="28"/>
+                                <w:szCs w:val="28"/>
+                              </w:rPr>
+                            </w:pPr>
+                          </w:p>
+                          <w:p>
+                            <w:pPr>
+                              <w:jc w:val="both"/>
+                              <w:rPr>
+                                <w:rFonts w:asciiTheme="majorBidi" w:hAnsiTheme="majorBidi" w:cstheme="majorBidi"/>
+                                <w:sz w:val="28"/>
+                                <w:szCs w:val="28"/>
+                              </w:rPr>
+                            </w:pPr>
+                          </w:p>
+                          <w:p>
+                            <w:pPr>
+                              <w:jc w:val="both"/>
+                              <w:rPr>
+                                <w:rFonts w:asciiTheme="majorBidi" w:hAnsiTheme="majorBidi" w:cstheme="majorBidi"/>
+                                <w:sz w:val="28"/>
+                                <w:szCs w:val="28"/>
+                              </w:rPr>
+                            </w:pPr>
+                          </w:p>
+                          <w:p>
+                            <w:pPr>
+                              <w:jc w:val="both"/>
+                              <w:rPr>
+                                <w:rFonts w:asciiTheme="majorBidi" w:hAnsiTheme="majorBidi" w:cstheme="majorBidi"/>
+                                <w:sz w:val="28"/>
+                                <w:szCs w:val="28"/>
+                              </w:rPr>
+                            </w:pPr>
+                          </w:p>
+                          <w:p>
+                            <w:pPr>
+                              <w:jc w:val="both"/>
+                              <w:rPr>
+                                <w:rFonts w:asciiTheme="majorBidi" w:hAnsiTheme="majorBidi" w:cstheme="majorBidi"/>
+                                <w:sz w:val="28"/>
+                                <w:szCs w:val="28"/>
+                              </w:rPr>
+                            </w:pPr>
+                          </w:p>
+                          <w:p>
+                            <w:pPr>
+                              <w:jc w:val="both"/>
+                              <w:rPr>
+                                <w:rFonts w:asciiTheme="majorBidi" w:hAnsiTheme="majorBidi" w:cstheme="majorBidi"/>
+                                <w:sz w:val="28"/>
+                                <w:szCs w:val="28"/>
+                              </w:rPr>
+                            </w:pPr>
+                          </w:p>
+                          <w:p>
+                            <w:pPr>
+                              <w:jc w:val="both"/>
+                              <w:rPr>
+                                <w:rFonts w:asciiTheme="majorBidi" w:hAnsiTheme="majorBidi" w:cstheme="majorBidi"/>
+                                <w:sz w:val="28"/>
+                                <w:szCs w:val="28"/>
+                              </w:rPr>
+                            </w:pPr>
+                          </w:p>
+                          <w:p>
+                            <w:pPr>
+                              <w:jc w:val="both"/>
+                              <w:rPr>
+                                <w:rFonts w:asciiTheme="majorBidi" w:hAnsiTheme="majorBidi" w:cstheme="majorBidi"/>
+                                <w:sz w:val="12"/>
+                                <w:szCs w:val="12"/>
+                              </w:rPr>
+                            </w:pPr>
+                          </w:p>
+                          <w:p>
+                            <w:pPr>
+                              <w:spacing w:after="60"/>
+                              <w:jc w:val="both"/>
+                              <w:rPr>
+                                <w:rFonts w:asciiTheme="majorBidi" w:hAnsiTheme="majorBidi" w:cstheme="majorBidi"/>
+                                <w:sz w:val="28"/>
+                                <w:szCs w:val="28"/>
+                              </w:rPr>
+                            </w:pPr>
+                            <w:r>
+                              <w:rPr>
+                                <w:rFonts w:asciiTheme="majorBidi" w:hAnsiTheme="majorBidi" w:cstheme="majorBidi"/>
+                                <w:sz w:val="28"/>
+                                <w:szCs w:val="28"/>
+                              </w:rPr>
+                              <w:t>Then you apply it</w:t>
+                            </w:r>
+                            <w:r>
+                              <w:rPr>
+                                <w:rFonts w:asciiTheme="majorBidi" w:hAnsiTheme="majorBidi" w:cstheme="majorBidi"/>
+                                <w:sz w:val="28"/>
+                                <w:szCs w:val="28"/>
+                              </w:rPr>
+                              <w:t xml:space="preserve"> </w:t>
+                            </w:r>
+                            <w:r>
+                              <w:rPr>
+                                <w:rFonts w:asciiTheme="majorBidi" w:hAnsiTheme="majorBidi" w:cstheme="majorBidi"/>
+                                <w:sz w:val="28"/>
+                                <w:szCs w:val="28"/>
+                              </w:rPr>
+                              <w:t xml:space="preserve">→ </w:t>
+                            </w:r>
+                            <w:proofErr w:type="spellStart"/>
+                            <w:r>
+                              <w:rPr>
+                                <w:rFonts w:asciiTheme="majorBidi" w:hAnsiTheme="majorBidi" w:cstheme="majorBidi"/>
+                                <w:b/>
+                                <w:bCs/>
+                                <w:i/>
+                                <w:iCs/>
+                                <w:sz w:val="28"/>
+                                <w:szCs w:val="28"/>
+                              </w:rPr>
+                              <w:t>kubectl</w:t>
+                            </w:r>
+                            <w:proofErr w:type="spellEnd"/>
+                            <w:r>
+                              <w:rPr>
+                                <w:rFonts w:asciiTheme="majorBidi" w:hAnsiTheme="majorBidi" w:cstheme="majorBidi"/>
+                                <w:b/>
+                                <w:bCs/>
+                                <w:i/>
+                                <w:iCs/>
+                                <w:sz w:val="28"/>
+                                <w:szCs w:val="28"/>
+                              </w:rPr>
+                              <w:t xml:space="preserve"> apply -f </w:t>
+                            </w:r>
+                            <w:proofErr w:type="spellStart"/>
+                            <w:proofErr w:type="gramStart"/>
+                            <w:r>
+                              <w:rPr>
+                                <w:rFonts w:asciiTheme="majorBidi" w:hAnsiTheme="majorBidi" w:cstheme="majorBidi"/>
+                                <w:b/>
+                                <w:bCs/>
+                                <w:i/>
+                                <w:iCs/>
+                                <w:sz w:val="28"/>
+                                <w:szCs w:val="28"/>
+                              </w:rPr>
+                              <w:t>deployment.yaml</w:t>
+                            </w:r>
+                            <w:proofErr w:type="spellEnd"/>
+                            <w:proofErr w:type="gramEnd"/>
+                          </w:p>
+                          <w:p>
+                            <w:pPr>
+                              <w:spacing w:after="60"/>
+                              <w:jc w:val="both"/>
+                              <w:rPr>
+                                <w:rFonts w:asciiTheme="majorBidi" w:hAnsiTheme="majorBidi" w:cstheme="majorBidi"/>
+                                <w:sz w:val="28"/>
+                                <w:szCs w:val="28"/>
+                              </w:rPr>
+                            </w:pPr>
+                            <w:r>
+                              <w:rPr>
+                                <w:rFonts w:asciiTheme="majorBidi" w:hAnsiTheme="majorBidi" w:cstheme="majorBidi"/>
+                                <w:sz w:val="28"/>
+                                <w:szCs w:val="28"/>
+                              </w:rPr>
+                              <w:t>You are not telling Kubernetes how to create the pods.</w:t>
+                            </w:r>
+                            <w:r>
+                              <w:rPr>
+                                <w:rFonts w:asciiTheme="majorBidi" w:hAnsiTheme="majorBidi" w:cstheme="majorBidi"/>
+                                <w:sz w:val="28"/>
+                                <w:szCs w:val="28"/>
+                              </w:rPr>
+                              <w:t xml:space="preserve"> </w:t>
+                            </w:r>
+                            <w:r>
+                              <w:rPr>
+                                <w:rFonts w:asciiTheme="majorBidi" w:hAnsiTheme="majorBidi" w:cstheme="majorBidi"/>
+                                <w:sz w:val="28"/>
+                                <w:szCs w:val="28"/>
+                              </w:rPr>
+                              <w:t>You are telling Kubernetes:</w:t>
+                            </w:r>
+                            <w:r>
+                              <w:rPr>
+                                <w:rFonts w:asciiTheme="majorBidi" w:hAnsiTheme="majorBidi" w:cstheme="majorBidi"/>
+                                <w:sz w:val="28"/>
+                                <w:szCs w:val="28"/>
+                              </w:rPr>
+                              <w:t xml:space="preserve"> </w:t>
+                            </w:r>
+                            <w:r>
+                              <w:rPr>
+                                <w:rFonts w:asciiTheme="majorBidi" w:hAnsiTheme="majorBidi" w:cstheme="majorBidi"/>
+                                <w:sz w:val="28"/>
+                                <w:szCs w:val="28"/>
+                              </w:rPr>
+                              <w:t>I want a deployment with 3 nginx pods running.</w:t>
+                            </w:r>
+                            <w:r>
+                              <w:rPr>
+                                <w:rFonts w:asciiTheme="majorBidi" w:hAnsiTheme="majorBidi" w:cstheme="majorBidi"/>
+                                <w:sz w:val="28"/>
+                                <w:szCs w:val="28"/>
+                              </w:rPr>
+                              <w:t xml:space="preserve"> </w:t>
+                            </w:r>
+                            <w:r>
+                              <w:rPr>
+                                <w:rFonts w:asciiTheme="majorBidi" w:hAnsiTheme="majorBidi" w:cstheme="majorBidi"/>
+                                <w:sz w:val="28"/>
+                                <w:szCs w:val="28"/>
+                              </w:rPr>
+                              <w:t>The controllers inside the controller manager will continuously check the cluster and make sure the actual state matches this desired state.</w:t>
+                            </w:r>
+                            <w:r>
+                              <w:rPr>
+                                <w:rFonts w:asciiTheme="majorBidi" w:hAnsiTheme="majorBidi" w:cstheme="majorBidi"/>
+                                <w:sz w:val="28"/>
+                                <w:szCs w:val="28"/>
+                              </w:rPr>
+                              <w:t xml:space="preserve"> </w:t>
+                            </w:r>
+                            <w:r>
+                              <w:rPr>
+                                <w:rFonts w:asciiTheme="majorBidi" w:hAnsiTheme="majorBidi" w:cstheme="majorBidi"/>
+                                <w:sz w:val="28"/>
+                                <w:szCs w:val="28"/>
+                              </w:rPr>
+                              <w:t>If a pod dies, Kubernetes automatically recreates it.</w:t>
+                            </w:r>
+                          </w:p>
+                          <w:p>
+                            <w:pPr>
+                              <w:spacing w:after="120"/>
+                              <w:jc w:val="both"/>
+                              <w:rPr>
+                                <w:rFonts w:asciiTheme="majorBidi" w:hAnsiTheme="majorBidi" w:cstheme="majorBidi"/>
+                                <w:sz w:val="28"/>
+                                <w:szCs w:val="28"/>
+                              </w:rPr>
+                            </w:pPr>
+                            <w:proofErr w:type="gramStart"/>
+                            <w:r>
+                              <w:rPr>
+                                <w:rFonts w:asciiTheme="majorBidi" w:hAnsiTheme="majorBidi" w:cstheme="majorBidi"/>
+                                <w:sz w:val="28"/>
+                                <w:szCs w:val="28"/>
+                              </w:rPr>
+                              <w:t>So</w:t>
+                            </w:r>
+                            <w:proofErr w:type="gramEnd"/>
+                            <w:r>
+                              <w:rPr>
+                                <w:rFonts w:asciiTheme="majorBidi" w:hAnsiTheme="majorBidi" w:cstheme="majorBidi"/>
+                                <w:sz w:val="28"/>
+                                <w:szCs w:val="28"/>
+                              </w:rPr>
+                              <w:t xml:space="preserve"> declarative = “This is the state I want.”</w:t>
+                            </w:r>
+                          </w:p>
+                          <w:p>
+                            <w:pPr>
+                              <w:spacing w:after="60"/>
+                              <w:rPr>
+                                <w:rFonts w:asciiTheme="majorBidi" w:hAnsiTheme="majorBidi" w:cstheme="majorBidi"/>
+                                <w:sz w:val="28"/>
+                                <w:szCs w:val="28"/>
+                                <w:u w:val="single"/>
+                              </w:rPr>
+                            </w:pPr>
+                            <w:r>
+                              <w:rPr>
+                                <w:rFonts w:asciiTheme="majorBidi" w:hAnsiTheme="majorBidi" w:cstheme="majorBidi"/>
+                                <w:sz w:val="28"/>
+                                <w:szCs w:val="28"/>
+                                <w:u w:val="single"/>
+                              </w:rPr>
+                              <w:t>Key Difference</w:t>
+                            </w:r>
+                            <w:r>
+                              <w:rPr>
+                                <w:rFonts w:asciiTheme="majorBidi" w:hAnsiTheme="majorBidi" w:cstheme="majorBidi"/>
+                                <w:sz w:val="28"/>
+                                <w:szCs w:val="28"/>
+                                <w:u w:val="single"/>
+                              </w:rPr>
+                              <w:t>:</w:t>
+                            </w:r>
+                          </w:p>
+                          <w:p>
+                            <w:pPr>
+                              <w:pStyle w:val="ListParagraph"/>
+                              <w:numPr>
+                                <w:ilvl w:val="0"/>
+                                <w:numId w:val="30"/>
+                              </w:numPr>
+                              <w:ind w:left="360"/>
+                              <w:rPr>
+                                <w:rFonts w:asciiTheme="majorBidi" w:hAnsiTheme="majorBidi" w:cstheme="majorBidi"/>
+                                <w:b/>
+                                <w:bCs/>
+                                <w:sz w:val="28"/>
+                                <w:szCs w:val="28"/>
+                              </w:rPr>
+                            </w:pPr>
+                            <w:r>
+                              <w:rPr>
+                                <w:rFonts w:asciiTheme="majorBidi" w:hAnsiTheme="majorBidi" w:cstheme="majorBidi"/>
+                                <w:b/>
+                                <w:bCs/>
+                                <w:sz w:val="28"/>
+                                <w:szCs w:val="28"/>
+                              </w:rPr>
+                              <w:t>Imperative:</w:t>
+                            </w:r>
+                          </w:p>
+                          <w:p>
+                            <w:pPr>
+                              <w:pStyle w:val="ListParagraph"/>
+                              <w:numPr>
+                                <w:ilvl w:val="1"/>
+                                <w:numId w:val="30"/>
+                              </w:numPr>
+                              <w:ind w:left="720"/>
+                              <w:rPr>
+                                <w:rFonts w:asciiTheme="majorBidi" w:hAnsiTheme="majorBidi" w:cstheme="majorBidi"/>
+                                <w:sz w:val="28"/>
+                                <w:szCs w:val="28"/>
+                              </w:rPr>
+                            </w:pPr>
+                            <w:r>
+                              <w:rPr>
+                                <w:rFonts w:asciiTheme="majorBidi" w:hAnsiTheme="majorBidi" w:cstheme="majorBidi"/>
+                                <w:sz w:val="28"/>
+                                <w:szCs w:val="28"/>
+                              </w:rPr>
+                              <w:t>You tell Kubernetes how to do something</w:t>
+                            </w:r>
+                          </w:p>
+                          <w:p>
+                            <w:pPr>
+                              <w:pStyle w:val="ListParagraph"/>
+                              <w:numPr>
+                                <w:ilvl w:val="1"/>
+                                <w:numId w:val="30"/>
+                              </w:numPr>
+                              <w:ind w:left="720"/>
+                              <w:rPr>
+                                <w:rFonts w:asciiTheme="majorBidi" w:hAnsiTheme="majorBidi" w:cstheme="majorBidi"/>
+                                <w:sz w:val="28"/>
+                                <w:szCs w:val="28"/>
+                              </w:rPr>
+                            </w:pPr>
+                            <w:r>
+                              <w:rPr>
+                                <w:rFonts w:asciiTheme="majorBidi" w:hAnsiTheme="majorBidi" w:cstheme="majorBidi"/>
+                                <w:sz w:val="28"/>
+                                <w:szCs w:val="28"/>
+                              </w:rPr>
+                              <w:t>Command-based</w:t>
+                            </w:r>
+                          </w:p>
+                          <w:p>
+                            <w:pPr>
+                              <w:pStyle w:val="ListParagraph"/>
+                              <w:numPr>
+                                <w:ilvl w:val="1"/>
+                                <w:numId w:val="30"/>
+                              </w:numPr>
+                              <w:ind w:left="720"/>
+                              <w:jc w:val="both"/>
+                              <w:rPr>
+                                <w:rFonts w:asciiTheme="majorBidi" w:hAnsiTheme="majorBidi" w:cstheme="majorBidi"/>
+                                <w:sz w:val="28"/>
+                                <w:szCs w:val="28"/>
+                              </w:rPr>
+                            </w:pPr>
+                            <w:r>
+                              <w:rPr>
+                                <w:rFonts w:asciiTheme="majorBidi" w:hAnsiTheme="majorBidi" w:cstheme="majorBidi"/>
+                                <w:sz w:val="28"/>
+                                <w:szCs w:val="28"/>
+                              </w:rPr>
+                              <w:t xml:space="preserve">Example: </w:t>
+                            </w:r>
+                            <w:proofErr w:type="spellStart"/>
+                            <w:r>
+                              <w:rPr>
+                                <w:rFonts w:asciiTheme="majorBidi" w:hAnsiTheme="majorBidi" w:cstheme="majorBidi"/>
+                                <w:b/>
+                                <w:bCs/>
+                                <w:i/>
+                                <w:iCs/>
+                                <w:sz w:val="28"/>
+                                <w:szCs w:val="28"/>
+                              </w:rPr>
+                              <w:t>kubectl</w:t>
+                            </w:r>
+                            <w:proofErr w:type="spellEnd"/>
+                            <w:r>
+                              <w:rPr>
+                                <w:rFonts w:asciiTheme="majorBidi" w:hAnsiTheme="majorBidi" w:cstheme="majorBidi"/>
+                                <w:b/>
+                                <w:bCs/>
+                                <w:i/>
+                                <w:iCs/>
+                                <w:sz w:val="28"/>
+                                <w:szCs w:val="28"/>
+                              </w:rPr>
+                              <w:t xml:space="preserve"> run, </w:t>
+                            </w:r>
+                            <w:proofErr w:type="spellStart"/>
+                            <w:r>
+                              <w:rPr>
+                                <w:rFonts w:asciiTheme="majorBidi" w:hAnsiTheme="majorBidi" w:cstheme="majorBidi"/>
+                                <w:b/>
+                                <w:bCs/>
+                                <w:i/>
+                                <w:iCs/>
+                                <w:sz w:val="28"/>
+                                <w:szCs w:val="28"/>
+                              </w:rPr>
+                              <w:t>kubectl</w:t>
+                            </w:r>
+                            <w:proofErr w:type="spellEnd"/>
+                            <w:r>
+                              <w:rPr>
+                                <w:rFonts w:asciiTheme="majorBidi" w:hAnsiTheme="majorBidi" w:cstheme="majorBidi"/>
+                                <w:b/>
+                                <w:bCs/>
+                                <w:i/>
+                                <w:iCs/>
+                                <w:sz w:val="28"/>
+                                <w:szCs w:val="28"/>
+                              </w:rPr>
+                              <w:t xml:space="preserve"> scale</w:t>
+                            </w:r>
+                          </w:p>
+                          <w:p>
+                            <w:pPr>
+                              <w:jc w:val="both"/>
+                              <w:rPr>
+                                <w:rFonts w:asciiTheme="majorBidi" w:hAnsiTheme="majorBidi" w:cstheme="majorBidi"/>
+                                <w:sz w:val="28"/>
+                                <w:szCs w:val="28"/>
+                              </w:rPr>
+                            </w:pPr>
+                          </w:p>
+                          <w:p>
+                            <w:pPr>
+                              <w:jc w:val="both"/>
+                              <w:rPr>
+                                <w:rFonts w:asciiTheme="majorBidi" w:hAnsiTheme="majorBidi" w:cstheme="majorBidi"/>
+                                <w:sz w:val="28"/>
+                                <w:szCs w:val="28"/>
+                              </w:rPr>
+                            </w:pPr>
+                          </w:p>
+                          <w:p>
+                            <w:pPr>
+                              <w:jc w:val="both"/>
+                              <w:rPr>
+                                <w:rFonts w:asciiTheme="majorBidi" w:hAnsiTheme="majorBidi" w:cstheme="majorBidi"/>
+                                <w:sz w:val="28"/>
+                                <w:szCs w:val="28"/>
+                              </w:rPr>
+                            </w:pPr>
+                          </w:p>
+                          <w:p>
+                            <w:pPr>
+                              <w:jc w:val="both"/>
+                              <w:rPr>
+                                <w:rFonts w:asciiTheme="majorBidi" w:hAnsiTheme="majorBidi" w:cstheme="majorBidi"/>
+                                <w:sz w:val="28"/>
+                                <w:szCs w:val="28"/>
+                              </w:rPr>
+                            </w:pPr>
+                          </w:p>
+                          <w:p>
+                            <w:pPr>
+                              <w:jc w:val="both"/>
+                              <w:rPr>
+                                <w:rFonts w:asciiTheme="majorBidi" w:hAnsiTheme="majorBidi" w:cstheme="majorBidi"/>
+                                <w:sz w:val="28"/>
+                                <w:szCs w:val="28"/>
+                              </w:rPr>
+                            </w:pPr>
+                          </w:p>
+                          <w:p>
+                            <w:pPr>
+                              <w:jc w:val="both"/>
+                              <w:rPr>
+                                <w:rFonts w:asciiTheme="majorBidi" w:hAnsiTheme="majorBidi" w:cstheme="majorBidi"/>
+                                <w:sz w:val="28"/>
+                                <w:szCs w:val="28"/>
+                              </w:rPr>
+                            </w:pPr>
+                          </w:p>
+                          <w:p>
+                            <w:pPr>
+                              <w:jc w:val="both"/>
+                              <w:rPr>
+                                <w:rFonts w:asciiTheme="majorBidi" w:hAnsiTheme="majorBidi" w:cstheme="majorBidi"/>
+                                <w:sz w:val="28"/>
+                                <w:szCs w:val="28"/>
+                              </w:rPr>
+                            </w:pPr>
+                          </w:p>
+                        </w:txbxContent>
+                      </wps:txbx>
+                      <wps:bodyPr rot="0" spcFirstLastPara="0" vertOverflow="overflow" horzOverflow="overflow" vert="horz" wrap="square" lIns="91440" tIns="45720" rIns="91440" bIns="45720" numCol="1" spcCol="0" rtlCol="0" fromWordArt="0" anchor="ctr" anchorCtr="0" forceAA="0" compatLnSpc="1">
+                        <a:prstTxWarp prst="textNoShape">
+                          <a:avLst/>
+                        </a:prstTxWarp>
+                        <a:noAutofit/>
+                      </wps:bodyPr>
+                    </wps:wsp>
+                  </a:graphicData>
+                </a:graphic>
+                <wp14:sizeRelH relativeFrom="margin">
+                  <wp14:pctWidth>0</wp14:pctWidth>
+                </wp14:sizeRelH>
+                <wp14:sizeRelV relativeFrom="margin">
+                  <wp14:pctHeight>0</wp14:pctHeight>
+                </wp14:sizeRelV>
+              </wp:anchor>
+            </w:drawing>
+          </mc:Choice>
+          <mc:Fallback>
+            <w:pict>
+              <v:rect w14:anchorId="13685499" id="_x0000_s1027" style="position:absolute;left:0;text-align:left;margin-left:487.6pt;margin-top:0;width:538.8pt;height:718.2pt;z-index:251661312;visibility:visible;mso-wrap-style:square;mso-width-percent:0;mso-height-percent:0;mso-wrap-distance-left:9pt;mso-wrap-distance-top:0;mso-wrap-distance-right:9pt;mso-wrap-distance-bottom:0;mso-position-horizontal:right;mso-position-horizontal-relative:margin;mso-position-vertical:absolute;mso-position-vertical-relative:text;mso-width-percent:0;mso-height-percent:0;mso-width-relative:margin;mso-height-relative:margin;v-text-anchor:middle" o:gfxdata="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" fillcolor="#555 [2160]" strokecolor="black [3200]" strokeweight=".5pt">
+                <v:fill color2="#313131 [2608]" rotate="t" colors="0 #9b9b9b;.5 #8e8e8e;1 #797979" focus="100%" type="gradient">
+                  <o:fill v:ext="view" type="gradientUnscaled"/>
+                </v:fill>
+                <v:textbox>
+                  <w:txbxContent>
+                    <w:p>
+                      <w:pPr>
+                        <w:spacing w:after="60"/>
+                        <w:jc w:val="both"/>
+                        <w:rPr>
+                          <w:rFonts w:asciiTheme="majorBidi" w:hAnsiTheme="majorBidi" w:cstheme="majorBidi"/>
+                          <w:sz w:val="28"/>
+                          <w:szCs w:val="28"/>
+                        </w:rPr>
+                      </w:pPr>
+                      <w:r>
+                        <w:rPr>
+                          <w:rFonts w:asciiTheme="majorBidi" w:hAnsiTheme="majorBidi" w:cstheme="majorBidi"/>
+                          <w:sz w:val="28"/>
+                          <w:szCs w:val="28"/>
+                        </w:rPr>
+                        <w:t>Another example:</w:t>
+                      </w:r>
+                    </w:p>
+                    <w:p>
+                      <w:pPr>
+                        <w:spacing w:after="60"/>
+                        <w:jc w:val="both"/>
+                        <w:rPr>
+                          <w:rFonts w:asciiTheme="majorBidi" w:hAnsiTheme="majorBidi" w:cstheme="majorBidi"/>
+                          <w:sz w:val="28"/>
+                          <w:szCs w:val="28"/>
+                        </w:rPr>
+                      </w:pPr>
+                      <w:proofErr w:type="spellStart"/>
+                      <w:r>
+                        <w:rPr>
+                          <w:rFonts w:asciiTheme="majorBidi" w:hAnsiTheme="majorBidi" w:cstheme="majorBidi"/>
+                          <w:b/>
+                          <w:bCs/>
+                          <w:i/>
+                          <w:iCs/>
+                          <w:sz w:val="28"/>
+                          <w:szCs w:val="28"/>
+                        </w:rPr>
+                        <w:t>kubectl</w:t>
+                      </w:r>
+                      <w:proofErr w:type="spellEnd"/>
+                      <w:r>
+                        <w:rPr>
+                          <w:rFonts w:asciiTheme="majorBidi" w:hAnsiTheme="majorBidi" w:cstheme="majorBidi"/>
+                          <w:b/>
+                          <w:bCs/>
+                          <w:i/>
+                          <w:iCs/>
+                          <w:sz w:val="28"/>
+                          <w:szCs w:val="28"/>
+                        </w:rPr>
+                        <w:t xml:space="preserve"> scale deployment nginx --replicas=3</w:t>
+                      </w:r>
+                      <w:r>
+                        <w:rPr>
+                          <w:rFonts w:asciiTheme="majorBidi" w:hAnsiTheme="majorBidi" w:cstheme="majorBidi"/>
+                          <w:sz w:val="28"/>
+                          <w:szCs w:val="28"/>
+                        </w:rPr>
+                        <w:t xml:space="preserve"> </w:t>
+                      </w:r>
+                      <w:r>
+                        <w:rPr>
+                          <w:rFonts w:asciiTheme="majorBidi" w:hAnsiTheme="majorBidi" w:cstheme="majorBidi"/>
+                          <w:sz w:val="28"/>
+                          <w:szCs w:val="28"/>
+                        </w:rPr>
+                        <w:t xml:space="preserve">→ </w:t>
+                      </w:r>
+                      <w:r>
+                        <w:rPr>
+                          <w:rFonts w:asciiTheme="majorBidi" w:hAnsiTheme="majorBidi" w:cstheme="majorBidi"/>
+                          <w:sz w:val="28"/>
+                          <w:szCs w:val="28"/>
+                        </w:rPr>
+                        <w:t>You directly command Kubernetes to change the number of replicas.</w:t>
+                      </w:r>
+                    </w:p>
+                    <w:p>
+                      <w:pPr>
+                        <w:spacing w:after="120"/>
+                        <w:jc w:val="both"/>
+                        <w:rPr>
+                          <w:rFonts w:asciiTheme="majorBidi" w:hAnsiTheme="majorBidi" w:cstheme="majorBidi"/>
+                          <w:sz w:val="28"/>
+                          <w:szCs w:val="28"/>
+                        </w:rPr>
+                      </w:pPr>
+                      <w:r>
+                        <w:rPr>
+                          <w:rFonts w:asciiTheme="majorBidi" w:hAnsiTheme="majorBidi" w:cstheme="majorBidi"/>
+                          <w:sz w:val="28"/>
+                          <w:szCs w:val="28"/>
+                        </w:rPr>
+                        <w:t>So imperative = “Do this action now.”</w:t>
+                      </w:r>
+                    </w:p>
+                    <w:p>
+                      <w:pPr>
+                        <w:spacing w:after="60"/>
+                        <w:jc w:val="both"/>
+                        <w:rPr>
+                          <w:rFonts w:asciiTheme="majorBidi" w:hAnsiTheme="majorBidi" w:cstheme="majorBidi"/>
+                          <w:b/>
+                          <w:bCs/>
+                          <w:sz w:val="32"/>
+                          <w:szCs w:val="32"/>
+                        </w:rPr>
+                      </w:pPr>
+                      <w:r>
+                        <w:rPr>
+                          <w:rFonts w:asciiTheme="majorBidi" w:hAnsiTheme="majorBidi" w:cstheme="majorBidi"/>
+                          <w:b/>
+                          <w:bCs/>
+                          <w:sz w:val="32"/>
+                          <w:szCs w:val="32"/>
+                        </w:rPr>
+                        <w:t>Declarative Approach</w:t>
+                      </w:r>
+                      <w:r>
+                        <w:rPr>
+                          <w:rFonts w:asciiTheme="majorBidi" w:hAnsiTheme="majorBidi" w:cstheme="majorBidi"/>
+                          <w:b/>
+                          <w:bCs/>
+                          <w:sz w:val="32"/>
+                          <w:szCs w:val="32"/>
+                        </w:rPr>
+                        <w:t>:</w:t>
+                      </w:r>
+                    </w:p>
+                    <w:p>
+                      <w:pPr>
+                        <w:spacing w:after="60"/>
+                        <w:jc w:val="both"/>
+                        <w:rPr>
+                          <w:rFonts w:asciiTheme="majorBidi" w:hAnsiTheme="majorBidi" w:cstheme="majorBidi"/>
+                          <w:sz w:val="28"/>
+                          <w:szCs w:val="28"/>
+                        </w:rPr>
+                      </w:pPr>
+                      <w:r>
+                        <w:rPr>
+                          <w:rFonts w:asciiTheme="majorBidi" w:hAnsiTheme="majorBidi" w:cstheme="majorBidi"/>
+                          <w:sz w:val="28"/>
+                          <w:szCs w:val="28"/>
+                        </w:rPr>
+                        <w:t>Declarative means you describe the desired final state, and Kubernetes figures out how to reach that state.</w:t>
+                      </w:r>
+                      <w:r>
+                        <w:rPr>
+                          <w:rFonts w:asciiTheme="majorBidi" w:hAnsiTheme="majorBidi" w:cstheme="majorBidi"/>
+                          <w:sz w:val="28"/>
+                          <w:szCs w:val="28"/>
+                        </w:rPr>
+                        <w:t xml:space="preserve"> </w:t>
+                      </w:r>
+                      <w:r>
+                        <w:rPr>
+                          <w:rFonts w:asciiTheme="majorBidi" w:hAnsiTheme="majorBidi" w:cstheme="majorBidi"/>
+                          <w:sz w:val="28"/>
+                          <w:szCs w:val="28"/>
+                        </w:rPr>
+                        <w:t>Instead of giving commands, you write a YAML configuration file.</w:t>
+                      </w:r>
+                      <w:r>
+                        <w:rPr>
+                          <w:rFonts w:asciiTheme="majorBidi" w:hAnsiTheme="majorBidi" w:cstheme="majorBidi"/>
+                          <w:sz w:val="28"/>
+                          <w:szCs w:val="28"/>
+                        </w:rPr>
+                        <w:t xml:space="preserve"> Example:</w:t>
+                      </w:r>
+                    </w:p>
+                    <w:p>
+                      <w:pPr>
+                        <w:jc w:val="both"/>
+                        <w:rPr>
+                          <w:rFonts w:asciiTheme="majorBidi" w:hAnsiTheme="majorBidi" w:cstheme="majorBidi"/>
+                          <w:sz w:val="28"/>
+                          <w:szCs w:val="28"/>
+                        </w:rPr>
+                      </w:pPr>
+                    </w:p>
+                    <w:p>
+                      <w:pPr>
+                        <w:jc w:val="both"/>
+                        <w:rPr>
+                          <w:rFonts w:asciiTheme="majorBidi" w:hAnsiTheme="majorBidi" w:cstheme="majorBidi"/>
+                          <w:sz w:val="28"/>
+                          <w:szCs w:val="28"/>
+                        </w:rPr>
+                      </w:pPr>
+                    </w:p>
+                    <w:p>
+                      <w:pPr>
+                        <w:jc w:val="both"/>
+                        <w:rPr>
+                          <w:rFonts w:asciiTheme="majorBidi" w:hAnsiTheme="majorBidi" w:cstheme="majorBidi"/>
+                          <w:sz w:val="28"/>
+                          <w:szCs w:val="28"/>
+                        </w:rPr>
+                      </w:pPr>
+                    </w:p>
+                    <w:p>
+                      <w:pPr>
+                        <w:jc w:val="both"/>
+                        <w:rPr>
+                          <w:rFonts w:asciiTheme="majorBidi" w:hAnsiTheme="majorBidi" w:cstheme="majorBidi"/>
+                          <w:sz w:val="28"/>
+                          <w:szCs w:val="28"/>
+                        </w:rPr>
+                      </w:pPr>
+                    </w:p>
+                    <w:p>
+                      <w:pPr>
+                        <w:jc w:val="both"/>
+                        <w:rPr>
+                          <w:rFonts w:asciiTheme="majorBidi" w:hAnsiTheme="majorBidi" w:cstheme="majorBidi"/>
+                          <w:sz w:val="28"/>
+                          <w:szCs w:val="28"/>
+                        </w:rPr>
+                      </w:pPr>
+                    </w:p>
+                    <w:p>
+                      <w:pPr>
+                        <w:jc w:val="both"/>
+                        <w:rPr>
+                          <w:rFonts w:asciiTheme="majorBidi" w:hAnsiTheme="majorBidi" w:cstheme="majorBidi"/>
+                          <w:sz w:val="28"/>
+                          <w:szCs w:val="28"/>
+                        </w:rPr>
+                      </w:pPr>
+                    </w:p>
+                    <w:p>
+                      <w:pPr>
+                        <w:jc w:val="both"/>
+                        <w:rPr>
+                          <w:rFonts w:asciiTheme="majorBidi" w:hAnsiTheme="majorBidi" w:cstheme="majorBidi"/>
+                          <w:sz w:val="28"/>
+                          <w:szCs w:val="28"/>
+                        </w:rPr>
+                      </w:pPr>
+                    </w:p>
+                    <w:p>
+                      <w:pPr>
+                        <w:jc w:val="both"/>
+                        <w:rPr>
+                          <w:rFonts w:asciiTheme="majorBidi" w:hAnsiTheme="majorBidi" w:cstheme="majorBidi"/>
+                          <w:sz w:val="28"/>
+                          <w:szCs w:val="28"/>
+                        </w:rPr>
+                      </w:pPr>
+                    </w:p>
+                    <w:p>
+                      <w:pPr>
+                        <w:jc w:val="both"/>
+                        <w:rPr>
+                          <w:rFonts w:asciiTheme="majorBidi" w:hAnsiTheme="majorBidi" w:cstheme="majorBidi"/>
+                          <w:sz w:val="28"/>
+                          <w:szCs w:val="28"/>
+                        </w:rPr>
+                      </w:pPr>
+                    </w:p>
+                    <w:p>
+                      <w:pPr>
+                        <w:jc w:val="both"/>
+                        <w:rPr>
+                          <w:rFonts w:asciiTheme="majorBidi" w:hAnsiTheme="majorBidi" w:cstheme="majorBidi"/>
+                          <w:sz w:val="28"/>
+                          <w:szCs w:val="28"/>
+                        </w:rPr>
+                      </w:pPr>
+                    </w:p>
+                    <w:p>
+                      <w:pPr>
+                        <w:jc w:val="both"/>
+                        <w:rPr>
+                          <w:rFonts w:asciiTheme="majorBidi" w:hAnsiTheme="majorBidi" w:cstheme="majorBidi"/>
+                          <w:sz w:val="28"/>
+                          <w:szCs w:val="28"/>
+                        </w:rPr>
+                      </w:pPr>
+                    </w:p>
+                    <w:p>
+                      <w:pPr>
+                        <w:jc w:val="both"/>
+                        <w:rPr>
+                          <w:rFonts w:asciiTheme="majorBidi" w:hAnsiTheme="majorBidi" w:cstheme="majorBidi"/>
+                          <w:sz w:val="28"/>
+                          <w:szCs w:val="28"/>
+                        </w:rPr>
+                      </w:pPr>
+                    </w:p>
+                    <w:p>
+                      <w:pPr>
+                        <w:jc w:val="both"/>
+                        <w:rPr>
+                          <w:rFonts w:asciiTheme="majorBidi" w:hAnsiTheme="majorBidi" w:cstheme="majorBidi"/>
+                          <w:sz w:val="12"/>
+                          <w:szCs w:val="12"/>
+                        </w:rPr>
+                      </w:pPr>
+                    </w:p>
+                    <w:p>
+                      <w:pPr>
+                        <w:spacing w:after="60"/>
+                        <w:jc w:val="both"/>
+                        <w:rPr>
+                          <w:rFonts w:asciiTheme="majorBidi" w:hAnsiTheme="majorBidi" w:cstheme="majorBidi"/>
+                          <w:sz w:val="28"/>
+                          <w:szCs w:val="28"/>
+                        </w:rPr>
+                      </w:pPr>
+                      <w:r>
+                        <w:rPr>
+                          <w:rFonts w:asciiTheme="majorBidi" w:hAnsiTheme="majorBidi" w:cstheme="majorBidi"/>
+                          <w:sz w:val="28"/>
+                          <w:szCs w:val="28"/>
+                        </w:rPr>
+                        <w:t>Then you apply it</w:t>
+                      </w:r>
+                      <w:r>
+                        <w:rPr>
+                          <w:rFonts w:asciiTheme="majorBidi" w:hAnsiTheme="majorBidi" w:cstheme="majorBidi"/>
+                          <w:sz w:val="28"/>
+                          <w:szCs w:val="28"/>
+                        </w:rPr>
+                        <w:t xml:space="preserve"> </w:t>
+                      </w:r>
+                      <w:r>
+                        <w:rPr>
+                          <w:rFonts w:asciiTheme="majorBidi" w:hAnsiTheme="majorBidi" w:cstheme="majorBidi"/>
+                          <w:sz w:val="28"/>
+                          <w:szCs w:val="28"/>
+                        </w:rPr>
+                        <w:t xml:space="preserve">→ </w:t>
+                      </w:r>
+                      <w:proofErr w:type="spellStart"/>
+                      <w:r>
+                        <w:rPr>
+                          <w:rFonts w:asciiTheme="majorBidi" w:hAnsiTheme="majorBidi" w:cstheme="majorBidi"/>
+                          <w:b/>
+                          <w:bCs/>
+                          <w:i/>
+                          <w:iCs/>
+                          <w:sz w:val="28"/>
+                          <w:szCs w:val="28"/>
+                        </w:rPr>
+                        <w:t>kubectl</w:t>
+                      </w:r>
+                      <w:proofErr w:type="spellEnd"/>
+                      <w:r>
+                        <w:rPr>
+                          <w:rFonts w:asciiTheme="majorBidi" w:hAnsiTheme="majorBidi" w:cstheme="majorBidi"/>
+                          <w:b/>
+                          <w:bCs/>
+                          <w:i/>
+                          <w:iCs/>
+                          <w:sz w:val="28"/>
+                          <w:szCs w:val="28"/>
+                        </w:rPr>
+                        <w:t xml:space="preserve"> apply -f </w:t>
+                      </w:r>
+                      <w:proofErr w:type="spellStart"/>
+                      <w:proofErr w:type="gramStart"/>
+                      <w:r>
+                        <w:rPr>
+                          <w:rFonts w:asciiTheme="majorBidi" w:hAnsiTheme="majorBidi" w:cstheme="majorBidi"/>
+                          <w:b/>
+                          <w:bCs/>
+                          <w:i/>
+                          <w:iCs/>
+                          <w:sz w:val="28"/>
+                          <w:szCs w:val="28"/>
+                        </w:rPr>
+                        <w:t>deployment.yaml</w:t>
+                      </w:r>
+                      <w:proofErr w:type="spellEnd"/>
+                      <w:proofErr w:type="gramEnd"/>
+                    </w:p>
+                    <w:p>
+                      <w:pPr>
+                        <w:spacing w:after="60"/>
+                        <w:jc w:val="both"/>
+                        <w:rPr>
+                          <w:rFonts w:asciiTheme="majorBidi" w:hAnsiTheme="majorBidi" w:cstheme="majorBidi"/>
+                          <w:sz w:val="28"/>
+                          <w:szCs w:val="28"/>
+                        </w:rPr>
+                      </w:pPr>
+                      <w:r>
+                        <w:rPr>
+                          <w:rFonts w:asciiTheme="majorBidi" w:hAnsiTheme="majorBidi" w:cstheme="majorBidi"/>
+                          <w:sz w:val="28"/>
+                          <w:szCs w:val="28"/>
+                        </w:rPr>
+                        <w:t>You are not telling Kubernetes how to create the pods.</w:t>
+                      </w:r>
+                      <w:r>
+                        <w:rPr>
+                          <w:rFonts w:asciiTheme="majorBidi" w:hAnsiTheme="majorBidi" w:cstheme="majorBidi"/>
+                          <w:sz w:val="28"/>
+                          <w:szCs w:val="28"/>
+                        </w:rPr>
+                        <w:t xml:space="preserve"> </w:t>
+                      </w:r>
+                      <w:r>
+                        <w:rPr>
+                          <w:rFonts w:asciiTheme="majorBidi" w:hAnsiTheme="majorBidi" w:cstheme="majorBidi"/>
+                          <w:sz w:val="28"/>
+                          <w:szCs w:val="28"/>
+                        </w:rPr>
+                        <w:t>You are telling Kubernetes:</w:t>
+                      </w:r>
+                      <w:r>
+                        <w:rPr>
+                          <w:rFonts w:asciiTheme="majorBidi" w:hAnsiTheme="majorBidi" w:cstheme="majorBidi"/>
+                          <w:sz w:val="28"/>
+                          <w:szCs w:val="28"/>
+                        </w:rPr>
+                        <w:t xml:space="preserve"> </w:t>
+                      </w:r>
+                      <w:r>
+                        <w:rPr>
+                          <w:rFonts w:asciiTheme="majorBidi" w:hAnsiTheme="majorBidi" w:cstheme="majorBidi"/>
+                          <w:sz w:val="28"/>
+                          <w:szCs w:val="28"/>
+                        </w:rPr>
+                        <w:t>I want a deployment with 3 nginx pods running.</w:t>
+                      </w:r>
+                      <w:r>
+                        <w:rPr>
+                          <w:rFonts w:asciiTheme="majorBidi" w:hAnsiTheme="majorBidi" w:cstheme="majorBidi"/>
+                          <w:sz w:val="28"/>
+                          <w:szCs w:val="28"/>
+                        </w:rPr>
+                        <w:t xml:space="preserve"> </w:t>
+                      </w:r>
+                      <w:r>
+                        <w:rPr>
+                          <w:rFonts w:asciiTheme="majorBidi" w:hAnsiTheme="majorBidi" w:cstheme="majorBidi"/>
+                          <w:sz w:val="28"/>
+                          <w:szCs w:val="28"/>
+                        </w:rPr>
+                        <w:t>The controllers inside the controller manager will continuously check the cluster and make sure the actual state matches this desired state.</w:t>
+                      </w:r>
+                      <w:r>
+                        <w:rPr>
+                          <w:rFonts w:asciiTheme="majorBidi" w:hAnsiTheme="majorBidi" w:cstheme="majorBidi"/>
+                          <w:sz w:val="28"/>
+                          <w:szCs w:val="28"/>
+                        </w:rPr>
+                        <w:t xml:space="preserve"> </w:t>
+                      </w:r>
+                      <w:r>
+                        <w:rPr>
+                          <w:rFonts w:asciiTheme="majorBidi" w:hAnsiTheme="majorBidi" w:cstheme="majorBidi"/>
+                          <w:sz w:val="28"/>
+                          <w:szCs w:val="28"/>
+                        </w:rPr>
+                        <w:t>If a pod dies, Kubernetes automatically recreates it.</w:t>
+                      </w:r>
+                    </w:p>
+                    <w:p>
+                      <w:pPr>
+                        <w:spacing w:after="120"/>
+                        <w:jc w:val="both"/>
+                        <w:rPr>
+                          <w:rFonts w:asciiTheme="majorBidi" w:hAnsiTheme="majorBidi" w:cstheme="majorBidi"/>
+                          <w:sz w:val="28"/>
+                          <w:szCs w:val="28"/>
+                        </w:rPr>
+                      </w:pPr>
+                      <w:proofErr w:type="gramStart"/>
+                      <w:r>
+                        <w:rPr>
+                          <w:rFonts w:asciiTheme="majorBidi" w:hAnsiTheme="majorBidi" w:cstheme="majorBidi"/>
+                          <w:sz w:val="28"/>
+                          <w:szCs w:val="28"/>
+                        </w:rPr>
+                        <w:t>So</w:t>
+                      </w:r>
+                      <w:proofErr w:type="gramEnd"/>
+                      <w:r>
+                        <w:rPr>
+                          <w:rFonts w:asciiTheme="majorBidi" w:hAnsiTheme="majorBidi" w:cstheme="majorBidi"/>
+                          <w:sz w:val="28"/>
+                          <w:szCs w:val="28"/>
+                        </w:rPr>
+                        <w:t xml:space="preserve"> declarative = “This is the state I want.”</w:t>
+                      </w:r>
+                    </w:p>
+                    <w:p>
+                      <w:pPr>
+                        <w:spacing w:after="60"/>
+                        <w:rPr>
+                          <w:rFonts w:asciiTheme="majorBidi" w:hAnsiTheme="majorBidi" w:cstheme="majorBidi"/>
+                          <w:sz w:val="28"/>
+                          <w:szCs w:val="28"/>
+                          <w:u w:val="single"/>
+                        </w:rPr>
+                      </w:pPr>
+                      <w:r>
+                        <w:rPr>
+                          <w:rFonts w:asciiTheme="majorBidi" w:hAnsiTheme="majorBidi" w:cstheme="majorBidi"/>
+                          <w:sz w:val="28"/>
+                          <w:szCs w:val="28"/>
+                          <w:u w:val="single"/>
+                        </w:rPr>
+                        <w:t>Key Difference</w:t>
+                      </w:r>
+                      <w:r>
+                        <w:rPr>
+                          <w:rFonts w:asciiTheme="majorBidi" w:hAnsiTheme="majorBidi" w:cstheme="majorBidi"/>
+                          <w:sz w:val="28"/>
+                          <w:szCs w:val="28"/>
+                          <w:u w:val="single"/>
+                        </w:rPr>
+                        <w:t>:</w:t>
+                      </w:r>
+                    </w:p>
+                    <w:p>
+                      <w:pPr>
+                        <w:pStyle w:val="ListParagraph"/>
+                        <w:numPr>
+                          <w:ilvl w:val="0"/>
+                          <w:numId w:val="30"/>
+                        </w:numPr>
+                        <w:ind w:left="360"/>
+                        <w:rPr>
+                          <w:rFonts w:asciiTheme="majorBidi" w:hAnsiTheme="majorBidi" w:cstheme="majorBidi"/>
+                          <w:b/>
+                          <w:bCs/>
+                          <w:sz w:val="28"/>
+                          <w:szCs w:val="28"/>
+                        </w:rPr>
+                      </w:pPr>
+                      <w:r>
+                        <w:rPr>
+                          <w:rFonts w:asciiTheme="majorBidi" w:hAnsiTheme="majorBidi" w:cstheme="majorBidi"/>
+                          <w:b/>
+                          <w:bCs/>
+                          <w:sz w:val="28"/>
+                          <w:szCs w:val="28"/>
+                        </w:rPr>
+                        <w:t>Imperative:</w:t>
+                      </w:r>
+                    </w:p>
+                    <w:p>
+                      <w:pPr>
+                        <w:pStyle w:val="ListParagraph"/>
+                        <w:numPr>
+                          <w:ilvl w:val="1"/>
+                          <w:numId w:val="30"/>
+                        </w:numPr>
+                        <w:ind w:left="720"/>
+                        <w:rPr>
+                          <w:rFonts w:asciiTheme="majorBidi" w:hAnsiTheme="majorBidi" w:cstheme="majorBidi"/>
+                          <w:sz w:val="28"/>
+                          <w:szCs w:val="28"/>
+                        </w:rPr>
+                      </w:pPr>
+                      <w:r>
+                        <w:rPr>
+                          <w:rFonts w:asciiTheme="majorBidi" w:hAnsiTheme="majorBidi" w:cstheme="majorBidi"/>
+                          <w:sz w:val="28"/>
+                          <w:szCs w:val="28"/>
+                        </w:rPr>
+                        <w:t>You tell Kubernetes how to do something</w:t>
+                      </w:r>
+                    </w:p>
+                    <w:p>
+                      <w:pPr>
+                        <w:pStyle w:val="ListParagraph"/>
+                        <w:numPr>
+                          <w:ilvl w:val="1"/>
+                          <w:numId w:val="30"/>
+                        </w:numPr>
+                        <w:ind w:left="720"/>
+                        <w:rPr>
+                          <w:rFonts w:asciiTheme="majorBidi" w:hAnsiTheme="majorBidi" w:cstheme="majorBidi"/>
+                          <w:sz w:val="28"/>
+                          <w:szCs w:val="28"/>
+                        </w:rPr>
+                      </w:pPr>
+                      <w:r>
+                        <w:rPr>
+                          <w:rFonts w:asciiTheme="majorBidi" w:hAnsiTheme="majorBidi" w:cstheme="majorBidi"/>
+                          <w:sz w:val="28"/>
+                          <w:szCs w:val="28"/>
+                        </w:rPr>
+                        <w:t>Command-based</w:t>
+                      </w:r>
+                    </w:p>
+                    <w:p>
+                      <w:pPr>
+                        <w:pStyle w:val="ListParagraph"/>
+                        <w:numPr>
+                          <w:ilvl w:val="1"/>
+                          <w:numId w:val="30"/>
+                        </w:numPr>
+                        <w:ind w:left="720"/>
+                        <w:jc w:val="both"/>
+                        <w:rPr>
+                          <w:rFonts w:asciiTheme="majorBidi" w:hAnsiTheme="majorBidi" w:cstheme="majorBidi"/>
+                          <w:sz w:val="28"/>
+                          <w:szCs w:val="28"/>
+                        </w:rPr>
+                      </w:pPr>
+                      <w:r>
+                        <w:rPr>
+                          <w:rFonts w:asciiTheme="majorBidi" w:hAnsiTheme="majorBidi" w:cstheme="majorBidi"/>
+                          <w:sz w:val="28"/>
+                          <w:szCs w:val="28"/>
+                        </w:rPr>
+                        <w:t xml:space="preserve">Example: </w:t>
+                      </w:r>
+                      <w:proofErr w:type="spellStart"/>
+                      <w:r>
+                        <w:rPr>
+                          <w:rFonts w:asciiTheme="majorBidi" w:hAnsiTheme="majorBidi" w:cstheme="majorBidi"/>
+                          <w:b/>
+                          <w:bCs/>
+                          <w:i/>
+                          <w:iCs/>
+                          <w:sz w:val="28"/>
+                          <w:szCs w:val="28"/>
+                        </w:rPr>
+                        <w:t>kubectl</w:t>
+                      </w:r>
+                      <w:proofErr w:type="spellEnd"/>
+                      <w:r>
+                        <w:rPr>
+                          <w:rFonts w:asciiTheme="majorBidi" w:hAnsiTheme="majorBidi" w:cstheme="majorBidi"/>
+                          <w:b/>
+                          <w:bCs/>
+                          <w:i/>
+                          <w:iCs/>
+                          <w:sz w:val="28"/>
+                          <w:szCs w:val="28"/>
+                        </w:rPr>
+                        <w:t xml:space="preserve"> run, </w:t>
+                      </w:r>
+                      <w:proofErr w:type="spellStart"/>
+                      <w:r>
+                        <w:rPr>
+                          <w:rFonts w:asciiTheme="majorBidi" w:hAnsiTheme="majorBidi" w:cstheme="majorBidi"/>
+                          <w:b/>
+                          <w:bCs/>
+                          <w:i/>
+                          <w:iCs/>
+                          <w:sz w:val="28"/>
+                          <w:szCs w:val="28"/>
+                        </w:rPr>
+                        <w:t>kubectl</w:t>
+                      </w:r>
+                      <w:proofErr w:type="spellEnd"/>
+                      <w:r>
+                        <w:rPr>
+                          <w:rFonts w:asciiTheme="majorBidi" w:hAnsiTheme="majorBidi" w:cstheme="majorBidi"/>
+                          <w:b/>
+                          <w:bCs/>
+                          <w:i/>
+                          <w:iCs/>
+                          <w:sz w:val="28"/>
+                          <w:szCs w:val="28"/>
+                        </w:rPr>
+                        <w:t xml:space="preserve"> scale</w:t>
+                      </w:r>
+                    </w:p>
+                    <w:p>
+                      <w:pPr>
+                        <w:jc w:val="both"/>
+                        <w:rPr>
+                          <w:rFonts w:asciiTheme="majorBidi" w:hAnsiTheme="majorBidi" w:cstheme="majorBidi"/>
+                          <w:sz w:val="28"/>
+                          <w:szCs w:val="28"/>
+                        </w:rPr>
+                      </w:pPr>
+                    </w:p>
+                    <w:p>
+                      <w:pPr>
+                        <w:jc w:val="both"/>
+                        <w:rPr>
+                          <w:rFonts w:asciiTheme="majorBidi" w:hAnsiTheme="majorBidi" w:cstheme="majorBidi"/>
+                          <w:sz w:val="28"/>
+                          <w:szCs w:val="28"/>
+                        </w:rPr>
+                      </w:pPr>
+                    </w:p>
+                    <w:p>
+                      <w:pPr>
+                        <w:jc w:val="both"/>
+                        <w:rPr>
+                          <w:rFonts w:asciiTheme="majorBidi" w:hAnsiTheme="majorBidi" w:cstheme="majorBidi"/>
+                          <w:sz w:val="28"/>
+                          <w:szCs w:val="28"/>
+                        </w:rPr>
+                      </w:pPr>
+                    </w:p>
+                    <w:p>
+                      <w:pPr>
+                        <w:jc w:val="both"/>
+                        <w:rPr>
+                          <w:rFonts w:asciiTheme="majorBidi" w:hAnsiTheme="majorBidi" w:cstheme="majorBidi"/>
+                          <w:sz w:val="28"/>
+                          <w:szCs w:val="28"/>
+                        </w:rPr>
+                      </w:pPr>
+                    </w:p>
+                    <w:p>
+                      <w:pPr>
+                        <w:jc w:val="both"/>
+                        <w:rPr>
+                          <w:rFonts w:asciiTheme="majorBidi" w:hAnsiTheme="majorBidi" w:cstheme="majorBidi"/>
+                          <w:sz w:val="28"/>
+                          <w:szCs w:val="28"/>
+                        </w:rPr>
+                      </w:pPr>
+                    </w:p>
+                    <w:p>
+                      <w:pPr>
+                        <w:jc w:val="both"/>
+                        <w:rPr>
+                          <w:rFonts w:asciiTheme="majorBidi" w:hAnsiTheme="majorBidi" w:cstheme="majorBidi"/>
+                          <w:sz w:val="28"/>
+                          <w:szCs w:val="28"/>
+                        </w:rPr>
+                      </w:pPr>
+                    </w:p>
+                    <w:p>
+                      <w:pPr>
+                        <w:jc w:val="both"/>
+                        <w:rPr>
+                          <w:rFonts w:asciiTheme="majorBidi" w:hAnsiTheme="majorBidi" w:cstheme="majorBidi"/>
+                          <w:sz w:val="28"/>
+                          <w:szCs w:val="28"/>
+                        </w:rPr>
+                      </w:pPr>
+                    </w:p>
+                  </w:txbxContent>
+                </v:textbox>
+                <w10:wrap anchorx="margin"/>
+              </v:rect>
+            </w:pict>
+          </mc:Fallback>
+        </mc:AlternateContent>
+      </w:r>
+    </w:p>
+    <w:p>
+      <w:pPr>
+        <w:jc w:val="both"/>
+        <w:rPr>
+          <w:rFonts w:asciiTheme="majorBidi" w:hAnsiTheme="majorBidi" w:cstheme="majorBidi"/>
+          <w:sz w:val="28"/>
+          <w:szCs w:val="28"/>
+        </w:rPr>
+      </w:pPr>
+    </w:p>
+    <w:p>
+      <w:pPr>
+        <w:jc w:val="both"/>
+        <w:rPr>
+          <w:rFonts w:asciiTheme="majorBidi" w:hAnsiTheme="majorBidi" w:cstheme="majorBidi"/>
+          <w:sz w:val="28"/>
+          <w:szCs w:val="28"/>
+        </w:rPr>
+      </w:pPr>
+    </w:p>
+    <w:p>
+      <w:pPr>
+        <w:jc w:val="both"/>
+        <w:rPr>
+          <w:rFonts w:asciiTheme="majorBidi" w:hAnsiTheme="majorBidi" w:cstheme="majorBidi"/>
+          <w:sz w:val="28"/>
+          <w:szCs w:val="28"/>
+        </w:rPr>
+      </w:pPr>
+    </w:p>
+    <w:p>
+      <w:pPr>
+        <w:jc w:val="both"/>
+        <w:rPr>
+          <w:rFonts w:asciiTheme="majorBidi" w:hAnsiTheme="majorBidi" w:cstheme="majorBidi"/>
+          <w:sz w:val="28"/>
+          <w:szCs w:val="28"/>
+        </w:rPr>
+      </w:pPr>
+    </w:p>
+    <w:p>
+      <w:pPr>
+        <w:jc w:val="both"/>
+        <w:rPr>
+          <w:rFonts w:asciiTheme="majorBidi" w:hAnsiTheme="majorBidi" w:cstheme="majorBidi"/>
+          <w:sz w:val="28"/>
+          <w:szCs w:val="28"/>
+        </w:rPr>
+      </w:pPr>
+    </w:p>
+    <w:p>
+      <w:pPr>
+        <w:jc w:val="both"/>
+        <w:rPr>
+          <w:rFonts w:asciiTheme="majorBidi" w:hAnsiTheme="majorBidi" w:cstheme="majorBidi"/>
+          <w:sz w:val="28"/>
+          <w:szCs w:val="28"/>
+        </w:rPr>
+      </w:pPr>
+      <w:r>
+        <w:rPr>
+          <w:rFonts w:asciiTheme="majorBidi" w:hAnsiTheme="majorBidi" w:cstheme="majorBidi"/>
+          <w:noProof/>
+          <w:sz w:val="28"/>
+          <w:szCs w:val="28"/>
+        </w:rPr>
+        <mc:AlternateContent>
+          <mc:Choice Requires="wps">
+            <w:drawing>
+              <wp:anchor distT="0" distB="0" distL="114300" distR="114300" simplePos="0" relativeHeight="251662336" behindDoc="0" locked="0" layoutInCell="1" allowOverlap="1" wp14:anchorId="7833C680" wp14:editId="3A179AFD">
+                <wp:simplePos x="0" y="0"/>
+                <wp:positionH relativeFrom="column">
+                  <wp:posOffset>76200</wp:posOffset>
+                </wp:positionH>
+                <wp:positionV relativeFrom="paragraph">
+                  <wp:posOffset>3810</wp:posOffset>
+                </wp:positionV>
+                <wp:extent cx="2583180" cy="4099560"/>
+                <wp:effectExtent l="0" t="0" r="26670" b="15240"/>
+                <wp:wrapNone/>
+                <wp:docPr id="283162400" name="Rectangle 3"/>
+                <wp:cNvGraphicFramePr/>
+                <a:graphic xmlns:a="http://schemas.openxmlformats.org/drawingml/2006/main">
+                  <a:graphicData uri="http://schemas.microsoft.com/office/word/2010/wordprocessingShape">
+                    <wps:wsp>
+                      <wps:cNvSpPr/>
+                      <wps:spPr>
+                        <a:xfrm>
+                          <a:off x="0" y="0"/>
+                          <a:ext cx="2583180" cy="4099560"/>
+                        </a:xfrm>
+                        <a:prstGeom prst="rect">
+                          <a:avLst/>
+                        </a:prstGeom>
+                      </wps:spPr>
+                      <wps:style>
+                        <a:lnRef idx="2">
+                          <a:schemeClr val="dk1">
+                            <a:shade val="15000"/>
+                          </a:schemeClr>
+                        </a:lnRef>
+                        <a:fillRef idx="1">
+                          <a:schemeClr val="dk1"/>
+                        </a:fillRef>
+                        <a:effectRef idx="0">
+                          <a:schemeClr val="dk1"/>
+                        </a:effectRef>
+                        <a:fontRef idx="minor">
+                          <a:schemeClr val="lt1"/>
+                        </a:fontRef>
+                      </wps:style>
+                      <wps:txbx>
+                        <w:txbxContent>
+                          <w:p>
+                            <w:pPr>
+                              <w:spacing w:after="0"/>
+                              <w:rPr>
+                                <w:rFonts w:asciiTheme="majorBidi" w:hAnsiTheme="majorBidi" w:cstheme="majorBidi"/>
+                                <w:b/>
+                                <w:bCs/>
+                                <w:i/>
+                                <w:iCs/>
+                                <w:sz w:val="28"/>
+                                <w:szCs w:val="28"/>
+                              </w:rPr>
+                            </w:pPr>
+                            <w:proofErr w:type="spellStart"/>
+                            <w:r>
+                              <w:rPr>
+                                <w:rFonts w:asciiTheme="majorBidi" w:hAnsiTheme="majorBidi" w:cstheme="majorBidi"/>
+                                <w:b/>
+                                <w:bCs/>
+                                <w:i/>
+                                <w:iCs/>
+                                <w:sz w:val="28"/>
+                                <w:szCs w:val="28"/>
+                              </w:rPr>
+                              <w:t>apiVersion</w:t>
+                            </w:r>
+                            <w:proofErr w:type="spellEnd"/>
+                            <w:r>
+                              <w:rPr>
+                                <w:rFonts w:asciiTheme="majorBidi" w:hAnsiTheme="majorBidi" w:cstheme="majorBidi"/>
+                                <w:b/>
+                                <w:bCs/>
+                                <w:i/>
+                                <w:iCs/>
+                                <w:sz w:val="28"/>
+                                <w:szCs w:val="28"/>
+                              </w:rPr>
+                              <w:t>: apps/v1</w:t>
+                            </w:r>
+                          </w:p>
+                          <w:p>
+                            <w:pPr>
+                              <w:spacing w:after="0"/>
+                              <w:rPr>
+                                <w:rFonts w:asciiTheme="majorBidi" w:hAnsiTheme="majorBidi" w:cstheme="majorBidi"/>
+                                <w:b/>
+                                <w:bCs/>
+                                <w:i/>
+                                <w:iCs/>
+                                <w:sz w:val="28"/>
+                                <w:szCs w:val="28"/>
+                              </w:rPr>
+                            </w:pPr>
+                            <w:r>
+                              <w:rPr>
+                                <w:rFonts w:asciiTheme="majorBidi" w:hAnsiTheme="majorBidi" w:cstheme="majorBidi"/>
+                                <w:b/>
+                                <w:bCs/>
+                                <w:i/>
+                                <w:iCs/>
+                                <w:sz w:val="28"/>
+                                <w:szCs w:val="28"/>
+                              </w:rPr>
+                              <w:t>kind: Deployment</w:t>
+                            </w:r>
+                          </w:p>
+                          <w:p>
+                            <w:pPr>
+                              <w:spacing w:after="0"/>
+                              <w:rPr>
+                                <w:rFonts w:asciiTheme="majorBidi" w:hAnsiTheme="majorBidi" w:cstheme="majorBidi"/>
+                                <w:b/>
+                                <w:bCs/>
+                                <w:i/>
+                                <w:iCs/>
+                                <w:sz w:val="28"/>
+                                <w:szCs w:val="28"/>
+                              </w:rPr>
+                            </w:pPr>
+                            <w:r>
+                              <w:rPr>
+                                <w:rFonts w:asciiTheme="majorBidi" w:hAnsiTheme="majorBidi" w:cstheme="majorBidi"/>
+                                <w:b/>
+                                <w:bCs/>
+                                <w:i/>
+                                <w:iCs/>
+                                <w:sz w:val="28"/>
+                                <w:szCs w:val="28"/>
+                              </w:rPr>
+                              <w:t>metadata:</w:t>
+                            </w:r>
+                          </w:p>
+                          <w:p>
+                            <w:pPr>
+                              <w:spacing w:after="0"/>
+                              <w:rPr>
+                                <w:rFonts w:asciiTheme="majorBidi" w:hAnsiTheme="majorBidi" w:cstheme="majorBidi"/>
+                                <w:b/>
+                                <w:bCs/>
+                                <w:i/>
+                                <w:iCs/>
+                                <w:sz w:val="28"/>
+                                <w:szCs w:val="28"/>
+                              </w:rPr>
+                            </w:pPr>
+                            <w:r>
+                              <w:rPr>
+                                <w:rFonts w:asciiTheme="majorBidi" w:hAnsiTheme="majorBidi" w:cstheme="majorBidi"/>
+                                <w:b/>
+                                <w:bCs/>
+                                <w:i/>
+                                <w:iCs/>
+                                <w:sz w:val="28"/>
+                                <w:szCs w:val="28"/>
+                              </w:rPr>
+                              <w:t xml:space="preserve">     </w:t>
+                            </w:r>
+                            <w:r>
+                              <w:rPr>
+                                <w:rFonts w:asciiTheme="majorBidi" w:hAnsiTheme="majorBidi" w:cstheme="majorBidi"/>
+                                <w:b/>
+                                <w:bCs/>
+                                <w:i/>
+                                <w:iCs/>
+                                <w:sz w:val="28"/>
+                                <w:szCs w:val="28"/>
+                              </w:rPr>
+                              <w:t>name: nginx-deployment</w:t>
+                            </w:r>
+                          </w:p>
+                          <w:p>
+                            <w:pPr>
+                              <w:spacing w:after="0"/>
+                              <w:rPr>
+                                <w:rFonts w:asciiTheme="majorBidi" w:hAnsiTheme="majorBidi" w:cstheme="majorBidi"/>
+                                <w:b/>
+                                <w:bCs/>
+                                <w:i/>
+                                <w:iCs/>
+                                <w:sz w:val="28"/>
+                                <w:szCs w:val="28"/>
+                              </w:rPr>
+                            </w:pPr>
+                            <w:r>
+                              <w:rPr>
+                                <w:rFonts w:asciiTheme="majorBidi" w:hAnsiTheme="majorBidi" w:cstheme="majorBidi"/>
+                                <w:b/>
+                                <w:bCs/>
+                                <w:i/>
+                                <w:iCs/>
+                                <w:sz w:val="28"/>
+                                <w:szCs w:val="28"/>
+                              </w:rPr>
+                              <w:t>spec:</w:t>
+                            </w:r>
+                          </w:p>
+                          <w:p>
+                            <w:pPr>
+                              <w:spacing w:after="0"/>
+                              <w:rPr>
+                                <w:rFonts w:asciiTheme="majorBidi" w:hAnsiTheme="majorBidi" w:cstheme="majorBidi"/>
+                                <w:b/>
+                                <w:bCs/>
+                                <w:i/>
+                                <w:iCs/>
+                                <w:sz w:val="28"/>
+                                <w:szCs w:val="28"/>
+                              </w:rPr>
+                            </w:pPr>
+                            <w:r>
+                              <w:rPr>
+                                <w:rFonts w:asciiTheme="majorBidi" w:hAnsiTheme="majorBidi" w:cstheme="majorBidi"/>
+                                <w:b/>
+                                <w:bCs/>
+                                <w:i/>
+                                <w:iCs/>
+                                <w:sz w:val="28"/>
+                                <w:szCs w:val="28"/>
+                              </w:rPr>
+                              <w:t xml:space="preserve">     replicas: 3</w:t>
+                            </w:r>
+                          </w:p>
+                          <w:p>
+                            <w:pPr>
+                              <w:spacing w:after="0"/>
+                              <w:rPr>
+                                <w:rFonts w:asciiTheme="majorBidi" w:hAnsiTheme="majorBidi" w:cstheme="majorBidi"/>
+                                <w:b/>
+                                <w:bCs/>
+                                <w:i/>
+                                <w:iCs/>
+                                <w:sz w:val="28"/>
+                                <w:szCs w:val="28"/>
+                              </w:rPr>
+                            </w:pPr>
+                            <w:r>
+                              <w:rPr>
+                                <w:rFonts w:asciiTheme="majorBidi" w:hAnsiTheme="majorBidi" w:cstheme="majorBidi"/>
+                                <w:b/>
+                                <w:bCs/>
+                                <w:i/>
+                                <w:iCs/>
+                                <w:sz w:val="28"/>
+                                <w:szCs w:val="28"/>
+                              </w:rPr>
+                              <w:t xml:space="preserve">     selector:</w:t>
+                            </w:r>
+                          </w:p>
+                          <w:p>
+                            <w:pPr>
+                              <w:spacing w:after="0"/>
+                              <w:rPr>
+                                <w:rFonts w:asciiTheme="majorBidi" w:hAnsiTheme="majorBidi" w:cstheme="majorBidi"/>
+                                <w:b/>
+                                <w:bCs/>
+                                <w:i/>
+                                <w:iCs/>
+                                <w:sz w:val="28"/>
+                                <w:szCs w:val="28"/>
+                              </w:rPr>
+                            </w:pPr>
+                            <w:r>
+                              <w:rPr>
+                                <w:rFonts w:asciiTheme="majorBidi" w:hAnsiTheme="majorBidi" w:cstheme="majorBidi"/>
+                                <w:b/>
+                                <w:bCs/>
+                                <w:i/>
+                                <w:iCs/>
+                                <w:sz w:val="28"/>
+                                <w:szCs w:val="28"/>
+                              </w:rPr>
+                              <w:t xml:space="preserve">     </w:t>
+                            </w:r>
+                            <w:proofErr w:type="spellStart"/>
+                            <w:r>
+                              <w:rPr>
+                                <w:rFonts w:asciiTheme="majorBidi" w:hAnsiTheme="majorBidi" w:cstheme="majorBidi"/>
+                                <w:b/>
+                                <w:bCs/>
+                                <w:i/>
+                                <w:iCs/>
+                                <w:sz w:val="28"/>
+                                <w:szCs w:val="28"/>
+                              </w:rPr>
+                              <w:t>matchLabels</w:t>
+                            </w:r>
+                            <w:proofErr w:type="spellEnd"/>
+                            <w:r>
+                              <w:rPr>
+                                <w:rFonts w:asciiTheme="majorBidi" w:hAnsiTheme="majorBidi" w:cstheme="majorBidi"/>
+                                <w:b/>
+                                <w:bCs/>
+                                <w:i/>
+                                <w:iCs/>
+                                <w:sz w:val="28"/>
+                                <w:szCs w:val="28"/>
+                              </w:rPr>
+                              <w:t>:</w:t>
+                            </w:r>
+                          </w:p>
+                          <w:p>
+                            <w:pPr>
+                              <w:spacing w:after="0"/>
+                              <w:rPr>
+                                <w:rFonts w:asciiTheme="majorBidi" w:hAnsiTheme="majorBidi" w:cstheme="majorBidi"/>
+                                <w:b/>
+                                <w:bCs/>
+                                <w:i/>
+                                <w:iCs/>
+                                <w:sz w:val="28"/>
+                                <w:szCs w:val="28"/>
+                              </w:rPr>
+                            </w:pPr>
+                            <w:r>
+                              <w:rPr>
+                                <w:rFonts w:asciiTheme="majorBidi" w:hAnsiTheme="majorBidi" w:cstheme="majorBidi"/>
+                                <w:b/>
+                                <w:bCs/>
+                                <w:i/>
+                                <w:iCs/>
+                                <w:sz w:val="28"/>
+                                <w:szCs w:val="28"/>
+                              </w:rPr>
+                              <w:t xml:space="preserve">     </w:t>
+                            </w:r>
+                            <w:r>
+                              <w:rPr>
+                                <w:rFonts w:asciiTheme="majorBidi" w:hAnsiTheme="majorBidi" w:cstheme="majorBidi"/>
+                                <w:b/>
+                                <w:bCs/>
+                                <w:i/>
+                                <w:iCs/>
+                                <w:sz w:val="28"/>
+                                <w:szCs w:val="28"/>
+                              </w:rPr>
+                              <w:t xml:space="preserve">     </w:t>
+                            </w:r>
+                            <w:r>
+                              <w:rPr>
+                                <w:rFonts w:asciiTheme="majorBidi" w:hAnsiTheme="majorBidi" w:cstheme="majorBidi"/>
+                                <w:b/>
+                                <w:bCs/>
+                                <w:i/>
+                                <w:iCs/>
+                                <w:sz w:val="28"/>
+                                <w:szCs w:val="28"/>
+                              </w:rPr>
+                              <w:t>app: nginx</w:t>
+                            </w:r>
+                          </w:p>
+                          <w:p>
+                            <w:pPr>
+                              <w:spacing w:after="0"/>
+                              <w:rPr>
+                                <w:rFonts w:asciiTheme="majorBidi" w:hAnsiTheme="majorBidi" w:cstheme="majorBidi"/>
+                                <w:b/>
+                                <w:bCs/>
+                                <w:i/>
+                                <w:iCs/>
+                                <w:sz w:val="28"/>
+                                <w:szCs w:val="28"/>
+                              </w:rPr>
+                            </w:pPr>
+                            <w:r>
+                              <w:rPr>
+                                <w:rFonts w:asciiTheme="majorBidi" w:hAnsiTheme="majorBidi" w:cstheme="majorBidi"/>
+                                <w:b/>
+                                <w:bCs/>
+                                <w:i/>
+                                <w:iCs/>
+                                <w:sz w:val="28"/>
+                                <w:szCs w:val="28"/>
+                              </w:rPr>
+                              <w:t xml:space="preserve">     template:</w:t>
+                            </w:r>
+                          </w:p>
+                          <w:p>
+                            <w:pPr>
+                              <w:spacing w:after="0"/>
+                              <w:rPr>
+                                <w:rFonts w:asciiTheme="majorBidi" w:hAnsiTheme="majorBidi" w:cstheme="majorBidi"/>
+                                <w:b/>
+                                <w:bCs/>
+                                <w:i/>
+                                <w:iCs/>
+                                <w:sz w:val="28"/>
+                                <w:szCs w:val="28"/>
+                              </w:rPr>
+                            </w:pPr>
+                            <w:r>
+                              <w:rPr>
+                                <w:rFonts w:asciiTheme="majorBidi" w:hAnsiTheme="majorBidi" w:cstheme="majorBidi"/>
+                                <w:b/>
+                                <w:bCs/>
+                                <w:i/>
+                                <w:iCs/>
+                                <w:sz w:val="28"/>
+                                <w:szCs w:val="28"/>
+                              </w:rPr>
+                              <w:t xml:space="preserve">     </w:t>
+                            </w:r>
+                            <w:r>
+                              <w:rPr>
+                                <w:rFonts w:asciiTheme="majorBidi" w:hAnsiTheme="majorBidi" w:cstheme="majorBidi"/>
+                                <w:b/>
+                                <w:bCs/>
+                                <w:i/>
+                                <w:iCs/>
+                                <w:sz w:val="28"/>
+                                <w:szCs w:val="28"/>
+                              </w:rPr>
+                              <w:t xml:space="preserve">     </w:t>
+                            </w:r>
+                            <w:r>
+                              <w:rPr>
+                                <w:rFonts w:asciiTheme="majorBidi" w:hAnsiTheme="majorBidi" w:cstheme="majorBidi"/>
+                                <w:b/>
+                                <w:bCs/>
+                                <w:i/>
+                                <w:iCs/>
+                                <w:sz w:val="28"/>
+                                <w:szCs w:val="28"/>
+                              </w:rPr>
+                              <w:t>metadata:</w:t>
+                            </w:r>
+                          </w:p>
+                          <w:p>
+                            <w:pPr>
+                              <w:spacing w:after="0"/>
+                              <w:rPr>
+                                <w:rFonts w:asciiTheme="majorBidi" w:hAnsiTheme="majorBidi" w:cstheme="majorBidi"/>
+                                <w:b/>
+                                <w:bCs/>
+                                <w:i/>
+                                <w:iCs/>
+                                <w:sz w:val="28"/>
+                                <w:szCs w:val="28"/>
+                              </w:rPr>
+                            </w:pPr>
+                            <w:r>
+                              <w:rPr>
+                                <w:rFonts w:asciiTheme="majorBidi" w:hAnsiTheme="majorBidi" w:cstheme="majorBidi"/>
+                                <w:b/>
+                                <w:bCs/>
+                                <w:i/>
+                                <w:iCs/>
+                                <w:sz w:val="28"/>
+                                <w:szCs w:val="28"/>
+                              </w:rPr>
+                              <w:t xml:space="preserve">          </w:t>
+                            </w:r>
+                            <w:r>
+                              <w:rPr>
+                                <w:rFonts w:asciiTheme="majorBidi" w:hAnsiTheme="majorBidi" w:cstheme="majorBidi"/>
+                                <w:b/>
+                                <w:bCs/>
+                                <w:i/>
+                                <w:iCs/>
+                                <w:sz w:val="28"/>
+                                <w:szCs w:val="28"/>
+                              </w:rPr>
+                              <w:t xml:space="preserve">     </w:t>
+                            </w:r>
+                            <w:r>
+                              <w:rPr>
+                                <w:rFonts w:asciiTheme="majorBidi" w:hAnsiTheme="majorBidi" w:cstheme="majorBidi"/>
+                                <w:b/>
+                                <w:bCs/>
+                                <w:i/>
+                                <w:iCs/>
+                                <w:sz w:val="28"/>
+                                <w:szCs w:val="28"/>
+                              </w:rPr>
+                              <w:t>labels:</w:t>
+                            </w:r>
+                          </w:p>
+                          <w:p>
+                            <w:pPr>
+                              <w:spacing w:after="0"/>
+                              <w:rPr>
+                                <w:rFonts w:asciiTheme="majorBidi" w:hAnsiTheme="majorBidi" w:cstheme="majorBidi"/>
+                                <w:b/>
+                                <w:bCs/>
+                                <w:i/>
+                                <w:iCs/>
+                                <w:sz w:val="28"/>
+                                <w:szCs w:val="28"/>
+                              </w:rPr>
+                            </w:pPr>
+                            <w:r>
+                              <w:rPr>
+                                <w:rFonts w:asciiTheme="majorBidi" w:hAnsiTheme="majorBidi" w:cstheme="majorBidi"/>
+                                <w:b/>
+                                <w:bCs/>
+                                <w:i/>
+                                <w:iCs/>
+                                <w:sz w:val="28"/>
+                                <w:szCs w:val="28"/>
+                              </w:rPr>
+                              <w:t xml:space="preserve">               </w:t>
+                            </w:r>
+                            <w:r>
+                              <w:rPr>
+                                <w:rFonts w:asciiTheme="majorBidi" w:hAnsiTheme="majorBidi" w:cstheme="majorBidi"/>
+                                <w:b/>
+                                <w:bCs/>
+                                <w:i/>
+                                <w:iCs/>
+                                <w:sz w:val="28"/>
+                                <w:szCs w:val="28"/>
+                              </w:rPr>
+                              <w:t xml:space="preserve">     </w:t>
+                            </w:r>
+                            <w:r>
+                              <w:rPr>
+                                <w:rFonts w:asciiTheme="majorBidi" w:hAnsiTheme="majorBidi" w:cstheme="majorBidi"/>
+                                <w:b/>
+                                <w:bCs/>
+                                <w:i/>
+                                <w:iCs/>
+                                <w:sz w:val="28"/>
+                                <w:szCs w:val="28"/>
+                              </w:rPr>
+                              <w:t>app: nginx</w:t>
+                            </w:r>
+                          </w:p>
+                          <w:p>
+                            <w:pPr>
+                              <w:spacing w:after="0"/>
+                              <w:rPr>
+                                <w:rFonts w:asciiTheme="majorBidi" w:hAnsiTheme="majorBidi" w:cstheme="majorBidi"/>
+                                <w:b/>
+                                <w:bCs/>
+                                <w:i/>
+                                <w:iCs/>
+                                <w:sz w:val="28"/>
+                                <w:szCs w:val="28"/>
+                              </w:rPr>
+                            </w:pPr>
+                            <w:r>
+                              <w:rPr>
+                                <w:rFonts w:asciiTheme="majorBidi" w:hAnsiTheme="majorBidi" w:cstheme="majorBidi"/>
+                                <w:b/>
+                                <w:bCs/>
+                                <w:i/>
+                                <w:iCs/>
+                                <w:sz w:val="28"/>
+                                <w:szCs w:val="28"/>
+                              </w:rPr>
+                              <w:t xml:space="preserve">          </w:t>
+                            </w:r>
+                            <w:r>
+                              <w:rPr>
+                                <w:rFonts w:asciiTheme="majorBidi" w:hAnsiTheme="majorBidi" w:cstheme="majorBidi"/>
+                                <w:b/>
+                                <w:bCs/>
+                                <w:i/>
+                                <w:iCs/>
+                                <w:sz w:val="28"/>
+                                <w:szCs w:val="28"/>
+                              </w:rPr>
+                              <w:t>spec:</w:t>
+                            </w:r>
+                          </w:p>
+                          <w:p>
+                            <w:pPr>
+                              <w:spacing w:after="0"/>
+                              <w:rPr>
+                                <w:rFonts w:asciiTheme="majorBidi" w:hAnsiTheme="majorBidi" w:cstheme="majorBidi"/>
+                                <w:b/>
+                                <w:bCs/>
+                                <w:i/>
+                                <w:iCs/>
+                                <w:sz w:val="28"/>
+                                <w:szCs w:val="28"/>
+                              </w:rPr>
+                            </w:pPr>
+                            <w:r>
+                              <w:rPr>
+                                <w:rFonts w:asciiTheme="majorBidi" w:hAnsiTheme="majorBidi" w:cstheme="majorBidi"/>
+                                <w:b/>
+                                <w:bCs/>
+                                <w:i/>
+                                <w:iCs/>
+                                <w:sz w:val="28"/>
+                                <w:szCs w:val="28"/>
+                              </w:rPr>
+                              <w:t xml:space="preserve">               </w:t>
+                            </w:r>
+                            <w:r>
+                              <w:rPr>
+                                <w:rFonts w:asciiTheme="majorBidi" w:hAnsiTheme="majorBidi" w:cstheme="majorBidi"/>
+                                <w:b/>
+                                <w:bCs/>
+                                <w:i/>
+                                <w:iCs/>
+                                <w:sz w:val="28"/>
+                                <w:szCs w:val="28"/>
+                              </w:rPr>
+                              <w:t>containers:</w:t>
+                            </w:r>
+                          </w:p>
+                          <w:p>
+                            <w:pPr>
+                              <w:spacing w:after="0"/>
+                              <w:rPr>
+                                <w:rFonts w:asciiTheme="majorBidi" w:hAnsiTheme="majorBidi" w:cstheme="majorBidi"/>
+                                <w:b/>
+                                <w:bCs/>
+                                <w:i/>
+                                <w:iCs/>
+                                <w:sz w:val="28"/>
+                                <w:szCs w:val="28"/>
+                              </w:rPr>
+                            </w:pPr>
+                            <w:r>
+                              <w:rPr>
+                                <w:rFonts w:asciiTheme="majorBidi" w:hAnsiTheme="majorBidi" w:cstheme="majorBidi"/>
+                                <w:b/>
+                                <w:bCs/>
+                                <w:i/>
+                                <w:iCs/>
+                                <w:sz w:val="28"/>
+                                <w:szCs w:val="28"/>
+                              </w:rPr>
+                              <w:t xml:space="preserve">               </w:t>
+                            </w:r>
+                            <w:r>
+                              <w:rPr>
+                                <w:rFonts w:asciiTheme="majorBidi" w:hAnsiTheme="majorBidi" w:cstheme="majorBidi"/>
+                                <w:b/>
+                                <w:bCs/>
+                                <w:i/>
+                                <w:iCs/>
+                                <w:sz w:val="28"/>
+                                <w:szCs w:val="28"/>
+                              </w:rPr>
+                              <w:t>- name: nginx</w:t>
+                            </w:r>
+                          </w:p>
+                          <w:p>
+                            <w:pPr>
+                              <w:spacing w:after="0"/>
+                              <w:rPr>
+                                <w:rFonts w:asciiTheme="majorBidi" w:hAnsiTheme="majorBidi" w:cstheme="majorBidi"/>
+                                <w:b/>
+                                <w:bCs/>
+                                <w:i/>
+                                <w:iCs/>
+                                <w:sz w:val="28"/>
+                                <w:szCs w:val="28"/>
+                              </w:rPr>
+                            </w:pPr>
+                            <w:r>
+                              <w:rPr>
+                                <w:rFonts w:asciiTheme="majorBidi" w:hAnsiTheme="majorBidi" w:cstheme="majorBidi"/>
+                                <w:b/>
+                                <w:bCs/>
+                                <w:i/>
+                                <w:iCs/>
+                                <w:sz w:val="28"/>
+                                <w:szCs w:val="28"/>
+                              </w:rPr>
+                              <w:t xml:space="preserve">          </w:t>
+                            </w:r>
+                            <w:r>
+                              <w:rPr>
+                                <w:rFonts w:asciiTheme="majorBidi" w:hAnsiTheme="majorBidi" w:cstheme="majorBidi"/>
+                                <w:b/>
+                                <w:bCs/>
+                                <w:i/>
+                                <w:iCs/>
+                                <w:sz w:val="28"/>
+                                <w:szCs w:val="28"/>
+                              </w:rPr>
+                              <w:t xml:space="preserve">      </w:t>
+                            </w:r>
+                            <w:r>
+                              <w:rPr>
+                                <w:rFonts w:asciiTheme="majorBidi" w:hAnsiTheme="majorBidi" w:cstheme="majorBidi"/>
+                                <w:b/>
+                                <w:bCs/>
+                                <w:i/>
+                                <w:iCs/>
+                                <w:sz w:val="28"/>
+                                <w:szCs w:val="28"/>
+                              </w:rPr>
+                              <w:t xml:space="preserve"> </w:t>
+                            </w:r>
+                            <w:r>
+                              <w:rPr>
+                                <w:rFonts w:asciiTheme="majorBidi" w:hAnsiTheme="majorBidi" w:cstheme="majorBidi"/>
+                                <w:b/>
+                                <w:bCs/>
+                                <w:i/>
+                                <w:iCs/>
+                                <w:sz w:val="28"/>
+                                <w:szCs w:val="28"/>
+                              </w:rPr>
+                              <w:t>image: nginx</w:t>
+                            </w:r>
+                          </w:p>
+                        </w:txbxContent>
+                      </wps:txbx>
+                      <wps:bodyPr rot="0" spcFirstLastPara="0" vertOverflow="overflow" horzOverflow="overflow" vert="horz" wrap="square" lIns="91440" tIns="45720" rIns="91440" bIns="45720" numCol="1" spcCol="0" rtlCol="0" fromWordArt="0" anchor="ctr" anchorCtr="0" forceAA="0" compatLnSpc="1">
+                        <a:prstTxWarp prst="textNoShape">
+                          <a:avLst/>
+                        </a:prstTxWarp>
+                        <a:noAutofit/>
+                      </wps:bodyPr>
+                    </wps:wsp>
+                  </a:graphicData>
+                </a:graphic>
+                <wp14:sizeRelH relativeFrom="margin">
+                  <wp14:pctWidth>0</wp14:pctWidth>
+                </wp14:sizeRelH>
+                <wp14:sizeRelV relativeFrom="margin">
+                  <wp14:pctHeight>0</wp14:pctHeight>
+                </wp14:sizeRelV>
+              </wp:anchor>
+            </w:drawing>
+          </mc:Choice>
+          <mc:Fallback>
+            <w:pict>
+              <v:rect w14:anchorId="7833C680" id="Rectangle 3" o:spid="_x0000_s1028" style="position:absolute;left:0;text-align:left;margin-left:6pt;margin-top:.3pt;width:203.4pt;height:322.8pt;z-index:251662336;visibility:visible;mso-wrap-style:square;mso-width-percent:0;mso-height-percent:0;mso-wrap-distance-left:9pt;mso-wrap-distance-top:0;mso-wrap-distance-right:9pt;mso-wrap-distance-bottom:0;mso-position-horizontal:absolute;mso-position-horizontal-relative:text;mso-position-vertical:absolute;mso-position-vertical-relative:text;mso-width-percent:0;mso-height-percent:0;mso-width-relative:margin;mso-height-relative:margin;v-text-anchor:middle" o:gfxdata="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" fillcolor="black [3200]" strokecolor="black [480]" strokeweight="1pt">
+                <v:textbox>
+                  <w:txbxContent>
+                    <w:p>
+                      <w:pPr>
+                        <w:spacing w:after="0"/>
+                        <w:rPr>
+                          <w:rFonts w:asciiTheme="majorBidi" w:hAnsiTheme="majorBidi" w:cstheme="majorBidi"/>
+                          <w:b/>
+                          <w:bCs/>
+                          <w:i/>
+                          <w:iCs/>
+                          <w:sz w:val="28"/>
+                          <w:szCs w:val="28"/>
+                        </w:rPr>
+                      </w:pPr>
+                      <w:proofErr w:type="spellStart"/>
+                      <w:r>
+                        <w:rPr>
+                          <w:rFonts w:asciiTheme="majorBidi" w:hAnsiTheme="majorBidi" w:cstheme="majorBidi"/>
+                          <w:b/>
+                          <w:bCs/>
+                          <w:i/>
+                          <w:iCs/>
+                          <w:sz w:val="28"/>
+                          <w:szCs w:val="28"/>
+                        </w:rPr>
+                        <w:t>apiVersion</w:t>
+                      </w:r>
+                      <w:proofErr w:type="spellEnd"/>
+                      <w:r>
+                        <w:rPr>
+                          <w:rFonts w:asciiTheme="majorBidi" w:hAnsiTheme="majorBidi" w:cstheme="majorBidi"/>
+                          <w:b/>
+                          <w:bCs/>
+                          <w:i/>
+                          <w:iCs/>
+                          <w:sz w:val="28"/>
+                          <w:szCs w:val="28"/>
+                        </w:rPr>
+                        <w:t>: apps/v1</w:t>
+                      </w:r>
+                    </w:p>
+                    <w:p>
+                      <w:pPr>
+                        <w:spacing w:after="0"/>
+                        <w:rPr>
+                          <w:rFonts w:asciiTheme="majorBidi" w:hAnsiTheme="majorBidi" w:cstheme="majorBidi"/>
+                          <w:b/>
+                          <w:bCs/>
+                          <w:i/>
+                          <w:iCs/>
+                          <w:sz w:val="28"/>
+                          <w:szCs w:val="28"/>
+                        </w:rPr>
+                      </w:pPr>
+                      <w:r>
+                        <w:rPr>
+                          <w:rFonts w:asciiTheme="majorBidi" w:hAnsiTheme="majorBidi" w:cstheme="majorBidi"/>
+                          <w:b/>
+                          <w:bCs/>
+                          <w:i/>
+                          <w:iCs/>
+                          <w:sz w:val="28"/>
+                          <w:szCs w:val="28"/>
+                        </w:rPr>
+                        <w:t>kind: Deployment</w:t>
+                      </w:r>
+                    </w:p>
+                    <w:p>
+                      <w:pPr>
+                        <w:spacing w:after="0"/>
+                        <w:rPr>
+                          <w:rFonts w:asciiTheme="majorBidi" w:hAnsiTheme="majorBidi" w:cstheme="majorBidi"/>
+                          <w:b/>
+                          <w:bCs/>
+                          <w:i/>
+                          <w:iCs/>
+                          <w:sz w:val="28"/>
+                          <w:szCs w:val="28"/>
+                        </w:rPr>
+                      </w:pPr>
+                      <w:r>
+                        <w:rPr>
+                          <w:rFonts w:asciiTheme="majorBidi" w:hAnsiTheme="majorBidi" w:cstheme="majorBidi"/>
+                          <w:b/>
+                          <w:bCs/>
+                          <w:i/>
+                          <w:iCs/>
+                          <w:sz w:val="28"/>
+                          <w:szCs w:val="28"/>
+                        </w:rPr>
+                        <w:t>metadata:</w:t>
+                      </w:r>
+                    </w:p>
+                    <w:p>
+                      <w:pPr>
+                        <w:spacing w:after="0"/>
+                        <w:rPr>
+                          <w:rFonts w:asciiTheme="majorBidi" w:hAnsiTheme="majorBidi" w:cstheme="majorBidi"/>
+                          <w:b/>
+                          <w:bCs/>
+                          <w:i/>
+                          <w:iCs/>
+                          <w:sz w:val="28"/>
+                          <w:szCs w:val="28"/>
+                        </w:rPr>
+                      </w:pPr>
+                      <w:r>
+                        <w:rPr>
+                          <w:rFonts w:asciiTheme="majorBidi" w:hAnsiTheme="majorBidi" w:cstheme="majorBidi"/>
+                          <w:b/>
+                          <w:bCs/>
+                          <w:i/>
+                          <w:iCs/>
+                          <w:sz w:val="28"/>
+                          <w:szCs w:val="28"/>
+                        </w:rPr>
+                        <w:t xml:space="preserve">     </w:t>
+                      </w:r>
+                      <w:r>
+                        <w:rPr>
+                          <w:rFonts w:asciiTheme="majorBidi" w:hAnsiTheme="majorBidi" w:cstheme="majorBidi"/>
+                          <w:b/>
+                          <w:bCs/>
+                          <w:i/>
+                          <w:iCs/>
+                          <w:sz w:val="28"/>
+                          <w:szCs w:val="28"/>
+                        </w:rPr>
+                        <w:t>name: nginx-deployment</w:t>
+                      </w:r>
+                    </w:p>
+                    <w:p>
+                      <w:pPr>
+                        <w:spacing w:after="0"/>
+                        <w:rPr>
+                          <w:rFonts w:asciiTheme="majorBidi" w:hAnsiTheme="majorBidi" w:cstheme="majorBidi"/>
+                          <w:b/>
+                          <w:bCs/>
+                          <w:i/>
+                          <w:iCs/>
+                          <w:sz w:val="28"/>
+                          <w:szCs w:val="28"/>
+                        </w:rPr>
+                      </w:pPr>
+                      <w:r>
+                        <w:rPr>
+                          <w:rFonts w:asciiTheme="majorBidi" w:hAnsiTheme="majorBidi" w:cstheme="majorBidi"/>
+                          <w:b/>
+                          <w:bCs/>
+                          <w:i/>
+                          <w:iCs/>
+                          <w:sz w:val="28"/>
+                          <w:szCs w:val="28"/>
+                        </w:rPr>
+                        <w:t>spec:</w:t>
+                      </w:r>
+                    </w:p>
+                    <w:p>
+                      <w:pPr>
+                        <w:spacing w:after="0"/>
+                        <w:rPr>
+                          <w:rFonts w:asciiTheme="majorBidi" w:hAnsiTheme="majorBidi" w:cstheme="majorBidi"/>
+                          <w:b/>
+                          <w:bCs/>
+                          <w:i/>
+                          <w:iCs/>
+                          <w:sz w:val="28"/>
+                          <w:szCs w:val="28"/>
+                        </w:rPr>
+                      </w:pPr>
+                      <w:r>
+                        <w:rPr>
+                          <w:rFonts w:asciiTheme="majorBidi" w:hAnsiTheme="majorBidi" w:cstheme="majorBidi"/>
+                          <w:b/>
+                          <w:bCs/>
+                          <w:i/>
+                          <w:iCs/>
+                          <w:sz w:val="28"/>
+                          <w:szCs w:val="28"/>
+                        </w:rPr>
+                        <w:t xml:space="preserve">     replicas: 3</w:t>
+                      </w:r>
+                    </w:p>
+                    <w:p>
+                      <w:pPr>
+                        <w:spacing w:after="0"/>
+                        <w:rPr>
+                          <w:rFonts w:asciiTheme="majorBidi" w:hAnsiTheme="majorBidi" w:cstheme="majorBidi"/>
+                          <w:b/>
+                          <w:bCs/>
+                          <w:i/>
+                          <w:iCs/>
+                          <w:sz w:val="28"/>
+                          <w:szCs w:val="28"/>
+                        </w:rPr>
+                      </w:pPr>
+                      <w:r>
+                        <w:rPr>
+                          <w:rFonts w:asciiTheme="majorBidi" w:hAnsiTheme="majorBidi" w:cstheme="majorBidi"/>
+                          <w:b/>
+                          <w:bCs/>
+                          <w:i/>
+                          <w:iCs/>
+                          <w:sz w:val="28"/>
+                          <w:szCs w:val="28"/>
+                        </w:rPr>
+                        <w:t xml:space="preserve">     selector:</w:t>
+                      </w:r>
+                    </w:p>
+                    <w:p>
+                      <w:pPr>
+                        <w:spacing w:after="0"/>
+                        <w:rPr>
+                          <w:rFonts w:asciiTheme="majorBidi" w:hAnsiTheme="majorBidi" w:cstheme="majorBidi"/>
+                          <w:b/>
+                          <w:bCs/>
+                          <w:i/>
+                          <w:iCs/>
+                          <w:sz w:val="28"/>
+                          <w:szCs w:val="28"/>
+                        </w:rPr>
+                      </w:pPr>
+                      <w:r>
+                        <w:rPr>
+                          <w:rFonts w:asciiTheme="majorBidi" w:hAnsiTheme="majorBidi" w:cstheme="majorBidi"/>
+                          <w:b/>
+                          <w:bCs/>
+                          <w:i/>
+                          <w:iCs/>
+                          <w:sz w:val="28"/>
+                          <w:szCs w:val="28"/>
+                        </w:rPr>
+                        <w:t xml:space="preserve">     </w:t>
+                      </w:r>
+                      <w:proofErr w:type="spellStart"/>
+                      <w:r>
+                        <w:rPr>
+                          <w:rFonts w:asciiTheme="majorBidi" w:hAnsiTheme="majorBidi" w:cstheme="majorBidi"/>
+                          <w:b/>
+                          <w:bCs/>
+                          <w:i/>
+                          <w:iCs/>
+                          <w:sz w:val="28"/>
+                          <w:szCs w:val="28"/>
+                        </w:rPr>
+                        <w:t>matchLabels</w:t>
+                      </w:r>
+                      <w:proofErr w:type="spellEnd"/>
+                      <w:r>
+                        <w:rPr>
+                          <w:rFonts w:asciiTheme="majorBidi" w:hAnsiTheme="majorBidi" w:cstheme="majorBidi"/>
+                          <w:b/>
+                          <w:bCs/>
+                          <w:i/>
+                          <w:iCs/>
+                          <w:sz w:val="28"/>
+                          <w:szCs w:val="28"/>
+                        </w:rPr>
+                        <w:t>:</w:t>
+                      </w:r>
+                    </w:p>
+                    <w:p>
+                      <w:pPr>
+                        <w:spacing w:after="0"/>
+                        <w:rPr>
+                          <w:rFonts w:asciiTheme="majorBidi" w:hAnsiTheme="majorBidi" w:cstheme="majorBidi"/>
+                          <w:b/>
+                          <w:bCs/>
+                          <w:i/>
+                          <w:iCs/>
+                          <w:sz w:val="28"/>
+                          <w:szCs w:val="28"/>
+                        </w:rPr>
+                      </w:pPr>
+                      <w:r>
+                        <w:rPr>
+                          <w:rFonts w:asciiTheme="majorBidi" w:hAnsiTheme="majorBidi" w:cstheme="majorBidi"/>
+                          <w:b/>
+                          <w:bCs/>
+                          <w:i/>
+                          <w:iCs/>
+                          <w:sz w:val="28"/>
+                          <w:szCs w:val="28"/>
+                        </w:rPr>
+                        <w:t xml:space="preserve">     </w:t>
+                      </w:r>
+                      <w:r>
+                        <w:rPr>
+                          <w:rFonts w:asciiTheme="majorBidi" w:hAnsiTheme="majorBidi" w:cstheme="majorBidi"/>
+                          <w:b/>
+                          <w:bCs/>
+                          <w:i/>
+                          <w:iCs/>
+                          <w:sz w:val="28"/>
+                          <w:szCs w:val="28"/>
+                        </w:rPr>
+                        <w:t xml:space="preserve">     </w:t>
+                      </w:r>
+                      <w:r>
+                        <w:rPr>
+                          <w:rFonts w:asciiTheme="majorBidi" w:hAnsiTheme="majorBidi" w:cstheme="majorBidi"/>
+                          <w:b/>
+                          <w:bCs/>
+                          <w:i/>
+                          <w:iCs/>
+                          <w:sz w:val="28"/>
+                          <w:szCs w:val="28"/>
+                        </w:rPr>
+                        <w:t>app: nginx</w:t>
+                      </w:r>
+                    </w:p>
+                    <w:p>
+                      <w:pPr>
+                        <w:spacing w:after="0"/>
+                        <w:rPr>
+                          <w:rFonts w:asciiTheme="majorBidi" w:hAnsiTheme="majorBidi" w:cstheme="majorBidi"/>
+                          <w:b/>
+                          <w:bCs/>
+                          <w:i/>
+                          <w:iCs/>
+                          <w:sz w:val="28"/>
+                          <w:szCs w:val="28"/>
+                        </w:rPr>
+                      </w:pPr>
+                      <w:r>
+                        <w:rPr>
+                          <w:rFonts w:asciiTheme="majorBidi" w:hAnsiTheme="majorBidi" w:cstheme="majorBidi"/>
+                          <w:b/>
+                          <w:bCs/>
+                          <w:i/>
+                          <w:iCs/>
+                          <w:sz w:val="28"/>
+                          <w:szCs w:val="28"/>
+                        </w:rPr>
+                        <w:t xml:space="preserve">     template:</w:t>
+                      </w:r>
+                    </w:p>
+                    <w:p>
+                      <w:pPr>
+                        <w:spacing w:after="0"/>
+                        <w:rPr>
+                          <w:rFonts w:asciiTheme="majorBidi" w:hAnsiTheme="majorBidi" w:cstheme="majorBidi"/>
+                          <w:b/>
+                          <w:bCs/>
+                          <w:i/>
+                          <w:iCs/>
+                          <w:sz w:val="28"/>
+                          <w:szCs w:val="28"/>
+                        </w:rPr>
+                      </w:pPr>
+                      <w:r>
+                        <w:rPr>
+                          <w:rFonts w:asciiTheme="majorBidi" w:hAnsiTheme="majorBidi" w:cstheme="majorBidi"/>
+                          <w:b/>
+                          <w:bCs/>
+                          <w:i/>
+                          <w:iCs/>
+                          <w:sz w:val="28"/>
+                          <w:szCs w:val="28"/>
+                        </w:rPr>
+                        <w:t xml:space="preserve">     </w:t>
+                      </w:r>
+                      <w:r>
+                        <w:rPr>
+                          <w:rFonts w:asciiTheme="majorBidi" w:hAnsiTheme="majorBidi" w:cstheme="majorBidi"/>
+                          <w:b/>
+                          <w:bCs/>
+                          <w:i/>
+                          <w:iCs/>
+                          <w:sz w:val="28"/>
+                          <w:szCs w:val="28"/>
+                        </w:rPr>
+                        <w:t xml:space="preserve">     </w:t>
+                      </w:r>
+                      <w:r>
+                        <w:rPr>
+                          <w:rFonts w:asciiTheme="majorBidi" w:hAnsiTheme="majorBidi" w:cstheme="majorBidi"/>
+                          <w:b/>
+                          <w:bCs/>
+                          <w:i/>
+                          <w:iCs/>
+                          <w:sz w:val="28"/>
+                          <w:szCs w:val="28"/>
+                        </w:rPr>
+                        <w:t>metadata:</w:t>
+                      </w:r>
+                    </w:p>
+                    <w:p>
+                      <w:pPr>
+                        <w:spacing w:after="0"/>
+                        <w:rPr>
+                          <w:rFonts w:asciiTheme="majorBidi" w:hAnsiTheme="majorBidi" w:cstheme="majorBidi"/>
+                          <w:b/>
+                          <w:bCs/>
+                          <w:i/>
+                          <w:iCs/>
+                          <w:sz w:val="28"/>
+                          <w:szCs w:val="28"/>
+                        </w:rPr>
+                      </w:pPr>
+                      <w:r>
+                        <w:rPr>
+                          <w:rFonts w:asciiTheme="majorBidi" w:hAnsiTheme="majorBidi" w:cstheme="majorBidi"/>
+                          <w:b/>
+                          <w:bCs/>
+                          <w:i/>
+                          <w:iCs/>
+                          <w:sz w:val="28"/>
+                          <w:szCs w:val="28"/>
+                        </w:rPr>
+                        <w:t xml:space="preserve">          </w:t>
+                      </w:r>
+                      <w:r>
+                        <w:rPr>
+                          <w:rFonts w:asciiTheme="majorBidi" w:hAnsiTheme="majorBidi" w:cstheme="majorBidi"/>
+                          <w:b/>
+                          <w:bCs/>
+                          <w:i/>
+                          <w:iCs/>
+                          <w:sz w:val="28"/>
+                          <w:szCs w:val="28"/>
+                        </w:rPr>
+                        <w:t xml:space="preserve">     </w:t>
+                      </w:r>
+                      <w:r>
+                        <w:rPr>
+                          <w:rFonts w:asciiTheme="majorBidi" w:hAnsiTheme="majorBidi" w:cstheme="majorBidi"/>
+                          <w:b/>
+                          <w:bCs/>
+                          <w:i/>
+                          <w:iCs/>
+                          <w:sz w:val="28"/>
+                          <w:szCs w:val="28"/>
+                        </w:rPr>
+                        <w:t>labels:</w:t>
+                      </w:r>
+                    </w:p>
+                    <w:p>
+                      <w:pPr>
+                        <w:spacing w:after="0"/>
+                        <w:rPr>
+                          <w:rFonts w:asciiTheme="majorBidi" w:hAnsiTheme="majorBidi" w:cstheme="majorBidi"/>
+                          <w:b/>
+                          <w:bCs/>
+                          <w:i/>
+                          <w:iCs/>
+                          <w:sz w:val="28"/>
+                          <w:szCs w:val="28"/>
+                        </w:rPr>
+                      </w:pPr>
+                      <w:r>
+                        <w:rPr>
+                          <w:rFonts w:asciiTheme="majorBidi" w:hAnsiTheme="majorBidi" w:cstheme="majorBidi"/>
+                          <w:b/>
+                          <w:bCs/>
+                          <w:i/>
+                          <w:iCs/>
+                          <w:sz w:val="28"/>
+                          <w:szCs w:val="28"/>
+                        </w:rPr>
+                        <w:t xml:space="preserve">               </w:t>
+                      </w:r>
+                      <w:r>
+                        <w:rPr>
+                          <w:rFonts w:asciiTheme="majorBidi" w:hAnsiTheme="majorBidi" w:cstheme="majorBidi"/>
+                          <w:b/>
+                          <w:bCs/>
+                          <w:i/>
+                          <w:iCs/>
+                          <w:sz w:val="28"/>
+                          <w:szCs w:val="28"/>
+                        </w:rPr>
+                        <w:t xml:space="preserve">     </w:t>
+                      </w:r>
+                      <w:r>
+                        <w:rPr>
+                          <w:rFonts w:asciiTheme="majorBidi" w:hAnsiTheme="majorBidi" w:cstheme="majorBidi"/>
+                          <w:b/>
+                          <w:bCs/>
+                          <w:i/>
+                          <w:iCs/>
+                          <w:sz w:val="28"/>
+                          <w:szCs w:val="28"/>
+                        </w:rPr>
+                        <w:t>app: nginx</w:t>
+                      </w:r>
+                    </w:p>
+                    <w:p>
+                      <w:pPr>
+                        <w:spacing w:after="0"/>
+                        <w:rPr>
+                          <w:rFonts w:asciiTheme="majorBidi" w:hAnsiTheme="majorBidi" w:cstheme="majorBidi"/>
+                          <w:b/>
+                          <w:bCs/>
+                          <w:i/>
+                          <w:iCs/>
+                          <w:sz w:val="28"/>
+                          <w:szCs w:val="28"/>
+                        </w:rPr>
+                      </w:pPr>
+                      <w:r>
+                        <w:rPr>
+                          <w:rFonts w:asciiTheme="majorBidi" w:hAnsiTheme="majorBidi" w:cstheme="majorBidi"/>
+                          <w:b/>
+                          <w:bCs/>
+                          <w:i/>
+                          <w:iCs/>
+                          <w:sz w:val="28"/>
+                          <w:szCs w:val="28"/>
+                        </w:rPr>
+                        <w:t xml:space="preserve">          </w:t>
+                      </w:r>
+                      <w:r>
+                        <w:rPr>
+                          <w:rFonts w:asciiTheme="majorBidi" w:hAnsiTheme="majorBidi" w:cstheme="majorBidi"/>
+                          <w:b/>
+                          <w:bCs/>
+                          <w:i/>
+                          <w:iCs/>
+                          <w:sz w:val="28"/>
+                          <w:szCs w:val="28"/>
+                        </w:rPr>
+                        <w:t>spec:</w:t>
+                      </w:r>
+                    </w:p>
+                    <w:p>
+                      <w:pPr>
+                        <w:spacing w:after="0"/>
+                        <w:rPr>
+                          <w:rFonts w:asciiTheme="majorBidi" w:hAnsiTheme="majorBidi" w:cstheme="majorBidi"/>
+                          <w:b/>
+                          <w:bCs/>
+                          <w:i/>
+                          <w:iCs/>
+                          <w:sz w:val="28"/>
+                          <w:szCs w:val="28"/>
+                        </w:rPr>
+                      </w:pPr>
+                      <w:r>
+                        <w:rPr>
+                          <w:rFonts w:asciiTheme="majorBidi" w:hAnsiTheme="majorBidi" w:cstheme="majorBidi"/>
+                          <w:b/>
+                          <w:bCs/>
+                          <w:i/>
+                          <w:iCs/>
+                          <w:sz w:val="28"/>
+                          <w:szCs w:val="28"/>
+                        </w:rPr>
+                        <w:t xml:space="preserve">               </w:t>
+                      </w:r>
+                      <w:r>
+                        <w:rPr>
+                          <w:rFonts w:asciiTheme="majorBidi" w:hAnsiTheme="majorBidi" w:cstheme="majorBidi"/>
+                          <w:b/>
+                          <w:bCs/>
+                          <w:i/>
+                          <w:iCs/>
+                          <w:sz w:val="28"/>
+                          <w:szCs w:val="28"/>
+                        </w:rPr>
+                        <w:t>containers:</w:t>
+                      </w:r>
+                    </w:p>
+                    <w:p>
+                      <w:pPr>
+                        <w:spacing w:after="0"/>
+                        <w:rPr>
+                          <w:rFonts w:asciiTheme="majorBidi" w:hAnsiTheme="majorBidi" w:cstheme="majorBidi"/>
+                          <w:b/>
+                          <w:bCs/>
+                          <w:i/>
+                          <w:iCs/>
+                          <w:sz w:val="28"/>
+                          <w:szCs w:val="28"/>
+                        </w:rPr>
+                      </w:pPr>
+                      <w:r>
+                        <w:rPr>
+                          <w:rFonts w:asciiTheme="majorBidi" w:hAnsiTheme="majorBidi" w:cstheme="majorBidi"/>
+                          <w:b/>
+                          <w:bCs/>
+                          <w:i/>
+                          <w:iCs/>
+                          <w:sz w:val="28"/>
+                          <w:szCs w:val="28"/>
+                        </w:rPr>
+                        <w:t xml:space="preserve">               </w:t>
+                      </w:r>
+                      <w:r>
+                        <w:rPr>
+                          <w:rFonts w:asciiTheme="majorBidi" w:hAnsiTheme="majorBidi" w:cstheme="majorBidi"/>
+                          <w:b/>
+                          <w:bCs/>
+                          <w:i/>
+                          <w:iCs/>
+                          <w:sz w:val="28"/>
+                          <w:szCs w:val="28"/>
+                        </w:rPr>
+                        <w:t>- name: nginx</w:t>
+                      </w:r>
+                    </w:p>
+                    <w:p>
+                      <w:pPr>
+                        <w:spacing w:after="0"/>
+                        <w:rPr>
+                          <w:rFonts w:asciiTheme="majorBidi" w:hAnsiTheme="majorBidi" w:cstheme="majorBidi"/>
+                          <w:b/>
+                          <w:bCs/>
+                          <w:i/>
+                          <w:iCs/>
+                          <w:sz w:val="28"/>
+                          <w:szCs w:val="28"/>
+                        </w:rPr>
+                      </w:pPr>
+                      <w:r>
+                        <w:rPr>
+                          <w:rFonts w:asciiTheme="majorBidi" w:hAnsiTheme="majorBidi" w:cstheme="majorBidi"/>
+                          <w:b/>
+                          <w:bCs/>
+                          <w:i/>
+                          <w:iCs/>
+                          <w:sz w:val="28"/>
+                          <w:szCs w:val="28"/>
+                        </w:rPr>
+                        <w:t xml:space="preserve">          </w:t>
+                      </w:r>
+                      <w:r>
+                        <w:rPr>
+                          <w:rFonts w:asciiTheme="majorBidi" w:hAnsiTheme="majorBidi" w:cstheme="majorBidi"/>
+                          <w:b/>
+                          <w:bCs/>
+                          <w:i/>
+                          <w:iCs/>
+                          <w:sz w:val="28"/>
+                          <w:szCs w:val="28"/>
+                        </w:rPr>
+                        <w:t xml:space="preserve">      </w:t>
+                      </w:r>
+                      <w:r>
+                        <w:rPr>
+                          <w:rFonts w:asciiTheme="majorBidi" w:hAnsiTheme="majorBidi" w:cstheme="majorBidi"/>
+                          <w:b/>
+                          <w:bCs/>
+                          <w:i/>
+                          <w:iCs/>
+                          <w:sz w:val="28"/>
+                          <w:szCs w:val="28"/>
+                        </w:rPr>
+                        <w:t xml:space="preserve"> </w:t>
+                      </w:r>
+                      <w:r>
+                        <w:rPr>
+                          <w:rFonts w:asciiTheme="majorBidi" w:hAnsiTheme="majorBidi" w:cstheme="majorBidi"/>
+                          <w:b/>
+                          <w:bCs/>
+                          <w:i/>
+                          <w:iCs/>
+                          <w:sz w:val="28"/>
+                          <w:szCs w:val="28"/>
+                        </w:rPr>
+                        <w:t>image: nginx</w:t>
+                      </w:r>
+                    </w:p>
+                  </w:txbxContent>
+                </v:textbox>
+              </v:rect>
+            </w:pict>
+          </mc:Fallback>
+        </mc:AlternateContent>
+      </w:r>
+    </w:p>
+    <w:p>
+      <w:pPr>
+        <w:jc w:val="both"/>
+        <w:rPr>
+          <w:rFonts w:asciiTheme="majorBidi" w:hAnsiTheme="majorBidi" w:cstheme="majorBidi"/>
+          <w:sz w:val="28"/>
+          <w:szCs w:val="28"/>
+        </w:rPr>
+      </w:pPr>
+    </w:p>
+    <w:p>
+      <w:pPr>
+        <w:jc w:val="both"/>
+        <w:rPr>
+          <w:rFonts w:asciiTheme="majorBidi" w:hAnsiTheme="majorBidi" w:cstheme="majorBidi"/>
+          <w:sz w:val="28"/>
+          <w:szCs w:val="28"/>
+        </w:rPr>
+      </w:pPr>
+    </w:p>
+    <w:p>
+      <w:pPr>
+        <w:jc w:val="both"/>
+        <w:rPr>
+          <w:rFonts w:asciiTheme="majorBidi" w:hAnsiTheme="majorBidi" w:cstheme="majorBidi"/>
+          <w:sz w:val="28"/>
+          <w:szCs w:val="28"/>
+        </w:rPr>
+      </w:pPr>
+    </w:p>
+    <w:p>
+      <w:pPr>
+        <w:jc w:val="both"/>
+        <w:rPr>
+          <w:rFonts w:asciiTheme="majorBidi" w:hAnsiTheme="majorBidi" w:cstheme="majorBidi"/>
+          <w:sz w:val="28"/>
+          <w:szCs w:val="28"/>
+        </w:rPr>
+      </w:pPr>
+    </w:p>
+    <w:p>
+      <w:pPr>
+        <w:jc w:val="both"/>
+        <w:rPr>
+          <w:rFonts w:asciiTheme="majorBidi" w:hAnsiTheme="majorBidi" w:cstheme="majorBidi"/>
+          <w:sz w:val="28"/>
+          <w:szCs w:val="28"/>
+        </w:rPr>
+      </w:pPr>
+    </w:p>
+    <w:p>
+      <w:pPr>
+        <w:jc w:val="both"/>
+        <w:rPr>
+          <w:rFonts w:asciiTheme="majorBidi" w:hAnsiTheme="majorBidi" w:cstheme="majorBidi"/>
+          <w:sz w:val="28"/>
+          <w:szCs w:val="28"/>
+        </w:rPr>
+      </w:pPr>
+    </w:p>
+    <w:p>
+      <w:pPr>
+        <w:jc w:val="both"/>
+        <w:rPr>
+          <w:rFonts w:asciiTheme="majorBidi" w:hAnsiTheme="majorBidi" w:cstheme="majorBidi"/>
+          <w:sz w:val="28"/>
+          <w:szCs w:val="28"/>
+        </w:rPr>
+      </w:pPr>
+    </w:p>
+    <w:p>
+      <w:pPr>
+        <w:jc w:val="both"/>
+        <w:rPr>
+          <w:rFonts w:asciiTheme="majorBidi" w:hAnsiTheme="majorBidi" w:cstheme="majorBidi"/>
+          <w:sz w:val="28"/>
+          <w:szCs w:val="28"/>
+        </w:rPr>
+      </w:pPr>
+    </w:p>
+    <w:p>
+      <w:pPr>
+        <w:jc w:val="both"/>
+        <w:rPr>
+          <w:rFonts w:asciiTheme="majorBidi" w:hAnsiTheme="majorBidi" w:cstheme="majorBidi"/>
+          <w:sz w:val="28"/>
+          <w:szCs w:val="28"/>
+        </w:rPr>
+      </w:pPr>
+    </w:p>
+    <w:p>
+      <w:pPr>
+        <w:jc w:val="both"/>
+        <w:rPr>
+          <w:rFonts w:asciiTheme="majorBidi" w:hAnsiTheme="majorBidi" w:cstheme="majorBidi"/>
+          <w:sz w:val="28"/>
+          <w:szCs w:val="28"/>
+        </w:rPr>
+      </w:pPr>
+    </w:p>
+    <w:p>
+      <w:pPr>
+        <w:jc w:val="both"/>
+        <w:rPr>
+          <w:rFonts w:asciiTheme="majorBidi" w:hAnsiTheme="majorBidi" w:cstheme="majorBidi"/>
+          <w:sz w:val="28"/>
+          <w:szCs w:val="28"/>
+        </w:rPr>
+      </w:pPr>
+    </w:p>
+    <w:p>
+      <w:pPr>
+        <w:jc w:val="both"/>
+        <w:rPr>
+          <w:rFonts w:asciiTheme="majorBidi" w:hAnsiTheme="majorBidi" w:cstheme="majorBidi"/>
+          <w:sz w:val="28"/>
+          <w:szCs w:val="28"/>
+        </w:rPr>
+      </w:pPr>
+    </w:p>
+    <w:p>
+      <w:pPr>
+        <w:jc w:val="both"/>
+        <w:rPr>
+          <w:rFonts w:asciiTheme="majorBidi" w:hAnsiTheme="majorBidi" w:cstheme="majorBidi"/>
+          <w:sz w:val="28"/>
+          <w:szCs w:val="28"/>
+        </w:rPr>
+      </w:pPr>
+    </w:p>
+    <w:p>
+      <w:pPr>
+        <w:jc w:val="both"/>
+        <w:rPr>
+          <w:rFonts w:asciiTheme="majorBidi" w:hAnsiTheme="majorBidi" w:cstheme="majorBidi"/>
+          <w:sz w:val="28"/>
+          <w:szCs w:val="28"/>
+        </w:rPr>
+      </w:pPr>
+    </w:p>
+    <w:p>
+      <w:pPr>
+        <w:jc w:val="both"/>
+        <w:rPr>
+          <w:rFonts w:asciiTheme="majorBidi" w:hAnsiTheme="majorBidi" w:cstheme="majorBidi"/>
+          <w:sz w:val="28"/>
+          <w:szCs w:val="28"/>
+        </w:rPr>
+      </w:pPr>
+    </w:p>
+    <w:p>
+      <w:pPr>
+        <w:jc w:val="both"/>
+        <w:rPr>
+          <w:rFonts w:asciiTheme="majorBidi" w:hAnsiTheme="majorBidi" w:cstheme="majorBidi"/>
+          <w:sz w:val="28"/>
+          <w:szCs w:val="28"/>
+        </w:rPr>
+      </w:pPr>
+    </w:p>
+    <w:p>
+      <w:pPr>
+        <w:jc w:val="both"/>
+        <w:rPr>
+          <w:rFonts w:asciiTheme="majorBidi" w:hAnsiTheme="majorBidi" w:cstheme="majorBidi"/>
+          <w:sz w:val="28"/>
+          <w:szCs w:val="28"/>
+        </w:rPr>
+      </w:pPr>
+    </w:p>
+    <w:p>
+      <w:pPr>
+        <w:jc w:val="both"/>
+        <w:rPr>
+          <w:rFonts w:asciiTheme="majorBidi" w:hAnsiTheme="majorBidi" w:cstheme="majorBidi"/>
+          <w:sz w:val="28"/>
+          <w:szCs w:val="28"/>
+        </w:rPr>
+      </w:pPr>
+    </w:p>
+    <w:p>
+      <w:pPr>
+        <w:jc w:val="both"/>
+        <w:rPr>
+          <w:rFonts w:asciiTheme="majorBidi" w:hAnsiTheme="majorBidi" w:cstheme="majorBidi"/>
+          <w:sz w:val="28"/>
+          <w:szCs w:val="28"/>
+        </w:rPr>
+      </w:pPr>
+    </w:p>
+    <w:p>
+      <w:pPr>
+        <w:jc w:val="both"/>
+        <w:rPr>
+          <w:rFonts w:asciiTheme="majorBidi" w:hAnsiTheme="majorBidi" w:cstheme="majorBidi"/>
+          <w:sz w:val="28"/>
+          <w:szCs w:val="28"/>
+        </w:rPr>
+      </w:pPr>
+    </w:p>
+    <w:p>
+      <w:pPr>
+        <w:jc w:val="both"/>
+        <w:rPr>
+          <w:rFonts w:asciiTheme="majorBidi" w:hAnsiTheme="majorBidi" w:cstheme="majorBidi"/>
+          <w:sz w:val="28"/>
+          <w:szCs w:val="28"/>
+        </w:rPr>
+      </w:pPr>
+      <w:r>
+        <w:rPr>
+          <w:rFonts w:asciiTheme="majorBidi" w:hAnsiTheme="majorBidi" w:cstheme="majorBidi"/>
+          <w:noProof/>
+          <w:sz w:val="28"/>
+          <w:szCs w:val="28"/>
+        </w:rPr>
+        <w:lastRenderedPageBreak/>
+        <mc:AlternateContent>
+          <mc:Choice Requires="wps">
+            <w:drawing>
+              <wp:anchor distT="0" distB="0" distL="114300" distR="114300" simplePos="0" relativeHeight="251663360" behindDoc="0" locked="0" layoutInCell="1" allowOverlap="1" wp14:anchorId="2BA4D857" wp14:editId="01B16288">
+                <wp:simplePos x="0" y="0"/>
+                <wp:positionH relativeFrom="margin">
+                  <wp:align>right</wp:align>
+                </wp:positionH>
+                <wp:positionV relativeFrom="paragraph">
+                  <wp:posOffset>7620</wp:posOffset>
+                </wp:positionV>
+                <wp:extent cx="6842760" cy="3444240"/>
+                <wp:effectExtent l="0" t="0" r="15240" b="22860"/>
+                <wp:wrapNone/>
+                <wp:docPr id="534225544" name="Rectangle 4"/>
+                <wp:cNvGraphicFramePr/>
+                <a:graphic xmlns:a="http://schemas.openxmlformats.org/drawingml/2006/main">
+                  <a:graphicData uri="http://schemas.microsoft.com/office/word/2010/wordprocessingShape">
+                    <wps:wsp>
+                      <wps:cNvSpPr/>
+                      <wps:spPr>
+                        <a:xfrm>
+                          <a:off x="0" y="0"/>
+                          <a:ext cx="6842760" cy="3444240"/>
+                        </a:xfrm>
+                        <a:prstGeom prst="rect">
+                          <a:avLst/>
+                        </a:prstGeom>
+                      </wps:spPr>
+                      <wps:style>
+                        <a:lnRef idx="1">
+                          <a:schemeClr val="dk1"/>
+                        </a:lnRef>
+                        <a:fillRef idx="2">
+                          <a:schemeClr val="dk1"/>
+                        </a:fillRef>
+                        <a:effectRef idx="1">
+                          <a:schemeClr val="dk1"/>
+                        </a:effectRef>
+                        <a:fontRef idx="minor">
+                          <a:schemeClr val="dk1"/>
+                        </a:fontRef>
+                      </wps:style>
+                      <wps:txbx>
+                        <w:txbxContent>
+                          <w:p>
+                            <w:pPr>
+                              <w:pStyle w:val="ListParagraph"/>
+                              <w:numPr>
+                                <w:ilvl w:val="0"/>
+                                <w:numId w:val="32"/>
+                              </w:numPr>
+                              <w:ind w:left="360"/>
+                              <w:rPr>
+                                <w:rFonts w:asciiTheme="majorBidi" w:hAnsiTheme="majorBidi" w:cstheme="majorBidi"/>
+                                <w:b/>
+                                <w:bCs/>
+                                <w:sz w:val="28"/>
+                                <w:szCs w:val="28"/>
+                              </w:rPr>
+                            </w:pPr>
+                            <w:r>
+                              <w:rPr>
+                                <w:rFonts w:asciiTheme="majorBidi" w:hAnsiTheme="majorBidi" w:cstheme="majorBidi"/>
+                                <w:b/>
+                                <w:bCs/>
+                                <w:sz w:val="28"/>
+                                <w:szCs w:val="28"/>
+                              </w:rPr>
+                              <w:t>Declarative:</w:t>
+                            </w:r>
+                          </w:p>
+                          <w:p>
+                            <w:pPr>
+                              <w:pStyle w:val="ListParagraph"/>
+                              <w:numPr>
+                                <w:ilvl w:val="1"/>
+                                <w:numId w:val="32"/>
+                              </w:numPr>
+                              <w:ind w:left="720"/>
+                              <w:rPr>
+                                <w:rFonts w:asciiTheme="majorBidi" w:hAnsiTheme="majorBidi" w:cstheme="majorBidi"/>
+                                <w:sz w:val="28"/>
+                                <w:szCs w:val="28"/>
+                              </w:rPr>
+                            </w:pPr>
+                            <w:r>
+                              <w:rPr>
+                                <w:rFonts w:asciiTheme="majorBidi" w:hAnsiTheme="majorBidi" w:cstheme="majorBidi"/>
+                                <w:sz w:val="28"/>
+                                <w:szCs w:val="28"/>
+                              </w:rPr>
+                              <w:t>You tell Kubernetes what the final state should be</w:t>
+                            </w:r>
+                          </w:p>
+                          <w:p>
+                            <w:pPr>
+                              <w:pStyle w:val="ListParagraph"/>
+                              <w:numPr>
+                                <w:ilvl w:val="1"/>
+                                <w:numId w:val="32"/>
+                              </w:numPr>
+                              <w:ind w:left="720"/>
+                              <w:rPr>
+                                <w:rFonts w:asciiTheme="majorBidi" w:hAnsiTheme="majorBidi" w:cstheme="majorBidi"/>
+                                <w:sz w:val="28"/>
+                                <w:szCs w:val="28"/>
+                              </w:rPr>
+                            </w:pPr>
+                            <w:r>
+                              <w:rPr>
+                                <w:rFonts w:asciiTheme="majorBidi" w:hAnsiTheme="majorBidi" w:cstheme="majorBidi"/>
+                                <w:sz w:val="28"/>
+                                <w:szCs w:val="28"/>
+                              </w:rPr>
+                              <w:t>Configuration-based (YAML)</w:t>
+                            </w:r>
+                          </w:p>
+                          <w:p>
+                            <w:pPr>
+                              <w:pStyle w:val="ListParagraph"/>
+                              <w:numPr>
+                                <w:ilvl w:val="1"/>
+                                <w:numId w:val="32"/>
+                              </w:numPr>
+                              <w:ind w:left="720"/>
+                              <w:rPr>
+                                <w:rFonts w:asciiTheme="majorBidi" w:hAnsiTheme="majorBidi" w:cstheme="majorBidi"/>
+                                <w:sz w:val="28"/>
+                                <w:szCs w:val="28"/>
+                              </w:rPr>
+                            </w:pPr>
+                            <w:r>
+                              <w:rPr>
+                                <w:rFonts w:asciiTheme="majorBidi" w:hAnsiTheme="majorBidi" w:cstheme="majorBidi"/>
+                                <w:sz w:val="28"/>
+                                <w:szCs w:val="28"/>
+                              </w:rPr>
+                              <w:t xml:space="preserve">Example: </w:t>
+                            </w:r>
+                            <w:proofErr w:type="spellStart"/>
+                            <w:r>
+                              <w:rPr>
+                                <w:rFonts w:asciiTheme="majorBidi" w:hAnsiTheme="majorBidi" w:cstheme="majorBidi"/>
+                                <w:b/>
+                                <w:bCs/>
+                                <w:i/>
+                                <w:iCs/>
+                                <w:sz w:val="28"/>
+                                <w:szCs w:val="28"/>
+                              </w:rPr>
+                              <w:t>kubectl</w:t>
+                            </w:r>
+                            <w:proofErr w:type="spellEnd"/>
+                            <w:r>
+                              <w:rPr>
+                                <w:rFonts w:asciiTheme="majorBidi" w:hAnsiTheme="majorBidi" w:cstheme="majorBidi"/>
+                                <w:b/>
+                                <w:bCs/>
+                                <w:i/>
+                                <w:iCs/>
+                                <w:sz w:val="28"/>
+                                <w:szCs w:val="28"/>
+                              </w:rPr>
+                              <w:t xml:space="preserve"> apply -f </w:t>
+                            </w:r>
+                            <w:proofErr w:type="spellStart"/>
+                            <w:proofErr w:type="gramStart"/>
+                            <w:r>
+                              <w:rPr>
+                                <w:rFonts w:asciiTheme="majorBidi" w:hAnsiTheme="majorBidi" w:cstheme="majorBidi"/>
+                                <w:b/>
+                                <w:bCs/>
+                                <w:i/>
+                                <w:iCs/>
+                                <w:sz w:val="28"/>
+                                <w:szCs w:val="28"/>
+                              </w:rPr>
+                              <w:t>deployment.yaml</w:t>
+                            </w:r>
+                            <w:proofErr w:type="spellEnd"/>
+                            <w:proofErr w:type="gramEnd"/>
+                          </w:p>
+                          <w:p>
+                            <w:pPr>
+                              <w:rPr>
+                                <w:rFonts w:asciiTheme="majorBidi" w:hAnsiTheme="majorBidi" w:cstheme="majorBidi"/>
+                                <w:sz w:val="28"/>
+                                <w:szCs w:val="28"/>
+                                <w:u w:val="single"/>
+                              </w:rPr>
+                            </w:pPr>
+                            <w:r>
+                              <w:rPr>
+                                <w:rFonts w:asciiTheme="majorBidi" w:hAnsiTheme="majorBidi" w:cstheme="majorBidi"/>
+                                <w:sz w:val="28"/>
+                                <w:szCs w:val="28"/>
+                                <w:u w:val="single"/>
+                              </w:rPr>
+                              <w:t>Simple Analogy</w:t>
+                            </w:r>
+                          </w:p>
+                          <w:p>
+                            <w:pPr>
+                              <w:rPr>
+                                <w:rFonts w:asciiTheme="majorBidi" w:hAnsiTheme="majorBidi" w:cstheme="majorBidi"/>
+                                <w:sz w:val="28"/>
+                                <w:szCs w:val="28"/>
+                              </w:rPr>
+                            </w:pPr>
+                            <w:r>
+                              <w:rPr>
+                                <w:rFonts w:asciiTheme="majorBidi" w:hAnsiTheme="majorBidi" w:cstheme="majorBidi"/>
+                                <w:sz w:val="28"/>
+                                <w:szCs w:val="28"/>
+                              </w:rPr>
+                              <w:t>Imperative:</w:t>
+                            </w:r>
+                            <w:r>
+                              <w:rPr>
+                                <w:rFonts w:asciiTheme="majorBidi" w:hAnsiTheme="majorBidi" w:cstheme="majorBidi"/>
+                                <w:sz w:val="28"/>
+                                <w:szCs w:val="28"/>
+                              </w:rPr>
+                              <w:t xml:space="preserve"> </w:t>
+                            </w:r>
+                            <w:r>
+                              <w:rPr>
+                                <w:rFonts w:asciiTheme="majorBidi" w:hAnsiTheme="majorBidi" w:cstheme="majorBidi"/>
+                                <w:sz w:val="28"/>
+                                <w:szCs w:val="28"/>
+                              </w:rPr>
+                              <w:t>“Cook rice. Add salt. Boil water. Stir.”</w:t>
+                            </w:r>
+                            <w:r>
+                              <w:rPr>
+                                <w:rFonts w:asciiTheme="majorBidi" w:hAnsiTheme="majorBidi" w:cstheme="majorBidi"/>
+                                <w:sz w:val="28"/>
+                                <w:szCs w:val="28"/>
+                              </w:rPr>
+                              <w:t xml:space="preserve"> </w:t>
+                            </w:r>
+                            <w:r>
+                              <w:rPr>
+                                <w:rFonts w:asciiTheme="majorBidi" w:hAnsiTheme="majorBidi" w:cstheme="majorBidi"/>
+                                <w:sz w:val="28"/>
+                                <w:szCs w:val="28"/>
+                              </w:rPr>
+                              <w:t xml:space="preserve">→ </w:t>
+                            </w:r>
+                            <w:r>
+                              <w:rPr>
+                                <w:rFonts w:asciiTheme="majorBidi" w:hAnsiTheme="majorBidi" w:cstheme="majorBidi"/>
+                                <w:sz w:val="28"/>
+                                <w:szCs w:val="28"/>
+                              </w:rPr>
+                              <w:t>You give step-by-step instructions.</w:t>
+                            </w:r>
+                          </w:p>
+                          <w:p>
+                            <w:pPr>
+                              <w:rPr>
+                                <w:rFonts w:asciiTheme="majorBidi" w:hAnsiTheme="majorBidi" w:cstheme="majorBidi"/>
+                                <w:sz w:val="28"/>
+                                <w:szCs w:val="28"/>
+                              </w:rPr>
+                            </w:pPr>
+                            <w:r>
+                              <w:rPr>
+                                <w:rFonts w:asciiTheme="majorBidi" w:hAnsiTheme="majorBidi" w:cstheme="majorBidi"/>
+                                <w:sz w:val="28"/>
+                                <w:szCs w:val="28"/>
+                              </w:rPr>
+                              <w:t>Declarative:</w:t>
+                            </w:r>
+                            <w:r>
+                              <w:rPr>
+                                <w:rFonts w:asciiTheme="majorBidi" w:hAnsiTheme="majorBidi" w:cstheme="majorBidi"/>
+                                <w:sz w:val="28"/>
+                                <w:szCs w:val="28"/>
+                              </w:rPr>
+                              <w:t xml:space="preserve"> </w:t>
+                            </w:r>
+                            <w:r>
+                              <w:rPr>
+                                <w:rFonts w:asciiTheme="majorBidi" w:hAnsiTheme="majorBidi" w:cstheme="majorBidi"/>
+                                <w:sz w:val="28"/>
+                                <w:szCs w:val="28"/>
+                              </w:rPr>
+                              <w:t>“I want a bowl of cooked rice.”</w:t>
+                            </w:r>
+                            <w:r>
+                              <w:rPr>
+                                <w:rFonts w:asciiTheme="majorBidi" w:hAnsiTheme="majorBidi" w:cstheme="majorBidi"/>
+                                <w:sz w:val="28"/>
+                                <w:szCs w:val="28"/>
+                              </w:rPr>
+                              <w:t xml:space="preserve"> </w:t>
+                            </w:r>
+                            <w:r>
+                              <w:rPr>
+                                <w:rFonts w:asciiTheme="majorBidi" w:hAnsiTheme="majorBidi" w:cstheme="majorBidi"/>
+                                <w:sz w:val="28"/>
+                                <w:szCs w:val="28"/>
+                              </w:rPr>
+                              <w:t xml:space="preserve">→ </w:t>
+                            </w:r>
+                            <w:r>
+                              <w:rPr>
+                                <w:rFonts w:asciiTheme="majorBidi" w:hAnsiTheme="majorBidi" w:cstheme="majorBidi"/>
+                                <w:sz w:val="28"/>
+                                <w:szCs w:val="28"/>
+                              </w:rPr>
+                              <w:t>The system figures out the steps.</w:t>
+                            </w:r>
+                          </w:p>
+                          <w:p>
+                            <w:pPr>
+                              <w:rPr>
+                                <w:rFonts w:asciiTheme="majorBidi" w:hAnsiTheme="majorBidi" w:cstheme="majorBidi"/>
+                                <w:sz w:val="28"/>
+                                <w:szCs w:val="28"/>
+                                <w:u w:val="single"/>
+                              </w:rPr>
+                            </w:pPr>
+                            <w:r>
+                              <w:rPr>
+                                <w:rFonts w:asciiTheme="majorBidi" w:hAnsiTheme="majorBidi" w:cstheme="majorBidi"/>
+                                <w:sz w:val="28"/>
+                                <w:szCs w:val="28"/>
+                                <w:u w:val="single"/>
+                              </w:rPr>
+                              <w:t>In Real Kubernetes Operations</w:t>
+                            </w:r>
+                          </w:p>
+                          <w:p>
+                            <w:pPr>
+                              <w:rPr>
+                                <w:rFonts w:asciiTheme="majorBidi" w:hAnsiTheme="majorBidi" w:cstheme="majorBidi"/>
+                                <w:sz w:val="28"/>
+                                <w:szCs w:val="28"/>
+                              </w:rPr>
+                            </w:pPr>
+                            <w:r>
+                              <w:rPr>
+                                <w:rFonts w:asciiTheme="majorBidi" w:hAnsiTheme="majorBidi" w:cstheme="majorBidi"/>
+                                <w:sz w:val="28"/>
+                                <w:szCs w:val="28"/>
+                              </w:rPr>
+                              <w:t>Imperative → used for learning, debugging, quick testing</w:t>
+                            </w:r>
+                          </w:p>
+                          <w:p>
+                            <w:pPr>
+                              <w:rPr>
+                                <w:rFonts w:asciiTheme="majorBidi" w:hAnsiTheme="majorBidi" w:cstheme="majorBidi"/>
+                                <w:sz w:val="28"/>
+                                <w:szCs w:val="28"/>
+                              </w:rPr>
+                            </w:pPr>
+                            <w:r>
+                              <w:rPr>
+                                <w:rFonts w:asciiTheme="majorBidi" w:hAnsiTheme="majorBidi" w:cstheme="majorBidi"/>
+                                <w:sz w:val="28"/>
+                                <w:szCs w:val="28"/>
+                              </w:rPr>
+                              <w:t xml:space="preserve">Declarative → used in production environments, </w:t>
+                            </w:r>
+                            <w:proofErr w:type="spellStart"/>
+                            <w:r>
+                              <w:rPr>
+                                <w:rFonts w:asciiTheme="majorBidi" w:hAnsiTheme="majorBidi" w:cstheme="majorBidi"/>
+                                <w:sz w:val="28"/>
+                                <w:szCs w:val="28"/>
+                              </w:rPr>
+                              <w:t>GitOps</w:t>
+                            </w:r>
+                            <w:proofErr w:type="spellEnd"/>
+                            <w:r>
+                              <w:rPr>
+                                <w:rFonts w:asciiTheme="majorBidi" w:hAnsiTheme="majorBidi" w:cstheme="majorBidi"/>
+                                <w:sz w:val="28"/>
+                                <w:szCs w:val="28"/>
+                              </w:rPr>
+                              <w:t>, CI/CD</w:t>
+                            </w:r>
+                          </w:p>
+                          <w:p>
+                            <w:pPr>
+                              <w:rPr>
+                                <w:rFonts w:asciiTheme="majorBidi" w:hAnsiTheme="majorBidi" w:cstheme="majorBidi"/>
+                                <w:sz w:val="28"/>
+                                <w:szCs w:val="28"/>
+                              </w:rPr>
+                            </w:pPr>
+                            <w:r>
+                              <w:rPr>
+                                <w:rFonts w:asciiTheme="majorBidi" w:hAnsiTheme="majorBidi" w:cstheme="majorBidi"/>
+                                <w:sz w:val="28"/>
+                                <w:szCs w:val="28"/>
+                              </w:rPr>
+                              <w:t>Most real clusters are managed declaratively using YAML files stored in Git repositories.</w:t>
+                            </w:r>
+                          </w:p>
+                        </w:txbxContent>
+                      </wps:txbx>
+                      <wps:bodyPr rot="0" spcFirstLastPara="0" vertOverflow="overflow" horzOverflow="overflow" vert="horz" wrap="square" lIns="91440" tIns="45720" rIns="91440" bIns="45720" numCol="1" spcCol="0" rtlCol="0" fromWordArt="0" anchor="ctr" anchorCtr="0" forceAA="0" compatLnSpc="1">
+                        <a:prstTxWarp prst="textNoShape">
+                          <a:avLst/>
+                        </a:prstTxWarp>
+                        <a:noAutofit/>
+                      </wps:bodyPr>
+                    </wps:wsp>
+                  </a:graphicData>
+                </a:graphic>
+                <wp14:sizeRelH relativeFrom="margin">
+                  <wp14:pctWidth>0</wp14:pctWidth>
+                </wp14:sizeRelH>
+                <wp14:sizeRelV relativeFrom="margin">
+                  <wp14:pctHeight>0</wp14:pctHeight>
+                </wp14:sizeRelV>
+              </wp:anchor>
+            </w:drawing>
+          </mc:Choice>
+          <mc:Fallback>
+            <w:pict>
+              <v:rect w14:anchorId="2BA4D857" id="Rectangle 4" o:spid="_x0000_s1029" style="position:absolute;left:0;text-align:left;margin-left:487.6pt;margin-top:.6pt;width:538.8pt;height:271.2pt;z-index:251663360;visibility:visible;mso-wrap-style:square;mso-width-percent:0;mso-height-percent:0;mso-wrap-distance-left:9pt;mso-wrap-distance-top:0;mso-wrap-distance-right:9pt;mso-wrap-distance-bottom:0;mso-position-horizontal:right;mso-position-horizontal-relative:margin;mso-position-vertical:absolute;mso-position-vertical-relative:text;mso-width-percent:0;mso-height-percent:0;mso-width-relative:margin;mso-height-relative:margin;v-text-anchor:middle" o:gfxdata="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" fillcolor="#555 [2160]" strokecolor="black [3200]" strokeweight=".5pt">
+                <v:fill color2="#313131 [2608]" rotate="t" colors="0 #9b9b9b;.5 #8e8e8e;1 #797979" focus="100%" type="gradient">
+                  <o:fill v:ext="view" type="gradientUnscaled"/>
+                </v:fill>
+                <v:textbox>
+                  <w:txbxContent>
+                    <w:p>
+                      <w:pPr>
+                        <w:pStyle w:val="ListParagraph"/>
+                        <w:numPr>
+                          <w:ilvl w:val="0"/>
+                          <w:numId w:val="32"/>
+                        </w:numPr>
+                        <w:ind w:left="360"/>
+                        <w:rPr>
+                          <w:rFonts w:asciiTheme="majorBidi" w:hAnsiTheme="majorBidi" w:cstheme="majorBidi"/>
+                          <w:b/>
+                          <w:bCs/>
+                          <w:sz w:val="28"/>
+                          <w:szCs w:val="28"/>
+                        </w:rPr>
+                      </w:pPr>
+                      <w:r>
+                        <w:rPr>
+                          <w:rFonts w:asciiTheme="majorBidi" w:hAnsiTheme="majorBidi" w:cstheme="majorBidi"/>
+                          <w:b/>
+                          <w:bCs/>
+                          <w:sz w:val="28"/>
+                          <w:szCs w:val="28"/>
+                        </w:rPr>
+                        <w:t>Declarative:</w:t>
+                      </w:r>
+                    </w:p>
+                    <w:p>
+                      <w:pPr>
+                        <w:pStyle w:val="ListParagraph"/>
+                        <w:numPr>
+                          <w:ilvl w:val="1"/>
+                          <w:numId w:val="32"/>
+                        </w:numPr>
+                        <w:ind w:left="720"/>
+                        <w:rPr>
+                          <w:rFonts w:asciiTheme="majorBidi" w:hAnsiTheme="majorBidi" w:cstheme="majorBidi"/>
+                          <w:sz w:val="28"/>
+                          <w:szCs w:val="28"/>
+                        </w:rPr>
+                      </w:pPr>
+                      <w:r>
+                        <w:rPr>
+                          <w:rFonts w:asciiTheme="majorBidi" w:hAnsiTheme="majorBidi" w:cstheme="majorBidi"/>
+                          <w:sz w:val="28"/>
+                          <w:szCs w:val="28"/>
+                        </w:rPr>
+                        <w:t>You tell Kubernetes what the final state should be</w:t>
+                      </w:r>
+                    </w:p>
+                    <w:p>
+                      <w:pPr>
+                        <w:pStyle w:val="ListParagraph"/>
+                        <w:numPr>
+                          <w:ilvl w:val="1"/>
+                          <w:numId w:val="32"/>
+                        </w:numPr>
+                        <w:ind w:left="720"/>
+                        <w:rPr>
+                          <w:rFonts w:asciiTheme="majorBidi" w:hAnsiTheme="majorBidi" w:cstheme="majorBidi"/>
+                          <w:sz w:val="28"/>
+                          <w:szCs w:val="28"/>
+                        </w:rPr>
+                      </w:pPr>
+                      <w:r>
+                        <w:rPr>
+                          <w:rFonts w:asciiTheme="majorBidi" w:hAnsiTheme="majorBidi" w:cstheme="majorBidi"/>
+                          <w:sz w:val="28"/>
+                          <w:szCs w:val="28"/>
+                        </w:rPr>
+                        <w:t>Configuration-based (YAML)</w:t>
+                      </w:r>
+                    </w:p>
+                    <w:p>
+                      <w:pPr>
+                        <w:pStyle w:val="ListParagraph"/>
+                        <w:numPr>
+                          <w:ilvl w:val="1"/>
+                          <w:numId w:val="32"/>
+                        </w:numPr>
+                        <w:ind w:left="720"/>
+                        <w:rPr>
+                          <w:rFonts w:asciiTheme="majorBidi" w:hAnsiTheme="majorBidi" w:cstheme="majorBidi"/>
+                          <w:sz w:val="28"/>
+                          <w:szCs w:val="28"/>
+                        </w:rPr>
+                      </w:pPr>
+                      <w:r>
+                        <w:rPr>
+                          <w:rFonts w:asciiTheme="majorBidi" w:hAnsiTheme="majorBidi" w:cstheme="majorBidi"/>
+                          <w:sz w:val="28"/>
+                          <w:szCs w:val="28"/>
+                        </w:rPr>
+                        <w:t xml:space="preserve">Example: </w:t>
+                      </w:r>
+                      <w:proofErr w:type="spellStart"/>
+                      <w:r>
+                        <w:rPr>
+                          <w:rFonts w:asciiTheme="majorBidi" w:hAnsiTheme="majorBidi" w:cstheme="majorBidi"/>
+                          <w:b/>
+                          <w:bCs/>
+                          <w:i/>
+                          <w:iCs/>
+                          <w:sz w:val="28"/>
+                          <w:szCs w:val="28"/>
+                        </w:rPr>
+                        <w:t>kubectl</w:t>
+                      </w:r>
+                      <w:proofErr w:type="spellEnd"/>
+                      <w:r>
+                        <w:rPr>
+                          <w:rFonts w:asciiTheme="majorBidi" w:hAnsiTheme="majorBidi" w:cstheme="majorBidi"/>
+                          <w:b/>
+                          <w:bCs/>
+                          <w:i/>
+                          <w:iCs/>
+                          <w:sz w:val="28"/>
+                          <w:szCs w:val="28"/>
+                        </w:rPr>
+                        <w:t xml:space="preserve"> apply -f </w:t>
+                      </w:r>
+                      <w:proofErr w:type="spellStart"/>
+                      <w:proofErr w:type="gramStart"/>
+                      <w:r>
+                        <w:rPr>
+                          <w:rFonts w:asciiTheme="majorBidi" w:hAnsiTheme="majorBidi" w:cstheme="majorBidi"/>
+                          <w:b/>
+                          <w:bCs/>
+                          <w:i/>
+                          <w:iCs/>
+                          <w:sz w:val="28"/>
+                          <w:szCs w:val="28"/>
+                        </w:rPr>
+                        <w:t>deployment.yaml</w:t>
+                      </w:r>
+                      <w:proofErr w:type="spellEnd"/>
+                      <w:proofErr w:type="gramEnd"/>
+                    </w:p>
+                    <w:p>
+                      <w:pPr>
+                        <w:rPr>
+                          <w:rFonts w:asciiTheme="majorBidi" w:hAnsiTheme="majorBidi" w:cstheme="majorBidi"/>
+                          <w:sz w:val="28"/>
+                          <w:szCs w:val="28"/>
+                          <w:u w:val="single"/>
+                        </w:rPr>
+                      </w:pPr>
+                      <w:r>
+                        <w:rPr>
+                          <w:rFonts w:asciiTheme="majorBidi" w:hAnsiTheme="majorBidi" w:cstheme="majorBidi"/>
+                          <w:sz w:val="28"/>
+                          <w:szCs w:val="28"/>
+                          <w:u w:val="single"/>
+                        </w:rPr>
+                        <w:t>Simple Analogy</w:t>
+                      </w:r>
+                    </w:p>
+                    <w:p>
+                      <w:pPr>
+                        <w:rPr>
+                          <w:rFonts w:asciiTheme="majorBidi" w:hAnsiTheme="majorBidi" w:cstheme="majorBidi"/>
+                          <w:sz w:val="28"/>
+                          <w:szCs w:val="28"/>
+                        </w:rPr>
+                      </w:pPr>
+                      <w:r>
+                        <w:rPr>
+                          <w:rFonts w:asciiTheme="majorBidi" w:hAnsiTheme="majorBidi" w:cstheme="majorBidi"/>
+                          <w:sz w:val="28"/>
+                          <w:szCs w:val="28"/>
+                        </w:rPr>
+                        <w:t>Imperative:</w:t>
+                      </w:r>
+                      <w:r>
+                        <w:rPr>
+                          <w:rFonts w:asciiTheme="majorBidi" w:hAnsiTheme="majorBidi" w:cstheme="majorBidi"/>
+                          <w:sz w:val="28"/>
+                          <w:szCs w:val="28"/>
+                        </w:rPr>
+                        <w:t xml:space="preserve"> </w:t>
+                      </w:r>
+                      <w:r>
+                        <w:rPr>
+                          <w:rFonts w:asciiTheme="majorBidi" w:hAnsiTheme="majorBidi" w:cstheme="majorBidi"/>
+                          <w:sz w:val="28"/>
+                          <w:szCs w:val="28"/>
+                        </w:rPr>
+                        <w:t>“Cook rice. Add salt. Boil water. Stir.”</w:t>
+                      </w:r>
+                      <w:r>
+                        <w:rPr>
+                          <w:rFonts w:asciiTheme="majorBidi" w:hAnsiTheme="majorBidi" w:cstheme="majorBidi"/>
+                          <w:sz w:val="28"/>
+                          <w:szCs w:val="28"/>
+                        </w:rPr>
+                        <w:t xml:space="preserve"> </w:t>
+                      </w:r>
+                      <w:r>
+                        <w:rPr>
+                          <w:rFonts w:asciiTheme="majorBidi" w:hAnsiTheme="majorBidi" w:cstheme="majorBidi"/>
+                          <w:sz w:val="28"/>
+                          <w:szCs w:val="28"/>
+                        </w:rPr>
+                        <w:t xml:space="preserve">→ </w:t>
+                      </w:r>
+                      <w:r>
+                        <w:rPr>
+                          <w:rFonts w:asciiTheme="majorBidi" w:hAnsiTheme="majorBidi" w:cstheme="majorBidi"/>
+                          <w:sz w:val="28"/>
+                          <w:szCs w:val="28"/>
+                        </w:rPr>
+                        <w:t>You give step-by-step instructions.</w:t>
+                      </w:r>
+                    </w:p>
+                    <w:p>
+                      <w:pPr>
+                        <w:rPr>
+                          <w:rFonts w:asciiTheme="majorBidi" w:hAnsiTheme="majorBidi" w:cstheme="majorBidi"/>
+                          <w:sz w:val="28"/>
+                          <w:szCs w:val="28"/>
+                        </w:rPr>
+                      </w:pPr>
+                      <w:r>
+                        <w:rPr>
+                          <w:rFonts w:asciiTheme="majorBidi" w:hAnsiTheme="majorBidi" w:cstheme="majorBidi"/>
+                          <w:sz w:val="28"/>
+                          <w:szCs w:val="28"/>
+                        </w:rPr>
+                        <w:t>Declarative:</w:t>
+                      </w:r>
+                      <w:r>
+                        <w:rPr>
+                          <w:rFonts w:asciiTheme="majorBidi" w:hAnsiTheme="majorBidi" w:cstheme="majorBidi"/>
+                          <w:sz w:val="28"/>
+                          <w:szCs w:val="28"/>
+                        </w:rPr>
+                        <w:t xml:space="preserve"> </w:t>
+                      </w:r>
+                      <w:r>
+                        <w:rPr>
+                          <w:rFonts w:asciiTheme="majorBidi" w:hAnsiTheme="majorBidi" w:cstheme="majorBidi"/>
+                          <w:sz w:val="28"/>
+                          <w:szCs w:val="28"/>
+                        </w:rPr>
+                        <w:t>“I want a bowl of cooked rice.”</w:t>
+                      </w:r>
+                      <w:r>
+                        <w:rPr>
+                          <w:rFonts w:asciiTheme="majorBidi" w:hAnsiTheme="majorBidi" w:cstheme="majorBidi"/>
+                          <w:sz w:val="28"/>
+                          <w:szCs w:val="28"/>
+                        </w:rPr>
+                        <w:t xml:space="preserve"> </w:t>
+                      </w:r>
+                      <w:r>
+                        <w:rPr>
+                          <w:rFonts w:asciiTheme="majorBidi" w:hAnsiTheme="majorBidi" w:cstheme="majorBidi"/>
+                          <w:sz w:val="28"/>
+                          <w:szCs w:val="28"/>
+                        </w:rPr>
+                        <w:t xml:space="preserve">→ </w:t>
+                      </w:r>
+                      <w:r>
+                        <w:rPr>
+                          <w:rFonts w:asciiTheme="majorBidi" w:hAnsiTheme="majorBidi" w:cstheme="majorBidi"/>
+                          <w:sz w:val="28"/>
+                          <w:szCs w:val="28"/>
+                        </w:rPr>
+                        <w:t>The system figures out the steps.</w:t>
+                      </w:r>
+                    </w:p>
+                    <w:p>
+                      <w:pPr>
+                        <w:rPr>
+                          <w:rFonts w:asciiTheme="majorBidi" w:hAnsiTheme="majorBidi" w:cstheme="majorBidi"/>
+                          <w:sz w:val="28"/>
+                          <w:szCs w:val="28"/>
+                          <w:u w:val="single"/>
+                        </w:rPr>
+                      </w:pPr>
+                      <w:r>
+                        <w:rPr>
+                          <w:rFonts w:asciiTheme="majorBidi" w:hAnsiTheme="majorBidi" w:cstheme="majorBidi"/>
+                          <w:sz w:val="28"/>
+                          <w:szCs w:val="28"/>
+                          <w:u w:val="single"/>
+                        </w:rPr>
+                        <w:t>In Real Kubernetes Operations</w:t>
+                      </w:r>
+                    </w:p>
+                    <w:p>
+                      <w:pPr>
+                        <w:rPr>
+                          <w:rFonts w:asciiTheme="majorBidi" w:hAnsiTheme="majorBidi" w:cstheme="majorBidi"/>
+                          <w:sz w:val="28"/>
+                          <w:szCs w:val="28"/>
+                        </w:rPr>
+                      </w:pPr>
+                      <w:r>
+                        <w:rPr>
+                          <w:rFonts w:asciiTheme="majorBidi" w:hAnsiTheme="majorBidi" w:cstheme="majorBidi"/>
+                          <w:sz w:val="28"/>
+                          <w:szCs w:val="28"/>
+                        </w:rPr>
+                        <w:t>Imperative → used for learning, debugging, quick testing</w:t>
+                      </w:r>
+                    </w:p>
+                    <w:p>
+                      <w:pPr>
+                        <w:rPr>
+                          <w:rFonts w:asciiTheme="majorBidi" w:hAnsiTheme="majorBidi" w:cstheme="majorBidi"/>
+                          <w:sz w:val="28"/>
+                          <w:szCs w:val="28"/>
+                        </w:rPr>
+                      </w:pPr>
+                      <w:r>
+                        <w:rPr>
+                          <w:rFonts w:asciiTheme="majorBidi" w:hAnsiTheme="majorBidi" w:cstheme="majorBidi"/>
+                          <w:sz w:val="28"/>
+                          <w:szCs w:val="28"/>
+                        </w:rPr>
+                        <w:t xml:space="preserve">Declarative → used in production environments, </w:t>
+                      </w:r>
+                      <w:proofErr w:type="spellStart"/>
+                      <w:r>
+                        <w:rPr>
+                          <w:rFonts w:asciiTheme="majorBidi" w:hAnsiTheme="majorBidi" w:cstheme="majorBidi"/>
+                          <w:sz w:val="28"/>
+                          <w:szCs w:val="28"/>
+                        </w:rPr>
+                        <w:t>GitOps</w:t>
+                      </w:r>
+                      <w:proofErr w:type="spellEnd"/>
+                      <w:r>
+                        <w:rPr>
+                          <w:rFonts w:asciiTheme="majorBidi" w:hAnsiTheme="majorBidi" w:cstheme="majorBidi"/>
+                          <w:sz w:val="28"/>
+                          <w:szCs w:val="28"/>
+                        </w:rPr>
+                        <w:t>, CI/CD</w:t>
+                      </w:r>
+                    </w:p>
+                    <w:p>
+                      <w:pPr>
+                        <w:rPr>
+                          <w:rFonts w:asciiTheme="majorBidi" w:hAnsiTheme="majorBidi" w:cstheme="majorBidi"/>
+                          <w:sz w:val="28"/>
+                          <w:szCs w:val="28"/>
+                        </w:rPr>
+                      </w:pPr>
+                      <w:r>
+                        <w:rPr>
+                          <w:rFonts w:asciiTheme="majorBidi" w:hAnsiTheme="majorBidi" w:cstheme="majorBidi"/>
+                          <w:sz w:val="28"/>
+                          <w:szCs w:val="28"/>
+                        </w:rPr>
+                        <w:t>Most real clusters are managed declaratively using YAML files stored in Git repositories.</w:t>
+                      </w:r>
+                    </w:p>
+                  </w:txbxContent>
+                </v:textbox>
+                <w10:wrap anchorx="margin"/>
+              </v:rect>
+            </w:pict>
+          </mc:Fallback>
+        </mc:AlternateContent>
+      </w:r>
+    </w:p>
+    <w:p>
+      <w:pPr>
+        <w:jc w:val="both"/>
+        <w:rPr>
+          <w:rFonts w:asciiTheme="majorBidi" w:hAnsiTheme="majorBidi" w:cstheme="majorBidi"/>
+          <w:sz w:val="28"/>
+          <w:szCs w:val="28"/>
+        </w:rPr>
+      </w:pPr>
+    </w:p>
+    <w:p>
+      <w:pPr>
+        <w:jc w:val="both"/>
+        <w:rPr>
+          <w:rFonts w:asciiTheme="majorBidi" w:hAnsiTheme="majorBidi" w:cstheme="majorBidi"/>
+          <w:sz w:val="28"/>
+          <w:szCs w:val="28"/>
+        </w:rPr>
+      </w:pPr>
+    </w:p>
+    <w:p>
+      <w:pPr>
+        <w:jc w:val="both"/>
+        <w:rPr>
+          <w:rFonts w:asciiTheme="majorBidi" w:hAnsiTheme="majorBidi" w:cstheme="majorBidi"/>
+          <w:sz w:val="28"/>
+          <w:szCs w:val="28"/>
+        </w:rPr>
+      </w:pPr>
+    </w:p>
+    <w:p>
+      <w:pPr>
+        <w:jc w:val="both"/>
+        <w:rPr>
+          <w:rFonts w:asciiTheme="majorBidi" w:hAnsiTheme="majorBidi" w:cstheme="majorBidi"/>
+          <w:sz w:val="28"/>
+          <w:szCs w:val="28"/>
+        </w:rPr>
+      </w:pPr>
+    </w:p>
+    <w:p>
+      <w:pPr>
+        <w:jc w:val="both"/>
+        <w:rPr>
+          <w:rFonts w:asciiTheme="majorBidi" w:hAnsiTheme="majorBidi" w:cstheme="majorBidi"/>
+          <w:sz w:val="28"/>
+          <w:szCs w:val="28"/>
+        </w:rPr>
+      </w:pPr>
     </w:p>
     <w:p>
       <w:pPr>
@@ -9114,6 +14282,119 @@
 <file path=word/numbering.xml><?xml version="1.0" encoding="utf-8"?>
 <w:numbering xmlns:wpc="http://schemas.microsoft.com/office/word/2010/wordprocessingCanvas" xmlns:cx="http://schemas.microsoft.com/office/drawing/2014/chartex" xmlns:cx1="http://schemas.microsoft.com/office/drawing/2015/9/8/chartex" xmlns:cx2="http://schemas.microsoft.com/office/drawing/2015/10/21/chartex" xmlns:cx3="http://schemas.microsoft.com/office/drawing/2016/5/9/chartex" xmlns:cx4="http://schemas.microsoft.com/office/drawing/2016/5/10/chartex" xmlns:cx5="http://schemas.microsoft.com/office/drawing/2016/5/11/chartex" xmlns:cx6="http://schemas.microsoft.com/office/drawing/2016/5/12/chartex" xmlns:cx7="http://schemas.microsoft.com/office/drawing/2016/5/13/chartex" xmlns:cx8="http://schemas.microsoft.com/office/drawing/2016/5/14/chartex" xmlns:mc="http://schemas.openxmlformats.org/markup-compatibility/2006" xmlns:aink="http://schemas.microsoft.com/office/drawing/2016/ink" xmlns:am3d="http://schemas.microsoft.com/office/drawing/2017/model3d" xmlns:o="urn:schemas-microsoft-com:office:office" xmlns:oel="http://schemas.microsoft.com/office/2019/extlst" xmlns:r="http://schemas.openxmlformats.org/officeDocument/2006/relationships" xmlns:m="http://schemas.openxmlformats.org/officeDocument/2006/math" xmlns:v="urn:schemas-microsoft-com:vml" xmlns:wp14="http://schemas.microsoft.com/office/word/2010/wordprocessingDrawing" xmlns:wp="http://schemas.openxmlformats.org/drawingml/2006/wordprocessingDrawing" xmlns:w10="urn:schemas-microsoft-com:office:word" xmlns:w="http://schemas.openxmlformats.org/wordprocessingml/2006/main" xmlns:w14="http://schemas.microsoft.com/office/word/2010/wordml" xmlns:w15="http://schemas.microsoft.com/office/word/2012/wordml" xmlns:w16cex="http://schemas.microsoft.com/office/word/2018/wordml/cex" xmlns:w16cid="http://schemas.microsoft.com/office/word/2016/wordml/cid" xmlns:w16="http://schemas.microsoft.com/office/word/2018/wordml" xmlns:w16du="http://schemas.microsoft.com/office/word/2023/wordml/word16du" xmlns:w16sdtdh="http://schemas.microsoft.com/office/word/2020/wordml/sdtdatahash" xmlns:w16sdtfl="http://schemas.microsoft.com/office/word/2024/wordml/sdtformatlock" xmlns:w16se="http://schemas.microsoft.com/office/word/2015/wordml/symex" xmlns:wpg="http://schemas.microsoft.com/office/word/2010/wordprocessingGroup" xmlns:wpi="http://schemas.microsoft.com/office/word/2010/wordprocessingInk" xmlns:wne="http://schemas.microsoft.com/office/word/2006/wordml" xmlns:wps="http://schemas.microsoft.com/office/word/2010/wordprocessingShape" mc:Ignorable="w14 w15 w16se w16cid w16 w16cex w16sdtdh w16sdtfl w16du wp14">
   <w:abstractNum w:abstractNumId="0" w15:restartNumberingAfterBreak="0">
+    <w:nsid w:val="00E506BB"/>
+    <w:multiLevelType w:val="hybridMultilevel"/>
+    <w:tmpl w:val="B2A29DC2"/>
+    <w:lvl w:ilvl="0" w:tplc="04090001">
+      <w:start w:val="1"/>
+      <w:numFmt w:val="bullet"/>
+      <w:lvlText w:val=""/>
+      <w:lvlJc w:val="left"/>
+      <w:pPr>
+        <w:ind w:left="720" w:hanging="360"/>
+      </w:pPr>
+      <w:rPr>
+        <w:rFonts w:ascii="Symbol" w:hAnsi="Symbol" w:hint="default"/>
+      </w:rPr>
+    </w:lvl>
+    <w:lvl w:ilvl="1" w:tplc="04090003" w:tentative="1">
+      <w:start w:val="1"/>
+      <w:numFmt w:val="bullet"/>
+      <w:lvlText w:val="o"/>
+      <w:lvlJc w:val="left"/>
+      <w:pPr>
+        <w:ind w:left="1440" w:hanging="360"/>
+      </w:pPr>
+      <w:rPr>
+        <w:rFonts w:ascii="Courier New" w:hAnsi="Courier New" w:cs="Courier New" w:hint="default"/>
+      </w:rPr>
+    </w:lvl>
+    <w:lvl w:ilvl="2" w:tplc="04090005" w:tentative="1">
+      <w:start w:val="1"/>
+      <w:numFmt w:val="bullet"/>
+      <w:lvlText w:val=""/>
+      <w:lvlJc w:val="left"/>
+      <w:pPr>
+        <w:ind w:left="2160" w:hanging="360"/>
+      </w:pPr>
+      <w:rPr>
+        <w:rFonts w:ascii="Wingdings" w:hAnsi="Wingdings" w:hint="default"/>
+      </w:rPr>
+    </w:lvl>
+    <w:lvl w:ilvl="3" w:tplc="04090001" w:tentative="1">
+      <w:start w:val="1"/>
+      <w:numFmt w:val="bullet"/>
+      <w:lvlText w:val=""/>
+      <w:lvlJc w:val="left"/>
+      <w:pPr>
+        <w:ind w:left="2880" w:hanging="360"/>
+      </w:pPr>
+      <w:rPr>
+        <w:rFonts w:ascii="Symbol" w:hAnsi="Symbol" w:hint="default"/>
+      </w:rPr>
+    </w:lvl>
+    <w:lvl w:ilvl="4" w:tplc="04090003" w:tentative="1">
+      <w:start w:val="1"/>
+      <w:numFmt w:val="bullet"/>
+      <w:lvlText w:val="o"/>
+      <w:lvlJc w:val="left"/>
+      <w:pPr>
+        <w:ind w:left="3600" w:hanging="360"/>
+      </w:pPr>
+      <w:rPr>
+        <w:rFonts w:ascii="Courier New" w:hAnsi="Courier New" w:cs="Courier New" w:hint="default"/>
+      </w:rPr>
+    </w:lvl>
+    <w:lvl w:ilvl="5" w:tplc="04090005" w:tentative="1">
+      <w:start w:val="1"/>
+      <w:numFmt w:val="bullet"/>
+      <w:lvlText w:val=""/>
+      <w:lvlJc w:val="left"/>
+      <w:pPr>
+        <w:ind w:left="4320" w:hanging="360"/>
+      </w:pPr>
+      <w:rPr>
+        <w:rFonts w:ascii="Wingdings" w:hAnsi="Wingdings" w:hint="default"/>
+      </w:rPr>
+    </w:lvl>
+    <w:lvl w:ilvl="6" w:tplc="04090001" w:tentative="1">
+      <w:start w:val="1"/>
+      <w:numFmt w:val="bullet"/>
+      <w:lvlText w:val=""/>
+      <w:lvlJc w:val="left"/>
+      <w:pPr>
+        <w:ind w:left="5040" w:hanging="360"/>
+      </w:pPr>
+      <w:rPr>
+        <w:rFonts w:ascii="Symbol" w:hAnsi="Symbol" w:hint="default"/>
+      </w:rPr>
+    </w:lvl>
+    <w:lvl w:ilvl="7" w:tplc="04090003" w:tentative="1">
+      <w:start w:val="1"/>
+      <w:numFmt w:val="bullet"/>
+      <w:lvlText w:val="o"/>
+      <w:lvlJc w:val="left"/>
+      <w:pPr>
+        <w:ind w:left="5760" w:hanging="360"/>
+      </w:pPr>
+      <w:rPr>
+        <w:rFonts w:ascii="Courier New" w:hAnsi="Courier New" w:cs="Courier New" w:hint="default"/>
+      </w:rPr>
+    </w:lvl>
+    <w:lvl w:ilvl="8" w:tplc="04090005" w:tentative="1">
+      <w:start w:val="1"/>
+      <w:numFmt w:val="bullet"/>
+      <w:lvlText w:val=""/>
+      <w:lvlJc w:val="left"/>
+      <w:pPr>
+        <w:ind w:left="6480" w:hanging="360"/>
+      </w:pPr>
+      <w:rPr>
+        <w:rFonts w:ascii="Wingdings" w:hAnsi="Wingdings" w:hint="default"/>
+      </w:rPr>
+    </w:lvl>
+  </w:abstractNum>
+  <w:abstractNum w:abstractNumId="1" w15:restartNumberingAfterBreak="0">
     <w:nsid w:val="029A75A0"/>
     <w:multiLevelType w:val="hybridMultilevel"/>
     <w:tmpl w:val="3E9068F8"/>
@@ -9226,7 +14507,7 @@
       </w:rPr>
     </w:lvl>
   </w:abstractNum>
-  <w:abstractNum w:abstractNumId="1" w15:restartNumberingAfterBreak="0">
+  <w:abstractNum w:abstractNumId="2" w15:restartNumberingAfterBreak="0">
     <w:nsid w:val="077D7A0C"/>
     <w:multiLevelType w:val="hybridMultilevel"/>
     <w:tmpl w:val="085C0AC4"/>
@@ -9339,7 +14620,7 @@
       </w:rPr>
     </w:lvl>
   </w:abstractNum>
-  <w:abstractNum w:abstractNumId="2" w15:restartNumberingAfterBreak="0">
+  <w:abstractNum w:abstractNumId="3" w15:restartNumberingAfterBreak="0">
     <w:nsid w:val="0A272BA6"/>
     <w:multiLevelType w:val="hybridMultilevel"/>
     <w:tmpl w:val="538CA4FC"/>
@@ -9452,7 +14733,7 @@
       </w:rPr>
     </w:lvl>
   </w:abstractNum>
-  <w:abstractNum w:abstractNumId="3" w15:restartNumberingAfterBreak="0">
+  <w:abstractNum w:abstractNumId="4" w15:restartNumberingAfterBreak="0">
     <w:nsid w:val="0B9C215B"/>
     <w:multiLevelType w:val="hybridMultilevel"/>
     <w:tmpl w:val="C24C819E"/>
@@ -9565,7 +14846,7 @@
       </w:rPr>
     </w:lvl>
   </w:abstractNum>
-  <w:abstractNum w:abstractNumId="4" w15:restartNumberingAfterBreak="0">
+  <w:abstractNum w:abstractNumId="5" w15:restartNumberingAfterBreak="0">
     <w:nsid w:val="0BDA4A77"/>
     <w:multiLevelType w:val="hybridMultilevel"/>
     <w:tmpl w:val="07D4CEFE"/>
@@ -9678,7 +14959,7 @@
       </w:rPr>
     </w:lvl>
   </w:abstractNum>
-  <w:abstractNum w:abstractNumId="5" w15:restartNumberingAfterBreak="0">
+  <w:abstractNum w:abstractNumId="6" w15:restartNumberingAfterBreak="0">
     <w:nsid w:val="15E11B34"/>
     <w:multiLevelType w:val="hybridMultilevel"/>
     <w:tmpl w:val="B178E514"/>
@@ -9791,7 +15072,120 @@
       </w:rPr>
     </w:lvl>
   </w:abstractNum>
-  <w:abstractNum w:abstractNumId="6" w15:restartNumberingAfterBreak="0">
+  <w:abstractNum w:abstractNumId="7" w15:restartNumberingAfterBreak="0">
+    <w:nsid w:val="187A410B"/>
+    <w:multiLevelType w:val="hybridMultilevel"/>
+    <w:tmpl w:val="1D04A618"/>
+    <w:lvl w:ilvl="0" w:tplc="04090001">
+      <w:start w:val="1"/>
+      <w:numFmt w:val="bullet"/>
+      <w:lvlText w:val=""/>
+      <w:lvlJc w:val="left"/>
+      <w:pPr>
+        <w:ind w:left="720" w:hanging="360"/>
+      </w:pPr>
+      <w:rPr>
+        <w:rFonts w:ascii="Symbol" w:hAnsi="Symbol" w:hint="default"/>
+      </w:rPr>
+    </w:lvl>
+    <w:lvl w:ilvl="1" w:tplc="04090003">
+      <w:start w:val="1"/>
+      <w:numFmt w:val="bullet"/>
+      <w:lvlText w:val="o"/>
+      <w:lvlJc w:val="left"/>
+      <w:pPr>
+        <w:ind w:left="1440" w:hanging="360"/>
+      </w:pPr>
+      <w:rPr>
+        <w:rFonts w:ascii="Courier New" w:hAnsi="Courier New" w:cs="Courier New" w:hint="default"/>
+      </w:rPr>
+    </w:lvl>
+    <w:lvl w:ilvl="2" w:tplc="04090005" w:tentative="1">
+      <w:start w:val="1"/>
+      <w:numFmt w:val="bullet"/>
+      <w:lvlText w:val=""/>
+      <w:lvlJc w:val="left"/>
+      <w:pPr>
+        <w:ind w:left="2160" w:hanging="360"/>
+      </w:pPr>
+      <w:rPr>
+        <w:rFonts w:ascii="Wingdings" w:hAnsi="Wingdings" w:hint="default"/>
+      </w:rPr>
+    </w:lvl>
+    <w:lvl w:ilvl="3" w:tplc="04090001" w:tentative="1">
+      <w:start w:val="1"/>
+      <w:numFmt w:val="bullet"/>
+      <w:lvlText w:val=""/>
+      <w:lvlJc w:val="left"/>
+      <w:pPr>
+        <w:ind w:left="2880" w:hanging="360"/>
+      </w:pPr>
+      <w:rPr>
+        <w:rFonts w:ascii="Symbol" w:hAnsi="Symbol" w:hint="default"/>
+      </w:rPr>
+    </w:lvl>
+    <w:lvl w:ilvl="4" w:tplc="04090003" w:tentative="1">
+      <w:start w:val="1"/>
+      <w:numFmt w:val="bullet"/>
+      <w:lvlText w:val="o"/>
+      <w:lvlJc w:val="left"/>
+      <w:pPr>
+        <w:ind w:left="3600" w:hanging="360"/>
+      </w:pPr>
+      <w:rPr>
+        <w:rFonts w:ascii="Courier New" w:hAnsi="Courier New" w:cs="Courier New" w:hint="default"/>
+      </w:rPr>
+    </w:lvl>
+    <w:lvl w:ilvl="5" w:tplc="04090005" w:tentative="1">
+      <w:start w:val="1"/>
+      <w:numFmt w:val="bullet"/>
+      <w:lvlText w:val=""/>
+      <w:lvlJc w:val="left"/>
+      <w:pPr>
+        <w:ind w:left="4320" w:hanging="360"/>
+      </w:pPr>
+      <w:rPr>
+        <w:rFonts w:ascii="Wingdings" w:hAnsi="Wingdings" w:hint="default"/>
+      </w:rPr>
+    </w:lvl>
+    <w:lvl w:ilvl="6" w:tplc="04090001" w:tentative="1">
+      <w:start w:val="1"/>
+      <w:numFmt w:val="bullet"/>
+      <w:lvlText w:val=""/>
+      <w:lvlJc w:val="left"/>
+      <w:pPr>
+        <w:ind w:left="5040" w:hanging="360"/>
+      </w:pPr>
+      <w:rPr>
+        <w:rFonts w:ascii="Symbol" w:hAnsi="Symbol" w:hint="default"/>
+      </w:rPr>
+    </w:lvl>
+    <w:lvl w:ilvl="7" w:tplc="04090003" w:tentative="1">
+      <w:start w:val="1"/>
+      <w:numFmt w:val="bullet"/>
+      <w:lvlText w:val="o"/>
+      <w:lvlJc w:val="left"/>
+      <w:pPr>
+        <w:ind w:left="5760" w:hanging="360"/>
+      </w:pPr>
+      <w:rPr>
+        <w:rFonts w:ascii="Courier New" w:hAnsi="Courier New" w:cs="Courier New" w:hint="default"/>
+      </w:rPr>
+    </w:lvl>
+    <w:lvl w:ilvl="8" w:tplc="04090005" w:tentative="1">
+      <w:start w:val="1"/>
+      <w:numFmt w:val="bullet"/>
+      <w:lvlText w:val=""/>
+      <w:lvlJc w:val="left"/>
+      <w:pPr>
+        <w:ind w:left="6480" w:hanging="360"/>
+      </w:pPr>
+      <w:rPr>
+        <w:rFonts w:ascii="Wingdings" w:hAnsi="Wingdings" w:hint="default"/>
+      </w:rPr>
+    </w:lvl>
+  </w:abstractNum>
+  <w:abstractNum w:abstractNumId="8" w15:restartNumberingAfterBreak="0">
     <w:nsid w:val="1B205522"/>
     <w:multiLevelType w:val="hybridMultilevel"/>
     <w:tmpl w:val="61DCCBFE"/>
@@ -9904,7 +15298,120 @@
       </w:rPr>
     </w:lvl>
   </w:abstractNum>
-  <w:abstractNum w:abstractNumId="7" w15:restartNumberingAfterBreak="0">
+  <w:abstractNum w:abstractNumId="9" w15:restartNumberingAfterBreak="0">
+    <w:nsid w:val="23E23E8E"/>
+    <w:multiLevelType w:val="hybridMultilevel"/>
+    <w:tmpl w:val="F9FAB7B2"/>
+    <w:lvl w:ilvl="0" w:tplc="04090001">
+      <w:start w:val="1"/>
+      <w:numFmt w:val="bullet"/>
+      <w:lvlText w:val=""/>
+      <w:lvlJc w:val="left"/>
+      <w:pPr>
+        <w:ind w:left="720" w:hanging="360"/>
+      </w:pPr>
+      <w:rPr>
+        <w:rFonts w:ascii="Symbol" w:hAnsi="Symbol" w:hint="default"/>
+      </w:rPr>
+    </w:lvl>
+    <w:lvl w:ilvl="1" w:tplc="04090003" w:tentative="1">
+      <w:start w:val="1"/>
+      <w:numFmt w:val="bullet"/>
+      <w:lvlText w:val="o"/>
+      <w:lvlJc w:val="left"/>
+      <w:pPr>
+        <w:ind w:left="1440" w:hanging="360"/>
+      </w:pPr>
+      <w:rPr>
+        <w:rFonts w:ascii="Courier New" w:hAnsi="Courier New" w:cs="Courier New" w:hint="default"/>
+      </w:rPr>
+    </w:lvl>
+    <w:lvl w:ilvl="2" w:tplc="04090005" w:tentative="1">
+      <w:start w:val="1"/>
+      <w:numFmt w:val="bullet"/>
+      <w:lvlText w:val=""/>
+      <w:lvlJc w:val="left"/>
+      <w:pPr>
+        <w:ind w:left="2160" w:hanging="360"/>
+      </w:pPr>
+      <w:rPr>
+        <w:rFonts w:ascii="Wingdings" w:hAnsi="Wingdings" w:hint="default"/>
+      </w:rPr>
+    </w:lvl>
+    <w:lvl w:ilvl="3" w:tplc="04090001" w:tentative="1">
+      <w:start w:val="1"/>
+      <w:numFmt w:val="bullet"/>
+      <w:lvlText w:val=""/>
+      <w:lvlJc w:val="left"/>
+      <w:pPr>
+        <w:ind w:left="2880" w:hanging="360"/>
+      </w:pPr>
+      <w:rPr>
+        <w:rFonts w:ascii="Symbol" w:hAnsi="Symbol" w:hint="default"/>
+      </w:rPr>
+    </w:lvl>
+    <w:lvl w:ilvl="4" w:tplc="04090003" w:tentative="1">
+      <w:start w:val="1"/>
+      <w:numFmt w:val="bullet"/>
+      <w:lvlText w:val="o"/>
+      <w:lvlJc w:val="left"/>
+      <w:pPr>
+        <w:ind w:left="3600" w:hanging="360"/>
+      </w:pPr>
+      <w:rPr>
+        <w:rFonts w:ascii="Courier New" w:hAnsi="Courier New" w:cs="Courier New" w:hint="default"/>
+      </w:rPr>
+    </w:lvl>
+    <w:lvl w:ilvl="5" w:tplc="04090005" w:tentative="1">
+      <w:start w:val="1"/>
+      <w:numFmt w:val="bullet"/>
+      <w:lvlText w:val=""/>
+      <w:lvlJc w:val="left"/>
+      <w:pPr>
+        <w:ind w:left="4320" w:hanging="360"/>
+      </w:pPr>
+      <w:rPr>
+        <w:rFonts w:ascii="Wingdings" w:hAnsi="Wingdings" w:hint="default"/>
+      </w:rPr>
+    </w:lvl>
+    <w:lvl w:ilvl="6" w:tplc="04090001" w:tentative="1">
+      <w:start w:val="1"/>
+      <w:numFmt w:val="bullet"/>
+      <w:lvlText w:val=""/>
+      <w:lvlJc w:val="left"/>
+      <w:pPr>
+        <w:ind w:left="5040" w:hanging="360"/>
+      </w:pPr>
+      <w:rPr>
+        <w:rFonts w:ascii="Symbol" w:hAnsi="Symbol" w:hint="default"/>
+      </w:rPr>
+    </w:lvl>
+    <w:lvl w:ilvl="7" w:tplc="04090003" w:tentative="1">
+      <w:start w:val="1"/>
+      <w:numFmt w:val="bullet"/>
+      <w:lvlText w:val="o"/>
+      <w:lvlJc w:val="left"/>
+      <w:pPr>
+        <w:ind w:left="5760" w:hanging="360"/>
+      </w:pPr>
+      <w:rPr>
+        <w:rFonts w:ascii="Courier New" w:hAnsi="Courier New" w:cs="Courier New" w:hint="default"/>
+      </w:rPr>
+    </w:lvl>
+    <w:lvl w:ilvl="8" w:tplc="04090005" w:tentative="1">
+      <w:start w:val="1"/>
+      <w:numFmt w:val="bullet"/>
+      <w:lvlText w:val=""/>
+      <w:lvlJc w:val="left"/>
+      <w:pPr>
+        <w:ind w:left="6480" w:hanging="360"/>
+      </w:pPr>
+      <w:rPr>
+        <w:rFonts w:ascii="Wingdings" w:hAnsi="Wingdings" w:hint="default"/>
+      </w:rPr>
+    </w:lvl>
+  </w:abstractNum>
+  <w:abstractNum w:abstractNumId="10" w15:restartNumberingAfterBreak="0">
     <w:nsid w:val="27C0217B"/>
     <w:multiLevelType w:val="hybridMultilevel"/>
     <w:tmpl w:val="6296B072"/>
@@ -10017,7 +15524,7 @@
       </w:rPr>
     </w:lvl>
   </w:abstractNum>
-  <w:abstractNum w:abstractNumId="8" w15:restartNumberingAfterBreak="0">
+  <w:abstractNum w:abstractNumId="11" w15:restartNumberingAfterBreak="0">
     <w:nsid w:val="2950121A"/>
     <w:multiLevelType w:val="hybridMultilevel"/>
     <w:tmpl w:val="625A7ACE"/>
@@ -10130,7 +15637,7 @@
       </w:rPr>
     </w:lvl>
   </w:abstractNum>
-  <w:abstractNum w:abstractNumId="9" w15:restartNumberingAfterBreak="0">
+  <w:abstractNum w:abstractNumId="12" w15:restartNumberingAfterBreak="0">
     <w:nsid w:val="2A692FFC"/>
     <w:multiLevelType w:val="hybridMultilevel"/>
     <w:tmpl w:val="05EA4810"/>
@@ -10216,7 +15723,7 @@
       </w:pPr>
     </w:lvl>
   </w:abstractNum>
-  <w:abstractNum w:abstractNumId="10" w15:restartNumberingAfterBreak="0">
+  <w:abstractNum w:abstractNumId="13" w15:restartNumberingAfterBreak="0">
     <w:nsid w:val="2ECD3414"/>
     <w:multiLevelType w:val="hybridMultilevel"/>
     <w:tmpl w:val="5482969A"/>
@@ -10329,7 +15836,7 @@
       </w:rPr>
     </w:lvl>
   </w:abstractNum>
-  <w:abstractNum w:abstractNumId="11" w15:restartNumberingAfterBreak="0">
+  <w:abstractNum w:abstractNumId="14" w15:restartNumberingAfterBreak="0">
     <w:nsid w:val="2FF0458E"/>
     <w:multiLevelType w:val="hybridMultilevel"/>
     <w:tmpl w:val="37EA5666"/>
@@ -10442,7 +15949,7 @@
       </w:rPr>
     </w:lvl>
   </w:abstractNum>
-  <w:abstractNum w:abstractNumId="12" w15:restartNumberingAfterBreak="0">
+  <w:abstractNum w:abstractNumId="15" w15:restartNumberingAfterBreak="0">
     <w:nsid w:val="3098060A"/>
     <w:multiLevelType w:val="hybridMultilevel"/>
     <w:tmpl w:val="B8C62BFC"/>
@@ -10555,7 +16062,120 @@
       </w:rPr>
     </w:lvl>
   </w:abstractNum>
-  <w:abstractNum w:abstractNumId="13" w15:restartNumberingAfterBreak="0">
+  <w:abstractNum w:abstractNumId="16" w15:restartNumberingAfterBreak="0">
+    <w:nsid w:val="33F870B9"/>
+    <w:multiLevelType w:val="hybridMultilevel"/>
+    <w:tmpl w:val="1EC4B6F2"/>
+    <w:lvl w:ilvl="0" w:tplc="04090001">
+      <w:start w:val="1"/>
+      <w:numFmt w:val="bullet"/>
+      <w:lvlText w:val=""/>
+      <w:lvlJc w:val="left"/>
+      <w:pPr>
+        <w:ind w:left="720" w:hanging="360"/>
+      </w:pPr>
+      <w:rPr>
+        <w:rFonts w:ascii="Symbol" w:hAnsi="Symbol" w:hint="default"/>
+      </w:rPr>
+    </w:lvl>
+    <w:lvl w:ilvl="1" w:tplc="04090003">
+      <w:start w:val="1"/>
+      <w:numFmt w:val="bullet"/>
+      <w:lvlText w:val="o"/>
+      <w:lvlJc w:val="left"/>
+      <w:pPr>
+        <w:ind w:left="1440" w:hanging="360"/>
+      </w:pPr>
+      <w:rPr>
+        <w:rFonts w:ascii="Courier New" w:hAnsi="Courier New" w:cs="Courier New" w:hint="default"/>
+      </w:rPr>
+    </w:lvl>
+    <w:lvl w:ilvl="2" w:tplc="04090005" w:tentative="1">
+      <w:start w:val="1"/>
+      <w:numFmt w:val="bullet"/>
+      <w:lvlText w:val=""/>
+      <w:lvlJc w:val="left"/>
+      <w:pPr>
+        <w:ind w:left="2160" w:hanging="360"/>
+      </w:pPr>
+      <w:rPr>
+        <w:rFonts w:ascii="Wingdings" w:hAnsi="Wingdings" w:hint="default"/>
+      </w:rPr>
+    </w:lvl>
+    <w:lvl w:ilvl="3" w:tplc="04090001" w:tentative="1">
+      <w:start w:val="1"/>
+      <w:numFmt w:val="bullet"/>
+      <w:lvlText w:val=""/>
+      <w:lvlJc w:val="left"/>
+      <w:pPr>
+        <w:ind w:left="2880" w:hanging="360"/>
+      </w:pPr>
+      <w:rPr>
+        <w:rFonts w:ascii="Symbol" w:hAnsi="Symbol" w:hint="default"/>
+      </w:rPr>
+    </w:lvl>
+    <w:lvl w:ilvl="4" w:tplc="04090003" w:tentative="1">
+      <w:start w:val="1"/>
+      <w:numFmt w:val="bullet"/>
+      <w:lvlText w:val="o"/>
+      <w:lvlJc w:val="left"/>
+      <w:pPr>
+        <w:ind w:left="3600" w:hanging="360"/>
+      </w:pPr>
+      <w:rPr>
+        <w:rFonts w:ascii="Courier New" w:hAnsi="Courier New" w:cs="Courier New" w:hint="default"/>
+      </w:rPr>
+    </w:lvl>
+    <w:lvl w:ilvl="5" w:tplc="04090005" w:tentative="1">
+      <w:start w:val="1"/>
+      <w:numFmt w:val="bullet"/>
+      <w:lvlText w:val=""/>
+      <w:lvlJc w:val="left"/>
+      <w:pPr>
+        <w:ind w:left="4320" w:hanging="360"/>
+      </w:pPr>
+      <w:rPr>
+        <w:rFonts w:ascii="Wingdings" w:hAnsi="Wingdings" w:hint="default"/>
+      </w:rPr>
+    </w:lvl>
+    <w:lvl w:ilvl="6" w:tplc="04090001" w:tentative="1">
+      <w:start w:val="1"/>
+      <w:numFmt w:val="bullet"/>
+      <w:lvlText w:val=""/>
+      <w:lvlJc w:val="left"/>
+      <w:pPr>
+        <w:ind w:left="5040" w:hanging="360"/>
+      </w:pPr>
+      <w:rPr>
+        <w:rFonts w:ascii="Symbol" w:hAnsi="Symbol" w:hint="default"/>
+      </w:rPr>
+    </w:lvl>
+    <w:lvl w:ilvl="7" w:tplc="04090003" w:tentative="1">
+      <w:start w:val="1"/>
+      <w:numFmt w:val="bullet"/>
+      <w:lvlText w:val="o"/>
+      <w:lvlJc w:val="left"/>
+      <w:pPr>
+        <w:ind w:left="5760" w:hanging="360"/>
+      </w:pPr>
+      <w:rPr>
+        <w:rFonts w:ascii="Courier New" w:hAnsi="Courier New" w:cs="Courier New" w:hint="default"/>
+      </w:rPr>
+    </w:lvl>
+    <w:lvl w:ilvl="8" w:tplc="04090005" w:tentative="1">
+      <w:start w:val="1"/>
+      <w:numFmt w:val="bullet"/>
+      <w:lvlText w:val=""/>
+      <w:lvlJc w:val="left"/>
+      <w:pPr>
+        <w:ind w:left="6480" w:hanging="360"/>
+      </w:pPr>
+      <w:rPr>
+        <w:rFonts w:ascii="Wingdings" w:hAnsi="Wingdings" w:hint="default"/>
+      </w:rPr>
+    </w:lvl>
+  </w:abstractNum>
+  <w:abstractNum w:abstractNumId="17" w15:restartNumberingAfterBreak="0">
     <w:nsid w:val="38B379EF"/>
     <w:multiLevelType w:val="hybridMultilevel"/>
     <w:tmpl w:val="1FE882F4"/>
@@ -10668,7 +16288,7 @@
       </w:rPr>
     </w:lvl>
   </w:abstractNum>
-  <w:abstractNum w:abstractNumId="14" w15:restartNumberingAfterBreak="0">
+  <w:abstractNum w:abstractNumId="18" w15:restartNumberingAfterBreak="0">
     <w:nsid w:val="40C631D0"/>
     <w:multiLevelType w:val="hybridMultilevel"/>
     <w:tmpl w:val="B6C655F2"/>
@@ -10781,7 +16401,7 @@
       </w:rPr>
     </w:lvl>
   </w:abstractNum>
-  <w:abstractNum w:abstractNumId="15" w15:restartNumberingAfterBreak="0">
+  <w:abstractNum w:abstractNumId="19" w15:restartNumberingAfterBreak="0">
     <w:nsid w:val="453971C8"/>
     <w:multiLevelType w:val="hybridMultilevel"/>
     <w:tmpl w:val="AC78F3E8"/>
@@ -10894,7 +16514,7 @@
       </w:rPr>
     </w:lvl>
   </w:abstractNum>
-  <w:abstractNum w:abstractNumId="16" w15:restartNumberingAfterBreak="0">
+  <w:abstractNum w:abstractNumId="20" w15:restartNumberingAfterBreak="0">
     <w:nsid w:val="45545B6E"/>
     <w:multiLevelType w:val="hybridMultilevel"/>
     <w:tmpl w:val="8528D1C2"/>
@@ -11007,7 +16627,7 @@
       </w:rPr>
     </w:lvl>
   </w:abstractNum>
-  <w:abstractNum w:abstractNumId="17" w15:restartNumberingAfterBreak="0">
+  <w:abstractNum w:abstractNumId="21" w15:restartNumberingAfterBreak="0">
     <w:nsid w:val="46614861"/>
     <w:multiLevelType w:val="hybridMultilevel"/>
     <w:tmpl w:val="E15E5F08"/>
@@ -11120,7 +16740,7 @@
       </w:rPr>
     </w:lvl>
   </w:abstractNum>
-  <w:abstractNum w:abstractNumId="18" w15:restartNumberingAfterBreak="0">
+  <w:abstractNum w:abstractNumId="22" w15:restartNumberingAfterBreak="0">
     <w:nsid w:val="4B13686B"/>
     <w:multiLevelType w:val="hybridMultilevel"/>
     <w:tmpl w:val="2DB6E71C"/>
@@ -11233,7 +16853,7 @@
       </w:rPr>
     </w:lvl>
   </w:abstractNum>
-  <w:abstractNum w:abstractNumId="19" w15:restartNumberingAfterBreak="0">
+  <w:abstractNum w:abstractNumId="23" w15:restartNumberingAfterBreak="0">
     <w:nsid w:val="4F81532E"/>
     <w:multiLevelType w:val="hybridMultilevel"/>
     <w:tmpl w:val="943A016A"/>
@@ -11346,7 +16966,7 @@
       </w:rPr>
     </w:lvl>
   </w:abstractNum>
-  <w:abstractNum w:abstractNumId="20" w15:restartNumberingAfterBreak="0">
+  <w:abstractNum w:abstractNumId="24" w15:restartNumberingAfterBreak="0">
     <w:nsid w:val="5A222282"/>
     <w:multiLevelType w:val="hybridMultilevel"/>
     <w:tmpl w:val="FFD65758"/>
@@ -11459,7 +17079,120 @@
       </w:rPr>
     </w:lvl>
   </w:abstractNum>
-  <w:abstractNum w:abstractNumId="21" w15:restartNumberingAfterBreak="0">
+  <w:abstractNum w:abstractNumId="25" w15:restartNumberingAfterBreak="0">
+    <w:nsid w:val="5A23416F"/>
+    <w:multiLevelType w:val="hybridMultilevel"/>
+    <w:tmpl w:val="F9CEFBD4"/>
+    <w:lvl w:ilvl="0" w:tplc="04090001">
+      <w:start w:val="1"/>
+      <w:numFmt w:val="bullet"/>
+      <w:lvlText w:val=""/>
+      <w:lvlJc w:val="left"/>
+      <w:pPr>
+        <w:ind w:left="720" w:hanging="360"/>
+      </w:pPr>
+      <w:rPr>
+        <w:rFonts w:ascii="Symbol" w:hAnsi="Symbol" w:hint="default"/>
+      </w:rPr>
+    </w:lvl>
+    <w:lvl w:ilvl="1" w:tplc="04090003" w:tentative="1">
+      <w:start w:val="1"/>
+      <w:numFmt w:val="bullet"/>
+      <w:lvlText w:val="o"/>
+      <w:lvlJc w:val="left"/>
+      <w:pPr>
+        <w:ind w:left="1440" w:hanging="360"/>
+      </w:pPr>
+      <w:rPr>
+        <w:rFonts w:ascii="Courier New" w:hAnsi="Courier New" w:cs="Courier New" w:hint="default"/>
+      </w:rPr>
+    </w:lvl>
+    <w:lvl w:ilvl="2" w:tplc="04090005" w:tentative="1">
+      <w:start w:val="1"/>
+      <w:numFmt w:val="bullet"/>
+      <w:lvlText w:val=""/>
+      <w:lvlJc w:val="left"/>
+      <w:pPr>
+        <w:ind w:left="2160" w:hanging="360"/>
+      </w:pPr>
+      <w:rPr>
+        <w:rFonts w:ascii="Wingdings" w:hAnsi="Wingdings" w:hint="default"/>
+      </w:rPr>
+    </w:lvl>
+    <w:lvl w:ilvl="3" w:tplc="04090001" w:tentative="1">
+      <w:start w:val="1"/>
+      <w:numFmt w:val="bullet"/>
+      <w:lvlText w:val=""/>
+      <w:lvlJc w:val="left"/>
+      <w:pPr>
+        <w:ind w:left="2880" w:hanging="360"/>
+      </w:pPr>
+      <w:rPr>
+        <w:rFonts w:ascii="Symbol" w:hAnsi="Symbol" w:hint="default"/>
+      </w:rPr>
+    </w:lvl>
+    <w:lvl w:ilvl="4" w:tplc="04090003" w:tentative="1">
+      <w:start w:val="1"/>
+      <w:numFmt w:val="bullet"/>
+      <w:lvlText w:val="o"/>
+      <w:lvlJc w:val="left"/>
+      <w:pPr>
+        <w:ind w:left="3600" w:hanging="360"/>
+      </w:pPr>
+      <w:rPr>
+        <w:rFonts w:ascii="Courier New" w:hAnsi="Courier New" w:cs="Courier New" w:hint="default"/>
+      </w:rPr>
+    </w:lvl>
+    <w:lvl w:ilvl="5" w:tplc="04090005" w:tentative="1">
+      <w:start w:val="1"/>
+      <w:numFmt w:val="bullet"/>
+      <w:lvlText w:val=""/>
+      <w:lvlJc w:val="left"/>
+      <w:pPr>
+        <w:ind w:left="4320" w:hanging="360"/>
+      </w:pPr>
+      <w:rPr>
+        <w:rFonts w:ascii="Wingdings" w:hAnsi="Wingdings" w:hint="default"/>
+      </w:rPr>
+    </w:lvl>
+    <w:lvl w:ilvl="6" w:tplc="04090001" w:tentative="1">
+      <w:start w:val="1"/>
+      <w:numFmt w:val="bullet"/>
+      <w:lvlText w:val=""/>
+      <w:lvlJc w:val="left"/>
+      <w:pPr>
+        <w:ind w:left="5040" w:hanging="360"/>
+      </w:pPr>
+      <w:rPr>
+        <w:rFonts w:ascii="Symbol" w:hAnsi="Symbol" w:hint="default"/>
+      </w:rPr>
+    </w:lvl>
+    <w:lvl w:ilvl="7" w:tplc="04090003" w:tentative="1">
+      <w:start w:val="1"/>
+      <w:numFmt w:val="bullet"/>
+      <w:lvlText w:val="o"/>
+      <w:lvlJc w:val="left"/>
+      <w:pPr>
+        <w:ind w:left="5760" w:hanging="360"/>
+      </w:pPr>
+      <w:rPr>
+        <w:rFonts w:ascii="Courier New" w:hAnsi="Courier New" w:cs="Courier New" w:hint="default"/>
+      </w:rPr>
+    </w:lvl>
+    <w:lvl w:ilvl="8" w:tplc="04090005" w:tentative="1">
+      <w:start w:val="1"/>
+      <w:numFmt w:val="bullet"/>
+      <w:lvlText w:val=""/>
+      <w:lvlJc w:val="left"/>
+      <w:pPr>
+        <w:ind w:left="6480" w:hanging="360"/>
+      </w:pPr>
+      <w:rPr>
+        <w:rFonts w:ascii="Wingdings" w:hAnsi="Wingdings" w:hint="default"/>
+      </w:rPr>
+    </w:lvl>
+  </w:abstractNum>
+  <w:abstractNum w:abstractNumId="26" w15:restartNumberingAfterBreak="0">
     <w:nsid w:val="5BB45307"/>
     <w:multiLevelType w:val="hybridMultilevel"/>
     <w:tmpl w:val="5ABA10A6"/>
@@ -11572,7 +17305,7 @@
       </w:rPr>
     </w:lvl>
   </w:abstractNum>
-  <w:abstractNum w:abstractNumId="22" w15:restartNumberingAfterBreak="0">
+  <w:abstractNum w:abstractNumId="27" w15:restartNumberingAfterBreak="0">
     <w:nsid w:val="5D414DE7"/>
     <w:multiLevelType w:val="hybridMultilevel"/>
     <w:tmpl w:val="BF98A5AA"/>
@@ -11685,7 +17418,7 @@
       </w:rPr>
     </w:lvl>
   </w:abstractNum>
-  <w:abstractNum w:abstractNumId="23" w15:restartNumberingAfterBreak="0">
+  <w:abstractNum w:abstractNumId="28" w15:restartNumberingAfterBreak="0">
     <w:nsid w:val="5EE6634E"/>
     <w:multiLevelType w:val="hybridMultilevel"/>
     <w:tmpl w:val="EE7E1E16"/>
@@ -11798,7 +17531,7 @@
       </w:rPr>
     </w:lvl>
   </w:abstractNum>
-  <w:abstractNum w:abstractNumId="24" w15:restartNumberingAfterBreak="0">
+  <w:abstractNum w:abstractNumId="29" w15:restartNumberingAfterBreak="0">
     <w:nsid w:val="60F26437"/>
     <w:multiLevelType w:val="hybridMultilevel"/>
     <w:tmpl w:val="E2348152"/>
@@ -11911,7 +17644,7 @@
       </w:rPr>
     </w:lvl>
   </w:abstractNum>
-  <w:abstractNum w:abstractNumId="25" w15:restartNumberingAfterBreak="0">
+  <w:abstractNum w:abstractNumId="30" w15:restartNumberingAfterBreak="0">
     <w:nsid w:val="6851316C"/>
     <w:multiLevelType w:val="hybridMultilevel"/>
     <w:tmpl w:val="954ACAC6"/>
@@ -12024,7 +17757,7 @@
       </w:rPr>
     </w:lvl>
   </w:abstractNum>
-  <w:abstractNum w:abstractNumId="26" w15:restartNumberingAfterBreak="0">
+  <w:abstractNum w:abstractNumId="31" w15:restartNumberingAfterBreak="0">
     <w:nsid w:val="778E53AC"/>
     <w:multiLevelType w:val="hybridMultilevel"/>
     <w:tmpl w:val="46848FEC"/>
@@ -12138,85 +17871,100 @@
     </w:lvl>
   </w:abstractNum>
   <w:num w:numId="1" w16cid:durableId="2101438844">
+    <w:abstractNumId w:val="6"/>
+  </w:num>
+  <w:num w:numId="2" w16cid:durableId="316610179">
+    <w:abstractNumId w:val="28"/>
+  </w:num>
+  <w:num w:numId="3" w16cid:durableId="814028682">
+    <w:abstractNumId w:val="17"/>
+  </w:num>
+  <w:num w:numId="4" w16cid:durableId="1303778252">
+    <w:abstractNumId w:val="15"/>
+  </w:num>
+  <w:num w:numId="5" w16cid:durableId="1457531114">
+    <w:abstractNumId w:val="29"/>
+  </w:num>
+  <w:num w:numId="6" w16cid:durableId="1913082731">
+    <w:abstractNumId w:val="2"/>
+  </w:num>
+  <w:num w:numId="7" w16cid:durableId="1879586203">
+    <w:abstractNumId w:val="13"/>
+  </w:num>
+  <w:num w:numId="8" w16cid:durableId="129443754">
+    <w:abstractNumId w:val="27"/>
+  </w:num>
+  <w:num w:numId="9" w16cid:durableId="2058893660">
+    <w:abstractNumId w:val="20"/>
+  </w:num>
+  <w:num w:numId="10" w16cid:durableId="227888160">
+    <w:abstractNumId w:val="14"/>
+  </w:num>
+  <w:num w:numId="11" w16cid:durableId="108159514">
+    <w:abstractNumId w:val="19"/>
+  </w:num>
+  <w:num w:numId="12" w16cid:durableId="1276474292">
+    <w:abstractNumId w:val="3"/>
+  </w:num>
+  <w:num w:numId="13" w16cid:durableId="658267167">
+    <w:abstractNumId w:val="22"/>
+  </w:num>
+  <w:num w:numId="14" w16cid:durableId="1690596539">
+    <w:abstractNumId w:val="31"/>
+  </w:num>
+  <w:num w:numId="15" w16cid:durableId="1256209022">
+    <w:abstractNumId w:val="21"/>
+  </w:num>
+  <w:num w:numId="16" w16cid:durableId="1219783258">
+    <w:abstractNumId w:val="24"/>
+  </w:num>
+  <w:num w:numId="17" w16cid:durableId="9991933">
+    <w:abstractNumId w:val="12"/>
+  </w:num>
+  <w:num w:numId="18" w16cid:durableId="1643655893">
+    <w:abstractNumId w:val="18"/>
+  </w:num>
+  <w:num w:numId="19" w16cid:durableId="1486045221">
+    <w:abstractNumId w:val="1"/>
+  </w:num>
+  <w:num w:numId="20" w16cid:durableId="2109112165">
     <w:abstractNumId w:val="5"/>
   </w:num>
-  <w:num w:numId="2" w16cid:durableId="316610179">
+  <w:num w:numId="21" w16cid:durableId="782072645">
+    <w:abstractNumId w:val="30"/>
+  </w:num>
+  <w:num w:numId="22" w16cid:durableId="510687368">
     <w:abstractNumId w:val="23"/>
   </w:num>
-  <w:num w:numId="3" w16cid:durableId="814028682">
-    <w:abstractNumId w:val="13"/>
+  <w:num w:numId="23" w16cid:durableId="454952736">
+    <w:abstractNumId w:val="4"/>
   </w:num>
-  <w:num w:numId="4" w16cid:durableId="1303778252">
-    <w:abstractNumId w:val="12"/>
+  <w:num w:numId="24" w16cid:durableId="1345401739">
+    <w:abstractNumId w:val="11"/>
   </w:num>
-  <w:num w:numId="5" w16cid:durableId="1457531114">
-    <w:abstractNumId w:val="24"/>
+  <w:num w:numId="25" w16cid:durableId="901789634">
+    <w:abstractNumId w:val="26"/>
   </w:num>
-  <w:num w:numId="6" w16cid:durableId="1913082731">
-    <w:abstractNumId w:val="1"/>
-  </w:num>
-  <w:num w:numId="7" w16cid:durableId="1879586203">
+  <w:num w:numId="26" w16cid:durableId="232276843">
     <w:abstractNumId w:val="10"/>
   </w:num>
-  <w:num w:numId="8" w16cid:durableId="129443754">
-    <w:abstractNumId w:val="22"/>
+  <w:num w:numId="27" w16cid:durableId="1116676592">
+    <w:abstractNumId w:val="8"/>
   </w:num>
-  <w:num w:numId="9" w16cid:durableId="2058893660">
+  <w:num w:numId="28" w16cid:durableId="679434376">
+    <w:abstractNumId w:val="9"/>
+  </w:num>
+  <w:num w:numId="29" w16cid:durableId="1454054484">
+    <w:abstractNumId w:val="0"/>
+  </w:num>
+  <w:num w:numId="30" w16cid:durableId="98066943">
     <w:abstractNumId w:val="16"/>
   </w:num>
-  <w:num w:numId="10" w16cid:durableId="227888160">
-    <w:abstractNumId w:val="11"/>
-  </w:num>
-  <w:num w:numId="11" w16cid:durableId="108159514">
-    <w:abstractNumId w:val="15"/>
-  </w:num>
-  <w:num w:numId="12" w16cid:durableId="1276474292">
-    <w:abstractNumId w:val="2"/>
-  </w:num>
-  <w:num w:numId="13" w16cid:durableId="658267167">
-    <w:abstractNumId w:val="18"/>
-  </w:num>
-  <w:num w:numId="14" w16cid:durableId="1690596539">
-    <w:abstractNumId w:val="26"/>
-  </w:num>
-  <w:num w:numId="15" w16cid:durableId="1256209022">
-    <w:abstractNumId w:val="17"/>
-  </w:num>
-  <w:num w:numId="16" w16cid:durableId="1219783258">
-    <w:abstractNumId w:val="20"/>
-  </w:num>
-  <w:num w:numId="17" w16cid:durableId="9991933">
-    <w:abstractNumId w:val="9"/>
-  </w:num>
-  <w:num w:numId="18" w16cid:durableId="1643655893">
-    <w:abstractNumId w:val="14"/>
-  </w:num>
-  <w:num w:numId="19" w16cid:durableId="1486045221">
-    <w:abstractNumId w:val="0"/>
-  </w:num>
-  <w:num w:numId="20" w16cid:durableId="2109112165">
-    <w:abstractNumId w:val="4"/>
-  </w:num>
-  <w:num w:numId="21" w16cid:durableId="782072645">
+  <w:num w:numId="31" w16cid:durableId="201746400">
     <w:abstractNumId w:val="25"/>
   </w:num>
-  <w:num w:numId="22" w16cid:durableId="510687368">
-    <w:abstractNumId w:val="19"/>
-  </w:num>
-  <w:num w:numId="23" w16cid:durableId="454952736">
-    <w:abstractNumId w:val="3"/>
-  </w:num>
-  <w:num w:numId="24" w16cid:durableId="1345401739">
-    <w:abstractNumId w:val="8"/>
-  </w:num>
-  <w:num w:numId="25" w16cid:durableId="901789634">
-    <w:abstractNumId w:val="21"/>
-  </w:num>
-  <w:num w:numId="26" w16cid:durableId="232276843">
+  <w:num w:numId="32" w16cid:durableId="815224728">
     <w:abstractNumId w:val="7"/>
-  </w:num>
-  <w:num w:numId="27" w16cid:durableId="1116676592">
-    <w:abstractNumId w:val="6"/>
   </w:num>
 </w:numbering>
 </file>

--- a/Kubernetes/2-architecture.docx
+++ b/Kubernetes/2-architecture.docx
@@ -4,6 +4,7 @@
   <w:body>
     <w:p>
       <w:pPr>
+        <w:spacing w:after="60"/>
         <w:jc w:val="both"/>
         <w:rPr>
           <w:rFonts w:asciiTheme="majorBidi" w:hAnsiTheme="majorBidi" w:cstheme="majorBidi"/>
@@ -22,6 +23,7 @@
     </w:p>
     <w:p>
       <w:pPr>
+        <w:spacing w:after="60"/>
         <w:jc w:val="both"/>
         <w:rPr>
           <w:rFonts w:asciiTheme="majorBidi" w:hAnsiTheme="majorBidi" w:cstheme="majorBidi"/>
@@ -49,13 +51,17 @@
         <w:jc w:val="both"/>
         <w:rPr>
           <w:rFonts w:asciiTheme="majorBidi" w:hAnsiTheme="majorBidi" w:cstheme="majorBidi"/>
-          <w:sz w:val="28"/>
-          <w:szCs w:val="28"/>
-        </w:rPr>
-      </w:pPr>
-      <w:r>
-        <w:rPr>
-          <w:rFonts w:asciiTheme="majorBidi" w:hAnsiTheme="majorBidi" w:cstheme="majorBidi"/>
+          <w:b/>
+          <w:bCs/>
+          <w:sz w:val="28"/>
+          <w:szCs w:val="28"/>
+        </w:rPr>
+      </w:pPr>
+      <w:r>
+        <w:rPr>
+          <w:rFonts w:asciiTheme="majorBidi" w:hAnsiTheme="majorBidi" w:cstheme="majorBidi"/>
+          <w:b/>
+          <w:bCs/>
           <w:sz w:val="28"/>
           <w:szCs w:val="28"/>
         </w:rPr>
@@ -69,17 +75,22 @@
           <w:ilvl w:val="0"/>
           <w:numId w:val="1"/>
         </w:numPr>
+        <w:spacing w:after="60"/>
         <w:ind w:left="360"/>
         <w:jc w:val="both"/>
         <w:rPr>
           <w:rFonts w:asciiTheme="majorBidi" w:hAnsiTheme="majorBidi" w:cstheme="majorBidi"/>
-          <w:sz w:val="28"/>
-          <w:szCs w:val="28"/>
-        </w:rPr>
-      </w:pPr>
-      <w:r>
-        <w:rPr>
-          <w:rFonts w:asciiTheme="majorBidi" w:hAnsiTheme="majorBidi" w:cstheme="majorBidi"/>
+          <w:b/>
+          <w:bCs/>
+          <w:sz w:val="28"/>
+          <w:szCs w:val="28"/>
+        </w:rPr>
+      </w:pPr>
+      <w:r>
+        <w:rPr>
+          <w:rFonts w:asciiTheme="majorBidi" w:hAnsiTheme="majorBidi" w:cstheme="majorBidi"/>
+          <w:b/>
+          <w:bCs/>
           <w:sz w:val="28"/>
           <w:szCs w:val="28"/>
         </w:rPr>
@@ -88,6 +99,7 @@
     </w:p>
     <w:p>
       <w:pPr>
+        <w:spacing w:after="120"/>
         <w:jc w:val="both"/>
         <w:rPr>
           <w:rFonts w:asciiTheme="majorBidi" w:hAnsiTheme="majorBidi" w:cstheme="majorBidi"/>
@@ -103,16 +115,14 @@
         </w:rPr>
         <w:t>The control plane manages the cluster, while worker nodes run the actual application workloads.</w:t>
       </w:r>
-    </w:p>
-    <w:p>
-      <w:pPr>
-        <w:jc w:val="both"/>
-        <w:rPr>
-          <w:rFonts w:asciiTheme="majorBidi" w:hAnsiTheme="majorBidi" w:cstheme="majorBidi"/>
-          <w:sz w:val="28"/>
-          <w:szCs w:val="28"/>
-        </w:rPr>
-      </w:pPr>
+      <w:r>
+        <w:rPr>
+          <w:rFonts w:asciiTheme="majorBidi" w:hAnsiTheme="majorBidi" w:cstheme="majorBidi"/>
+          <w:sz w:val="28"/>
+          <w:szCs w:val="28"/>
+        </w:rPr>
+        <w:t xml:space="preserve"> </w:t>
+      </w:r>
       <w:r>
         <w:rPr>
           <w:rFonts w:asciiTheme="majorBidi" w:hAnsiTheme="majorBidi" w:cstheme="majorBidi"/>
@@ -124,6 +134,7 @@
     </w:p>
     <w:p>
       <w:pPr>
+        <w:spacing w:after="120"/>
         <w:jc w:val="both"/>
         <w:rPr>
           <w:rFonts w:asciiTheme="majorBidi" w:hAnsiTheme="majorBidi" w:cstheme="majorBidi"/>
@@ -146,6 +157,7 @@
     </w:p>
     <w:p>
       <w:pPr>
+        <w:spacing w:after="60"/>
         <w:jc w:val="both"/>
         <w:rPr>
           <w:rFonts w:asciiTheme="majorBidi" w:hAnsiTheme="majorBidi" w:cstheme="majorBidi"/>
@@ -257,6 +269,7 @@
           <w:ilvl w:val="0"/>
           <w:numId w:val="2"/>
         </w:numPr>
+        <w:spacing w:after="120"/>
         <w:ind w:left="360"/>
         <w:jc w:val="both"/>
         <w:rPr>
@@ -276,6 +289,7 @@
     </w:p>
     <w:p>
       <w:pPr>
+        <w:spacing w:after="60"/>
         <w:jc w:val="both"/>
         <w:rPr>
           <w:rFonts w:asciiTheme="majorBidi" w:hAnsiTheme="majorBidi" w:cstheme="majorBidi"/>
@@ -307,6 +321,8 @@
         <w:jc w:val="both"/>
         <w:rPr>
           <w:rFonts w:asciiTheme="majorBidi" w:hAnsiTheme="majorBidi" w:cstheme="majorBidi"/>
+          <w:b/>
+          <w:bCs/>
           <w:sz w:val="28"/>
           <w:szCs w:val="28"/>
         </w:rPr>
@@ -315,6 +331,8 @@
       <w:r>
         <w:rPr>
           <w:rFonts w:asciiTheme="majorBidi" w:hAnsiTheme="majorBidi" w:cstheme="majorBidi"/>
+          <w:b/>
+          <w:bCs/>
           <w:sz w:val="28"/>
           <w:szCs w:val="28"/>
         </w:rPr>
@@ -333,6 +351,8 @@
         <w:jc w:val="both"/>
         <w:rPr>
           <w:rFonts w:asciiTheme="majorBidi" w:hAnsiTheme="majorBidi" w:cstheme="majorBidi"/>
+          <w:b/>
+          <w:bCs/>
           <w:sz w:val="28"/>
           <w:szCs w:val="28"/>
         </w:rPr>
@@ -341,6 +361,8 @@
       <w:r>
         <w:rPr>
           <w:rFonts w:asciiTheme="majorBidi" w:hAnsiTheme="majorBidi" w:cstheme="majorBidi"/>
+          <w:b/>
+          <w:bCs/>
           <w:sz w:val="28"/>
           <w:szCs w:val="28"/>
         </w:rPr>
@@ -359,6 +381,8 @@
         <w:jc w:val="both"/>
         <w:rPr>
           <w:rFonts w:asciiTheme="majorBidi" w:hAnsiTheme="majorBidi" w:cstheme="majorBidi"/>
+          <w:b/>
+          <w:bCs/>
           <w:sz w:val="28"/>
           <w:szCs w:val="28"/>
         </w:rPr>
@@ -367,6 +391,8 @@
       <w:r>
         <w:rPr>
           <w:rFonts w:asciiTheme="majorBidi" w:hAnsiTheme="majorBidi" w:cstheme="majorBidi"/>
+          <w:b/>
+          <w:bCs/>
           <w:sz w:val="28"/>
           <w:szCs w:val="28"/>
         </w:rPr>
@@ -376,6 +402,8 @@
       <w:r>
         <w:rPr>
           <w:rFonts w:asciiTheme="majorBidi" w:hAnsiTheme="majorBidi" w:cstheme="majorBidi"/>
+          <w:b/>
+          <w:bCs/>
           <w:sz w:val="28"/>
           <w:szCs w:val="28"/>
         </w:rPr>
@@ -393,6 +421,8 @@
         <w:jc w:val="both"/>
         <w:rPr>
           <w:rFonts w:asciiTheme="majorBidi" w:hAnsiTheme="majorBidi" w:cstheme="majorBidi"/>
+          <w:b/>
+          <w:bCs/>
           <w:sz w:val="28"/>
           <w:szCs w:val="28"/>
         </w:rPr>
@@ -401,6 +431,8 @@
       <w:r>
         <w:rPr>
           <w:rFonts w:asciiTheme="majorBidi" w:hAnsiTheme="majorBidi" w:cstheme="majorBidi"/>
+          <w:b/>
+          <w:bCs/>
           <w:sz w:val="28"/>
           <w:szCs w:val="28"/>
         </w:rPr>
@@ -410,6 +442,8 @@
       <w:r>
         <w:rPr>
           <w:rFonts w:asciiTheme="majorBidi" w:hAnsiTheme="majorBidi" w:cstheme="majorBidi"/>
+          <w:b/>
+          <w:bCs/>
           <w:sz w:val="28"/>
           <w:szCs w:val="28"/>
         </w:rPr>
@@ -423,17 +457,22 @@
           <w:ilvl w:val="0"/>
           <w:numId w:val="3"/>
         </w:numPr>
+        <w:spacing w:after="120"/>
         <w:ind w:left="360"/>
         <w:jc w:val="both"/>
         <w:rPr>
           <w:rFonts w:asciiTheme="majorBidi" w:hAnsiTheme="majorBidi" w:cstheme="majorBidi"/>
-          <w:sz w:val="28"/>
-          <w:szCs w:val="28"/>
-        </w:rPr>
-      </w:pPr>
-      <w:r>
-        <w:rPr>
-          <w:rFonts w:asciiTheme="majorBidi" w:hAnsiTheme="majorBidi" w:cstheme="majorBidi"/>
+          <w:b/>
+          <w:bCs/>
+          <w:sz w:val="28"/>
+          <w:szCs w:val="28"/>
+        </w:rPr>
+      </w:pPr>
+      <w:r>
+        <w:rPr>
+          <w:rFonts w:asciiTheme="majorBidi" w:hAnsiTheme="majorBidi" w:cstheme="majorBidi"/>
+          <w:b/>
+          <w:bCs/>
           <w:sz w:val="28"/>
           <w:szCs w:val="28"/>
         </w:rPr>
@@ -442,13 +481,14 @@
     </w:p>
     <w:p>
       <w:pPr>
-        <w:jc w:val="both"/>
-        <w:rPr>
-          <w:rFonts w:asciiTheme="majorBidi" w:hAnsiTheme="majorBidi" w:cstheme="majorBidi"/>
-          <w:b/>
-          <w:bCs/>
-          <w:sz w:val="32"/>
-          <w:szCs w:val="32"/>
+        <w:spacing w:after="120"/>
+        <w:jc w:val="both"/>
+        <w:rPr>
+          <w:rFonts w:asciiTheme="majorBidi" w:hAnsiTheme="majorBidi" w:cstheme="majorBidi"/>
+          <w:b/>
+          <w:bCs/>
+          <w:sz w:val="36"/>
+          <w:szCs w:val="36"/>
         </w:rPr>
       </w:pPr>
       <w:proofErr w:type="spellStart"/>
@@ -457,8 +497,8 @@
           <w:rFonts w:asciiTheme="majorBidi" w:hAnsiTheme="majorBidi" w:cstheme="majorBidi"/>
           <w:b/>
           <w:bCs/>
-          <w:sz w:val="32"/>
-          <w:szCs w:val="32"/>
+          <w:sz w:val="36"/>
+          <w:szCs w:val="36"/>
         </w:rPr>
         <w:t>kube-apiserver</w:t>
       </w:r>
@@ -468,14 +508,15 @@
           <w:rFonts w:asciiTheme="majorBidi" w:hAnsiTheme="majorBidi" w:cstheme="majorBidi"/>
           <w:b/>
           <w:bCs/>
-          <w:sz w:val="32"/>
-          <w:szCs w:val="32"/>
+          <w:sz w:val="36"/>
+          <w:szCs w:val="36"/>
         </w:rPr>
         <w:t>:</w:t>
       </w:r>
     </w:p>
     <w:p>
       <w:pPr>
+        <w:spacing w:after="60"/>
         <w:jc w:val="both"/>
         <w:rPr>
           <w:rFonts w:asciiTheme="majorBidi" w:hAnsiTheme="majorBidi" w:cstheme="majorBidi"/>
@@ -520,6 +561,7 @@
           <w:rFonts w:asciiTheme="majorBidi" w:hAnsiTheme="majorBidi" w:cstheme="majorBidi"/>
           <w:sz w:val="28"/>
           <w:szCs w:val="28"/>
+          <w:u w:val="single"/>
         </w:rPr>
         <w:t>Examples:</w:t>
       </w:r>
@@ -543,6 +585,10 @@
       <w:r>
         <w:rPr>
           <w:rFonts w:asciiTheme="majorBidi" w:hAnsiTheme="majorBidi" w:cstheme="majorBidi"/>
+          <w:b/>
+          <w:bCs/>
+          <w:i/>
+          <w:iCs/>
           <w:sz w:val="28"/>
           <w:szCs w:val="28"/>
         </w:rPr>
@@ -552,10 +598,22 @@
       <w:r>
         <w:rPr>
           <w:rFonts w:asciiTheme="majorBidi" w:hAnsiTheme="majorBidi" w:cstheme="majorBidi"/>
-          <w:sz w:val="28"/>
-          <w:szCs w:val="28"/>
-        </w:rPr>
-        <w:t xml:space="preserve"> commands</w:t>
+          <w:b/>
+          <w:bCs/>
+          <w:i/>
+          <w:iCs/>
+          <w:sz w:val="28"/>
+          <w:szCs w:val="28"/>
+        </w:rPr>
+        <w:t xml:space="preserve"> </w:t>
+      </w:r>
+      <w:r>
+        <w:rPr>
+          <w:rFonts w:asciiTheme="majorBidi" w:hAnsiTheme="majorBidi" w:cstheme="majorBidi"/>
+          <w:sz w:val="28"/>
+          <w:szCs w:val="28"/>
+        </w:rPr>
+        <w:t>commands</w:t>
       </w:r>
     </w:p>
     <w:p>
@@ -613,6 +671,7 @@
           <w:ilvl w:val="0"/>
           <w:numId w:val="4"/>
         </w:numPr>
+        <w:spacing w:after="120"/>
         <w:ind w:left="360"/>
         <w:jc w:val="both"/>
         <w:rPr>
@@ -632,16 +691,21 @@
     </w:p>
     <w:p>
       <w:pPr>
-        <w:jc w:val="both"/>
-        <w:rPr>
-          <w:rFonts w:asciiTheme="majorBidi" w:hAnsiTheme="majorBidi" w:cstheme="majorBidi"/>
-          <w:sz w:val="28"/>
-          <w:szCs w:val="28"/>
-        </w:rPr>
-      </w:pPr>
-      <w:r>
-        <w:rPr>
-          <w:rFonts w:asciiTheme="majorBidi" w:hAnsiTheme="majorBidi" w:cstheme="majorBidi"/>
+        <w:spacing w:after="60"/>
+        <w:jc w:val="both"/>
+        <w:rPr>
+          <w:rFonts w:asciiTheme="majorBidi" w:hAnsiTheme="majorBidi" w:cstheme="majorBidi"/>
+          <w:b/>
+          <w:bCs/>
+          <w:sz w:val="28"/>
+          <w:szCs w:val="28"/>
+        </w:rPr>
+      </w:pPr>
+      <w:r>
+        <w:rPr>
+          <w:rFonts w:asciiTheme="majorBidi" w:hAnsiTheme="majorBidi" w:cstheme="majorBidi"/>
+          <w:b/>
+          <w:bCs/>
           <w:sz w:val="28"/>
           <w:szCs w:val="28"/>
         </w:rPr>
@@ -727,6 +791,7 @@
           <w:ilvl w:val="0"/>
           <w:numId w:val="5"/>
         </w:numPr>
+        <w:spacing w:after="120"/>
         <w:ind w:left="360"/>
         <w:jc w:val="both"/>
         <w:rPr>
@@ -756,6 +821,7 @@
     </w:p>
     <w:p>
       <w:pPr>
+        <w:spacing w:after="60"/>
         <w:jc w:val="both"/>
         <w:rPr>
           <w:rFonts w:asciiTheme="majorBidi" w:hAnsiTheme="majorBidi" w:cstheme="majorBidi"/>
@@ -771,7 +837,6 @@
           <w:szCs w:val="28"/>
           <w:u w:val="single"/>
         </w:rPr>
-        <w:lastRenderedPageBreak/>
         <w:t>Example request flow:</w:t>
       </w:r>
     </w:p>
@@ -846,6 +911,8 @@
       <w:r>
         <w:rPr>
           <w:rFonts w:asciiTheme="majorBidi" w:hAnsiTheme="majorBidi" w:cstheme="majorBidi"/>
+          <w:b/>
+          <w:bCs/>
           <w:sz w:val="28"/>
           <w:szCs w:val="28"/>
         </w:rPr>
@@ -880,6 +947,8 @@
       <w:r>
         <w:rPr>
           <w:rFonts w:asciiTheme="majorBidi" w:hAnsiTheme="majorBidi" w:cstheme="majorBidi"/>
+          <w:b/>
+          <w:bCs/>
           <w:sz w:val="28"/>
           <w:szCs w:val="28"/>
         </w:rPr>
@@ -909,12 +978,29 @@
           <w:sz w:val="28"/>
           <w:szCs w:val="28"/>
         </w:rPr>
-        <w:t xml:space="preserve">In Docker, almost every operation ultimately goes through the Docker Engine’s REST API. The Docker CLI is essentially a client for that API. For example, when a user runs docker </w:t>
+        <w:lastRenderedPageBreak/>
+        <w:t xml:space="preserve">In Docker, almost every operation ultimately goes through the Docker Engine’s REST API. The Docker CLI is essentially a client for that API. For example, when a user runs </w:t>
+      </w:r>
+      <w:r>
+        <w:rPr>
+          <w:rFonts w:asciiTheme="majorBidi" w:hAnsiTheme="majorBidi" w:cstheme="majorBidi"/>
+          <w:b/>
+          <w:bCs/>
+          <w:i/>
+          <w:iCs/>
+          <w:sz w:val="28"/>
+          <w:szCs w:val="28"/>
+        </w:rPr>
+        <w:t xml:space="preserve">docker </w:t>
       </w:r>
       <w:proofErr w:type="spellStart"/>
       <w:r>
         <w:rPr>
           <w:rFonts w:asciiTheme="majorBidi" w:hAnsiTheme="majorBidi" w:cstheme="majorBidi"/>
+          <w:b/>
+          <w:bCs/>
+          <w:i/>
+          <w:iCs/>
           <w:sz w:val="28"/>
           <w:szCs w:val="28"/>
         </w:rPr>
@@ -927,12 +1013,28 @@
           <w:sz w:val="28"/>
           <w:szCs w:val="28"/>
         </w:rPr>
-        <w:t>, the CLI sends an HTTP GET request to the Docker daemon through its REST API (usually via a Unix socket such as /var/run/</w:t>
+        <w:t xml:space="preserve">, the CLI sends an HTTP GET request to the Docker daemon through its REST API (usually via a Unix socket such as </w:t>
+      </w:r>
+      <w:r>
+        <w:rPr>
+          <w:rFonts w:asciiTheme="majorBidi" w:hAnsiTheme="majorBidi" w:cstheme="majorBidi"/>
+          <w:b/>
+          <w:bCs/>
+          <w:i/>
+          <w:iCs/>
+          <w:sz w:val="28"/>
+          <w:szCs w:val="28"/>
+        </w:rPr>
+        <w:t>/var/run/</w:t>
       </w:r>
       <w:proofErr w:type="spellStart"/>
       <w:r>
         <w:rPr>
           <w:rFonts w:asciiTheme="majorBidi" w:hAnsiTheme="majorBidi" w:cstheme="majorBidi"/>
+          <w:b/>
+          <w:bCs/>
+          <w:i/>
+          <w:iCs/>
           <w:sz w:val="28"/>
           <w:szCs w:val="28"/>
         </w:rPr>
@@ -971,6 +1073,8 @@
       <w:r>
         <w:rPr>
           <w:rFonts w:asciiTheme="majorBidi" w:hAnsiTheme="majorBidi" w:cstheme="majorBidi"/>
+          <w:b/>
+          <w:bCs/>
           <w:sz w:val="28"/>
           <w:szCs w:val="28"/>
         </w:rPr>
@@ -989,6 +1093,10 @@
       <w:r>
         <w:rPr>
           <w:rFonts w:asciiTheme="majorBidi" w:hAnsiTheme="majorBidi" w:cstheme="majorBidi"/>
+          <w:b/>
+          <w:bCs/>
+          <w:i/>
+          <w:iCs/>
           <w:sz w:val="28"/>
           <w:szCs w:val="28"/>
         </w:rPr>
@@ -1007,6 +1115,10 @@
       <w:r>
         <w:rPr>
           <w:rFonts w:asciiTheme="majorBidi" w:hAnsiTheme="majorBidi" w:cstheme="majorBidi"/>
+          <w:b/>
+          <w:bCs/>
+          <w:i/>
+          <w:iCs/>
           <w:sz w:val="28"/>
           <w:szCs w:val="28"/>
         </w:rPr>
@@ -1016,15 +1128,29 @@
       <w:r>
         <w:rPr>
           <w:rFonts w:asciiTheme="majorBidi" w:hAnsiTheme="majorBidi" w:cstheme="majorBidi"/>
-          <w:sz w:val="28"/>
-          <w:szCs w:val="28"/>
-        </w:rPr>
-        <w:t xml:space="preserve"> get pods, the CLI sends a request to the API server asking for Pod resources. The API server validates the request, retrieves the desired information from </w:t>
+          <w:b/>
+          <w:bCs/>
+          <w:i/>
+          <w:iCs/>
+          <w:sz w:val="28"/>
+          <w:szCs w:val="28"/>
+        </w:rPr>
+        <w:t xml:space="preserve"> get pods</w:t>
+      </w:r>
+      <w:r>
+        <w:rPr>
+          <w:rFonts w:asciiTheme="majorBidi" w:hAnsiTheme="majorBidi" w:cstheme="majorBidi"/>
+          <w:sz w:val="28"/>
+          <w:szCs w:val="28"/>
+        </w:rPr>
+        <w:t xml:space="preserve">, the CLI sends a request to the API server asking for Pod resources. The API server validates the request, retrieves the desired information from </w:t>
       </w:r>
       <w:proofErr w:type="spellStart"/>
       <w:r>
         <w:rPr>
           <w:rFonts w:asciiTheme="majorBidi" w:hAnsiTheme="majorBidi" w:cstheme="majorBidi"/>
+          <w:b/>
+          <w:bCs/>
           <w:sz w:val="28"/>
           <w:szCs w:val="28"/>
         </w:rPr>
@@ -1057,12 +1183,50 @@
           <w:sz w:val="28"/>
           <w:szCs w:val="28"/>
         </w:rPr>
-        <w:t xml:space="preserve">The API server is also the central communication hub for internal Kubernetes components. Core components such as the scheduler, controller manager, and </w:t>
+        <w:t xml:space="preserve">The API server is also the central communication hub for internal Kubernetes components. Core components such as the </w:t>
+      </w:r>
+      <w:r>
+        <w:rPr>
+          <w:rFonts w:asciiTheme="majorBidi" w:hAnsiTheme="majorBidi" w:cstheme="majorBidi"/>
+          <w:b/>
+          <w:bCs/>
+          <w:sz w:val="28"/>
+          <w:szCs w:val="28"/>
+        </w:rPr>
+        <w:t>scheduler</w:t>
+      </w:r>
+      <w:r>
+        <w:rPr>
+          <w:rFonts w:asciiTheme="majorBidi" w:hAnsiTheme="majorBidi" w:cstheme="majorBidi"/>
+          <w:sz w:val="28"/>
+          <w:szCs w:val="28"/>
+        </w:rPr>
+        <w:t xml:space="preserve">, </w:t>
+      </w:r>
+      <w:r>
+        <w:rPr>
+          <w:rFonts w:asciiTheme="majorBidi" w:hAnsiTheme="majorBidi" w:cstheme="majorBidi"/>
+          <w:b/>
+          <w:bCs/>
+          <w:sz w:val="28"/>
+          <w:szCs w:val="28"/>
+        </w:rPr>
+        <w:t>controller manager</w:t>
+      </w:r>
+      <w:r>
+        <w:rPr>
+          <w:rFonts w:asciiTheme="majorBidi" w:hAnsiTheme="majorBidi" w:cstheme="majorBidi"/>
+          <w:sz w:val="28"/>
+          <w:szCs w:val="28"/>
+        </w:rPr>
+        <w:t xml:space="preserve">, and </w:t>
       </w:r>
       <w:proofErr w:type="spellStart"/>
       <w:r>
         <w:rPr>
           <w:rFonts w:asciiTheme="majorBidi" w:hAnsiTheme="majorBidi" w:cstheme="majorBidi"/>
+          <w:b/>
+          <w:bCs/>
           <w:sz w:val="28"/>
           <w:szCs w:val="28"/>
         </w:rPr>
@@ -1093,7 +1257,27 @@
           <w:sz w:val="28"/>
           <w:szCs w:val="28"/>
         </w:rPr>
-        <w:t xml:space="preserve"> via the API server. The scheduler watches the API for unscheduled Pods, selects an appropriate node, and writes that decision back through the API server. The </w:t>
+        <w:t xml:space="preserve"> via the API server. The </w:t>
+      </w:r>
+      <w:r>
+        <w:rPr>
+          <w:rFonts w:asciiTheme="majorBidi" w:hAnsiTheme="majorBidi" w:cstheme="majorBidi"/>
+          <w:b/>
+          <w:bCs/>
+          <w:i/>
+          <w:iCs/>
+          <w:sz w:val="28"/>
+          <w:szCs w:val="28"/>
+        </w:rPr>
+        <w:t>scheduler</w:t>
+      </w:r>
+      <w:r>
+        <w:rPr>
+          <w:rFonts w:asciiTheme="majorBidi" w:hAnsiTheme="majorBidi" w:cstheme="majorBidi"/>
+          <w:sz w:val="28"/>
+          <w:szCs w:val="28"/>
+        </w:rPr>
+        <w:t xml:space="preserve"> watches the API for unscheduled Pods, selects an appropriate node, and writes that decision back through the API server. The </w:t>
       </w:r>
       <w:proofErr w:type="spellStart"/>
       <w:r>
@@ -1116,6 +1300,7 @@
     </w:p>
     <w:p>
       <w:pPr>
+        <w:spacing w:after="120"/>
         <w:ind w:left="360"/>
         <w:jc w:val="both"/>
         <w:rPr>
@@ -1138,19 +1323,44 @@
           <w:sz w:val="28"/>
           <w:szCs w:val="28"/>
         </w:rPr>
-        <w:t xml:space="preserve"> - </w:t>
-      </w:r>
-      <w:r>
-        <w:rPr>
-          <w:rFonts w:asciiTheme="majorBidi" w:hAnsiTheme="majorBidi" w:cstheme="majorBidi"/>
-          <w:sz w:val="28"/>
-          <w:szCs w:val="28"/>
-        </w:rPr>
-        <w:t>whether from users, tools, or internal components—is expressed as an API request that reads or modifies the cluster’s desired state. This API‑driven architecture is what enables Kubernetes to be extensible, observable, and controllable by a wide variety of clients and automation systems.</w:t>
-      </w:r>
-    </w:p>
-    <w:p>
-      <w:pPr>
+        <w:t>,</w:t>
+      </w:r>
+      <w:r>
+        <w:rPr>
+          <w:rFonts w:asciiTheme="majorBidi" w:hAnsiTheme="majorBidi" w:cstheme="majorBidi"/>
+          <w:sz w:val="28"/>
+          <w:szCs w:val="28"/>
+        </w:rPr>
+        <w:t xml:space="preserve"> </w:t>
+      </w:r>
+      <w:r>
+        <w:rPr>
+          <w:rFonts w:asciiTheme="majorBidi" w:hAnsiTheme="majorBidi" w:cstheme="majorBidi"/>
+          <w:sz w:val="28"/>
+          <w:szCs w:val="28"/>
+        </w:rPr>
+        <w:t>whether from users, tools, or internal components</w:t>
+      </w:r>
+      <w:r>
+        <w:rPr>
+          <w:rFonts w:asciiTheme="majorBidi" w:hAnsiTheme="majorBidi" w:cstheme="majorBidi"/>
+          <w:sz w:val="28"/>
+          <w:szCs w:val="28"/>
+        </w:rPr>
+        <w:t xml:space="preserve">, </w:t>
+      </w:r>
+      <w:r>
+        <w:rPr>
+          <w:rFonts w:asciiTheme="majorBidi" w:hAnsiTheme="majorBidi" w:cstheme="majorBidi"/>
+          <w:sz w:val="28"/>
+          <w:szCs w:val="28"/>
+        </w:rPr>
+        <w:t>is expressed as an API request that reads or modifies the cluster’s desired state. This API‑driven architecture is what enables Kubernetes to be extensible, observable, and controllable by a wide variety of clients and automation systems.</w:t>
+      </w:r>
+    </w:p>
+    <w:p>
+      <w:pPr>
+        <w:spacing w:after="120"/>
         <w:jc w:val="both"/>
         <w:rPr>
           <w:rFonts w:asciiTheme="majorBidi" w:hAnsiTheme="majorBidi" w:cstheme="majorBidi"/>
@@ -1185,6 +1395,7 @@
     </w:p>
     <w:p>
       <w:pPr>
+        <w:spacing w:after="60"/>
         <w:jc w:val="both"/>
         <w:rPr>
           <w:rFonts w:asciiTheme="majorBidi" w:hAnsiTheme="majorBidi" w:cstheme="majorBidi"/>
@@ -1308,6 +1519,7 @@
           <w:ilvl w:val="0"/>
           <w:numId w:val="6"/>
         </w:numPr>
+        <w:spacing w:after="120"/>
         <w:ind w:left="360"/>
         <w:jc w:val="both"/>
         <w:rPr>
@@ -1327,24 +1539,24 @@
     </w:p>
     <w:p>
       <w:pPr>
-        <w:jc w:val="both"/>
-        <w:rPr>
-          <w:rFonts w:asciiTheme="majorBidi" w:hAnsiTheme="majorBidi" w:cstheme="majorBidi"/>
-          <w:b/>
-          <w:bCs/>
-          <w:sz w:val="28"/>
-          <w:szCs w:val="28"/>
-        </w:rPr>
-      </w:pPr>
-      <w:r>
-        <w:rPr>
-          <w:rFonts w:asciiTheme="majorBidi" w:hAnsiTheme="majorBidi" w:cstheme="majorBidi"/>
-          <w:b/>
-          <w:bCs/>
-          <w:sz w:val="28"/>
-          <w:szCs w:val="28"/>
-        </w:rPr>
-        <w:lastRenderedPageBreak/>
+        <w:spacing w:after="60"/>
+        <w:jc w:val="both"/>
+        <w:rPr>
+          <w:rFonts w:asciiTheme="majorBidi" w:hAnsiTheme="majorBidi" w:cstheme="majorBidi"/>
+          <w:b/>
+          <w:bCs/>
+          <w:sz w:val="28"/>
+          <w:szCs w:val="28"/>
+        </w:rPr>
+      </w:pPr>
+      <w:r>
+        <w:rPr>
+          <w:rFonts w:asciiTheme="majorBidi" w:hAnsiTheme="majorBidi" w:cstheme="majorBidi"/>
+          <w:b/>
+          <w:bCs/>
+          <w:sz w:val="28"/>
+          <w:szCs w:val="28"/>
+        </w:rPr>
         <w:t>Characteristics:</w:t>
       </w:r>
     </w:p>
@@ -1418,6 +1630,7 @@
           <w:sz w:val="28"/>
           <w:szCs w:val="28"/>
         </w:rPr>
+        <w:lastRenderedPageBreak/>
         <w:t>highly available</w:t>
       </w:r>
     </w:p>
@@ -1453,6 +1666,8 @@
       <w:r>
         <w:rPr>
           <w:rFonts w:asciiTheme="majorBidi" w:hAnsiTheme="majorBidi" w:cstheme="majorBidi"/>
+          <w:b/>
+          <w:bCs/>
           <w:sz w:val="28"/>
           <w:szCs w:val="28"/>
         </w:rPr>
@@ -1491,7 +1706,15 @@
           <w:sz w:val="28"/>
           <w:szCs w:val="28"/>
         </w:rPr>
-        <w:t xml:space="preserve"> - </w:t>
+        <w:t>,</w:t>
+      </w:r>
+      <w:r>
+        <w:rPr>
+          <w:rFonts w:asciiTheme="majorBidi" w:hAnsiTheme="majorBidi" w:cstheme="majorBidi"/>
+          <w:sz w:val="28"/>
+          <w:szCs w:val="28"/>
+        </w:rPr>
+        <w:t xml:space="preserve"> </w:t>
       </w:r>
       <w:r>
         <w:rPr>
@@ -1517,15 +1740,43 @@
           <w:sz w:val="28"/>
           <w:szCs w:val="28"/>
         </w:rPr>
-        <w:t xml:space="preserve"> Nginx Pod with specific replicas, container images, volumes, or other configuration</w:t>
-      </w:r>
-      <w:r>
-        <w:rPr>
-          <w:rFonts w:asciiTheme="majorBidi" w:hAnsiTheme="majorBidi" w:cstheme="majorBidi"/>
-          <w:sz w:val="28"/>
-          <w:szCs w:val="28"/>
-        </w:rPr>
-        <w:t xml:space="preserve"> - </w:t>
+        <w:t xml:space="preserve"> Nginx Pod with specific </w:t>
+      </w:r>
+      <w:r>
+        <w:rPr>
+          <w:rFonts w:asciiTheme="majorBidi" w:hAnsiTheme="majorBidi" w:cstheme="majorBidi"/>
+          <w:b/>
+          <w:bCs/>
+          <w:i/>
+          <w:iCs/>
+          <w:sz w:val="28"/>
+          <w:szCs w:val="28"/>
+        </w:rPr>
+        <w:t>replicas</w:t>
+      </w:r>
+      <w:r>
+        <w:rPr>
+          <w:rFonts w:asciiTheme="majorBidi" w:hAnsiTheme="majorBidi" w:cstheme="majorBidi"/>
+          <w:sz w:val="28"/>
+          <w:szCs w:val="28"/>
+        </w:rPr>
+        <w:t>, container images, volumes, or other configuration</w:t>
+      </w:r>
+      <w:r>
+        <w:rPr>
+          <w:rFonts w:asciiTheme="majorBidi" w:hAnsiTheme="majorBidi" w:cstheme="majorBidi"/>
+          <w:sz w:val="28"/>
+          <w:szCs w:val="28"/>
+        </w:rPr>
+        <w:t>,</w:t>
+      </w:r>
+      <w:r>
+        <w:rPr>
+          <w:rFonts w:asciiTheme="majorBidi" w:hAnsiTheme="majorBidi" w:cstheme="majorBidi"/>
+          <w:sz w:val="28"/>
+          <w:szCs w:val="28"/>
+        </w:rPr>
+        <w:t xml:space="preserve"> </w:t>
       </w:r>
       <w:r>
         <w:rPr>
@@ -1539,6 +1790,8 @@
       <w:r>
         <w:rPr>
           <w:rFonts w:asciiTheme="majorBidi" w:hAnsiTheme="majorBidi" w:cstheme="majorBidi"/>
+          <w:b/>
+          <w:bCs/>
           <w:sz w:val="28"/>
           <w:szCs w:val="28"/>
         </w:rPr>
@@ -1576,6 +1829,8 @@
       <w:r>
         <w:rPr>
           <w:rFonts w:asciiTheme="majorBidi" w:hAnsiTheme="majorBidi" w:cstheme="majorBidi"/>
+          <w:b/>
+          <w:bCs/>
           <w:sz w:val="28"/>
           <w:szCs w:val="28"/>
         </w:rPr>
@@ -1594,6 +1849,8 @@
       <w:r>
         <w:rPr>
           <w:rFonts w:asciiTheme="majorBidi" w:hAnsiTheme="majorBidi" w:cstheme="majorBidi"/>
+          <w:b/>
+          <w:bCs/>
           <w:sz w:val="28"/>
           <w:szCs w:val="28"/>
         </w:rPr>
@@ -1614,7 +1871,15 @@
           <w:sz w:val="28"/>
           <w:szCs w:val="28"/>
         </w:rPr>
-        <w:t xml:space="preserve"> - </w:t>
+        <w:t>,</w:t>
+      </w:r>
+      <w:r>
+        <w:rPr>
+          <w:rFonts w:asciiTheme="majorBidi" w:hAnsiTheme="majorBidi" w:cstheme="majorBidi"/>
+          <w:sz w:val="28"/>
+          <w:szCs w:val="28"/>
+        </w:rPr>
+        <w:t xml:space="preserve"> </w:t>
       </w:r>
       <w:r>
         <w:rPr>
@@ -1630,7 +1895,15 @@
           <w:sz w:val="28"/>
           <w:szCs w:val="28"/>
         </w:rPr>
-        <w:t xml:space="preserve"> - </w:t>
+        <w:t>,</w:t>
+      </w:r>
+      <w:r>
+        <w:rPr>
+          <w:rFonts w:asciiTheme="majorBidi" w:hAnsiTheme="majorBidi" w:cstheme="majorBidi"/>
+          <w:sz w:val="28"/>
+          <w:szCs w:val="28"/>
+        </w:rPr>
+        <w:t xml:space="preserve"> </w:t>
       </w:r>
       <w:r>
         <w:rPr>
@@ -1644,6 +1917,8 @@
       <w:r>
         <w:rPr>
           <w:rFonts w:asciiTheme="majorBidi" w:hAnsiTheme="majorBidi" w:cstheme="majorBidi"/>
+          <w:b/>
+          <w:bCs/>
           <w:sz w:val="28"/>
           <w:szCs w:val="28"/>
         </w:rPr>
@@ -1662,6 +1937,8 @@
       <w:r>
         <w:rPr>
           <w:rFonts w:asciiTheme="majorBidi" w:hAnsiTheme="majorBidi" w:cstheme="majorBidi"/>
+          <w:b/>
+          <w:bCs/>
           <w:sz w:val="28"/>
           <w:szCs w:val="28"/>
         </w:rPr>
@@ -1671,15 +1948,27 @@
       <w:r>
         <w:rPr>
           <w:rFonts w:asciiTheme="majorBidi" w:hAnsiTheme="majorBidi" w:cstheme="majorBidi"/>
-          <w:sz w:val="28"/>
-          <w:szCs w:val="28"/>
-        </w:rPr>
-        <w:t xml:space="preserve">-scheduler, </w:t>
+          <w:b/>
+          <w:bCs/>
+          <w:sz w:val="28"/>
+          <w:szCs w:val="28"/>
+        </w:rPr>
+        <w:t>-scheduler</w:t>
+      </w:r>
+      <w:r>
+        <w:rPr>
+          <w:rFonts w:asciiTheme="majorBidi" w:hAnsiTheme="majorBidi" w:cstheme="majorBidi"/>
+          <w:sz w:val="28"/>
+          <w:szCs w:val="28"/>
+        </w:rPr>
+        <w:t xml:space="preserve">, </w:t>
       </w:r>
       <w:proofErr w:type="spellStart"/>
       <w:r>
         <w:rPr>
           <w:rFonts w:asciiTheme="majorBidi" w:hAnsiTheme="majorBidi" w:cstheme="majorBidi"/>
+          <w:b/>
+          <w:bCs/>
           <w:sz w:val="28"/>
           <w:szCs w:val="28"/>
         </w:rPr>
@@ -1689,15 +1978,27 @@
       <w:r>
         <w:rPr>
           <w:rFonts w:asciiTheme="majorBidi" w:hAnsiTheme="majorBidi" w:cstheme="majorBidi"/>
-          <w:sz w:val="28"/>
-          <w:szCs w:val="28"/>
-        </w:rPr>
-        <w:t xml:space="preserve">-controller with, and </w:t>
+          <w:b/>
+          <w:bCs/>
+          <w:sz w:val="28"/>
+          <w:szCs w:val="28"/>
+        </w:rPr>
+        <w:t>-controller</w:t>
+      </w:r>
+      <w:r>
+        <w:rPr>
+          <w:rFonts w:asciiTheme="majorBidi" w:hAnsiTheme="majorBidi" w:cstheme="majorBidi"/>
+          <w:sz w:val="28"/>
+          <w:szCs w:val="28"/>
+        </w:rPr>
+        <w:t xml:space="preserve"> and </w:t>
       </w:r>
       <w:proofErr w:type="spellStart"/>
       <w:r>
         <w:rPr>
           <w:rFonts w:asciiTheme="majorBidi" w:hAnsiTheme="majorBidi" w:cstheme="majorBidi"/>
+          <w:b/>
+          <w:bCs/>
           <w:sz w:val="28"/>
           <w:szCs w:val="28"/>
         </w:rPr>
@@ -1716,6 +2017,8 @@
       <w:r>
         <w:rPr>
           <w:rFonts w:asciiTheme="majorBidi" w:hAnsiTheme="majorBidi" w:cstheme="majorBidi"/>
+          <w:b/>
+          <w:bCs/>
           <w:sz w:val="28"/>
           <w:szCs w:val="28"/>
         </w:rPr>
@@ -1771,6 +2074,8 @@
       <w:r>
         <w:rPr>
           <w:rFonts w:asciiTheme="majorBidi" w:hAnsiTheme="majorBidi" w:cstheme="majorBidi"/>
+          <w:b/>
+          <w:bCs/>
           <w:sz w:val="28"/>
           <w:szCs w:val="28"/>
         </w:rPr>
@@ -1789,6 +2094,8 @@
       <w:r>
         <w:rPr>
           <w:rFonts w:asciiTheme="majorBidi" w:hAnsiTheme="majorBidi" w:cstheme="majorBidi"/>
+          <w:b/>
+          <w:bCs/>
           <w:sz w:val="28"/>
           <w:szCs w:val="28"/>
         </w:rPr>
@@ -1807,6 +2114,8 @@
       <w:r>
         <w:rPr>
           <w:rFonts w:asciiTheme="majorBidi" w:hAnsiTheme="majorBidi" w:cstheme="majorBidi"/>
+          <w:b/>
+          <w:bCs/>
           <w:sz w:val="28"/>
           <w:szCs w:val="28"/>
         </w:rPr>
@@ -1825,6 +2134,8 @@
       <w:r>
         <w:rPr>
           <w:rFonts w:asciiTheme="majorBidi" w:hAnsiTheme="majorBidi" w:cstheme="majorBidi"/>
+          <w:b/>
+          <w:bCs/>
           <w:sz w:val="28"/>
           <w:szCs w:val="28"/>
         </w:rPr>
@@ -1842,6 +2153,7 @@
     </w:p>
     <w:p>
       <w:pPr>
+        <w:spacing w:after="120"/>
         <w:jc w:val="both"/>
         <w:rPr>
           <w:rFonts w:asciiTheme="majorBidi" w:hAnsiTheme="majorBidi" w:cstheme="majorBidi"/>
@@ -1861,6 +2173,8 @@
       <w:r>
         <w:rPr>
           <w:rFonts w:asciiTheme="majorBidi" w:hAnsiTheme="majorBidi" w:cstheme="majorBidi"/>
+          <w:b/>
+          <w:bCs/>
           <w:sz w:val="28"/>
           <w:szCs w:val="28"/>
         </w:rPr>
@@ -1879,6 +2193,8 @@
       <w:r>
         <w:rPr>
           <w:rFonts w:asciiTheme="majorBidi" w:hAnsiTheme="majorBidi" w:cstheme="majorBidi"/>
+          <w:b/>
+          <w:bCs/>
           <w:sz w:val="28"/>
           <w:szCs w:val="28"/>
         </w:rPr>
@@ -1915,6 +2231,8 @@
       <w:r>
         <w:rPr>
           <w:rFonts w:asciiTheme="majorBidi" w:hAnsiTheme="majorBidi" w:cstheme="majorBidi"/>
+          <w:b/>
+          <w:bCs/>
           <w:sz w:val="28"/>
           <w:szCs w:val="28"/>
         </w:rPr>
@@ -2123,7 +2441,6 @@
           <w:sz w:val="28"/>
           <w:szCs w:val="28"/>
         </w:rPr>
-        <w:lastRenderedPageBreak/>
         <w:t>CPU and memory requirements</w:t>
       </w:r>
     </w:p>
@@ -2196,6 +2513,7 @@
           <w:sz w:val="28"/>
           <w:szCs w:val="28"/>
         </w:rPr>
+        <w:lastRenderedPageBreak/>
         <w:t>affinity and anti-affinity rules</w:t>
       </w:r>
     </w:p>
@@ -2266,7 +2584,7 @@
           <w:sz w:val="28"/>
           <w:szCs w:val="28"/>
         </w:rPr>
-        <w:t xml:space="preserve"> - </w:t>
+        <w:t xml:space="preserve"> </w:t>
       </w:r>
       <w:r>
         <w:rPr>
@@ -2300,7 +2618,15 @@
           <w:sz w:val="28"/>
           <w:szCs w:val="28"/>
         </w:rPr>
-        <w:t xml:space="preserve"> - </w:t>
+        <w:t>,</w:t>
+      </w:r>
+      <w:r>
+        <w:rPr>
+          <w:rFonts w:asciiTheme="majorBidi" w:hAnsiTheme="majorBidi" w:cstheme="majorBidi"/>
+          <w:sz w:val="28"/>
+          <w:szCs w:val="28"/>
+        </w:rPr>
+        <w:t xml:space="preserve"> </w:t>
       </w:r>
       <w:r>
         <w:rPr>
@@ -2314,6 +2640,8 @@
       <w:r>
         <w:rPr>
           <w:rFonts w:asciiTheme="majorBidi" w:hAnsiTheme="majorBidi" w:cstheme="majorBidi"/>
+          <w:b/>
+          <w:bCs/>
           <w:sz w:val="28"/>
           <w:szCs w:val="28"/>
         </w:rPr>
@@ -2332,6 +2660,8 @@
       <w:r>
         <w:rPr>
           <w:rFonts w:asciiTheme="majorBidi" w:hAnsiTheme="majorBidi" w:cstheme="majorBidi"/>
+          <w:b/>
+          <w:bCs/>
           <w:sz w:val="28"/>
           <w:szCs w:val="28"/>
         </w:rPr>
@@ -2350,6 +2680,8 @@
       <w:r>
         <w:rPr>
           <w:rFonts w:asciiTheme="majorBidi" w:hAnsiTheme="majorBidi" w:cstheme="majorBidi"/>
+          <w:b/>
+          <w:bCs/>
           <w:sz w:val="28"/>
           <w:szCs w:val="28"/>
         </w:rPr>
@@ -2359,10 +2691,20 @@
       <w:r>
         <w:rPr>
           <w:rFonts w:asciiTheme="majorBidi" w:hAnsiTheme="majorBidi" w:cstheme="majorBidi"/>
-          <w:sz w:val="28"/>
-          <w:szCs w:val="28"/>
-        </w:rPr>
-        <w:t>-scheduler becomes responsible for selecting a suitable node for that Pod.</w:t>
+          <w:b/>
+          <w:bCs/>
+          <w:sz w:val="28"/>
+          <w:szCs w:val="28"/>
+        </w:rPr>
+        <w:t>-scheduler</w:t>
+      </w:r>
+      <w:r>
+        <w:rPr>
+          <w:rFonts w:asciiTheme="majorBidi" w:hAnsiTheme="majorBidi" w:cstheme="majorBidi"/>
+          <w:sz w:val="28"/>
+          <w:szCs w:val="28"/>
+        </w:rPr>
+        <w:t xml:space="preserve"> becomes responsible for selecting a suitable node for that Pod.</w:t>
       </w:r>
     </w:p>
     <w:p>
@@ -2436,7 +2778,39 @@
           <w:sz w:val="28"/>
           <w:szCs w:val="28"/>
         </w:rPr>
-        <w:t>Scheduling decisions are made each time a new Pod needs placement. If a Pod is deleted and recreated—such as during scaling operations, rolling updates, or controller-driven replacement—the new Pod is again unscheduled and must be evaluated by the scheduler. In this process the scheduler recalculates the best node based on the current cluster conditions, which may lead to a different node being selected than the one used previously. This dynamic scheduling process helps Kubernetes distribute workloads efficiently across the cluster and adapt to changing resource availability.</w:t>
+        <w:t>Scheduling decisions are made each time a new Pod needs placement. If a Pod is deleted and recreated</w:t>
+      </w:r>
+      <w:r>
+        <w:rPr>
+          <w:rFonts w:asciiTheme="majorBidi" w:hAnsiTheme="majorBidi" w:cstheme="majorBidi"/>
+          <w:sz w:val="28"/>
+          <w:szCs w:val="28"/>
+        </w:rPr>
+        <w:t xml:space="preserve">, </w:t>
+      </w:r>
+      <w:r>
+        <w:rPr>
+          <w:rFonts w:asciiTheme="majorBidi" w:hAnsiTheme="majorBidi" w:cstheme="majorBidi"/>
+          <w:sz w:val="28"/>
+          <w:szCs w:val="28"/>
+        </w:rPr>
+        <w:t>such as during scaling operations, rolling updates, or controller-driven replacement</w:t>
+      </w:r>
+      <w:r>
+        <w:rPr>
+          <w:rFonts w:asciiTheme="majorBidi" w:hAnsiTheme="majorBidi" w:cstheme="majorBidi"/>
+          <w:sz w:val="28"/>
+          <w:szCs w:val="28"/>
+        </w:rPr>
+        <w:t xml:space="preserve">, </w:t>
+      </w:r>
+      <w:r>
+        <w:rPr>
+          <w:rFonts w:asciiTheme="majorBidi" w:hAnsiTheme="majorBidi" w:cstheme="majorBidi"/>
+          <w:sz w:val="28"/>
+          <w:szCs w:val="28"/>
+        </w:rPr>
+        <w:t>the new Pod is again unscheduled and must be evaluated by the scheduler. In this process the scheduler recalculates the best node based on the current cluster conditions, which may lead to a different node being selected than the one used previously. This dynamic scheduling process helps Kubernetes distribute workloads efficiently across the cluster and adapt to changing resource availability.</w:t>
       </w:r>
     </w:p>
     <w:p>
@@ -2560,80 +2934,80 @@
           <w:sz w:val="28"/>
           <w:szCs w:val="28"/>
         </w:rPr>
+        <w:t>ReplicaSet</w:t>
+      </w:r>
+      <w:proofErr w:type="spellEnd"/>
+      <w:r>
+        <w:rPr>
+          <w:rFonts w:asciiTheme="majorBidi" w:hAnsiTheme="majorBidi" w:cstheme="majorBidi"/>
+          <w:b/>
+          <w:bCs/>
+          <w:sz w:val="28"/>
+          <w:szCs w:val="28"/>
+        </w:rPr>
+        <w:t xml:space="preserve"> Controller</w:t>
+      </w:r>
+      <w:r>
+        <w:rPr>
+          <w:rFonts w:asciiTheme="majorBidi" w:hAnsiTheme="majorBidi" w:cstheme="majorBidi"/>
+          <w:b/>
+          <w:bCs/>
+          <w:sz w:val="28"/>
+          <w:szCs w:val="28"/>
+        </w:rPr>
+        <w:t xml:space="preserve"> </w:t>
+      </w:r>
+      <w:r>
+        <w:rPr>
+          <w:rFonts w:asciiTheme="majorBidi" w:hAnsiTheme="majorBidi" w:cstheme="majorBidi"/>
+          <w:sz w:val="28"/>
+          <w:szCs w:val="28"/>
+        </w:rPr>
+        <w:t xml:space="preserve">→ </w:t>
+      </w:r>
+      <w:r>
+        <w:rPr>
+          <w:rFonts w:asciiTheme="majorBidi" w:hAnsiTheme="majorBidi" w:cstheme="majorBidi"/>
+          <w:sz w:val="28"/>
+          <w:szCs w:val="28"/>
+        </w:rPr>
+        <w:t>Ensures the correct number of pods are running.</w:t>
+      </w:r>
+    </w:p>
+    <w:p>
+      <w:pPr>
+        <w:jc w:val="both"/>
+        <w:rPr>
+          <w:rFonts w:asciiTheme="majorBidi" w:hAnsiTheme="majorBidi" w:cstheme="majorBidi"/>
+          <w:sz w:val="28"/>
+          <w:szCs w:val="28"/>
+        </w:rPr>
+      </w:pPr>
+      <w:r>
+        <w:rPr>
+          <w:rFonts w:asciiTheme="majorBidi" w:hAnsiTheme="majorBidi" w:cstheme="majorBidi"/>
+          <w:sz w:val="28"/>
+          <w:szCs w:val="28"/>
+        </w:rPr>
+        <w:t xml:space="preserve">Scenario: </w:t>
+      </w:r>
+    </w:p>
+    <w:p>
+      <w:pPr>
+        <w:jc w:val="both"/>
+        <w:rPr>
+          <w:rFonts w:asciiTheme="majorBidi" w:hAnsiTheme="majorBidi" w:cstheme="majorBidi"/>
+          <w:sz w:val="28"/>
+          <w:szCs w:val="28"/>
+        </w:rPr>
+      </w:pPr>
+      <w:r>
+        <w:rPr>
+          <w:rFonts w:asciiTheme="majorBidi" w:hAnsiTheme="majorBidi" w:cstheme="majorBidi"/>
+          <w:sz w:val="28"/>
+          <w:szCs w:val="28"/>
+        </w:rPr>
         <w:lastRenderedPageBreak/>
-        <w:t>ReplicaSet</w:t>
-      </w:r>
-      <w:proofErr w:type="spellEnd"/>
-      <w:r>
-        <w:rPr>
-          <w:rFonts w:asciiTheme="majorBidi" w:hAnsiTheme="majorBidi" w:cstheme="majorBidi"/>
-          <w:b/>
-          <w:bCs/>
-          <w:sz w:val="28"/>
-          <w:szCs w:val="28"/>
-        </w:rPr>
-        <w:t xml:space="preserve"> Controller</w:t>
-      </w:r>
-      <w:r>
-        <w:rPr>
-          <w:rFonts w:asciiTheme="majorBidi" w:hAnsiTheme="majorBidi" w:cstheme="majorBidi"/>
-          <w:b/>
-          <w:bCs/>
-          <w:sz w:val="28"/>
-          <w:szCs w:val="28"/>
-        </w:rPr>
-        <w:t xml:space="preserve"> </w:t>
-      </w:r>
-      <w:r>
-        <w:rPr>
-          <w:rFonts w:asciiTheme="majorBidi" w:hAnsiTheme="majorBidi" w:cstheme="majorBidi"/>
-          <w:sz w:val="28"/>
-          <w:szCs w:val="28"/>
-        </w:rPr>
-        <w:t xml:space="preserve">→ </w:t>
-      </w:r>
-      <w:r>
-        <w:rPr>
-          <w:rFonts w:asciiTheme="majorBidi" w:hAnsiTheme="majorBidi" w:cstheme="majorBidi"/>
-          <w:sz w:val="28"/>
-          <w:szCs w:val="28"/>
-        </w:rPr>
-        <w:t>Ensures the correct number of pods are running.</w:t>
-      </w:r>
-    </w:p>
-    <w:p>
-      <w:pPr>
-        <w:jc w:val="both"/>
-        <w:rPr>
-          <w:rFonts w:asciiTheme="majorBidi" w:hAnsiTheme="majorBidi" w:cstheme="majorBidi"/>
-          <w:sz w:val="28"/>
-          <w:szCs w:val="28"/>
-        </w:rPr>
-      </w:pPr>
-      <w:r>
-        <w:rPr>
-          <w:rFonts w:asciiTheme="majorBidi" w:hAnsiTheme="majorBidi" w:cstheme="majorBidi"/>
-          <w:sz w:val="28"/>
-          <w:szCs w:val="28"/>
-        </w:rPr>
-        <w:t xml:space="preserve">Scenario: </w:t>
-      </w:r>
-    </w:p>
-    <w:p>
-      <w:pPr>
-        <w:jc w:val="both"/>
-        <w:rPr>
-          <w:rFonts w:asciiTheme="majorBidi" w:hAnsiTheme="majorBidi" w:cstheme="majorBidi"/>
-          <w:sz w:val="28"/>
-          <w:szCs w:val="28"/>
-        </w:rPr>
-      </w:pPr>
-      <w:r>
-        <w:rPr>
-          <w:rFonts w:asciiTheme="majorBidi" w:hAnsiTheme="majorBidi" w:cstheme="majorBidi"/>
-          <w:sz w:val="28"/>
-          <w:szCs w:val="28"/>
-        </w:rPr>
         <w:t>Desired state</w:t>
       </w:r>
       <w:r>
@@ -3027,8 +3401,18 @@
           <w:sz w:val="28"/>
           <w:szCs w:val="28"/>
         </w:rPr>
-        <w:t xml:space="preserve">Many well-known Kubernetes features are implemented through these controllers. Self-healing occurs when controllers detect that a Pod or node has failed and create replacements to restore the desired state. Scaling operations are handled by controllers that adjust the number of running Pods to match the requested replica count. Rolling updates and rollbacks are coordinated by controllers that gradually replace old Pods with new ones while maintaining service availability. </w:t>
-      </w:r>
+        <w:t>Many well-known Kubernetes features are implemented through these controllers. Self-healing occurs when controllers detect that a Pod or node has failed and create replacements to restore the desired state. Scaling operations are handled by controllers that adjust the number of running Pods to match the requested replica count. Rolling updates and rollbacks are coordinated by controllers that gradually replace old Pods with new ones while maintaining service availability. Storage orchestration and other cluster behaviors are also managed through specialized controllers that watch resource changes and trigger the appropriate actions.</w:t>
+      </w:r>
+    </w:p>
+    <w:p>
+      <w:pPr>
+        <w:jc w:val="both"/>
+        <w:rPr>
+          <w:rFonts w:asciiTheme="majorBidi" w:hAnsiTheme="majorBidi" w:cstheme="majorBidi"/>
+          <w:sz w:val="28"/>
+          <w:szCs w:val="28"/>
+        </w:rPr>
+      </w:pPr>
       <w:r>
         <w:rPr>
           <w:rFonts w:asciiTheme="majorBidi" w:hAnsiTheme="majorBidi" w:cstheme="majorBidi"/>
@@ -3036,24 +3420,6 @@
           <w:szCs w:val="28"/>
         </w:rPr>
         <w:lastRenderedPageBreak/>
-        <w:t>Storage orchestration and other cluster behaviors are also managed through specialized controllers that watch resource changes and trigger the appropriate actions.</w:t>
-      </w:r>
-    </w:p>
-    <w:p>
-      <w:pPr>
-        <w:jc w:val="both"/>
-        <w:rPr>
-          <w:rFonts w:asciiTheme="majorBidi" w:hAnsiTheme="majorBidi" w:cstheme="majorBidi"/>
-          <w:sz w:val="28"/>
-          <w:szCs w:val="28"/>
-        </w:rPr>
-      </w:pPr>
-      <w:r>
-        <w:rPr>
-          <w:rFonts w:asciiTheme="majorBidi" w:hAnsiTheme="majorBidi" w:cstheme="majorBidi"/>
-          <w:sz w:val="28"/>
-          <w:szCs w:val="28"/>
-        </w:rPr>
         <w:t xml:space="preserve">For this reason, the </w:t>
       </w:r>
       <w:proofErr w:type="spellStart"/>
@@ -3629,16 +3995,7 @@
           <w:sz w:val="28"/>
           <w:szCs w:val="28"/>
         </w:rPr>
-        <w:t xml:space="preserve">Since the control plane components </w:t>
-      </w:r>
-      <w:r>
-        <w:rPr>
-          <w:rFonts w:asciiTheme="majorBidi" w:hAnsiTheme="majorBidi" w:cstheme="majorBidi"/>
-          <w:sz w:val="28"/>
-          <w:szCs w:val="28"/>
-        </w:rPr>
-        <w:lastRenderedPageBreak/>
-        <w:t xml:space="preserve">run as Pods (static Pods) on the control plane node, something must run those Pods </w:t>
+        <w:t xml:space="preserve">Since the control plane components run as Pods (static Pods) on the control plane node, something must run those Pods </w:t>
       </w:r>
       <w:r>
         <w:rPr>
@@ -3714,6 +4071,7 @@
           <w:sz w:val="28"/>
           <w:szCs w:val="28"/>
         </w:rPr>
+        <w:lastRenderedPageBreak/>
         <w:t>communicates with the API server</w:t>
       </w:r>
     </w:p>
@@ -4394,7 +4752,89 @@
           <w:sz w:val="28"/>
           <w:szCs w:val="28"/>
         </w:rPr>
-        <w:t xml:space="preserve"> or CRI‑O). It ensures the required container images are pulled, the containers are created and started, and any specified configurations are applied. This includes setting up volumes, configuring environment variables, applying resource limits, and ensuring network settings and </w:t>
+        <w:t xml:space="preserve"> or CRI‑O). It ensures the required container images are pulled, the containers are created and started, and any specified configurations are applied. This includes setting up volumes, configuring environment variables, applying resource limits, and ensuring network settings and exposed ports are properly configured. </w:t>
+      </w:r>
+      <w:proofErr w:type="spellStart"/>
+      <w:r>
+        <w:rPr>
+          <w:rFonts w:asciiTheme="majorBidi" w:hAnsiTheme="majorBidi" w:cstheme="majorBidi"/>
+          <w:sz w:val="28"/>
+          <w:szCs w:val="28"/>
+        </w:rPr>
+        <w:t>Kubelet</w:t>
+      </w:r>
+      <w:proofErr w:type="spellEnd"/>
+      <w:r>
+        <w:rPr>
+          <w:rFonts w:asciiTheme="majorBidi" w:hAnsiTheme="majorBidi" w:cstheme="majorBidi"/>
+          <w:sz w:val="28"/>
+          <w:szCs w:val="28"/>
+        </w:rPr>
+        <w:t xml:space="preserve"> also reports the status of the node and its running Pods back to the API server.</w:t>
+      </w:r>
+    </w:p>
+    <w:p>
+      <w:pPr>
+        <w:spacing w:after="60"/>
+        <w:rPr>
+          <w:rFonts w:asciiTheme="majorBidi" w:hAnsiTheme="majorBidi" w:cstheme="majorBidi"/>
+          <w:sz w:val="28"/>
+          <w:szCs w:val="28"/>
+        </w:rPr>
+      </w:pPr>
+      <w:proofErr w:type="spellStart"/>
+      <w:r>
+        <w:rPr>
+          <w:rFonts w:asciiTheme="majorBidi" w:hAnsiTheme="majorBidi" w:cstheme="majorBidi"/>
+          <w:sz w:val="28"/>
+          <w:szCs w:val="28"/>
+        </w:rPr>
+        <w:t>Kubelet</w:t>
+      </w:r>
+      <w:proofErr w:type="spellEnd"/>
+      <w:r>
+        <w:rPr>
+          <w:rFonts w:asciiTheme="majorBidi" w:hAnsiTheme="majorBidi" w:cstheme="majorBidi"/>
+          <w:sz w:val="28"/>
+          <w:szCs w:val="28"/>
+        </w:rPr>
+        <w:t xml:space="preserve"> is also responsible for maintaining the health of Pods on its node. It continuously monitors container status and enforces restart policies defined in the Pod specification. If a container inside a </w:t>
+      </w:r>
+      <w:proofErr w:type="gramStart"/>
+      <w:r>
+        <w:rPr>
+          <w:rFonts w:asciiTheme="majorBidi" w:hAnsiTheme="majorBidi" w:cstheme="majorBidi"/>
+          <w:sz w:val="28"/>
+          <w:szCs w:val="28"/>
+        </w:rPr>
+        <w:t>Pod crashes</w:t>
+      </w:r>
+      <w:proofErr w:type="gramEnd"/>
+      <w:r>
+        <w:rPr>
+          <w:rFonts w:asciiTheme="majorBidi" w:hAnsiTheme="majorBidi" w:cstheme="majorBidi"/>
+          <w:sz w:val="28"/>
+          <w:szCs w:val="28"/>
+        </w:rPr>
+        <w:t xml:space="preserve"> or stops unexpectedly, </w:t>
+      </w:r>
+      <w:proofErr w:type="spellStart"/>
+      <w:r>
+        <w:rPr>
+          <w:rFonts w:asciiTheme="majorBidi" w:hAnsiTheme="majorBidi" w:cstheme="majorBidi"/>
+          <w:sz w:val="28"/>
+          <w:szCs w:val="28"/>
+        </w:rPr>
+        <w:t>kubelet</w:t>
+      </w:r>
+      <w:proofErr w:type="spellEnd"/>
+      <w:r>
+        <w:rPr>
+          <w:rFonts w:asciiTheme="majorBidi" w:hAnsiTheme="majorBidi" w:cstheme="majorBidi"/>
+          <w:sz w:val="28"/>
+          <w:szCs w:val="28"/>
+        </w:rPr>
+        <w:t xml:space="preserve"> attempts to restart it according to </w:t>
       </w:r>
       <w:r>
         <w:rPr>
@@ -4403,89 +4843,7 @@
           <w:szCs w:val="28"/>
         </w:rPr>
         <w:lastRenderedPageBreak/>
-        <w:t xml:space="preserve">exposed ports are properly configured. </w:t>
-      </w:r>
-      <w:proofErr w:type="spellStart"/>
-      <w:r>
-        <w:rPr>
-          <w:rFonts w:asciiTheme="majorBidi" w:hAnsiTheme="majorBidi" w:cstheme="majorBidi"/>
-          <w:sz w:val="28"/>
-          <w:szCs w:val="28"/>
-        </w:rPr>
-        <w:t>Kubelet</w:t>
-      </w:r>
-      <w:proofErr w:type="spellEnd"/>
-      <w:r>
-        <w:rPr>
-          <w:rFonts w:asciiTheme="majorBidi" w:hAnsiTheme="majorBidi" w:cstheme="majorBidi"/>
-          <w:sz w:val="28"/>
-          <w:szCs w:val="28"/>
-        </w:rPr>
-        <w:t xml:space="preserve"> also reports the status of the node and its running Pods back to the API server.</w:t>
-      </w:r>
-    </w:p>
-    <w:p>
-      <w:pPr>
-        <w:spacing w:after="60"/>
-        <w:rPr>
-          <w:rFonts w:asciiTheme="majorBidi" w:hAnsiTheme="majorBidi" w:cstheme="majorBidi"/>
-          <w:sz w:val="28"/>
-          <w:szCs w:val="28"/>
-        </w:rPr>
-      </w:pPr>
-      <w:proofErr w:type="spellStart"/>
-      <w:r>
-        <w:rPr>
-          <w:rFonts w:asciiTheme="majorBidi" w:hAnsiTheme="majorBidi" w:cstheme="majorBidi"/>
-          <w:sz w:val="28"/>
-          <w:szCs w:val="28"/>
-        </w:rPr>
-        <w:t>Kubelet</w:t>
-      </w:r>
-      <w:proofErr w:type="spellEnd"/>
-      <w:r>
-        <w:rPr>
-          <w:rFonts w:asciiTheme="majorBidi" w:hAnsiTheme="majorBidi" w:cstheme="majorBidi"/>
-          <w:sz w:val="28"/>
-          <w:szCs w:val="28"/>
-        </w:rPr>
-        <w:t xml:space="preserve"> is also responsible for maintaining the health of Pods on its node. It continuously monitors container status and enforces restart policies defined in the Pod specification. If a container inside a </w:t>
-      </w:r>
-      <w:proofErr w:type="gramStart"/>
-      <w:r>
-        <w:rPr>
-          <w:rFonts w:asciiTheme="majorBidi" w:hAnsiTheme="majorBidi" w:cstheme="majorBidi"/>
-          <w:sz w:val="28"/>
-          <w:szCs w:val="28"/>
-        </w:rPr>
-        <w:t>Pod crashes</w:t>
-      </w:r>
-      <w:proofErr w:type="gramEnd"/>
-      <w:r>
-        <w:rPr>
-          <w:rFonts w:asciiTheme="majorBidi" w:hAnsiTheme="majorBidi" w:cstheme="majorBidi"/>
-          <w:sz w:val="28"/>
-          <w:szCs w:val="28"/>
-        </w:rPr>
-        <w:t xml:space="preserve"> or stops unexpectedly, </w:t>
-      </w:r>
-      <w:proofErr w:type="spellStart"/>
-      <w:r>
-        <w:rPr>
-          <w:rFonts w:asciiTheme="majorBidi" w:hAnsiTheme="majorBidi" w:cstheme="majorBidi"/>
-          <w:sz w:val="28"/>
-          <w:szCs w:val="28"/>
-        </w:rPr>
-        <w:t>kubelet</w:t>
-      </w:r>
-      <w:proofErr w:type="spellEnd"/>
-      <w:r>
-        <w:rPr>
-          <w:rFonts w:asciiTheme="majorBidi" w:hAnsiTheme="majorBidi" w:cstheme="majorBidi"/>
-          <w:sz w:val="28"/>
-          <w:szCs w:val="28"/>
-        </w:rPr>
-        <w:t xml:space="preserve"> attempts to restart it according to the configured policy. This behavior contributes to Kubernetes’ self‑healing capabilities at the node level.</w:t>
+        <w:t>the configured policy. This behavior contributes to Kubernetes’ self‑healing capabilities at the node level.</w:t>
       </w:r>
     </w:p>
     <w:p>
@@ -5142,16 +5500,7 @@
           <w:sz w:val="28"/>
           <w:szCs w:val="28"/>
         </w:rPr>
-        <w:t xml:space="preserve">Since Pods may run on any node, each node </w:t>
-      </w:r>
-      <w:r>
-        <w:rPr>
-          <w:rFonts w:asciiTheme="majorBidi" w:hAnsiTheme="majorBidi" w:cstheme="majorBidi"/>
-          <w:sz w:val="28"/>
-          <w:szCs w:val="28"/>
-        </w:rPr>
-        <w:lastRenderedPageBreak/>
-        <w:t xml:space="preserve">needs </w:t>
+        <w:t xml:space="preserve">Since Pods may run on any node, each node needs </w:t>
       </w:r>
       <w:proofErr w:type="spellStart"/>
       <w:r>
@@ -5303,6 +5652,7 @@
           <w:sz w:val="32"/>
           <w:szCs w:val="32"/>
         </w:rPr>
+        <w:lastRenderedPageBreak/>
         <w:t>What the official architecture diagram implies</w:t>
       </w:r>
       <w:r>
@@ -6673,7 +7023,6 @@
           <w:sz w:val="28"/>
           <w:szCs w:val="28"/>
         </w:rPr>
-        <w:lastRenderedPageBreak/>
         <w:t>Controllers monitor resources.</w:t>
       </w:r>
     </w:p>
@@ -6776,6 +7125,7 @@
           <w:sz w:val="28"/>
           <w:szCs w:val="28"/>
         </w:rPr>
+        <w:lastRenderedPageBreak/>
         <w:t>Control Plane</w:t>
       </w:r>
     </w:p>
@@ -7774,7 +8124,6 @@
           <w:sz w:val="28"/>
           <w:szCs w:val="28"/>
         </w:rPr>
-        <w:lastRenderedPageBreak/>
         <w:t>Because they run as Pods, you can even see them using:</w:t>
       </w:r>
     </w:p>
@@ -7883,6 +8232,7 @@
           <w:sz w:val="28"/>
           <w:szCs w:val="28"/>
         </w:rPr>
+        <w:lastRenderedPageBreak/>
         <w:t>Static Pods are used for control plane components because the cluster must be able to start even before the API server is fully available.</w:t>
       </w:r>
       <w:r>
@@ -8609,8 +8959,55 @@
           <w:sz w:val="28"/>
           <w:szCs w:val="28"/>
         </w:rPr>
-        <w:t xml:space="preserve">. </w:t>
-      </w:r>
+        <w:t xml:space="preserve">. Instead of directly interacting with cluster components, </w:t>
+      </w:r>
+      <w:proofErr w:type="spellStart"/>
+      <w:r>
+        <w:rPr>
+          <w:rFonts w:asciiTheme="majorBidi" w:hAnsiTheme="majorBidi" w:cstheme="majorBidi"/>
+          <w:sz w:val="28"/>
+          <w:szCs w:val="28"/>
+        </w:rPr>
+        <w:t>kubectl</w:t>
+      </w:r>
+      <w:proofErr w:type="spellEnd"/>
+      <w:r>
+        <w:rPr>
+          <w:rFonts w:asciiTheme="majorBidi" w:hAnsiTheme="majorBidi" w:cstheme="majorBidi"/>
+          <w:sz w:val="28"/>
+          <w:szCs w:val="28"/>
+        </w:rPr>
+        <w:t xml:space="preserve"> sends REST API requests to the </w:t>
+      </w:r>
+      <w:proofErr w:type="spellStart"/>
+      <w:r>
+        <w:rPr>
+          <w:rFonts w:asciiTheme="majorBidi" w:hAnsiTheme="majorBidi" w:cstheme="majorBidi"/>
+          <w:sz w:val="28"/>
+          <w:szCs w:val="28"/>
+        </w:rPr>
+        <w:t>kube-apiserver</w:t>
+      </w:r>
+      <w:proofErr w:type="spellEnd"/>
+      <w:r>
+        <w:rPr>
+          <w:rFonts w:asciiTheme="majorBidi" w:hAnsiTheme="majorBidi" w:cstheme="majorBidi"/>
+          <w:sz w:val="28"/>
+          <w:szCs w:val="28"/>
+        </w:rPr>
+        <w:t>, which processes the request and coordinates the appropriate actions within the cluster.</w:t>
+      </w:r>
+    </w:p>
+    <w:p>
+      <w:pPr>
+        <w:spacing w:after="60"/>
+        <w:jc w:val="both"/>
+        <w:rPr>
+          <w:rFonts w:asciiTheme="majorBidi" w:hAnsiTheme="majorBidi" w:cstheme="majorBidi"/>
+          <w:sz w:val="28"/>
+          <w:szCs w:val="28"/>
+        </w:rPr>
+      </w:pPr>
       <w:r>
         <w:rPr>
           <w:rFonts w:asciiTheme="majorBidi" w:hAnsiTheme="majorBidi" w:cstheme="majorBidi"/>
@@ -8618,61 +9015,6 @@
           <w:szCs w:val="28"/>
         </w:rPr>
         <w:lastRenderedPageBreak/>
-        <w:t xml:space="preserve">Instead of directly interacting with cluster components, </w:t>
-      </w:r>
-      <w:proofErr w:type="spellStart"/>
-      <w:r>
-        <w:rPr>
-          <w:rFonts w:asciiTheme="majorBidi" w:hAnsiTheme="majorBidi" w:cstheme="majorBidi"/>
-          <w:sz w:val="28"/>
-          <w:szCs w:val="28"/>
-        </w:rPr>
-        <w:t>kubectl</w:t>
-      </w:r>
-      <w:proofErr w:type="spellEnd"/>
-      <w:r>
-        <w:rPr>
-          <w:rFonts w:asciiTheme="majorBidi" w:hAnsiTheme="majorBidi" w:cstheme="majorBidi"/>
-          <w:sz w:val="28"/>
-          <w:szCs w:val="28"/>
-        </w:rPr>
-        <w:t xml:space="preserve"> sends REST API requests to the </w:t>
-      </w:r>
-      <w:proofErr w:type="spellStart"/>
-      <w:r>
-        <w:rPr>
-          <w:rFonts w:asciiTheme="majorBidi" w:hAnsiTheme="majorBidi" w:cstheme="majorBidi"/>
-          <w:sz w:val="28"/>
-          <w:szCs w:val="28"/>
-        </w:rPr>
-        <w:t>kube-apiserver</w:t>
-      </w:r>
-      <w:proofErr w:type="spellEnd"/>
-      <w:r>
-        <w:rPr>
-          <w:rFonts w:asciiTheme="majorBidi" w:hAnsiTheme="majorBidi" w:cstheme="majorBidi"/>
-          <w:sz w:val="28"/>
-          <w:szCs w:val="28"/>
-        </w:rPr>
-        <w:t>, which processes the request and coordinates the appropriate actions within the cluster.</w:t>
-      </w:r>
-    </w:p>
-    <w:p>
-      <w:pPr>
-        <w:spacing w:after="60"/>
-        <w:jc w:val="both"/>
-        <w:rPr>
-          <w:rFonts w:asciiTheme="majorBidi" w:hAnsiTheme="majorBidi" w:cstheme="majorBidi"/>
-          <w:sz w:val="28"/>
-          <w:szCs w:val="28"/>
-        </w:rPr>
-      </w:pPr>
-      <w:r>
-        <w:rPr>
-          <w:rFonts w:asciiTheme="majorBidi" w:hAnsiTheme="majorBidi" w:cstheme="majorBidi"/>
-          <w:sz w:val="28"/>
-          <w:szCs w:val="28"/>
-        </w:rPr>
         <w:t xml:space="preserve">When a user runs a command such as </w:t>
       </w:r>
       <w:proofErr w:type="spellStart"/>
@@ -9363,7 +9705,6 @@
                                 <w:szCs w:val="28"/>
                               </w:rPr>
                             </w:pPr>
-                            <w:proofErr w:type="spellStart"/>
                             <w:r>
                               <w:rPr>
                                 <w:rFonts w:asciiTheme="majorBidi" w:hAnsiTheme="majorBidi" w:cstheme="majorBidi"/>
@@ -9374,20 +9715,7 @@
                                 <w:sz w:val="28"/>
                                 <w:szCs w:val="28"/>
                               </w:rPr>
-                              <w:t>kubectl</w:t>
-                            </w:r>
-                            <w:proofErr w:type="spellEnd"/>
-                            <w:r>
-                              <w:rPr>
-                                <w:rFonts w:asciiTheme="majorBidi" w:hAnsiTheme="majorBidi" w:cstheme="majorBidi"/>
-                                <w:b/>
-                                <w:bCs/>
-                                <w:i/>
-                                <w:iCs/>
-                                <w:sz w:val="28"/>
-                                <w:szCs w:val="28"/>
-                              </w:rPr>
-                              <w:t xml:space="preserve"> run nginx --image=nginx</w:t>
+                              <w:t>kubectl run nginx --image=nginx</w:t>
                             </w:r>
                             <w:r>
                               <w:rPr>
@@ -9762,7 +10090,6 @@
                           <w:szCs w:val="28"/>
                         </w:rPr>
                       </w:pPr>
-                      <w:proofErr w:type="spellStart"/>
                       <w:r>
                         <w:rPr>
                           <w:rFonts w:asciiTheme="majorBidi" w:hAnsiTheme="majorBidi" w:cstheme="majorBidi"/>
@@ -9773,20 +10100,7 @@
                           <w:sz w:val="28"/>
                           <w:szCs w:val="28"/>
                         </w:rPr>
-                        <w:t>kubectl</w:t>
-                      </w:r>
-                      <w:proofErr w:type="spellEnd"/>
-                      <w:r>
-                        <w:rPr>
-                          <w:rFonts w:asciiTheme="majorBidi" w:hAnsiTheme="majorBidi" w:cstheme="majorBidi"/>
-                          <w:b/>
-                          <w:bCs/>
-                          <w:i/>
-                          <w:iCs/>
-                          <w:sz w:val="28"/>
-                          <w:szCs w:val="28"/>
-                        </w:rPr>
-                        <w:t xml:space="preserve"> run nginx --image=nginx</w:t>
+                        <w:t>kubectl run nginx --image=nginx</w:t>
                       </w:r>
                       <w:r>
                         <w:rPr>
@@ -10155,7 +10469,6 @@
           <w:sz w:val="28"/>
           <w:szCs w:val="28"/>
         </w:rPr>
-        <w:lastRenderedPageBreak/>
         <mc:AlternateContent>
           <mc:Choice Requires="wps">
             <w:drawing>
@@ -10230,7 +10543,6 @@
                                 <w:szCs w:val="28"/>
                               </w:rPr>
                             </w:pPr>
-                            <w:proofErr w:type="spellStart"/>
                             <w:r>
                               <w:rPr>
                                 <w:rFonts w:asciiTheme="majorBidi" w:hAnsiTheme="majorBidi" w:cstheme="majorBidi"/>
@@ -10241,20 +10553,7 @@
                                 <w:sz w:val="28"/>
                                 <w:szCs w:val="28"/>
                               </w:rPr>
-                              <w:t>kubectl</w:t>
-                            </w:r>
-                            <w:proofErr w:type="spellEnd"/>
-                            <w:r>
-                              <w:rPr>
-                                <w:rFonts w:asciiTheme="majorBidi" w:hAnsiTheme="majorBidi" w:cstheme="majorBidi"/>
-                                <w:b/>
-                                <w:bCs/>
-                                <w:i/>
-                                <w:iCs/>
-                                <w:sz w:val="28"/>
-                                <w:szCs w:val="28"/>
-                              </w:rPr>
-                              <w:t xml:space="preserve"> scale deployment nginx --replicas=3</w:t>
+                              <w:t>kubectl scale deployment nginx --replicas=3</w:t>
                             </w:r>
                             <w:r>
                               <w:rPr>
@@ -10540,7 +10839,6 @@
                               </w:rPr>
                               <w:t xml:space="preserve">→ </w:t>
                             </w:r>
-                            <w:proofErr w:type="spellStart"/>
                             <w:r>
                               <w:rPr>
                                 <w:rFonts w:asciiTheme="majorBidi" w:hAnsiTheme="majorBidi" w:cstheme="majorBidi"/>
@@ -10551,37 +10849,8 @@
                                 <w:sz w:val="28"/>
                                 <w:szCs w:val="28"/>
                               </w:rPr>
-                              <w:t>kubectl</w:t>
+                              <w:t>kubectl apply -f deployment.yaml</w:t>
                             </w:r>
-                            <w:proofErr w:type="spellEnd"/>
-                            <w:r>
-                              <w:rPr>
-                                <w:rFonts w:asciiTheme="majorBidi" w:hAnsiTheme="majorBidi" w:cstheme="majorBidi"/>
-                                <w:b/>
-                                <w:bCs/>
-                                <w:i/>
-                                <w:iCs/>
-                                <w:sz w:val="28"/>
-                                <w:szCs w:val="28"/>
-                              </w:rPr>
-                              <w:t xml:space="preserve"> apply -f </w:t>
-                            </w:r>
-                            <w:proofErr w:type="spellStart"/>
-                            <w:proofErr w:type="gramStart"/>
-                            <w:r>
-                              <w:rPr>
-                                <w:rFonts w:asciiTheme="majorBidi" w:hAnsiTheme="majorBidi" w:cstheme="majorBidi"/>
-                                <w:b/>
-                                <w:bCs/>
-                                <w:i/>
-                                <w:iCs/>
-                                <w:sz w:val="28"/>
-                                <w:szCs w:val="28"/>
-                              </w:rPr>
-                              <w:t>deployment.yaml</w:t>
-                            </w:r>
-                            <w:proofErr w:type="spellEnd"/>
-                            <w:proofErr w:type="gramEnd"/>
                           </w:p>
                           <w:p>
                             <w:pPr>
@@ -10676,23 +10945,13 @@
                                 <w:szCs w:val="28"/>
                               </w:rPr>
                             </w:pPr>
-                            <w:proofErr w:type="gramStart"/>
                             <w:r>
                               <w:rPr>
                                 <w:rFonts w:asciiTheme="majorBidi" w:hAnsiTheme="majorBidi" w:cstheme="majorBidi"/>
                                 <w:sz w:val="28"/>
                                 <w:szCs w:val="28"/>
                               </w:rPr>
-                              <w:t>So</w:t>
-                            </w:r>
-                            <w:proofErr w:type="gramEnd"/>
-                            <w:r>
-                              <w:rPr>
-                                <w:rFonts w:asciiTheme="majorBidi" w:hAnsiTheme="majorBidi" w:cstheme="majorBidi"/>
-                                <w:sz w:val="28"/>
-                                <w:szCs w:val="28"/>
-                              </w:rPr>
-                              <w:t xml:space="preserve"> declarative = “This is the state I want.”</w:t>
+                              <w:t>So declarative = “This is the state I want.”</w:t>
                             </w:r>
                           </w:p>
                           <w:p>
@@ -10820,7 +11079,6 @@
                               </w:rPr>
                               <w:t xml:space="preserve">Example: </w:t>
                             </w:r>
-                            <w:proofErr w:type="spellStart"/>
                             <w:r>
                               <w:rPr>
                                 <w:rFonts w:asciiTheme="majorBidi" w:hAnsiTheme="majorBidi" w:cstheme="majorBidi"/>
@@ -10831,46 +11089,7 @@
                                 <w:sz w:val="28"/>
                                 <w:szCs w:val="28"/>
                               </w:rPr>
-                              <w:t>kubectl</w:t>
-                            </w:r>
-                            <w:proofErr w:type="spellEnd"/>
-                            <w:r>
-                              <w:rPr>
-                                <w:rFonts w:asciiTheme="majorBidi" w:hAnsiTheme="majorBidi" w:cstheme="majorBidi"/>
-                                <w:b/>
-                                <w:bCs/>
-                                <w:i/>
-                                <w:iCs/>
-                                <w:sz w:val="28"/>
-                                <w:szCs w:val="28"/>
-                              </w:rPr>
-                              <w:t xml:space="preserve"> run, </w:t>
-                            </w:r>
-                            <w:proofErr w:type="spellStart"/>
-                            <w:r>
-                              <w:rPr>
-                                <w:rFonts w:asciiTheme="majorBidi" w:hAnsiTheme="majorBidi" w:cstheme="majorBidi"/>
-                                <w:b/>
-                                <w:bCs/>
-                                <w:i/>
-                                <w:iCs/>
-                                <w:sz w:val="28"/>
-                                <w:szCs w:val="28"/>
-                              </w:rPr>
-                              <w:t>kubectl</w:t>
-                            </w:r>
-                            <w:proofErr w:type="spellEnd"/>
-                            <w:r>
-                              <w:rPr>
-                                <w:rFonts w:asciiTheme="majorBidi" w:hAnsiTheme="majorBidi" w:cstheme="majorBidi"/>
-                                <w:b/>
-                                <w:bCs/>
-                                <w:i/>
-                                <w:iCs/>
-                                <w:sz w:val="28"/>
-                                <w:szCs w:val="28"/>
-                              </w:rPr>
-                              <w:t xml:space="preserve"> scale</w:t>
+                              <w:t>kubectl run, kubectl scale</w:t>
                             </w:r>
                           </w:p>
                           <w:p>
@@ -11000,7 +11219,6 @@
                           <w:szCs w:val="28"/>
                         </w:rPr>
                       </w:pPr>
-                      <w:proofErr w:type="spellStart"/>
                       <w:r>
                         <w:rPr>
                           <w:rFonts w:asciiTheme="majorBidi" w:hAnsiTheme="majorBidi" w:cstheme="majorBidi"/>
@@ -11011,20 +11229,7 @@
                           <w:sz w:val="28"/>
                           <w:szCs w:val="28"/>
                         </w:rPr>
-                        <w:t>kubectl</w:t>
-                      </w:r>
-                      <w:proofErr w:type="spellEnd"/>
-                      <w:r>
-                        <w:rPr>
-                          <w:rFonts w:asciiTheme="majorBidi" w:hAnsiTheme="majorBidi" w:cstheme="majorBidi"/>
-                          <w:b/>
-                          <w:bCs/>
-                          <w:i/>
-                          <w:iCs/>
-                          <w:sz w:val="28"/>
-                          <w:szCs w:val="28"/>
-                        </w:rPr>
-                        <w:t xml:space="preserve"> scale deployment nginx --replicas=3</w:t>
+                        <w:t>kubectl scale deployment nginx --replicas=3</w:t>
                       </w:r>
                       <w:r>
                         <w:rPr>
@@ -11310,7 +11515,6 @@
                         </w:rPr>
                         <w:t xml:space="preserve">→ </w:t>
                       </w:r>
-                      <w:proofErr w:type="spellStart"/>
                       <w:r>
                         <w:rPr>
                           <w:rFonts w:asciiTheme="majorBidi" w:hAnsiTheme="majorBidi" w:cstheme="majorBidi"/>
@@ -11321,23 +11525,8 @@
                           <w:sz w:val="28"/>
                           <w:szCs w:val="28"/>
                         </w:rPr>
-                        <w:t>kubectl</w:t>
+                        <w:t xml:space="preserve">kubectl apply -f </w:t>
                       </w:r>
-                      <w:proofErr w:type="spellEnd"/>
-                      <w:r>
-                        <w:rPr>
-                          <w:rFonts w:asciiTheme="majorBidi" w:hAnsiTheme="majorBidi" w:cstheme="majorBidi"/>
-                          <w:b/>
-                          <w:bCs/>
-                          <w:i/>
-                          <w:iCs/>
-                          <w:sz w:val="28"/>
-                          <w:szCs w:val="28"/>
-                        </w:rPr>
-                        <w:t xml:space="preserve"> apply -f </w:t>
-                      </w:r>
-                      <w:proofErr w:type="spellStart"/>
-                      <w:proofErr w:type="gramStart"/>
                       <w:r>
                         <w:rPr>
                           <w:rFonts w:asciiTheme="majorBidi" w:hAnsiTheme="majorBidi" w:cstheme="majorBidi"/>
@@ -11350,8 +11539,6 @@
                         </w:rPr>
                         <w:t>deployment.yaml</w:t>
                       </w:r>
-                      <w:proofErr w:type="spellEnd"/>
-                      <w:proofErr w:type="gramEnd"/>
                     </w:p>
                     <w:p>
                       <w:pPr>
@@ -11446,23 +11633,13 @@
                           <w:szCs w:val="28"/>
                         </w:rPr>
                       </w:pPr>
-                      <w:proofErr w:type="gramStart"/>
                       <w:r>
                         <w:rPr>
                           <w:rFonts w:asciiTheme="majorBidi" w:hAnsiTheme="majorBidi" w:cstheme="majorBidi"/>
                           <w:sz w:val="28"/>
                           <w:szCs w:val="28"/>
                         </w:rPr>
-                        <w:t>So</w:t>
-                      </w:r>
-                      <w:proofErr w:type="gramEnd"/>
-                      <w:r>
-                        <w:rPr>
-                          <w:rFonts w:asciiTheme="majorBidi" w:hAnsiTheme="majorBidi" w:cstheme="majorBidi"/>
-                          <w:sz w:val="28"/>
-                          <w:szCs w:val="28"/>
-                        </w:rPr>
-                        <w:t xml:space="preserve"> declarative = “This is the state I want.”</w:t>
+                        <w:t>So declarative = “This is the state I want.”</w:t>
                       </w:r>
                     </w:p>
                     <w:p>
@@ -11590,7 +11767,6 @@
                         </w:rPr>
                         <w:t xml:space="preserve">Example: </w:t>
                       </w:r>
-                      <w:proofErr w:type="spellStart"/>
                       <w:r>
                         <w:rPr>
                           <w:rFonts w:asciiTheme="majorBidi" w:hAnsiTheme="majorBidi" w:cstheme="majorBidi"/>
@@ -11601,46 +11777,7 @@
                           <w:sz w:val="28"/>
                           <w:szCs w:val="28"/>
                         </w:rPr>
-                        <w:t>kubectl</w:t>
-                      </w:r>
-                      <w:proofErr w:type="spellEnd"/>
-                      <w:r>
-                        <w:rPr>
-                          <w:rFonts w:asciiTheme="majorBidi" w:hAnsiTheme="majorBidi" w:cstheme="majorBidi"/>
-                          <w:b/>
-                          <w:bCs/>
-                          <w:i/>
-                          <w:iCs/>
-                          <w:sz w:val="28"/>
-                          <w:szCs w:val="28"/>
-                        </w:rPr>
-                        <w:t xml:space="preserve"> run, </w:t>
-                      </w:r>
-                      <w:proofErr w:type="spellStart"/>
-                      <w:r>
-                        <w:rPr>
-                          <w:rFonts w:asciiTheme="majorBidi" w:hAnsiTheme="majorBidi" w:cstheme="majorBidi"/>
-                          <w:b/>
-                          <w:bCs/>
-                          <w:i/>
-                          <w:iCs/>
-                          <w:sz w:val="28"/>
-                          <w:szCs w:val="28"/>
-                        </w:rPr>
-                        <w:t>kubectl</w:t>
-                      </w:r>
-                      <w:proofErr w:type="spellEnd"/>
-                      <w:r>
-                        <w:rPr>
-                          <w:rFonts w:asciiTheme="majorBidi" w:hAnsiTheme="majorBidi" w:cstheme="majorBidi"/>
-                          <w:b/>
-                          <w:bCs/>
-                          <w:i/>
-                          <w:iCs/>
-                          <w:sz w:val="28"/>
-                          <w:szCs w:val="28"/>
-                        </w:rPr>
-                        <w:t xml:space="preserve"> scale</w:t>
+                        <w:t>kubectl run, kubectl scale</w:t>
                       </w:r>
                     </w:p>
                     <w:p>
@@ -11848,7 +11985,6 @@
                                 <w:szCs w:val="28"/>
                               </w:rPr>
                             </w:pPr>
-                            <w:proofErr w:type="spellStart"/>
                             <w:r>
                               <w:rPr>
                                 <w:rFonts w:asciiTheme="majorBidi" w:hAnsiTheme="majorBidi" w:cstheme="majorBidi"/>
@@ -11859,20 +11995,7 @@
                                 <w:sz w:val="28"/>
                                 <w:szCs w:val="28"/>
                               </w:rPr>
-                              <w:t>apiVersion</w:t>
-                            </w:r>
-                            <w:proofErr w:type="spellEnd"/>
-                            <w:r>
-                              <w:rPr>
-                                <w:rFonts w:asciiTheme="majorBidi" w:hAnsiTheme="majorBidi" w:cstheme="majorBidi"/>
-                                <w:b/>
-                                <w:bCs/>
-                                <w:i/>
-                                <w:iCs/>
-                                <w:sz w:val="28"/>
-                                <w:szCs w:val="28"/>
-                              </w:rPr>
-                              <w:t>: apps/v1</w:t>
+                              <w:t>apiVersion: apps/v1</w:t>
                             </w:r>
                           </w:p>
                           <w:p>
@@ -11950,19 +12073,7 @@
                                 <w:sz w:val="28"/>
                                 <w:szCs w:val="28"/>
                               </w:rPr>
-                              <w:t xml:space="preserve">     </w:t>
-                            </w:r>
-                            <w:r>
-                              <w:rPr>
-                                <w:rFonts w:asciiTheme="majorBidi" w:hAnsiTheme="majorBidi" w:cstheme="majorBidi"/>
-                                <w:b/>
-                                <w:bCs/>
-                                <w:i/>
-                                <w:iCs/>
-                                <w:sz w:val="28"/>
-                                <w:szCs w:val="28"/>
-                              </w:rPr>
-                              <w:t>name: nginx-deployment</w:t>
+                              <w:t xml:space="preserve">     name: nginx-deployment</w:t>
                             </w:r>
                           </w:p>
                           <w:p>
@@ -12066,33 +12177,7 @@
                                 <w:sz w:val="28"/>
                                 <w:szCs w:val="28"/>
                               </w:rPr>
-                              <w:t xml:space="preserve">     </w:t>
-                            </w:r>
-                            <w:proofErr w:type="spellStart"/>
-                            <w:r>
-                              <w:rPr>
-                                <w:rFonts w:asciiTheme="majorBidi" w:hAnsiTheme="majorBidi" w:cstheme="majorBidi"/>
-                                <w:b/>
-                                <w:bCs/>
-                                <w:i/>
-                                <w:iCs/>
-                                <w:sz w:val="28"/>
-                                <w:szCs w:val="28"/>
-                              </w:rPr>
-                              <w:t>matchLabels</w:t>
-                            </w:r>
-                            <w:proofErr w:type="spellEnd"/>
-                            <w:r>
-                              <w:rPr>
-                                <w:rFonts w:asciiTheme="majorBidi" w:hAnsiTheme="majorBidi" w:cstheme="majorBidi"/>
-                                <w:b/>
-                                <w:bCs/>
-                                <w:i/>
-                                <w:iCs/>
-                                <w:sz w:val="28"/>
-                                <w:szCs w:val="28"/>
-                              </w:rPr>
-                              <w:t>:</w:t>
+                              <w:t xml:space="preserve">     matchLabels:</w:t>
                             </w:r>
                           </w:p>
                           <w:p>
@@ -12118,31 +12203,7 @@
                                 <w:sz w:val="28"/>
                                 <w:szCs w:val="28"/>
                               </w:rPr>
-                              <w:t xml:space="preserve">     </w:t>
-                            </w:r>
-                            <w:r>
-                              <w:rPr>
-                                <w:rFonts w:asciiTheme="majorBidi" w:hAnsiTheme="majorBidi" w:cstheme="majorBidi"/>
-                                <w:b/>
-                                <w:bCs/>
-                                <w:i/>
-                                <w:iCs/>
-                                <w:sz w:val="28"/>
-                                <w:szCs w:val="28"/>
-                              </w:rPr>
-                              <w:t xml:space="preserve">     </w:t>
-                            </w:r>
-                            <w:r>
-                              <w:rPr>
-                                <w:rFonts w:asciiTheme="majorBidi" w:hAnsiTheme="majorBidi" w:cstheme="majorBidi"/>
-                                <w:b/>
-                                <w:bCs/>
-                                <w:i/>
-                                <w:iCs/>
-                                <w:sz w:val="28"/>
-                                <w:szCs w:val="28"/>
-                              </w:rPr>
-                              <w:t>app: nginx</w:t>
+                              <w:t xml:space="preserve">          app: nginx</w:t>
                             </w:r>
                           </w:p>
                           <w:p>
@@ -12194,31 +12255,7 @@
                                 <w:sz w:val="28"/>
                                 <w:szCs w:val="28"/>
                               </w:rPr>
-                              <w:t xml:space="preserve">     </w:t>
-                            </w:r>
-                            <w:r>
-                              <w:rPr>
-                                <w:rFonts w:asciiTheme="majorBidi" w:hAnsiTheme="majorBidi" w:cstheme="majorBidi"/>
-                                <w:b/>
-                                <w:bCs/>
-                                <w:i/>
-                                <w:iCs/>
-                                <w:sz w:val="28"/>
-                                <w:szCs w:val="28"/>
-                              </w:rPr>
-                              <w:t xml:space="preserve">     </w:t>
-                            </w:r>
-                            <w:r>
-                              <w:rPr>
-                                <w:rFonts w:asciiTheme="majorBidi" w:hAnsiTheme="majorBidi" w:cstheme="majorBidi"/>
-                                <w:b/>
-                                <w:bCs/>
-                                <w:i/>
-                                <w:iCs/>
-                                <w:sz w:val="28"/>
-                                <w:szCs w:val="28"/>
-                              </w:rPr>
-                              <w:t>metadata:</w:t>
+                              <w:t xml:space="preserve">          metadata:</w:t>
                             </w:r>
                           </w:p>
                           <w:p>
@@ -12244,31 +12281,7 @@
                                 <w:sz w:val="28"/>
                                 <w:szCs w:val="28"/>
                               </w:rPr>
-                              <w:t xml:space="preserve">          </w:t>
-                            </w:r>
-                            <w:r>
-                              <w:rPr>
-                                <w:rFonts w:asciiTheme="majorBidi" w:hAnsiTheme="majorBidi" w:cstheme="majorBidi"/>
-                                <w:b/>
-                                <w:bCs/>
-                                <w:i/>
-                                <w:iCs/>
-                                <w:sz w:val="28"/>
-                                <w:szCs w:val="28"/>
-                              </w:rPr>
-                              <w:t xml:space="preserve">     </w:t>
-                            </w:r>
-                            <w:r>
-                              <w:rPr>
-                                <w:rFonts w:asciiTheme="majorBidi" w:hAnsiTheme="majorBidi" w:cstheme="majorBidi"/>
-                                <w:b/>
-                                <w:bCs/>
-                                <w:i/>
-                                <w:iCs/>
-                                <w:sz w:val="28"/>
-                                <w:szCs w:val="28"/>
-                              </w:rPr>
-                              <w:t>labels:</w:t>
+                              <w:t xml:space="preserve">               labels:</w:t>
                             </w:r>
                           </w:p>
                           <w:p>
@@ -12294,31 +12307,7 @@
                                 <w:sz w:val="28"/>
                                 <w:szCs w:val="28"/>
                               </w:rPr>
-                              <w:t xml:space="preserve">               </w:t>
-                            </w:r>
-                            <w:r>
-                              <w:rPr>
-                                <w:rFonts w:asciiTheme="majorBidi" w:hAnsiTheme="majorBidi" w:cstheme="majorBidi"/>
-                                <w:b/>
-                                <w:bCs/>
-                                <w:i/>
-                                <w:iCs/>
-                                <w:sz w:val="28"/>
-                                <w:szCs w:val="28"/>
-                              </w:rPr>
-                              <w:t xml:space="preserve">     </w:t>
-                            </w:r>
-                            <w:r>
-                              <w:rPr>
-                                <w:rFonts w:asciiTheme="majorBidi" w:hAnsiTheme="majorBidi" w:cstheme="majorBidi"/>
-                                <w:b/>
-                                <w:bCs/>
-                                <w:i/>
-                                <w:iCs/>
-                                <w:sz w:val="28"/>
-                                <w:szCs w:val="28"/>
-                              </w:rPr>
-                              <w:t>app: nginx</w:t>
+                              <w:t xml:space="preserve">                    app: nginx</w:t>
                             </w:r>
                           </w:p>
                           <w:p>
@@ -12458,19 +12447,7 @@
                                 <w:sz w:val="28"/>
                                 <w:szCs w:val="28"/>
                               </w:rPr>
-                              <w:t xml:space="preserve">          </w:t>
-                            </w:r>
-                            <w:r>
-                              <w:rPr>
-                                <w:rFonts w:asciiTheme="majorBidi" w:hAnsiTheme="majorBidi" w:cstheme="majorBidi"/>
-                                <w:b/>
-                                <w:bCs/>
-                                <w:i/>
-                                <w:iCs/>
-                                <w:sz w:val="28"/>
-                                <w:szCs w:val="28"/>
-                              </w:rPr>
-                              <w:t xml:space="preserve">      </w:t>
+                              <w:t xml:space="preserve">                </w:t>
                             </w:r>
                             <w:r>
                               <w:rPr>
@@ -12535,7 +12512,6 @@
                           <w:szCs w:val="28"/>
                         </w:rPr>
                       </w:pPr>
-                      <w:proofErr w:type="spellStart"/>
                       <w:r>
                         <w:rPr>
                           <w:rFonts w:asciiTheme="majorBidi" w:hAnsiTheme="majorBidi" w:cstheme="majorBidi"/>
@@ -12546,20 +12522,7 @@
                           <w:sz w:val="28"/>
                           <w:szCs w:val="28"/>
                         </w:rPr>
-                        <w:t>apiVersion</w:t>
-                      </w:r>
-                      <w:proofErr w:type="spellEnd"/>
-                      <w:r>
-                        <w:rPr>
-                          <w:rFonts w:asciiTheme="majorBidi" w:hAnsiTheme="majorBidi" w:cstheme="majorBidi"/>
-                          <w:b/>
-                          <w:bCs/>
-                          <w:i/>
-                          <w:iCs/>
-                          <w:sz w:val="28"/>
-                          <w:szCs w:val="28"/>
-                        </w:rPr>
-                        <w:t>: apps/v1</w:t>
+                        <w:t>apiVersion: apps/v1</w:t>
                       </w:r>
                     </w:p>
                     <w:p>
@@ -12637,19 +12600,7 @@
                           <w:sz w:val="28"/>
                           <w:szCs w:val="28"/>
                         </w:rPr>
-                        <w:t xml:space="preserve">     </w:t>
-                      </w:r>
-                      <w:r>
-                        <w:rPr>
-                          <w:rFonts w:asciiTheme="majorBidi" w:hAnsiTheme="majorBidi" w:cstheme="majorBidi"/>
-                          <w:b/>
-                          <w:bCs/>
-                          <w:i/>
-                          <w:iCs/>
-                          <w:sz w:val="28"/>
-                          <w:szCs w:val="28"/>
-                        </w:rPr>
-                        <w:t>name: nginx-deployment</w:t>
+                        <w:t xml:space="preserve">     name: nginx-deployment</w:t>
                       </w:r>
                     </w:p>
                     <w:p>
@@ -12753,33 +12704,7 @@
                           <w:sz w:val="28"/>
                           <w:szCs w:val="28"/>
                         </w:rPr>
-                        <w:t xml:space="preserve">     </w:t>
-                      </w:r>
-                      <w:proofErr w:type="spellStart"/>
-                      <w:r>
-                        <w:rPr>
-                          <w:rFonts w:asciiTheme="majorBidi" w:hAnsiTheme="majorBidi" w:cstheme="majorBidi"/>
-                          <w:b/>
-                          <w:bCs/>
-                          <w:i/>
-                          <w:iCs/>
-                          <w:sz w:val="28"/>
-                          <w:szCs w:val="28"/>
-                        </w:rPr>
-                        <w:t>matchLabels</w:t>
-                      </w:r>
-                      <w:proofErr w:type="spellEnd"/>
-                      <w:r>
-                        <w:rPr>
-                          <w:rFonts w:asciiTheme="majorBidi" w:hAnsiTheme="majorBidi" w:cstheme="majorBidi"/>
-                          <w:b/>
-                          <w:bCs/>
-                          <w:i/>
-                          <w:iCs/>
-                          <w:sz w:val="28"/>
-                          <w:szCs w:val="28"/>
-                        </w:rPr>
-                        <w:t>:</w:t>
+                        <w:t xml:space="preserve">     matchLabels:</w:t>
                       </w:r>
                     </w:p>
                     <w:p>
@@ -12805,31 +12730,7 @@
                           <w:sz w:val="28"/>
                           <w:szCs w:val="28"/>
                         </w:rPr>
-                        <w:t xml:space="preserve">     </w:t>
-                      </w:r>
-                      <w:r>
-                        <w:rPr>
-                          <w:rFonts w:asciiTheme="majorBidi" w:hAnsiTheme="majorBidi" w:cstheme="majorBidi"/>
-                          <w:b/>
-                          <w:bCs/>
-                          <w:i/>
-                          <w:iCs/>
-                          <w:sz w:val="28"/>
-                          <w:szCs w:val="28"/>
-                        </w:rPr>
-                        <w:t xml:space="preserve">     </w:t>
-                      </w:r>
-                      <w:r>
-                        <w:rPr>
-                          <w:rFonts w:asciiTheme="majorBidi" w:hAnsiTheme="majorBidi" w:cstheme="majorBidi"/>
-                          <w:b/>
-                          <w:bCs/>
-                          <w:i/>
-                          <w:iCs/>
-                          <w:sz w:val="28"/>
-                          <w:szCs w:val="28"/>
-                        </w:rPr>
-                        <w:t>app: nginx</w:t>
+                        <w:t xml:space="preserve">          app: nginx</w:t>
                       </w:r>
                     </w:p>
                     <w:p>
@@ -12881,31 +12782,7 @@
                           <w:sz w:val="28"/>
                           <w:szCs w:val="28"/>
                         </w:rPr>
-                        <w:t xml:space="preserve">     </w:t>
-                      </w:r>
-                      <w:r>
-                        <w:rPr>
-                          <w:rFonts w:asciiTheme="majorBidi" w:hAnsiTheme="majorBidi" w:cstheme="majorBidi"/>
-                          <w:b/>
-                          <w:bCs/>
-                          <w:i/>
-                          <w:iCs/>
-                          <w:sz w:val="28"/>
-                          <w:szCs w:val="28"/>
-                        </w:rPr>
-                        <w:t xml:space="preserve">     </w:t>
-                      </w:r>
-                      <w:r>
-                        <w:rPr>
-                          <w:rFonts w:asciiTheme="majorBidi" w:hAnsiTheme="majorBidi" w:cstheme="majorBidi"/>
-                          <w:b/>
-                          <w:bCs/>
-                          <w:i/>
-                          <w:iCs/>
-                          <w:sz w:val="28"/>
-                          <w:szCs w:val="28"/>
-                        </w:rPr>
-                        <w:t>metadata:</w:t>
+                        <w:t xml:space="preserve">          metadata:</w:t>
                       </w:r>
                     </w:p>
                     <w:p>
@@ -12931,31 +12808,7 @@
                           <w:sz w:val="28"/>
                           <w:szCs w:val="28"/>
                         </w:rPr>
-                        <w:t xml:space="preserve">          </w:t>
-                      </w:r>
-                      <w:r>
-                        <w:rPr>
-                          <w:rFonts w:asciiTheme="majorBidi" w:hAnsiTheme="majorBidi" w:cstheme="majorBidi"/>
-                          <w:b/>
-                          <w:bCs/>
-                          <w:i/>
-                          <w:iCs/>
-                          <w:sz w:val="28"/>
-                          <w:szCs w:val="28"/>
-                        </w:rPr>
-                        <w:t xml:space="preserve">     </w:t>
-                      </w:r>
-                      <w:r>
-                        <w:rPr>
-                          <w:rFonts w:asciiTheme="majorBidi" w:hAnsiTheme="majorBidi" w:cstheme="majorBidi"/>
-                          <w:b/>
-                          <w:bCs/>
-                          <w:i/>
-                          <w:iCs/>
-                          <w:sz w:val="28"/>
-                          <w:szCs w:val="28"/>
-                        </w:rPr>
-                        <w:t>labels:</w:t>
+                        <w:t xml:space="preserve">               labels:</w:t>
                       </w:r>
                     </w:p>
                     <w:p>
@@ -12981,31 +12834,7 @@
                           <w:sz w:val="28"/>
                           <w:szCs w:val="28"/>
                         </w:rPr>
-                        <w:t xml:space="preserve">               </w:t>
-                      </w:r>
-                      <w:r>
-                        <w:rPr>
-                          <w:rFonts w:asciiTheme="majorBidi" w:hAnsiTheme="majorBidi" w:cstheme="majorBidi"/>
-                          <w:b/>
-                          <w:bCs/>
-                          <w:i/>
-                          <w:iCs/>
-                          <w:sz w:val="28"/>
-                          <w:szCs w:val="28"/>
-                        </w:rPr>
-                        <w:t xml:space="preserve">     </w:t>
-                      </w:r>
-                      <w:r>
-                        <w:rPr>
-                          <w:rFonts w:asciiTheme="majorBidi" w:hAnsiTheme="majorBidi" w:cstheme="majorBidi"/>
-                          <w:b/>
-                          <w:bCs/>
-                          <w:i/>
-                          <w:iCs/>
-                          <w:sz w:val="28"/>
-                          <w:szCs w:val="28"/>
-                        </w:rPr>
-                        <w:t>app: nginx</w:t>
+                        <w:t xml:space="preserve">                    app: nginx</w:t>
                       </w:r>
                     </w:p>
                     <w:p>
@@ -13145,19 +12974,7 @@
                           <w:sz w:val="28"/>
                           <w:szCs w:val="28"/>
                         </w:rPr>
-                        <w:t xml:space="preserve">          </w:t>
-                      </w:r>
-                      <w:r>
-                        <w:rPr>
-                          <w:rFonts w:asciiTheme="majorBidi" w:hAnsiTheme="majorBidi" w:cstheme="majorBidi"/>
-                          <w:b/>
-                          <w:bCs/>
-                          <w:i/>
-                          <w:iCs/>
-                          <w:sz w:val="28"/>
-                          <w:szCs w:val="28"/>
-                        </w:rPr>
-                        <w:t xml:space="preserve">      </w:t>
+                        <w:t xml:space="preserve">                </w:t>
                       </w:r>
                       <w:r>
                         <w:rPr>
@@ -13408,7 +13225,6 @@
           <w:sz w:val="28"/>
           <w:szCs w:val="28"/>
         </w:rPr>
-        <w:lastRenderedPageBreak/>
         <mc:AlternateContent>
           <mc:Choice Requires="wps">
             <w:drawing>
@@ -13549,7 +13365,6 @@
                               </w:rPr>
                               <w:t xml:space="preserve">Example: </w:t>
                             </w:r>
-                            <w:proofErr w:type="spellStart"/>
                             <w:r>
                               <w:rPr>
                                 <w:rFonts w:asciiTheme="majorBidi" w:hAnsiTheme="majorBidi" w:cstheme="majorBidi"/>
@@ -13560,37 +13375,8 @@
                                 <w:sz w:val="28"/>
                                 <w:szCs w:val="28"/>
                               </w:rPr>
-                              <w:t>kubectl</w:t>
+                              <w:t>kubectl apply -f deployment.yaml</w:t>
                             </w:r>
-                            <w:proofErr w:type="spellEnd"/>
-                            <w:r>
-                              <w:rPr>
-                                <w:rFonts w:asciiTheme="majorBidi" w:hAnsiTheme="majorBidi" w:cstheme="majorBidi"/>
-                                <w:b/>
-                                <w:bCs/>
-                                <w:i/>
-                                <w:iCs/>
-                                <w:sz w:val="28"/>
-                                <w:szCs w:val="28"/>
-                              </w:rPr>
-                              <w:t xml:space="preserve"> apply -f </w:t>
-                            </w:r>
-                            <w:proofErr w:type="spellStart"/>
-                            <w:proofErr w:type="gramStart"/>
-                            <w:r>
-                              <w:rPr>
-                                <w:rFonts w:asciiTheme="majorBidi" w:hAnsiTheme="majorBidi" w:cstheme="majorBidi"/>
-                                <w:b/>
-                                <w:bCs/>
-                                <w:i/>
-                                <w:iCs/>
-                                <w:sz w:val="28"/>
-                                <w:szCs w:val="28"/>
-                              </w:rPr>
-                              <w:t>deployment.yaml</w:t>
-                            </w:r>
-                            <w:proofErr w:type="spellEnd"/>
-                            <w:proofErr w:type="gramEnd"/>
                           </w:p>
                           <w:p>
                             <w:pPr>
@@ -13775,25 +13561,7 @@
                                 <w:sz w:val="28"/>
                                 <w:szCs w:val="28"/>
                               </w:rPr>
-                              <w:t xml:space="preserve">Declarative → used in production environments, </w:t>
-                            </w:r>
-                            <w:proofErr w:type="spellStart"/>
-                            <w:r>
-                              <w:rPr>
-                                <w:rFonts w:asciiTheme="majorBidi" w:hAnsiTheme="majorBidi" w:cstheme="majorBidi"/>
-                                <w:sz w:val="28"/>
-                                <w:szCs w:val="28"/>
-                              </w:rPr>
-                              <w:t>GitOps</w:t>
-                            </w:r>
-                            <w:proofErr w:type="spellEnd"/>
-                            <w:r>
-                              <w:rPr>
-                                <w:rFonts w:asciiTheme="majorBidi" w:hAnsiTheme="majorBidi" w:cstheme="majorBidi"/>
-                                <w:sz w:val="28"/>
-                                <w:szCs w:val="28"/>
-                              </w:rPr>
-                              <w:t>, CI/CD</w:t>
+                              <w:t>Declarative → used in production environments, GitOps, CI/CD</w:t>
                             </w:r>
                           </w:p>
                           <w:p>
@@ -13936,7 +13704,6 @@
                         </w:rPr>
                         <w:t xml:space="preserve">Example: </w:t>
                       </w:r>
-                      <w:proofErr w:type="spellStart"/>
                       <w:r>
                         <w:rPr>
                           <w:rFonts w:asciiTheme="majorBidi" w:hAnsiTheme="majorBidi" w:cstheme="majorBidi"/>
@@ -13947,23 +13714,8 @@
                           <w:sz w:val="28"/>
                           <w:szCs w:val="28"/>
                         </w:rPr>
-                        <w:t>kubectl</w:t>
+                        <w:t xml:space="preserve">kubectl apply -f </w:t>
                       </w:r>
-                      <w:proofErr w:type="spellEnd"/>
-                      <w:r>
-                        <w:rPr>
-                          <w:rFonts w:asciiTheme="majorBidi" w:hAnsiTheme="majorBidi" w:cstheme="majorBidi"/>
-                          <w:b/>
-                          <w:bCs/>
-                          <w:i/>
-                          <w:iCs/>
-                          <w:sz w:val="28"/>
-                          <w:szCs w:val="28"/>
-                        </w:rPr>
-                        <w:t xml:space="preserve"> apply -f </w:t>
-                      </w:r>
-                      <w:proofErr w:type="spellStart"/>
-                      <w:proofErr w:type="gramStart"/>
                       <w:r>
                         <w:rPr>
                           <w:rFonts w:asciiTheme="majorBidi" w:hAnsiTheme="majorBidi" w:cstheme="majorBidi"/>
@@ -13976,8 +13728,6 @@
                         </w:rPr>
                         <w:t>deployment.yaml</w:t>
                       </w:r>
-                      <w:proofErr w:type="spellEnd"/>
-                      <w:proofErr w:type="gramEnd"/>
                     </w:p>
                     <w:p>
                       <w:pPr>
@@ -14162,25 +13912,7 @@
                           <w:sz w:val="28"/>
                           <w:szCs w:val="28"/>
                         </w:rPr>
-                        <w:t xml:space="preserve">Declarative → used in production environments, </w:t>
-                      </w:r>
-                      <w:proofErr w:type="spellStart"/>
-                      <w:r>
-                        <w:rPr>
-                          <w:rFonts w:asciiTheme="majorBidi" w:hAnsiTheme="majorBidi" w:cstheme="majorBidi"/>
-                          <w:sz w:val="28"/>
-                          <w:szCs w:val="28"/>
-                        </w:rPr>
-                        <w:t>GitOps</w:t>
-                      </w:r>
-                      <w:proofErr w:type="spellEnd"/>
-                      <w:r>
-                        <w:rPr>
-                          <w:rFonts w:asciiTheme="majorBidi" w:hAnsiTheme="majorBidi" w:cstheme="majorBidi"/>
-                          <w:sz w:val="28"/>
-                          <w:szCs w:val="28"/>
-                        </w:rPr>
-                        <w:t>, CI/CD</w:t>
+                        <w:t>Declarative → used in production environments, GitOps, CI/CD</w:t>
                       </w:r>
                     </w:p>
                     <w:p>

--- a/Kubernetes/2-architecture.docx
+++ b/Kubernetes/2-architecture.docx
@@ -1,6 +1,6 @@
 
 <file path=word/document.xml><?xml version="1.0" encoding="utf-8"?>
-<w:document xmlns:wpc="http://schemas.microsoft.com/office/word/2010/wordprocessingCanvas" xmlns:cx="http://schemas.microsoft.com/office/drawing/2014/chartex" xmlns:cx1="http://schemas.microsoft.com/office/drawing/2015/9/8/chartex" xmlns:cx2="http://schemas.microsoft.com/office/drawing/2015/10/21/chartex" xmlns:cx3="http://schemas.microsoft.com/office/drawing/2016/5/9/chartex" xmlns:cx4="http://schemas.microsoft.com/office/drawing/2016/5/10/chartex" xmlns:cx5="http://schemas.microsoft.com/office/drawing/2016/5/11/chartex" xmlns:cx6="http://schemas.microsoft.com/office/drawing/2016/5/12/chartex" xmlns:cx7="http://schemas.microsoft.com/office/drawing/2016/5/13/chartex" xmlns:cx8="http://schemas.microsoft.com/office/drawing/2016/5/14/chartex" xmlns:mc="http://schemas.openxmlformats.org/markup-compatibility/2006" xmlns:aink="http://schemas.microsoft.com/office/drawing/2016/ink" xmlns:am3d="http://schemas.microsoft.com/office/drawing/2017/model3d" xmlns:o="urn:schemas-microsoft-com:office:office" xmlns:oel="http://schemas.microsoft.com/office/2019/extlst" xmlns:r="http://schemas.openxmlformats.org/officeDocument/2006/relationships" xmlns:m="http://schemas.openxmlformats.org/officeDocument/2006/math" xmlns:v="urn:schemas-microsoft-com:vml" xmlns:wp14="http://schemas.microsoft.com/office/word/2010/wordprocessingDrawing" xmlns:wp="http://schemas.openxmlformats.org/drawingml/2006/wordprocessingDrawing" xmlns:w10="urn:schemas-microsoft-com:office:word" xmlns:w="http://schemas.openxmlformats.org/wordprocessingml/2006/main" xmlns:w14="http://schemas.microsoft.com/office/word/2010/wordml" xmlns:w15="http://schemas.microsoft.com/office/word/2012/wordml" xmlns:w16cex="http://schemas.microsoft.com/office/word/2018/wordml/cex" xmlns:w16cid="http://schemas.microsoft.com/office/word/2016/wordml/cid" xmlns:w16="http://schemas.microsoft.com/office/word/2018/wordml" xmlns:w16du="http://schemas.microsoft.com/office/word/2023/wordml/word16du" xmlns:w16sdtdh="http://schemas.microsoft.com/office/word/2020/wordml/sdtdatahash" xmlns:w16sdtfl="http://schemas.microsoft.com/office/word/2024/wordml/sdtformatlock" xmlns:w16se="http://schemas.microsoft.com/office/word/2015/wordml/symex" xmlns:wpg="http://schemas.microsoft.com/office/word/2010/wordprocessingGroup" xmlns:wpi="http://schemas.microsoft.com/office/word/2010/wordprocessingInk" xmlns:wne="http://schemas.microsoft.com/office/word/2006/wordml" xmlns:wps="http://schemas.microsoft.com/office/word/2010/wordprocessingShape" mc:Ignorable="w14 w15 w16se w16cid w16 w16cex w16sdtdh w16sdtfl w16du wp14">
+<w:document xmlns:wpc="http://schemas.microsoft.com/office/word/2010/wordprocessingCanvas" xmlns:cx="http://schemas.microsoft.com/office/drawing/2014/chartex" xmlns:cx1="http://schemas.microsoft.com/office/drawing/2015/9/8/chartex" xmlns:cx2="http://schemas.microsoft.com/office/drawing/2015/10/21/chartex" xmlns:cx3="http://schemas.microsoft.com/office/drawing/2016/5/9/chartex" xmlns:cx4="http://schemas.microsoft.com/office/drawing/2016/5/10/chartex" xmlns:cx5="http://schemas.microsoft.com/office/drawing/2016/5/11/chartex" xmlns:cx6="http://schemas.microsoft.com/office/drawing/2016/5/12/chartex" xmlns:cx7="http://schemas.microsoft.com/office/drawing/2016/5/13/chartex" xmlns:cx8="http://schemas.microsoft.com/office/drawing/2016/5/14/chartex" xmlns:mc="http://schemas.openxmlformats.org/markup-compatibility/2006" xmlns:aink="http://schemas.microsoft.com/office/drawing/2016/ink" xmlns:am3d="http://schemas.microsoft.com/office/drawing/2017/model3d" xmlns:o="urn:schemas-microsoft-com:office:office" xmlns:oel="http://schemas.microsoft.com/office/2019/extlst" xmlns:r="http://schemas.openxmlformats.org/officeDocument/2006/relationships" xmlns:m="http://schemas.openxmlformats.org/officeDocument/2006/math" xmlns:v="urn:schemas-microsoft-com:vml" xmlns:wp14="http://schemas.microsoft.com/office/word/2010/wordprocessingDrawing" xmlns:wp="http://schemas.openxmlformats.org/drawingml/2006/wordprocessingDrawing" xmlns:w10="urn:schemas-microsoft-com:office:word" xmlns:w="http://schemas.openxmlformats.org/wordprocessingml/2006/main" xmlns:w14="http://schemas.microsoft.com/office/word/2010/wordml" xmlns:w15="http://schemas.microsoft.com/office/word/2012/wordml" xmlns:w16cex="http://schemas.microsoft.com/office/word/2018/wordml/cex" xmlns:w16cid="http://schemas.microsoft.com/office/word/2016/wordml/cid" xmlns:w16="http://schemas.microsoft.com/office/word/2018/wordml" xmlns:w16sdtdh="http://schemas.microsoft.com/office/word/2020/wordml/sdtdatahash" xmlns:w16se="http://schemas.microsoft.com/office/word/2015/wordml/symex" xmlns:wpg="http://schemas.microsoft.com/office/word/2010/wordprocessingGroup" xmlns:wpi="http://schemas.microsoft.com/office/word/2010/wordprocessingInk" xmlns:wne="http://schemas.microsoft.com/office/word/2006/wordml" xmlns:wps="http://schemas.microsoft.com/office/word/2010/wordprocessingShape" mc:Ignorable="w14 w15 w16se w16cid w16 w16cex w16sdtdh wp14">
   <w:body>
     <w:p>
       <w:pPr>
@@ -2576,8 +2576,18 @@
           <w:sz w:val="28"/>
           <w:szCs w:val="28"/>
         </w:rPr>
-        <w:t>-scheduler is a control plane component responsible for deciding on which node a newly created Pod should run. Its responsibility is limited to scheduling decisions; it does not create Pods or manage their lifecycle. When a user requests a workload</w:t>
-      </w:r>
+        <w:t xml:space="preserve">-scheduler is a control plane component responsible for deciding on which node a newly created Pod should run. Its responsibility is limited to scheduling decisions; it does not create Pods or manage their lifecycle. When a user requests a </w:t>
+      </w:r>
+      <w:proofErr w:type="gramStart"/>
+      <w:r>
+        <w:rPr>
+          <w:rFonts w:asciiTheme="majorBidi" w:hAnsiTheme="majorBidi" w:cstheme="majorBidi"/>
+          <w:sz w:val="28"/>
+          <w:szCs w:val="28"/>
+        </w:rPr>
+        <w:t>workload</w:t>
+      </w:r>
+      <w:proofErr w:type="gramEnd"/>
       <w:r>
         <w:rPr>
           <w:rFonts w:asciiTheme="majorBidi" w:hAnsiTheme="majorBidi" w:cstheme="majorBidi"/>
@@ -2592,25 +2602,7 @@
           <w:sz w:val="28"/>
           <w:szCs w:val="28"/>
         </w:rPr>
-        <w:t xml:space="preserve">such as creating </w:t>
-      </w:r>
-      <w:proofErr w:type="gramStart"/>
-      <w:r>
-        <w:rPr>
-          <w:rFonts w:asciiTheme="majorBidi" w:hAnsiTheme="majorBidi" w:cstheme="majorBidi"/>
-          <w:sz w:val="28"/>
-          <w:szCs w:val="28"/>
-        </w:rPr>
-        <w:t>an</w:t>
-      </w:r>
-      <w:proofErr w:type="gramEnd"/>
-      <w:r>
-        <w:rPr>
-          <w:rFonts w:asciiTheme="majorBidi" w:hAnsiTheme="majorBidi" w:cstheme="majorBidi"/>
-          <w:sz w:val="28"/>
-          <w:szCs w:val="28"/>
-        </w:rPr>
-        <w:t xml:space="preserve"> Nginx Pod</w:t>
+        <w:t>such as creating an Nginx Pod</w:t>
       </w:r>
       <w:r>
         <w:rPr>
@@ -2765,6 +2757,7 @@
     </w:p>
     <w:p>
       <w:pPr>
+        <w:spacing w:after="120"/>
         <w:jc w:val="both"/>
         <w:rPr>
           <w:rFonts w:asciiTheme="majorBidi" w:hAnsiTheme="majorBidi" w:cstheme="majorBidi"/>
@@ -2850,6 +2843,7 @@
     </w:p>
     <w:p>
       <w:pPr>
+        <w:spacing w:after="60"/>
         <w:jc w:val="both"/>
         <w:rPr>
           <w:rFonts w:asciiTheme="majorBidi" w:hAnsiTheme="majorBidi" w:cstheme="majorBidi"/>
@@ -2916,6 +2910,7 @@
     </w:p>
     <w:p>
       <w:pPr>
+        <w:spacing w:after="120"/>
         <w:jc w:val="both"/>
         <w:rPr>
           <w:rFonts w:asciiTheme="majorBidi" w:hAnsiTheme="majorBidi" w:cstheme="majorBidi"/>
@@ -2976,16 +2971,21 @@
     </w:p>
     <w:p>
       <w:pPr>
-        <w:jc w:val="both"/>
-        <w:rPr>
-          <w:rFonts w:asciiTheme="majorBidi" w:hAnsiTheme="majorBidi" w:cstheme="majorBidi"/>
-          <w:sz w:val="28"/>
-          <w:szCs w:val="28"/>
-        </w:rPr>
-      </w:pPr>
-      <w:r>
-        <w:rPr>
-          <w:rFonts w:asciiTheme="majorBidi" w:hAnsiTheme="majorBidi" w:cstheme="majorBidi"/>
+        <w:spacing w:after="60"/>
+        <w:jc w:val="both"/>
+        <w:rPr>
+          <w:rFonts w:asciiTheme="majorBidi" w:hAnsiTheme="majorBidi" w:cstheme="majorBidi"/>
+          <w:b/>
+          <w:bCs/>
+          <w:sz w:val="28"/>
+          <w:szCs w:val="28"/>
+        </w:rPr>
+      </w:pPr>
+      <w:r>
+        <w:rPr>
+          <w:rFonts w:asciiTheme="majorBidi" w:hAnsiTheme="majorBidi" w:cstheme="majorBidi"/>
+          <w:b/>
+          <w:bCs/>
           <w:sz w:val="28"/>
           <w:szCs w:val="28"/>
         </w:rPr>
@@ -2994,6 +2994,57 @@
     </w:p>
     <w:p>
       <w:pPr>
+        <w:pStyle w:val="ListParagraph"/>
+        <w:numPr>
+          <w:ilvl w:val="0"/>
+          <w:numId w:val="33"/>
+        </w:numPr>
+        <w:ind w:left="360"/>
+        <w:jc w:val="both"/>
+        <w:rPr>
+          <w:rFonts w:asciiTheme="majorBidi" w:hAnsiTheme="majorBidi" w:cstheme="majorBidi"/>
+          <w:sz w:val="28"/>
+          <w:szCs w:val="28"/>
+        </w:rPr>
+      </w:pPr>
+      <w:r>
+        <w:rPr>
+          <w:rFonts w:asciiTheme="majorBidi" w:hAnsiTheme="majorBidi" w:cstheme="majorBidi"/>
+          <w:sz w:val="28"/>
+          <w:szCs w:val="28"/>
+        </w:rPr>
+        <w:t>Desired state</w:t>
+      </w:r>
+      <w:r>
+        <w:rPr>
+          <w:rFonts w:asciiTheme="majorBidi" w:hAnsiTheme="majorBidi" w:cstheme="majorBidi"/>
+          <w:sz w:val="28"/>
+          <w:szCs w:val="28"/>
+        </w:rPr>
+        <w:t xml:space="preserve"> → </w:t>
+      </w:r>
+      <w:r>
+        <w:rPr>
+          <w:rFonts w:asciiTheme="majorBidi" w:hAnsiTheme="majorBidi" w:cstheme="majorBidi"/>
+          <w:b/>
+          <w:bCs/>
+          <w:i/>
+          <w:iCs/>
+          <w:sz w:val="28"/>
+          <w:szCs w:val="28"/>
+        </w:rPr>
+        <w:t>replicas: 3</w:t>
+      </w:r>
+    </w:p>
+    <w:p>
+      <w:pPr>
+        <w:pStyle w:val="ListParagraph"/>
+        <w:numPr>
+          <w:ilvl w:val="0"/>
+          <w:numId w:val="33"/>
+        </w:numPr>
+        <w:spacing w:after="60"/>
+        <w:ind w:left="360"/>
         <w:jc w:val="both"/>
         <w:rPr>
           <w:rFonts w:asciiTheme="majorBidi" w:hAnsiTheme="majorBidi" w:cstheme="majorBidi"/>
@@ -3008,7 +3059,45 @@
           <w:szCs w:val="28"/>
         </w:rPr>
         <w:lastRenderedPageBreak/>
-        <w:t>Desired state</w:t>
+        <w:t>Actual state</w:t>
+      </w:r>
+      <w:r>
+        <w:rPr>
+          <w:rFonts w:asciiTheme="majorBidi" w:hAnsiTheme="majorBidi" w:cstheme="majorBidi"/>
+          <w:sz w:val="28"/>
+          <w:szCs w:val="28"/>
+        </w:rPr>
+        <w:t xml:space="preserve"> → </w:t>
+      </w:r>
+      <w:r>
+        <w:rPr>
+          <w:rFonts w:asciiTheme="majorBidi" w:hAnsiTheme="majorBidi" w:cstheme="majorBidi"/>
+          <w:sz w:val="28"/>
+          <w:szCs w:val="28"/>
+        </w:rPr>
+        <w:t>2 pods running</w:t>
+      </w:r>
+    </w:p>
+    <w:p>
+      <w:pPr>
+        <w:spacing w:after="120"/>
+        <w:jc w:val="both"/>
+        <w:rPr>
+          <w:rFonts w:asciiTheme="majorBidi" w:hAnsiTheme="majorBidi" w:cstheme="majorBidi"/>
+          <w:sz w:val="28"/>
+          <w:szCs w:val="28"/>
+          <w:u w:val="single"/>
+        </w:rPr>
+      </w:pPr>
+      <w:r>
+        <w:rPr>
+          <w:rFonts w:asciiTheme="majorBidi" w:hAnsiTheme="majorBidi" w:cstheme="majorBidi"/>
+          <w:b/>
+          <w:bCs/>
+          <w:sz w:val="28"/>
+          <w:szCs w:val="28"/>
+        </w:rPr>
+        <w:t>Controller action</w:t>
       </w:r>
       <w:r>
         <w:rPr>
@@ -3032,97 +3121,12 @@
           <w:sz w:val="28"/>
           <w:szCs w:val="28"/>
         </w:rPr>
-        <w:t>replicas: 3</w:t>
-      </w:r>
-    </w:p>
-    <w:p>
-      <w:pPr>
-        <w:jc w:val="both"/>
-        <w:rPr>
-          <w:rFonts w:asciiTheme="majorBidi" w:hAnsiTheme="majorBidi" w:cstheme="majorBidi"/>
-          <w:sz w:val="28"/>
-          <w:szCs w:val="28"/>
-        </w:rPr>
-      </w:pPr>
-      <w:r>
-        <w:rPr>
-          <w:rFonts w:asciiTheme="majorBidi" w:hAnsiTheme="majorBidi" w:cstheme="majorBidi"/>
-          <w:sz w:val="28"/>
-          <w:szCs w:val="28"/>
-        </w:rPr>
-        <w:t>Actual state</w:t>
-      </w:r>
-      <w:r>
-        <w:rPr>
-          <w:rFonts w:asciiTheme="majorBidi" w:hAnsiTheme="majorBidi" w:cstheme="majorBidi"/>
-          <w:sz w:val="28"/>
-          <w:szCs w:val="28"/>
-        </w:rPr>
-        <w:t xml:space="preserve"> </w:t>
-      </w:r>
-      <w:r>
-        <w:rPr>
-          <w:rFonts w:asciiTheme="majorBidi" w:hAnsiTheme="majorBidi" w:cstheme="majorBidi"/>
-          <w:sz w:val="28"/>
-          <w:szCs w:val="28"/>
-        </w:rPr>
-        <w:t xml:space="preserve">→ </w:t>
-      </w:r>
-      <w:r>
-        <w:rPr>
-          <w:rFonts w:asciiTheme="majorBidi" w:hAnsiTheme="majorBidi" w:cstheme="majorBidi"/>
-          <w:sz w:val="28"/>
-          <w:szCs w:val="28"/>
-        </w:rPr>
-        <w:t>2 pods running</w:t>
-      </w:r>
-    </w:p>
-    <w:p>
-      <w:pPr>
-        <w:jc w:val="both"/>
-        <w:rPr>
-          <w:rFonts w:asciiTheme="majorBidi" w:hAnsiTheme="majorBidi" w:cstheme="majorBidi"/>
-          <w:sz w:val="28"/>
-          <w:szCs w:val="28"/>
-          <w:u w:val="single"/>
-        </w:rPr>
-      </w:pPr>
-      <w:r>
-        <w:rPr>
-          <w:rFonts w:asciiTheme="majorBidi" w:hAnsiTheme="majorBidi" w:cstheme="majorBidi"/>
-          <w:sz w:val="28"/>
-          <w:szCs w:val="28"/>
-          <w:u w:val="single"/>
-        </w:rPr>
-        <w:t>Controller action</w:t>
-      </w:r>
-      <w:r>
-        <w:rPr>
-          <w:rFonts w:asciiTheme="majorBidi" w:hAnsiTheme="majorBidi" w:cstheme="majorBidi"/>
-          <w:sz w:val="28"/>
-          <w:szCs w:val="28"/>
-        </w:rPr>
-        <w:t xml:space="preserve"> </w:t>
-      </w:r>
-      <w:r>
-        <w:rPr>
-          <w:rFonts w:asciiTheme="majorBidi" w:hAnsiTheme="majorBidi" w:cstheme="majorBidi"/>
-          <w:sz w:val="28"/>
-          <w:szCs w:val="28"/>
-        </w:rPr>
-        <w:t xml:space="preserve">→ </w:t>
-      </w:r>
-      <w:r>
-        <w:rPr>
-          <w:rFonts w:asciiTheme="majorBidi" w:hAnsiTheme="majorBidi" w:cstheme="majorBidi"/>
-          <w:sz w:val="28"/>
-          <w:szCs w:val="28"/>
-        </w:rPr>
         <w:t>create 1 new pod</w:t>
       </w:r>
     </w:p>
     <w:p>
       <w:pPr>
+        <w:spacing w:after="60"/>
         <w:jc w:val="both"/>
         <w:rPr>
           <w:rFonts w:asciiTheme="majorBidi" w:hAnsiTheme="majorBidi" w:cstheme="majorBidi"/>
@@ -3241,17 +3245,19 @@
         <w:jc w:val="both"/>
         <w:rPr>
           <w:rFonts w:asciiTheme="majorBidi" w:hAnsiTheme="majorBidi" w:cstheme="majorBidi"/>
-          <w:sz w:val="28"/>
-          <w:szCs w:val="28"/>
-          <w:u w:val="single"/>
-        </w:rPr>
-      </w:pPr>
-      <w:r>
-        <w:rPr>
-          <w:rFonts w:asciiTheme="majorBidi" w:hAnsiTheme="majorBidi" w:cstheme="majorBidi"/>
-          <w:sz w:val="28"/>
-          <w:szCs w:val="28"/>
-          <w:u w:val="single"/>
+          <w:b/>
+          <w:bCs/>
+          <w:sz w:val="28"/>
+          <w:szCs w:val="28"/>
+        </w:rPr>
+      </w:pPr>
+      <w:r>
+        <w:rPr>
+          <w:rFonts w:asciiTheme="majorBidi" w:hAnsiTheme="majorBidi" w:cstheme="majorBidi"/>
+          <w:b/>
+          <w:bCs/>
+          <w:sz w:val="28"/>
+          <w:szCs w:val="28"/>
         </w:rPr>
         <w:t>In another way:</w:t>
       </w:r>
@@ -3333,6 +3339,8 @@
       <w:r>
         <w:rPr>
           <w:rFonts w:asciiTheme="majorBidi" w:hAnsiTheme="majorBidi" w:cstheme="majorBidi"/>
+          <w:b/>
+          <w:bCs/>
           <w:sz w:val="28"/>
           <w:szCs w:val="28"/>
         </w:rPr>
@@ -3370,6 +3378,8 @@
       <w:r>
         <w:rPr>
           <w:rFonts w:asciiTheme="majorBidi" w:hAnsiTheme="majorBidi" w:cstheme="majorBidi"/>
+          <w:b/>
+          <w:bCs/>
           <w:sz w:val="28"/>
           <w:szCs w:val="28"/>
         </w:rPr>
@@ -3379,10 +3389,20 @@
       <w:r>
         <w:rPr>
           <w:rFonts w:asciiTheme="majorBidi" w:hAnsiTheme="majorBidi" w:cstheme="majorBidi"/>
-          <w:sz w:val="28"/>
-          <w:szCs w:val="28"/>
-        </w:rPr>
-        <w:t>-controller-manager contains many different controllers, each responsible for a specific aspect of cluster behavior. These controllers run continuously and monitor resources through the Kubernetes API. For example, the Replication Controller and Deployment controller ensure that the correct number of Pods are running, the Node controller monitors node health and reacts to node failures, the Endpoint controller updates service endpoints when Pods change, and the Job controller ensures batch jobs complete successfully. Each controller focuses on a single responsibility but together they implement many of Kubernetes’ core capabilities.</w:t>
+          <w:b/>
+          <w:bCs/>
+          <w:sz w:val="28"/>
+          <w:szCs w:val="28"/>
+        </w:rPr>
+        <w:t>-controller-manager</w:t>
+      </w:r>
+      <w:r>
+        <w:rPr>
+          <w:rFonts w:asciiTheme="majorBidi" w:hAnsiTheme="majorBidi" w:cstheme="majorBidi"/>
+          <w:sz w:val="28"/>
+          <w:szCs w:val="28"/>
+        </w:rPr>
+        <w:t xml:space="preserve"> contains many different controllers, each responsible for a specific aspect of cluster behavior. These controllers run continuously and monitor resources through the Kubernetes API. For example, the Replication Controller and Deployment controller ensure that the correct number of Pods are running, the Node controller monitors node health and reacts to node failures, the Endpoint controller updates service endpoints when Pods change, and the Job controller ensures batch jobs complete successfully. Each controller focuses on a single responsibility but together they implement many of Kubernetes’ core capabilities.</w:t>
       </w:r>
     </w:p>
     <w:p>
@@ -3419,30 +3439,51 @@
           <w:sz w:val="28"/>
           <w:szCs w:val="28"/>
         </w:rPr>
+        <w:t xml:space="preserve">For this reason, the </w:t>
+      </w:r>
+      <w:proofErr w:type="spellStart"/>
+      <w:r>
+        <w:rPr>
+          <w:rFonts w:asciiTheme="majorBidi" w:hAnsiTheme="majorBidi" w:cstheme="majorBidi"/>
+          <w:b/>
+          <w:bCs/>
+          <w:sz w:val="28"/>
+          <w:szCs w:val="28"/>
+        </w:rPr>
+        <w:t>kube</w:t>
+      </w:r>
+      <w:proofErr w:type="spellEnd"/>
+      <w:r>
+        <w:rPr>
+          <w:rFonts w:asciiTheme="majorBidi" w:hAnsiTheme="majorBidi" w:cstheme="majorBidi"/>
+          <w:b/>
+          <w:bCs/>
+          <w:sz w:val="28"/>
+          <w:szCs w:val="28"/>
+        </w:rPr>
+        <w:t>-controller-manager</w:t>
+      </w:r>
+      <w:r>
+        <w:rPr>
+          <w:rFonts w:asciiTheme="majorBidi" w:hAnsiTheme="majorBidi" w:cstheme="majorBidi"/>
+          <w:sz w:val="28"/>
+          <w:szCs w:val="28"/>
+        </w:rPr>
+        <w:t xml:space="preserve"> can be seen as the component that continuously enforces the desired state of the system, but it does so through a collection of specialized controllers rather than a single centralized decision algorithm. Each controller observes the cluster </w:t>
+      </w:r>
+      <w:r>
+        <w:rPr>
+          <w:rFonts w:asciiTheme="majorBidi" w:hAnsiTheme="majorBidi" w:cstheme="majorBidi"/>
+          <w:sz w:val="28"/>
+          <w:szCs w:val="28"/>
+        </w:rPr>
         <w:lastRenderedPageBreak/>
-        <w:t xml:space="preserve">For this reason, the </w:t>
-      </w:r>
-      <w:proofErr w:type="spellStart"/>
-      <w:r>
-        <w:rPr>
-          <w:rFonts w:asciiTheme="majorBidi" w:hAnsiTheme="majorBidi" w:cstheme="majorBidi"/>
-          <w:sz w:val="28"/>
-          <w:szCs w:val="28"/>
-        </w:rPr>
-        <w:t>kube</w:t>
-      </w:r>
-      <w:proofErr w:type="spellEnd"/>
-      <w:r>
-        <w:rPr>
-          <w:rFonts w:asciiTheme="majorBidi" w:hAnsiTheme="majorBidi" w:cstheme="majorBidi"/>
-          <w:sz w:val="28"/>
-          <w:szCs w:val="28"/>
-        </w:rPr>
-        <w:t>-controller-manager can be seen as the component that continuously enforces the desired state of the system, but it does so through a collection of specialized controllers rather than a single centralized decision algorithm. Each controller observes the cluster through the API server and performs the necessary actions to move the system toward the state defined by users and configuration. This controller-based design is a key part of Kubernetes’ architecture and enables the platform to provide automation features such as self-healing, scaling, and rolling updates.</w:t>
-      </w:r>
-    </w:p>
-    <w:p>
-      <w:pPr>
+        <w:t>through the API server and performs the necessary actions to move the system toward the state defined by users and configuration. This controller-based design is a key part of Kubernetes’ architecture and enables the platform to provide automation features such as self-healing, scaling, and rolling updates.</w:t>
+      </w:r>
+    </w:p>
+    <w:p>
+      <w:pPr>
+        <w:spacing w:after="120"/>
         <w:jc w:val="both"/>
         <w:rPr>
           <w:rFonts w:asciiTheme="majorBidi" w:hAnsiTheme="majorBidi" w:cstheme="majorBidi"/>
@@ -3475,6 +3516,7 @@
     </w:p>
     <w:p>
       <w:pPr>
+        <w:spacing w:after="60"/>
         <w:jc w:val="both"/>
         <w:rPr>
           <w:rFonts w:asciiTheme="majorBidi" w:hAnsiTheme="majorBidi" w:cstheme="majorBidi"/>
@@ -3586,6 +3628,7 @@
           <w:ilvl w:val="0"/>
           <w:numId w:val="11"/>
         </w:numPr>
+        <w:spacing w:after="120"/>
         <w:ind w:left="360"/>
         <w:jc w:val="both"/>
         <w:rPr>
@@ -3605,6 +3648,7 @@
     </w:p>
     <w:p>
       <w:pPr>
+        <w:spacing w:after="60"/>
         <w:jc w:val="both"/>
         <w:rPr>
           <w:rFonts w:asciiTheme="majorBidi" w:hAnsiTheme="majorBidi" w:cstheme="majorBidi"/>
@@ -3676,6 +3720,7 @@
           <w:ilvl w:val="0"/>
           <w:numId w:val="12"/>
         </w:numPr>
+        <w:spacing w:after="60"/>
         <w:ind w:left="360"/>
         <w:jc w:val="both"/>
         <w:rPr>
@@ -3713,6 +3758,7 @@
     </w:p>
     <w:p>
       <w:pPr>
+        <w:spacing w:after="60"/>
         <w:jc w:val="both"/>
         <w:rPr>
           <w:rFonts w:asciiTheme="majorBidi" w:hAnsiTheme="majorBidi" w:cstheme="majorBidi"/>
@@ -3755,6 +3801,7 @@
     </w:p>
     <w:p>
       <w:pPr>
+        <w:spacing w:after="60"/>
         <w:jc w:val="both"/>
         <w:rPr>
           <w:rFonts w:asciiTheme="majorBidi" w:hAnsiTheme="majorBidi" w:cstheme="majorBidi"/>
@@ -3798,6 +3845,8 @@
         <w:jc w:val="both"/>
         <w:rPr>
           <w:rFonts w:asciiTheme="majorBidi" w:hAnsiTheme="majorBidi" w:cstheme="majorBidi"/>
+          <w:b/>
+          <w:bCs/>
           <w:sz w:val="28"/>
           <w:szCs w:val="28"/>
         </w:rPr>
@@ -3806,6 +3855,8 @@
       <w:r>
         <w:rPr>
           <w:rFonts w:asciiTheme="majorBidi" w:hAnsiTheme="majorBidi" w:cstheme="majorBidi"/>
+          <w:b/>
+          <w:bCs/>
           <w:sz w:val="28"/>
           <w:szCs w:val="28"/>
         </w:rPr>
@@ -3824,6 +3875,8 @@
         <w:jc w:val="both"/>
         <w:rPr>
           <w:rFonts w:asciiTheme="majorBidi" w:hAnsiTheme="majorBidi" w:cstheme="majorBidi"/>
+          <w:b/>
+          <w:bCs/>
           <w:sz w:val="28"/>
           <w:szCs w:val="28"/>
         </w:rPr>
@@ -3832,6 +3885,8 @@
       <w:r>
         <w:rPr>
           <w:rFonts w:asciiTheme="majorBidi" w:hAnsiTheme="majorBidi" w:cstheme="majorBidi"/>
+          <w:b/>
+          <w:bCs/>
           <w:sz w:val="28"/>
           <w:szCs w:val="28"/>
         </w:rPr>
@@ -3841,6 +3896,8 @@
       <w:r>
         <w:rPr>
           <w:rFonts w:asciiTheme="majorBidi" w:hAnsiTheme="majorBidi" w:cstheme="majorBidi"/>
+          <w:b/>
+          <w:bCs/>
           <w:sz w:val="28"/>
           <w:szCs w:val="28"/>
         </w:rPr>
@@ -3858,13 +3915,17 @@
         <w:jc w:val="both"/>
         <w:rPr>
           <w:rFonts w:asciiTheme="majorBidi" w:hAnsiTheme="majorBidi" w:cstheme="majorBidi"/>
-          <w:sz w:val="28"/>
-          <w:szCs w:val="28"/>
-        </w:rPr>
-      </w:pPr>
-      <w:r>
-        <w:rPr>
-          <w:rFonts w:asciiTheme="majorBidi" w:hAnsiTheme="majorBidi" w:cstheme="majorBidi"/>
+          <w:b/>
+          <w:bCs/>
+          <w:sz w:val="28"/>
+          <w:szCs w:val="28"/>
+        </w:rPr>
+      </w:pPr>
+      <w:r>
+        <w:rPr>
+          <w:rFonts w:asciiTheme="majorBidi" w:hAnsiTheme="majorBidi" w:cstheme="majorBidi"/>
+          <w:b/>
+          <w:bCs/>
           <w:sz w:val="28"/>
           <w:szCs w:val="28"/>
         </w:rPr>
@@ -3873,31 +3934,27 @@
     </w:p>
     <w:p>
       <w:pPr>
-        <w:jc w:val="both"/>
-        <w:rPr>
-          <w:rFonts w:asciiTheme="majorBidi" w:hAnsiTheme="majorBidi" w:cstheme="majorBidi"/>
-          <w:b/>
-          <w:bCs/>
-          <w:sz w:val="28"/>
-          <w:szCs w:val="28"/>
-          <w:u w:val="single"/>
-        </w:rPr>
-      </w:pPr>
-      <w:r>
-        <w:rPr>
-          <w:rFonts w:asciiTheme="majorBidi" w:hAnsiTheme="majorBidi" w:cstheme="majorBidi"/>
-          <w:b/>
-          <w:bCs/>
-          <w:sz w:val="28"/>
-          <w:szCs w:val="28"/>
-          <w:u w:val="single"/>
-        </w:rPr>
-        <w:t>Node components are expected to run on every node.</w:t>
-      </w:r>
-    </w:p>
-    <w:p>
-      <w:pPr>
+        <w:pStyle w:val="ListParagraph"/>
+        <w:ind w:left="360"/>
+        <w:jc w:val="both"/>
+        <w:rPr>
+          <w:rFonts w:asciiTheme="majorBidi" w:hAnsiTheme="majorBidi" w:cstheme="majorBidi"/>
+          <w:b/>
+          <w:bCs/>
+          <w:sz w:val="6"/>
+          <w:szCs w:val="6"/>
+        </w:rPr>
+      </w:pPr>
+    </w:p>
+    <w:p>
+      <w:pPr>
+        <w:pStyle w:val="ListParagraph"/>
+        <w:numPr>
+          <w:ilvl w:val="0"/>
+          <w:numId w:val="34"/>
+        </w:numPr>
         <w:spacing w:after="120"/>
+        <w:ind w:left="360"/>
         <w:jc w:val="both"/>
         <w:rPr>
           <w:rFonts w:asciiTheme="majorBidi" w:hAnsiTheme="majorBidi" w:cstheme="majorBidi"/>
@@ -3907,7 +3964,6 @@
           <w:szCs w:val="32"/>
         </w:rPr>
       </w:pPr>
-      <w:proofErr w:type="spellStart"/>
       <w:r>
         <w:rPr>
           <w:rFonts w:asciiTheme="majorBidi" w:hAnsiTheme="majorBidi" w:cstheme="majorBidi"/>
@@ -3916,10 +3972,13 @@
           <w:sz w:val="32"/>
           <w:szCs w:val="32"/>
         </w:rPr>
-        <w:t>kubelet</w:t>
-      </w:r>
-      <w:proofErr w:type="spellEnd"/>
-      <w:r>
+        <w:t>Node components are expected to run on every node.</w:t>
+      </w:r>
+    </w:p>
+    <w:p>
+      <w:pPr>
+        <w:spacing w:after="120"/>
+        <w:jc w:val="both"/>
         <w:rPr>
           <w:rFonts w:asciiTheme="majorBidi" w:hAnsiTheme="majorBidi" w:cstheme="majorBidi"/>
           <w:b/>
@@ -3927,11 +3986,33 @@
           <w:sz w:val="32"/>
           <w:szCs w:val="32"/>
         </w:rPr>
+      </w:pPr>
+      <w:proofErr w:type="spellStart"/>
+      <w:r>
+        <w:rPr>
+          <w:rFonts w:asciiTheme="majorBidi" w:hAnsiTheme="majorBidi" w:cstheme="majorBidi"/>
+          <w:b/>
+          <w:bCs/>
+          <w:sz w:val="32"/>
+          <w:szCs w:val="32"/>
+        </w:rPr>
+        <w:t>kubelet</w:t>
+      </w:r>
+      <w:proofErr w:type="spellEnd"/>
+      <w:r>
+        <w:rPr>
+          <w:rFonts w:asciiTheme="majorBidi" w:hAnsiTheme="majorBidi" w:cstheme="majorBidi"/>
+          <w:b/>
+          <w:bCs/>
+          <w:sz w:val="32"/>
+          <w:szCs w:val="32"/>
+        </w:rPr>
         <w:t>:</w:t>
       </w:r>
     </w:p>
     <w:p>
       <w:pPr>
+        <w:spacing w:after="120"/>
         <w:jc w:val="both"/>
         <w:rPr>
           <w:rFonts w:asciiTheme="majorBidi" w:hAnsiTheme="majorBidi" w:cstheme="majorBidi"/>
@@ -4034,16 +4115,21 @@
     </w:p>
     <w:p>
       <w:pPr>
-        <w:jc w:val="both"/>
-        <w:rPr>
-          <w:rFonts w:asciiTheme="majorBidi" w:hAnsiTheme="majorBidi" w:cstheme="majorBidi"/>
-          <w:sz w:val="28"/>
-          <w:szCs w:val="28"/>
-        </w:rPr>
-      </w:pPr>
-      <w:r>
-        <w:rPr>
-          <w:rFonts w:asciiTheme="majorBidi" w:hAnsiTheme="majorBidi" w:cstheme="majorBidi"/>
+        <w:spacing w:after="60"/>
+        <w:jc w:val="both"/>
+        <w:rPr>
+          <w:rFonts w:asciiTheme="majorBidi" w:hAnsiTheme="majorBidi" w:cstheme="majorBidi"/>
+          <w:b/>
+          <w:bCs/>
+          <w:sz w:val="28"/>
+          <w:szCs w:val="28"/>
+        </w:rPr>
+      </w:pPr>
+      <w:r>
+        <w:rPr>
+          <w:rFonts w:asciiTheme="majorBidi" w:hAnsiTheme="majorBidi" w:cstheme="majorBidi"/>
+          <w:b/>
+          <w:bCs/>
           <w:sz w:val="28"/>
           <w:szCs w:val="28"/>
         </w:rPr>
@@ -4071,7 +4157,6 @@
           <w:sz w:val="28"/>
           <w:szCs w:val="28"/>
         </w:rPr>
-        <w:lastRenderedPageBreak/>
         <w:t>communicates with the API server</w:t>
       </w:r>
     </w:p>
@@ -4149,19 +4234,21 @@
     </w:p>
     <w:p>
       <w:pPr>
-        <w:jc w:val="both"/>
-        <w:rPr>
-          <w:rFonts w:asciiTheme="majorBidi" w:hAnsiTheme="majorBidi" w:cstheme="majorBidi"/>
-          <w:sz w:val="28"/>
-          <w:szCs w:val="28"/>
-        </w:rPr>
-      </w:pPr>
-      <w:r>
-        <w:rPr>
-          <w:rFonts w:asciiTheme="majorBidi" w:hAnsiTheme="majorBidi" w:cstheme="majorBidi"/>
-          <w:sz w:val="28"/>
-          <w:szCs w:val="28"/>
-        </w:rPr>
+        <w:spacing w:after="100"/>
+        <w:jc w:val="both"/>
+        <w:rPr>
+          <w:rFonts w:asciiTheme="majorBidi" w:hAnsiTheme="majorBidi" w:cstheme="majorBidi"/>
+          <w:sz w:val="28"/>
+          <w:szCs w:val="28"/>
+        </w:rPr>
+      </w:pPr>
+      <w:r>
+        <w:rPr>
+          <w:rFonts w:asciiTheme="majorBidi" w:hAnsiTheme="majorBidi" w:cstheme="majorBidi"/>
+          <w:sz w:val="28"/>
+          <w:szCs w:val="28"/>
+        </w:rPr>
+        <w:lastRenderedPageBreak/>
         <w:t xml:space="preserve">The </w:t>
       </w:r>
       <w:proofErr w:type="spellStart"/>
@@ -4201,53 +4288,22 @@
     </w:p>
     <w:p>
       <w:pPr>
-        <w:jc w:val="both"/>
-        <w:rPr>
-          <w:rFonts w:asciiTheme="majorBidi" w:hAnsiTheme="majorBidi" w:cstheme="majorBidi"/>
-          <w:sz w:val="28"/>
-          <w:szCs w:val="28"/>
-        </w:rPr>
-      </w:pPr>
-      <w:r>
-        <w:rPr>
-          <w:rFonts w:asciiTheme="majorBidi" w:hAnsiTheme="majorBidi" w:cstheme="majorBidi"/>
-          <w:sz w:val="28"/>
-          <w:szCs w:val="28"/>
-        </w:rPr>
-        <w:t xml:space="preserve">Key points from the </w:t>
-      </w:r>
-      <w:r>
-        <w:rPr>
-          <w:rFonts w:asciiTheme="majorBidi" w:hAnsiTheme="majorBidi" w:cstheme="majorBidi"/>
-          <w:sz w:val="28"/>
-          <w:szCs w:val="28"/>
-        </w:rPr>
-        <w:t xml:space="preserve">Kubernetes </w:t>
-      </w:r>
-      <w:r>
-        <w:rPr>
-          <w:rFonts w:asciiTheme="majorBidi" w:hAnsiTheme="majorBidi" w:cstheme="majorBidi"/>
-          <w:sz w:val="28"/>
-          <w:szCs w:val="28"/>
-        </w:rPr>
-        <w:t>documentation:</w:t>
-      </w:r>
-    </w:p>
-    <w:p>
-      <w:pPr>
-        <w:pStyle w:val="ListParagraph"/>
-        <w:numPr>
-          <w:ilvl w:val="0"/>
-          <w:numId w:val="22"/>
-        </w:numPr>
-        <w:ind w:left="360"/>
-        <w:jc w:val="both"/>
-        <w:rPr>
-          <w:rFonts w:asciiTheme="majorBidi" w:hAnsiTheme="majorBidi" w:cstheme="majorBidi"/>
-          <w:sz w:val="28"/>
-          <w:szCs w:val="28"/>
-        </w:rPr>
-      </w:pPr>
+        <w:spacing w:after="100"/>
+        <w:jc w:val="both"/>
+        <w:rPr>
+          <w:rFonts w:asciiTheme="majorBidi" w:hAnsiTheme="majorBidi" w:cstheme="majorBidi"/>
+          <w:sz w:val="28"/>
+          <w:szCs w:val="28"/>
+        </w:rPr>
+      </w:pPr>
+      <w:r>
+        <w:rPr>
+          <w:rFonts w:asciiTheme="majorBidi" w:hAnsiTheme="majorBidi" w:cstheme="majorBidi"/>
+          <w:sz w:val="28"/>
+          <w:szCs w:val="28"/>
+        </w:rPr>
+        <w:t xml:space="preserve">Because control plane nodes are also nodes, they also run </w:t>
+      </w:r>
       <w:proofErr w:type="spellStart"/>
       <w:r>
         <w:rPr>
@@ -4264,147 +4320,12 @@
           <w:sz w:val="28"/>
           <w:szCs w:val="28"/>
         </w:rPr>
-        <w:t xml:space="preserve"> runs on every node</w:t>
-      </w:r>
-    </w:p>
-    <w:p>
-      <w:pPr>
-        <w:pStyle w:val="ListParagraph"/>
-        <w:numPr>
-          <w:ilvl w:val="0"/>
-          <w:numId w:val="22"/>
-        </w:numPr>
-        <w:ind w:left="360"/>
-        <w:jc w:val="both"/>
-        <w:rPr>
-          <w:rFonts w:asciiTheme="majorBidi" w:hAnsiTheme="majorBidi" w:cstheme="majorBidi"/>
-          <w:sz w:val="28"/>
-          <w:szCs w:val="28"/>
-        </w:rPr>
-      </w:pPr>
-      <w:r>
-        <w:rPr>
-          <w:rFonts w:asciiTheme="majorBidi" w:hAnsiTheme="majorBidi" w:cstheme="majorBidi"/>
-          <w:sz w:val="28"/>
-          <w:szCs w:val="28"/>
-        </w:rPr>
-        <w:t xml:space="preserve">it communicates with the </w:t>
-      </w:r>
-      <w:proofErr w:type="spellStart"/>
-      <w:r>
-        <w:rPr>
-          <w:rFonts w:asciiTheme="majorBidi" w:hAnsiTheme="majorBidi" w:cstheme="majorBidi"/>
-          <w:sz w:val="28"/>
-          <w:szCs w:val="28"/>
-        </w:rPr>
-        <w:t>kube-apiserver</w:t>
-      </w:r>
-      <w:proofErr w:type="spellEnd"/>
-    </w:p>
-    <w:p>
-      <w:pPr>
-        <w:pStyle w:val="ListParagraph"/>
-        <w:numPr>
-          <w:ilvl w:val="0"/>
-          <w:numId w:val="22"/>
-        </w:numPr>
-        <w:ind w:left="360"/>
-        <w:jc w:val="both"/>
-        <w:rPr>
-          <w:rFonts w:asciiTheme="majorBidi" w:hAnsiTheme="majorBidi" w:cstheme="majorBidi"/>
-          <w:sz w:val="28"/>
-          <w:szCs w:val="28"/>
-        </w:rPr>
-      </w:pPr>
-      <w:r>
-        <w:rPr>
-          <w:rFonts w:asciiTheme="majorBidi" w:hAnsiTheme="majorBidi" w:cstheme="majorBidi"/>
-          <w:sz w:val="28"/>
-          <w:szCs w:val="28"/>
-        </w:rPr>
-        <w:t xml:space="preserve">it ensures the containers described in </w:t>
-      </w:r>
-      <w:proofErr w:type="spellStart"/>
-      <w:r>
-        <w:rPr>
-          <w:rFonts w:asciiTheme="majorBidi" w:hAnsiTheme="majorBidi" w:cstheme="majorBidi"/>
-          <w:sz w:val="28"/>
-          <w:szCs w:val="28"/>
-        </w:rPr>
-        <w:t>PodSpecs</w:t>
-      </w:r>
-      <w:proofErr w:type="spellEnd"/>
-      <w:r>
-        <w:rPr>
-          <w:rFonts w:asciiTheme="majorBidi" w:hAnsiTheme="majorBidi" w:cstheme="majorBidi"/>
-          <w:sz w:val="28"/>
-          <w:szCs w:val="28"/>
-        </w:rPr>
-        <w:t xml:space="preserve"> are running</w:t>
-      </w:r>
-    </w:p>
-    <w:p>
-      <w:pPr>
-        <w:pStyle w:val="ListParagraph"/>
-        <w:numPr>
-          <w:ilvl w:val="0"/>
-          <w:numId w:val="22"/>
-        </w:numPr>
-        <w:ind w:left="360"/>
-        <w:jc w:val="both"/>
-        <w:rPr>
-          <w:rFonts w:asciiTheme="majorBidi" w:hAnsiTheme="majorBidi" w:cstheme="majorBidi"/>
-          <w:sz w:val="28"/>
-          <w:szCs w:val="28"/>
-        </w:rPr>
-      </w:pPr>
-      <w:r>
-        <w:rPr>
-          <w:rFonts w:asciiTheme="majorBidi" w:hAnsiTheme="majorBidi" w:cstheme="majorBidi"/>
-          <w:sz w:val="28"/>
-          <w:szCs w:val="28"/>
-        </w:rPr>
-        <w:t>it reports node and pod status back to the control plane</w:t>
-      </w:r>
-    </w:p>
-    <w:p>
-      <w:pPr>
-        <w:jc w:val="both"/>
-        <w:rPr>
-          <w:rFonts w:asciiTheme="majorBidi" w:hAnsiTheme="majorBidi" w:cstheme="majorBidi"/>
-          <w:sz w:val="28"/>
-          <w:szCs w:val="28"/>
-        </w:rPr>
-      </w:pPr>
-      <w:r>
-        <w:rPr>
-          <w:rFonts w:asciiTheme="majorBidi" w:hAnsiTheme="majorBidi" w:cstheme="majorBidi"/>
-          <w:sz w:val="28"/>
-          <w:szCs w:val="28"/>
-        </w:rPr>
-        <w:t xml:space="preserve">Because control plane nodes are also nodes, they also run </w:t>
-      </w:r>
-      <w:proofErr w:type="spellStart"/>
-      <w:r>
-        <w:rPr>
-          <w:rFonts w:asciiTheme="majorBidi" w:hAnsiTheme="majorBidi" w:cstheme="majorBidi"/>
-          <w:sz w:val="28"/>
-          <w:szCs w:val="28"/>
-        </w:rPr>
-        <w:t>kubelet</w:t>
-      </w:r>
-      <w:proofErr w:type="spellEnd"/>
-      <w:r>
-        <w:rPr>
-          <w:rFonts w:asciiTheme="majorBidi" w:hAnsiTheme="majorBidi" w:cstheme="majorBidi"/>
-          <w:sz w:val="28"/>
-          <w:szCs w:val="28"/>
-        </w:rPr>
         <w:t>.</w:t>
       </w:r>
     </w:p>
     <w:p>
       <w:pPr>
+        <w:spacing w:after="60"/>
         <w:jc w:val="both"/>
         <w:rPr>
           <w:rFonts w:asciiTheme="majorBidi" w:hAnsiTheme="majorBidi" w:cstheme="majorBidi"/>
@@ -4470,6 +4391,7 @@
           <w:ilvl w:val="0"/>
           <w:numId w:val="23"/>
         </w:numPr>
+        <w:spacing w:after="120"/>
         <w:ind w:left="360"/>
         <w:jc w:val="both"/>
         <w:rPr>
@@ -4489,6 +4411,7 @@
     </w:p>
     <w:p>
       <w:pPr>
+        <w:spacing w:after="60"/>
         <w:jc w:val="both"/>
         <w:rPr>
           <w:rFonts w:asciiTheme="majorBidi" w:hAnsiTheme="majorBidi" w:cstheme="majorBidi"/>
@@ -4521,388 +4444,454 @@
     </w:p>
     <w:p>
       <w:pPr>
+        <w:spacing w:after="40"/>
+        <w:jc w:val="both"/>
+        <w:rPr>
+          <w:rFonts w:asciiTheme="majorBidi" w:hAnsiTheme="majorBidi" w:cstheme="majorBidi"/>
+          <w:sz w:val="28"/>
+          <w:szCs w:val="28"/>
+        </w:rPr>
+      </w:pPr>
+      <w:r>
+        <w:rPr>
+          <w:rFonts w:asciiTheme="majorBidi" w:hAnsiTheme="majorBidi" w:cstheme="majorBidi"/>
+          <w:sz w:val="28"/>
+          <w:szCs w:val="28"/>
+        </w:rPr>
+        <w:t xml:space="preserve">The </w:t>
+      </w:r>
+      <w:proofErr w:type="spellStart"/>
+      <w:r>
+        <w:rPr>
+          <w:rFonts w:asciiTheme="majorBidi" w:hAnsiTheme="majorBidi" w:cstheme="majorBidi"/>
+          <w:sz w:val="28"/>
+          <w:szCs w:val="28"/>
+        </w:rPr>
+        <w:t>kubelet</w:t>
+      </w:r>
+      <w:proofErr w:type="spellEnd"/>
+      <w:r>
+        <w:rPr>
+          <w:rFonts w:asciiTheme="majorBidi" w:hAnsiTheme="majorBidi" w:cstheme="majorBidi"/>
+          <w:sz w:val="28"/>
+          <w:szCs w:val="28"/>
+        </w:rPr>
+        <w:t xml:space="preserve"> is the primary node agent in Kubernetes and runs on every node in the cluster. Its main responsibility is to ensure that the containers described in Pod specifications (</w:t>
+      </w:r>
+      <w:proofErr w:type="spellStart"/>
+      <w:r>
+        <w:rPr>
+          <w:rFonts w:asciiTheme="majorBidi" w:hAnsiTheme="majorBidi" w:cstheme="majorBidi"/>
+          <w:b/>
+          <w:bCs/>
+          <w:i/>
+          <w:iCs/>
+          <w:sz w:val="28"/>
+          <w:szCs w:val="28"/>
+        </w:rPr>
+        <w:t>PodSpecs</w:t>
+      </w:r>
+      <w:proofErr w:type="spellEnd"/>
+      <w:r>
+        <w:rPr>
+          <w:rFonts w:asciiTheme="majorBidi" w:hAnsiTheme="majorBidi" w:cstheme="majorBidi"/>
+          <w:sz w:val="28"/>
+          <w:szCs w:val="28"/>
+        </w:rPr>
+        <w:t xml:space="preserve">) are running correctly on the node. In the overall architecture, </w:t>
+      </w:r>
+      <w:proofErr w:type="spellStart"/>
+      <w:r>
+        <w:rPr>
+          <w:rFonts w:asciiTheme="majorBidi" w:hAnsiTheme="majorBidi" w:cstheme="majorBidi"/>
+          <w:sz w:val="28"/>
+          <w:szCs w:val="28"/>
+        </w:rPr>
+        <w:t>kubelet</w:t>
+      </w:r>
+      <w:proofErr w:type="spellEnd"/>
+      <w:r>
+        <w:rPr>
+          <w:rFonts w:asciiTheme="majorBidi" w:hAnsiTheme="majorBidi" w:cstheme="majorBidi"/>
+          <w:sz w:val="28"/>
+          <w:szCs w:val="28"/>
+        </w:rPr>
+        <w:t xml:space="preserve"> acts as the component that executes the decisions made by the control plane, making it the operational bridge between the cluster’s desired state and the actual workloads running on the node.</w:t>
+      </w:r>
+    </w:p>
+    <w:p>
+      <w:pPr>
+        <w:spacing w:after="40"/>
+        <w:jc w:val="both"/>
+        <w:rPr>
+          <w:rFonts w:asciiTheme="majorBidi" w:hAnsiTheme="majorBidi" w:cstheme="majorBidi"/>
+          <w:sz w:val="28"/>
+          <w:szCs w:val="28"/>
+        </w:rPr>
+      </w:pPr>
+      <w:r>
+        <w:rPr>
+          <w:rFonts w:asciiTheme="majorBidi" w:hAnsiTheme="majorBidi" w:cstheme="majorBidi"/>
+          <w:sz w:val="28"/>
+          <w:szCs w:val="28"/>
+        </w:rPr>
+        <w:t xml:space="preserve">When a user requests a workload such as </w:t>
+      </w:r>
+      <w:proofErr w:type="gramStart"/>
+      <w:r>
+        <w:rPr>
+          <w:rFonts w:asciiTheme="majorBidi" w:hAnsiTheme="majorBidi" w:cstheme="majorBidi"/>
+          <w:sz w:val="28"/>
+          <w:szCs w:val="28"/>
+        </w:rPr>
+        <w:t>an</w:t>
+      </w:r>
+      <w:proofErr w:type="gramEnd"/>
+      <w:r>
+        <w:rPr>
+          <w:rFonts w:asciiTheme="majorBidi" w:hAnsiTheme="majorBidi" w:cstheme="majorBidi"/>
+          <w:sz w:val="28"/>
+          <w:szCs w:val="28"/>
+        </w:rPr>
+        <w:t xml:space="preserve"> Nginx Pod, the request is processed by the </w:t>
+      </w:r>
+      <w:proofErr w:type="spellStart"/>
+      <w:r>
+        <w:rPr>
+          <w:rFonts w:asciiTheme="majorBidi" w:hAnsiTheme="majorBidi" w:cstheme="majorBidi"/>
+          <w:b/>
+          <w:bCs/>
+          <w:sz w:val="28"/>
+          <w:szCs w:val="28"/>
+        </w:rPr>
+        <w:t>kube-apiserver</w:t>
+      </w:r>
+      <w:proofErr w:type="spellEnd"/>
+      <w:r>
+        <w:rPr>
+          <w:rFonts w:asciiTheme="majorBidi" w:hAnsiTheme="majorBidi" w:cstheme="majorBidi"/>
+          <w:sz w:val="28"/>
+          <w:szCs w:val="28"/>
+        </w:rPr>
+        <w:t xml:space="preserve"> and stored in </w:t>
+      </w:r>
+      <w:proofErr w:type="spellStart"/>
+      <w:r>
+        <w:rPr>
+          <w:rFonts w:asciiTheme="majorBidi" w:hAnsiTheme="majorBidi" w:cstheme="majorBidi"/>
+          <w:b/>
+          <w:bCs/>
+          <w:sz w:val="28"/>
+          <w:szCs w:val="28"/>
+        </w:rPr>
+        <w:t>etcd</w:t>
+      </w:r>
+      <w:proofErr w:type="spellEnd"/>
+      <w:r>
+        <w:rPr>
+          <w:rFonts w:asciiTheme="majorBidi" w:hAnsiTheme="majorBidi" w:cstheme="majorBidi"/>
+          <w:sz w:val="28"/>
+          <w:szCs w:val="28"/>
+        </w:rPr>
+        <w:t xml:space="preserve">. The scheduler then determines which node should run that Pod and records the decision in the Pod specification. The </w:t>
+      </w:r>
+      <w:proofErr w:type="spellStart"/>
+      <w:r>
+        <w:rPr>
+          <w:rFonts w:asciiTheme="majorBidi" w:hAnsiTheme="majorBidi" w:cstheme="majorBidi"/>
+          <w:b/>
+          <w:bCs/>
+          <w:sz w:val="28"/>
+          <w:szCs w:val="28"/>
+        </w:rPr>
+        <w:t>kubelet</w:t>
+      </w:r>
+      <w:proofErr w:type="spellEnd"/>
+      <w:r>
+        <w:rPr>
+          <w:rFonts w:asciiTheme="majorBidi" w:hAnsiTheme="majorBidi" w:cstheme="majorBidi"/>
+          <w:sz w:val="28"/>
+          <w:szCs w:val="28"/>
+        </w:rPr>
+        <w:t xml:space="preserve"> running on the selected node continuously watches the API server for Pods that have been assigned to its node. When it detects a new Pod assignment, </w:t>
+      </w:r>
+      <w:proofErr w:type="spellStart"/>
+      <w:r>
+        <w:rPr>
+          <w:rFonts w:asciiTheme="majorBidi" w:hAnsiTheme="majorBidi" w:cstheme="majorBidi"/>
+          <w:b/>
+          <w:bCs/>
+          <w:sz w:val="28"/>
+          <w:szCs w:val="28"/>
+        </w:rPr>
+        <w:t>kubelet</w:t>
+      </w:r>
+      <w:proofErr w:type="spellEnd"/>
+      <w:r>
+        <w:rPr>
+          <w:rFonts w:asciiTheme="majorBidi" w:hAnsiTheme="majorBidi" w:cstheme="majorBidi"/>
+          <w:sz w:val="28"/>
+          <w:szCs w:val="28"/>
+        </w:rPr>
+        <w:t xml:space="preserve"> takes responsibility for running it.</w:t>
+      </w:r>
+    </w:p>
+    <w:p>
+      <w:pPr>
+        <w:spacing w:after="40"/>
+        <w:jc w:val="both"/>
+        <w:rPr>
+          <w:rFonts w:asciiTheme="majorBidi" w:hAnsiTheme="majorBidi" w:cstheme="majorBidi"/>
+          <w:sz w:val="28"/>
+          <w:szCs w:val="28"/>
+        </w:rPr>
+      </w:pPr>
+      <w:r>
+        <w:rPr>
+          <w:rFonts w:asciiTheme="majorBidi" w:hAnsiTheme="majorBidi" w:cstheme="majorBidi"/>
+          <w:sz w:val="28"/>
+          <w:szCs w:val="28"/>
+        </w:rPr>
+        <w:t xml:space="preserve">To start the Pod, </w:t>
+      </w:r>
+      <w:proofErr w:type="spellStart"/>
+      <w:r>
+        <w:rPr>
+          <w:rFonts w:asciiTheme="majorBidi" w:hAnsiTheme="majorBidi" w:cstheme="majorBidi"/>
+          <w:b/>
+          <w:bCs/>
+          <w:sz w:val="28"/>
+          <w:szCs w:val="28"/>
+        </w:rPr>
+        <w:t>kubelet</w:t>
+      </w:r>
+      <w:proofErr w:type="spellEnd"/>
+      <w:r>
+        <w:rPr>
+          <w:rFonts w:asciiTheme="majorBidi" w:hAnsiTheme="majorBidi" w:cstheme="majorBidi"/>
+          <w:sz w:val="28"/>
+          <w:szCs w:val="28"/>
+        </w:rPr>
+        <w:t xml:space="preserve"> interacts with the container runtime on the node (such as </w:t>
+      </w:r>
+      <w:proofErr w:type="spellStart"/>
+      <w:r>
+        <w:rPr>
+          <w:rFonts w:asciiTheme="majorBidi" w:hAnsiTheme="majorBidi" w:cstheme="majorBidi"/>
+          <w:b/>
+          <w:bCs/>
+          <w:sz w:val="28"/>
+          <w:szCs w:val="28"/>
+        </w:rPr>
+        <w:t>containerd</w:t>
+      </w:r>
+      <w:proofErr w:type="spellEnd"/>
+      <w:r>
+        <w:rPr>
+          <w:rFonts w:asciiTheme="majorBidi" w:hAnsiTheme="majorBidi" w:cstheme="majorBidi"/>
+          <w:sz w:val="28"/>
+          <w:szCs w:val="28"/>
+        </w:rPr>
+        <w:t xml:space="preserve"> or CRI‑O). It ensures the required container images are pulled, the containers are created and started, and any specified configurations are applied. This includes setting up volumes, configuring environment variables, applying resource limits, and ensuring network settings and exposed ports are properly configured. </w:t>
+      </w:r>
+      <w:proofErr w:type="spellStart"/>
+      <w:r>
+        <w:rPr>
+          <w:rFonts w:asciiTheme="majorBidi" w:hAnsiTheme="majorBidi" w:cstheme="majorBidi"/>
+          <w:sz w:val="28"/>
+          <w:szCs w:val="28"/>
+        </w:rPr>
+        <w:t>Kubelet</w:t>
+      </w:r>
+      <w:proofErr w:type="spellEnd"/>
+      <w:r>
+        <w:rPr>
+          <w:rFonts w:asciiTheme="majorBidi" w:hAnsiTheme="majorBidi" w:cstheme="majorBidi"/>
+          <w:sz w:val="28"/>
+          <w:szCs w:val="28"/>
+        </w:rPr>
+        <w:t xml:space="preserve"> also reports the status of the node and its running Pods back to the API server.</w:t>
+      </w:r>
+    </w:p>
+    <w:p>
+      <w:pPr>
+        <w:spacing w:after="40"/>
+        <w:jc w:val="both"/>
+        <w:rPr>
+          <w:rFonts w:asciiTheme="majorBidi" w:hAnsiTheme="majorBidi" w:cstheme="majorBidi"/>
+          <w:sz w:val="28"/>
+          <w:szCs w:val="28"/>
+        </w:rPr>
+      </w:pPr>
+      <w:proofErr w:type="spellStart"/>
+      <w:r>
+        <w:rPr>
+          <w:rFonts w:asciiTheme="majorBidi" w:hAnsiTheme="majorBidi" w:cstheme="majorBidi"/>
+          <w:b/>
+          <w:bCs/>
+          <w:sz w:val="28"/>
+          <w:szCs w:val="28"/>
+        </w:rPr>
+        <w:t>Kubelet</w:t>
+      </w:r>
+      <w:proofErr w:type="spellEnd"/>
+      <w:r>
+        <w:rPr>
+          <w:rFonts w:asciiTheme="majorBidi" w:hAnsiTheme="majorBidi" w:cstheme="majorBidi"/>
+          <w:sz w:val="28"/>
+          <w:szCs w:val="28"/>
+        </w:rPr>
+        <w:t xml:space="preserve"> is also responsible for maintaining the health of Pods on its node. It continuously monitors container status and enforces restart policies defined in the Pod specification. If a container inside a </w:t>
+      </w:r>
+      <w:proofErr w:type="gramStart"/>
+      <w:r>
+        <w:rPr>
+          <w:rFonts w:asciiTheme="majorBidi" w:hAnsiTheme="majorBidi" w:cstheme="majorBidi"/>
+          <w:sz w:val="28"/>
+          <w:szCs w:val="28"/>
+        </w:rPr>
+        <w:t>Pod crashes</w:t>
+      </w:r>
+      <w:proofErr w:type="gramEnd"/>
+      <w:r>
+        <w:rPr>
+          <w:rFonts w:asciiTheme="majorBidi" w:hAnsiTheme="majorBidi" w:cstheme="majorBidi"/>
+          <w:sz w:val="28"/>
+          <w:szCs w:val="28"/>
+        </w:rPr>
+        <w:t xml:space="preserve"> or stops unexpectedly, </w:t>
+      </w:r>
+      <w:proofErr w:type="spellStart"/>
+      <w:r>
+        <w:rPr>
+          <w:rFonts w:asciiTheme="majorBidi" w:hAnsiTheme="majorBidi" w:cstheme="majorBidi"/>
+          <w:sz w:val="28"/>
+          <w:szCs w:val="28"/>
+        </w:rPr>
+        <w:t>kubelet</w:t>
+      </w:r>
+      <w:proofErr w:type="spellEnd"/>
+      <w:r>
+        <w:rPr>
+          <w:rFonts w:asciiTheme="majorBidi" w:hAnsiTheme="majorBidi" w:cstheme="majorBidi"/>
+          <w:sz w:val="28"/>
+          <w:szCs w:val="28"/>
+        </w:rPr>
+        <w:t xml:space="preserve"> attempts to restart it according to the configured policy. This behavior contributes to Kubernetes’ self‑healing capabilities at the node level.</w:t>
+      </w:r>
+    </w:p>
+    <w:p>
+      <w:pPr>
+        <w:spacing w:after="120"/>
+        <w:jc w:val="both"/>
+        <w:rPr>
+          <w:rFonts w:asciiTheme="majorBidi" w:hAnsiTheme="majorBidi" w:cstheme="majorBidi"/>
+          <w:sz w:val="28"/>
+          <w:szCs w:val="28"/>
+        </w:rPr>
+      </w:pPr>
+      <w:r>
+        <w:rPr>
+          <w:rFonts w:asciiTheme="majorBidi" w:hAnsiTheme="majorBidi" w:cstheme="majorBidi"/>
+          <w:sz w:val="28"/>
+          <w:szCs w:val="28"/>
+        </w:rPr>
+        <w:t xml:space="preserve">In addition to managing application workloads, </w:t>
+      </w:r>
+      <w:proofErr w:type="spellStart"/>
+      <w:r>
+        <w:rPr>
+          <w:rFonts w:asciiTheme="majorBidi" w:hAnsiTheme="majorBidi" w:cstheme="majorBidi"/>
+          <w:sz w:val="28"/>
+          <w:szCs w:val="28"/>
+        </w:rPr>
+        <w:t>kubelet</w:t>
+      </w:r>
+      <w:proofErr w:type="spellEnd"/>
+      <w:r>
+        <w:rPr>
+          <w:rFonts w:asciiTheme="majorBidi" w:hAnsiTheme="majorBidi" w:cstheme="majorBidi"/>
+          <w:sz w:val="28"/>
+          <w:szCs w:val="28"/>
+        </w:rPr>
+        <w:t xml:space="preserve"> is also responsible for starting and managing certain cluster components that run as Pods, particularly the static Pods used by many Kubernetes installations to run control plane components such as the </w:t>
+      </w:r>
+      <w:r>
+        <w:rPr>
+          <w:rFonts w:asciiTheme="majorBidi" w:hAnsiTheme="majorBidi" w:cstheme="majorBidi"/>
+          <w:b/>
+          <w:bCs/>
+          <w:sz w:val="28"/>
+          <w:szCs w:val="28"/>
+        </w:rPr>
+        <w:t>API server</w:t>
+      </w:r>
+      <w:r>
+        <w:rPr>
+          <w:rFonts w:asciiTheme="majorBidi" w:hAnsiTheme="majorBidi" w:cstheme="majorBidi"/>
+          <w:sz w:val="28"/>
+          <w:szCs w:val="28"/>
+        </w:rPr>
+        <w:t xml:space="preserve">, </w:t>
+      </w:r>
+      <w:r>
+        <w:rPr>
+          <w:rFonts w:asciiTheme="majorBidi" w:hAnsiTheme="majorBidi" w:cstheme="majorBidi"/>
+          <w:b/>
+          <w:bCs/>
+          <w:sz w:val="28"/>
+          <w:szCs w:val="28"/>
+        </w:rPr>
+        <w:t>scheduler</w:t>
+      </w:r>
+      <w:r>
+        <w:rPr>
+          <w:rFonts w:asciiTheme="majorBidi" w:hAnsiTheme="majorBidi" w:cstheme="majorBidi"/>
+          <w:sz w:val="28"/>
+          <w:szCs w:val="28"/>
+        </w:rPr>
+        <w:t xml:space="preserve">, and </w:t>
+      </w:r>
+      <w:r>
+        <w:rPr>
+          <w:rFonts w:asciiTheme="majorBidi" w:hAnsiTheme="majorBidi" w:cstheme="majorBidi"/>
+          <w:b/>
+          <w:bCs/>
+          <w:sz w:val="28"/>
+          <w:szCs w:val="28"/>
+        </w:rPr>
+        <w:t>controller manager</w:t>
+      </w:r>
+      <w:r>
+        <w:rPr>
+          <w:rFonts w:asciiTheme="majorBidi" w:hAnsiTheme="majorBidi" w:cstheme="majorBidi"/>
+          <w:sz w:val="28"/>
+          <w:szCs w:val="28"/>
+        </w:rPr>
+        <w:t xml:space="preserve">. Because of this responsibility, </w:t>
+      </w:r>
+      <w:proofErr w:type="spellStart"/>
+      <w:r>
+        <w:rPr>
+          <w:rFonts w:asciiTheme="majorBidi" w:hAnsiTheme="majorBidi" w:cstheme="majorBidi"/>
+          <w:sz w:val="28"/>
+          <w:szCs w:val="28"/>
+        </w:rPr>
+        <w:t>kubelet</w:t>
+      </w:r>
+      <w:proofErr w:type="spellEnd"/>
+      <w:r>
+        <w:rPr>
+          <w:rFonts w:asciiTheme="majorBidi" w:hAnsiTheme="majorBidi" w:cstheme="majorBidi"/>
+          <w:sz w:val="28"/>
+          <w:szCs w:val="28"/>
+        </w:rPr>
+        <w:t xml:space="preserve"> plays a central role in ensuring that both system components and user workloads are properly running on each node.</w:t>
+      </w:r>
+    </w:p>
+    <w:p>
+      <w:pPr>
         <w:spacing w:after="60"/>
-        <w:jc w:val="both"/>
-        <w:rPr>
-          <w:rFonts w:asciiTheme="majorBidi" w:hAnsiTheme="majorBidi" w:cstheme="majorBidi"/>
-          <w:sz w:val="28"/>
-          <w:szCs w:val="28"/>
-        </w:rPr>
-      </w:pPr>
-      <w:r>
-        <w:rPr>
-          <w:rFonts w:asciiTheme="majorBidi" w:hAnsiTheme="majorBidi" w:cstheme="majorBidi"/>
-          <w:sz w:val="28"/>
-          <w:szCs w:val="28"/>
-        </w:rPr>
-        <w:t xml:space="preserve">The </w:t>
-      </w:r>
-      <w:proofErr w:type="spellStart"/>
-      <w:r>
-        <w:rPr>
-          <w:rFonts w:asciiTheme="majorBidi" w:hAnsiTheme="majorBidi" w:cstheme="majorBidi"/>
-          <w:sz w:val="28"/>
-          <w:szCs w:val="28"/>
-        </w:rPr>
-        <w:t>kubelet</w:t>
-      </w:r>
-      <w:proofErr w:type="spellEnd"/>
-      <w:r>
-        <w:rPr>
-          <w:rFonts w:asciiTheme="majorBidi" w:hAnsiTheme="majorBidi" w:cstheme="majorBidi"/>
-          <w:sz w:val="28"/>
-          <w:szCs w:val="28"/>
-        </w:rPr>
-        <w:t xml:space="preserve"> is the primary node agent in Kubernetes and runs on every node in the cluster. Its main responsibility is to ensure that the containers described in Pod specifications (</w:t>
-      </w:r>
-      <w:proofErr w:type="spellStart"/>
-      <w:r>
-        <w:rPr>
-          <w:rFonts w:asciiTheme="majorBidi" w:hAnsiTheme="majorBidi" w:cstheme="majorBidi"/>
-          <w:sz w:val="28"/>
-          <w:szCs w:val="28"/>
-        </w:rPr>
-        <w:t>PodSpecs</w:t>
-      </w:r>
-      <w:proofErr w:type="spellEnd"/>
-      <w:r>
-        <w:rPr>
-          <w:rFonts w:asciiTheme="majorBidi" w:hAnsiTheme="majorBidi" w:cstheme="majorBidi"/>
-          <w:sz w:val="28"/>
-          <w:szCs w:val="28"/>
-        </w:rPr>
-        <w:t xml:space="preserve">) are running correctly on the node. In the overall architecture, </w:t>
-      </w:r>
-      <w:proofErr w:type="spellStart"/>
-      <w:r>
-        <w:rPr>
-          <w:rFonts w:asciiTheme="majorBidi" w:hAnsiTheme="majorBidi" w:cstheme="majorBidi"/>
-          <w:sz w:val="28"/>
-          <w:szCs w:val="28"/>
-        </w:rPr>
-        <w:t>kubelet</w:t>
-      </w:r>
-      <w:proofErr w:type="spellEnd"/>
-      <w:r>
-        <w:rPr>
-          <w:rFonts w:asciiTheme="majorBidi" w:hAnsiTheme="majorBidi" w:cstheme="majorBidi"/>
-          <w:sz w:val="28"/>
-          <w:szCs w:val="28"/>
-        </w:rPr>
-        <w:t xml:space="preserve"> acts as the component that executes the decisions made by the control plane, making it the operational bridge between the cluster’s desired state and the actual workloads running on the node.</w:t>
-      </w:r>
-    </w:p>
-    <w:p>
-      <w:pPr>
-        <w:spacing w:after="60"/>
-        <w:jc w:val="both"/>
-        <w:rPr>
-          <w:rFonts w:asciiTheme="majorBidi" w:hAnsiTheme="majorBidi" w:cstheme="majorBidi"/>
-          <w:sz w:val="28"/>
-          <w:szCs w:val="28"/>
-        </w:rPr>
-      </w:pPr>
-      <w:r>
-        <w:rPr>
-          <w:rFonts w:asciiTheme="majorBidi" w:hAnsiTheme="majorBidi" w:cstheme="majorBidi"/>
-          <w:sz w:val="28"/>
-          <w:szCs w:val="28"/>
-        </w:rPr>
-        <w:t xml:space="preserve">When a user requests a workload such as </w:t>
-      </w:r>
-      <w:proofErr w:type="gramStart"/>
-      <w:r>
-        <w:rPr>
-          <w:rFonts w:asciiTheme="majorBidi" w:hAnsiTheme="majorBidi" w:cstheme="majorBidi"/>
-          <w:sz w:val="28"/>
-          <w:szCs w:val="28"/>
-        </w:rPr>
-        <w:t>an</w:t>
-      </w:r>
-      <w:proofErr w:type="gramEnd"/>
-      <w:r>
-        <w:rPr>
-          <w:rFonts w:asciiTheme="majorBidi" w:hAnsiTheme="majorBidi" w:cstheme="majorBidi"/>
-          <w:sz w:val="28"/>
-          <w:szCs w:val="28"/>
-        </w:rPr>
-        <w:t xml:space="preserve"> Nginx Pod, the request is processed by the </w:t>
-      </w:r>
-      <w:proofErr w:type="spellStart"/>
-      <w:r>
-        <w:rPr>
-          <w:rFonts w:asciiTheme="majorBidi" w:hAnsiTheme="majorBidi" w:cstheme="majorBidi"/>
-          <w:sz w:val="28"/>
-          <w:szCs w:val="28"/>
-        </w:rPr>
-        <w:t>kube-apiserver</w:t>
-      </w:r>
-      <w:proofErr w:type="spellEnd"/>
-      <w:r>
-        <w:rPr>
-          <w:rFonts w:asciiTheme="majorBidi" w:hAnsiTheme="majorBidi" w:cstheme="majorBidi"/>
-          <w:sz w:val="28"/>
-          <w:szCs w:val="28"/>
-        </w:rPr>
-        <w:t xml:space="preserve"> and stored in </w:t>
-      </w:r>
-      <w:proofErr w:type="spellStart"/>
-      <w:r>
-        <w:rPr>
-          <w:rFonts w:asciiTheme="majorBidi" w:hAnsiTheme="majorBidi" w:cstheme="majorBidi"/>
-          <w:sz w:val="28"/>
-          <w:szCs w:val="28"/>
-        </w:rPr>
-        <w:t>etcd</w:t>
-      </w:r>
-      <w:proofErr w:type="spellEnd"/>
-      <w:r>
-        <w:rPr>
-          <w:rFonts w:asciiTheme="majorBidi" w:hAnsiTheme="majorBidi" w:cstheme="majorBidi"/>
-          <w:sz w:val="28"/>
-          <w:szCs w:val="28"/>
-        </w:rPr>
-        <w:t xml:space="preserve">. The scheduler then determines which node should run that Pod and records the decision in the Pod specification. The </w:t>
-      </w:r>
-      <w:proofErr w:type="spellStart"/>
-      <w:r>
-        <w:rPr>
-          <w:rFonts w:asciiTheme="majorBidi" w:hAnsiTheme="majorBidi" w:cstheme="majorBidi"/>
-          <w:sz w:val="28"/>
-          <w:szCs w:val="28"/>
-        </w:rPr>
-        <w:t>kubelet</w:t>
-      </w:r>
-      <w:proofErr w:type="spellEnd"/>
-      <w:r>
-        <w:rPr>
-          <w:rFonts w:asciiTheme="majorBidi" w:hAnsiTheme="majorBidi" w:cstheme="majorBidi"/>
-          <w:sz w:val="28"/>
-          <w:szCs w:val="28"/>
-        </w:rPr>
-        <w:t xml:space="preserve"> running on the selected node continuously watches the API server for Pods that have been assigned to its node. When it detects a new Pod assignment, </w:t>
-      </w:r>
-      <w:proofErr w:type="spellStart"/>
-      <w:r>
-        <w:rPr>
-          <w:rFonts w:asciiTheme="majorBidi" w:hAnsiTheme="majorBidi" w:cstheme="majorBidi"/>
-          <w:sz w:val="28"/>
-          <w:szCs w:val="28"/>
-        </w:rPr>
-        <w:t>kubelet</w:t>
-      </w:r>
-      <w:proofErr w:type="spellEnd"/>
-      <w:r>
-        <w:rPr>
-          <w:rFonts w:asciiTheme="majorBidi" w:hAnsiTheme="majorBidi" w:cstheme="majorBidi"/>
-          <w:sz w:val="28"/>
-          <w:szCs w:val="28"/>
-        </w:rPr>
-        <w:t xml:space="preserve"> takes responsibility for running it.</w:t>
-      </w:r>
-    </w:p>
-    <w:p>
-      <w:pPr>
-        <w:spacing w:after="60"/>
-        <w:rPr>
-          <w:rFonts w:asciiTheme="majorBidi" w:hAnsiTheme="majorBidi" w:cstheme="majorBidi"/>
-          <w:sz w:val="28"/>
-          <w:szCs w:val="28"/>
-        </w:rPr>
-      </w:pPr>
-      <w:r>
-        <w:rPr>
-          <w:rFonts w:asciiTheme="majorBidi" w:hAnsiTheme="majorBidi" w:cstheme="majorBidi"/>
-          <w:sz w:val="28"/>
-          <w:szCs w:val="28"/>
-        </w:rPr>
-        <w:t xml:space="preserve">To start the Pod, </w:t>
-      </w:r>
-      <w:proofErr w:type="spellStart"/>
-      <w:r>
-        <w:rPr>
-          <w:rFonts w:asciiTheme="majorBidi" w:hAnsiTheme="majorBidi" w:cstheme="majorBidi"/>
-          <w:sz w:val="28"/>
-          <w:szCs w:val="28"/>
-        </w:rPr>
-        <w:t>kubelet</w:t>
-      </w:r>
-      <w:proofErr w:type="spellEnd"/>
-      <w:r>
-        <w:rPr>
-          <w:rFonts w:asciiTheme="majorBidi" w:hAnsiTheme="majorBidi" w:cstheme="majorBidi"/>
-          <w:sz w:val="28"/>
-          <w:szCs w:val="28"/>
-        </w:rPr>
-        <w:t xml:space="preserve"> interacts with the container runtime on the node (such as </w:t>
-      </w:r>
-      <w:proofErr w:type="spellStart"/>
-      <w:r>
-        <w:rPr>
-          <w:rFonts w:asciiTheme="majorBidi" w:hAnsiTheme="majorBidi" w:cstheme="majorBidi"/>
-          <w:sz w:val="28"/>
-          <w:szCs w:val="28"/>
-        </w:rPr>
-        <w:t>containerd</w:t>
-      </w:r>
-      <w:proofErr w:type="spellEnd"/>
-      <w:r>
-        <w:rPr>
-          <w:rFonts w:asciiTheme="majorBidi" w:hAnsiTheme="majorBidi" w:cstheme="majorBidi"/>
-          <w:sz w:val="28"/>
-          <w:szCs w:val="28"/>
-        </w:rPr>
-        <w:t xml:space="preserve"> or CRI‑O). It ensures the required container images are pulled, the containers are created and started, and any specified configurations are applied. This includes setting up volumes, configuring environment variables, applying resource limits, and ensuring network settings and exposed ports are properly configured. </w:t>
-      </w:r>
-      <w:proofErr w:type="spellStart"/>
-      <w:r>
-        <w:rPr>
-          <w:rFonts w:asciiTheme="majorBidi" w:hAnsiTheme="majorBidi" w:cstheme="majorBidi"/>
-          <w:sz w:val="28"/>
-          <w:szCs w:val="28"/>
-        </w:rPr>
-        <w:t>Kubelet</w:t>
-      </w:r>
-      <w:proofErr w:type="spellEnd"/>
-      <w:r>
-        <w:rPr>
-          <w:rFonts w:asciiTheme="majorBidi" w:hAnsiTheme="majorBidi" w:cstheme="majorBidi"/>
-          <w:sz w:val="28"/>
-          <w:szCs w:val="28"/>
-        </w:rPr>
-        <w:t xml:space="preserve"> also reports the status of the node and its running Pods back to the API server.</w:t>
-      </w:r>
-    </w:p>
-    <w:p>
-      <w:pPr>
-        <w:spacing w:after="60"/>
-        <w:rPr>
-          <w:rFonts w:asciiTheme="majorBidi" w:hAnsiTheme="majorBidi" w:cstheme="majorBidi"/>
-          <w:sz w:val="28"/>
-          <w:szCs w:val="28"/>
-        </w:rPr>
-      </w:pPr>
-      <w:proofErr w:type="spellStart"/>
-      <w:r>
-        <w:rPr>
-          <w:rFonts w:asciiTheme="majorBidi" w:hAnsiTheme="majorBidi" w:cstheme="majorBidi"/>
-          <w:sz w:val="28"/>
-          <w:szCs w:val="28"/>
-        </w:rPr>
-        <w:t>Kubelet</w:t>
-      </w:r>
-      <w:proofErr w:type="spellEnd"/>
-      <w:r>
-        <w:rPr>
-          <w:rFonts w:asciiTheme="majorBidi" w:hAnsiTheme="majorBidi" w:cstheme="majorBidi"/>
-          <w:sz w:val="28"/>
-          <w:szCs w:val="28"/>
-        </w:rPr>
-        <w:t xml:space="preserve"> is also responsible for maintaining the health of Pods on its node. It continuously monitors container status and enforces restart policies defined in the Pod specification. If a container inside a </w:t>
-      </w:r>
-      <w:proofErr w:type="gramStart"/>
-      <w:r>
-        <w:rPr>
-          <w:rFonts w:asciiTheme="majorBidi" w:hAnsiTheme="majorBidi" w:cstheme="majorBidi"/>
-          <w:sz w:val="28"/>
-          <w:szCs w:val="28"/>
-        </w:rPr>
-        <w:t>Pod crashes</w:t>
-      </w:r>
-      <w:proofErr w:type="gramEnd"/>
-      <w:r>
-        <w:rPr>
-          <w:rFonts w:asciiTheme="majorBidi" w:hAnsiTheme="majorBidi" w:cstheme="majorBidi"/>
-          <w:sz w:val="28"/>
-          <w:szCs w:val="28"/>
-        </w:rPr>
-        <w:t xml:space="preserve"> or stops unexpectedly, </w:t>
-      </w:r>
-      <w:proofErr w:type="spellStart"/>
-      <w:r>
-        <w:rPr>
-          <w:rFonts w:asciiTheme="majorBidi" w:hAnsiTheme="majorBidi" w:cstheme="majorBidi"/>
-          <w:sz w:val="28"/>
-          <w:szCs w:val="28"/>
-        </w:rPr>
-        <w:t>kubelet</w:t>
-      </w:r>
-      <w:proofErr w:type="spellEnd"/>
-      <w:r>
-        <w:rPr>
-          <w:rFonts w:asciiTheme="majorBidi" w:hAnsiTheme="majorBidi" w:cstheme="majorBidi"/>
-          <w:sz w:val="28"/>
-          <w:szCs w:val="28"/>
-        </w:rPr>
-        <w:t xml:space="preserve"> attempts to restart it according to </w:t>
-      </w:r>
-      <w:r>
-        <w:rPr>
-          <w:rFonts w:asciiTheme="majorBidi" w:hAnsiTheme="majorBidi" w:cstheme="majorBidi"/>
-          <w:sz w:val="28"/>
-          <w:szCs w:val="28"/>
-        </w:rPr>
-        <w:lastRenderedPageBreak/>
-        <w:t>the configured policy. This behavior contributes to Kubernetes’ self‑healing capabilities at the node level.</w:t>
-      </w:r>
-    </w:p>
-    <w:p>
-      <w:pPr>
-        <w:jc w:val="both"/>
-        <w:rPr>
-          <w:rFonts w:asciiTheme="majorBidi" w:hAnsiTheme="majorBidi" w:cstheme="majorBidi"/>
-          <w:sz w:val="28"/>
-          <w:szCs w:val="28"/>
-        </w:rPr>
-      </w:pPr>
-      <w:r>
-        <w:rPr>
-          <w:rFonts w:asciiTheme="majorBidi" w:hAnsiTheme="majorBidi" w:cstheme="majorBidi"/>
-          <w:sz w:val="28"/>
-          <w:szCs w:val="28"/>
-        </w:rPr>
-        <w:t xml:space="preserve">In addition to managing application workloads, </w:t>
-      </w:r>
-      <w:proofErr w:type="spellStart"/>
-      <w:r>
-        <w:rPr>
-          <w:rFonts w:asciiTheme="majorBidi" w:hAnsiTheme="majorBidi" w:cstheme="majorBidi"/>
-          <w:sz w:val="28"/>
-          <w:szCs w:val="28"/>
-        </w:rPr>
-        <w:t>kubelet</w:t>
-      </w:r>
-      <w:proofErr w:type="spellEnd"/>
-      <w:r>
-        <w:rPr>
-          <w:rFonts w:asciiTheme="majorBidi" w:hAnsiTheme="majorBidi" w:cstheme="majorBidi"/>
-          <w:sz w:val="28"/>
-          <w:szCs w:val="28"/>
-        </w:rPr>
-        <w:t xml:space="preserve"> is also responsible for starting and managing certain cluster components that run as Pods, particularly the static Pods used by many Kubernetes installations to run control plane components such as the API server, scheduler, and controller manager. Because of this responsibility, </w:t>
-      </w:r>
-      <w:proofErr w:type="spellStart"/>
-      <w:r>
-        <w:rPr>
-          <w:rFonts w:asciiTheme="majorBidi" w:hAnsiTheme="majorBidi" w:cstheme="majorBidi"/>
-          <w:sz w:val="28"/>
-          <w:szCs w:val="28"/>
-        </w:rPr>
-        <w:t>kubelet</w:t>
-      </w:r>
-      <w:proofErr w:type="spellEnd"/>
-      <w:r>
-        <w:rPr>
-          <w:rFonts w:asciiTheme="majorBidi" w:hAnsiTheme="majorBidi" w:cstheme="majorBidi"/>
-          <w:sz w:val="28"/>
-          <w:szCs w:val="28"/>
-        </w:rPr>
-        <w:t xml:space="preserve"> plays a central role in ensuring that both system components and user workloads are properly running on each node.</w:t>
-      </w:r>
-    </w:p>
-    <w:p>
-      <w:pPr>
-        <w:spacing w:after="120"/>
         <w:jc w:val="both"/>
         <w:rPr>
           <w:rFonts w:asciiTheme="majorBidi" w:hAnsiTheme="majorBidi" w:cstheme="majorBidi"/>
@@ -4935,7 +4924,7 @@
     </w:p>
     <w:p>
       <w:pPr>
-        <w:spacing w:after="120"/>
+        <w:spacing w:after="60"/>
         <w:jc w:val="both"/>
         <w:rPr>
           <w:rFonts w:asciiTheme="majorBidi" w:hAnsiTheme="majorBidi" w:cstheme="majorBidi"/>
@@ -5002,7 +4991,7 @@
           <w:ilvl w:val="0"/>
           <w:numId w:val="15"/>
         </w:numPr>
-        <w:spacing w:after="120"/>
+        <w:spacing w:after="60"/>
         <w:ind w:left="360"/>
         <w:jc w:val="both"/>
         <w:rPr>
@@ -5022,26 +5011,27 @@
     </w:p>
     <w:p>
       <w:pPr>
-        <w:spacing w:after="120"/>
-        <w:jc w:val="both"/>
-        <w:rPr>
-          <w:rFonts w:asciiTheme="majorBidi" w:hAnsiTheme="majorBidi" w:cstheme="majorBidi"/>
-          <w:sz w:val="28"/>
-          <w:szCs w:val="28"/>
-        </w:rPr>
-      </w:pPr>
-      <w:r>
-        <w:rPr>
-          <w:rFonts w:asciiTheme="majorBidi" w:hAnsiTheme="majorBidi" w:cstheme="majorBidi"/>
-          <w:sz w:val="28"/>
-          <w:szCs w:val="28"/>
-        </w:rPr>
+        <w:spacing w:after="60"/>
+        <w:jc w:val="both"/>
+        <w:rPr>
+          <w:rFonts w:asciiTheme="majorBidi" w:hAnsiTheme="majorBidi" w:cstheme="majorBidi"/>
+          <w:sz w:val="28"/>
+          <w:szCs w:val="28"/>
+        </w:rPr>
+      </w:pPr>
+      <w:r>
+        <w:rPr>
+          <w:rFonts w:asciiTheme="majorBidi" w:hAnsiTheme="majorBidi" w:cstheme="majorBidi"/>
+          <w:sz w:val="28"/>
+          <w:szCs w:val="28"/>
+        </w:rPr>
+        <w:lastRenderedPageBreak/>
         <w:t>Docker itself is not used directly anymore, but Kubernetes originally supported it.</w:t>
       </w:r>
     </w:p>
     <w:p>
       <w:pPr>
-        <w:spacing w:after="120"/>
+        <w:spacing w:after="80"/>
         <w:jc w:val="both"/>
         <w:rPr>
           <w:rFonts w:asciiTheme="majorBidi" w:hAnsiTheme="majorBidi" w:cstheme="majorBidi"/>
@@ -5117,6 +5107,8 @@
       <w:r>
         <w:rPr>
           <w:rFonts w:asciiTheme="majorBidi" w:hAnsiTheme="majorBidi" w:cstheme="majorBidi"/>
+          <w:b/>
+          <w:bCs/>
           <w:sz w:val="28"/>
           <w:szCs w:val="28"/>
         </w:rPr>
@@ -5126,10 +5118,20 @@
       <w:r>
         <w:rPr>
           <w:rFonts w:asciiTheme="majorBidi" w:hAnsiTheme="majorBidi" w:cstheme="majorBidi"/>
-          <w:sz w:val="28"/>
-          <w:szCs w:val="28"/>
-        </w:rPr>
-        <w:t>-proxy manages network communication between services and pods.</w:t>
+          <w:b/>
+          <w:bCs/>
+          <w:sz w:val="28"/>
+          <w:szCs w:val="28"/>
+        </w:rPr>
+        <w:t>-proxy</w:t>
+      </w:r>
+      <w:r>
+        <w:rPr>
+          <w:rFonts w:asciiTheme="majorBidi" w:hAnsiTheme="majorBidi" w:cstheme="majorBidi"/>
+          <w:sz w:val="28"/>
+          <w:szCs w:val="28"/>
+        </w:rPr>
+        <w:t xml:space="preserve"> manages network communication between services and pods.</w:t>
       </w:r>
       <w:r>
         <w:rPr>
@@ -5160,17 +5162,21 @@
     </w:p>
     <w:p>
       <w:pPr>
-        <w:spacing w:after="120"/>
-        <w:jc w:val="both"/>
-        <w:rPr>
-          <w:rFonts w:asciiTheme="majorBidi" w:hAnsiTheme="majorBidi" w:cstheme="majorBidi"/>
-          <w:sz w:val="28"/>
-          <w:szCs w:val="28"/>
-        </w:rPr>
-      </w:pPr>
-      <w:r>
-        <w:rPr>
-          <w:rFonts w:asciiTheme="majorBidi" w:hAnsiTheme="majorBidi" w:cstheme="majorBidi"/>
+        <w:spacing w:after="60"/>
+        <w:jc w:val="both"/>
+        <w:rPr>
+          <w:rFonts w:asciiTheme="majorBidi" w:hAnsiTheme="majorBidi" w:cstheme="majorBidi"/>
+          <w:b/>
+          <w:bCs/>
+          <w:sz w:val="28"/>
+          <w:szCs w:val="28"/>
+        </w:rPr>
+      </w:pPr>
+      <w:r>
+        <w:rPr>
+          <w:rFonts w:asciiTheme="majorBidi" w:hAnsiTheme="majorBidi" w:cstheme="majorBidi"/>
+          <w:b/>
+          <w:bCs/>
           <w:sz w:val="28"/>
           <w:szCs w:val="28"/>
         </w:rPr>
@@ -5232,6 +5238,7 @@
           <w:ilvl w:val="0"/>
           <w:numId w:val="16"/>
         </w:numPr>
+        <w:spacing w:after="120"/>
         <w:ind w:left="360"/>
         <w:jc w:val="both"/>
         <w:rPr>
@@ -5251,6 +5258,7 @@
     </w:p>
     <w:p>
       <w:pPr>
+        <w:spacing w:after="60"/>
         <w:jc w:val="both"/>
         <w:rPr>
           <w:rFonts w:asciiTheme="majorBidi" w:hAnsiTheme="majorBidi" w:cstheme="majorBidi"/>
@@ -5274,6 +5282,7 @@
           <w:ilvl w:val="0"/>
           <w:numId w:val="24"/>
         </w:numPr>
+        <w:spacing w:after="60"/>
         <w:ind w:left="360"/>
         <w:jc w:val="both"/>
         <w:rPr>
@@ -5298,6 +5307,7 @@
           <w:ilvl w:val="0"/>
           <w:numId w:val="24"/>
         </w:numPr>
+        <w:spacing w:after="60"/>
         <w:ind w:left="360"/>
         <w:jc w:val="both"/>
         <w:rPr>
@@ -5345,6 +5355,7 @@
     </w:p>
     <w:p>
       <w:pPr>
+        <w:spacing w:after="60"/>
         <w:jc w:val="both"/>
         <w:rPr>
           <w:rFonts w:asciiTheme="majorBidi" w:hAnsiTheme="majorBidi" w:cstheme="majorBidi"/>
@@ -5437,6 +5448,7 @@
     </w:p>
     <w:p>
       <w:pPr>
+        <w:spacing w:after="80"/>
         <w:jc w:val="both"/>
         <w:rPr>
           <w:rFonts w:asciiTheme="majorBidi" w:hAnsiTheme="majorBidi" w:cstheme="majorBidi"/>
@@ -5557,6 +5569,7 @@
     </w:p>
     <w:p>
       <w:pPr>
+        <w:spacing w:after="60"/>
         <w:jc w:val="both"/>
         <w:rPr>
           <w:rFonts w:asciiTheme="majorBidi" w:hAnsiTheme="majorBidi" w:cstheme="majorBidi"/>
@@ -5591,6 +5604,7 @@
     </w:p>
     <w:p>
       <w:pPr>
+        <w:spacing w:after="120"/>
         <w:jc w:val="both"/>
         <w:rPr>
           <w:rFonts w:asciiTheme="majorBidi" w:hAnsiTheme="majorBidi" w:cstheme="majorBidi"/>
@@ -5635,6 +5649,7 @@
     </w:p>
     <w:p>
       <w:pPr>
+        <w:spacing w:after="60"/>
         <w:jc w:val="both"/>
         <w:rPr>
           <w:rFonts w:asciiTheme="majorBidi" w:hAnsiTheme="majorBidi" w:cstheme="majorBidi"/>
@@ -5652,7 +5667,6 @@
           <w:sz w:val="32"/>
           <w:szCs w:val="32"/>
         </w:rPr>
-        <w:lastRenderedPageBreak/>
         <w:t>What the official architecture diagram implies</w:t>
       </w:r>
       <w:r>
@@ -5668,6 +5682,7 @@
     </w:p>
     <w:p>
       <w:pPr>
+        <w:spacing w:after="60"/>
         <w:jc w:val="both"/>
         <w:rPr>
           <w:rFonts w:asciiTheme="majorBidi" w:hAnsiTheme="majorBidi" w:cstheme="majorBidi"/>
@@ -5862,8 +5877,8 @@
         <w:jc w:val="both"/>
         <w:rPr>
           <w:rFonts w:asciiTheme="majorBidi" w:hAnsiTheme="majorBidi" w:cstheme="majorBidi"/>
-          <w:sz w:val="12"/>
-          <w:szCs w:val="12"/>
+          <w:sz w:val="4"/>
+          <w:szCs w:val="4"/>
         </w:rPr>
       </w:pPr>
     </w:p>
@@ -5962,6 +5977,7 @@
           <w:ilvl w:val="1"/>
           <w:numId w:val="26"/>
         </w:numPr>
+        <w:spacing w:after="120"/>
         <w:ind w:left="720"/>
         <w:jc w:val="both"/>
         <w:rPr>
@@ -5983,12 +5999,13 @@
       <w:tblPr>
         <w:tblStyle w:val="GridTable3"/>
         <w:tblW w:w="0" w:type="auto"/>
+        <w:tblInd w:w="5" w:type="dxa"/>
         <w:tblLook w:val="04A0" w:firstRow="1" w:lastRow="0" w:firstColumn="1" w:lastColumn="0" w:noHBand="0" w:noVBand="1"/>
       </w:tblPr>
       <w:tblGrid>
         <w:gridCol w:w="2250"/>
-        <w:gridCol w:w="3330"/>
-        <w:gridCol w:w="3150"/>
+        <w:gridCol w:w="3235"/>
+        <w:gridCol w:w="3245"/>
         <w:gridCol w:w="2060"/>
       </w:tblGrid>
       <w:tr>
@@ -6030,7 +6047,7 @@
         </w:tc>
         <w:tc>
           <w:tcPr>
-            <w:tcW w:w="3330" w:type="dxa"/>
+            <w:tcW w:w="3235" w:type="dxa"/>
             <w:tcBorders>
               <w:top w:val="single" w:sz="12" w:space="0" w:color="000000"/>
             </w:tcBorders>
@@ -6059,7 +6076,7 @@
         </w:tc>
         <w:tc>
           <w:tcPr>
-            <w:tcW w:w="3150" w:type="dxa"/>
+            <w:tcW w:w="3245" w:type="dxa"/>
             <w:tcBorders>
               <w:top w:val="single" w:sz="12" w:space="0" w:color="000000"/>
             </w:tcBorders>
@@ -6147,6 +6164,7 @@
                 <w:sz w:val="28"/>
                 <w:szCs w:val="28"/>
               </w:rPr>
+              <w:lastRenderedPageBreak/>
               <w:t>kubelet</w:t>
             </w:r>
             <w:proofErr w:type="spellEnd"/>
@@ -6154,7 +6172,7 @@
         </w:tc>
         <w:tc>
           <w:tcPr>
-            <w:tcW w:w="3330" w:type="dxa"/>
+            <w:tcW w:w="3235" w:type="dxa"/>
             <w:vAlign w:val="center"/>
           </w:tcPr>
           <w:p>
@@ -6180,7 +6198,7 @@
         </w:tc>
         <w:tc>
           <w:tcPr>
-            <w:tcW w:w="3150" w:type="dxa"/>
+            <w:tcW w:w="3245" w:type="dxa"/>
             <w:vAlign w:val="center"/>
           </w:tcPr>
           <w:p>
@@ -6276,7 +6294,7 @@
         </w:tc>
         <w:tc>
           <w:tcPr>
-            <w:tcW w:w="3330" w:type="dxa"/>
+            <w:tcW w:w="3235" w:type="dxa"/>
             <w:vAlign w:val="center"/>
           </w:tcPr>
           <w:p>
@@ -6302,7 +6320,7 @@
         </w:tc>
         <w:tc>
           <w:tcPr>
-            <w:tcW w:w="3150" w:type="dxa"/>
+            <w:tcW w:w="3245" w:type="dxa"/>
             <w:vAlign w:val="center"/>
           </w:tcPr>
           <w:p>
@@ -6391,7 +6409,7 @@
         </w:tc>
         <w:tc>
           <w:tcPr>
-            <w:tcW w:w="3330" w:type="dxa"/>
+            <w:tcW w:w="3235" w:type="dxa"/>
             <w:vAlign w:val="center"/>
           </w:tcPr>
           <w:p>
@@ -6417,7 +6435,7 @@
         </w:tc>
         <w:tc>
           <w:tcPr>
-            <w:tcW w:w="3150" w:type="dxa"/>
+            <w:tcW w:w="3245" w:type="dxa"/>
             <w:vAlign w:val="center"/>
           </w:tcPr>
           <w:p>
@@ -6513,7 +6531,7 @@
         </w:tc>
         <w:tc>
           <w:tcPr>
-            <w:tcW w:w="3330" w:type="dxa"/>
+            <w:tcW w:w="3235" w:type="dxa"/>
             <w:vAlign w:val="center"/>
           </w:tcPr>
           <w:p>
@@ -6539,7 +6557,7 @@
         </w:tc>
         <w:tc>
           <w:tcPr>
-            <w:tcW w:w="3150" w:type="dxa"/>
+            <w:tcW w:w="3245" w:type="dxa"/>
             <w:vAlign w:val="center"/>
           </w:tcPr>
           <w:p>
@@ -6638,7 +6656,7 @@
         </w:tc>
         <w:tc>
           <w:tcPr>
-            <w:tcW w:w="3330" w:type="dxa"/>
+            <w:tcW w:w="3235" w:type="dxa"/>
             <w:vAlign w:val="center"/>
           </w:tcPr>
           <w:p>
@@ -6664,7 +6682,7 @@
         </w:tc>
         <w:tc>
           <w:tcPr>
-            <w:tcW w:w="3150" w:type="dxa"/>
+            <w:tcW w:w="3245" w:type="dxa"/>
             <w:vAlign w:val="center"/>
           </w:tcPr>
           <w:p>
@@ -6753,7 +6771,7 @@
         </w:tc>
         <w:tc>
           <w:tcPr>
-            <w:tcW w:w="3330" w:type="dxa"/>
+            <w:tcW w:w="3235" w:type="dxa"/>
             <w:tcBorders>
               <w:bottom w:val="single" w:sz="12" w:space="0" w:color="000000"/>
             </w:tcBorders>
@@ -6782,7 +6800,7 @@
         </w:tc>
         <w:tc>
           <w:tcPr>
-            <w:tcW w:w="3150" w:type="dxa"/>
+            <w:tcW w:w="3245" w:type="dxa"/>
             <w:tcBorders>
               <w:bottom w:val="single" w:sz="12" w:space="0" w:color="000000"/>
             </w:tcBorders>
@@ -6852,6 +6870,7 @@
     </w:p>
     <w:p>
       <w:pPr>
+        <w:spacing w:after="120"/>
         <w:jc w:val="both"/>
         <w:rPr>
           <w:rFonts w:asciiTheme="majorBidi" w:hAnsiTheme="majorBidi" w:cstheme="majorBidi"/>
@@ -6870,6 +6889,7 @@
     </w:p>
     <w:p>
       <w:pPr>
+        <w:spacing w:after="60"/>
         <w:jc w:val="both"/>
         <w:rPr>
           <w:rFonts w:asciiTheme="majorBidi" w:hAnsiTheme="majorBidi" w:cstheme="majorBidi"/>
@@ -6902,6 +6922,7 @@
     </w:p>
     <w:p>
       <w:pPr>
+        <w:spacing w:after="120"/>
         <w:jc w:val="both"/>
         <w:rPr>
           <w:rFonts w:asciiTheme="majorBidi" w:hAnsiTheme="majorBidi" w:cstheme="majorBidi"/>
@@ -6920,16 +6941,21 @@
     </w:p>
     <w:p>
       <w:pPr>
-        <w:jc w:val="both"/>
-        <w:rPr>
-          <w:rFonts w:asciiTheme="majorBidi" w:hAnsiTheme="majorBidi" w:cstheme="majorBidi"/>
-          <w:sz w:val="28"/>
-          <w:szCs w:val="28"/>
-        </w:rPr>
-      </w:pPr>
-      <w:r>
-        <w:rPr>
-          <w:rFonts w:asciiTheme="majorBidi" w:hAnsiTheme="majorBidi" w:cstheme="majorBidi"/>
+        <w:spacing w:after="60"/>
+        <w:jc w:val="both"/>
+        <w:rPr>
+          <w:rFonts w:asciiTheme="majorBidi" w:hAnsiTheme="majorBidi" w:cstheme="majorBidi"/>
+          <w:b/>
+          <w:bCs/>
+          <w:sz w:val="28"/>
+          <w:szCs w:val="28"/>
+        </w:rPr>
+      </w:pPr>
+      <w:r>
+        <w:rPr>
+          <w:rFonts w:asciiTheme="majorBidi" w:hAnsiTheme="majorBidi" w:cstheme="majorBidi"/>
+          <w:b/>
+          <w:bCs/>
           <w:sz w:val="28"/>
           <w:szCs w:val="28"/>
         </w:rPr>
@@ -6987,6 +7013,8 @@
       <w:r>
         <w:rPr>
           <w:rFonts w:asciiTheme="majorBidi" w:hAnsiTheme="majorBidi" w:cstheme="majorBidi"/>
+          <w:b/>
+          <w:bCs/>
           <w:sz w:val="28"/>
           <w:szCs w:val="28"/>
         </w:rPr>
@@ -7033,6 +7061,7 @@
           <w:ilvl w:val="0"/>
           <w:numId w:val="17"/>
         </w:numPr>
+        <w:spacing w:after="120"/>
         <w:ind w:left="360"/>
         <w:jc w:val="both"/>
         <w:rPr>
@@ -7052,6 +7081,7 @@
     </w:p>
     <w:p>
       <w:pPr>
+        <w:spacing w:after="60"/>
         <w:jc w:val="both"/>
         <w:rPr>
           <w:rFonts w:asciiTheme="majorBidi" w:hAnsiTheme="majorBidi" w:cstheme="majorBidi"/>
@@ -7084,6 +7114,7 @@
     </w:p>
     <w:p>
       <w:pPr>
+        <w:spacing w:after="60"/>
         <w:jc w:val="both"/>
         <w:rPr>
           <w:rFonts w:asciiTheme="majorBidi" w:hAnsiTheme="majorBidi" w:cstheme="majorBidi"/>
@@ -7125,7 +7156,6 @@
           <w:sz w:val="28"/>
           <w:szCs w:val="28"/>
         </w:rPr>
-        <w:lastRenderedPageBreak/>
         <w:t>Control Plane</w:t>
       </w:r>
     </w:p>
@@ -7207,8 +7237,8 @@
         <w:jc w:val="both"/>
         <w:rPr>
           <w:rFonts w:asciiTheme="majorBidi" w:hAnsiTheme="majorBidi" w:cstheme="majorBidi"/>
-          <w:sz w:val="12"/>
-          <w:szCs w:val="12"/>
+          <w:sz w:val="6"/>
+          <w:szCs w:val="6"/>
         </w:rPr>
       </w:pPr>
     </w:p>
@@ -7295,27 +7325,27 @@
           <w:ilvl w:val="4"/>
           <w:numId w:val="19"/>
         </w:numPr>
+        <w:spacing w:after="60"/>
+        <w:ind w:left="720"/>
+        <w:jc w:val="both"/>
+        <w:rPr>
+          <w:rFonts w:asciiTheme="majorBidi" w:hAnsiTheme="majorBidi" w:cstheme="majorBidi"/>
+          <w:sz w:val="28"/>
+          <w:szCs w:val="28"/>
+        </w:rPr>
+      </w:pPr>
+      <w:r>
+        <w:rPr>
+          <w:rFonts w:asciiTheme="majorBidi" w:hAnsiTheme="majorBidi" w:cstheme="majorBidi"/>
+          <w:sz w:val="28"/>
+          <w:szCs w:val="28"/>
+        </w:rPr>
+        <w:t>report status</w:t>
+      </w:r>
+    </w:p>
+    <w:p>
+      <w:pPr>
         <w:spacing w:after="120"/>
-        <w:ind w:left="720"/>
-        <w:jc w:val="both"/>
-        <w:rPr>
-          <w:rFonts w:asciiTheme="majorBidi" w:hAnsiTheme="majorBidi" w:cstheme="majorBidi"/>
-          <w:sz w:val="28"/>
-          <w:szCs w:val="28"/>
-        </w:rPr>
-      </w:pPr>
-      <w:r>
-        <w:rPr>
-          <w:rFonts w:asciiTheme="majorBidi" w:hAnsiTheme="majorBidi" w:cstheme="majorBidi"/>
-          <w:sz w:val="28"/>
-          <w:szCs w:val="28"/>
-        </w:rPr>
-        <w:t>report status</w:t>
-      </w:r>
-    </w:p>
-    <w:p>
-      <w:pPr>
-        <w:spacing w:after="120"/>
         <w:jc w:val="both"/>
         <w:rPr>
           <w:rFonts w:asciiTheme="majorBidi" w:hAnsiTheme="majorBidi" w:cstheme="majorBidi"/>
@@ -7334,7 +7364,7 @@
     </w:p>
     <w:p>
       <w:pPr>
-        <w:spacing w:after="120"/>
+        <w:spacing w:after="60"/>
         <w:jc w:val="both"/>
         <w:rPr>
           <w:rFonts w:asciiTheme="majorBidi" w:hAnsiTheme="majorBidi" w:cstheme="majorBidi"/>
@@ -7394,7 +7424,7 @@
     </w:p>
     <w:p>
       <w:pPr>
-        <w:spacing w:after="120"/>
+        <w:spacing w:after="60"/>
         <w:jc w:val="both"/>
         <w:rPr>
           <w:rFonts w:asciiTheme="majorBidi" w:hAnsiTheme="majorBidi" w:cstheme="majorBidi"/>
@@ -7423,6 +7453,8 @@
         <w:jc w:val="both"/>
         <w:rPr>
           <w:rFonts w:asciiTheme="majorBidi" w:hAnsiTheme="majorBidi" w:cstheme="majorBidi"/>
+          <w:b/>
+          <w:bCs/>
           <w:sz w:val="28"/>
           <w:szCs w:val="28"/>
         </w:rPr>
@@ -7431,6 +7463,8 @@
       <w:r>
         <w:rPr>
           <w:rFonts w:asciiTheme="majorBidi" w:hAnsiTheme="majorBidi" w:cstheme="majorBidi"/>
+          <w:b/>
+          <w:bCs/>
           <w:sz w:val="28"/>
           <w:szCs w:val="28"/>
         </w:rPr>
@@ -7450,6 +7484,8 @@
         <w:jc w:val="both"/>
         <w:rPr>
           <w:rFonts w:asciiTheme="majorBidi" w:hAnsiTheme="majorBidi" w:cstheme="majorBidi"/>
+          <w:b/>
+          <w:bCs/>
           <w:sz w:val="28"/>
           <w:szCs w:val="28"/>
         </w:rPr>
@@ -7458,6 +7494,8 @@
       <w:r>
         <w:rPr>
           <w:rFonts w:asciiTheme="majorBidi" w:hAnsiTheme="majorBidi" w:cstheme="majorBidi"/>
+          <w:b/>
+          <w:bCs/>
           <w:sz w:val="28"/>
           <w:szCs w:val="28"/>
         </w:rPr>
@@ -7467,6 +7505,8 @@
       <w:r>
         <w:rPr>
           <w:rFonts w:asciiTheme="majorBidi" w:hAnsiTheme="majorBidi" w:cstheme="majorBidi"/>
+          <w:b/>
+          <w:bCs/>
           <w:sz w:val="28"/>
           <w:szCs w:val="28"/>
         </w:rPr>
@@ -7485,6 +7525,8 @@
         <w:jc w:val="both"/>
         <w:rPr>
           <w:rFonts w:asciiTheme="majorBidi" w:hAnsiTheme="majorBidi" w:cstheme="majorBidi"/>
+          <w:b/>
+          <w:bCs/>
           <w:sz w:val="28"/>
           <w:szCs w:val="28"/>
         </w:rPr>
@@ -7493,15 +7535,20 @@
       <w:r>
         <w:rPr>
           <w:rFonts w:asciiTheme="majorBidi" w:hAnsiTheme="majorBidi" w:cstheme="majorBidi"/>
-          <w:sz w:val="28"/>
-          <w:szCs w:val="28"/>
-        </w:rPr>
+          <w:b/>
+          <w:bCs/>
+          <w:sz w:val="28"/>
+          <w:szCs w:val="28"/>
+        </w:rPr>
+        <w:lastRenderedPageBreak/>
         <w:t>kube</w:t>
       </w:r>
       <w:proofErr w:type="spellEnd"/>
       <w:r>
         <w:rPr>
           <w:rFonts w:asciiTheme="majorBidi" w:hAnsiTheme="majorBidi" w:cstheme="majorBidi"/>
+          <w:b/>
+          <w:bCs/>
           <w:sz w:val="28"/>
           <w:szCs w:val="28"/>
         </w:rPr>
@@ -7515,29 +7562,33 @@
           <w:ilvl w:val="1"/>
           <w:numId w:val="19"/>
         </w:numPr>
+        <w:spacing w:after="60"/>
+        <w:ind w:left="360"/>
+        <w:jc w:val="both"/>
+        <w:rPr>
+          <w:rFonts w:asciiTheme="majorBidi" w:hAnsiTheme="majorBidi" w:cstheme="majorBidi"/>
+          <w:b/>
+          <w:bCs/>
+          <w:sz w:val="28"/>
+          <w:szCs w:val="28"/>
+        </w:rPr>
+      </w:pPr>
+      <w:proofErr w:type="spellStart"/>
+      <w:r>
+        <w:rPr>
+          <w:rFonts w:asciiTheme="majorBidi" w:hAnsiTheme="majorBidi" w:cstheme="majorBidi"/>
+          <w:b/>
+          <w:bCs/>
+          <w:sz w:val="28"/>
+          <w:szCs w:val="28"/>
+        </w:rPr>
+        <w:t>etcd</w:t>
+      </w:r>
+      <w:proofErr w:type="spellEnd"/>
+    </w:p>
+    <w:p>
+      <w:pPr>
         <w:spacing w:after="120"/>
-        <w:ind w:left="360"/>
-        <w:jc w:val="both"/>
-        <w:rPr>
-          <w:rFonts w:asciiTheme="majorBidi" w:hAnsiTheme="majorBidi" w:cstheme="majorBidi"/>
-          <w:sz w:val="28"/>
-          <w:szCs w:val="28"/>
-        </w:rPr>
-      </w:pPr>
-      <w:proofErr w:type="spellStart"/>
-      <w:r>
-        <w:rPr>
-          <w:rFonts w:asciiTheme="majorBidi" w:hAnsiTheme="majorBidi" w:cstheme="majorBidi"/>
-          <w:sz w:val="28"/>
-          <w:szCs w:val="28"/>
-        </w:rPr>
-        <w:t>etcd</w:t>
-      </w:r>
-      <w:proofErr w:type="spellEnd"/>
-    </w:p>
-    <w:p>
-      <w:pPr>
-        <w:spacing w:after="120"/>
         <w:jc w:val="both"/>
         <w:rPr>
           <w:rFonts w:asciiTheme="majorBidi" w:hAnsiTheme="majorBidi" w:cstheme="majorBidi"/>
@@ -7553,11 +7604,15 @@
         </w:rPr>
         <w:t>These components are defined as static Pod manifests located on the control plane node, usually in:</w:t>
       </w:r>
-    </w:p>
-    <w:p>
-      <w:pPr>
-        <w:spacing w:after="120"/>
-        <w:jc w:val="both"/>
+      <w:r>
+        <w:rPr>
+          <w:rFonts w:asciiTheme="majorBidi" w:hAnsiTheme="majorBidi" w:cstheme="majorBidi"/>
+          <w:sz w:val="28"/>
+          <w:szCs w:val="28"/>
+        </w:rPr>
+        <w:t xml:space="preserve"> </w:t>
+      </w:r>
+      <w:r>
         <w:rPr>
           <w:rFonts w:asciiTheme="majorBidi" w:hAnsiTheme="majorBidi" w:cstheme="majorBidi"/>
           <w:b/>
@@ -7567,7 +7622,9 @@
           <w:sz w:val="28"/>
           <w:szCs w:val="28"/>
         </w:rPr>
-      </w:pPr>
+        <w:t>/</w:t>
+      </w:r>
+      <w:proofErr w:type="spellStart"/>
       <w:r>
         <w:rPr>
           <w:rFonts w:asciiTheme="majorBidi" w:hAnsiTheme="majorBidi" w:cstheme="majorBidi"/>
@@ -7578,9 +7635,9 @@
           <w:sz w:val="28"/>
           <w:szCs w:val="28"/>
         </w:rPr>
-        <w:t>/</w:t>
-      </w:r>
-      <w:proofErr w:type="spellStart"/>
+        <w:t>etc</w:t>
+      </w:r>
+      <w:proofErr w:type="spellEnd"/>
       <w:r>
         <w:rPr>
           <w:rFonts w:asciiTheme="majorBidi" w:hAnsiTheme="majorBidi" w:cstheme="majorBidi"/>
@@ -7591,9 +7648,9 @@
           <w:sz w:val="28"/>
           <w:szCs w:val="28"/>
         </w:rPr>
-        <w:t>etc</w:t>
-      </w:r>
-      <w:proofErr w:type="spellEnd"/>
+        <w:t>/</w:t>
+      </w:r>
+      <w:proofErr w:type="spellStart"/>
       <w:r>
         <w:rPr>
           <w:rFonts w:asciiTheme="majorBidi" w:hAnsiTheme="majorBidi" w:cstheme="majorBidi"/>
@@ -7604,9 +7661,9 @@
           <w:sz w:val="28"/>
           <w:szCs w:val="28"/>
         </w:rPr>
-        <w:t>/</w:t>
-      </w:r>
-      <w:proofErr w:type="spellStart"/>
+        <w:t>kubernetes</w:t>
+      </w:r>
+      <w:proofErr w:type="spellEnd"/>
       <w:r>
         <w:rPr>
           <w:rFonts w:asciiTheme="majorBidi" w:hAnsiTheme="majorBidi" w:cstheme="majorBidi"/>
@@ -7617,53 +7674,40 @@
           <w:sz w:val="28"/>
           <w:szCs w:val="28"/>
         </w:rPr>
-        <w:t>kubernetes</w:t>
+        <w:t>/manifests/</w:t>
+      </w:r>
+    </w:p>
+    <w:p>
+      <w:pPr>
+        <w:spacing w:after="80"/>
+        <w:jc w:val="both"/>
+        <w:rPr>
+          <w:rFonts w:asciiTheme="majorBidi" w:hAnsiTheme="majorBidi" w:cstheme="majorBidi"/>
+          <w:sz w:val="28"/>
+          <w:szCs w:val="28"/>
+        </w:rPr>
+      </w:pPr>
+      <w:r>
+        <w:rPr>
+          <w:rFonts w:asciiTheme="majorBidi" w:hAnsiTheme="majorBidi" w:cstheme="majorBidi"/>
+          <w:sz w:val="28"/>
+          <w:szCs w:val="28"/>
+        </w:rPr>
+        <w:t xml:space="preserve">The </w:t>
+      </w:r>
+      <w:proofErr w:type="spellStart"/>
+      <w:r>
+        <w:rPr>
+          <w:rFonts w:asciiTheme="majorBidi" w:hAnsiTheme="majorBidi" w:cstheme="majorBidi"/>
+          <w:sz w:val="28"/>
+          <w:szCs w:val="28"/>
+        </w:rPr>
+        <w:t>kubelet</w:t>
       </w:r>
       <w:proofErr w:type="spellEnd"/>
       <w:r>
         <w:rPr>
           <w:rFonts w:asciiTheme="majorBidi" w:hAnsiTheme="majorBidi" w:cstheme="majorBidi"/>
-          <w:b/>
-          <w:bCs/>
-          <w:i/>
-          <w:iCs/>
-          <w:sz w:val="28"/>
-          <w:szCs w:val="28"/>
-        </w:rPr>
-        <w:t>/manifests/</w:t>
-      </w:r>
-    </w:p>
-    <w:p>
-      <w:pPr>
-        <w:spacing w:after="120"/>
-        <w:jc w:val="both"/>
-        <w:rPr>
-          <w:rFonts w:asciiTheme="majorBidi" w:hAnsiTheme="majorBidi" w:cstheme="majorBidi"/>
-          <w:sz w:val="28"/>
-          <w:szCs w:val="28"/>
-        </w:rPr>
-      </w:pPr>
-      <w:r>
-        <w:rPr>
-          <w:rFonts w:asciiTheme="majorBidi" w:hAnsiTheme="majorBidi" w:cstheme="majorBidi"/>
-          <w:sz w:val="28"/>
-          <w:szCs w:val="28"/>
-        </w:rPr>
-        <w:t xml:space="preserve">The </w:t>
-      </w:r>
-      <w:proofErr w:type="spellStart"/>
-      <w:r>
-        <w:rPr>
-          <w:rFonts w:asciiTheme="majorBidi" w:hAnsiTheme="majorBidi" w:cstheme="majorBidi"/>
-          <w:sz w:val="28"/>
-          <w:szCs w:val="28"/>
-        </w:rPr>
-        <w:t>kubelet</w:t>
-      </w:r>
-      <w:proofErr w:type="spellEnd"/>
-      <w:r>
-        <w:rPr>
-          <w:rFonts w:asciiTheme="majorBidi" w:hAnsiTheme="majorBidi" w:cstheme="majorBidi"/>
           <w:sz w:val="28"/>
           <w:szCs w:val="28"/>
         </w:rPr>
@@ -7672,7 +7716,7 @@
     </w:p>
     <w:p>
       <w:pPr>
-        <w:spacing w:after="120"/>
+        <w:spacing w:after="60"/>
         <w:jc w:val="both"/>
         <w:rPr>
           <w:rFonts w:asciiTheme="majorBidi" w:hAnsiTheme="majorBidi" w:cstheme="majorBidi"/>
@@ -8018,6 +8062,7 @@
           <w:ilvl w:val="0"/>
           <w:numId w:val="20"/>
         </w:numPr>
+        <w:spacing w:after="120"/>
         <w:ind w:left="360"/>
         <w:jc w:val="both"/>
         <w:rPr>
@@ -8111,6 +8156,7 @@
     </w:p>
     <w:p>
       <w:pPr>
+        <w:spacing w:after="60"/>
         <w:jc w:val="both"/>
         <w:rPr>
           <w:rFonts w:asciiTheme="majorBidi" w:hAnsiTheme="majorBidi" w:cstheme="majorBidi"/>
@@ -8129,6 +8175,7 @@
     </w:p>
     <w:p>
       <w:pPr>
+        <w:spacing w:after="120"/>
         <w:jc w:val="both"/>
         <w:rPr>
           <w:rFonts w:asciiTheme="majorBidi" w:hAnsiTheme="majorBidi" w:cstheme="majorBidi"/>
@@ -8195,7 +8242,7 @@
     </w:p>
     <w:p>
       <w:pPr>
-        <w:spacing w:after="120"/>
+        <w:spacing w:after="60"/>
         <w:jc w:val="both"/>
         <w:rPr>
           <w:rFonts w:asciiTheme="majorBidi" w:hAnsiTheme="majorBidi" w:cstheme="majorBidi"/>
@@ -8232,7 +8279,6 @@
           <w:sz w:val="28"/>
           <w:szCs w:val="28"/>
         </w:rPr>
-        <w:lastRenderedPageBreak/>
         <w:t>Static Pods are used for control plane components because the cluster must be able to start even before the API server is fully available.</w:t>
       </w:r>
       <w:r>
@@ -8272,6 +8318,7 @@
     </w:p>
     <w:p>
       <w:pPr>
+        <w:spacing w:after="120"/>
         <w:jc w:val="both"/>
         <w:rPr>
           <w:rFonts w:asciiTheme="majorBidi" w:hAnsiTheme="majorBidi" w:cstheme="majorBidi"/>
@@ -8290,7 +8337,7 @@
     </w:p>
     <w:p>
       <w:pPr>
-        <w:spacing w:after="120"/>
+        <w:spacing w:after="60"/>
         <w:jc w:val="both"/>
         <w:rPr>
           <w:rFonts w:asciiTheme="majorBidi" w:hAnsiTheme="majorBidi" w:cstheme="majorBidi"/>
@@ -8399,17 +8446,19 @@
         <w:jc w:val="both"/>
         <w:rPr>
           <w:rFonts w:asciiTheme="majorBidi" w:hAnsiTheme="majorBidi" w:cstheme="majorBidi"/>
-          <w:sz w:val="28"/>
-          <w:szCs w:val="28"/>
-          <w:u w:val="single"/>
-        </w:rPr>
-      </w:pPr>
-      <w:r>
-        <w:rPr>
-          <w:rFonts w:asciiTheme="majorBidi" w:hAnsiTheme="majorBidi" w:cstheme="majorBidi"/>
-          <w:sz w:val="28"/>
-          <w:szCs w:val="28"/>
-          <w:u w:val="single"/>
+          <w:b/>
+          <w:bCs/>
+          <w:sz w:val="28"/>
+          <w:szCs w:val="28"/>
+        </w:rPr>
+      </w:pPr>
+      <w:r>
+        <w:rPr>
+          <w:rFonts w:asciiTheme="majorBidi" w:hAnsiTheme="majorBidi" w:cstheme="majorBidi"/>
+          <w:b/>
+          <w:bCs/>
+          <w:sz w:val="28"/>
+          <w:szCs w:val="28"/>
         </w:rPr>
         <w:t>Reasons:</w:t>
       </w:r>
@@ -8507,6 +8556,7 @@
     </w:p>
     <w:p>
       <w:pPr>
+        <w:spacing w:after="120"/>
         <w:jc w:val="both"/>
         <w:rPr>
           <w:rFonts w:asciiTheme="majorBidi" w:hAnsiTheme="majorBidi" w:cstheme="majorBidi"/>
@@ -8525,6 +8575,7 @@
     </w:p>
     <w:p>
       <w:pPr>
+        <w:spacing w:after="60"/>
         <w:jc w:val="both"/>
         <w:rPr>
           <w:rFonts w:asciiTheme="majorBidi" w:hAnsiTheme="majorBidi" w:cstheme="majorBidi"/>
@@ -8569,6 +8620,7 @@
     </w:p>
     <w:p>
       <w:pPr>
+        <w:spacing w:after="60"/>
         <w:jc w:val="both"/>
         <w:rPr>
           <w:rFonts w:asciiTheme="majorBidi" w:hAnsiTheme="majorBidi" w:cstheme="majorBidi"/>
@@ -8655,6 +8707,7 @@
     </w:p>
     <w:p>
       <w:pPr>
+        <w:spacing w:after="120"/>
         <w:jc w:val="both"/>
         <w:rPr>
           <w:rFonts w:asciiTheme="majorBidi" w:hAnsiTheme="majorBidi" w:cstheme="majorBidi"/>
@@ -8793,6 +8846,7 @@
     </w:p>
     <w:p>
       <w:pPr>
+        <w:spacing w:after="120"/>
         <w:jc w:val="both"/>
         <w:rPr>
           <w:rFonts w:asciiTheme="majorBidi" w:hAnsiTheme="majorBidi" w:cstheme="majorBidi"/>
@@ -8811,19 +8865,21 @@
     </w:p>
     <w:p>
       <w:pPr>
-        <w:jc w:val="both"/>
-        <w:rPr>
-          <w:rFonts w:asciiTheme="majorBidi" w:hAnsiTheme="majorBidi" w:cstheme="majorBidi"/>
-          <w:sz w:val="28"/>
-          <w:szCs w:val="28"/>
-        </w:rPr>
-      </w:pPr>
-      <w:r>
-        <w:rPr>
-          <w:rFonts w:asciiTheme="majorBidi" w:hAnsiTheme="majorBidi" w:cstheme="majorBidi"/>
-          <w:sz w:val="28"/>
-          <w:szCs w:val="28"/>
-        </w:rPr>
+        <w:spacing w:after="100"/>
+        <w:jc w:val="both"/>
+        <w:rPr>
+          <w:rFonts w:asciiTheme="majorBidi" w:hAnsiTheme="majorBidi" w:cstheme="majorBidi"/>
+          <w:sz w:val="28"/>
+          <w:szCs w:val="28"/>
+        </w:rPr>
+      </w:pPr>
+      <w:r>
+        <w:rPr>
+          <w:rFonts w:asciiTheme="majorBidi" w:hAnsiTheme="majorBidi" w:cstheme="majorBidi"/>
+          <w:sz w:val="28"/>
+          <w:szCs w:val="28"/>
+        </w:rPr>
+        <w:lastRenderedPageBreak/>
         <w:t>Different installation methods (</w:t>
       </w:r>
       <w:proofErr w:type="spellStart"/>
@@ -8900,127 +8956,6 @@
       <w:r>
         <w:rPr>
           <w:rFonts w:asciiTheme="majorBidi" w:hAnsiTheme="majorBidi" w:cstheme="majorBidi"/>
-          <w:sz w:val="28"/>
-          <w:szCs w:val="28"/>
-        </w:rPr>
-        <w:t>kubectl</w:t>
-      </w:r>
-      <w:proofErr w:type="spellEnd"/>
-      <w:r>
-        <w:rPr>
-          <w:rFonts w:asciiTheme="majorBidi" w:hAnsiTheme="majorBidi" w:cstheme="majorBidi"/>
-          <w:sz w:val="28"/>
-          <w:szCs w:val="28"/>
-        </w:rPr>
-        <w:t>. It functions as a client application that allows users to communicate with the Kubernetes control plane in order to manage cluster resources and observe the state of the system.</w:t>
-      </w:r>
-    </w:p>
-    <w:p>
-      <w:pPr>
-        <w:spacing w:after="60"/>
-        <w:jc w:val="both"/>
-        <w:rPr>
-          <w:rFonts w:asciiTheme="majorBidi" w:hAnsiTheme="majorBidi" w:cstheme="majorBidi"/>
-          <w:sz w:val="28"/>
-          <w:szCs w:val="28"/>
-        </w:rPr>
-      </w:pPr>
-      <w:proofErr w:type="spellStart"/>
-      <w:r>
-        <w:rPr>
-          <w:rFonts w:asciiTheme="majorBidi" w:hAnsiTheme="majorBidi" w:cstheme="majorBidi"/>
-          <w:sz w:val="28"/>
-          <w:szCs w:val="28"/>
-        </w:rPr>
-        <w:t>kubectl</w:t>
-      </w:r>
-      <w:proofErr w:type="spellEnd"/>
-      <w:r>
-        <w:rPr>
-          <w:rFonts w:asciiTheme="majorBidi" w:hAnsiTheme="majorBidi" w:cstheme="majorBidi"/>
-          <w:sz w:val="28"/>
-          <w:szCs w:val="28"/>
-        </w:rPr>
-        <w:t xml:space="preserve"> is the command-line interface (CLI) used to interact with a Kubernetes cluster. It acts as a client that communicates with the Kubernetes API server, allowing users to create, inspect, update, and delete Kubernetes resources such as Pods, Deployments, Services, and </w:t>
-      </w:r>
-      <w:proofErr w:type="spellStart"/>
-      <w:r>
-        <w:rPr>
-          <w:rFonts w:asciiTheme="majorBidi" w:hAnsiTheme="majorBidi" w:cstheme="majorBidi"/>
-          <w:sz w:val="28"/>
-          <w:szCs w:val="28"/>
-        </w:rPr>
-        <w:t>ConfigMaps</w:t>
-      </w:r>
-      <w:proofErr w:type="spellEnd"/>
-      <w:r>
-        <w:rPr>
-          <w:rFonts w:asciiTheme="majorBidi" w:hAnsiTheme="majorBidi" w:cstheme="majorBidi"/>
-          <w:sz w:val="28"/>
-          <w:szCs w:val="28"/>
-        </w:rPr>
-        <w:t xml:space="preserve">. Instead of directly interacting with cluster components, </w:t>
-      </w:r>
-      <w:proofErr w:type="spellStart"/>
-      <w:r>
-        <w:rPr>
-          <w:rFonts w:asciiTheme="majorBidi" w:hAnsiTheme="majorBidi" w:cstheme="majorBidi"/>
-          <w:sz w:val="28"/>
-          <w:szCs w:val="28"/>
-        </w:rPr>
-        <w:t>kubectl</w:t>
-      </w:r>
-      <w:proofErr w:type="spellEnd"/>
-      <w:r>
-        <w:rPr>
-          <w:rFonts w:asciiTheme="majorBidi" w:hAnsiTheme="majorBidi" w:cstheme="majorBidi"/>
-          <w:sz w:val="28"/>
-          <w:szCs w:val="28"/>
-        </w:rPr>
-        <w:t xml:space="preserve"> sends REST API requests to the </w:t>
-      </w:r>
-      <w:proofErr w:type="spellStart"/>
-      <w:r>
-        <w:rPr>
-          <w:rFonts w:asciiTheme="majorBidi" w:hAnsiTheme="majorBidi" w:cstheme="majorBidi"/>
-          <w:sz w:val="28"/>
-          <w:szCs w:val="28"/>
-        </w:rPr>
-        <w:t>kube-apiserver</w:t>
-      </w:r>
-      <w:proofErr w:type="spellEnd"/>
-      <w:r>
-        <w:rPr>
-          <w:rFonts w:asciiTheme="majorBidi" w:hAnsiTheme="majorBidi" w:cstheme="majorBidi"/>
-          <w:sz w:val="28"/>
-          <w:szCs w:val="28"/>
-        </w:rPr>
-        <w:t>, which processes the request and coordinates the appropriate actions within the cluster.</w:t>
-      </w:r>
-    </w:p>
-    <w:p>
-      <w:pPr>
-        <w:spacing w:after="60"/>
-        <w:jc w:val="both"/>
-        <w:rPr>
-          <w:rFonts w:asciiTheme="majorBidi" w:hAnsiTheme="majorBidi" w:cstheme="majorBidi"/>
-          <w:sz w:val="28"/>
-          <w:szCs w:val="28"/>
-        </w:rPr>
-      </w:pPr>
-      <w:r>
-        <w:rPr>
-          <w:rFonts w:asciiTheme="majorBidi" w:hAnsiTheme="majorBidi" w:cstheme="majorBidi"/>
-          <w:sz w:val="28"/>
-          <w:szCs w:val="28"/>
-        </w:rPr>
-        <w:lastRenderedPageBreak/>
-        <w:t xml:space="preserve">When a user runs a command such as </w:t>
-      </w:r>
-      <w:proofErr w:type="spellStart"/>
-      <w:r>
-        <w:rPr>
-          <w:rFonts w:asciiTheme="majorBidi" w:hAnsiTheme="majorBidi" w:cstheme="majorBidi"/>
           <w:b/>
           <w:bCs/>
           <w:i/>
@@ -9034,6 +8969,26 @@
       <w:r>
         <w:rPr>
           <w:rFonts w:asciiTheme="majorBidi" w:hAnsiTheme="majorBidi" w:cstheme="majorBidi"/>
+          <w:sz w:val="28"/>
+          <w:szCs w:val="28"/>
+        </w:rPr>
+        <w:t>. It functions as a client application that allows users to communicate with the Kubernetes control plane in order to manage cluster resources and observe the state of the system.</w:t>
+      </w:r>
+    </w:p>
+    <w:p>
+      <w:pPr>
+        <w:spacing w:after="60"/>
+        <w:jc w:val="both"/>
+        <w:rPr>
+          <w:rFonts w:asciiTheme="majorBidi" w:hAnsiTheme="majorBidi" w:cstheme="majorBidi"/>
+          <w:sz w:val="28"/>
+          <w:szCs w:val="28"/>
+        </w:rPr>
+      </w:pPr>
+      <w:proofErr w:type="spellStart"/>
+      <w:r>
+        <w:rPr>
+          <w:rFonts w:asciiTheme="majorBidi" w:hAnsiTheme="majorBidi" w:cstheme="majorBidi"/>
           <w:b/>
           <w:bCs/>
           <w:i/>
@@ -9041,15 +8996,34 @@
           <w:sz w:val="28"/>
           <w:szCs w:val="28"/>
         </w:rPr>
-        <w:t xml:space="preserve"> get pods</w:t>
-      </w:r>
-      <w:r>
-        <w:rPr>
-          <w:rFonts w:asciiTheme="majorBidi" w:hAnsiTheme="majorBidi" w:cstheme="majorBidi"/>
-          <w:sz w:val="28"/>
-          <w:szCs w:val="28"/>
-        </w:rPr>
-        <w:t xml:space="preserve">, the CLI reads the cluster configuration from a file called </w:t>
+        <w:t>kubectl</w:t>
+      </w:r>
+      <w:proofErr w:type="spellEnd"/>
+      <w:r>
+        <w:rPr>
+          <w:rFonts w:asciiTheme="majorBidi" w:hAnsiTheme="majorBidi" w:cstheme="majorBidi"/>
+          <w:sz w:val="28"/>
+          <w:szCs w:val="28"/>
+        </w:rPr>
+        <w:t xml:space="preserve"> is the command-line interface (CLI) used to interact with a Kubernetes cluster. It acts as a client that communicates with the Kubernetes API server, allowing users to create, inspect, update, and delete Kubernetes resources such as Pods, Deployments, Services, and </w:t>
+      </w:r>
+      <w:proofErr w:type="spellStart"/>
+      <w:r>
+        <w:rPr>
+          <w:rFonts w:asciiTheme="majorBidi" w:hAnsiTheme="majorBidi" w:cstheme="majorBidi"/>
+          <w:sz w:val="28"/>
+          <w:szCs w:val="28"/>
+        </w:rPr>
+        <w:t>ConfigMaps</w:t>
+      </w:r>
+      <w:proofErr w:type="spellEnd"/>
+      <w:r>
+        <w:rPr>
+          <w:rFonts w:asciiTheme="majorBidi" w:hAnsiTheme="majorBidi" w:cstheme="majorBidi"/>
+          <w:sz w:val="28"/>
+          <w:szCs w:val="28"/>
+        </w:rPr>
+        <w:t xml:space="preserve">. Instead of directly interacting with cluster components, </w:t>
       </w:r>
       <w:proofErr w:type="spellStart"/>
       <w:r>
@@ -9062,7 +9036,7 @@
           <w:sz w:val="28"/>
           <w:szCs w:val="28"/>
         </w:rPr>
-        <w:t>kubeconfig</w:t>
+        <w:t>kubectl</w:t>
       </w:r>
       <w:proofErr w:type="spellEnd"/>
       <w:r>
@@ -9071,8 +9045,48 @@
           <w:sz w:val="28"/>
           <w:szCs w:val="28"/>
         </w:rPr>
-        <w:t xml:space="preserve"> (usually located at </w:t>
-      </w:r>
+        <w:t xml:space="preserve"> sends REST API requests to the </w:t>
+      </w:r>
+      <w:proofErr w:type="spellStart"/>
+      <w:r>
+        <w:rPr>
+          <w:rFonts w:asciiTheme="majorBidi" w:hAnsiTheme="majorBidi" w:cstheme="majorBidi"/>
+          <w:b/>
+          <w:bCs/>
+          <w:sz w:val="28"/>
+          <w:szCs w:val="28"/>
+        </w:rPr>
+        <w:t>kube-apiserver</w:t>
+      </w:r>
+      <w:proofErr w:type="spellEnd"/>
+      <w:r>
+        <w:rPr>
+          <w:rFonts w:asciiTheme="majorBidi" w:hAnsiTheme="majorBidi" w:cstheme="majorBidi"/>
+          <w:sz w:val="28"/>
+          <w:szCs w:val="28"/>
+        </w:rPr>
+        <w:t>, which processes the request and coordinates the appropriate actions within the cluster.</w:t>
+      </w:r>
+    </w:p>
+    <w:p>
+      <w:pPr>
+        <w:spacing w:after="60"/>
+        <w:jc w:val="both"/>
+        <w:rPr>
+          <w:rFonts w:asciiTheme="majorBidi" w:hAnsiTheme="majorBidi" w:cstheme="majorBidi"/>
+          <w:sz w:val="28"/>
+          <w:szCs w:val="28"/>
+        </w:rPr>
+      </w:pPr>
+      <w:r>
+        <w:rPr>
+          <w:rFonts w:asciiTheme="majorBidi" w:hAnsiTheme="majorBidi" w:cstheme="majorBidi"/>
+          <w:sz w:val="28"/>
+          <w:szCs w:val="28"/>
+        </w:rPr>
+        <w:t xml:space="preserve">When a user runs a command such as </w:t>
+      </w:r>
+      <w:proofErr w:type="spellStart"/>
       <w:r>
         <w:rPr>
           <w:rFonts w:asciiTheme="majorBidi" w:hAnsiTheme="majorBidi" w:cstheme="majorBidi"/>
@@ -9083,9 +9097,9 @@
           <w:sz w:val="28"/>
           <w:szCs w:val="28"/>
         </w:rPr>
-        <w:t>~</w:t>
-      </w:r>
-      <w:proofErr w:type="gramStart"/>
+        <w:t>kubectl</w:t>
+      </w:r>
+      <w:proofErr w:type="spellEnd"/>
       <w:r>
         <w:rPr>
           <w:rFonts w:asciiTheme="majorBidi" w:hAnsiTheme="majorBidi" w:cstheme="majorBidi"/>
@@ -9096,7 +9110,15 @@
           <w:sz w:val="28"/>
           <w:szCs w:val="28"/>
         </w:rPr>
-        <w:t>/.</w:t>
+        <w:t xml:space="preserve"> get pods</w:t>
+      </w:r>
+      <w:r>
+        <w:rPr>
+          <w:rFonts w:asciiTheme="majorBidi" w:hAnsiTheme="majorBidi" w:cstheme="majorBidi"/>
+          <w:sz w:val="28"/>
+          <w:szCs w:val="28"/>
+        </w:rPr>
+        <w:t xml:space="preserve">, the CLI reads the cluster configuration from a file called </w:t>
       </w:r>
       <w:proofErr w:type="spellStart"/>
       <w:r>
@@ -9109,6 +9131,53 @@
           <w:sz w:val="28"/>
           <w:szCs w:val="28"/>
         </w:rPr>
+        <w:t>kubeconfig</w:t>
+      </w:r>
+      <w:proofErr w:type="spellEnd"/>
+      <w:r>
+        <w:rPr>
+          <w:rFonts w:asciiTheme="majorBidi" w:hAnsiTheme="majorBidi" w:cstheme="majorBidi"/>
+          <w:sz w:val="28"/>
+          <w:szCs w:val="28"/>
+        </w:rPr>
+        <w:t xml:space="preserve"> (usually located at </w:t>
+      </w:r>
+      <w:r>
+        <w:rPr>
+          <w:rFonts w:asciiTheme="majorBidi" w:hAnsiTheme="majorBidi" w:cstheme="majorBidi"/>
+          <w:b/>
+          <w:bCs/>
+          <w:i/>
+          <w:iCs/>
+          <w:sz w:val="28"/>
+          <w:szCs w:val="28"/>
+        </w:rPr>
+        <w:t>~</w:t>
+      </w:r>
+      <w:proofErr w:type="gramStart"/>
+      <w:r>
+        <w:rPr>
+          <w:rFonts w:asciiTheme="majorBidi" w:hAnsiTheme="majorBidi" w:cstheme="majorBidi"/>
+          <w:b/>
+          <w:bCs/>
+          <w:i/>
+          <w:iCs/>
+          <w:sz w:val="28"/>
+          <w:szCs w:val="28"/>
+        </w:rPr>
+        <w:t>/.</w:t>
+      </w:r>
+      <w:proofErr w:type="spellStart"/>
+      <w:r>
+        <w:rPr>
+          <w:rFonts w:asciiTheme="majorBidi" w:hAnsiTheme="majorBidi" w:cstheme="majorBidi"/>
+          <w:b/>
+          <w:bCs/>
+          <w:i/>
+          <w:iCs/>
+          <w:sz w:val="28"/>
+          <w:szCs w:val="28"/>
+        </w:rPr>
         <w:t>kube</w:t>
       </w:r>
       <w:proofErr w:type="spellEnd"/>
@@ -9137,95 +9206,6 @@
       <w:r>
         <w:rPr>
           <w:rFonts w:asciiTheme="majorBidi" w:hAnsiTheme="majorBidi" w:cstheme="majorBidi"/>
-          <w:sz w:val="28"/>
-          <w:szCs w:val="28"/>
-        </w:rPr>
-        <w:t>kubectl</w:t>
-      </w:r>
-      <w:proofErr w:type="spellEnd"/>
-      <w:r>
-        <w:rPr>
-          <w:rFonts w:asciiTheme="majorBidi" w:hAnsiTheme="majorBidi" w:cstheme="majorBidi"/>
-          <w:sz w:val="28"/>
-          <w:szCs w:val="28"/>
-        </w:rPr>
-        <w:t xml:space="preserve"> sends an authenticated request to the API server asking for Pod resources. The API server retrieves the requested data from </w:t>
-      </w:r>
-      <w:proofErr w:type="spellStart"/>
-      <w:r>
-        <w:rPr>
-          <w:rFonts w:asciiTheme="majorBidi" w:hAnsiTheme="majorBidi" w:cstheme="majorBidi"/>
-          <w:sz w:val="28"/>
-          <w:szCs w:val="28"/>
-        </w:rPr>
-        <w:t>etcd</w:t>
-      </w:r>
-      <w:proofErr w:type="spellEnd"/>
-      <w:r>
-        <w:rPr>
-          <w:rFonts w:asciiTheme="majorBidi" w:hAnsiTheme="majorBidi" w:cstheme="majorBidi"/>
-          <w:sz w:val="28"/>
-          <w:szCs w:val="28"/>
-        </w:rPr>
-        <w:t xml:space="preserve"> (</w:t>
-      </w:r>
-      <w:r>
-        <w:rPr>
-          <w:rFonts w:asciiTheme="majorBidi" w:hAnsiTheme="majorBidi" w:cstheme="majorBidi"/>
-          <w:sz w:val="28"/>
-          <w:szCs w:val="28"/>
-        </w:rPr>
-        <w:t>the cluster’s persistent datastore</w:t>
-      </w:r>
-      <w:r>
-        <w:rPr>
-          <w:rFonts w:asciiTheme="majorBidi" w:hAnsiTheme="majorBidi" w:cstheme="majorBidi"/>
-          <w:sz w:val="28"/>
-          <w:szCs w:val="28"/>
-        </w:rPr>
-        <w:t xml:space="preserve">) </w:t>
-      </w:r>
-      <w:r>
-        <w:rPr>
-          <w:rFonts w:asciiTheme="majorBidi" w:hAnsiTheme="majorBidi" w:cstheme="majorBidi"/>
-          <w:sz w:val="28"/>
-          <w:szCs w:val="28"/>
-        </w:rPr>
-        <w:t>and returns the result to the CLI, which then formats and displays the output to the user.</w:t>
-      </w:r>
-    </w:p>
-    <w:p>
-      <w:pPr>
-        <w:spacing w:after="60"/>
-        <w:jc w:val="both"/>
-        <w:rPr>
-          <w:rFonts w:asciiTheme="majorBidi" w:hAnsiTheme="majorBidi" w:cstheme="majorBidi"/>
-          <w:sz w:val="28"/>
-          <w:szCs w:val="28"/>
-        </w:rPr>
-      </w:pPr>
-      <w:proofErr w:type="spellStart"/>
-      <w:r>
-        <w:rPr>
-          <w:rFonts w:asciiTheme="majorBidi" w:hAnsiTheme="majorBidi" w:cstheme="majorBidi"/>
-          <w:sz w:val="28"/>
-          <w:szCs w:val="28"/>
-        </w:rPr>
-        <w:t>kubectl</w:t>
-      </w:r>
-      <w:proofErr w:type="spellEnd"/>
-      <w:r>
-        <w:rPr>
-          <w:rFonts w:asciiTheme="majorBidi" w:hAnsiTheme="majorBidi" w:cstheme="majorBidi"/>
-          <w:sz w:val="28"/>
-          <w:szCs w:val="28"/>
-        </w:rPr>
-        <w:t xml:space="preserve"> can perform both imperative and declarative operations. In the imperative approach, users run commands such as </w:t>
-      </w:r>
-      <w:proofErr w:type="spellStart"/>
-      <w:r>
-        <w:rPr>
-          <w:rFonts w:asciiTheme="majorBidi" w:hAnsiTheme="majorBidi" w:cstheme="majorBidi"/>
           <w:b/>
           <w:bCs/>
           <w:i/>
@@ -9239,6 +9219,90 @@
       <w:r>
         <w:rPr>
           <w:rFonts w:asciiTheme="majorBidi" w:hAnsiTheme="majorBidi" w:cstheme="majorBidi"/>
+          <w:sz w:val="28"/>
+          <w:szCs w:val="28"/>
+        </w:rPr>
+        <w:t xml:space="preserve"> sends an authenticated request to the API server asking for Pod resources. The API server retrieves the requested data from </w:t>
+      </w:r>
+      <w:proofErr w:type="spellStart"/>
+      <w:r>
+        <w:rPr>
+          <w:rFonts w:asciiTheme="majorBidi" w:hAnsiTheme="majorBidi" w:cstheme="majorBidi"/>
+          <w:b/>
+          <w:bCs/>
+          <w:sz w:val="28"/>
+          <w:szCs w:val="28"/>
+        </w:rPr>
+        <w:t>etcd</w:t>
+      </w:r>
+      <w:proofErr w:type="spellEnd"/>
+      <w:r>
+        <w:rPr>
+          <w:rFonts w:asciiTheme="majorBidi" w:hAnsiTheme="majorBidi" w:cstheme="majorBidi"/>
+          <w:sz w:val="28"/>
+          <w:szCs w:val="28"/>
+        </w:rPr>
+        <w:t xml:space="preserve"> (</w:t>
+      </w:r>
+      <w:r>
+        <w:rPr>
+          <w:rFonts w:asciiTheme="majorBidi" w:hAnsiTheme="majorBidi" w:cstheme="majorBidi"/>
+          <w:sz w:val="28"/>
+          <w:szCs w:val="28"/>
+        </w:rPr>
+        <w:t>the cluster’s persistent datastore</w:t>
+      </w:r>
+      <w:r>
+        <w:rPr>
+          <w:rFonts w:asciiTheme="majorBidi" w:hAnsiTheme="majorBidi" w:cstheme="majorBidi"/>
+          <w:sz w:val="28"/>
+          <w:szCs w:val="28"/>
+        </w:rPr>
+        <w:t xml:space="preserve">) </w:t>
+      </w:r>
+      <w:r>
+        <w:rPr>
+          <w:rFonts w:asciiTheme="majorBidi" w:hAnsiTheme="majorBidi" w:cstheme="majorBidi"/>
+          <w:sz w:val="28"/>
+          <w:szCs w:val="28"/>
+        </w:rPr>
+        <w:t>and returns the result to the CLI, which then formats and displays the output to the user.</w:t>
+      </w:r>
+    </w:p>
+    <w:p>
+      <w:pPr>
+        <w:spacing w:after="60"/>
+        <w:jc w:val="both"/>
+        <w:rPr>
+          <w:rFonts w:asciiTheme="majorBidi" w:hAnsiTheme="majorBidi" w:cstheme="majorBidi"/>
+          <w:sz w:val="28"/>
+          <w:szCs w:val="28"/>
+        </w:rPr>
+      </w:pPr>
+      <w:proofErr w:type="spellStart"/>
+      <w:r>
+        <w:rPr>
+          <w:rFonts w:asciiTheme="majorBidi" w:hAnsiTheme="majorBidi" w:cstheme="majorBidi"/>
+          <w:b/>
+          <w:bCs/>
+          <w:sz w:val="28"/>
+          <w:szCs w:val="28"/>
+        </w:rPr>
+        <w:t>kubectl</w:t>
+      </w:r>
+      <w:proofErr w:type="spellEnd"/>
+      <w:r>
+        <w:rPr>
+          <w:rFonts w:asciiTheme="majorBidi" w:hAnsiTheme="majorBidi" w:cstheme="majorBidi"/>
+          <w:sz w:val="28"/>
+          <w:szCs w:val="28"/>
+        </w:rPr>
+        <w:t xml:space="preserve"> can perform both imperative and declarative operations. In the imperative approach, users run commands such as </w:t>
+      </w:r>
+      <w:proofErr w:type="spellStart"/>
+      <w:r>
+        <w:rPr>
+          <w:rFonts w:asciiTheme="majorBidi" w:hAnsiTheme="majorBidi" w:cstheme="majorBidi"/>
           <w:b/>
           <w:bCs/>
           <w:i/>
@@ -9246,17 +9310,9 @@
           <w:sz w:val="28"/>
           <w:szCs w:val="28"/>
         </w:rPr>
-        <w:t xml:space="preserve"> create</w:t>
-      </w:r>
-      <w:r>
-        <w:rPr>
-          <w:rFonts w:asciiTheme="majorBidi" w:hAnsiTheme="majorBidi" w:cstheme="majorBidi"/>
-          <w:sz w:val="28"/>
-          <w:szCs w:val="28"/>
-        </w:rPr>
-        <w:t xml:space="preserve">, </w:t>
-      </w:r>
-      <w:proofErr w:type="spellStart"/>
+        <w:t>kubectl</w:t>
+      </w:r>
+      <w:proofErr w:type="spellEnd"/>
       <w:r>
         <w:rPr>
           <w:rFonts w:asciiTheme="majorBidi" w:hAnsiTheme="majorBidi" w:cstheme="majorBidi"/>
@@ -9267,9 +9323,17 @@
           <w:sz w:val="28"/>
           <w:szCs w:val="28"/>
         </w:rPr>
-        <w:t>kubectl</w:t>
-      </w:r>
-      <w:proofErr w:type="spellEnd"/>
+        <w:t xml:space="preserve"> create</w:t>
+      </w:r>
+      <w:r>
+        <w:rPr>
+          <w:rFonts w:asciiTheme="majorBidi" w:hAnsiTheme="majorBidi" w:cstheme="majorBidi"/>
+          <w:sz w:val="28"/>
+          <w:szCs w:val="28"/>
+        </w:rPr>
+        <w:t xml:space="preserve">, </w:t>
+      </w:r>
+      <w:proofErr w:type="spellStart"/>
       <w:r>
         <w:rPr>
           <w:rFonts w:asciiTheme="majorBidi" w:hAnsiTheme="majorBidi" w:cstheme="majorBidi"/>
@@ -9280,17 +9344,9 @@
           <w:sz w:val="28"/>
           <w:szCs w:val="28"/>
         </w:rPr>
-        <w:t xml:space="preserve"> run</w:t>
-      </w:r>
-      <w:r>
-        <w:rPr>
-          <w:rFonts w:asciiTheme="majorBidi" w:hAnsiTheme="majorBidi" w:cstheme="majorBidi"/>
-          <w:sz w:val="28"/>
-          <w:szCs w:val="28"/>
-        </w:rPr>
-        <w:t xml:space="preserve">, or </w:t>
-      </w:r>
-      <w:proofErr w:type="spellStart"/>
+        <w:t>kubectl</w:t>
+      </w:r>
+      <w:proofErr w:type="spellEnd"/>
       <w:r>
         <w:rPr>
           <w:rFonts w:asciiTheme="majorBidi" w:hAnsiTheme="majorBidi" w:cstheme="majorBidi"/>
@@ -9301,9 +9357,17 @@
           <w:sz w:val="28"/>
           <w:szCs w:val="28"/>
         </w:rPr>
-        <w:t>kubectl</w:t>
-      </w:r>
-      <w:proofErr w:type="spellEnd"/>
+        <w:t xml:space="preserve"> run</w:t>
+      </w:r>
+      <w:r>
+        <w:rPr>
+          <w:rFonts w:asciiTheme="majorBidi" w:hAnsiTheme="majorBidi" w:cstheme="majorBidi"/>
+          <w:sz w:val="28"/>
+          <w:szCs w:val="28"/>
+        </w:rPr>
+        <w:t xml:space="preserve">, or </w:t>
+      </w:r>
+      <w:proofErr w:type="spellStart"/>
       <w:r>
         <w:rPr>
           <w:rFonts w:asciiTheme="majorBidi" w:hAnsiTheme="majorBidi" w:cstheme="majorBidi"/>
@@ -9314,17 +9378,9 @@
           <w:sz w:val="28"/>
           <w:szCs w:val="28"/>
         </w:rPr>
-        <w:t xml:space="preserve"> delete</w:t>
-      </w:r>
-      <w:r>
-        <w:rPr>
-          <w:rFonts w:asciiTheme="majorBidi" w:hAnsiTheme="majorBidi" w:cstheme="majorBidi"/>
-          <w:sz w:val="28"/>
-          <w:szCs w:val="28"/>
-        </w:rPr>
-        <w:t xml:space="preserve"> to directly perform actions on resources. In the declarative approach, users define the desired state of resources in YAML or JSON configuration files and apply them using commands such as </w:t>
-      </w:r>
-      <w:proofErr w:type="spellStart"/>
+        <w:t>kubectl</w:t>
+      </w:r>
+      <w:proofErr w:type="spellEnd"/>
       <w:r>
         <w:rPr>
           <w:rFonts w:asciiTheme="majorBidi" w:hAnsiTheme="majorBidi" w:cstheme="majorBidi"/>
@@ -9335,9 +9391,17 @@
           <w:sz w:val="28"/>
           <w:szCs w:val="28"/>
         </w:rPr>
-        <w:t>kubectl</w:t>
-      </w:r>
-      <w:proofErr w:type="spellEnd"/>
+        <w:t xml:space="preserve"> delete</w:t>
+      </w:r>
+      <w:r>
+        <w:rPr>
+          <w:rFonts w:asciiTheme="majorBidi" w:hAnsiTheme="majorBidi" w:cstheme="majorBidi"/>
+          <w:sz w:val="28"/>
+          <w:szCs w:val="28"/>
+        </w:rPr>
+        <w:t xml:space="preserve"> to directly perform actions on resources. In the declarative approach, users define the desired state of resources in YAML or JSON configuration files and apply them using commands such as </w:t>
+      </w:r>
+      <w:proofErr w:type="spellStart"/>
       <w:r>
         <w:rPr>
           <w:rFonts w:asciiTheme="majorBidi" w:hAnsiTheme="majorBidi" w:cstheme="majorBidi"/>
@@ -9348,6 +9412,19 @@
           <w:sz w:val="28"/>
           <w:szCs w:val="28"/>
         </w:rPr>
+        <w:t>kubectl</w:t>
+      </w:r>
+      <w:proofErr w:type="spellEnd"/>
+      <w:r>
+        <w:rPr>
+          <w:rFonts w:asciiTheme="majorBidi" w:hAnsiTheme="majorBidi" w:cstheme="majorBidi"/>
+          <w:b/>
+          <w:bCs/>
+          <w:i/>
+          <w:iCs/>
+          <w:sz w:val="28"/>
+          <w:szCs w:val="28"/>
+        </w:rPr>
         <w:t xml:space="preserve"> apply -f </w:t>
       </w:r>
       <w:proofErr w:type="spellStart"/>
@@ -9373,162 +9450,6 @@
           <w:szCs w:val="28"/>
         </w:rPr>
         <w:t>. Kubernetes then ensures that the cluster state matches the declared configuration.</w:t>
-      </w:r>
-    </w:p>
-    <w:p>
-      <w:pPr>
-        <w:jc w:val="both"/>
-        <w:rPr>
-          <w:rFonts w:asciiTheme="majorBidi" w:hAnsiTheme="majorBidi" w:cstheme="majorBidi"/>
-          <w:sz w:val="28"/>
-          <w:szCs w:val="28"/>
-        </w:rPr>
-      </w:pPr>
-      <w:r>
-        <w:rPr>
-          <w:rFonts w:asciiTheme="majorBidi" w:hAnsiTheme="majorBidi" w:cstheme="majorBidi"/>
-          <w:sz w:val="28"/>
-          <w:szCs w:val="28"/>
-        </w:rPr>
-        <w:t xml:space="preserve">Beyond basic resource management, </w:t>
-      </w:r>
-      <w:proofErr w:type="spellStart"/>
-      <w:r>
-        <w:rPr>
-          <w:rFonts w:asciiTheme="majorBidi" w:hAnsiTheme="majorBidi" w:cstheme="majorBidi"/>
-          <w:sz w:val="28"/>
-          <w:szCs w:val="28"/>
-        </w:rPr>
-        <w:t>kubectl</w:t>
-      </w:r>
-      <w:proofErr w:type="spellEnd"/>
-      <w:r>
-        <w:rPr>
-          <w:rFonts w:asciiTheme="majorBidi" w:hAnsiTheme="majorBidi" w:cstheme="majorBidi"/>
-          <w:sz w:val="28"/>
-          <w:szCs w:val="28"/>
-        </w:rPr>
-        <w:t xml:space="preserve"> also provides operational and debugging capabilities. Users can inspect logs (</w:t>
-      </w:r>
-      <w:proofErr w:type="spellStart"/>
-      <w:r>
-        <w:rPr>
-          <w:rFonts w:asciiTheme="majorBidi" w:hAnsiTheme="majorBidi" w:cstheme="majorBidi"/>
-          <w:b/>
-          <w:bCs/>
-          <w:i/>
-          <w:iCs/>
-          <w:sz w:val="28"/>
-          <w:szCs w:val="28"/>
-        </w:rPr>
-        <w:t>kubectl</w:t>
-      </w:r>
-      <w:proofErr w:type="spellEnd"/>
-      <w:r>
-        <w:rPr>
-          <w:rFonts w:asciiTheme="majorBidi" w:hAnsiTheme="majorBidi" w:cstheme="majorBidi"/>
-          <w:b/>
-          <w:bCs/>
-          <w:i/>
-          <w:iCs/>
-          <w:sz w:val="28"/>
-          <w:szCs w:val="28"/>
-        </w:rPr>
-        <w:t xml:space="preserve"> logs</w:t>
-      </w:r>
-      <w:r>
-        <w:rPr>
-          <w:rFonts w:asciiTheme="majorBidi" w:hAnsiTheme="majorBidi" w:cstheme="majorBidi"/>
-          <w:sz w:val="28"/>
-          <w:szCs w:val="28"/>
-        </w:rPr>
-        <w:t>), execute commands inside containers (</w:t>
-      </w:r>
-      <w:proofErr w:type="spellStart"/>
-      <w:r>
-        <w:rPr>
-          <w:rFonts w:asciiTheme="majorBidi" w:hAnsiTheme="majorBidi" w:cstheme="majorBidi"/>
-          <w:b/>
-          <w:bCs/>
-          <w:i/>
-          <w:iCs/>
-          <w:sz w:val="28"/>
-          <w:szCs w:val="28"/>
-        </w:rPr>
-        <w:t>kubectl</w:t>
-      </w:r>
-      <w:proofErr w:type="spellEnd"/>
-      <w:r>
-        <w:rPr>
-          <w:rFonts w:asciiTheme="majorBidi" w:hAnsiTheme="majorBidi" w:cstheme="majorBidi"/>
-          <w:b/>
-          <w:bCs/>
-          <w:i/>
-          <w:iCs/>
-          <w:sz w:val="28"/>
-          <w:szCs w:val="28"/>
-        </w:rPr>
-        <w:t xml:space="preserve"> exec</w:t>
-      </w:r>
-      <w:r>
-        <w:rPr>
-          <w:rFonts w:asciiTheme="majorBidi" w:hAnsiTheme="majorBidi" w:cstheme="majorBidi"/>
-          <w:sz w:val="28"/>
-          <w:szCs w:val="28"/>
-        </w:rPr>
-        <w:t>), forward ports (</w:t>
-      </w:r>
-      <w:proofErr w:type="spellStart"/>
-      <w:r>
-        <w:rPr>
-          <w:rFonts w:asciiTheme="majorBidi" w:hAnsiTheme="majorBidi" w:cstheme="majorBidi"/>
-          <w:b/>
-          <w:bCs/>
-          <w:i/>
-          <w:iCs/>
-          <w:sz w:val="28"/>
-          <w:szCs w:val="28"/>
-        </w:rPr>
-        <w:t>kubectl</w:t>
-      </w:r>
-      <w:proofErr w:type="spellEnd"/>
-      <w:r>
-        <w:rPr>
-          <w:rFonts w:asciiTheme="majorBidi" w:hAnsiTheme="majorBidi" w:cstheme="majorBidi"/>
-          <w:b/>
-          <w:bCs/>
-          <w:i/>
-          <w:iCs/>
-          <w:sz w:val="28"/>
-          <w:szCs w:val="28"/>
-        </w:rPr>
-        <w:t xml:space="preserve"> port-forward</w:t>
-      </w:r>
-      <w:r>
-        <w:rPr>
-          <w:rFonts w:asciiTheme="majorBidi" w:hAnsiTheme="majorBidi" w:cstheme="majorBidi"/>
-          <w:sz w:val="28"/>
-          <w:szCs w:val="28"/>
-        </w:rPr>
-        <w:t xml:space="preserve">), view cluster information, and monitor resource status. Because </w:t>
-      </w:r>
-      <w:proofErr w:type="spellStart"/>
-      <w:r>
-        <w:rPr>
-          <w:rFonts w:asciiTheme="majorBidi" w:hAnsiTheme="majorBidi" w:cstheme="majorBidi"/>
-          <w:sz w:val="28"/>
-          <w:szCs w:val="28"/>
-        </w:rPr>
-        <w:t>kubectl</w:t>
-      </w:r>
-      <w:proofErr w:type="spellEnd"/>
-      <w:r>
-        <w:rPr>
-          <w:rFonts w:asciiTheme="majorBidi" w:hAnsiTheme="majorBidi" w:cstheme="majorBidi"/>
-          <w:sz w:val="28"/>
-          <w:szCs w:val="28"/>
-        </w:rPr>
-        <w:t xml:space="preserve"> communicates entirely through the Kubernetes API, it is simply one of many possible clients; dashboards, automation tools, CI/CD systems, and custom applications can interact with the cluster in the same way by using the Kubernetes API.</w:t>
       </w:r>
     </w:p>
     <w:p>
@@ -9550,18 +9471,18 @@
         <mc:AlternateContent>
           <mc:Choice Requires="wps">
             <w:drawing>
-              <wp:anchor distT="0" distB="0" distL="114300" distR="114300" simplePos="0" relativeHeight="251659264" behindDoc="0" locked="0" layoutInCell="1" allowOverlap="1" wp14:anchorId="50026BDB" wp14:editId="0B29B7E9">
+              <wp:anchor distT="0" distB="0" distL="114300" distR="114300" simplePos="0" relativeHeight="251664384" behindDoc="0" locked="0" layoutInCell="1" allowOverlap="1" wp14:anchorId="3A4868C6" wp14:editId="5A34F5D0">
                 <wp:simplePos x="0" y="0"/>
                 <wp:positionH relativeFrom="margin">
-                  <wp:align>left</wp:align>
+                  <wp:align>right</wp:align>
                 </wp:positionH>
                 <wp:positionV relativeFrom="paragraph">
-                  <wp:posOffset>0</wp:posOffset>
+                  <wp:posOffset>1483359</wp:posOffset>
                 </wp:positionV>
-                <wp:extent cx="6827520" cy="4152900"/>
-                <wp:effectExtent l="0" t="0" r="11430" b="19050"/>
+                <wp:extent cx="6838950" cy="1647825"/>
+                <wp:effectExtent l="0" t="0" r="19050" b="28575"/>
                 <wp:wrapNone/>
-                <wp:docPr id="1525061666" name="Rectangle 1"/>
+                <wp:docPr id="1" name="Rectangle 1"/>
                 <wp:cNvGraphicFramePr/>
                 <a:graphic xmlns:a="http://schemas.openxmlformats.org/drawingml/2006/main">
                   <a:graphicData uri="http://schemas.microsoft.com/office/word/2010/wordprocessingShape">
@@ -9570,7 +9491,7 @@
                       <wps:spPr>
                         <a:xfrm>
                           <a:off x="0" y="0"/>
-                          <a:ext cx="6827520" cy="4152900"/>
+                          <a:ext cx="6838950" cy="1647825"/>
                         </a:xfrm>
                         <a:prstGeom prst="rect">
                           <a:avLst/>
@@ -9594,7 +9515,7 @@
                         <w:txbxContent>
                           <w:p>
                             <w:pPr>
-                              <w:spacing w:after="120"/>
+                              <w:spacing w:after="60"/>
                               <w:jc w:val="both"/>
                               <w:rPr>
                                 <w:rFonts w:asciiTheme="majorBidi" w:hAnsiTheme="majorBidi" w:cstheme="majorBidi"/>
@@ -9613,7 +9534,7 @@
                           </w:p>
                           <w:p>
                             <w:pPr>
-                              <w:spacing w:after="60"/>
+                              <w:spacing w:after="40"/>
                               <w:jc w:val="both"/>
                               <w:rPr>
                                 <w:rFonts w:asciiTheme="majorBidi" w:hAnsiTheme="majorBidi" w:cstheme="majorBidi"/>
@@ -9705,6 +9626,7 @@
                                 <w:szCs w:val="28"/>
                               </w:rPr>
                             </w:pPr>
+                            <w:proofErr w:type="spellStart"/>
                             <w:r>
                               <w:rPr>
                                 <w:rFonts w:asciiTheme="majorBidi" w:hAnsiTheme="majorBidi" w:cstheme="majorBidi"/>
@@ -9715,7 +9637,20 @@
                                 <w:sz w:val="28"/>
                                 <w:szCs w:val="28"/>
                               </w:rPr>
-                              <w:t>kubectl run nginx --image=nginx</w:t>
+                              <w:t>kubectl</w:t>
+                            </w:r>
+                            <w:proofErr w:type="spellEnd"/>
+                            <w:r>
+                              <w:rPr>
+                                <w:rFonts w:asciiTheme="majorBidi" w:hAnsiTheme="majorBidi" w:cstheme="majorBidi"/>
+                                <w:b/>
+                                <w:bCs/>
+                                <w:i/>
+                                <w:iCs/>
+                                <w:sz w:val="28"/>
+                                <w:szCs w:val="28"/>
+                              </w:rPr>
+                              <w:t xml:space="preserve"> run nginx --image=nginx</w:t>
                             </w:r>
                             <w:r>
                               <w:rPr>
@@ -9744,210 +9679,8 @@
                           </w:p>
                           <w:p>
                             <w:pPr>
-                              <w:pStyle w:val="ListParagraph"/>
-                              <w:numPr>
-                                <w:ilvl w:val="0"/>
-                                <w:numId w:val="28"/>
-                              </w:numPr>
-                              <w:ind w:left="360"/>
-                              <w:jc w:val="both"/>
-                              <w:rPr>
-                                <w:rFonts w:asciiTheme="majorBidi" w:hAnsiTheme="majorBidi" w:cstheme="majorBidi"/>
-                                <w:sz w:val="28"/>
-                                <w:szCs w:val="28"/>
-                              </w:rPr>
+                              <w:jc w:val="center"/>
                             </w:pPr>
-                            <w:r>
-                              <w:rPr>
-                                <w:rFonts w:asciiTheme="majorBidi" w:hAnsiTheme="majorBidi" w:cstheme="majorBidi"/>
-                                <w:sz w:val="28"/>
-                                <w:szCs w:val="28"/>
-                              </w:rPr>
-                              <w:t>Run a Pod</w:t>
-                            </w:r>
-                          </w:p>
-                          <w:p>
-                            <w:pPr>
-                              <w:pStyle w:val="ListParagraph"/>
-                              <w:numPr>
-                                <w:ilvl w:val="0"/>
-                                <w:numId w:val="28"/>
-                              </w:numPr>
-                              <w:ind w:left="360"/>
-                              <w:jc w:val="both"/>
-                              <w:rPr>
-                                <w:rFonts w:asciiTheme="majorBidi" w:hAnsiTheme="majorBidi" w:cstheme="majorBidi"/>
-                                <w:sz w:val="28"/>
-                                <w:szCs w:val="28"/>
-                              </w:rPr>
-                            </w:pPr>
-                            <w:r>
-                              <w:rPr>
-                                <w:rFonts w:asciiTheme="majorBidi" w:hAnsiTheme="majorBidi" w:cstheme="majorBidi"/>
-                                <w:sz w:val="28"/>
-                                <w:szCs w:val="28"/>
-                              </w:rPr>
-                              <w:t>Use the nginx image</w:t>
-                            </w:r>
-                          </w:p>
-                          <w:p>
-                            <w:pPr>
-                              <w:pStyle w:val="ListParagraph"/>
-                              <w:numPr>
-                                <w:ilvl w:val="0"/>
-                                <w:numId w:val="28"/>
-                              </w:numPr>
-                              <w:spacing w:after="60"/>
-                              <w:ind w:left="360"/>
-                              <w:jc w:val="both"/>
-                              <w:rPr>
-                                <w:rFonts w:asciiTheme="majorBidi" w:hAnsiTheme="majorBidi" w:cstheme="majorBidi"/>
-                                <w:sz w:val="28"/>
-                                <w:szCs w:val="28"/>
-                              </w:rPr>
-                            </w:pPr>
-                            <w:r>
-                              <w:rPr>
-                                <w:rFonts w:asciiTheme="majorBidi" w:hAnsiTheme="majorBidi" w:cstheme="majorBidi"/>
-                                <w:sz w:val="28"/>
-                                <w:szCs w:val="28"/>
-                              </w:rPr>
-                              <w:t>Create it right now</w:t>
-                            </w:r>
-                          </w:p>
-                          <w:p>
-                            <w:pPr>
-                              <w:spacing w:after="60"/>
-                              <w:jc w:val="both"/>
-                              <w:rPr>
-                                <w:rFonts w:asciiTheme="majorBidi" w:hAnsiTheme="majorBidi" w:cstheme="majorBidi"/>
-                                <w:sz w:val="28"/>
-                                <w:szCs w:val="28"/>
-                              </w:rPr>
-                            </w:pPr>
-                            <w:r>
-                              <w:rPr>
-                                <w:rFonts w:asciiTheme="majorBidi" w:hAnsiTheme="majorBidi" w:cstheme="majorBidi"/>
-                                <w:sz w:val="28"/>
-                                <w:szCs w:val="28"/>
-                              </w:rPr>
-                              <w:t>You are issuing commands that directly change the cluster state.</w:t>
-                            </w:r>
-                          </w:p>
-                          <w:p>
-                            <w:pPr>
-                              <w:spacing w:after="60"/>
-                              <w:jc w:val="both"/>
-                              <w:rPr>
-                                <w:rFonts w:asciiTheme="majorBidi" w:hAnsiTheme="majorBidi" w:cstheme="majorBidi"/>
-                                <w:sz w:val="28"/>
-                                <w:szCs w:val="28"/>
-                              </w:rPr>
-                            </w:pPr>
-                            <w:r>
-                              <w:rPr>
-                                <w:rFonts w:asciiTheme="majorBidi" w:hAnsiTheme="majorBidi" w:cstheme="majorBidi"/>
-                                <w:sz w:val="28"/>
-                                <w:szCs w:val="28"/>
-                              </w:rPr>
-                              <w:t>Characteristics:</w:t>
-                            </w:r>
-                          </w:p>
-                          <w:p>
-                            <w:pPr>
-                              <w:pStyle w:val="ListParagraph"/>
-                              <w:numPr>
-                                <w:ilvl w:val="0"/>
-                                <w:numId w:val="29"/>
-                              </w:numPr>
-                              <w:ind w:left="360"/>
-                              <w:jc w:val="both"/>
-                              <w:rPr>
-                                <w:rFonts w:asciiTheme="majorBidi" w:hAnsiTheme="majorBidi" w:cstheme="majorBidi"/>
-                                <w:sz w:val="28"/>
-                                <w:szCs w:val="28"/>
-                              </w:rPr>
-                            </w:pPr>
-                            <w:r>
-                              <w:rPr>
-                                <w:rFonts w:asciiTheme="majorBidi" w:hAnsiTheme="majorBidi" w:cstheme="majorBidi"/>
-                                <w:sz w:val="28"/>
-                                <w:szCs w:val="28"/>
-                              </w:rPr>
-                              <w:t>Command-based</w:t>
-                            </w:r>
-                          </w:p>
-                          <w:p>
-                            <w:pPr>
-                              <w:pStyle w:val="ListParagraph"/>
-                              <w:numPr>
-                                <w:ilvl w:val="0"/>
-                                <w:numId w:val="29"/>
-                              </w:numPr>
-                              <w:ind w:left="360"/>
-                              <w:jc w:val="both"/>
-                              <w:rPr>
-                                <w:rFonts w:asciiTheme="majorBidi" w:hAnsiTheme="majorBidi" w:cstheme="majorBidi"/>
-                                <w:sz w:val="28"/>
-                                <w:szCs w:val="28"/>
-                              </w:rPr>
-                            </w:pPr>
-                            <w:r>
-                              <w:rPr>
-                                <w:rFonts w:asciiTheme="majorBidi" w:hAnsiTheme="majorBidi" w:cstheme="majorBidi"/>
-                                <w:sz w:val="28"/>
-                                <w:szCs w:val="28"/>
-                              </w:rPr>
-                              <w:t>Immediate action</w:t>
-                            </w:r>
-                          </w:p>
-                          <w:p>
-                            <w:pPr>
-                              <w:pStyle w:val="ListParagraph"/>
-                              <w:numPr>
-                                <w:ilvl w:val="0"/>
-                                <w:numId w:val="29"/>
-                              </w:numPr>
-                              <w:ind w:left="360"/>
-                              <w:jc w:val="both"/>
-                              <w:rPr>
-                                <w:rFonts w:asciiTheme="majorBidi" w:hAnsiTheme="majorBidi" w:cstheme="majorBidi"/>
-                                <w:sz w:val="28"/>
-                                <w:szCs w:val="28"/>
-                              </w:rPr>
-                            </w:pPr>
-                            <w:r>
-                              <w:rPr>
-                                <w:rFonts w:asciiTheme="majorBidi" w:hAnsiTheme="majorBidi" w:cstheme="majorBidi"/>
-                                <w:sz w:val="28"/>
-                                <w:szCs w:val="28"/>
-                              </w:rPr>
-                              <w:t>Good for quick testing</w:t>
-                            </w:r>
-                          </w:p>
-                          <w:p>
-                            <w:pPr>
-                              <w:pStyle w:val="ListParagraph"/>
-                              <w:numPr>
-                                <w:ilvl w:val="0"/>
-                                <w:numId w:val="29"/>
-                              </w:numPr>
-                              <w:ind w:left="360"/>
-                              <w:jc w:val="both"/>
-                              <w:rPr>
-                                <w:rFonts w:asciiTheme="majorBidi" w:hAnsiTheme="majorBidi" w:cstheme="majorBidi"/>
-                                <w:sz w:val="28"/>
-                                <w:szCs w:val="28"/>
-                              </w:rPr>
-                            </w:pPr>
-                            <w:r>
-                              <w:rPr>
-                                <w:rFonts w:asciiTheme="majorBidi" w:hAnsiTheme="majorBidi" w:cstheme="majorBidi"/>
-                                <w:sz w:val="28"/>
-                                <w:szCs w:val="28"/>
-                              </w:rPr>
-                              <w:t>Harder to track changes in production</w:t>
-                            </w:r>
                           </w:p>
                         </w:txbxContent>
                       </wps:txbx>
@@ -9971,7 +9704,7 @@
           </mc:Choice>
           <mc:Fallback>
             <w:pict>
-              <v:rect w14:anchorId="50026BDB" id="Rectangle 1" o:spid="_x0000_s1026" style="position:absolute;left:0;text-align:left;margin-left:0;margin-top:0;width:537.6pt;height:327pt;z-index:251659264;visibility:visible;mso-wrap-style:square;mso-width-percent:0;mso-height-percent:0;mso-wrap-distance-left:9pt;mso-wrap-distance-top:0;mso-wrap-distance-right:9pt;mso-wrap-distance-bottom:0;mso-position-horizontal:left;mso-position-horizontal-relative:margin;mso-position-vertical:absolute;mso-position-vertical-relative:text;mso-width-percent:0;mso-height-percent:0;mso-width-relative:margin;mso-height-relative:margin;v-text-anchor:middle" o:gfxdata="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" fillcolor="#555 [2160]" strokecolor="black [3200]" strokeweight=".5pt">
+              <v:rect w14:anchorId="3A4868C6" id="Rectangle 1" o:spid="_x0000_s1026" style="position:absolute;left:0;text-align:left;margin-left:487.3pt;margin-top:116.8pt;width:538.5pt;height:129.75pt;z-index:251664384;visibility:visible;mso-wrap-style:square;mso-width-percent:0;mso-height-percent:0;mso-wrap-distance-left:9pt;mso-wrap-distance-top:0;mso-wrap-distance-right:9pt;mso-wrap-distance-bottom:0;mso-position-horizontal:right;mso-position-horizontal-relative:margin;mso-position-vertical:absolute;mso-position-vertical-relative:text;mso-width-percent:0;mso-height-percent:0;mso-width-relative:margin;mso-height-relative:margin;v-text-anchor:middle" o:gfxdata="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" fillcolor="#555 [2160]" strokecolor="black [3200]" strokeweight=".5pt">
                 <v:fill color2="#313131 [2608]" rotate="t" colors="0 #9b9b9b;.5 #8e8e8e;1 #797979" focus="100%" type="gradient">
                   <o:fill v:ext="view" type="gradientUnscaled"/>
                 </v:fill>
@@ -9979,7 +9712,7 @@
                   <w:txbxContent>
                     <w:p>
                       <w:pPr>
-                        <w:spacing w:after="120"/>
+                        <w:spacing w:after="60"/>
                         <w:jc w:val="both"/>
                         <w:rPr>
                           <w:rFonts w:asciiTheme="majorBidi" w:hAnsiTheme="majorBidi" w:cstheme="majorBidi"/>
@@ -9998,7 +9731,7 @@
                     </w:p>
                     <w:p>
                       <w:pPr>
-                        <w:spacing w:after="60"/>
+                        <w:spacing w:after="40"/>
                         <w:jc w:val="both"/>
                         <w:rPr>
                           <w:rFonts w:asciiTheme="majorBidi" w:hAnsiTheme="majorBidi" w:cstheme="majorBidi"/>
@@ -10090,6 +9823,7 @@
                           <w:szCs w:val="28"/>
                         </w:rPr>
                       </w:pPr>
+                      <w:proofErr w:type="spellStart"/>
                       <w:r>
                         <w:rPr>
                           <w:rFonts w:asciiTheme="majorBidi" w:hAnsiTheme="majorBidi" w:cstheme="majorBidi"/>
@@ -10100,7 +9834,20 @@
                           <w:sz w:val="28"/>
                           <w:szCs w:val="28"/>
                         </w:rPr>
-                        <w:t>kubectl run nginx --image=nginx</w:t>
+                        <w:t>kubectl</w:t>
+                      </w:r>
+                      <w:proofErr w:type="spellEnd"/>
+                      <w:r>
+                        <w:rPr>
+                          <w:rFonts w:asciiTheme="majorBidi" w:hAnsiTheme="majorBidi" w:cstheme="majorBidi"/>
+                          <w:b/>
+                          <w:bCs/>
+                          <w:i/>
+                          <w:iCs/>
+                          <w:sz w:val="28"/>
+                          <w:szCs w:val="28"/>
+                        </w:rPr>
+                        <w:t xml:space="preserve"> run nginx --image=nginx</w:t>
                       </w:r>
                       <w:r>
                         <w:rPr>
@@ -10127,6 +9874,1032 @@
                         <w:t>Here you are explicitly instructing Kubernetes:</w:t>
                       </w:r>
                     </w:p>
+                    <w:p>
+                      <w:pPr>
+                        <w:jc w:val="center"/>
+                      </w:pPr>
+                    </w:p>
+                  </w:txbxContent>
+                </v:textbox>
+                <w10:wrap anchorx="margin"/>
+              </v:rect>
+            </w:pict>
+          </mc:Fallback>
+        </mc:AlternateContent>
+      </w:r>
+      <w:r>
+        <w:rPr>
+          <w:rFonts w:asciiTheme="majorBidi" w:hAnsiTheme="majorBidi" w:cstheme="majorBidi"/>
+          <w:sz w:val="28"/>
+          <w:szCs w:val="28"/>
+        </w:rPr>
+        <w:t xml:space="preserve">Beyond basic resource management, </w:t>
+      </w:r>
+      <w:proofErr w:type="spellStart"/>
+      <w:r>
+        <w:rPr>
+          <w:rFonts w:asciiTheme="majorBidi" w:hAnsiTheme="majorBidi" w:cstheme="majorBidi"/>
+          <w:b/>
+          <w:bCs/>
+          <w:i/>
+          <w:iCs/>
+          <w:sz w:val="28"/>
+          <w:szCs w:val="28"/>
+        </w:rPr>
+        <w:t>kubectl</w:t>
+      </w:r>
+      <w:proofErr w:type="spellEnd"/>
+      <w:r>
+        <w:rPr>
+          <w:rFonts w:asciiTheme="majorBidi" w:hAnsiTheme="majorBidi" w:cstheme="majorBidi"/>
+          <w:sz w:val="28"/>
+          <w:szCs w:val="28"/>
+        </w:rPr>
+        <w:t xml:space="preserve"> also provides operational and debugging capabilities. Users can inspect logs (</w:t>
+      </w:r>
+      <w:proofErr w:type="spellStart"/>
+      <w:r>
+        <w:rPr>
+          <w:rFonts w:asciiTheme="majorBidi" w:hAnsiTheme="majorBidi" w:cstheme="majorBidi"/>
+          <w:b/>
+          <w:bCs/>
+          <w:i/>
+          <w:iCs/>
+          <w:sz w:val="28"/>
+          <w:szCs w:val="28"/>
+        </w:rPr>
+        <w:t>kubectl</w:t>
+      </w:r>
+      <w:proofErr w:type="spellEnd"/>
+      <w:r>
+        <w:rPr>
+          <w:rFonts w:asciiTheme="majorBidi" w:hAnsiTheme="majorBidi" w:cstheme="majorBidi"/>
+          <w:b/>
+          <w:bCs/>
+          <w:i/>
+          <w:iCs/>
+          <w:sz w:val="28"/>
+          <w:szCs w:val="28"/>
+        </w:rPr>
+        <w:t xml:space="preserve"> logs</w:t>
+      </w:r>
+      <w:r>
+        <w:rPr>
+          <w:rFonts w:asciiTheme="majorBidi" w:hAnsiTheme="majorBidi" w:cstheme="majorBidi"/>
+          <w:sz w:val="28"/>
+          <w:szCs w:val="28"/>
+        </w:rPr>
+        <w:t>), execute commands inside containers (</w:t>
+      </w:r>
+      <w:proofErr w:type="spellStart"/>
+      <w:r>
+        <w:rPr>
+          <w:rFonts w:asciiTheme="majorBidi" w:hAnsiTheme="majorBidi" w:cstheme="majorBidi"/>
+          <w:b/>
+          <w:bCs/>
+          <w:i/>
+          <w:iCs/>
+          <w:sz w:val="28"/>
+          <w:szCs w:val="28"/>
+        </w:rPr>
+        <w:t>kubectl</w:t>
+      </w:r>
+      <w:proofErr w:type="spellEnd"/>
+      <w:r>
+        <w:rPr>
+          <w:rFonts w:asciiTheme="majorBidi" w:hAnsiTheme="majorBidi" w:cstheme="majorBidi"/>
+          <w:b/>
+          <w:bCs/>
+          <w:i/>
+          <w:iCs/>
+          <w:sz w:val="28"/>
+          <w:szCs w:val="28"/>
+        </w:rPr>
+        <w:t xml:space="preserve"> exec</w:t>
+      </w:r>
+      <w:r>
+        <w:rPr>
+          <w:rFonts w:asciiTheme="majorBidi" w:hAnsiTheme="majorBidi" w:cstheme="majorBidi"/>
+          <w:sz w:val="28"/>
+          <w:szCs w:val="28"/>
+        </w:rPr>
+        <w:t>), forward ports (</w:t>
+      </w:r>
+      <w:proofErr w:type="spellStart"/>
+      <w:r>
+        <w:rPr>
+          <w:rFonts w:asciiTheme="majorBidi" w:hAnsiTheme="majorBidi" w:cstheme="majorBidi"/>
+          <w:b/>
+          <w:bCs/>
+          <w:i/>
+          <w:iCs/>
+          <w:sz w:val="28"/>
+          <w:szCs w:val="28"/>
+        </w:rPr>
+        <w:t>kubectl</w:t>
+      </w:r>
+      <w:proofErr w:type="spellEnd"/>
+      <w:r>
+        <w:rPr>
+          <w:rFonts w:asciiTheme="majorBidi" w:hAnsiTheme="majorBidi" w:cstheme="majorBidi"/>
+          <w:b/>
+          <w:bCs/>
+          <w:i/>
+          <w:iCs/>
+          <w:sz w:val="28"/>
+          <w:szCs w:val="28"/>
+        </w:rPr>
+        <w:t xml:space="preserve"> port-forward</w:t>
+      </w:r>
+      <w:r>
+        <w:rPr>
+          <w:rFonts w:asciiTheme="majorBidi" w:hAnsiTheme="majorBidi" w:cstheme="majorBidi"/>
+          <w:sz w:val="28"/>
+          <w:szCs w:val="28"/>
+        </w:rPr>
+        <w:t xml:space="preserve">), view cluster information, and monitor resource status. Because </w:t>
+      </w:r>
+      <w:r>
+        <w:rPr>
+          <w:rFonts w:asciiTheme="majorBidi" w:hAnsiTheme="majorBidi" w:cstheme="majorBidi"/>
+          <w:b/>
+          <w:bCs/>
+          <w:i/>
+          <w:iCs/>
+          <w:sz w:val="28"/>
+          <w:szCs w:val="28"/>
+        </w:rPr>
+        <w:t>k</w:t>
+      </w:r>
+      <w:r>
+        <w:rPr>
+          <w:rFonts w:asciiTheme="majorBidi" w:hAnsiTheme="majorBidi" w:cstheme="majorBidi"/>
+          <w:b/>
+          <w:bCs/>
+          <w:i/>
+          <w:iCs/>
+          <w:sz w:val="28"/>
+          <w:szCs w:val="28"/>
+        </w:rPr>
+        <w:t xml:space="preserve"> </w:t>
+      </w:r>
+      <w:proofErr w:type="spellStart"/>
+      <w:r>
+        <w:rPr>
+          <w:rFonts w:asciiTheme="majorBidi" w:hAnsiTheme="majorBidi" w:cstheme="majorBidi"/>
+          <w:b/>
+          <w:bCs/>
+          <w:i/>
+          <w:iCs/>
+          <w:sz w:val="28"/>
+          <w:szCs w:val="28"/>
+        </w:rPr>
+        <w:t>ubectl</w:t>
+      </w:r>
+      <w:proofErr w:type="spellEnd"/>
+      <w:r>
+        <w:rPr>
+          <w:rFonts w:asciiTheme="majorBidi" w:hAnsiTheme="majorBidi" w:cstheme="majorBidi"/>
+          <w:sz w:val="28"/>
+          <w:szCs w:val="28"/>
+        </w:rPr>
+        <w:t xml:space="preserve"> communicates entirely through the Kubernetes API, it is simply one of many possible clients; dashboards, automation tools, CI/CD systems, and custom applications can interact with the cluster in the same way by using the Kubernetes API.</w:t>
+      </w:r>
+    </w:p>
+    <w:p>
+      <w:pPr>
+        <w:jc w:val="both"/>
+        <w:rPr>
+          <w:rFonts w:asciiTheme="majorBidi" w:hAnsiTheme="majorBidi" w:cstheme="majorBidi"/>
+          <w:sz w:val="28"/>
+          <w:szCs w:val="28"/>
+        </w:rPr>
+      </w:pPr>
+    </w:p>
+    <w:p>
+      <w:pPr>
+        <w:jc w:val="both"/>
+        <w:rPr>
+          <w:rFonts w:asciiTheme="majorBidi" w:hAnsiTheme="majorBidi" w:cstheme="majorBidi"/>
+          <w:sz w:val="28"/>
+          <w:szCs w:val="28"/>
+        </w:rPr>
+      </w:pPr>
+    </w:p>
+    <w:p>
+      <w:pPr>
+        <w:jc w:val="both"/>
+        <w:rPr>
+          <w:rFonts w:asciiTheme="majorBidi" w:hAnsiTheme="majorBidi" w:cstheme="majorBidi"/>
+          <w:sz w:val="28"/>
+          <w:szCs w:val="28"/>
+        </w:rPr>
+      </w:pPr>
+    </w:p>
+    <w:p>
+      <w:pPr>
+        <w:jc w:val="both"/>
+        <w:rPr>
+          <w:rFonts w:asciiTheme="majorBidi" w:hAnsiTheme="majorBidi" w:cstheme="majorBidi"/>
+          <w:sz w:val="28"/>
+          <w:szCs w:val="28"/>
+        </w:rPr>
+      </w:pPr>
+    </w:p>
+    <w:p>
+      <w:pPr>
+        <w:jc w:val="both"/>
+        <w:rPr>
+          <w:rFonts w:asciiTheme="majorBidi" w:hAnsiTheme="majorBidi" w:cstheme="majorBidi"/>
+          <w:sz w:val="28"/>
+          <w:szCs w:val="28"/>
+        </w:rPr>
+      </w:pPr>
+    </w:p>
+    <w:p>
+      <w:pPr>
+        <w:jc w:val="both"/>
+        <w:rPr>
+          <w:rFonts w:asciiTheme="majorBidi" w:hAnsiTheme="majorBidi" w:cstheme="majorBidi"/>
+          <w:sz w:val="28"/>
+          <w:szCs w:val="28"/>
+        </w:rPr>
+      </w:pPr>
+      <w:r>
+        <w:rPr>
+          <w:rFonts w:asciiTheme="majorBidi" w:hAnsiTheme="majorBidi" w:cstheme="majorBidi"/>
+          <w:noProof/>
+          <w:sz w:val="28"/>
+          <w:szCs w:val="28"/>
+        </w:rPr>
+        <w:lastRenderedPageBreak/>
+        <mc:AlternateContent>
+          <mc:Choice Requires="wps">
+            <w:drawing>
+              <wp:anchor distT="0" distB="0" distL="114300" distR="114300" simplePos="0" relativeHeight="251659264" behindDoc="0" locked="0" layoutInCell="1" allowOverlap="1" wp14:anchorId="50026BDB" wp14:editId="0FE5D4F6">
+                <wp:simplePos x="0" y="0"/>
+                <wp:positionH relativeFrom="margin">
+                  <wp:align>right</wp:align>
+                </wp:positionH>
+                <wp:positionV relativeFrom="paragraph">
+                  <wp:posOffset>0</wp:posOffset>
+                </wp:positionV>
+                <wp:extent cx="6837045" cy="9105900"/>
+                <wp:effectExtent l="0" t="0" r="20955" b="19050"/>
+                <wp:wrapNone/>
+                <wp:docPr id="1525061666" name="Rectangle 1"/>
+                <wp:cNvGraphicFramePr/>
+                <a:graphic xmlns:a="http://schemas.openxmlformats.org/drawingml/2006/main">
+                  <a:graphicData uri="http://schemas.microsoft.com/office/word/2010/wordprocessingShape">
+                    <wps:wsp>
+                      <wps:cNvSpPr/>
+                      <wps:spPr>
+                        <a:xfrm>
+                          <a:off x="0" y="0"/>
+                          <a:ext cx="6837045" cy="9105900"/>
+                        </a:xfrm>
+                        <a:prstGeom prst="rect">
+                          <a:avLst/>
+                        </a:prstGeom>
+                      </wps:spPr>
+                      <wps:style>
+                        <a:lnRef idx="1">
+                          <a:schemeClr val="dk1"/>
+                        </a:lnRef>
+                        <a:fillRef idx="2">
+                          <a:schemeClr val="dk1"/>
+                        </a:fillRef>
+                        <a:effectRef idx="1">
+                          <a:schemeClr val="dk1"/>
+                        </a:effectRef>
+                        <a:fontRef idx="minor">
+                          <a:schemeClr val="dk1"/>
+                        </a:fontRef>
+                      </wps:style>
+                      <wps:txbx>
+                        <w:txbxContent>
+                          <w:p>
+                            <w:pPr>
+                              <w:pStyle w:val="ListParagraph"/>
+                              <w:numPr>
+                                <w:ilvl w:val="0"/>
+                                <w:numId w:val="28"/>
+                              </w:numPr>
+                              <w:ind w:left="360"/>
+                              <w:jc w:val="both"/>
+                              <w:rPr>
+                                <w:rFonts w:asciiTheme="majorBidi" w:hAnsiTheme="majorBidi" w:cstheme="majorBidi"/>
+                                <w:sz w:val="28"/>
+                                <w:szCs w:val="28"/>
+                              </w:rPr>
+                            </w:pPr>
+                            <w:r>
+                              <w:rPr>
+                                <w:rFonts w:asciiTheme="majorBidi" w:hAnsiTheme="majorBidi" w:cstheme="majorBidi"/>
+                                <w:sz w:val="28"/>
+                                <w:szCs w:val="28"/>
+                              </w:rPr>
+                              <w:t>Run a Pod</w:t>
+                            </w:r>
+                          </w:p>
+                          <w:p>
+                            <w:pPr>
+                              <w:pStyle w:val="ListParagraph"/>
+                              <w:numPr>
+                                <w:ilvl w:val="0"/>
+                                <w:numId w:val="28"/>
+                              </w:numPr>
+                              <w:ind w:left="360"/>
+                              <w:jc w:val="both"/>
+                              <w:rPr>
+                                <w:rFonts w:asciiTheme="majorBidi" w:hAnsiTheme="majorBidi" w:cstheme="majorBidi"/>
+                                <w:sz w:val="28"/>
+                                <w:szCs w:val="28"/>
+                              </w:rPr>
+                            </w:pPr>
+                            <w:r>
+                              <w:rPr>
+                                <w:rFonts w:asciiTheme="majorBidi" w:hAnsiTheme="majorBidi" w:cstheme="majorBidi"/>
+                                <w:sz w:val="28"/>
+                                <w:szCs w:val="28"/>
+                              </w:rPr>
+                              <w:t>Use the nginx image</w:t>
+                            </w:r>
+                          </w:p>
+                          <w:p>
+                            <w:pPr>
+                              <w:pStyle w:val="ListParagraph"/>
+                              <w:numPr>
+                                <w:ilvl w:val="0"/>
+                                <w:numId w:val="28"/>
+                              </w:numPr>
+                              <w:spacing w:after="60"/>
+                              <w:ind w:left="360"/>
+                              <w:jc w:val="both"/>
+                              <w:rPr>
+                                <w:rFonts w:asciiTheme="majorBidi" w:hAnsiTheme="majorBidi" w:cstheme="majorBidi"/>
+                                <w:sz w:val="28"/>
+                                <w:szCs w:val="28"/>
+                              </w:rPr>
+                            </w:pPr>
+                            <w:r>
+                              <w:rPr>
+                                <w:rFonts w:asciiTheme="majorBidi" w:hAnsiTheme="majorBidi" w:cstheme="majorBidi"/>
+                                <w:sz w:val="28"/>
+                                <w:szCs w:val="28"/>
+                              </w:rPr>
+                              <w:t>Create it right now</w:t>
+                            </w:r>
+                          </w:p>
+                          <w:p>
+                            <w:pPr>
+                              <w:spacing w:after="120"/>
+                              <w:jc w:val="both"/>
+                              <w:rPr>
+                                <w:rFonts w:asciiTheme="majorBidi" w:hAnsiTheme="majorBidi" w:cstheme="majorBidi"/>
+                                <w:sz w:val="28"/>
+                                <w:szCs w:val="28"/>
+                              </w:rPr>
+                            </w:pPr>
+                            <w:r>
+                              <w:rPr>
+                                <w:rFonts w:asciiTheme="majorBidi" w:hAnsiTheme="majorBidi" w:cstheme="majorBidi"/>
+                                <w:sz w:val="28"/>
+                                <w:szCs w:val="28"/>
+                              </w:rPr>
+                              <w:t>You are issuing commands that directly change the cluster state.</w:t>
+                            </w:r>
+                          </w:p>
+                          <w:p>
+                            <w:pPr>
+                              <w:spacing w:after="60"/>
+                              <w:jc w:val="both"/>
+                              <w:rPr>
+                                <w:rFonts w:asciiTheme="majorBidi" w:hAnsiTheme="majorBidi" w:cstheme="majorBidi"/>
+                                <w:b/>
+                                <w:bCs/>
+                                <w:sz w:val="28"/>
+                                <w:szCs w:val="28"/>
+                              </w:rPr>
+                            </w:pPr>
+                            <w:r>
+                              <w:rPr>
+                                <w:rFonts w:asciiTheme="majorBidi" w:hAnsiTheme="majorBidi" w:cstheme="majorBidi"/>
+                                <w:b/>
+                                <w:bCs/>
+                                <w:sz w:val="28"/>
+                                <w:szCs w:val="28"/>
+                              </w:rPr>
+                              <w:t>Characteristics:</w:t>
+                            </w:r>
+                          </w:p>
+                          <w:p>
+                            <w:pPr>
+                              <w:pStyle w:val="ListParagraph"/>
+                              <w:numPr>
+                                <w:ilvl w:val="0"/>
+                                <w:numId w:val="29"/>
+                              </w:numPr>
+                              <w:ind w:left="360"/>
+                              <w:jc w:val="both"/>
+                              <w:rPr>
+                                <w:rFonts w:asciiTheme="majorBidi" w:hAnsiTheme="majorBidi" w:cstheme="majorBidi"/>
+                                <w:sz w:val="28"/>
+                                <w:szCs w:val="28"/>
+                              </w:rPr>
+                            </w:pPr>
+                            <w:r>
+                              <w:rPr>
+                                <w:rFonts w:asciiTheme="majorBidi" w:hAnsiTheme="majorBidi" w:cstheme="majorBidi"/>
+                                <w:sz w:val="28"/>
+                                <w:szCs w:val="28"/>
+                              </w:rPr>
+                              <w:t>Command-based</w:t>
+                            </w:r>
+                          </w:p>
+                          <w:p>
+                            <w:pPr>
+                              <w:pStyle w:val="ListParagraph"/>
+                              <w:numPr>
+                                <w:ilvl w:val="0"/>
+                                <w:numId w:val="29"/>
+                              </w:numPr>
+                              <w:ind w:left="360"/>
+                              <w:jc w:val="both"/>
+                              <w:rPr>
+                                <w:rFonts w:asciiTheme="majorBidi" w:hAnsiTheme="majorBidi" w:cstheme="majorBidi"/>
+                                <w:sz w:val="28"/>
+                                <w:szCs w:val="28"/>
+                              </w:rPr>
+                            </w:pPr>
+                            <w:r>
+                              <w:rPr>
+                                <w:rFonts w:asciiTheme="majorBidi" w:hAnsiTheme="majorBidi" w:cstheme="majorBidi"/>
+                                <w:sz w:val="28"/>
+                                <w:szCs w:val="28"/>
+                              </w:rPr>
+                              <w:t>Immediate action</w:t>
+                            </w:r>
+                          </w:p>
+                          <w:p>
+                            <w:pPr>
+                              <w:pStyle w:val="ListParagraph"/>
+                              <w:numPr>
+                                <w:ilvl w:val="0"/>
+                                <w:numId w:val="29"/>
+                              </w:numPr>
+                              <w:ind w:left="360"/>
+                              <w:jc w:val="both"/>
+                              <w:rPr>
+                                <w:rFonts w:asciiTheme="majorBidi" w:hAnsiTheme="majorBidi" w:cstheme="majorBidi"/>
+                                <w:sz w:val="28"/>
+                                <w:szCs w:val="28"/>
+                              </w:rPr>
+                            </w:pPr>
+                            <w:r>
+                              <w:rPr>
+                                <w:rFonts w:asciiTheme="majorBidi" w:hAnsiTheme="majorBidi" w:cstheme="majorBidi"/>
+                                <w:sz w:val="28"/>
+                                <w:szCs w:val="28"/>
+                              </w:rPr>
+                              <w:t>Good for quick testing</w:t>
+                            </w:r>
+                          </w:p>
+                          <w:p>
+                            <w:pPr>
+                              <w:pStyle w:val="ListParagraph"/>
+                              <w:numPr>
+                                <w:ilvl w:val="0"/>
+                                <w:numId w:val="29"/>
+                              </w:numPr>
+                              <w:spacing w:after="60"/>
+                              <w:ind w:left="360"/>
+                              <w:jc w:val="both"/>
+                              <w:rPr>
+                                <w:rFonts w:asciiTheme="majorBidi" w:hAnsiTheme="majorBidi" w:cstheme="majorBidi"/>
+                                <w:sz w:val="28"/>
+                                <w:szCs w:val="28"/>
+                              </w:rPr>
+                            </w:pPr>
+                            <w:r>
+                              <w:rPr>
+                                <w:rFonts w:asciiTheme="majorBidi" w:hAnsiTheme="majorBidi" w:cstheme="majorBidi"/>
+                                <w:sz w:val="28"/>
+                                <w:szCs w:val="28"/>
+                              </w:rPr>
+                              <w:t>Harder to track changes in production</w:t>
+                            </w:r>
+                            <w:r>
+                              <w:rPr>
+                                <w:rFonts w:asciiTheme="majorBidi" w:hAnsiTheme="majorBidi" w:cstheme="majorBidi"/>
+                                <w:sz w:val="28"/>
+                                <w:szCs w:val="28"/>
+                              </w:rPr>
+                              <w:t xml:space="preserve"> </w:t>
+                            </w:r>
+                          </w:p>
+                          <w:p>
+                            <w:pPr>
+                              <w:spacing w:after="60"/>
+                              <w:rPr>
+                                <w:rFonts w:asciiTheme="majorBidi" w:hAnsiTheme="majorBidi" w:cstheme="majorBidi"/>
+                                <w:b/>
+                                <w:bCs/>
+                                <w:sz w:val="28"/>
+                                <w:szCs w:val="28"/>
+                              </w:rPr>
+                            </w:pPr>
+                            <w:r>
+                              <w:rPr>
+                                <w:rFonts w:asciiTheme="majorBidi" w:hAnsiTheme="majorBidi" w:cstheme="majorBidi"/>
+                                <w:b/>
+                                <w:bCs/>
+                                <w:sz w:val="28"/>
+                                <w:szCs w:val="28"/>
+                              </w:rPr>
+                              <w:t>E</w:t>
+                            </w:r>
+                            <w:r>
+                              <w:rPr>
+                                <w:rFonts w:asciiTheme="majorBidi" w:hAnsiTheme="majorBidi" w:cstheme="majorBidi"/>
+                                <w:b/>
+                                <w:bCs/>
+                                <w:sz w:val="28"/>
+                                <w:szCs w:val="28"/>
+                              </w:rPr>
+                              <w:t>xample:</w:t>
+                            </w:r>
+                          </w:p>
+                          <w:p>
+                            <w:pPr>
+                              <w:spacing w:after="60"/>
+                              <w:rPr>
+                                <w:rFonts w:asciiTheme="majorBidi" w:hAnsiTheme="majorBidi" w:cstheme="majorBidi"/>
+                                <w:sz w:val="28"/>
+                                <w:szCs w:val="28"/>
+                              </w:rPr>
+                            </w:pPr>
+                            <w:proofErr w:type="spellStart"/>
+                            <w:r>
+                              <w:rPr>
+                                <w:rFonts w:asciiTheme="majorBidi" w:hAnsiTheme="majorBidi" w:cstheme="majorBidi"/>
+                                <w:b/>
+                                <w:bCs/>
+                                <w:i/>
+                                <w:iCs/>
+                                <w:sz w:val="28"/>
+                                <w:szCs w:val="28"/>
+                              </w:rPr>
+                              <w:t>kubectl</w:t>
+                            </w:r>
+                            <w:proofErr w:type="spellEnd"/>
+                            <w:r>
+                              <w:rPr>
+                                <w:rFonts w:asciiTheme="majorBidi" w:hAnsiTheme="majorBidi" w:cstheme="majorBidi"/>
+                                <w:b/>
+                                <w:bCs/>
+                                <w:i/>
+                                <w:iCs/>
+                                <w:sz w:val="28"/>
+                                <w:szCs w:val="28"/>
+                              </w:rPr>
+                              <w:t xml:space="preserve"> scale deployment nginx --replicas=3</w:t>
+                            </w:r>
+                            <w:r>
+                              <w:rPr>
+                                <w:rFonts w:asciiTheme="majorBidi" w:hAnsiTheme="majorBidi" w:cstheme="majorBidi"/>
+                                <w:sz w:val="28"/>
+                                <w:szCs w:val="28"/>
+                              </w:rPr>
+                              <w:t xml:space="preserve"> → You directly command Kubernetes to change the number of replicas.</w:t>
+                            </w:r>
+                          </w:p>
+                          <w:p>
+                            <w:pPr>
+                              <w:spacing w:after="60"/>
+                              <w:jc w:val="both"/>
+                              <w:rPr>
+                                <w:rFonts w:asciiTheme="majorBidi" w:hAnsiTheme="majorBidi" w:cstheme="majorBidi"/>
+                                <w:sz w:val="28"/>
+                                <w:szCs w:val="28"/>
+                              </w:rPr>
+                            </w:pPr>
+                            <w:r>
+                              <w:rPr>
+                                <w:rFonts w:asciiTheme="majorBidi" w:hAnsiTheme="majorBidi" w:cstheme="majorBidi"/>
+                                <w:sz w:val="28"/>
+                                <w:szCs w:val="28"/>
+                              </w:rPr>
+                              <w:t xml:space="preserve">So </w:t>
+                            </w:r>
+                            <w:r>
+                              <w:rPr>
+                                <w:rFonts w:asciiTheme="majorBidi" w:hAnsiTheme="majorBidi" w:cstheme="majorBidi"/>
+                                <w:b/>
+                                <w:bCs/>
+                                <w:sz w:val="28"/>
+                                <w:szCs w:val="28"/>
+                              </w:rPr>
+                              <w:t>imperative</w:t>
+                            </w:r>
+                            <w:r>
+                              <w:rPr>
+                                <w:rFonts w:asciiTheme="majorBidi" w:hAnsiTheme="majorBidi" w:cstheme="majorBidi"/>
+                                <w:sz w:val="28"/>
+                                <w:szCs w:val="28"/>
+                              </w:rPr>
+                              <w:t xml:space="preserve"> = “Do this action now.”</w:t>
+                            </w:r>
+                          </w:p>
+                          <w:p>
+                            <w:pPr>
+                              <w:spacing w:after="60"/>
+                              <w:jc w:val="both"/>
+                              <w:rPr>
+                                <w:rFonts w:asciiTheme="majorBidi" w:hAnsiTheme="majorBidi" w:cstheme="majorBidi"/>
+                                <w:b/>
+                                <w:bCs/>
+                                <w:sz w:val="32"/>
+                                <w:szCs w:val="32"/>
+                              </w:rPr>
+                            </w:pPr>
+                            <w:r>
+                              <w:rPr>
+                                <w:rFonts w:asciiTheme="majorBidi" w:hAnsiTheme="majorBidi" w:cstheme="majorBidi"/>
+                                <w:b/>
+                                <w:bCs/>
+                                <w:sz w:val="32"/>
+                                <w:szCs w:val="32"/>
+                              </w:rPr>
+                              <w:t>Declarative Approach</w:t>
+                            </w:r>
+                            <w:r>
+                              <w:rPr>
+                                <w:rFonts w:asciiTheme="majorBidi" w:hAnsiTheme="majorBidi" w:cstheme="majorBidi"/>
+                                <w:b/>
+                                <w:bCs/>
+                                <w:sz w:val="32"/>
+                                <w:szCs w:val="32"/>
+                              </w:rPr>
+                              <w:t>:</w:t>
+                            </w:r>
+                          </w:p>
+                          <w:p>
+                            <w:pPr>
+                              <w:spacing w:after="60"/>
+                              <w:jc w:val="both"/>
+                              <w:rPr>
+                                <w:rFonts w:asciiTheme="majorBidi" w:hAnsiTheme="majorBidi" w:cstheme="majorBidi"/>
+                                <w:sz w:val="28"/>
+                                <w:szCs w:val="28"/>
+                              </w:rPr>
+                            </w:pPr>
+                            <w:r>
+                              <w:rPr>
+                                <w:rFonts w:asciiTheme="majorBidi" w:hAnsiTheme="majorBidi" w:cstheme="majorBidi"/>
+                                <w:sz w:val="28"/>
+                                <w:szCs w:val="28"/>
+                              </w:rPr>
+                              <w:t>Declarative means you describe the desired final state, and Kubernetes figures out how to reach that state.</w:t>
+                            </w:r>
+                            <w:r>
+                              <w:rPr>
+                                <w:rFonts w:asciiTheme="majorBidi" w:hAnsiTheme="majorBidi" w:cstheme="majorBidi"/>
+                                <w:sz w:val="28"/>
+                                <w:szCs w:val="28"/>
+                              </w:rPr>
+                              <w:t xml:space="preserve"> </w:t>
+                            </w:r>
+                            <w:r>
+                              <w:rPr>
+                                <w:rFonts w:asciiTheme="majorBidi" w:hAnsiTheme="majorBidi" w:cstheme="majorBidi"/>
+                                <w:sz w:val="28"/>
+                                <w:szCs w:val="28"/>
+                              </w:rPr>
+                              <w:t>Instead of giving commands, you write a YAML configuration file.</w:t>
+                            </w:r>
+                            <w:r>
+                              <w:rPr>
+                                <w:rFonts w:asciiTheme="majorBidi" w:hAnsiTheme="majorBidi" w:cstheme="majorBidi"/>
+                                <w:sz w:val="28"/>
+                                <w:szCs w:val="28"/>
+                              </w:rPr>
+                              <w:t xml:space="preserve"> Example:</w:t>
+                            </w:r>
+                          </w:p>
+                          <w:p>
+                            <w:pPr>
+                              <w:spacing w:after="60"/>
+                              <w:jc w:val="both"/>
+                              <w:rPr>
+                                <w:rFonts w:asciiTheme="majorBidi" w:hAnsiTheme="majorBidi" w:cstheme="majorBidi"/>
+                                <w:sz w:val="28"/>
+                                <w:szCs w:val="28"/>
+                              </w:rPr>
+                            </w:pPr>
+                          </w:p>
+                          <w:p>
+                            <w:pPr>
+                              <w:spacing w:after="60"/>
+                              <w:jc w:val="both"/>
+                              <w:rPr>
+                                <w:rFonts w:asciiTheme="majorBidi" w:hAnsiTheme="majorBidi" w:cstheme="majorBidi"/>
+                                <w:sz w:val="28"/>
+                                <w:szCs w:val="28"/>
+                              </w:rPr>
+                            </w:pPr>
+                          </w:p>
+                          <w:p>
+                            <w:pPr>
+                              <w:spacing w:after="60"/>
+                              <w:jc w:val="both"/>
+                              <w:rPr>
+                                <w:rFonts w:asciiTheme="majorBidi" w:hAnsiTheme="majorBidi" w:cstheme="majorBidi"/>
+                                <w:sz w:val="28"/>
+                                <w:szCs w:val="28"/>
+                              </w:rPr>
+                            </w:pPr>
+                          </w:p>
+                          <w:p>
+                            <w:pPr>
+                              <w:spacing w:after="60"/>
+                              <w:jc w:val="both"/>
+                              <w:rPr>
+                                <w:rFonts w:asciiTheme="majorBidi" w:hAnsiTheme="majorBidi" w:cstheme="majorBidi"/>
+                                <w:sz w:val="28"/>
+                                <w:szCs w:val="28"/>
+                              </w:rPr>
+                            </w:pPr>
+                          </w:p>
+                          <w:p>
+                            <w:pPr>
+                              <w:spacing w:after="60"/>
+                              <w:jc w:val="both"/>
+                              <w:rPr>
+                                <w:rFonts w:asciiTheme="majorBidi" w:hAnsiTheme="majorBidi" w:cstheme="majorBidi"/>
+                                <w:sz w:val="28"/>
+                                <w:szCs w:val="28"/>
+                              </w:rPr>
+                            </w:pPr>
+                          </w:p>
+                          <w:p>
+                            <w:pPr>
+                              <w:spacing w:after="60"/>
+                              <w:jc w:val="both"/>
+                              <w:rPr>
+                                <w:rFonts w:asciiTheme="majorBidi" w:hAnsiTheme="majorBidi" w:cstheme="majorBidi"/>
+                                <w:sz w:val="28"/>
+                                <w:szCs w:val="28"/>
+                              </w:rPr>
+                            </w:pPr>
+                          </w:p>
+                          <w:p>
+                            <w:pPr>
+                              <w:spacing w:after="60"/>
+                              <w:jc w:val="both"/>
+                              <w:rPr>
+                                <w:rFonts w:asciiTheme="majorBidi" w:hAnsiTheme="majorBidi" w:cstheme="majorBidi"/>
+                                <w:sz w:val="28"/>
+                                <w:szCs w:val="28"/>
+                              </w:rPr>
+                            </w:pPr>
+                          </w:p>
+                          <w:p>
+                            <w:pPr>
+                              <w:spacing w:after="60"/>
+                              <w:jc w:val="both"/>
+                              <w:rPr>
+                                <w:rFonts w:asciiTheme="majorBidi" w:hAnsiTheme="majorBidi" w:cstheme="majorBidi"/>
+                                <w:sz w:val="28"/>
+                                <w:szCs w:val="28"/>
+                              </w:rPr>
+                            </w:pPr>
+                          </w:p>
+                          <w:p>
+                            <w:pPr>
+                              <w:spacing w:after="60"/>
+                              <w:jc w:val="both"/>
+                              <w:rPr>
+                                <w:rFonts w:asciiTheme="majorBidi" w:hAnsiTheme="majorBidi" w:cstheme="majorBidi"/>
+                                <w:sz w:val="28"/>
+                                <w:szCs w:val="28"/>
+                              </w:rPr>
+                            </w:pPr>
+                          </w:p>
+                          <w:p>
+                            <w:pPr>
+                              <w:spacing w:after="60"/>
+                              <w:jc w:val="both"/>
+                              <w:rPr>
+                                <w:rFonts w:asciiTheme="majorBidi" w:hAnsiTheme="majorBidi" w:cstheme="majorBidi"/>
+                                <w:sz w:val="28"/>
+                                <w:szCs w:val="28"/>
+                              </w:rPr>
+                            </w:pPr>
+                          </w:p>
+                          <w:p>
+                            <w:pPr>
+                              <w:spacing w:after="60"/>
+                              <w:jc w:val="both"/>
+                              <w:rPr>
+                                <w:rFonts w:asciiTheme="majorBidi" w:hAnsiTheme="majorBidi" w:cstheme="majorBidi"/>
+                                <w:sz w:val="28"/>
+                                <w:szCs w:val="28"/>
+                              </w:rPr>
+                            </w:pPr>
+                          </w:p>
+                          <w:p>
+                            <w:pPr>
+                              <w:spacing w:after="60"/>
+                              <w:jc w:val="both"/>
+                              <w:rPr>
+                                <w:rFonts w:asciiTheme="majorBidi" w:hAnsiTheme="majorBidi" w:cstheme="majorBidi"/>
+                                <w:sz w:val="28"/>
+                                <w:szCs w:val="28"/>
+                              </w:rPr>
+                            </w:pPr>
+                          </w:p>
+                          <w:p>
+                            <w:pPr>
+                              <w:spacing w:after="60"/>
+                              <w:jc w:val="both"/>
+                              <w:rPr>
+                                <w:rFonts w:asciiTheme="majorBidi" w:hAnsiTheme="majorBidi" w:cstheme="majorBidi"/>
+                                <w:sz w:val="28"/>
+                                <w:szCs w:val="28"/>
+                              </w:rPr>
+                            </w:pPr>
+                          </w:p>
+                          <w:p>
+                            <w:pPr>
+                              <w:spacing w:after="60"/>
+                              <w:jc w:val="both"/>
+                              <w:rPr>
+                                <w:rFonts w:asciiTheme="majorBidi" w:hAnsiTheme="majorBidi" w:cstheme="majorBidi"/>
+                                <w:sz w:val="28"/>
+                                <w:szCs w:val="28"/>
+                              </w:rPr>
+                            </w:pPr>
+                          </w:p>
+                          <w:p>
+                            <w:pPr>
+                              <w:spacing w:after="60"/>
+                              <w:jc w:val="both"/>
+                              <w:rPr>
+                                <w:rFonts w:asciiTheme="majorBidi" w:hAnsiTheme="majorBidi" w:cstheme="majorBidi"/>
+                                <w:sz w:val="32"/>
+                                <w:szCs w:val="32"/>
+                              </w:rPr>
+                            </w:pPr>
+                          </w:p>
+                          <w:p>
+                            <w:pPr>
+                              <w:spacing w:after="60"/>
+                              <w:jc w:val="both"/>
+                              <w:rPr>
+                                <w:rFonts w:asciiTheme="majorBidi" w:hAnsiTheme="majorBidi" w:cstheme="majorBidi"/>
+                                <w:sz w:val="16"/>
+                                <w:szCs w:val="16"/>
+                              </w:rPr>
+                            </w:pPr>
+                          </w:p>
+                          <w:p>
+                            <w:pPr>
+                              <w:spacing w:after="60"/>
+                              <w:jc w:val="both"/>
+                              <w:rPr>
+                                <w:rFonts w:asciiTheme="majorBidi" w:hAnsiTheme="majorBidi" w:cstheme="majorBidi"/>
+                                <w:sz w:val="28"/>
+                                <w:szCs w:val="28"/>
+                              </w:rPr>
+                            </w:pPr>
+                            <w:r>
+                              <w:rPr>
+                                <w:rFonts w:asciiTheme="majorBidi" w:hAnsiTheme="majorBidi" w:cstheme="majorBidi"/>
+                                <w:sz w:val="28"/>
+                                <w:szCs w:val="28"/>
+                              </w:rPr>
+                              <w:t>Then you apply it</w:t>
+                            </w:r>
+                            <w:r>
+                              <w:rPr>
+                                <w:rFonts w:asciiTheme="majorBidi" w:hAnsiTheme="majorBidi" w:cstheme="majorBidi"/>
+                                <w:sz w:val="28"/>
+                                <w:szCs w:val="28"/>
+                              </w:rPr>
+                              <w:t xml:space="preserve"> </w:t>
+                            </w:r>
+                            <w:r>
+                              <w:rPr>
+                                <w:rFonts w:asciiTheme="majorBidi" w:hAnsiTheme="majorBidi" w:cstheme="majorBidi"/>
+                                <w:sz w:val="28"/>
+                                <w:szCs w:val="28"/>
+                              </w:rPr>
+                              <w:t xml:space="preserve">→ </w:t>
+                            </w:r>
+                            <w:proofErr w:type="spellStart"/>
+                            <w:r>
+                              <w:rPr>
+                                <w:rFonts w:asciiTheme="majorBidi" w:hAnsiTheme="majorBidi" w:cstheme="majorBidi"/>
+                                <w:b/>
+                                <w:bCs/>
+                                <w:i/>
+                                <w:iCs/>
+                                <w:sz w:val="28"/>
+                                <w:szCs w:val="28"/>
+                              </w:rPr>
+                              <w:t>kubectl</w:t>
+                            </w:r>
+                            <w:proofErr w:type="spellEnd"/>
+                            <w:r>
+                              <w:rPr>
+                                <w:rFonts w:asciiTheme="majorBidi" w:hAnsiTheme="majorBidi" w:cstheme="majorBidi"/>
+                                <w:b/>
+                                <w:bCs/>
+                                <w:i/>
+                                <w:iCs/>
+                                <w:sz w:val="28"/>
+                                <w:szCs w:val="28"/>
+                              </w:rPr>
+                              <w:t xml:space="preserve"> apply -f </w:t>
+                            </w:r>
+                            <w:proofErr w:type="spellStart"/>
+                            <w:proofErr w:type="gramStart"/>
+                            <w:r>
+                              <w:rPr>
+                                <w:rFonts w:asciiTheme="majorBidi" w:hAnsiTheme="majorBidi" w:cstheme="majorBidi"/>
+                                <w:b/>
+                                <w:bCs/>
+                                <w:i/>
+                                <w:iCs/>
+                                <w:sz w:val="28"/>
+                                <w:szCs w:val="28"/>
+                              </w:rPr>
+                              <w:t>deployment.yaml</w:t>
+                            </w:r>
+                            <w:proofErr w:type="spellEnd"/>
+                            <w:proofErr w:type="gramEnd"/>
+                          </w:p>
+                          <w:p>
+                            <w:pPr>
+                              <w:spacing w:after="60"/>
+                              <w:jc w:val="both"/>
+                              <w:rPr>
+                                <w:rFonts w:asciiTheme="majorBidi" w:hAnsiTheme="majorBidi" w:cstheme="majorBidi"/>
+                                <w:sz w:val="28"/>
+                                <w:szCs w:val="28"/>
+                              </w:rPr>
+                            </w:pPr>
+                          </w:p>
+                          <w:p>
+                            <w:pPr>
+                              <w:spacing w:after="60"/>
+                              <w:jc w:val="both"/>
+                              <w:rPr>
+                                <w:rFonts w:asciiTheme="majorBidi" w:hAnsiTheme="majorBidi" w:cstheme="majorBidi"/>
+                                <w:sz w:val="28"/>
+                                <w:szCs w:val="28"/>
+                              </w:rPr>
+                            </w:pPr>
+                          </w:p>
+                          <w:p>
+                            <w:pPr>
+                              <w:jc w:val="both"/>
+                              <w:rPr>
+                                <w:rFonts w:asciiTheme="majorBidi" w:hAnsiTheme="majorBidi" w:cstheme="majorBidi"/>
+                                <w:sz w:val="28"/>
+                                <w:szCs w:val="28"/>
+                              </w:rPr>
+                            </w:pPr>
+                          </w:p>
+                        </w:txbxContent>
+                      </wps:txbx>
+                      <wps:bodyPr rot="0" spcFirstLastPara="0" vertOverflow="overflow" horzOverflow="overflow" vert="horz" wrap="square" lIns="91440" tIns="45720" rIns="91440" bIns="45720" numCol="1" spcCol="0" rtlCol="0" fromWordArt="0" anchor="ctr" anchorCtr="0" forceAA="0" compatLnSpc="1">
+                        <a:prstTxWarp prst="textNoShape">
+                          <a:avLst/>
+                        </a:prstTxWarp>
+                        <a:noAutofit/>
+                      </wps:bodyPr>
+                    </wps:wsp>
+                  </a:graphicData>
+                </a:graphic>
+                <wp14:sizeRelH relativeFrom="margin">
+                  <wp14:pctWidth>0</wp14:pctWidth>
+                </wp14:sizeRelH>
+                <wp14:sizeRelV relativeFrom="margin">
+                  <wp14:pctHeight>0</wp14:pctHeight>
+                </wp14:sizeRelV>
+              </wp:anchor>
+            </w:drawing>
+          </mc:Choice>
+          <mc:Fallback>
+            <w:pict>
+              <v:rect w14:anchorId="50026BDB" id="_x0000_s1027" style="position:absolute;left:0;text-align:left;margin-left:487.15pt;margin-top:0;width:538.35pt;height:717pt;z-index:251659264;visibility:visible;mso-wrap-style:square;mso-width-percent:0;mso-height-percent:0;mso-wrap-distance-left:9pt;mso-wrap-distance-top:0;mso-wrap-distance-right:9pt;mso-wrap-distance-bottom:0;mso-position-horizontal:right;mso-position-horizontal-relative:margin;mso-position-vertical:absolute;mso-position-vertical-relative:text;mso-width-percent:0;mso-height-percent:0;mso-width-relative:margin;mso-height-relative:margin;v-text-anchor:middle" o:gfxdata="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" fillcolor="#555 [2160]" strokecolor="black [3200]" strokeweight=".5pt">
+                <v:fill color2="#313131 [2608]" rotate="t" colors="0 #9b9b9b;.5 #8e8e8e;1 #797979" focus="100%" type="gradient">
+                  <o:fill v:ext="view" type="gradientUnscaled"/>
+                </v:fill>
+                <v:textbox>
+                  <w:txbxContent>
                     <w:p>
                       <w:pPr>
                         <w:pStyle w:val="ListParagraph"/>
@@ -10202,7 +10975,7 @@
                     </w:p>
                     <w:p>
                       <w:pPr>
-                        <w:spacing w:after="60"/>
+                        <w:spacing w:after="120"/>
                         <w:jc w:val="both"/>
                         <w:rPr>
                           <w:rFonts w:asciiTheme="majorBidi" w:hAnsiTheme="majorBidi" w:cstheme="majorBidi"/>
@@ -10225,6 +10998,8 @@
                         <w:jc w:val="both"/>
                         <w:rPr>
                           <w:rFonts w:asciiTheme="majorBidi" w:hAnsiTheme="majorBidi" w:cstheme="majorBidi"/>
+                          <w:b/>
+                          <w:bCs/>
                           <w:sz w:val="28"/>
                           <w:szCs w:val="28"/>
                         </w:rPr>
@@ -10232,6 +11007,8 @@
                       <w:r>
                         <w:rPr>
                           <w:rFonts w:asciiTheme="majorBidi" w:hAnsiTheme="majorBidi" w:cstheme="majorBidi"/>
+                          <w:b/>
+                          <w:bCs/>
                           <w:sz w:val="28"/>
                           <w:szCs w:val="28"/>
                         </w:rPr>
@@ -10317,6 +11094,7 @@
                           <w:ilvl w:val="0"/>
                           <w:numId w:val="29"/>
                         </w:numPr>
+                        <w:spacing w:after="60"/>
                         <w:ind w:left="360"/>
                         <w:jc w:val="both"/>
                         <w:rPr>
@@ -10333,863 +11111,91 @@
                         </w:rPr>
                         <w:t>Harder to track changes in production</w:t>
                       </w:r>
+                      <w:r>
+                        <w:rPr>
+                          <w:rFonts w:asciiTheme="majorBidi" w:hAnsiTheme="majorBidi" w:cstheme="majorBidi"/>
+                          <w:sz w:val="28"/>
+                          <w:szCs w:val="28"/>
+                        </w:rPr>
+                        <w:t xml:space="preserve"> </w:t>
+                      </w:r>
                     </w:p>
-                  </w:txbxContent>
-                </v:textbox>
-                <w10:wrap anchorx="margin"/>
-              </v:rect>
-            </w:pict>
-          </mc:Fallback>
-        </mc:AlternateContent>
-      </w:r>
-    </w:p>
-    <w:p>
-      <w:pPr>
-        <w:jc w:val="both"/>
-        <w:rPr>
-          <w:rFonts w:asciiTheme="majorBidi" w:hAnsiTheme="majorBidi" w:cstheme="majorBidi"/>
-          <w:sz w:val="28"/>
-          <w:szCs w:val="28"/>
-        </w:rPr>
-      </w:pPr>
-    </w:p>
-    <w:p>
-      <w:pPr>
-        <w:jc w:val="both"/>
-        <w:rPr>
-          <w:rFonts w:asciiTheme="majorBidi" w:hAnsiTheme="majorBidi" w:cstheme="majorBidi"/>
-          <w:sz w:val="28"/>
-          <w:szCs w:val="28"/>
-        </w:rPr>
-      </w:pPr>
-    </w:p>
-    <w:p>
-      <w:pPr>
-        <w:jc w:val="both"/>
-        <w:rPr>
-          <w:rFonts w:asciiTheme="majorBidi" w:hAnsiTheme="majorBidi" w:cstheme="majorBidi"/>
-          <w:sz w:val="28"/>
-          <w:szCs w:val="28"/>
-        </w:rPr>
-      </w:pPr>
-    </w:p>
-    <w:p>
-      <w:pPr>
-        <w:jc w:val="both"/>
-        <w:rPr>
-          <w:rFonts w:asciiTheme="majorBidi" w:hAnsiTheme="majorBidi" w:cstheme="majorBidi"/>
-          <w:sz w:val="28"/>
-          <w:szCs w:val="28"/>
-        </w:rPr>
-      </w:pPr>
-    </w:p>
-    <w:p>
-      <w:pPr>
-        <w:jc w:val="both"/>
-        <w:rPr>
-          <w:rFonts w:asciiTheme="majorBidi" w:hAnsiTheme="majorBidi" w:cstheme="majorBidi"/>
-          <w:sz w:val="28"/>
-          <w:szCs w:val="28"/>
-        </w:rPr>
-      </w:pPr>
-    </w:p>
-    <w:p>
-      <w:pPr>
-        <w:jc w:val="both"/>
-        <w:rPr>
-          <w:rFonts w:asciiTheme="majorBidi" w:hAnsiTheme="majorBidi" w:cstheme="majorBidi"/>
-          <w:sz w:val="28"/>
-          <w:szCs w:val="28"/>
-        </w:rPr>
-      </w:pPr>
-    </w:p>
-    <w:p>
-      <w:pPr>
-        <w:jc w:val="both"/>
-        <w:rPr>
-          <w:rFonts w:asciiTheme="majorBidi" w:hAnsiTheme="majorBidi" w:cstheme="majorBidi"/>
-          <w:sz w:val="28"/>
-          <w:szCs w:val="28"/>
-        </w:rPr>
-      </w:pPr>
-    </w:p>
-    <w:p>
-      <w:pPr>
-        <w:jc w:val="both"/>
-        <w:rPr>
-          <w:rFonts w:asciiTheme="majorBidi" w:hAnsiTheme="majorBidi" w:cstheme="majorBidi"/>
-          <w:sz w:val="28"/>
-          <w:szCs w:val="28"/>
-        </w:rPr>
-      </w:pPr>
-    </w:p>
-    <w:p>
-      <w:pPr>
-        <w:jc w:val="both"/>
-        <w:rPr>
-          <w:rFonts w:asciiTheme="majorBidi" w:hAnsiTheme="majorBidi" w:cstheme="majorBidi"/>
-          <w:sz w:val="28"/>
-          <w:szCs w:val="28"/>
-        </w:rPr>
-      </w:pPr>
-    </w:p>
-    <w:p>
-      <w:pPr>
-        <w:jc w:val="both"/>
-        <w:rPr>
-          <w:rFonts w:asciiTheme="majorBidi" w:hAnsiTheme="majorBidi" w:cstheme="majorBidi"/>
-          <w:sz w:val="28"/>
-          <w:szCs w:val="28"/>
-        </w:rPr>
-      </w:pPr>
-    </w:p>
-    <w:p>
-      <w:pPr>
-        <w:jc w:val="both"/>
-        <w:rPr>
-          <w:rFonts w:asciiTheme="majorBidi" w:hAnsiTheme="majorBidi" w:cstheme="majorBidi"/>
-          <w:sz w:val="28"/>
-          <w:szCs w:val="28"/>
-        </w:rPr>
-      </w:pPr>
-    </w:p>
-    <w:p>
-      <w:pPr>
-        <w:jc w:val="both"/>
-        <w:rPr>
-          <w:rFonts w:asciiTheme="majorBidi" w:hAnsiTheme="majorBidi" w:cstheme="majorBidi"/>
-          <w:sz w:val="28"/>
-          <w:szCs w:val="28"/>
-        </w:rPr>
-      </w:pPr>
-      <w:r>
-        <w:rPr>
-          <w:rFonts w:asciiTheme="majorBidi" w:hAnsiTheme="majorBidi" w:cstheme="majorBidi"/>
-          <w:noProof/>
-          <w:sz w:val="28"/>
-          <w:szCs w:val="28"/>
-        </w:rPr>
-        <mc:AlternateContent>
-          <mc:Choice Requires="wps">
-            <w:drawing>
-              <wp:anchor distT="0" distB="0" distL="114300" distR="114300" simplePos="0" relativeHeight="251661312" behindDoc="0" locked="0" layoutInCell="1" allowOverlap="1" wp14:anchorId="13685499" wp14:editId="209E9A9D">
-                <wp:simplePos x="0" y="0"/>
-                <wp:positionH relativeFrom="margin">
-                  <wp:align>right</wp:align>
-                </wp:positionH>
-                <wp:positionV relativeFrom="paragraph">
-                  <wp:posOffset>0</wp:posOffset>
-                </wp:positionV>
-                <wp:extent cx="6842760" cy="9121140"/>
-                <wp:effectExtent l="0" t="0" r="15240" b="22860"/>
-                <wp:wrapNone/>
-                <wp:docPr id="485289827" name="Rectangle 1"/>
-                <wp:cNvGraphicFramePr/>
-                <a:graphic xmlns:a="http://schemas.openxmlformats.org/drawingml/2006/main">
-                  <a:graphicData uri="http://schemas.microsoft.com/office/word/2010/wordprocessingShape">
-                    <wps:wsp>
-                      <wps:cNvSpPr/>
-                      <wps:spPr>
-                        <a:xfrm>
-                          <a:off x="0" y="0"/>
-                          <a:ext cx="6842760" cy="9121140"/>
-                        </a:xfrm>
-                        <a:prstGeom prst="rect">
-                          <a:avLst/>
-                        </a:prstGeom>
-                      </wps:spPr>
-                      <wps:style>
-                        <a:lnRef idx="1">
-                          <a:schemeClr val="dk1"/>
-                        </a:lnRef>
-                        <a:fillRef idx="2">
-                          <a:schemeClr val="dk1"/>
-                        </a:fillRef>
-                        <a:effectRef idx="1">
-                          <a:schemeClr val="dk1"/>
-                        </a:effectRef>
-                        <a:fontRef idx="minor">
-                          <a:schemeClr val="dk1"/>
-                        </a:fontRef>
-                      </wps:style>
-                      <wps:txbx>
-                        <w:txbxContent>
-                          <w:p>
-                            <w:pPr>
-                              <w:spacing w:after="60"/>
-                              <w:jc w:val="both"/>
-                              <w:rPr>
-                                <w:rFonts w:asciiTheme="majorBidi" w:hAnsiTheme="majorBidi" w:cstheme="majorBidi"/>
-                                <w:sz w:val="28"/>
-                                <w:szCs w:val="28"/>
-                              </w:rPr>
-                            </w:pPr>
-                            <w:r>
-                              <w:rPr>
-                                <w:rFonts w:asciiTheme="majorBidi" w:hAnsiTheme="majorBidi" w:cstheme="majorBidi"/>
-                                <w:sz w:val="28"/>
-                                <w:szCs w:val="28"/>
-                              </w:rPr>
-                              <w:t>Another example:</w:t>
-                            </w:r>
-                          </w:p>
-                          <w:p>
-                            <w:pPr>
-                              <w:spacing w:after="60"/>
-                              <w:jc w:val="both"/>
-                              <w:rPr>
-                                <w:rFonts w:asciiTheme="majorBidi" w:hAnsiTheme="majorBidi" w:cstheme="majorBidi"/>
-                                <w:sz w:val="28"/>
-                                <w:szCs w:val="28"/>
-                              </w:rPr>
-                            </w:pPr>
-                            <w:r>
-                              <w:rPr>
-                                <w:rFonts w:asciiTheme="majorBidi" w:hAnsiTheme="majorBidi" w:cstheme="majorBidi"/>
-                                <w:b/>
-                                <w:bCs/>
-                                <w:i/>
-                                <w:iCs/>
-                                <w:sz w:val="28"/>
-                                <w:szCs w:val="28"/>
-                              </w:rPr>
-                              <w:t>kubectl scale deployment nginx --replicas=3</w:t>
-                            </w:r>
-                            <w:r>
-                              <w:rPr>
-                                <w:rFonts w:asciiTheme="majorBidi" w:hAnsiTheme="majorBidi" w:cstheme="majorBidi"/>
-                                <w:sz w:val="28"/>
-                                <w:szCs w:val="28"/>
-                              </w:rPr>
-                              <w:t xml:space="preserve"> </w:t>
-                            </w:r>
-                            <w:r>
-                              <w:rPr>
-                                <w:rFonts w:asciiTheme="majorBidi" w:hAnsiTheme="majorBidi" w:cstheme="majorBidi"/>
-                                <w:sz w:val="28"/>
-                                <w:szCs w:val="28"/>
-                              </w:rPr>
-                              <w:t xml:space="preserve">→ </w:t>
-                            </w:r>
-                            <w:r>
-                              <w:rPr>
-                                <w:rFonts w:asciiTheme="majorBidi" w:hAnsiTheme="majorBidi" w:cstheme="majorBidi"/>
-                                <w:sz w:val="28"/>
-                                <w:szCs w:val="28"/>
-                              </w:rPr>
-                              <w:t>You directly command Kubernetes to change the number of replicas.</w:t>
-                            </w:r>
-                          </w:p>
-                          <w:p>
-                            <w:pPr>
-                              <w:spacing w:after="120"/>
-                              <w:jc w:val="both"/>
-                              <w:rPr>
-                                <w:rFonts w:asciiTheme="majorBidi" w:hAnsiTheme="majorBidi" w:cstheme="majorBidi"/>
-                                <w:sz w:val="28"/>
-                                <w:szCs w:val="28"/>
-                              </w:rPr>
-                            </w:pPr>
-                            <w:r>
-                              <w:rPr>
-                                <w:rFonts w:asciiTheme="majorBidi" w:hAnsiTheme="majorBidi" w:cstheme="majorBidi"/>
-                                <w:sz w:val="28"/>
-                                <w:szCs w:val="28"/>
-                              </w:rPr>
-                              <w:t>So imperative = “Do this action now.”</w:t>
-                            </w:r>
-                          </w:p>
-                          <w:p>
-                            <w:pPr>
-                              <w:spacing w:after="60"/>
-                              <w:jc w:val="both"/>
-                              <w:rPr>
-                                <w:rFonts w:asciiTheme="majorBidi" w:hAnsiTheme="majorBidi" w:cstheme="majorBidi"/>
-                                <w:b/>
-                                <w:bCs/>
-                                <w:sz w:val="32"/>
-                                <w:szCs w:val="32"/>
-                              </w:rPr>
-                            </w:pPr>
-                            <w:r>
-                              <w:rPr>
-                                <w:rFonts w:asciiTheme="majorBidi" w:hAnsiTheme="majorBidi" w:cstheme="majorBidi"/>
-                                <w:b/>
-                                <w:bCs/>
-                                <w:sz w:val="32"/>
-                                <w:szCs w:val="32"/>
-                              </w:rPr>
-                              <w:t>Declarative Approach</w:t>
-                            </w:r>
-                            <w:r>
-                              <w:rPr>
-                                <w:rFonts w:asciiTheme="majorBidi" w:hAnsiTheme="majorBidi" w:cstheme="majorBidi"/>
-                                <w:b/>
-                                <w:bCs/>
-                                <w:sz w:val="32"/>
-                                <w:szCs w:val="32"/>
-                              </w:rPr>
-                              <w:t>:</w:t>
-                            </w:r>
-                          </w:p>
-                          <w:p>
-                            <w:pPr>
-                              <w:spacing w:after="60"/>
-                              <w:jc w:val="both"/>
-                              <w:rPr>
-                                <w:rFonts w:asciiTheme="majorBidi" w:hAnsiTheme="majorBidi" w:cstheme="majorBidi"/>
-                                <w:sz w:val="28"/>
-                                <w:szCs w:val="28"/>
-                              </w:rPr>
-                            </w:pPr>
-                            <w:r>
-                              <w:rPr>
-                                <w:rFonts w:asciiTheme="majorBidi" w:hAnsiTheme="majorBidi" w:cstheme="majorBidi"/>
-                                <w:sz w:val="28"/>
-                                <w:szCs w:val="28"/>
-                              </w:rPr>
-                              <w:t>Declarative means you describe the desired final state, and Kubernetes figures out how to reach that state.</w:t>
-                            </w:r>
-                            <w:r>
-                              <w:rPr>
-                                <w:rFonts w:asciiTheme="majorBidi" w:hAnsiTheme="majorBidi" w:cstheme="majorBidi"/>
-                                <w:sz w:val="28"/>
-                                <w:szCs w:val="28"/>
-                              </w:rPr>
-                              <w:t xml:space="preserve"> </w:t>
-                            </w:r>
-                            <w:r>
-                              <w:rPr>
-                                <w:rFonts w:asciiTheme="majorBidi" w:hAnsiTheme="majorBidi" w:cstheme="majorBidi"/>
-                                <w:sz w:val="28"/>
-                                <w:szCs w:val="28"/>
-                              </w:rPr>
-                              <w:t>Instead of giving commands, you write a YAML configuration file.</w:t>
-                            </w:r>
-                            <w:r>
-                              <w:rPr>
-                                <w:rFonts w:asciiTheme="majorBidi" w:hAnsiTheme="majorBidi" w:cstheme="majorBidi"/>
-                                <w:sz w:val="28"/>
-                                <w:szCs w:val="28"/>
-                              </w:rPr>
-                              <w:t xml:space="preserve"> Example:</w:t>
-                            </w:r>
-                          </w:p>
-                          <w:p>
-                            <w:pPr>
-                              <w:jc w:val="both"/>
-                              <w:rPr>
-                                <w:rFonts w:asciiTheme="majorBidi" w:hAnsiTheme="majorBidi" w:cstheme="majorBidi"/>
-                                <w:sz w:val="28"/>
-                                <w:szCs w:val="28"/>
-                              </w:rPr>
-                            </w:pPr>
-                          </w:p>
-                          <w:p>
-                            <w:pPr>
-                              <w:jc w:val="both"/>
-                              <w:rPr>
-                                <w:rFonts w:asciiTheme="majorBidi" w:hAnsiTheme="majorBidi" w:cstheme="majorBidi"/>
-                                <w:sz w:val="28"/>
-                                <w:szCs w:val="28"/>
-                              </w:rPr>
-                            </w:pPr>
-                          </w:p>
-                          <w:p>
-                            <w:pPr>
-                              <w:jc w:val="both"/>
-                              <w:rPr>
-                                <w:rFonts w:asciiTheme="majorBidi" w:hAnsiTheme="majorBidi" w:cstheme="majorBidi"/>
-                                <w:sz w:val="28"/>
-                                <w:szCs w:val="28"/>
-                              </w:rPr>
-                            </w:pPr>
-                          </w:p>
-                          <w:p>
-                            <w:pPr>
-                              <w:jc w:val="both"/>
-                              <w:rPr>
-                                <w:rFonts w:asciiTheme="majorBidi" w:hAnsiTheme="majorBidi" w:cstheme="majorBidi"/>
-                                <w:sz w:val="28"/>
-                                <w:szCs w:val="28"/>
-                              </w:rPr>
-                            </w:pPr>
-                          </w:p>
-                          <w:p>
-                            <w:pPr>
-                              <w:jc w:val="both"/>
-                              <w:rPr>
-                                <w:rFonts w:asciiTheme="majorBidi" w:hAnsiTheme="majorBidi" w:cstheme="majorBidi"/>
-                                <w:sz w:val="28"/>
-                                <w:szCs w:val="28"/>
-                              </w:rPr>
-                            </w:pPr>
-                          </w:p>
-                          <w:p>
-                            <w:pPr>
-                              <w:jc w:val="both"/>
-                              <w:rPr>
-                                <w:rFonts w:asciiTheme="majorBidi" w:hAnsiTheme="majorBidi" w:cstheme="majorBidi"/>
-                                <w:sz w:val="28"/>
-                                <w:szCs w:val="28"/>
-                              </w:rPr>
-                            </w:pPr>
-                          </w:p>
-                          <w:p>
-                            <w:pPr>
-                              <w:jc w:val="both"/>
-                              <w:rPr>
-                                <w:rFonts w:asciiTheme="majorBidi" w:hAnsiTheme="majorBidi" w:cstheme="majorBidi"/>
-                                <w:sz w:val="28"/>
-                                <w:szCs w:val="28"/>
-                              </w:rPr>
-                            </w:pPr>
-                          </w:p>
-                          <w:p>
-                            <w:pPr>
-                              <w:jc w:val="both"/>
-                              <w:rPr>
-                                <w:rFonts w:asciiTheme="majorBidi" w:hAnsiTheme="majorBidi" w:cstheme="majorBidi"/>
-                                <w:sz w:val="28"/>
-                                <w:szCs w:val="28"/>
-                              </w:rPr>
-                            </w:pPr>
-                          </w:p>
-                          <w:p>
-                            <w:pPr>
-                              <w:jc w:val="both"/>
-                              <w:rPr>
-                                <w:rFonts w:asciiTheme="majorBidi" w:hAnsiTheme="majorBidi" w:cstheme="majorBidi"/>
-                                <w:sz w:val="28"/>
-                                <w:szCs w:val="28"/>
-                              </w:rPr>
-                            </w:pPr>
-                          </w:p>
-                          <w:p>
-                            <w:pPr>
-                              <w:jc w:val="both"/>
-                              <w:rPr>
-                                <w:rFonts w:asciiTheme="majorBidi" w:hAnsiTheme="majorBidi" w:cstheme="majorBidi"/>
-                                <w:sz w:val="28"/>
-                                <w:szCs w:val="28"/>
-                              </w:rPr>
-                            </w:pPr>
-                          </w:p>
-                          <w:p>
-                            <w:pPr>
-                              <w:jc w:val="both"/>
-                              <w:rPr>
-                                <w:rFonts w:asciiTheme="majorBidi" w:hAnsiTheme="majorBidi" w:cstheme="majorBidi"/>
-                                <w:sz w:val="28"/>
-                                <w:szCs w:val="28"/>
-                              </w:rPr>
-                            </w:pPr>
-                          </w:p>
-                          <w:p>
-                            <w:pPr>
-                              <w:jc w:val="both"/>
-                              <w:rPr>
-                                <w:rFonts w:asciiTheme="majorBidi" w:hAnsiTheme="majorBidi" w:cstheme="majorBidi"/>
-                                <w:sz w:val="28"/>
-                                <w:szCs w:val="28"/>
-                              </w:rPr>
-                            </w:pPr>
-                          </w:p>
-                          <w:p>
-                            <w:pPr>
-                              <w:jc w:val="both"/>
-                              <w:rPr>
-                                <w:rFonts w:asciiTheme="majorBidi" w:hAnsiTheme="majorBidi" w:cstheme="majorBidi"/>
-                                <w:sz w:val="12"/>
-                                <w:szCs w:val="12"/>
-                              </w:rPr>
-                            </w:pPr>
-                          </w:p>
-                          <w:p>
-                            <w:pPr>
-                              <w:spacing w:after="60"/>
-                              <w:jc w:val="both"/>
-                              <w:rPr>
-                                <w:rFonts w:asciiTheme="majorBidi" w:hAnsiTheme="majorBidi" w:cstheme="majorBidi"/>
-                                <w:sz w:val="28"/>
-                                <w:szCs w:val="28"/>
-                              </w:rPr>
-                            </w:pPr>
-                            <w:r>
-                              <w:rPr>
-                                <w:rFonts w:asciiTheme="majorBidi" w:hAnsiTheme="majorBidi" w:cstheme="majorBidi"/>
-                                <w:sz w:val="28"/>
-                                <w:szCs w:val="28"/>
-                              </w:rPr>
-                              <w:t>Then you apply it</w:t>
-                            </w:r>
-                            <w:r>
-                              <w:rPr>
-                                <w:rFonts w:asciiTheme="majorBidi" w:hAnsiTheme="majorBidi" w:cstheme="majorBidi"/>
-                                <w:sz w:val="28"/>
-                                <w:szCs w:val="28"/>
-                              </w:rPr>
-                              <w:t xml:space="preserve"> </w:t>
-                            </w:r>
-                            <w:r>
-                              <w:rPr>
-                                <w:rFonts w:asciiTheme="majorBidi" w:hAnsiTheme="majorBidi" w:cstheme="majorBidi"/>
-                                <w:sz w:val="28"/>
-                                <w:szCs w:val="28"/>
-                              </w:rPr>
-                              <w:t xml:space="preserve">→ </w:t>
-                            </w:r>
-                            <w:r>
-                              <w:rPr>
-                                <w:rFonts w:asciiTheme="majorBidi" w:hAnsiTheme="majorBidi" w:cstheme="majorBidi"/>
-                                <w:b/>
-                                <w:bCs/>
-                                <w:i/>
-                                <w:iCs/>
-                                <w:sz w:val="28"/>
-                                <w:szCs w:val="28"/>
-                              </w:rPr>
-                              <w:t>kubectl apply -f deployment.yaml</w:t>
-                            </w:r>
-                          </w:p>
-                          <w:p>
-                            <w:pPr>
-                              <w:spacing w:after="60"/>
-                              <w:jc w:val="both"/>
-                              <w:rPr>
-                                <w:rFonts w:asciiTheme="majorBidi" w:hAnsiTheme="majorBidi" w:cstheme="majorBidi"/>
-                                <w:sz w:val="28"/>
-                                <w:szCs w:val="28"/>
-                              </w:rPr>
-                            </w:pPr>
-                            <w:r>
-                              <w:rPr>
-                                <w:rFonts w:asciiTheme="majorBidi" w:hAnsiTheme="majorBidi" w:cstheme="majorBidi"/>
-                                <w:sz w:val="28"/>
-                                <w:szCs w:val="28"/>
-                              </w:rPr>
-                              <w:t>You are not telling Kubernetes how to create the pods.</w:t>
-                            </w:r>
-                            <w:r>
-                              <w:rPr>
-                                <w:rFonts w:asciiTheme="majorBidi" w:hAnsiTheme="majorBidi" w:cstheme="majorBidi"/>
-                                <w:sz w:val="28"/>
-                                <w:szCs w:val="28"/>
-                              </w:rPr>
-                              <w:t xml:space="preserve"> </w:t>
-                            </w:r>
-                            <w:r>
-                              <w:rPr>
-                                <w:rFonts w:asciiTheme="majorBidi" w:hAnsiTheme="majorBidi" w:cstheme="majorBidi"/>
-                                <w:sz w:val="28"/>
-                                <w:szCs w:val="28"/>
-                              </w:rPr>
-                              <w:t>You are telling Kubernetes:</w:t>
-                            </w:r>
-                            <w:r>
-                              <w:rPr>
-                                <w:rFonts w:asciiTheme="majorBidi" w:hAnsiTheme="majorBidi" w:cstheme="majorBidi"/>
-                                <w:sz w:val="28"/>
-                                <w:szCs w:val="28"/>
-                              </w:rPr>
-                              <w:t xml:space="preserve"> </w:t>
-                            </w:r>
-                            <w:r>
-                              <w:rPr>
-                                <w:rFonts w:asciiTheme="majorBidi" w:hAnsiTheme="majorBidi" w:cstheme="majorBidi"/>
-                                <w:sz w:val="28"/>
-                                <w:szCs w:val="28"/>
-                              </w:rPr>
-                              <w:t>I want a deployment with 3 nginx pods running.</w:t>
-                            </w:r>
-                            <w:r>
-                              <w:rPr>
-                                <w:rFonts w:asciiTheme="majorBidi" w:hAnsiTheme="majorBidi" w:cstheme="majorBidi"/>
-                                <w:sz w:val="28"/>
-                                <w:szCs w:val="28"/>
-                              </w:rPr>
-                              <w:t xml:space="preserve"> </w:t>
-                            </w:r>
-                            <w:r>
-                              <w:rPr>
-                                <w:rFonts w:asciiTheme="majorBidi" w:hAnsiTheme="majorBidi" w:cstheme="majorBidi"/>
-                                <w:sz w:val="28"/>
-                                <w:szCs w:val="28"/>
-                              </w:rPr>
-                              <w:t>The controllers inside the controller manager will continuously check the cluster and make sure the actual state matches this desired state.</w:t>
-                            </w:r>
-                            <w:r>
-                              <w:rPr>
-                                <w:rFonts w:asciiTheme="majorBidi" w:hAnsiTheme="majorBidi" w:cstheme="majorBidi"/>
-                                <w:sz w:val="28"/>
-                                <w:szCs w:val="28"/>
-                              </w:rPr>
-                              <w:t xml:space="preserve"> </w:t>
-                            </w:r>
-                            <w:r>
-                              <w:rPr>
-                                <w:rFonts w:asciiTheme="majorBidi" w:hAnsiTheme="majorBidi" w:cstheme="majorBidi"/>
-                                <w:sz w:val="28"/>
-                                <w:szCs w:val="28"/>
-                              </w:rPr>
-                              <w:t>If a pod dies, Kubernetes automatically recreates it.</w:t>
-                            </w:r>
-                          </w:p>
-                          <w:p>
-                            <w:pPr>
-                              <w:spacing w:after="120"/>
-                              <w:jc w:val="both"/>
-                              <w:rPr>
-                                <w:rFonts w:asciiTheme="majorBidi" w:hAnsiTheme="majorBidi" w:cstheme="majorBidi"/>
-                                <w:sz w:val="28"/>
-                                <w:szCs w:val="28"/>
-                              </w:rPr>
-                            </w:pPr>
-                            <w:r>
-                              <w:rPr>
-                                <w:rFonts w:asciiTheme="majorBidi" w:hAnsiTheme="majorBidi" w:cstheme="majorBidi"/>
-                                <w:sz w:val="28"/>
-                                <w:szCs w:val="28"/>
-                              </w:rPr>
-                              <w:t>So declarative = “This is the state I want.”</w:t>
-                            </w:r>
-                          </w:p>
-                          <w:p>
-                            <w:pPr>
-                              <w:spacing w:after="60"/>
-                              <w:rPr>
-                                <w:rFonts w:asciiTheme="majorBidi" w:hAnsiTheme="majorBidi" w:cstheme="majorBidi"/>
-                                <w:sz w:val="28"/>
-                                <w:szCs w:val="28"/>
-                                <w:u w:val="single"/>
-                              </w:rPr>
-                            </w:pPr>
-                            <w:r>
-                              <w:rPr>
-                                <w:rFonts w:asciiTheme="majorBidi" w:hAnsiTheme="majorBidi" w:cstheme="majorBidi"/>
-                                <w:sz w:val="28"/>
-                                <w:szCs w:val="28"/>
-                                <w:u w:val="single"/>
-                              </w:rPr>
-                              <w:t>Key Difference</w:t>
-                            </w:r>
-                            <w:r>
-                              <w:rPr>
-                                <w:rFonts w:asciiTheme="majorBidi" w:hAnsiTheme="majorBidi" w:cstheme="majorBidi"/>
-                                <w:sz w:val="28"/>
-                                <w:szCs w:val="28"/>
-                                <w:u w:val="single"/>
-                              </w:rPr>
-                              <w:t>:</w:t>
-                            </w:r>
-                          </w:p>
-                          <w:p>
-                            <w:pPr>
-                              <w:pStyle w:val="ListParagraph"/>
-                              <w:numPr>
-                                <w:ilvl w:val="0"/>
-                                <w:numId w:val="30"/>
-                              </w:numPr>
-                              <w:ind w:left="360"/>
-                              <w:rPr>
-                                <w:rFonts w:asciiTheme="majorBidi" w:hAnsiTheme="majorBidi" w:cstheme="majorBidi"/>
-                                <w:b/>
-                                <w:bCs/>
-                                <w:sz w:val="28"/>
-                                <w:szCs w:val="28"/>
-                              </w:rPr>
-                            </w:pPr>
-                            <w:r>
-                              <w:rPr>
-                                <w:rFonts w:asciiTheme="majorBidi" w:hAnsiTheme="majorBidi" w:cstheme="majorBidi"/>
-                                <w:b/>
-                                <w:bCs/>
-                                <w:sz w:val="28"/>
-                                <w:szCs w:val="28"/>
-                              </w:rPr>
-                              <w:t>Imperative:</w:t>
-                            </w:r>
-                          </w:p>
-                          <w:p>
-                            <w:pPr>
-                              <w:pStyle w:val="ListParagraph"/>
-                              <w:numPr>
-                                <w:ilvl w:val="1"/>
-                                <w:numId w:val="30"/>
-                              </w:numPr>
-                              <w:ind w:left="720"/>
-                              <w:rPr>
-                                <w:rFonts w:asciiTheme="majorBidi" w:hAnsiTheme="majorBidi" w:cstheme="majorBidi"/>
-                                <w:sz w:val="28"/>
-                                <w:szCs w:val="28"/>
-                              </w:rPr>
-                            </w:pPr>
-                            <w:r>
-                              <w:rPr>
-                                <w:rFonts w:asciiTheme="majorBidi" w:hAnsiTheme="majorBidi" w:cstheme="majorBidi"/>
-                                <w:sz w:val="28"/>
-                                <w:szCs w:val="28"/>
-                              </w:rPr>
-                              <w:t>You tell Kubernetes how to do something</w:t>
-                            </w:r>
-                          </w:p>
-                          <w:p>
-                            <w:pPr>
-                              <w:pStyle w:val="ListParagraph"/>
-                              <w:numPr>
-                                <w:ilvl w:val="1"/>
-                                <w:numId w:val="30"/>
-                              </w:numPr>
-                              <w:ind w:left="720"/>
-                              <w:rPr>
-                                <w:rFonts w:asciiTheme="majorBidi" w:hAnsiTheme="majorBidi" w:cstheme="majorBidi"/>
-                                <w:sz w:val="28"/>
-                                <w:szCs w:val="28"/>
-                              </w:rPr>
-                            </w:pPr>
-                            <w:r>
-                              <w:rPr>
-                                <w:rFonts w:asciiTheme="majorBidi" w:hAnsiTheme="majorBidi" w:cstheme="majorBidi"/>
-                                <w:sz w:val="28"/>
-                                <w:szCs w:val="28"/>
-                              </w:rPr>
-                              <w:t>Command-based</w:t>
-                            </w:r>
-                          </w:p>
-                          <w:p>
-                            <w:pPr>
-                              <w:pStyle w:val="ListParagraph"/>
-                              <w:numPr>
-                                <w:ilvl w:val="1"/>
-                                <w:numId w:val="30"/>
-                              </w:numPr>
-                              <w:ind w:left="720"/>
-                              <w:jc w:val="both"/>
-                              <w:rPr>
-                                <w:rFonts w:asciiTheme="majorBidi" w:hAnsiTheme="majorBidi" w:cstheme="majorBidi"/>
-                                <w:sz w:val="28"/>
-                                <w:szCs w:val="28"/>
-                              </w:rPr>
-                            </w:pPr>
-                            <w:r>
-                              <w:rPr>
-                                <w:rFonts w:asciiTheme="majorBidi" w:hAnsiTheme="majorBidi" w:cstheme="majorBidi"/>
-                                <w:sz w:val="28"/>
-                                <w:szCs w:val="28"/>
-                              </w:rPr>
-                              <w:t xml:space="preserve">Example: </w:t>
-                            </w:r>
-                            <w:r>
-                              <w:rPr>
-                                <w:rFonts w:asciiTheme="majorBidi" w:hAnsiTheme="majorBidi" w:cstheme="majorBidi"/>
-                                <w:b/>
-                                <w:bCs/>
-                                <w:i/>
-                                <w:iCs/>
-                                <w:sz w:val="28"/>
-                                <w:szCs w:val="28"/>
-                              </w:rPr>
-                              <w:t>kubectl run, kubectl scale</w:t>
-                            </w:r>
-                          </w:p>
-                          <w:p>
-                            <w:pPr>
-                              <w:jc w:val="both"/>
-                              <w:rPr>
-                                <w:rFonts w:asciiTheme="majorBidi" w:hAnsiTheme="majorBidi" w:cstheme="majorBidi"/>
-                                <w:sz w:val="28"/>
-                                <w:szCs w:val="28"/>
-                              </w:rPr>
-                            </w:pPr>
-                          </w:p>
-                          <w:p>
-                            <w:pPr>
-                              <w:jc w:val="both"/>
-                              <w:rPr>
-                                <w:rFonts w:asciiTheme="majorBidi" w:hAnsiTheme="majorBidi" w:cstheme="majorBidi"/>
-                                <w:sz w:val="28"/>
-                                <w:szCs w:val="28"/>
-                              </w:rPr>
-                            </w:pPr>
-                          </w:p>
-                          <w:p>
-                            <w:pPr>
-                              <w:jc w:val="both"/>
-                              <w:rPr>
-                                <w:rFonts w:asciiTheme="majorBidi" w:hAnsiTheme="majorBidi" w:cstheme="majorBidi"/>
-                                <w:sz w:val="28"/>
-                                <w:szCs w:val="28"/>
-                              </w:rPr>
-                            </w:pPr>
-                          </w:p>
-                          <w:p>
-                            <w:pPr>
-                              <w:jc w:val="both"/>
-                              <w:rPr>
-                                <w:rFonts w:asciiTheme="majorBidi" w:hAnsiTheme="majorBidi" w:cstheme="majorBidi"/>
-                                <w:sz w:val="28"/>
-                                <w:szCs w:val="28"/>
-                              </w:rPr>
-                            </w:pPr>
-                          </w:p>
-                          <w:p>
-                            <w:pPr>
-                              <w:jc w:val="both"/>
-                              <w:rPr>
-                                <w:rFonts w:asciiTheme="majorBidi" w:hAnsiTheme="majorBidi" w:cstheme="majorBidi"/>
-                                <w:sz w:val="28"/>
-                                <w:szCs w:val="28"/>
-                              </w:rPr>
-                            </w:pPr>
-                          </w:p>
-                          <w:p>
-                            <w:pPr>
-                              <w:jc w:val="both"/>
-                              <w:rPr>
-                                <w:rFonts w:asciiTheme="majorBidi" w:hAnsiTheme="majorBidi" w:cstheme="majorBidi"/>
-                                <w:sz w:val="28"/>
-                                <w:szCs w:val="28"/>
-                              </w:rPr>
-                            </w:pPr>
-                          </w:p>
-                          <w:p>
-                            <w:pPr>
-                              <w:jc w:val="both"/>
-                              <w:rPr>
-                                <w:rFonts w:asciiTheme="majorBidi" w:hAnsiTheme="majorBidi" w:cstheme="majorBidi"/>
-                                <w:sz w:val="28"/>
-                                <w:szCs w:val="28"/>
-                              </w:rPr>
-                            </w:pPr>
-                          </w:p>
-                        </w:txbxContent>
-                      </wps:txbx>
-                      <wps:bodyPr rot="0" spcFirstLastPara="0" vertOverflow="overflow" horzOverflow="overflow" vert="horz" wrap="square" lIns="91440" tIns="45720" rIns="91440" bIns="45720" numCol="1" spcCol="0" rtlCol="0" fromWordArt="0" anchor="ctr" anchorCtr="0" forceAA="0" compatLnSpc="1">
-                        <a:prstTxWarp prst="textNoShape">
-                          <a:avLst/>
-                        </a:prstTxWarp>
-                        <a:noAutofit/>
-                      </wps:bodyPr>
-                    </wps:wsp>
-                  </a:graphicData>
-                </a:graphic>
-                <wp14:sizeRelH relativeFrom="margin">
-                  <wp14:pctWidth>0</wp14:pctWidth>
-                </wp14:sizeRelH>
-                <wp14:sizeRelV relativeFrom="margin">
-                  <wp14:pctHeight>0</wp14:pctHeight>
-                </wp14:sizeRelV>
-              </wp:anchor>
-            </w:drawing>
-          </mc:Choice>
-          <mc:Fallback>
-            <w:pict>
-              <v:rect w14:anchorId="13685499" id="_x0000_s1027" style="position:absolute;left:0;text-align:left;margin-left:487.6pt;margin-top:0;width:538.8pt;height:718.2pt;z-index:251661312;visibility:visible;mso-wrap-style:square;mso-width-percent:0;mso-height-percent:0;mso-wrap-distance-left:9pt;mso-wrap-distance-top:0;mso-wrap-distance-right:9pt;mso-wrap-distance-bottom:0;mso-position-horizontal:right;mso-position-horizontal-relative:margin;mso-position-vertical:absolute;mso-position-vertical-relative:text;mso-width-percent:0;mso-height-percent:0;mso-width-relative:margin;mso-height-relative:margin;v-text-anchor:middle" o:gfxdata="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" fillcolor="#555 [2160]" strokecolor="black [3200]" strokeweight=".5pt">
-                <v:fill color2="#313131 [2608]" rotate="t" colors="0 #9b9b9b;.5 #8e8e8e;1 #797979" focus="100%" type="gradient">
-                  <o:fill v:ext="view" type="gradientUnscaled"/>
-                </v:fill>
-                <v:textbox>
-                  <w:txbxContent>
+                    <w:p>
+                      <w:pPr>
+                        <w:spacing w:after="60"/>
+                        <w:rPr>
+                          <w:rFonts w:asciiTheme="majorBidi" w:hAnsiTheme="majorBidi" w:cstheme="majorBidi"/>
+                          <w:b/>
+                          <w:bCs/>
+                          <w:sz w:val="28"/>
+                          <w:szCs w:val="28"/>
+                        </w:rPr>
+                      </w:pPr>
+                      <w:r>
+                        <w:rPr>
+                          <w:rFonts w:asciiTheme="majorBidi" w:hAnsiTheme="majorBidi" w:cstheme="majorBidi"/>
+                          <w:b/>
+                          <w:bCs/>
+                          <w:sz w:val="28"/>
+                          <w:szCs w:val="28"/>
+                        </w:rPr>
+                        <w:t>E</w:t>
+                      </w:r>
+                      <w:r>
+                        <w:rPr>
+                          <w:rFonts w:asciiTheme="majorBidi" w:hAnsiTheme="majorBidi" w:cstheme="majorBidi"/>
+                          <w:b/>
+                          <w:bCs/>
+                          <w:sz w:val="28"/>
+                          <w:szCs w:val="28"/>
+                        </w:rPr>
+                        <w:t>xample:</w:t>
+                      </w:r>
+                    </w:p>
+                    <w:p>
+                      <w:pPr>
+                        <w:spacing w:after="60"/>
+                        <w:rPr>
+                          <w:rFonts w:asciiTheme="majorBidi" w:hAnsiTheme="majorBidi" w:cstheme="majorBidi"/>
+                          <w:sz w:val="28"/>
+                          <w:szCs w:val="28"/>
+                        </w:rPr>
+                      </w:pPr>
+                      <w:proofErr w:type="spellStart"/>
+                      <w:r>
+                        <w:rPr>
+                          <w:rFonts w:asciiTheme="majorBidi" w:hAnsiTheme="majorBidi" w:cstheme="majorBidi"/>
+                          <w:b/>
+                          <w:bCs/>
+                          <w:i/>
+                          <w:iCs/>
+                          <w:sz w:val="28"/>
+                          <w:szCs w:val="28"/>
+                        </w:rPr>
+                        <w:t>kubectl</w:t>
+                      </w:r>
+                      <w:proofErr w:type="spellEnd"/>
+                      <w:r>
+                        <w:rPr>
+                          <w:rFonts w:asciiTheme="majorBidi" w:hAnsiTheme="majorBidi" w:cstheme="majorBidi"/>
+                          <w:b/>
+                          <w:bCs/>
+                          <w:i/>
+                          <w:iCs/>
+                          <w:sz w:val="28"/>
+                          <w:szCs w:val="28"/>
+                        </w:rPr>
+                        <w:t xml:space="preserve"> scale deployment nginx --replicas=3</w:t>
+                      </w:r>
+                      <w:r>
+                        <w:rPr>
+                          <w:rFonts w:asciiTheme="majorBidi" w:hAnsiTheme="majorBidi" w:cstheme="majorBidi"/>
+                          <w:sz w:val="28"/>
+                          <w:szCs w:val="28"/>
+                        </w:rPr>
+                        <w:t xml:space="preserve"> → You directly command Kubernetes to change the number of replicas.</w:t>
+                      </w:r>
+                    </w:p>
                     <w:p>
                       <w:pPr>
                         <w:spacing w:after="60"/>
@@ -11206,30 +11212,17 @@
                           <w:sz w:val="28"/>
                           <w:szCs w:val="28"/>
                         </w:rPr>
-                        <w:t>Another example:</w:t>
+                        <w:t xml:space="preserve">So </w:t>
                       </w:r>
-                    </w:p>
-                    <w:p>
-                      <w:pPr>
-                        <w:spacing w:after="60"/>
-                        <w:jc w:val="both"/>
-                        <w:rPr>
-                          <w:rFonts w:asciiTheme="majorBidi" w:hAnsiTheme="majorBidi" w:cstheme="majorBidi"/>
-                          <w:sz w:val="28"/>
-                          <w:szCs w:val="28"/>
-                        </w:rPr>
-                      </w:pPr>
                       <w:r>
                         <w:rPr>
                           <w:rFonts w:asciiTheme="majorBidi" w:hAnsiTheme="majorBidi" w:cstheme="majorBidi"/>
                           <w:b/>
                           <w:bCs/>
-                          <w:i/>
-                          <w:iCs/>
                           <w:sz w:val="28"/>
                           <w:szCs w:val="28"/>
                         </w:rPr>
-                        <w:t>kubectl scale deployment nginx --replicas=3</w:t>
+                        <w:t>imperative</w:t>
                       </w:r>
                       <w:r>
                         <w:rPr>
@@ -11237,42 +11230,7 @@
                           <w:sz w:val="28"/>
                           <w:szCs w:val="28"/>
                         </w:rPr>
-                        <w:t xml:space="preserve"> </w:t>
-                      </w:r>
-                      <w:r>
-                        <w:rPr>
-                          <w:rFonts w:asciiTheme="majorBidi" w:hAnsiTheme="majorBidi" w:cstheme="majorBidi"/>
-                          <w:sz w:val="28"/>
-                          <w:szCs w:val="28"/>
-                        </w:rPr>
-                        <w:t xml:space="preserve">→ </w:t>
-                      </w:r>
-                      <w:r>
-                        <w:rPr>
-                          <w:rFonts w:asciiTheme="majorBidi" w:hAnsiTheme="majorBidi" w:cstheme="majorBidi"/>
-                          <w:sz w:val="28"/>
-                          <w:szCs w:val="28"/>
-                        </w:rPr>
-                        <w:t>You directly command Kubernetes to change the number of replicas.</w:t>
-                      </w:r>
-                    </w:p>
-                    <w:p>
-                      <w:pPr>
-                        <w:spacing w:after="120"/>
-                        <w:jc w:val="both"/>
-                        <w:rPr>
-                          <w:rFonts w:asciiTheme="majorBidi" w:hAnsiTheme="majorBidi" w:cstheme="majorBidi"/>
-                          <w:sz w:val="28"/>
-                          <w:szCs w:val="28"/>
-                        </w:rPr>
-                      </w:pPr>
-                      <w:r>
-                        <w:rPr>
-                          <w:rFonts w:asciiTheme="majorBidi" w:hAnsiTheme="majorBidi" w:cstheme="majorBidi"/>
-                          <w:sz w:val="28"/>
-                          <w:szCs w:val="28"/>
-                        </w:rPr>
-                        <w:t>So imperative = “Do this action now.”</w:t>
+                        <w:t xml:space="preserve"> = “Do this action now.”</w:t>
                       </w:r>
                     </w:p>
                     <w:p>
@@ -11353,6 +11311,7 @@
                     </w:p>
                     <w:p>
                       <w:pPr>
+                        <w:spacing w:after="60"/>
                         <w:jc w:val="both"/>
                         <w:rPr>
                           <w:rFonts w:asciiTheme="majorBidi" w:hAnsiTheme="majorBidi" w:cstheme="majorBidi"/>
@@ -11363,6 +11322,7 @@
                     </w:p>
                     <w:p>
                       <w:pPr>
+                        <w:spacing w:after="60"/>
                         <w:jc w:val="both"/>
                         <w:rPr>
                           <w:rFonts w:asciiTheme="majorBidi" w:hAnsiTheme="majorBidi" w:cstheme="majorBidi"/>
@@ -11373,6 +11333,7 @@
                     </w:p>
                     <w:p>
                       <w:pPr>
+                        <w:spacing w:after="60"/>
                         <w:jc w:val="both"/>
                         <w:rPr>
                           <w:rFonts w:asciiTheme="majorBidi" w:hAnsiTheme="majorBidi" w:cstheme="majorBidi"/>
@@ -11383,6 +11344,7 @@
                     </w:p>
                     <w:p>
                       <w:pPr>
+                        <w:spacing w:after="60"/>
                         <w:jc w:val="both"/>
                         <w:rPr>
                           <w:rFonts w:asciiTheme="majorBidi" w:hAnsiTheme="majorBidi" w:cstheme="majorBidi"/>
@@ -11393,6 +11355,7 @@
                     </w:p>
                     <w:p>
                       <w:pPr>
+                        <w:spacing w:after="60"/>
                         <w:jc w:val="both"/>
                         <w:rPr>
                           <w:rFonts w:asciiTheme="majorBidi" w:hAnsiTheme="majorBidi" w:cstheme="majorBidi"/>
@@ -11403,6 +11366,7 @@
                     </w:p>
                     <w:p>
                       <w:pPr>
+                        <w:spacing w:after="60"/>
                         <w:jc w:val="both"/>
                         <w:rPr>
                           <w:rFonts w:asciiTheme="majorBidi" w:hAnsiTheme="majorBidi" w:cstheme="majorBidi"/>
@@ -11413,6 +11377,7 @@
                     </w:p>
                     <w:p>
                       <w:pPr>
+                        <w:spacing w:after="60"/>
                         <w:jc w:val="both"/>
                         <w:rPr>
                           <w:rFonts w:asciiTheme="majorBidi" w:hAnsiTheme="majorBidi" w:cstheme="majorBidi"/>
@@ -11423,6 +11388,7 @@
                     </w:p>
                     <w:p>
                       <w:pPr>
+                        <w:spacing w:after="60"/>
                         <w:jc w:val="both"/>
                         <w:rPr>
                           <w:rFonts w:asciiTheme="majorBidi" w:hAnsiTheme="majorBidi" w:cstheme="majorBidi"/>
@@ -11433,6 +11399,7 @@
                     </w:p>
                     <w:p>
                       <w:pPr>
+                        <w:spacing w:after="60"/>
                         <w:jc w:val="both"/>
                         <w:rPr>
                           <w:rFonts w:asciiTheme="majorBidi" w:hAnsiTheme="majorBidi" w:cstheme="majorBidi"/>
@@ -11443,6 +11410,7 @@
                     </w:p>
                     <w:p>
                       <w:pPr>
+                        <w:spacing w:after="60"/>
                         <w:jc w:val="both"/>
                         <w:rPr>
                           <w:rFonts w:asciiTheme="majorBidi" w:hAnsiTheme="majorBidi" w:cstheme="majorBidi"/>
@@ -11453,6 +11421,7 @@
                     </w:p>
                     <w:p>
                       <w:pPr>
+                        <w:spacing w:after="60"/>
                         <w:jc w:val="both"/>
                         <w:rPr>
                           <w:rFonts w:asciiTheme="majorBidi" w:hAnsiTheme="majorBidi" w:cstheme="majorBidi"/>
@@ -11463,6 +11432,7 @@
                     </w:p>
                     <w:p>
                       <w:pPr>
+                        <w:spacing w:after="60"/>
                         <w:jc w:val="both"/>
                         <w:rPr>
                           <w:rFonts w:asciiTheme="majorBidi" w:hAnsiTheme="majorBidi" w:cstheme="majorBidi"/>
@@ -11473,11 +11443,45 @@
                     </w:p>
                     <w:p>
                       <w:pPr>
+                        <w:spacing w:after="60"/>
                         <w:jc w:val="both"/>
                         <w:rPr>
                           <w:rFonts w:asciiTheme="majorBidi" w:hAnsiTheme="majorBidi" w:cstheme="majorBidi"/>
-                          <w:sz w:val="12"/>
-                          <w:szCs w:val="12"/>
+                          <w:sz w:val="28"/>
+                          <w:szCs w:val="28"/>
+                        </w:rPr>
+                      </w:pPr>
+                    </w:p>
+                    <w:p>
+                      <w:pPr>
+                        <w:spacing w:after="60"/>
+                        <w:jc w:val="both"/>
+                        <w:rPr>
+                          <w:rFonts w:asciiTheme="majorBidi" w:hAnsiTheme="majorBidi" w:cstheme="majorBidi"/>
+                          <w:sz w:val="28"/>
+                          <w:szCs w:val="28"/>
+                        </w:rPr>
+                      </w:pPr>
+                    </w:p>
+                    <w:p>
+                      <w:pPr>
+                        <w:spacing w:after="60"/>
+                        <w:jc w:val="both"/>
+                        <w:rPr>
+                          <w:rFonts w:asciiTheme="majorBidi" w:hAnsiTheme="majorBidi" w:cstheme="majorBidi"/>
+                          <w:sz w:val="32"/>
+                          <w:szCs w:val="32"/>
+                        </w:rPr>
+                      </w:pPr>
+                    </w:p>
+                    <w:p>
+                      <w:pPr>
+                        <w:spacing w:after="60"/>
+                        <w:jc w:val="both"/>
+                        <w:rPr>
+                          <w:rFonts w:asciiTheme="majorBidi" w:hAnsiTheme="majorBidi" w:cstheme="majorBidi"/>
+                          <w:sz w:val="16"/>
+                          <w:szCs w:val="16"/>
                         </w:rPr>
                       </w:pPr>
                     </w:p>
@@ -11515,6 +11519,7 @@
                         </w:rPr>
                         <w:t xml:space="preserve">→ </w:t>
                       </w:r>
+                      <w:proofErr w:type="spellStart"/>
                       <w:r>
                         <w:rPr>
                           <w:rFonts w:asciiTheme="majorBidi" w:hAnsiTheme="majorBidi" w:cstheme="majorBidi"/>
@@ -11525,8 +11530,23 @@
                           <w:sz w:val="28"/>
                           <w:szCs w:val="28"/>
                         </w:rPr>
-                        <w:t xml:space="preserve">kubectl apply -f </w:t>
+                        <w:t>kubectl</w:t>
                       </w:r>
+                      <w:proofErr w:type="spellEnd"/>
+                      <w:r>
+                        <w:rPr>
+                          <w:rFonts w:asciiTheme="majorBidi" w:hAnsiTheme="majorBidi" w:cstheme="majorBidi"/>
+                          <w:b/>
+                          <w:bCs/>
+                          <w:i/>
+                          <w:iCs/>
+                          <w:sz w:val="28"/>
+                          <w:szCs w:val="28"/>
+                        </w:rPr>
+                        <w:t xml:space="preserve"> apply -f </w:t>
+                      </w:r>
+                      <w:proofErr w:type="spellStart"/>
+                      <w:proofErr w:type="gramStart"/>
                       <w:r>
                         <w:rPr>
                           <w:rFonts w:asciiTheme="majorBidi" w:hAnsiTheme="majorBidi" w:cstheme="majorBidi"/>
@@ -11539,6 +11559,8 @@
                         </w:rPr>
                         <w:t>deployment.yaml</w:t>
                       </w:r>
+                      <w:proofErr w:type="spellEnd"/>
+                      <w:proofErr w:type="gramEnd"/>
                     </w:p>
                     <w:p>
                       <w:pPr>
@@ -11550,288 +11572,10 @@
                           <w:szCs w:val="28"/>
                         </w:rPr>
                       </w:pPr>
-                      <w:r>
-                        <w:rPr>
-                          <w:rFonts w:asciiTheme="majorBidi" w:hAnsiTheme="majorBidi" w:cstheme="majorBidi"/>
-                          <w:sz w:val="28"/>
-                          <w:szCs w:val="28"/>
-                        </w:rPr>
-                        <w:t>You are not telling Kubernetes how to create the pods.</w:t>
-                      </w:r>
-                      <w:r>
-                        <w:rPr>
-                          <w:rFonts w:asciiTheme="majorBidi" w:hAnsiTheme="majorBidi" w:cstheme="majorBidi"/>
-                          <w:sz w:val="28"/>
-                          <w:szCs w:val="28"/>
-                        </w:rPr>
-                        <w:t xml:space="preserve"> </w:t>
-                      </w:r>
-                      <w:r>
-                        <w:rPr>
-                          <w:rFonts w:asciiTheme="majorBidi" w:hAnsiTheme="majorBidi" w:cstheme="majorBidi"/>
-                          <w:sz w:val="28"/>
-                          <w:szCs w:val="28"/>
-                        </w:rPr>
-                        <w:t>You are telling Kubernetes:</w:t>
-                      </w:r>
-                      <w:r>
-                        <w:rPr>
-                          <w:rFonts w:asciiTheme="majorBidi" w:hAnsiTheme="majorBidi" w:cstheme="majorBidi"/>
-                          <w:sz w:val="28"/>
-                          <w:szCs w:val="28"/>
-                        </w:rPr>
-                        <w:t xml:space="preserve"> </w:t>
-                      </w:r>
-                      <w:r>
-                        <w:rPr>
-                          <w:rFonts w:asciiTheme="majorBidi" w:hAnsiTheme="majorBidi" w:cstheme="majorBidi"/>
-                          <w:sz w:val="28"/>
-                          <w:szCs w:val="28"/>
-                        </w:rPr>
-                        <w:t>I want a deployment with 3 nginx pods running.</w:t>
-                      </w:r>
-                      <w:r>
-                        <w:rPr>
-                          <w:rFonts w:asciiTheme="majorBidi" w:hAnsiTheme="majorBidi" w:cstheme="majorBidi"/>
-                          <w:sz w:val="28"/>
-                          <w:szCs w:val="28"/>
-                        </w:rPr>
-                        <w:t xml:space="preserve"> </w:t>
-                      </w:r>
-                      <w:r>
-                        <w:rPr>
-                          <w:rFonts w:asciiTheme="majorBidi" w:hAnsiTheme="majorBidi" w:cstheme="majorBidi"/>
-                          <w:sz w:val="28"/>
-                          <w:szCs w:val="28"/>
-                        </w:rPr>
-                        <w:t>The controllers inside the controller manager will continuously check the cluster and make sure the actual state matches this desired state.</w:t>
-                      </w:r>
-                      <w:r>
-                        <w:rPr>
-                          <w:rFonts w:asciiTheme="majorBidi" w:hAnsiTheme="majorBidi" w:cstheme="majorBidi"/>
-                          <w:sz w:val="28"/>
-                          <w:szCs w:val="28"/>
-                        </w:rPr>
-                        <w:t xml:space="preserve"> </w:t>
-                      </w:r>
-                      <w:r>
-                        <w:rPr>
-                          <w:rFonts w:asciiTheme="majorBidi" w:hAnsiTheme="majorBidi" w:cstheme="majorBidi"/>
-                          <w:sz w:val="28"/>
-                          <w:szCs w:val="28"/>
-                        </w:rPr>
-                        <w:t>If a pod dies, Kubernetes automatically recreates it.</w:t>
-                      </w:r>
-                    </w:p>
-                    <w:p>
-                      <w:pPr>
-                        <w:spacing w:after="120"/>
-                        <w:jc w:val="both"/>
-                        <w:rPr>
-                          <w:rFonts w:asciiTheme="majorBidi" w:hAnsiTheme="majorBidi" w:cstheme="majorBidi"/>
-                          <w:sz w:val="28"/>
-                          <w:szCs w:val="28"/>
-                        </w:rPr>
-                      </w:pPr>
-                      <w:r>
-                        <w:rPr>
-                          <w:rFonts w:asciiTheme="majorBidi" w:hAnsiTheme="majorBidi" w:cstheme="majorBidi"/>
-                          <w:sz w:val="28"/>
-                          <w:szCs w:val="28"/>
-                        </w:rPr>
-                        <w:t>So declarative = “This is the state I want.”</w:t>
-                      </w:r>
                     </w:p>
                     <w:p>
                       <w:pPr>
                         <w:spacing w:after="60"/>
-                        <w:rPr>
-                          <w:rFonts w:asciiTheme="majorBidi" w:hAnsiTheme="majorBidi" w:cstheme="majorBidi"/>
-                          <w:sz w:val="28"/>
-                          <w:szCs w:val="28"/>
-                          <w:u w:val="single"/>
-                        </w:rPr>
-                      </w:pPr>
-                      <w:r>
-                        <w:rPr>
-                          <w:rFonts w:asciiTheme="majorBidi" w:hAnsiTheme="majorBidi" w:cstheme="majorBidi"/>
-                          <w:sz w:val="28"/>
-                          <w:szCs w:val="28"/>
-                          <w:u w:val="single"/>
-                        </w:rPr>
-                        <w:t>Key Difference</w:t>
-                      </w:r>
-                      <w:r>
-                        <w:rPr>
-                          <w:rFonts w:asciiTheme="majorBidi" w:hAnsiTheme="majorBidi" w:cstheme="majorBidi"/>
-                          <w:sz w:val="28"/>
-                          <w:szCs w:val="28"/>
-                          <w:u w:val="single"/>
-                        </w:rPr>
-                        <w:t>:</w:t>
-                      </w:r>
-                    </w:p>
-                    <w:p>
-                      <w:pPr>
-                        <w:pStyle w:val="ListParagraph"/>
-                        <w:numPr>
-                          <w:ilvl w:val="0"/>
-                          <w:numId w:val="30"/>
-                        </w:numPr>
-                        <w:ind w:left="360"/>
-                        <w:rPr>
-                          <w:rFonts w:asciiTheme="majorBidi" w:hAnsiTheme="majorBidi" w:cstheme="majorBidi"/>
-                          <w:b/>
-                          <w:bCs/>
-                          <w:sz w:val="28"/>
-                          <w:szCs w:val="28"/>
-                        </w:rPr>
-                      </w:pPr>
-                      <w:r>
-                        <w:rPr>
-                          <w:rFonts w:asciiTheme="majorBidi" w:hAnsiTheme="majorBidi" w:cstheme="majorBidi"/>
-                          <w:b/>
-                          <w:bCs/>
-                          <w:sz w:val="28"/>
-                          <w:szCs w:val="28"/>
-                        </w:rPr>
-                        <w:t>Imperative:</w:t>
-                      </w:r>
-                    </w:p>
-                    <w:p>
-                      <w:pPr>
-                        <w:pStyle w:val="ListParagraph"/>
-                        <w:numPr>
-                          <w:ilvl w:val="1"/>
-                          <w:numId w:val="30"/>
-                        </w:numPr>
-                        <w:ind w:left="720"/>
-                        <w:rPr>
-                          <w:rFonts w:asciiTheme="majorBidi" w:hAnsiTheme="majorBidi" w:cstheme="majorBidi"/>
-                          <w:sz w:val="28"/>
-                          <w:szCs w:val="28"/>
-                        </w:rPr>
-                      </w:pPr>
-                      <w:r>
-                        <w:rPr>
-                          <w:rFonts w:asciiTheme="majorBidi" w:hAnsiTheme="majorBidi" w:cstheme="majorBidi"/>
-                          <w:sz w:val="28"/>
-                          <w:szCs w:val="28"/>
-                        </w:rPr>
-                        <w:t>You tell Kubernetes how to do something</w:t>
-                      </w:r>
-                    </w:p>
-                    <w:p>
-                      <w:pPr>
-                        <w:pStyle w:val="ListParagraph"/>
-                        <w:numPr>
-                          <w:ilvl w:val="1"/>
-                          <w:numId w:val="30"/>
-                        </w:numPr>
-                        <w:ind w:left="720"/>
-                        <w:rPr>
-                          <w:rFonts w:asciiTheme="majorBidi" w:hAnsiTheme="majorBidi" w:cstheme="majorBidi"/>
-                          <w:sz w:val="28"/>
-                          <w:szCs w:val="28"/>
-                        </w:rPr>
-                      </w:pPr>
-                      <w:r>
-                        <w:rPr>
-                          <w:rFonts w:asciiTheme="majorBidi" w:hAnsiTheme="majorBidi" w:cstheme="majorBidi"/>
-                          <w:sz w:val="28"/>
-                          <w:szCs w:val="28"/>
-                        </w:rPr>
-                        <w:t>Command-based</w:t>
-                      </w:r>
-                    </w:p>
-                    <w:p>
-                      <w:pPr>
-                        <w:pStyle w:val="ListParagraph"/>
-                        <w:numPr>
-                          <w:ilvl w:val="1"/>
-                          <w:numId w:val="30"/>
-                        </w:numPr>
-                        <w:ind w:left="720"/>
-                        <w:jc w:val="both"/>
-                        <w:rPr>
-                          <w:rFonts w:asciiTheme="majorBidi" w:hAnsiTheme="majorBidi" w:cstheme="majorBidi"/>
-                          <w:sz w:val="28"/>
-                          <w:szCs w:val="28"/>
-                        </w:rPr>
-                      </w:pPr>
-                      <w:r>
-                        <w:rPr>
-                          <w:rFonts w:asciiTheme="majorBidi" w:hAnsiTheme="majorBidi" w:cstheme="majorBidi"/>
-                          <w:sz w:val="28"/>
-                          <w:szCs w:val="28"/>
-                        </w:rPr>
-                        <w:t xml:space="preserve">Example: </w:t>
-                      </w:r>
-                      <w:r>
-                        <w:rPr>
-                          <w:rFonts w:asciiTheme="majorBidi" w:hAnsiTheme="majorBidi" w:cstheme="majorBidi"/>
-                          <w:b/>
-                          <w:bCs/>
-                          <w:i/>
-                          <w:iCs/>
-                          <w:sz w:val="28"/>
-                          <w:szCs w:val="28"/>
-                        </w:rPr>
-                        <w:t>kubectl run, kubectl scale</w:t>
-                      </w:r>
-                    </w:p>
-                    <w:p>
-                      <w:pPr>
-                        <w:jc w:val="both"/>
-                        <w:rPr>
-                          <w:rFonts w:asciiTheme="majorBidi" w:hAnsiTheme="majorBidi" w:cstheme="majorBidi"/>
-                          <w:sz w:val="28"/>
-                          <w:szCs w:val="28"/>
-                        </w:rPr>
-                      </w:pPr>
-                    </w:p>
-                    <w:p>
-                      <w:pPr>
-                        <w:jc w:val="both"/>
-                        <w:rPr>
-                          <w:rFonts w:asciiTheme="majorBidi" w:hAnsiTheme="majorBidi" w:cstheme="majorBidi"/>
-                          <w:sz w:val="28"/>
-                          <w:szCs w:val="28"/>
-                        </w:rPr>
-                      </w:pPr>
-                    </w:p>
-                    <w:p>
-                      <w:pPr>
-                        <w:jc w:val="both"/>
-                        <w:rPr>
-                          <w:rFonts w:asciiTheme="majorBidi" w:hAnsiTheme="majorBidi" w:cstheme="majorBidi"/>
-                          <w:sz w:val="28"/>
-                          <w:szCs w:val="28"/>
-                        </w:rPr>
-                      </w:pPr>
-                    </w:p>
-                    <w:p>
-                      <w:pPr>
-                        <w:jc w:val="both"/>
-                        <w:rPr>
-                          <w:rFonts w:asciiTheme="majorBidi" w:hAnsiTheme="majorBidi" w:cstheme="majorBidi"/>
-                          <w:sz w:val="28"/>
-                          <w:szCs w:val="28"/>
-                        </w:rPr>
-                      </w:pPr>
-                    </w:p>
-                    <w:p>
-                      <w:pPr>
-                        <w:jc w:val="both"/>
-                        <w:rPr>
-                          <w:rFonts w:asciiTheme="majorBidi" w:hAnsiTheme="majorBidi" w:cstheme="majorBidi"/>
-                          <w:sz w:val="28"/>
-                          <w:szCs w:val="28"/>
-                        </w:rPr>
-                      </w:pPr>
-                    </w:p>
-                    <w:p>
-                      <w:pPr>
                         <w:jc w:val="both"/>
                         <w:rPr>
                           <w:rFonts w:asciiTheme="majorBidi" w:hAnsiTheme="majorBidi" w:cstheme="majorBidi"/>
@@ -11918,6 +11662,66 @@
           <w:szCs w:val="28"/>
         </w:rPr>
       </w:pPr>
+    </w:p>
+    <w:p>
+      <w:pPr>
+        <w:jc w:val="both"/>
+        <w:rPr>
+          <w:rFonts w:asciiTheme="majorBidi" w:hAnsiTheme="majorBidi" w:cstheme="majorBidi"/>
+          <w:sz w:val="28"/>
+          <w:szCs w:val="28"/>
+        </w:rPr>
+      </w:pPr>
+    </w:p>
+    <w:p>
+      <w:pPr>
+        <w:jc w:val="both"/>
+        <w:rPr>
+          <w:rFonts w:asciiTheme="majorBidi" w:hAnsiTheme="majorBidi" w:cstheme="majorBidi"/>
+          <w:sz w:val="28"/>
+          <w:szCs w:val="28"/>
+        </w:rPr>
+      </w:pPr>
+    </w:p>
+    <w:p>
+      <w:pPr>
+        <w:jc w:val="both"/>
+        <w:rPr>
+          <w:rFonts w:asciiTheme="majorBidi" w:hAnsiTheme="majorBidi" w:cstheme="majorBidi"/>
+          <w:sz w:val="28"/>
+          <w:szCs w:val="28"/>
+        </w:rPr>
+      </w:pPr>
+    </w:p>
+    <w:p>
+      <w:pPr>
+        <w:jc w:val="both"/>
+        <w:rPr>
+          <w:rFonts w:asciiTheme="majorBidi" w:hAnsiTheme="majorBidi" w:cstheme="majorBidi"/>
+          <w:sz w:val="28"/>
+          <w:szCs w:val="28"/>
+        </w:rPr>
+      </w:pPr>
+    </w:p>
+    <w:p>
+      <w:pPr>
+        <w:jc w:val="both"/>
+        <w:rPr>
+          <w:rFonts w:asciiTheme="majorBidi" w:hAnsiTheme="majorBidi" w:cstheme="majorBidi"/>
+          <w:sz w:val="28"/>
+          <w:szCs w:val="28"/>
+        </w:rPr>
+      </w:pPr>
+    </w:p>
+    <w:p>
+      <w:pPr>
+        <w:jc w:val="both"/>
+        <w:rPr>
+          <w:rFonts w:asciiTheme="majorBidi" w:hAnsiTheme="majorBidi" w:cstheme="majorBidi"/>
+          <w:sz w:val="28"/>
+          <w:szCs w:val="28"/>
+        </w:rPr>
+      </w:pPr>
       <w:r>
         <w:rPr>
           <w:rFonts w:asciiTheme="majorBidi" w:hAnsiTheme="majorBidi" w:cstheme="majorBidi"/>
@@ -11928,16 +11732,16 @@
         <mc:AlternateContent>
           <mc:Choice Requires="wps">
             <w:drawing>
-              <wp:anchor distT="0" distB="0" distL="114300" distR="114300" simplePos="0" relativeHeight="251662336" behindDoc="0" locked="0" layoutInCell="1" allowOverlap="1" wp14:anchorId="7833C680" wp14:editId="3A179AFD">
+              <wp:anchor distT="0" distB="0" distL="114300" distR="114300" simplePos="0" relativeHeight="251662336" behindDoc="0" locked="0" layoutInCell="1" allowOverlap="1" wp14:anchorId="7833C680" wp14:editId="0972BA54">
                 <wp:simplePos x="0" y="0"/>
                 <wp:positionH relativeFrom="column">
-                  <wp:posOffset>76200</wp:posOffset>
+                  <wp:posOffset>104775</wp:posOffset>
                 </wp:positionH>
                 <wp:positionV relativeFrom="paragraph">
-                  <wp:posOffset>3810</wp:posOffset>
+                  <wp:posOffset>320674</wp:posOffset>
                 </wp:positionV>
-                <wp:extent cx="2583180" cy="4099560"/>
-                <wp:effectExtent l="0" t="0" r="26670" b="15240"/>
+                <wp:extent cx="2583180" cy="4181475"/>
+                <wp:effectExtent l="0" t="0" r="26670" b="28575"/>
                 <wp:wrapNone/>
                 <wp:docPr id="283162400" name="Rectangle 3"/>
                 <wp:cNvGraphicFramePr/>
@@ -11948,7 +11752,7 @@
                       <wps:spPr>
                         <a:xfrm>
                           <a:off x="0" y="0"/>
-                          <a:ext cx="2583180" cy="4099560"/>
+                          <a:ext cx="2583180" cy="4181475"/>
                         </a:xfrm>
                         <a:prstGeom prst="rect">
                           <a:avLst/>
@@ -12496,7 +12300,7 @@
           </mc:Choice>
           <mc:Fallback>
             <w:pict>
-              <v:rect w14:anchorId="7833C680" id="Rectangle 3" o:spid="_x0000_s1028" style="position:absolute;left:0;text-align:left;margin-left:6pt;margin-top:.3pt;width:203.4pt;height:322.8pt;z-index:251662336;visibility:visible;mso-wrap-style:square;mso-width-percent:0;mso-height-percent:0;mso-wrap-distance-left:9pt;mso-wrap-distance-top:0;mso-wrap-distance-right:9pt;mso-wrap-distance-bottom:0;mso-position-horizontal:absolute;mso-position-horizontal-relative:text;mso-position-vertical:absolute;mso-position-vertical-relative:text;mso-width-percent:0;mso-height-percent:0;mso-width-relative:margin;mso-height-relative:margin;v-text-anchor:middle" o:gfxdata="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" fillcolor="black [3200]" strokecolor="black [480]" strokeweight="1pt">
+              <v:rect w14:anchorId="7833C680" id="Rectangle 3" o:spid="_x0000_s1028" style="position:absolute;left:0;text-align:left;margin-left:8.25pt;margin-top:25.25pt;width:203.4pt;height:329.25pt;z-index:251662336;visibility:visible;mso-wrap-style:square;mso-width-percent:0;mso-height-percent:0;mso-wrap-distance-left:9pt;mso-wrap-distance-top:0;mso-wrap-distance-right:9pt;mso-wrap-distance-bottom:0;mso-position-horizontal:absolute;mso-position-horizontal-relative:text;mso-position-vertical:absolute;mso-position-vertical-relative:text;mso-width-percent:0;mso-height-percent:0;mso-width-relative:margin;mso-height-relative:margin;v-text-anchor:middle" o:gfxdata="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" fillcolor="black [3200]" strokecolor="black [480]" strokeweight="1pt">
                 <v:textbox>
                   <w:txbxContent>
                     <w:p>
@@ -13158,66 +12962,6 @@
           <w:szCs w:val="28"/>
         </w:rPr>
       </w:pPr>
-    </w:p>
-    <w:p>
-      <w:pPr>
-        <w:jc w:val="both"/>
-        <w:rPr>
-          <w:rFonts w:asciiTheme="majorBidi" w:hAnsiTheme="majorBidi" w:cstheme="majorBidi"/>
-          <w:sz w:val="28"/>
-          <w:szCs w:val="28"/>
-        </w:rPr>
-      </w:pPr>
-    </w:p>
-    <w:p>
-      <w:pPr>
-        <w:jc w:val="both"/>
-        <w:rPr>
-          <w:rFonts w:asciiTheme="majorBidi" w:hAnsiTheme="majorBidi" w:cstheme="majorBidi"/>
-          <w:sz w:val="28"/>
-          <w:szCs w:val="28"/>
-        </w:rPr>
-      </w:pPr>
-    </w:p>
-    <w:p>
-      <w:pPr>
-        <w:jc w:val="both"/>
-        <w:rPr>
-          <w:rFonts w:asciiTheme="majorBidi" w:hAnsiTheme="majorBidi" w:cstheme="majorBidi"/>
-          <w:sz w:val="28"/>
-          <w:szCs w:val="28"/>
-        </w:rPr>
-      </w:pPr>
-    </w:p>
-    <w:p>
-      <w:pPr>
-        <w:jc w:val="both"/>
-        <w:rPr>
-          <w:rFonts w:asciiTheme="majorBidi" w:hAnsiTheme="majorBidi" w:cstheme="majorBidi"/>
-          <w:sz w:val="28"/>
-          <w:szCs w:val="28"/>
-        </w:rPr>
-      </w:pPr>
-    </w:p>
-    <w:p>
-      <w:pPr>
-        <w:jc w:val="both"/>
-        <w:rPr>
-          <w:rFonts w:asciiTheme="majorBidi" w:hAnsiTheme="majorBidi" w:cstheme="majorBidi"/>
-          <w:sz w:val="28"/>
-          <w:szCs w:val="28"/>
-        </w:rPr>
-      </w:pPr>
-    </w:p>
-    <w:p>
-      <w:pPr>
-        <w:jc w:val="both"/>
-        <w:rPr>
-          <w:rFonts w:asciiTheme="majorBidi" w:hAnsiTheme="majorBidi" w:cstheme="majorBidi"/>
-          <w:sz w:val="28"/>
-          <w:szCs w:val="28"/>
-        </w:rPr>
-      </w:pPr>
       <w:r>
         <w:rPr>
           <w:rFonts w:asciiTheme="majorBidi" w:hAnsiTheme="majorBidi" w:cstheme="majorBidi"/>
@@ -13225,21 +12969,22 @@
           <w:sz w:val="28"/>
           <w:szCs w:val="28"/>
         </w:rPr>
+        <w:lastRenderedPageBreak/>
         <mc:AlternateContent>
           <mc:Choice Requires="wps">
             <w:drawing>
-              <wp:anchor distT="0" distB="0" distL="114300" distR="114300" simplePos="0" relativeHeight="251663360" behindDoc="0" locked="0" layoutInCell="1" allowOverlap="1" wp14:anchorId="2BA4D857" wp14:editId="01B16288">
+              <wp:anchor distT="0" distB="0" distL="114300" distR="114300" simplePos="0" relativeHeight="251661312" behindDoc="0" locked="0" layoutInCell="1" allowOverlap="1" wp14:anchorId="13685499" wp14:editId="7CDCCF17">
                 <wp:simplePos x="0" y="0"/>
                 <wp:positionH relativeFrom="margin">
                   <wp:align>right</wp:align>
                 </wp:positionH>
                 <wp:positionV relativeFrom="paragraph">
-                  <wp:posOffset>7620</wp:posOffset>
+                  <wp:posOffset>9525</wp:posOffset>
                 </wp:positionV>
-                <wp:extent cx="6842760" cy="3444240"/>
-                <wp:effectExtent l="0" t="0" r="15240" b="22860"/>
+                <wp:extent cx="6842760" cy="5267325"/>
+                <wp:effectExtent l="0" t="0" r="15240" b="28575"/>
                 <wp:wrapNone/>
-                <wp:docPr id="534225544" name="Rectangle 4"/>
+                <wp:docPr id="485289827" name="Rectangle 1"/>
                 <wp:cNvGraphicFramePr/>
                 <a:graphic xmlns:a="http://schemas.openxmlformats.org/drawingml/2006/main">
                   <a:graphicData uri="http://schemas.microsoft.com/office/word/2010/wordprocessingShape">
@@ -13248,7 +12993,7 @@
                       <wps:spPr>
                         <a:xfrm>
                           <a:off x="0" y="0"/>
-                          <a:ext cx="6842760" cy="3444240"/>
+                          <a:ext cx="6842760" cy="5267325"/>
                         </a:xfrm>
                         <a:prstGeom prst="rect">
                           <a:avLst/>
@@ -13270,6 +13015,270 @@
                       </wps:style>
                       <wps:txbx>
                         <w:txbxContent>
+                          <w:p>
+                            <w:pPr>
+                              <w:spacing w:after="60"/>
+                              <w:jc w:val="both"/>
+                              <w:rPr>
+                                <w:rFonts w:asciiTheme="majorBidi" w:hAnsiTheme="majorBidi" w:cstheme="majorBidi"/>
+                                <w:sz w:val="28"/>
+                                <w:szCs w:val="28"/>
+                              </w:rPr>
+                            </w:pPr>
+                            <w:r>
+                              <w:rPr>
+                                <w:rFonts w:asciiTheme="majorBidi" w:hAnsiTheme="majorBidi" w:cstheme="majorBidi"/>
+                                <w:sz w:val="28"/>
+                                <w:szCs w:val="28"/>
+                              </w:rPr>
+                              <w:t>You are not telling Kubernetes how to create the pods.</w:t>
+                            </w:r>
+                            <w:r>
+                              <w:rPr>
+                                <w:rFonts w:asciiTheme="majorBidi" w:hAnsiTheme="majorBidi" w:cstheme="majorBidi"/>
+                                <w:sz w:val="28"/>
+                                <w:szCs w:val="28"/>
+                              </w:rPr>
+                              <w:t xml:space="preserve"> </w:t>
+                            </w:r>
+                            <w:r>
+                              <w:rPr>
+                                <w:rFonts w:asciiTheme="majorBidi" w:hAnsiTheme="majorBidi" w:cstheme="majorBidi"/>
+                                <w:sz w:val="28"/>
+                                <w:szCs w:val="28"/>
+                              </w:rPr>
+                              <w:t>You are telling Kubernetes:</w:t>
+                            </w:r>
+                            <w:r>
+                              <w:rPr>
+                                <w:rFonts w:asciiTheme="majorBidi" w:hAnsiTheme="majorBidi" w:cstheme="majorBidi"/>
+                                <w:sz w:val="28"/>
+                                <w:szCs w:val="28"/>
+                              </w:rPr>
+                              <w:t xml:space="preserve"> </w:t>
+                            </w:r>
+                            <w:r>
+                              <w:rPr>
+                                <w:rFonts w:asciiTheme="majorBidi" w:hAnsiTheme="majorBidi" w:cstheme="majorBidi"/>
+                                <w:sz w:val="28"/>
+                                <w:szCs w:val="28"/>
+                              </w:rPr>
+                              <w:t>I want a deployment with 3 nginx pods running.</w:t>
+                            </w:r>
+                            <w:r>
+                              <w:rPr>
+                                <w:rFonts w:asciiTheme="majorBidi" w:hAnsiTheme="majorBidi" w:cstheme="majorBidi"/>
+                                <w:sz w:val="28"/>
+                                <w:szCs w:val="28"/>
+                              </w:rPr>
+                              <w:t xml:space="preserve"> </w:t>
+                            </w:r>
+                            <w:r>
+                              <w:rPr>
+                                <w:rFonts w:asciiTheme="majorBidi" w:hAnsiTheme="majorBidi" w:cstheme="majorBidi"/>
+                                <w:sz w:val="28"/>
+                                <w:szCs w:val="28"/>
+                              </w:rPr>
+                              <w:t>The controllers inside the controller manager will continuously check the cluster and make sure the actual state matches this desired state.</w:t>
+                            </w:r>
+                            <w:r>
+                              <w:rPr>
+                                <w:rFonts w:asciiTheme="majorBidi" w:hAnsiTheme="majorBidi" w:cstheme="majorBidi"/>
+                                <w:sz w:val="28"/>
+                                <w:szCs w:val="28"/>
+                              </w:rPr>
+                              <w:t xml:space="preserve"> </w:t>
+                            </w:r>
+                            <w:r>
+                              <w:rPr>
+                                <w:rFonts w:asciiTheme="majorBidi" w:hAnsiTheme="majorBidi" w:cstheme="majorBidi"/>
+                                <w:sz w:val="28"/>
+                                <w:szCs w:val="28"/>
+                              </w:rPr>
+                              <w:t>If a pod dies, Kubernetes automatically recreates it.</w:t>
+                            </w:r>
+                          </w:p>
+                          <w:p>
+                            <w:pPr>
+                              <w:spacing w:after="60"/>
+                              <w:rPr>
+                                <w:rFonts w:asciiTheme="majorBidi" w:hAnsiTheme="majorBidi" w:cstheme="majorBidi"/>
+                                <w:b/>
+                                <w:bCs/>
+                                <w:sz w:val="32"/>
+                                <w:szCs w:val="32"/>
+                              </w:rPr>
+                            </w:pPr>
+                            <w:r>
+                              <w:rPr>
+                                <w:rFonts w:asciiTheme="majorBidi" w:hAnsiTheme="majorBidi" w:cstheme="majorBidi"/>
+                                <w:b/>
+                                <w:bCs/>
+                                <w:sz w:val="32"/>
+                                <w:szCs w:val="32"/>
+                              </w:rPr>
+                              <w:t>Key Difference</w:t>
+                            </w:r>
+                            <w:r>
+                              <w:rPr>
+                                <w:rFonts w:asciiTheme="majorBidi" w:hAnsiTheme="majorBidi" w:cstheme="majorBidi"/>
+                                <w:b/>
+                                <w:bCs/>
+                                <w:sz w:val="32"/>
+                                <w:szCs w:val="32"/>
+                              </w:rPr>
+                              <w:t>:</w:t>
+                            </w:r>
+                          </w:p>
+                          <w:p>
+                            <w:pPr>
+                              <w:pStyle w:val="ListParagraph"/>
+                              <w:numPr>
+                                <w:ilvl w:val="0"/>
+                                <w:numId w:val="30"/>
+                              </w:numPr>
+                              <w:ind w:left="360"/>
+                              <w:rPr>
+                                <w:rFonts w:asciiTheme="majorBidi" w:hAnsiTheme="majorBidi" w:cstheme="majorBidi"/>
+                                <w:b/>
+                                <w:bCs/>
+                                <w:sz w:val="28"/>
+                                <w:szCs w:val="28"/>
+                              </w:rPr>
+                            </w:pPr>
+                            <w:r>
+                              <w:rPr>
+                                <w:rFonts w:asciiTheme="majorBidi" w:hAnsiTheme="majorBidi" w:cstheme="majorBidi"/>
+                                <w:b/>
+                                <w:bCs/>
+                                <w:sz w:val="28"/>
+                                <w:szCs w:val="28"/>
+                              </w:rPr>
+                              <w:t>Imperative:</w:t>
+                            </w:r>
+                          </w:p>
+                          <w:p>
+                            <w:pPr>
+                              <w:pStyle w:val="ListParagraph"/>
+                              <w:numPr>
+                                <w:ilvl w:val="1"/>
+                                <w:numId w:val="30"/>
+                              </w:numPr>
+                              <w:ind w:left="720"/>
+                              <w:rPr>
+                                <w:rFonts w:asciiTheme="majorBidi" w:hAnsiTheme="majorBidi" w:cstheme="majorBidi"/>
+                                <w:sz w:val="28"/>
+                                <w:szCs w:val="28"/>
+                              </w:rPr>
+                            </w:pPr>
+                            <w:r>
+                              <w:rPr>
+                                <w:rFonts w:asciiTheme="majorBidi" w:hAnsiTheme="majorBidi" w:cstheme="majorBidi"/>
+                                <w:sz w:val="28"/>
+                                <w:szCs w:val="28"/>
+                              </w:rPr>
+                              <w:t>You tell Kubernetes how to do something</w:t>
+                            </w:r>
+                          </w:p>
+                          <w:p>
+                            <w:pPr>
+                              <w:pStyle w:val="ListParagraph"/>
+                              <w:numPr>
+                                <w:ilvl w:val="1"/>
+                                <w:numId w:val="30"/>
+                              </w:numPr>
+                              <w:ind w:left="720"/>
+                              <w:rPr>
+                                <w:rFonts w:asciiTheme="majorBidi" w:hAnsiTheme="majorBidi" w:cstheme="majorBidi"/>
+                                <w:sz w:val="28"/>
+                                <w:szCs w:val="28"/>
+                              </w:rPr>
+                            </w:pPr>
+                            <w:r>
+                              <w:rPr>
+                                <w:rFonts w:asciiTheme="majorBidi" w:hAnsiTheme="majorBidi" w:cstheme="majorBidi"/>
+                                <w:sz w:val="28"/>
+                                <w:szCs w:val="28"/>
+                              </w:rPr>
+                              <w:t>Command-based</w:t>
+                            </w:r>
+                          </w:p>
+                          <w:p>
+                            <w:pPr>
+                              <w:pStyle w:val="ListParagraph"/>
+                              <w:numPr>
+                                <w:ilvl w:val="1"/>
+                                <w:numId w:val="30"/>
+                              </w:numPr>
+                              <w:ind w:left="720"/>
+                              <w:jc w:val="both"/>
+                              <w:rPr>
+                                <w:rFonts w:asciiTheme="majorBidi" w:hAnsiTheme="majorBidi" w:cstheme="majorBidi"/>
+                                <w:sz w:val="28"/>
+                                <w:szCs w:val="28"/>
+                              </w:rPr>
+                            </w:pPr>
+                            <w:r>
+                              <w:rPr>
+                                <w:rFonts w:asciiTheme="majorBidi" w:hAnsiTheme="majorBidi" w:cstheme="majorBidi"/>
+                                <w:sz w:val="28"/>
+                                <w:szCs w:val="28"/>
+                              </w:rPr>
+                              <w:t xml:space="preserve">Example: </w:t>
+                            </w:r>
+                            <w:proofErr w:type="spellStart"/>
+                            <w:r>
+                              <w:rPr>
+                                <w:rFonts w:asciiTheme="majorBidi" w:hAnsiTheme="majorBidi" w:cstheme="majorBidi"/>
+                                <w:b/>
+                                <w:bCs/>
+                                <w:i/>
+                                <w:iCs/>
+                                <w:sz w:val="28"/>
+                                <w:szCs w:val="28"/>
+                              </w:rPr>
+                              <w:t>kubectl</w:t>
+                            </w:r>
+                            <w:proofErr w:type="spellEnd"/>
+                            <w:r>
+                              <w:rPr>
+                                <w:rFonts w:asciiTheme="majorBidi" w:hAnsiTheme="majorBidi" w:cstheme="majorBidi"/>
+                                <w:b/>
+                                <w:bCs/>
+                                <w:i/>
+                                <w:iCs/>
+                                <w:sz w:val="28"/>
+                                <w:szCs w:val="28"/>
+                              </w:rPr>
+                              <w:t xml:space="preserve"> run, </w:t>
+                            </w:r>
+                            <w:proofErr w:type="spellStart"/>
+                            <w:r>
+                              <w:rPr>
+                                <w:rFonts w:asciiTheme="majorBidi" w:hAnsiTheme="majorBidi" w:cstheme="majorBidi"/>
+                                <w:b/>
+                                <w:bCs/>
+                                <w:i/>
+                                <w:iCs/>
+                                <w:sz w:val="28"/>
+                                <w:szCs w:val="28"/>
+                              </w:rPr>
+                              <w:t>kubectl</w:t>
+                            </w:r>
+                            <w:proofErr w:type="spellEnd"/>
+                            <w:r>
+                              <w:rPr>
+                                <w:rFonts w:asciiTheme="majorBidi" w:hAnsiTheme="majorBidi" w:cstheme="majorBidi"/>
+                                <w:b/>
+                                <w:bCs/>
+                                <w:i/>
+                                <w:iCs/>
+                                <w:sz w:val="28"/>
+                                <w:szCs w:val="28"/>
+                              </w:rPr>
+                              <w:t xml:space="preserve"> scale</w:t>
+                            </w:r>
+                          </w:p>
                           <w:p>
                             <w:pPr>
                               <w:pStyle w:val="ListParagraph"/>
@@ -13350,6 +13359,7 @@
                                 <w:ilvl w:val="1"/>
                                 <w:numId w:val="32"/>
                               </w:numPr>
+                              <w:spacing w:after="120"/>
                               <w:ind w:left="720"/>
                               <w:rPr>
                                 <w:rFonts w:asciiTheme="majorBidi" w:hAnsiTheme="majorBidi" w:cstheme="majorBidi"/>
@@ -13365,6 +13375,7 @@
                               </w:rPr>
                               <w:t xml:space="preserve">Example: </w:t>
                             </w:r>
+                            <w:proofErr w:type="spellStart"/>
                             <w:r>
                               <w:rPr>
                                 <w:rFonts w:asciiTheme="majorBidi" w:hAnsiTheme="majorBidi" w:cstheme="majorBidi"/>
@@ -13375,30 +13386,78 @@
                                 <w:sz w:val="28"/>
                                 <w:szCs w:val="28"/>
                               </w:rPr>
-                              <w:t>kubectl apply -f deployment.yaml</w:t>
+                              <w:t>kubectl</w:t>
                             </w:r>
+                            <w:proofErr w:type="spellEnd"/>
+                            <w:r>
+                              <w:rPr>
+                                <w:rFonts w:asciiTheme="majorBidi" w:hAnsiTheme="majorBidi" w:cstheme="majorBidi"/>
+                                <w:b/>
+                                <w:bCs/>
+                                <w:i/>
+                                <w:iCs/>
+                                <w:sz w:val="28"/>
+                                <w:szCs w:val="28"/>
+                              </w:rPr>
+                              <w:t xml:space="preserve"> apply -f </w:t>
+                            </w:r>
+                            <w:proofErr w:type="spellStart"/>
+                            <w:proofErr w:type="gramStart"/>
+                            <w:r>
+                              <w:rPr>
+                                <w:rFonts w:asciiTheme="majorBidi" w:hAnsiTheme="majorBidi" w:cstheme="majorBidi"/>
+                                <w:b/>
+                                <w:bCs/>
+                                <w:i/>
+                                <w:iCs/>
+                                <w:sz w:val="28"/>
+                                <w:szCs w:val="28"/>
+                              </w:rPr>
+                              <w:t>deployment.yaml</w:t>
+                            </w:r>
+                            <w:proofErr w:type="spellEnd"/>
+                            <w:proofErr w:type="gramEnd"/>
                           </w:p>
                           <w:p>
                             <w:pPr>
+                              <w:spacing w:after="60"/>
                               <w:rPr>
                                 <w:rFonts w:asciiTheme="majorBidi" w:hAnsiTheme="majorBidi" w:cstheme="majorBidi"/>
+                                <w:b/>
+                                <w:bCs/>
                                 <w:sz w:val="28"/>
                                 <w:szCs w:val="28"/>
-                                <w:u w:val="single"/>
                               </w:rPr>
                             </w:pPr>
                             <w:r>
                               <w:rPr>
                                 <w:rFonts w:asciiTheme="majorBidi" w:hAnsiTheme="majorBidi" w:cstheme="majorBidi"/>
+                                <w:b/>
+                                <w:bCs/>
                                 <w:sz w:val="28"/>
                                 <w:szCs w:val="28"/>
-                                <w:u w:val="single"/>
                               </w:rPr>
                               <w:t>Simple Analogy</w:t>
+                            </w:r>
+                            <w:r>
+                              <w:rPr>
+                                <w:rFonts w:asciiTheme="majorBidi" w:hAnsiTheme="majorBidi" w:cstheme="majorBidi"/>
+                                <w:b/>
+                                <w:bCs/>
+                                <w:sz w:val="28"/>
+                                <w:szCs w:val="28"/>
+                              </w:rPr>
+                              <w:t>:</w:t>
                             </w:r>
                           </w:p>
                           <w:p>
                             <w:pPr>
+                              <w:pStyle w:val="ListParagraph"/>
+                              <w:numPr>
+                                <w:ilvl w:val="0"/>
+                                <w:numId w:val="36"/>
+                              </w:numPr>
+                              <w:ind w:left="360"/>
                               <w:rPr>
                                 <w:rFonts w:asciiTheme="majorBidi" w:hAnsiTheme="majorBidi" w:cstheme="majorBidi"/>
                                 <w:sz w:val="28"/>
@@ -13408,6 +13467,8 @@
                             <w:r>
                               <w:rPr>
                                 <w:rFonts w:asciiTheme="majorBidi" w:hAnsiTheme="majorBidi" w:cstheme="majorBidi"/>
+                                <w:b/>
+                                <w:bCs/>
                                 <w:sz w:val="28"/>
                                 <w:szCs w:val="28"/>
                               </w:rPr>
@@ -13419,43 +13480,18 @@
                                 <w:sz w:val="28"/>
                                 <w:szCs w:val="28"/>
                               </w:rPr>
-                              <w:t xml:space="preserve"> </w:t>
-                            </w:r>
-                            <w:r>
-                              <w:rPr>
-                                <w:rFonts w:asciiTheme="majorBidi" w:hAnsiTheme="majorBidi" w:cstheme="majorBidi"/>
-                                <w:sz w:val="28"/>
-                                <w:szCs w:val="28"/>
-                              </w:rPr>
-                              <w:t>“Cook rice. Add salt. Boil water. Stir.”</w:t>
-                            </w:r>
-                            <w:r>
-                              <w:rPr>
-                                <w:rFonts w:asciiTheme="majorBidi" w:hAnsiTheme="majorBidi" w:cstheme="majorBidi"/>
-                                <w:sz w:val="28"/>
-                                <w:szCs w:val="28"/>
-                              </w:rPr>
-                              <w:t xml:space="preserve"> </w:t>
-                            </w:r>
-                            <w:r>
-                              <w:rPr>
-                                <w:rFonts w:asciiTheme="majorBidi" w:hAnsiTheme="majorBidi" w:cstheme="majorBidi"/>
-                                <w:sz w:val="28"/>
-                                <w:szCs w:val="28"/>
-                              </w:rPr>
-                              <w:t xml:space="preserve">→ </w:t>
-                            </w:r>
-                            <w:r>
-                              <w:rPr>
-                                <w:rFonts w:asciiTheme="majorBidi" w:hAnsiTheme="majorBidi" w:cstheme="majorBidi"/>
-                                <w:sz w:val="28"/>
-                                <w:szCs w:val="28"/>
-                              </w:rPr>
-                              <w:t>You give step-by-step instructions.</w:t>
+                              <w:t xml:space="preserve"> “Cook rice. Add salt. Boil water. Stir.” → You give step-by-step instructions.</w:t>
                             </w:r>
                           </w:p>
                           <w:p>
                             <w:pPr>
+                              <w:pStyle w:val="ListParagraph"/>
+                              <w:numPr>
+                                <w:ilvl w:val="0"/>
+                                <w:numId w:val="36"/>
+                              </w:numPr>
+                              <w:spacing w:after="120"/>
+                              <w:ind w:left="360"/>
                               <w:rPr>
                                 <w:rFonts w:asciiTheme="majorBidi" w:hAnsiTheme="majorBidi" w:cstheme="majorBidi"/>
                                 <w:sz w:val="28"/>
@@ -13465,10 +13501,12 @@
                             <w:r>
                               <w:rPr>
                                 <w:rFonts w:asciiTheme="majorBidi" w:hAnsiTheme="majorBidi" w:cstheme="majorBidi"/>
+                                <w:b/>
+                                <w:bCs/>
                                 <w:sz w:val="28"/>
                                 <w:szCs w:val="28"/>
                               </w:rPr>
-                              <w:t>Declarative:</w:t>
+                              <w:t>Declarative</w:t>
                             </w:r>
                             <w:r>
                               <w:rPr>
@@ -13476,62 +13514,49 @@
                                 <w:sz w:val="28"/>
                                 <w:szCs w:val="28"/>
                               </w:rPr>
-                              <w:t xml:space="preserve"> </w:t>
-                            </w:r>
-                            <w:r>
-                              <w:rPr>
-                                <w:rFonts w:asciiTheme="majorBidi" w:hAnsiTheme="majorBidi" w:cstheme="majorBidi"/>
-                                <w:sz w:val="28"/>
-                                <w:szCs w:val="28"/>
-                              </w:rPr>
-                              <w:t>“I want a bowl of cooked rice.”</w:t>
-                            </w:r>
-                            <w:r>
-                              <w:rPr>
-                                <w:rFonts w:asciiTheme="majorBidi" w:hAnsiTheme="majorBidi" w:cstheme="majorBidi"/>
-                                <w:sz w:val="28"/>
-                                <w:szCs w:val="28"/>
-                              </w:rPr>
-                              <w:t xml:space="preserve"> </w:t>
-                            </w:r>
-                            <w:r>
-                              <w:rPr>
-                                <w:rFonts w:asciiTheme="majorBidi" w:hAnsiTheme="majorBidi" w:cstheme="majorBidi"/>
-                                <w:sz w:val="28"/>
-                                <w:szCs w:val="28"/>
-                              </w:rPr>
-                              <w:t xml:space="preserve">→ </w:t>
-                            </w:r>
-                            <w:r>
-                              <w:rPr>
-                                <w:rFonts w:asciiTheme="majorBidi" w:hAnsiTheme="majorBidi" w:cstheme="majorBidi"/>
-                                <w:sz w:val="28"/>
-                                <w:szCs w:val="28"/>
-                              </w:rPr>
-                              <w:t>The system figures out the steps.</w:t>
+                              <w:t>: “I want a bowl of cooked rice.” → The system figures out the steps.</w:t>
                             </w:r>
                           </w:p>
                           <w:p>
                             <w:pPr>
+                              <w:spacing w:after="60"/>
                               <w:rPr>
                                 <w:rFonts w:asciiTheme="majorBidi" w:hAnsiTheme="majorBidi" w:cstheme="majorBidi"/>
+                                <w:b/>
+                                <w:bCs/>
                                 <w:sz w:val="28"/>
                                 <w:szCs w:val="28"/>
-                                <w:u w:val="single"/>
                               </w:rPr>
                             </w:pPr>
                             <w:r>
                               <w:rPr>
                                 <w:rFonts w:asciiTheme="majorBidi" w:hAnsiTheme="majorBidi" w:cstheme="majorBidi"/>
+                                <w:b/>
+                                <w:bCs/>
                                 <w:sz w:val="28"/>
                                 <w:szCs w:val="28"/>
-                                <w:u w:val="single"/>
                               </w:rPr>
                               <w:t>In Real Kubernetes Operations</w:t>
+                            </w:r>
+                            <w:r>
+                              <w:rPr>
+                                <w:rFonts w:asciiTheme="majorBidi" w:hAnsiTheme="majorBidi" w:cstheme="majorBidi"/>
+                                <w:b/>
+                                <w:bCs/>
+                                <w:sz w:val="28"/>
+                                <w:szCs w:val="28"/>
+                              </w:rPr>
+                              <w:t>:</w:t>
                             </w:r>
                           </w:p>
                           <w:p>
                             <w:pPr>
+                              <w:pStyle w:val="ListParagraph"/>
+                              <w:numPr>
+                                <w:ilvl w:val="0"/>
+                                <w:numId w:val="37"/>
+                              </w:numPr>
+                              <w:ind w:left="360"/>
                               <w:rPr>
                                 <w:rFonts w:asciiTheme="majorBidi" w:hAnsiTheme="majorBidi" w:cstheme="majorBidi"/>
                                 <w:sz w:val="28"/>
@@ -13541,14 +13566,31 @@
                             <w:r>
                               <w:rPr>
                                 <w:rFonts w:asciiTheme="majorBidi" w:hAnsiTheme="majorBidi" w:cstheme="majorBidi"/>
+                                <w:b/>
+                                <w:bCs/>
                                 <w:sz w:val="28"/>
                                 <w:szCs w:val="28"/>
                               </w:rPr>
-                              <w:t>Imperative → used for learning, debugging, quick testing</w:t>
+                              <w:t>Imperative</w:t>
+                            </w:r>
+                            <w:r>
+                              <w:rPr>
+                                <w:rFonts w:asciiTheme="majorBidi" w:hAnsiTheme="majorBidi" w:cstheme="majorBidi"/>
+                                <w:sz w:val="28"/>
+                                <w:szCs w:val="28"/>
+                              </w:rPr>
+                              <w:t xml:space="preserve"> → used for learning, debugging, quick testing</w:t>
                             </w:r>
                           </w:p>
                           <w:p>
                             <w:pPr>
+                              <w:pStyle w:val="ListParagraph"/>
+                              <w:numPr>
+                                <w:ilvl w:val="0"/>
+                                <w:numId w:val="37"/>
+                              </w:numPr>
+                              <w:spacing w:after="60"/>
+                              <w:ind w:left="360"/>
                               <w:rPr>
                                 <w:rFonts w:asciiTheme="majorBidi" w:hAnsiTheme="majorBidi" w:cstheme="majorBidi"/>
                                 <w:sz w:val="28"/>
@@ -13558,10 +13600,38 @@
                             <w:r>
                               <w:rPr>
                                 <w:rFonts w:asciiTheme="majorBidi" w:hAnsiTheme="majorBidi" w:cstheme="majorBidi"/>
+                                <w:b/>
+                                <w:bCs/>
                                 <w:sz w:val="28"/>
                                 <w:szCs w:val="28"/>
                               </w:rPr>
-                              <w:t>Declarative → used in production environments, GitOps, CI/CD</w:t>
+                              <w:t>Declarative</w:t>
+                            </w:r>
+                            <w:r>
+                              <w:rPr>
+                                <w:rFonts w:asciiTheme="majorBidi" w:hAnsiTheme="majorBidi" w:cstheme="majorBidi"/>
+                                <w:sz w:val="28"/>
+                                <w:szCs w:val="28"/>
+                              </w:rPr>
+                              <w:t xml:space="preserve"> → used in production environments, </w:t>
+                            </w:r>
+                            <w:proofErr w:type="spellStart"/>
+                            <w:r>
+                              <w:rPr>
+                                <w:rFonts w:asciiTheme="majorBidi" w:hAnsiTheme="majorBidi" w:cstheme="majorBidi"/>
+                                <w:sz w:val="28"/>
+                                <w:szCs w:val="28"/>
+                              </w:rPr>
+                              <w:t>GitOps</w:t>
+                            </w:r>
+                            <w:proofErr w:type="spellEnd"/>
+                            <w:r>
+                              <w:rPr>
+                                <w:rFonts w:asciiTheme="majorBidi" w:hAnsiTheme="majorBidi" w:cstheme="majorBidi"/>
+                                <w:sz w:val="28"/>
+                                <w:szCs w:val="28"/>
+                              </w:rPr>
+                              <w:t>, CI/CD</w:t>
                             </w:r>
                           </w:p>
                           <w:p>
@@ -13580,6 +13650,96 @@
                               </w:rPr>
                               <w:t>Most real clusters are managed declaratively using YAML files stored in Git repositories.</w:t>
                             </w:r>
+                          </w:p>
+                          <w:p>
+                            <w:pPr>
+                              <w:jc w:val="both"/>
+                              <w:rPr>
+                                <w:rFonts w:asciiTheme="majorBidi" w:hAnsiTheme="majorBidi" w:cstheme="majorBidi"/>
+                                <w:sz w:val="28"/>
+                                <w:szCs w:val="28"/>
+                              </w:rPr>
+                            </w:pPr>
+                          </w:p>
+                          <w:p>
+                            <w:pPr>
+                              <w:jc w:val="both"/>
+                              <w:rPr>
+                                <w:rFonts w:asciiTheme="majorBidi" w:hAnsiTheme="majorBidi" w:cstheme="majorBidi"/>
+                                <w:sz w:val="28"/>
+                                <w:szCs w:val="28"/>
+                              </w:rPr>
+                            </w:pPr>
+                          </w:p>
+                          <w:p>
+                            <w:pPr>
+                              <w:jc w:val="both"/>
+                              <w:rPr>
+                                <w:rFonts w:asciiTheme="majorBidi" w:hAnsiTheme="majorBidi" w:cstheme="majorBidi"/>
+                                <w:sz w:val="28"/>
+                                <w:szCs w:val="28"/>
+                              </w:rPr>
+                            </w:pPr>
+                          </w:p>
+                          <w:p>
+                            <w:pPr>
+                              <w:jc w:val="both"/>
+                              <w:rPr>
+                                <w:rFonts w:asciiTheme="majorBidi" w:hAnsiTheme="majorBidi" w:cstheme="majorBidi"/>
+                                <w:sz w:val="28"/>
+                                <w:szCs w:val="28"/>
+                              </w:rPr>
+                            </w:pPr>
+                          </w:p>
+                          <w:p>
+                            <w:pPr>
+                              <w:jc w:val="both"/>
+                              <w:rPr>
+                                <w:rFonts w:asciiTheme="majorBidi" w:hAnsiTheme="majorBidi" w:cstheme="majorBidi"/>
+                                <w:sz w:val="28"/>
+                                <w:szCs w:val="28"/>
+                              </w:rPr>
+                            </w:pPr>
+                          </w:p>
+                          <w:p>
+                            <w:pPr>
+                              <w:jc w:val="both"/>
+                              <w:rPr>
+                                <w:rFonts w:asciiTheme="majorBidi" w:hAnsiTheme="majorBidi" w:cstheme="majorBidi"/>
+                                <w:sz w:val="28"/>
+                                <w:szCs w:val="28"/>
+                              </w:rPr>
+                            </w:pPr>
+                          </w:p>
+                          <w:p>
+                            <w:pPr>
+                              <w:jc w:val="both"/>
+                              <w:rPr>
+                                <w:rFonts w:asciiTheme="majorBidi" w:hAnsiTheme="majorBidi" w:cstheme="majorBidi"/>
+                                <w:sz w:val="28"/>
+                                <w:szCs w:val="28"/>
+                              </w:rPr>
+                            </w:pPr>
+                          </w:p>
+                          <w:p>
+                            <w:pPr>
+                              <w:jc w:val="both"/>
+                              <w:rPr>
+                                <w:rFonts w:asciiTheme="majorBidi" w:hAnsiTheme="majorBidi" w:cstheme="majorBidi"/>
+                                <w:sz w:val="28"/>
+                                <w:szCs w:val="28"/>
+                              </w:rPr>
+                            </w:pPr>
+                          </w:p>
+                          <w:p>
+                            <w:pPr>
+                              <w:jc w:val="both"/>
+                              <w:rPr>
+                                <w:rFonts w:asciiTheme="majorBidi" w:hAnsiTheme="majorBidi" w:cstheme="majorBidi"/>
+                                <w:sz w:val="28"/>
+                                <w:szCs w:val="28"/>
+                              </w:rPr>
+                            </w:pPr>
                           </w:p>
                         </w:txbxContent>
                       </wps:txbx>
@@ -13603,12 +13763,276 @@
           </mc:Choice>
           <mc:Fallback>
             <w:pict>
-              <v:rect w14:anchorId="2BA4D857" id="Rectangle 4" o:spid="_x0000_s1029" style="position:absolute;left:0;text-align:left;margin-left:487.6pt;margin-top:.6pt;width:538.8pt;height:271.2pt;z-index:251663360;visibility:visible;mso-wrap-style:square;mso-width-percent:0;mso-height-percent:0;mso-wrap-distance-left:9pt;mso-wrap-distance-top:0;mso-wrap-distance-right:9pt;mso-wrap-distance-bottom:0;mso-position-horizontal:right;mso-position-horizontal-relative:margin;mso-position-vertical:absolute;mso-position-vertical-relative:text;mso-width-percent:0;mso-height-percent:0;mso-width-relative:margin;mso-height-relative:margin;v-text-anchor:middle" o:gfxdata="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" fillcolor="#555 [2160]" strokecolor="black [3200]" strokeweight=".5pt">
+              <v:rect w14:anchorId="13685499" id="_x0000_s1029" style="position:absolute;left:0;text-align:left;margin-left:487.6pt;margin-top:.75pt;width:538.8pt;height:414.75pt;z-index:251661312;visibility:visible;mso-wrap-style:square;mso-width-percent:0;mso-height-percent:0;mso-wrap-distance-left:9pt;mso-wrap-distance-top:0;mso-wrap-distance-right:9pt;mso-wrap-distance-bottom:0;mso-position-horizontal:right;mso-position-horizontal-relative:margin;mso-position-vertical:absolute;mso-position-vertical-relative:text;mso-width-percent:0;mso-height-percent:0;mso-width-relative:margin;mso-height-relative:margin;v-text-anchor:middle" o:gfxdata="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" fillcolor="#555 [2160]" strokecolor="black [3200]" strokeweight=".5pt">
                 <v:fill color2="#313131 [2608]" rotate="t" colors="0 #9b9b9b;.5 #8e8e8e;1 #797979" focus="100%" type="gradient">
                   <o:fill v:ext="view" type="gradientUnscaled"/>
                 </v:fill>
                 <v:textbox>
                   <w:txbxContent>
+                    <w:p>
+                      <w:pPr>
+                        <w:spacing w:after="60"/>
+                        <w:jc w:val="both"/>
+                        <w:rPr>
+                          <w:rFonts w:asciiTheme="majorBidi" w:hAnsiTheme="majorBidi" w:cstheme="majorBidi"/>
+                          <w:sz w:val="28"/>
+                          <w:szCs w:val="28"/>
+                        </w:rPr>
+                      </w:pPr>
+                      <w:r>
+                        <w:rPr>
+                          <w:rFonts w:asciiTheme="majorBidi" w:hAnsiTheme="majorBidi" w:cstheme="majorBidi"/>
+                          <w:sz w:val="28"/>
+                          <w:szCs w:val="28"/>
+                        </w:rPr>
+                        <w:t>You are not telling Kubernetes how to create the pods.</w:t>
+                      </w:r>
+                      <w:r>
+                        <w:rPr>
+                          <w:rFonts w:asciiTheme="majorBidi" w:hAnsiTheme="majorBidi" w:cstheme="majorBidi"/>
+                          <w:sz w:val="28"/>
+                          <w:szCs w:val="28"/>
+                        </w:rPr>
+                        <w:t xml:space="preserve"> </w:t>
+                      </w:r>
+                      <w:r>
+                        <w:rPr>
+                          <w:rFonts w:asciiTheme="majorBidi" w:hAnsiTheme="majorBidi" w:cstheme="majorBidi"/>
+                          <w:sz w:val="28"/>
+                          <w:szCs w:val="28"/>
+                        </w:rPr>
+                        <w:t>You are telling Kubernetes:</w:t>
+                      </w:r>
+                      <w:r>
+                        <w:rPr>
+                          <w:rFonts w:asciiTheme="majorBidi" w:hAnsiTheme="majorBidi" w:cstheme="majorBidi"/>
+                          <w:sz w:val="28"/>
+                          <w:szCs w:val="28"/>
+                        </w:rPr>
+                        <w:t xml:space="preserve"> </w:t>
+                      </w:r>
+                      <w:r>
+                        <w:rPr>
+                          <w:rFonts w:asciiTheme="majorBidi" w:hAnsiTheme="majorBidi" w:cstheme="majorBidi"/>
+                          <w:sz w:val="28"/>
+                          <w:szCs w:val="28"/>
+                        </w:rPr>
+                        <w:t>I want a deployment with 3 nginx pods running.</w:t>
+                      </w:r>
+                      <w:r>
+                        <w:rPr>
+                          <w:rFonts w:asciiTheme="majorBidi" w:hAnsiTheme="majorBidi" w:cstheme="majorBidi"/>
+                          <w:sz w:val="28"/>
+                          <w:szCs w:val="28"/>
+                        </w:rPr>
+                        <w:t xml:space="preserve"> </w:t>
+                      </w:r>
+                      <w:r>
+                        <w:rPr>
+                          <w:rFonts w:asciiTheme="majorBidi" w:hAnsiTheme="majorBidi" w:cstheme="majorBidi"/>
+                          <w:sz w:val="28"/>
+                          <w:szCs w:val="28"/>
+                        </w:rPr>
+                        <w:t>The controllers inside the controller manager will continuously check the cluster and make sure the actual state matches this desired state.</w:t>
+                      </w:r>
+                      <w:r>
+                        <w:rPr>
+                          <w:rFonts w:asciiTheme="majorBidi" w:hAnsiTheme="majorBidi" w:cstheme="majorBidi"/>
+                          <w:sz w:val="28"/>
+                          <w:szCs w:val="28"/>
+                        </w:rPr>
+                        <w:t xml:space="preserve"> </w:t>
+                      </w:r>
+                      <w:r>
+                        <w:rPr>
+                          <w:rFonts w:asciiTheme="majorBidi" w:hAnsiTheme="majorBidi" w:cstheme="majorBidi"/>
+                          <w:sz w:val="28"/>
+                          <w:szCs w:val="28"/>
+                        </w:rPr>
+                        <w:t>If a pod dies, Kubernetes automatically recreates it.</w:t>
+                      </w:r>
+                    </w:p>
+                    <w:p>
+                      <w:pPr>
+                        <w:spacing w:after="60"/>
+                        <w:rPr>
+                          <w:rFonts w:asciiTheme="majorBidi" w:hAnsiTheme="majorBidi" w:cstheme="majorBidi"/>
+                          <w:b/>
+                          <w:bCs/>
+                          <w:sz w:val="32"/>
+                          <w:szCs w:val="32"/>
+                        </w:rPr>
+                      </w:pPr>
+                      <w:r>
+                        <w:rPr>
+                          <w:rFonts w:asciiTheme="majorBidi" w:hAnsiTheme="majorBidi" w:cstheme="majorBidi"/>
+                          <w:b/>
+                          <w:bCs/>
+                          <w:sz w:val="32"/>
+                          <w:szCs w:val="32"/>
+                        </w:rPr>
+                        <w:t>Key Difference</w:t>
+                      </w:r>
+                      <w:r>
+                        <w:rPr>
+                          <w:rFonts w:asciiTheme="majorBidi" w:hAnsiTheme="majorBidi" w:cstheme="majorBidi"/>
+                          <w:b/>
+                          <w:bCs/>
+                          <w:sz w:val="32"/>
+                          <w:szCs w:val="32"/>
+                        </w:rPr>
+                        <w:t>:</w:t>
+                      </w:r>
+                    </w:p>
+                    <w:p>
+                      <w:pPr>
+                        <w:pStyle w:val="ListParagraph"/>
+                        <w:numPr>
+                          <w:ilvl w:val="0"/>
+                          <w:numId w:val="30"/>
+                        </w:numPr>
+                        <w:ind w:left="360"/>
+                        <w:rPr>
+                          <w:rFonts w:asciiTheme="majorBidi" w:hAnsiTheme="majorBidi" w:cstheme="majorBidi"/>
+                          <w:b/>
+                          <w:bCs/>
+                          <w:sz w:val="28"/>
+                          <w:szCs w:val="28"/>
+                        </w:rPr>
+                      </w:pPr>
+                      <w:r>
+                        <w:rPr>
+                          <w:rFonts w:asciiTheme="majorBidi" w:hAnsiTheme="majorBidi" w:cstheme="majorBidi"/>
+                          <w:b/>
+                          <w:bCs/>
+                          <w:sz w:val="28"/>
+                          <w:szCs w:val="28"/>
+                        </w:rPr>
+                        <w:t>Imperative:</w:t>
+                      </w:r>
+                    </w:p>
+                    <w:p>
+                      <w:pPr>
+                        <w:pStyle w:val="ListParagraph"/>
+                        <w:numPr>
+                          <w:ilvl w:val="1"/>
+                          <w:numId w:val="30"/>
+                        </w:numPr>
+                        <w:ind w:left="720"/>
+                        <w:rPr>
+                          <w:rFonts w:asciiTheme="majorBidi" w:hAnsiTheme="majorBidi" w:cstheme="majorBidi"/>
+                          <w:sz w:val="28"/>
+                          <w:szCs w:val="28"/>
+                        </w:rPr>
+                      </w:pPr>
+                      <w:r>
+                        <w:rPr>
+                          <w:rFonts w:asciiTheme="majorBidi" w:hAnsiTheme="majorBidi" w:cstheme="majorBidi"/>
+                          <w:sz w:val="28"/>
+                          <w:szCs w:val="28"/>
+                        </w:rPr>
+                        <w:t>You tell Kubernetes how to do something</w:t>
+                      </w:r>
+                    </w:p>
+                    <w:p>
+                      <w:pPr>
+                        <w:pStyle w:val="ListParagraph"/>
+                        <w:numPr>
+                          <w:ilvl w:val="1"/>
+                          <w:numId w:val="30"/>
+                        </w:numPr>
+                        <w:ind w:left="720"/>
+                        <w:rPr>
+                          <w:rFonts w:asciiTheme="majorBidi" w:hAnsiTheme="majorBidi" w:cstheme="majorBidi"/>
+                          <w:sz w:val="28"/>
+                          <w:szCs w:val="28"/>
+                        </w:rPr>
+                      </w:pPr>
+                      <w:r>
+                        <w:rPr>
+                          <w:rFonts w:asciiTheme="majorBidi" w:hAnsiTheme="majorBidi" w:cstheme="majorBidi"/>
+                          <w:sz w:val="28"/>
+                          <w:szCs w:val="28"/>
+                        </w:rPr>
+                        <w:t>Command-based</w:t>
+                      </w:r>
+                    </w:p>
+                    <w:p>
+                      <w:pPr>
+                        <w:pStyle w:val="ListParagraph"/>
+                        <w:numPr>
+                          <w:ilvl w:val="1"/>
+                          <w:numId w:val="30"/>
+                        </w:numPr>
+                        <w:ind w:left="720"/>
+                        <w:jc w:val="both"/>
+                        <w:rPr>
+                          <w:rFonts w:asciiTheme="majorBidi" w:hAnsiTheme="majorBidi" w:cstheme="majorBidi"/>
+                          <w:sz w:val="28"/>
+                          <w:szCs w:val="28"/>
+                        </w:rPr>
+                      </w:pPr>
+                      <w:r>
+                        <w:rPr>
+                          <w:rFonts w:asciiTheme="majorBidi" w:hAnsiTheme="majorBidi" w:cstheme="majorBidi"/>
+                          <w:sz w:val="28"/>
+                          <w:szCs w:val="28"/>
+                        </w:rPr>
+                        <w:t xml:space="preserve">Example: </w:t>
+                      </w:r>
+                      <w:proofErr w:type="spellStart"/>
+                      <w:r>
+                        <w:rPr>
+                          <w:rFonts w:asciiTheme="majorBidi" w:hAnsiTheme="majorBidi" w:cstheme="majorBidi"/>
+                          <w:b/>
+                          <w:bCs/>
+                          <w:i/>
+                          <w:iCs/>
+                          <w:sz w:val="28"/>
+                          <w:szCs w:val="28"/>
+                        </w:rPr>
+                        <w:t>kubectl</w:t>
+                      </w:r>
+                      <w:proofErr w:type="spellEnd"/>
+                      <w:r>
+                        <w:rPr>
+                          <w:rFonts w:asciiTheme="majorBidi" w:hAnsiTheme="majorBidi" w:cstheme="majorBidi"/>
+                          <w:b/>
+                          <w:bCs/>
+                          <w:i/>
+                          <w:iCs/>
+                          <w:sz w:val="28"/>
+                          <w:szCs w:val="28"/>
+                        </w:rPr>
+                        <w:t xml:space="preserve"> run, </w:t>
+                      </w:r>
+                      <w:proofErr w:type="spellStart"/>
+                      <w:r>
+                        <w:rPr>
+                          <w:rFonts w:asciiTheme="majorBidi" w:hAnsiTheme="majorBidi" w:cstheme="majorBidi"/>
+                          <w:b/>
+                          <w:bCs/>
+                          <w:i/>
+                          <w:iCs/>
+                          <w:sz w:val="28"/>
+                          <w:szCs w:val="28"/>
+                        </w:rPr>
+                        <w:t>kubectl</w:t>
+                      </w:r>
+                      <w:proofErr w:type="spellEnd"/>
+                      <w:r>
+                        <w:rPr>
+                          <w:rFonts w:asciiTheme="majorBidi" w:hAnsiTheme="majorBidi" w:cstheme="majorBidi"/>
+                          <w:b/>
+                          <w:bCs/>
+                          <w:i/>
+                          <w:iCs/>
+                          <w:sz w:val="28"/>
+                          <w:szCs w:val="28"/>
+                        </w:rPr>
+                        <w:t xml:space="preserve"> scale</w:t>
+                      </w:r>
+                    </w:p>
                     <w:p>
                       <w:pPr>
                         <w:pStyle w:val="ListParagraph"/>
@@ -13689,6 +14113,7 @@
                           <w:ilvl w:val="1"/>
                           <w:numId w:val="32"/>
                         </w:numPr>
+                        <w:spacing w:after="120"/>
                         <w:ind w:left="720"/>
                         <w:rPr>
                           <w:rFonts w:asciiTheme="majorBidi" w:hAnsiTheme="majorBidi" w:cstheme="majorBidi"/>
@@ -13704,6 +14129,7 @@
                         </w:rPr>
                         <w:t xml:space="preserve">Example: </w:t>
                       </w:r>
+                      <w:proofErr w:type="spellStart"/>
                       <w:r>
                         <w:rPr>
                           <w:rFonts w:asciiTheme="majorBidi" w:hAnsiTheme="majorBidi" w:cstheme="majorBidi"/>
@@ -13714,8 +14140,23 @@
                           <w:sz w:val="28"/>
                           <w:szCs w:val="28"/>
                         </w:rPr>
-                        <w:t xml:space="preserve">kubectl apply -f </w:t>
+                        <w:t>kubectl</w:t>
                       </w:r>
+                      <w:proofErr w:type="spellEnd"/>
+                      <w:r>
+                        <w:rPr>
+                          <w:rFonts w:asciiTheme="majorBidi" w:hAnsiTheme="majorBidi" w:cstheme="majorBidi"/>
+                          <w:b/>
+                          <w:bCs/>
+                          <w:i/>
+                          <w:iCs/>
+                          <w:sz w:val="28"/>
+                          <w:szCs w:val="28"/>
+                        </w:rPr>
+                        <w:t xml:space="preserve"> apply -f </w:t>
+                      </w:r>
+                      <w:proofErr w:type="spellStart"/>
+                      <w:proofErr w:type="gramStart"/>
                       <w:r>
                         <w:rPr>
                           <w:rFonts w:asciiTheme="majorBidi" w:hAnsiTheme="majorBidi" w:cstheme="majorBidi"/>
@@ -13728,28 +14169,49 @@
                         </w:rPr>
                         <w:t>deployment.yaml</w:t>
                       </w:r>
+                      <w:proofErr w:type="spellEnd"/>
+                      <w:proofErr w:type="gramEnd"/>
                     </w:p>
                     <w:p>
                       <w:pPr>
+                        <w:spacing w:after="60"/>
                         <w:rPr>
                           <w:rFonts w:asciiTheme="majorBidi" w:hAnsiTheme="majorBidi" w:cstheme="majorBidi"/>
+                          <w:b/>
+                          <w:bCs/>
                           <w:sz w:val="28"/>
                           <w:szCs w:val="28"/>
-                          <w:u w:val="single"/>
                         </w:rPr>
                       </w:pPr>
                       <w:r>
                         <w:rPr>
                           <w:rFonts w:asciiTheme="majorBidi" w:hAnsiTheme="majorBidi" w:cstheme="majorBidi"/>
+                          <w:b/>
+                          <w:bCs/>
                           <w:sz w:val="28"/>
                           <w:szCs w:val="28"/>
-                          <w:u w:val="single"/>
                         </w:rPr>
                         <w:t>Simple Analogy</w:t>
+                      </w:r>
+                      <w:r>
+                        <w:rPr>
+                          <w:rFonts w:asciiTheme="majorBidi" w:hAnsiTheme="majorBidi" w:cstheme="majorBidi"/>
+                          <w:b/>
+                          <w:bCs/>
+                          <w:sz w:val="28"/>
+                          <w:szCs w:val="28"/>
+                        </w:rPr>
+                        <w:t>:</w:t>
                       </w:r>
                     </w:p>
                     <w:p>
                       <w:pPr>
+                        <w:pStyle w:val="ListParagraph"/>
+                        <w:numPr>
+                          <w:ilvl w:val="0"/>
+                          <w:numId w:val="36"/>
+                        </w:numPr>
+                        <w:ind w:left="360"/>
                         <w:rPr>
                           <w:rFonts w:asciiTheme="majorBidi" w:hAnsiTheme="majorBidi" w:cstheme="majorBidi"/>
                           <w:sz w:val="28"/>
@@ -13759,6 +14221,8 @@
                       <w:r>
                         <w:rPr>
                           <w:rFonts w:asciiTheme="majorBidi" w:hAnsiTheme="majorBidi" w:cstheme="majorBidi"/>
+                          <w:b/>
+                          <w:bCs/>
                           <w:sz w:val="28"/>
                           <w:szCs w:val="28"/>
                         </w:rPr>
@@ -13770,43 +14234,18 @@
                           <w:sz w:val="28"/>
                           <w:szCs w:val="28"/>
                         </w:rPr>
-                        <w:t xml:space="preserve"> </w:t>
-                      </w:r>
-                      <w:r>
-                        <w:rPr>
-                          <w:rFonts w:asciiTheme="majorBidi" w:hAnsiTheme="majorBidi" w:cstheme="majorBidi"/>
-                          <w:sz w:val="28"/>
-                          <w:szCs w:val="28"/>
-                        </w:rPr>
-                        <w:t>“Cook rice. Add salt. Boil water. Stir.”</w:t>
-                      </w:r>
-                      <w:r>
-                        <w:rPr>
-                          <w:rFonts w:asciiTheme="majorBidi" w:hAnsiTheme="majorBidi" w:cstheme="majorBidi"/>
-                          <w:sz w:val="28"/>
-                          <w:szCs w:val="28"/>
-                        </w:rPr>
-                        <w:t xml:space="preserve"> </w:t>
-                      </w:r>
-                      <w:r>
-                        <w:rPr>
-                          <w:rFonts w:asciiTheme="majorBidi" w:hAnsiTheme="majorBidi" w:cstheme="majorBidi"/>
-                          <w:sz w:val="28"/>
-                          <w:szCs w:val="28"/>
-                        </w:rPr>
-                        <w:t xml:space="preserve">→ </w:t>
-                      </w:r>
-                      <w:r>
-                        <w:rPr>
-                          <w:rFonts w:asciiTheme="majorBidi" w:hAnsiTheme="majorBidi" w:cstheme="majorBidi"/>
-                          <w:sz w:val="28"/>
-                          <w:szCs w:val="28"/>
-                        </w:rPr>
-                        <w:t>You give step-by-step instructions.</w:t>
+                        <w:t xml:space="preserve"> “Cook rice. Add salt. Boil water. Stir.” → You give step-by-step instructions.</w:t>
                       </w:r>
                     </w:p>
                     <w:p>
                       <w:pPr>
+                        <w:pStyle w:val="ListParagraph"/>
+                        <w:numPr>
+                          <w:ilvl w:val="0"/>
+                          <w:numId w:val="36"/>
+                        </w:numPr>
+                        <w:spacing w:after="120"/>
+                        <w:ind w:left="360"/>
                         <w:rPr>
                           <w:rFonts w:asciiTheme="majorBidi" w:hAnsiTheme="majorBidi" w:cstheme="majorBidi"/>
                           <w:sz w:val="28"/>
@@ -13816,10 +14255,12 @@
                       <w:r>
                         <w:rPr>
                           <w:rFonts w:asciiTheme="majorBidi" w:hAnsiTheme="majorBidi" w:cstheme="majorBidi"/>
+                          <w:b/>
+                          <w:bCs/>
                           <w:sz w:val="28"/>
                           <w:szCs w:val="28"/>
                         </w:rPr>
-                        <w:t>Declarative:</w:t>
+                        <w:t>Declarative</w:t>
                       </w:r>
                       <w:r>
                         <w:rPr>
@@ -13827,62 +14268,49 @@
                           <w:sz w:val="28"/>
                           <w:szCs w:val="28"/>
                         </w:rPr>
-                        <w:t xml:space="preserve"> </w:t>
-                      </w:r>
-                      <w:r>
-                        <w:rPr>
-                          <w:rFonts w:asciiTheme="majorBidi" w:hAnsiTheme="majorBidi" w:cstheme="majorBidi"/>
-                          <w:sz w:val="28"/>
-                          <w:szCs w:val="28"/>
-                        </w:rPr>
-                        <w:t>“I want a bowl of cooked rice.”</w:t>
-                      </w:r>
-                      <w:r>
-                        <w:rPr>
-                          <w:rFonts w:asciiTheme="majorBidi" w:hAnsiTheme="majorBidi" w:cstheme="majorBidi"/>
-                          <w:sz w:val="28"/>
-                          <w:szCs w:val="28"/>
-                        </w:rPr>
-                        <w:t xml:space="preserve"> </w:t>
-                      </w:r>
-                      <w:r>
-                        <w:rPr>
-                          <w:rFonts w:asciiTheme="majorBidi" w:hAnsiTheme="majorBidi" w:cstheme="majorBidi"/>
-                          <w:sz w:val="28"/>
-                          <w:szCs w:val="28"/>
-                        </w:rPr>
-                        <w:t xml:space="preserve">→ </w:t>
-                      </w:r>
-                      <w:r>
-                        <w:rPr>
-                          <w:rFonts w:asciiTheme="majorBidi" w:hAnsiTheme="majorBidi" w:cstheme="majorBidi"/>
-                          <w:sz w:val="28"/>
-                          <w:szCs w:val="28"/>
-                        </w:rPr>
-                        <w:t>The system figures out the steps.</w:t>
+                        <w:t>: “I want a bowl of cooked rice.” → The system figures out the steps.</w:t>
                       </w:r>
                     </w:p>
                     <w:p>
                       <w:pPr>
+                        <w:spacing w:after="60"/>
                         <w:rPr>
                           <w:rFonts w:asciiTheme="majorBidi" w:hAnsiTheme="majorBidi" w:cstheme="majorBidi"/>
+                          <w:b/>
+                          <w:bCs/>
                           <w:sz w:val="28"/>
                           <w:szCs w:val="28"/>
-                          <w:u w:val="single"/>
                         </w:rPr>
                       </w:pPr>
                       <w:r>
                         <w:rPr>
                           <w:rFonts w:asciiTheme="majorBidi" w:hAnsiTheme="majorBidi" w:cstheme="majorBidi"/>
+                          <w:b/>
+                          <w:bCs/>
                           <w:sz w:val="28"/>
                           <w:szCs w:val="28"/>
-                          <w:u w:val="single"/>
                         </w:rPr>
                         <w:t>In Real Kubernetes Operations</w:t>
+                      </w:r>
+                      <w:r>
+                        <w:rPr>
+                          <w:rFonts w:asciiTheme="majorBidi" w:hAnsiTheme="majorBidi" w:cstheme="majorBidi"/>
+                          <w:b/>
+                          <w:bCs/>
+                          <w:sz w:val="28"/>
+                          <w:szCs w:val="28"/>
+                        </w:rPr>
+                        <w:t>:</w:t>
                       </w:r>
                     </w:p>
                     <w:p>
                       <w:pPr>
+                        <w:pStyle w:val="ListParagraph"/>
+                        <w:numPr>
+                          <w:ilvl w:val="0"/>
+                          <w:numId w:val="37"/>
+                        </w:numPr>
+                        <w:ind w:left="360"/>
                         <w:rPr>
                           <w:rFonts w:asciiTheme="majorBidi" w:hAnsiTheme="majorBidi" w:cstheme="majorBidi"/>
                           <w:sz w:val="28"/>
@@ -13892,14 +14320,31 @@
                       <w:r>
                         <w:rPr>
                           <w:rFonts w:asciiTheme="majorBidi" w:hAnsiTheme="majorBidi" w:cstheme="majorBidi"/>
+                          <w:b/>
+                          <w:bCs/>
                           <w:sz w:val="28"/>
                           <w:szCs w:val="28"/>
                         </w:rPr>
-                        <w:t>Imperative → used for learning, debugging, quick testing</w:t>
+                        <w:t>Imperative</w:t>
+                      </w:r>
+                      <w:r>
+                        <w:rPr>
+                          <w:rFonts w:asciiTheme="majorBidi" w:hAnsiTheme="majorBidi" w:cstheme="majorBidi"/>
+                          <w:sz w:val="28"/>
+                          <w:szCs w:val="28"/>
+                        </w:rPr>
+                        <w:t xml:space="preserve"> → used for learning, debugging, quick testing</w:t>
                       </w:r>
                     </w:p>
                     <w:p>
                       <w:pPr>
+                        <w:pStyle w:val="ListParagraph"/>
+                        <w:numPr>
+                          <w:ilvl w:val="0"/>
+                          <w:numId w:val="37"/>
+                        </w:numPr>
+                        <w:spacing w:after="60"/>
+                        <w:ind w:left="360"/>
                         <w:rPr>
                           <w:rFonts w:asciiTheme="majorBidi" w:hAnsiTheme="majorBidi" w:cstheme="majorBidi"/>
                           <w:sz w:val="28"/>
@@ -13909,10 +14354,38 @@
                       <w:r>
                         <w:rPr>
                           <w:rFonts w:asciiTheme="majorBidi" w:hAnsiTheme="majorBidi" w:cstheme="majorBidi"/>
+                          <w:b/>
+                          <w:bCs/>
                           <w:sz w:val="28"/>
                           <w:szCs w:val="28"/>
                         </w:rPr>
-                        <w:t>Declarative → used in production environments, GitOps, CI/CD</w:t>
+                        <w:t>Declarative</w:t>
+                      </w:r>
+                      <w:r>
+                        <w:rPr>
+                          <w:rFonts w:asciiTheme="majorBidi" w:hAnsiTheme="majorBidi" w:cstheme="majorBidi"/>
+                          <w:sz w:val="28"/>
+                          <w:szCs w:val="28"/>
+                        </w:rPr>
+                        <w:t xml:space="preserve"> → used in production environments, </w:t>
+                      </w:r>
+                      <w:proofErr w:type="spellStart"/>
+                      <w:r>
+                        <w:rPr>
+                          <w:rFonts w:asciiTheme="majorBidi" w:hAnsiTheme="majorBidi" w:cstheme="majorBidi"/>
+                          <w:sz w:val="28"/>
+                          <w:szCs w:val="28"/>
+                        </w:rPr>
+                        <w:t>GitOps</w:t>
+                      </w:r>
+                      <w:proofErr w:type="spellEnd"/>
+                      <w:r>
+                        <w:rPr>
+                          <w:rFonts w:asciiTheme="majorBidi" w:hAnsiTheme="majorBidi" w:cstheme="majorBidi"/>
+                          <w:sz w:val="28"/>
+                          <w:szCs w:val="28"/>
+                        </w:rPr>
+                        <w:t>, CI/CD</w:t>
                       </w:r>
                     </w:p>
                     <w:p>
@@ -13932,6 +14405,96 @@
                         <w:t>Most real clusters are managed declaratively using YAML files stored in Git repositories.</w:t>
                       </w:r>
                     </w:p>
+                    <w:p>
+                      <w:pPr>
+                        <w:jc w:val="both"/>
+                        <w:rPr>
+                          <w:rFonts w:asciiTheme="majorBidi" w:hAnsiTheme="majorBidi" w:cstheme="majorBidi"/>
+                          <w:sz w:val="28"/>
+                          <w:szCs w:val="28"/>
+                        </w:rPr>
+                      </w:pPr>
+                    </w:p>
+                    <w:p>
+                      <w:pPr>
+                        <w:jc w:val="both"/>
+                        <w:rPr>
+                          <w:rFonts w:asciiTheme="majorBidi" w:hAnsiTheme="majorBidi" w:cstheme="majorBidi"/>
+                          <w:sz w:val="28"/>
+                          <w:szCs w:val="28"/>
+                        </w:rPr>
+                      </w:pPr>
+                    </w:p>
+                    <w:p>
+                      <w:pPr>
+                        <w:jc w:val="both"/>
+                        <w:rPr>
+                          <w:rFonts w:asciiTheme="majorBidi" w:hAnsiTheme="majorBidi" w:cstheme="majorBidi"/>
+                          <w:sz w:val="28"/>
+                          <w:szCs w:val="28"/>
+                        </w:rPr>
+                      </w:pPr>
+                    </w:p>
+                    <w:p>
+                      <w:pPr>
+                        <w:jc w:val="both"/>
+                        <w:rPr>
+                          <w:rFonts w:asciiTheme="majorBidi" w:hAnsiTheme="majorBidi" w:cstheme="majorBidi"/>
+                          <w:sz w:val="28"/>
+                          <w:szCs w:val="28"/>
+                        </w:rPr>
+                      </w:pPr>
+                    </w:p>
+                    <w:p>
+                      <w:pPr>
+                        <w:jc w:val="both"/>
+                        <w:rPr>
+                          <w:rFonts w:asciiTheme="majorBidi" w:hAnsiTheme="majorBidi" w:cstheme="majorBidi"/>
+                          <w:sz w:val="28"/>
+                          <w:szCs w:val="28"/>
+                        </w:rPr>
+                      </w:pPr>
+                    </w:p>
+                    <w:p>
+                      <w:pPr>
+                        <w:jc w:val="both"/>
+                        <w:rPr>
+                          <w:rFonts w:asciiTheme="majorBidi" w:hAnsiTheme="majorBidi" w:cstheme="majorBidi"/>
+                          <w:sz w:val="28"/>
+                          <w:szCs w:val="28"/>
+                        </w:rPr>
+                      </w:pPr>
+                    </w:p>
+                    <w:p>
+                      <w:pPr>
+                        <w:jc w:val="both"/>
+                        <w:rPr>
+                          <w:rFonts w:asciiTheme="majorBidi" w:hAnsiTheme="majorBidi" w:cstheme="majorBidi"/>
+                          <w:sz w:val="28"/>
+                          <w:szCs w:val="28"/>
+                        </w:rPr>
+                      </w:pPr>
+                    </w:p>
+                    <w:p>
+                      <w:pPr>
+                        <w:jc w:val="both"/>
+                        <w:rPr>
+                          <w:rFonts w:asciiTheme="majorBidi" w:hAnsiTheme="majorBidi" w:cstheme="majorBidi"/>
+                          <w:sz w:val="28"/>
+                          <w:szCs w:val="28"/>
+                        </w:rPr>
+                      </w:pPr>
+                    </w:p>
+                    <w:p>
+                      <w:pPr>
+                        <w:jc w:val="both"/>
+                        <w:rPr>
+                          <w:rFonts w:asciiTheme="majorBidi" w:hAnsiTheme="majorBidi" w:cstheme="majorBidi"/>
+                          <w:sz w:val="28"/>
+                          <w:szCs w:val="28"/>
+                        </w:rPr>
+                      </w:pPr>
+                    </w:p>
                   </w:txbxContent>
                 </v:textbox>
                 <w10:wrap anchorx="margin"/>
@@ -13940,6 +14503,76 @@
           </mc:Fallback>
         </mc:AlternateContent>
       </w:r>
+    </w:p>
+    <w:p>
+      <w:pPr>
+        <w:jc w:val="both"/>
+        <w:rPr>
+          <w:rFonts w:asciiTheme="majorBidi" w:hAnsiTheme="majorBidi" w:cstheme="majorBidi"/>
+          <w:sz w:val="28"/>
+          <w:szCs w:val="28"/>
+        </w:rPr>
+      </w:pPr>
+    </w:p>
+    <w:p>
+      <w:pPr>
+        <w:jc w:val="both"/>
+        <w:rPr>
+          <w:rFonts w:asciiTheme="majorBidi" w:hAnsiTheme="majorBidi" w:cstheme="majorBidi"/>
+          <w:sz w:val="28"/>
+          <w:szCs w:val="28"/>
+        </w:rPr>
+      </w:pPr>
+    </w:p>
+    <w:p>
+      <w:pPr>
+        <w:jc w:val="both"/>
+        <w:rPr>
+          <w:rFonts w:asciiTheme="majorBidi" w:hAnsiTheme="majorBidi" w:cstheme="majorBidi"/>
+          <w:sz w:val="28"/>
+          <w:szCs w:val="28"/>
+        </w:rPr>
+      </w:pPr>
+    </w:p>
+    <w:p>
+      <w:pPr>
+        <w:jc w:val="both"/>
+        <w:rPr>
+          <w:rFonts w:asciiTheme="majorBidi" w:hAnsiTheme="majorBidi" w:cstheme="majorBidi"/>
+          <w:sz w:val="28"/>
+          <w:szCs w:val="28"/>
+        </w:rPr>
+      </w:pPr>
+    </w:p>
+    <w:p>
+      <w:pPr>
+        <w:jc w:val="both"/>
+        <w:rPr>
+          <w:rFonts w:asciiTheme="majorBidi" w:hAnsiTheme="majorBidi" w:cstheme="majorBidi"/>
+          <w:sz w:val="28"/>
+          <w:szCs w:val="28"/>
+        </w:rPr>
+      </w:pPr>
+    </w:p>
+    <w:p>
+      <w:pPr>
+        <w:jc w:val="both"/>
+        <w:rPr>
+          <w:rFonts w:asciiTheme="majorBidi" w:hAnsiTheme="majorBidi" w:cstheme="majorBidi"/>
+          <w:sz w:val="28"/>
+          <w:szCs w:val="28"/>
+        </w:rPr>
+      </w:pPr>
+    </w:p>
+    <w:p>
+      <w:pPr>
+        <w:jc w:val="both"/>
+        <w:rPr>
+          <w:rFonts w:asciiTheme="majorBidi" w:hAnsiTheme="majorBidi" w:cstheme="majorBidi"/>
+          <w:sz w:val="28"/>
+          <w:szCs w:val="28"/>
+        </w:rPr>
+      </w:pPr>
     </w:p>
     <w:p>
       <w:pPr>
@@ -14012,7 +14645,7 @@
 </file>
 
 <file path=word/numbering.xml><?xml version="1.0" encoding="utf-8"?>
-<w:numbering xmlns:wpc="http://schemas.microsoft.com/office/word/2010/wordprocessingCanvas" xmlns:cx="http://schemas.microsoft.com/office/drawing/2014/chartex" xmlns:cx1="http://schemas.microsoft.com/office/drawing/2015/9/8/chartex" xmlns:cx2="http://schemas.microsoft.com/office/drawing/2015/10/21/chartex" xmlns:cx3="http://schemas.microsoft.com/office/drawing/2016/5/9/chartex" xmlns:cx4="http://schemas.microsoft.com/office/drawing/2016/5/10/chartex" xmlns:cx5="http://schemas.microsoft.com/office/drawing/2016/5/11/chartex" xmlns:cx6="http://schemas.microsoft.com/office/drawing/2016/5/12/chartex" xmlns:cx7="http://schemas.microsoft.com/office/drawing/2016/5/13/chartex" xmlns:cx8="http://schemas.microsoft.com/office/drawing/2016/5/14/chartex" xmlns:mc="http://schemas.openxmlformats.org/markup-compatibility/2006" xmlns:aink="http://schemas.microsoft.com/office/drawing/2016/ink" xmlns:am3d="http://schemas.microsoft.com/office/drawing/2017/model3d" xmlns:o="urn:schemas-microsoft-com:office:office" xmlns:oel="http://schemas.microsoft.com/office/2019/extlst" xmlns:r="http://schemas.openxmlformats.org/officeDocument/2006/relationships" xmlns:m="http://schemas.openxmlformats.org/officeDocument/2006/math" xmlns:v="urn:schemas-microsoft-com:vml" xmlns:wp14="http://schemas.microsoft.com/office/word/2010/wordprocessingDrawing" xmlns:wp="http://schemas.openxmlformats.org/drawingml/2006/wordprocessingDrawing" xmlns:w10="urn:schemas-microsoft-com:office:word" xmlns:w="http://schemas.openxmlformats.org/wordprocessingml/2006/main" xmlns:w14="http://schemas.microsoft.com/office/word/2010/wordml" xmlns:w15="http://schemas.microsoft.com/office/word/2012/wordml" xmlns:w16cex="http://schemas.microsoft.com/office/word/2018/wordml/cex" xmlns:w16cid="http://schemas.microsoft.com/office/word/2016/wordml/cid" xmlns:w16="http://schemas.microsoft.com/office/word/2018/wordml" xmlns:w16du="http://schemas.microsoft.com/office/word/2023/wordml/word16du" xmlns:w16sdtdh="http://schemas.microsoft.com/office/word/2020/wordml/sdtdatahash" xmlns:w16sdtfl="http://schemas.microsoft.com/office/word/2024/wordml/sdtformatlock" xmlns:w16se="http://schemas.microsoft.com/office/word/2015/wordml/symex" xmlns:wpg="http://schemas.microsoft.com/office/word/2010/wordprocessingGroup" xmlns:wpi="http://schemas.microsoft.com/office/word/2010/wordprocessingInk" xmlns:wne="http://schemas.microsoft.com/office/word/2006/wordml" xmlns:wps="http://schemas.microsoft.com/office/word/2010/wordprocessingShape" mc:Ignorable="w14 w15 w16se w16cid w16 w16cex w16sdtdh w16sdtfl w16du wp14">
+<w:numbering xmlns:wpc="http://schemas.microsoft.com/office/word/2010/wordprocessingCanvas" xmlns:cx="http://schemas.microsoft.com/office/drawing/2014/chartex" xmlns:cx1="http://schemas.microsoft.com/office/drawing/2015/9/8/chartex" xmlns:cx2="http://schemas.microsoft.com/office/drawing/2015/10/21/chartex" xmlns:cx3="http://schemas.microsoft.com/office/drawing/2016/5/9/chartex" xmlns:cx4="http://schemas.microsoft.com/office/drawing/2016/5/10/chartex" xmlns:cx5="http://schemas.microsoft.com/office/drawing/2016/5/11/chartex" xmlns:cx6="http://schemas.microsoft.com/office/drawing/2016/5/12/chartex" xmlns:cx7="http://schemas.microsoft.com/office/drawing/2016/5/13/chartex" xmlns:cx8="http://schemas.microsoft.com/office/drawing/2016/5/14/chartex" xmlns:mc="http://schemas.openxmlformats.org/markup-compatibility/2006" xmlns:aink="http://schemas.microsoft.com/office/drawing/2016/ink" xmlns:am3d="http://schemas.microsoft.com/office/drawing/2017/model3d" xmlns:o="urn:schemas-microsoft-com:office:office" xmlns:oel="http://schemas.microsoft.com/office/2019/extlst" xmlns:r="http://schemas.openxmlformats.org/officeDocument/2006/relationships" xmlns:m="http://schemas.openxmlformats.org/officeDocument/2006/math" xmlns:v="urn:schemas-microsoft-com:vml" xmlns:wp14="http://schemas.microsoft.com/office/word/2010/wordprocessingDrawing" xmlns:wp="http://schemas.openxmlformats.org/drawingml/2006/wordprocessingDrawing" xmlns:w10="urn:schemas-microsoft-com:office:word" xmlns:w="http://schemas.openxmlformats.org/wordprocessingml/2006/main" xmlns:w14="http://schemas.microsoft.com/office/word/2010/wordml" xmlns:w15="http://schemas.microsoft.com/office/word/2012/wordml" xmlns:w16cex="http://schemas.microsoft.com/office/word/2018/wordml/cex" xmlns:w16cid="http://schemas.microsoft.com/office/word/2016/wordml/cid" xmlns:w16="http://schemas.microsoft.com/office/word/2018/wordml" xmlns:w16sdtdh="http://schemas.microsoft.com/office/word/2020/wordml/sdtdatahash" xmlns:w16se="http://schemas.microsoft.com/office/word/2015/wordml/symex" xmlns:wpg="http://schemas.microsoft.com/office/word/2010/wordprocessingGroup" xmlns:wpi="http://schemas.microsoft.com/office/word/2010/wordprocessingInk" xmlns:wne="http://schemas.microsoft.com/office/word/2006/wordml" xmlns:wps="http://schemas.microsoft.com/office/word/2010/wordprocessingShape" mc:Ignorable="w14 w15 w16se w16cid w16 w16cex w16sdtdh wp14">
   <w:abstractNum w:abstractNumId="0" w15:restartNumberingAfterBreak="0">
     <w:nsid w:val="00E506BB"/>
     <w:multiLevelType w:val="hybridMultilevel"/>
@@ -14240,6 +14873,119 @@
     </w:lvl>
   </w:abstractNum>
   <w:abstractNum w:abstractNumId="2" w15:restartNumberingAfterBreak="0">
+    <w:nsid w:val="029F49C0"/>
+    <w:multiLevelType w:val="hybridMultilevel"/>
+    <w:tmpl w:val="1CD69F68"/>
+    <w:lvl w:ilvl="0" w:tplc="0409000D">
+      <w:start w:val="1"/>
+      <w:numFmt w:val="bullet"/>
+      <w:lvlText w:val=""/>
+      <w:lvlJc w:val="left"/>
+      <w:pPr>
+        <w:ind w:left="720" w:hanging="360"/>
+      </w:pPr>
+      <w:rPr>
+        <w:rFonts w:ascii="Wingdings" w:hAnsi="Wingdings" w:hint="default"/>
+      </w:rPr>
+    </w:lvl>
+    <w:lvl w:ilvl="1" w:tplc="04090003" w:tentative="1">
+      <w:start w:val="1"/>
+      <w:numFmt w:val="bullet"/>
+      <w:lvlText w:val="o"/>
+      <w:lvlJc w:val="left"/>
+      <w:pPr>
+        <w:ind w:left="1440" w:hanging="360"/>
+      </w:pPr>
+      <w:rPr>
+        <w:rFonts w:ascii="Courier New" w:hAnsi="Courier New" w:cs="Courier New" w:hint="default"/>
+      </w:rPr>
+    </w:lvl>
+    <w:lvl w:ilvl="2" w:tplc="04090005" w:tentative="1">
+      <w:start w:val="1"/>
+      <w:numFmt w:val="bullet"/>
+      <w:lvlText w:val=""/>
+      <w:lvlJc w:val="left"/>
+      <w:pPr>
+        <w:ind w:left="2160" w:hanging="360"/>
+      </w:pPr>
+      <w:rPr>
+        <w:rFonts w:ascii="Wingdings" w:hAnsi="Wingdings" w:hint="default"/>
+      </w:rPr>
+    </w:lvl>
+    <w:lvl w:ilvl="3" w:tplc="04090001" w:tentative="1">
+      <w:start w:val="1"/>
+      <w:numFmt w:val="bullet"/>
+      <w:lvlText w:val=""/>
+      <w:lvlJc w:val="left"/>
+      <w:pPr>
+        <w:ind w:left="2880" w:hanging="360"/>
+      </w:pPr>
+      <w:rPr>
+        <w:rFonts w:ascii="Symbol" w:hAnsi="Symbol" w:hint="default"/>
+      </w:rPr>
+    </w:lvl>
+    <w:lvl w:ilvl="4" w:tplc="04090003" w:tentative="1">
+      <w:start w:val="1"/>
+      <w:numFmt w:val="bullet"/>
+      <w:lvlText w:val="o"/>
+      <w:lvlJc w:val="left"/>
+      <w:pPr>
+        <w:ind w:left="3600" w:hanging="360"/>
+      </w:pPr>
+      <w:rPr>
+        <w:rFonts w:ascii="Courier New" w:hAnsi="Courier New" w:cs="Courier New" w:hint="default"/>
+      </w:rPr>
+    </w:lvl>
+    <w:lvl w:ilvl="5" w:tplc="04090005" w:tentative="1">
+      <w:start w:val="1"/>
+      <w:numFmt w:val="bullet"/>
+      <w:lvlText w:val=""/>
+      <w:lvlJc w:val="left"/>
+      <w:pPr>
+        <w:ind w:left="4320" w:hanging="360"/>
+      </w:pPr>
+      <w:rPr>
+        <w:rFonts w:ascii="Wingdings" w:hAnsi="Wingdings" w:hint="default"/>
+      </w:rPr>
+    </w:lvl>
+    <w:lvl w:ilvl="6" w:tplc="04090001" w:tentative="1">
+      <w:start w:val="1"/>
+      <w:numFmt w:val="bullet"/>
+      <w:lvlText w:val=""/>
+      <w:lvlJc w:val="left"/>
+      <w:pPr>
+        <w:ind w:left="5040" w:hanging="360"/>
+      </w:pPr>
+      <w:rPr>
+        <w:rFonts w:ascii="Symbol" w:hAnsi="Symbol" w:hint="default"/>
+      </w:rPr>
+    </w:lvl>
+    <w:lvl w:ilvl="7" w:tplc="04090003" w:tentative="1">
+      <w:start w:val="1"/>
+      <w:numFmt w:val="bullet"/>
+      <w:lvlText w:val="o"/>
+      <w:lvlJc w:val="left"/>
+      <w:pPr>
+        <w:ind w:left="5760" w:hanging="360"/>
+      </w:pPr>
+      <w:rPr>
+        <w:rFonts w:ascii="Courier New" w:hAnsi="Courier New" w:cs="Courier New" w:hint="default"/>
+      </w:rPr>
+    </w:lvl>
+    <w:lvl w:ilvl="8" w:tplc="04090005" w:tentative="1">
+      <w:start w:val="1"/>
+      <w:numFmt w:val="bullet"/>
+      <w:lvlText w:val=""/>
+      <w:lvlJc w:val="left"/>
+      <w:pPr>
+        <w:ind w:left="6480" w:hanging="360"/>
+      </w:pPr>
+      <w:rPr>
+        <w:rFonts w:ascii="Wingdings" w:hAnsi="Wingdings" w:hint="default"/>
+      </w:rPr>
+    </w:lvl>
+  </w:abstractNum>
+  <w:abstractNum w:abstractNumId="3" w15:restartNumberingAfterBreak="0">
     <w:nsid w:val="077D7A0C"/>
     <w:multiLevelType w:val="hybridMultilevel"/>
     <w:tmpl w:val="085C0AC4"/>
@@ -14352,7 +15098,7 @@
       </w:rPr>
     </w:lvl>
   </w:abstractNum>
-  <w:abstractNum w:abstractNumId="3" w15:restartNumberingAfterBreak="0">
+  <w:abstractNum w:abstractNumId="4" w15:restartNumberingAfterBreak="0">
     <w:nsid w:val="0A272BA6"/>
     <w:multiLevelType w:val="hybridMultilevel"/>
     <w:tmpl w:val="538CA4FC"/>
@@ -14465,7 +15211,7 @@
       </w:rPr>
     </w:lvl>
   </w:abstractNum>
-  <w:abstractNum w:abstractNumId="4" w15:restartNumberingAfterBreak="0">
+  <w:abstractNum w:abstractNumId="5" w15:restartNumberingAfterBreak="0">
     <w:nsid w:val="0B9C215B"/>
     <w:multiLevelType w:val="hybridMultilevel"/>
     <w:tmpl w:val="C24C819E"/>
@@ -14578,7 +15324,7 @@
       </w:rPr>
     </w:lvl>
   </w:abstractNum>
-  <w:abstractNum w:abstractNumId="5" w15:restartNumberingAfterBreak="0">
+  <w:abstractNum w:abstractNumId="6" w15:restartNumberingAfterBreak="0">
     <w:nsid w:val="0BDA4A77"/>
     <w:multiLevelType w:val="hybridMultilevel"/>
     <w:tmpl w:val="07D4CEFE"/>
@@ -14691,7 +15437,7 @@
       </w:rPr>
     </w:lvl>
   </w:abstractNum>
-  <w:abstractNum w:abstractNumId="6" w15:restartNumberingAfterBreak="0">
+  <w:abstractNum w:abstractNumId="7" w15:restartNumberingAfterBreak="0">
     <w:nsid w:val="15E11B34"/>
     <w:multiLevelType w:val="hybridMultilevel"/>
     <w:tmpl w:val="B178E514"/>
@@ -14804,7 +15550,7 @@
       </w:rPr>
     </w:lvl>
   </w:abstractNum>
-  <w:abstractNum w:abstractNumId="7" w15:restartNumberingAfterBreak="0">
+  <w:abstractNum w:abstractNumId="8" w15:restartNumberingAfterBreak="0">
     <w:nsid w:val="187A410B"/>
     <w:multiLevelType w:val="hybridMultilevel"/>
     <w:tmpl w:val="1D04A618"/>
@@ -14917,7 +15663,7 @@
       </w:rPr>
     </w:lvl>
   </w:abstractNum>
-  <w:abstractNum w:abstractNumId="8" w15:restartNumberingAfterBreak="0">
+  <w:abstractNum w:abstractNumId="9" w15:restartNumberingAfterBreak="0">
     <w:nsid w:val="1B205522"/>
     <w:multiLevelType w:val="hybridMultilevel"/>
     <w:tmpl w:val="61DCCBFE"/>
@@ -15030,7 +15776,7 @@
       </w:rPr>
     </w:lvl>
   </w:abstractNum>
-  <w:abstractNum w:abstractNumId="9" w15:restartNumberingAfterBreak="0">
+  <w:abstractNum w:abstractNumId="10" w15:restartNumberingAfterBreak="0">
     <w:nsid w:val="23E23E8E"/>
     <w:multiLevelType w:val="hybridMultilevel"/>
     <w:tmpl w:val="F9FAB7B2"/>
@@ -15143,7 +15889,7 @@
       </w:rPr>
     </w:lvl>
   </w:abstractNum>
-  <w:abstractNum w:abstractNumId="10" w15:restartNumberingAfterBreak="0">
+  <w:abstractNum w:abstractNumId="11" w15:restartNumberingAfterBreak="0">
     <w:nsid w:val="27C0217B"/>
     <w:multiLevelType w:val="hybridMultilevel"/>
     <w:tmpl w:val="6296B072"/>
@@ -15256,7 +16002,7 @@
       </w:rPr>
     </w:lvl>
   </w:abstractNum>
-  <w:abstractNum w:abstractNumId="11" w15:restartNumberingAfterBreak="0">
+  <w:abstractNum w:abstractNumId="12" w15:restartNumberingAfterBreak="0">
     <w:nsid w:val="2950121A"/>
     <w:multiLevelType w:val="hybridMultilevel"/>
     <w:tmpl w:val="625A7ACE"/>
@@ -15369,7 +16115,7 @@
       </w:rPr>
     </w:lvl>
   </w:abstractNum>
-  <w:abstractNum w:abstractNumId="12" w15:restartNumberingAfterBreak="0">
+  <w:abstractNum w:abstractNumId="13" w15:restartNumberingAfterBreak="0">
     <w:nsid w:val="2A692FFC"/>
     <w:multiLevelType w:val="hybridMultilevel"/>
     <w:tmpl w:val="05EA4810"/>
@@ -15455,7 +16201,7 @@
       </w:pPr>
     </w:lvl>
   </w:abstractNum>
-  <w:abstractNum w:abstractNumId="13" w15:restartNumberingAfterBreak="0">
+  <w:abstractNum w:abstractNumId="14" w15:restartNumberingAfterBreak="0">
     <w:nsid w:val="2ECD3414"/>
     <w:multiLevelType w:val="hybridMultilevel"/>
     <w:tmpl w:val="5482969A"/>
@@ -15568,7 +16314,7 @@
       </w:rPr>
     </w:lvl>
   </w:abstractNum>
-  <w:abstractNum w:abstractNumId="14" w15:restartNumberingAfterBreak="0">
+  <w:abstractNum w:abstractNumId="15" w15:restartNumberingAfterBreak="0">
     <w:nsid w:val="2FF0458E"/>
     <w:multiLevelType w:val="hybridMultilevel"/>
     <w:tmpl w:val="37EA5666"/>
@@ -15681,7 +16427,7 @@
       </w:rPr>
     </w:lvl>
   </w:abstractNum>
-  <w:abstractNum w:abstractNumId="15" w15:restartNumberingAfterBreak="0">
+  <w:abstractNum w:abstractNumId="16" w15:restartNumberingAfterBreak="0">
     <w:nsid w:val="3098060A"/>
     <w:multiLevelType w:val="hybridMultilevel"/>
     <w:tmpl w:val="B8C62BFC"/>
@@ -15794,7 +16540,7 @@
       </w:rPr>
     </w:lvl>
   </w:abstractNum>
-  <w:abstractNum w:abstractNumId="16" w15:restartNumberingAfterBreak="0">
+  <w:abstractNum w:abstractNumId="17" w15:restartNumberingAfterBreak="0">
     <w:nsid w:val="33F870B9"/>
     <w:multiLevelType w:val="hybridMultilevel"/>
     <w:tmpl w:val="1EC4B6F2"/>
@@ -15907,7 +16653,7 @@
       </w:rPr>
     </w:lvl>
   </w:abstractNum>
-  <w:abstractNum w:abstractNumId="17" w15:restartNumberingAfterBreak="0">
+  <w:abstractNum w:abstractNumId="18" w15:restartNumberingAfterBreak="0">
     <w:nsid w:val="38B379EF"/>
     <w:multiLevelType w:val="hybridMultilevel"/>
     <w:tmpl w:val="1FE882F4"/>
@@ -16020,7 +16766,7 @@
       </w:rPr>
     </w:lvl>
   </w:abstractNum>
-  <w:abstractNum w:abstractNumId="18" w15:restartNumberingAfterBreak="0">
+  <w:abstractNum w:abstractNumId="19" w15:restartNumberingAfterBreak="0">
     <w:nsid w:val="40C631D0"/>
     <w:multiLevelType w:val="hybridMultilevel"/>
     <w:tmpl w:val="B6C655F2"/>
@@ -16133,7 +16879,7 @@
       </w:rPr>
     </w:lvl>
   </w:abstractNum>
-  <w:abstractNum w:abstractNumId="19" w15:restartNumberingAfterBreak="0">
+  <w:abstractNum w:abstractNumId="20" w15:restartNumberingAfterBreak="0">
     <w:nsid w:val="453971C8"/>
     <w:multiLevelType w:val="hybridMultilevel"/>
     <w:tmpl w:val="AC78F3E8"/>
@@ -16246,7 +16992,7 @@
       </w:rPr>
     </w:lvl>
   </w:abstractNum>
-  <w:abstractNum w:abstractNumId="20" w15:restartNumberingAfterBreak="0">
+  <w:abstractNum w:abstractNumId="21" w15:restartNumberingAfterBreak="0">
     <w:nsid w:val="45545B6E"/>
     <w:multiLevelType w:val="hybridMultilevel"/>
     <w:tmpl w:val="8528D1C2"/>
@@ -16359,7 +17105,7 @@
       </w:rPr>
     </w:lvl>
   </w:abstractNum>
-  <w:abstractNum w:abstractNumId="21" w15:restartNumberingAfterBreak="0">
+  <w:abstractNum w:abstractNumId="22" w15:restartNumberingAfterBreak="0">
     <w:nsid w:val="46614861"/>
     <w:multiLevelType w:val="hybridMultilevel"/>
     <w:tmpl w:val="E15E5F08"/>
@@ -16472,7 +17218,120 @@
       </w:rPr>
     </w:lvl>
   </w:abstractNum>
-  <w:abstractNum w:abstractNumId="22" w15:restartNumberingAfterBreak="0">
+  <w:abstractNum w:abstractNumId="23" w15:restartNumberingAfterBreak="0">
+    <w:nsid w:val="46D80FB2"/>
+    <w:multiLevelType w:val="hybridMultilevel"/>
+    <w:tmpl w:val="94D88BEA"/>
+    <w:lvl w:ilvl="0" w:tplc="04090001">
+      <w:start w:val="1"/>
+      <w:numFmt w:val="bullet"/>
+      <w:lvlText w:val=""/>
+      <w:lvlJc w:val="left"/>
+      <w:pPr>
+        <w:ind w:left="720" w:hanging="360"/>
+      </w:pPr>
+      <w:rPr>
+        <w:rFonts w:ascii="Symbol" w:hAnsi="Symbol" w:hint="default"/>
+      </w:rPr>
+    </w:lvl>
+    <w:lvl w:ilvl="1" w:tplc="04090003" w:tentative="1">
+      <w:start w:val="1"/>
+      <w:numFmt w:val="bullet"/>
+      <w:lvlText w:val="o"/>
+      <w:lvlJc w:val="left"/>
+      <w:pPr>
+        <w:ind w:left="1440" w:hanging="360"/>
+      </w:pPr>
+      <w:rPr>
+        <w:rFonts w:ascii="Courier New" w:hAnsi="Courier New" w:cs="Courier New" w:hint="default"/>
+      </w:rPr>
+    </w:lvl>
+    <w:lvl w:ilvl="2" w:tplc="04090005" w:tentative="1">
+      <w:start w:val="1"/>
+      <w:numFmt w:val="bullet"/>
+      <w:lvlText w:val=""/>
+      <w:lvlJc w:val="left"/>
+      <w:pPr>
+        <w:ind w:left="2160" w:hanging="360"/>
+      </w:pPr>
+      <w:rPr>
+        <w:rFonts w:ascii="Wingdings" w:hAnsi="Wingdings" w:hint="default"/>
+      </w:rPr>
+    </w:lvl>
+    <w:lvl w:ilvl="3" w:tplc="04090001" w:tentative="1">
+      <w:start w:val="1"/>
+      <w:numFmt w:val="bullet"/>
+      <w:lvlText w:val=""/>
+      <w:lvlJc w:val="left"/>
+      <w:pPr>
+        <w:ind w:left="2880" w:hanging="360"/>
+      </w:pPr>
+      <w:rPr>
+        <w:rFonts w:ascii="Symbol" w:hAnsi="Symbol" w:hint="default"/>
+      </w:rPr>
+    </w:lvl>
+    <w:lvl w:ilvl="4" w:tplc="04090003" w:tentative="1">
+      <w:start w:val="1"/>
+      <w:numFmt w:val="bullet"/>
+      <w:lvlText w:val="o"/>
+      <w:lvlJc w:val="left"/>
+      <w:pPr>
+        <w:ind w:left="3600" w:hanging="360"/>
+      </w:pPr>
+      <w:rPr>
+        <w:rFonts w:ascii="Courier New" w:hAnsi="Courier New" w:cs="Courier New" w:hint="default"/>
+      </w:rPr>
+    </w:lvl>
+    <w:lvl w:ilvl="5" w:tplc="04090005" w:tentative="1">
+      <w:start w:val="1"/>
+      <w:numFmt w:val="bullet"/>
+      <w:lvlText w:val=""/>
+      <w:lvlJc w:val="left"/>
+      <w:pPr>
+        <w:ind w:left="4320" w:hanging="360"/>
+      </w:pPr>
+      <w:rPr>
+        <w:rFonts w:ascii="Wingdings" w:hAnsi="Wingdings" w:hint="default"/>
+      </w:rPr>
+    </w:lvl>
+    <w:lvl w:ilvl="6" w:tplc="04090001" w:tentative="1">
+      <w:start w:val="1"/>
+      <w:numFmt w:val="bullet"/>
+      <w:lvlText w:val=""/>
+      <w:lvlJc w:val="left"/>
+      <w:pPr>
+        <w:ind w:left="5040" w:hanging="360"/>
+      </w:pPr>
+      <w:rPr>
+        <w:rFonts w:ascii="Symbol" w:hAnsi="Symbol" w:hint="default"/>
+      </w:rPr>
+    </w:lvl>
+    <w:lvl w:ilvl="7" w:tplc="04090003" w:tentative="1">
+      <w:start w:val="1"/>
+      <w:numFmt w:val="bullet"/>
+      <w:lvlText w:val="o"/>
+      <w:lvlJc w:val="left"/>
+      <w:pPr>
+        <w:ind w:left="5760" w:hanging="360"/>
+      </w:pPr>
+      <w:rPr>
+        <w:rFonts w:ascii="Courier New" w:hAnsi="Courier New" w:cs="Courier New" w:hint="default"/>
+      </w:rPr>
+    </w:lvl>
+    <w:lvl w:ilvl="8" w:tplc="04090005" w:tentative="1">
+      <w:start w:val="1"/>
+      <w:numFmt w:val="bullet"/>
+      <w:lvlText w:val=""/>
+      <w:lvlJc w:val="left"/>
+      <w:pPr>
+        <w:ind w:left="6480" w:hanging="360"/>
+      </w:pPr>
+      <w:rPr>
+        <w:rFonts w:ascii="Wingdings" w:hAnsi="Wingdings" w:hint="default"/>
+      </w:rPr>
+    </w:lvl>
+  </w:abstractNum>
+  <w:abstractNum w:abstractNumId="24" w15:restartNumberingAfterBreak="0">
     <w:nsid w:val="4B13686B"/>
     <w:multiLevelType w:val="hybridMultilevel"/>
     <w:tmpl w:val="2DB6E71C"/>
@@ -16585,7 +17444,7 @@
       </w:rPr>
     </w:lvl>
   </w:abstractNum>
-  <w:abstractNum w:abstractNumId="23" w15:restartNumberingAfterBreak="0">
+  <w:abstractNum w:abstractNumId="25" w15:restartNumberingAfterBreak="0">
     <w:nsid w:val="4F81532E"/>
     <w:multiLevelType w:val="hybridMultilevel"/>
     <w:tmpl w:val="943A016A"/>
@@ -16698,7 +17557,7 @@
       </w:rPr>
     </w:lvl>
   </w:abstractNum>
-  <w:abstractNum w:abstractNumId="24" w15:restartNumberingAfterBreak="0">
+  <w:abstractNum w:abstractNumId="26" w15:restartNumberingAfterBreak="0">
     <w:nsid w:val="5A222282"/>
     <w:multiLevelType w:val="hybridMultilevel"/>
     <w:tmpl w:val="FFD65758"/>
@@ -16811,7 +17670,7 @@
       </w:rPr>
     </w:lvl>
   </w:abstractNum>
-  <w:abstractNum w:abstractNumId="25" w15:restartNumberingAfterBreak="0">
+  <w:abstractNum w:abstractNumId="27" w15:restartNumberingAfterBreak="0">
     <w:nsid w:val="5A23416F"/>
     <w:multiLevelType w:val="hybridMultilevel"/>
     <w:tmpl w:val="F9CEFBD4"/>
@@ -16924,7 +17783,7 @@
       </w:rPr>
     </w:lvl>
   </w:abstractNum>
-  <w:abstractNum w:abstractNumId="26" w15:restartNumberingAfterBreak="0">
+  <w:abstractNum w:abstractNumId="28" w15:restartNumberingAfterBreak="0">
     <w:nsid w:val="5BB45307"/>
     <w:multiLevelType w:val="hybridMultilevel"/>
     <w:tmpl w:val="5ABA10A6"/>
@@ -17037,7 +17896,7 @@
       </w:rPr>
     </w:lvl>
   </w:abstractNum>
-  <w:abstractNum w:abstractNumId="27" w15:restartNumberingAfterBreak="0">
+  <w:abstractNum w:abstractNumId="29" w15:restartNumberingAfterBreak="0">
     <w:nsid w:val="5D414DE7"/>
     <w:multiLevelType w:val="hybridMultilevel"/>
     <w:tmpl w:val="BF98A5AA"/>
@@ -17150,7 +18009,7 @@
       </w:rPr>
     </w:lvl>
   </w:abstractNum>
-  <w:abstractNum w:abstractNumId="28" w15:restartNumberingAfterBreak="0">
+  <w:abstractNum w:abstractNumId="30" w15:restartNumberingAfterBreak="0">
     <w:nsid w:val="5EE6634E"/>
     <w:multiLevelType w:val="hybridMultilevel"/>
     <w:tmpl w:val="EE7E1E16"/>
@@ -17263,7 +18122,7 @@
       </w:rPr>
     </w:lvl>
   </w:abstractNum>
-  <w:abstractNum w:abstractNumId="29" w15:restartNumberingAfterBreak="0">
+  <w:abstractNum w:abstractNumId="31" w15:restartNumberingAfterBreak="0">
     <w:nsid w:val="60F26437"/>
     <w:multiLevelType w:val="hybridMultilevel"/>
     <w:tmpl w:val="E2348152"/>
@@ -17376,7 +18235,7 @@
       </w:rPr>
     </w:lvl>
   </w:abstractNum>
-  <w:abstractNum w:abstractNumId="30" w15:restartNumberingAfterBreak="0">
+  <w:abstractNum w:abstractNumId="32" w15:restartNumberingAfterBreak="0">
     <w:nsid w:val="6851316C"/>
     <w:multiLevelType w:val="hybridMultilevel"/>
     <w:tmpl w:val="954ACAC6"/>
@@ -17489,7 +18348,233 @@
       </w:rPr>
     </w:lvl>
   </w:abstractNum>
-  <w:abstractNum w:abstractNumId="31" w15:restartNumberingAfterBreak="0">
+  <w:abstractNum w:abstractNumId="33" w15:restartNumberingAfterBreak="0">
+    <w:nsid w:val="7406642C"/>
+    <w:multiLevelType w:val="hybridMultilevel"/>
+    <w:tmpl w:val="7B363BAE"/>
+    <w:lvl w:ilvl="0" w:tplc="04090001">
+      <w:start w:val="1"/>
+      <w:numFmt w:val="bullet"/>
+      <w:lvlText w:val=""/>
+      <w:lvlJc w:val="left"/>
+      <w:pPr>
+        <w:ind w:left="720" w:hanging="360"/>
+      </w:pPr>
+      <w:rPr>
+        <w:rFonts w:ascii="Symbol" w:hAnsi="Symbol" w:hint="default"/>
+      </w:rPr>
+    </w:lvl>
+    <w:lvl w:ilvl="1" w:tplc="04090003" w:tentative="1">
+      <w:start w:val="1"/>
+      <w:numFmt w:val="bullet"/>
+      <w:lvlText w:val="o"/>
+      <w:lvlJc w:val="left"/>
+      <w:pPr>
+        <w:ind w:left="1440" w:hanging="360"/>
+      </w:pPr>
+      <w:rPr>
+        <w:rFonts w:ascii="Courier New" w:hAnsi="Courier New" w:cs="Courier New" w:hint="default"/>
+      </w:rPr>
+    </w:lvl>
+    <w:lvl w:ilvl="2" w:tplc="04090005" w:tentative="1">
+      <w:start w:val="1"/>
+      <w:numFmt w:val="bullet"/>
+      <w:lvlText w:val=""/>
+      <w:lvlJc w:val="left"/>
+      <w:pPr>
+        <w:ind w:left="2160" w:hanging="360"/>
+      </w:pPr>
+      <w:rPr>
+        <w:rFonts w:ascii="Wingdings" w:hAnsi="Wingdings" w:hint="default"/>
+      </w:rPr>
+    </w:lvl>
+    <w:lvl w:ilvl="3" w:tplc="04090001" w:tentative="1">
+      <w:start w:val="1"/>
+      <w:numFmt w:val="bullet"/>
+      <w:lvlText w:val=""/>
+      <w:lvlJc w:val="left"/>
+      <w:pPr>
+        <w:ind w:left="2880" w:hanging="360"/>
+      </w:pPr>
+      <w:rPr>
+        <w:rFonts w:ascii="Symbol" w:hAnsi="Symbol" w:hint="default"/>
+      </w:rPr>
+    </w:lvl>
+    <w:lvl w:ilvl="4" w:tplc="04090003" w:tentative="1">
+      <w:start w:val="1"/>
+      <w:numFmt w:val="bullet"/>
+      <w:lvlText w:val="o"/>
+      <w:lvlJc w:val="left"/>
+      <w:pPr>
+        <w:ind w:left="3600" w:hanging="360"/>
+      </w:pPr>
+      <w:rPr>
+        <w:rFonts w:ascii="Courier New" w:hAnsi="Courier New" w:cs="Courier New" w:hint="default"/>
+      </w:rPr>
+    </w:lvl>
+    <w:lvl w:ilvl="5" w:tplc="04090005" w:tentative="1">
+      <w:start w:val="1"/>
+      <w:numFmt w:val="bullet"/>
+      <w:lvlText w:val=""/>
+      <w:lvlJc w:val="left"/>
+      <w:pPr>
+        <w:ind w:left="4320" w:hanging="360"/>
+      </w:pPr>
+      <w:rPr>
+        <w:rFonts w:ascii="Wingdings" w:hAnsi="Wingdings" w:hint="default"/>
+      </w:rPr>
+    </w:lvl>
+    <w:lvl w:ilvl="6" w:tplc="04090001" w:tentative="1">
+      <w:start w:val="1"/>
+      <w:numFmt w:val="bullet"/>
+      <w:lvlText w:val=""/>
+      <w:lvlJc w:val="left"/>
+      <w:pPr>
+        <w:ind w:left="5040" w:hanging="360"/>
+      </w:pPr>
+      <w:rPr>
+        <w:rFonts w:ascii="Symbol" w:hAnsi="Symbol" w:hint="default"/>
+      </w:rPr>
+    </w:lvl>
+    <w:lvl w:ilvl="7" w:tplc="04090003" w:tentative="1">
+      <w:start w:val="1"/>
+      <w:numFmt w:val="bullet"/>
+      <w:lvlText w:val="o"/>
+      <w:lvlJc w:val="left"/>
+      <w:pPr>
+        <w:ind w:left="5760" w:hanging="360"/>
+      </w:pPr>
+      <w:rPr>
+        <w:rFonts w:ascii="Courier New" w:hAnsi="Courier New" w:cs="Courier New" w:hint="default"/>
+      </w:rPr>
+    </w:lvl>
+    <w:lvl w:ilvl="8" w:tplc="04090005" w:tentative="1">
+      <w:start w:val="1"/>
+      <w:numFmt w:val="bullet"/>
+      <w:lvlText w:val=""/>
+      <w:lvlJc w:val="left"/>
+      <w:pPr>
+        <w:ind w:left="6480" w:hanging="360"/>
+      </w:pPr>
+      <w:rPr>
+        <w:rFonts w:ascii="Wingdings" w:hAnsi="Wingdings" w:hint="default"/>
+      </w:rPr>
+    </w:lvl>
+  </w:abstractNum>
+  <w:abstractNum w:abstractNumId="34" w15:restartNumberingAfterBreak="0">
+    <w:nsid w:val="774A1627"/>
+    <w:multiLevelType w:val="hybridMultilevel"/>
+    <w:tmpl w:val="F8B28D46"/>
+    <w:lvl w:ilvl="0" w:tplc="0409000D">
+      <w:start w:val="1"/>
+      <w:numFmt w:val="bullet"/>
+      <w:lvlText w:val=""/>
+      <w:lvlJc w:val="left"/>
+      <w:pPr>
+        <w:ind w:left="720" w:hanging="360"/>
+      </w:pPr>
+      <w:rPr>
+        <w:rFonts w:ascii="Wingdings" w:hAnsi="Wingdings" w:hint="default"/>
+      </w:rPr>
+    </w:lvl>
+    <w:lvl w:ilvl="1" w:tplc="04090003" w:tentative="1">
+      <w:start w:val="1"/>
+      <w:numFmt w:val="bullet"/>
+      <w:lvlText w:val="o"/>
+      <w:lvlJc w:val="left"/>
+      <w:pPr>
+        <w:ind w:left="1440" w:hanging="360"/>
+      </w:pPr>
+      <w:rPr>
+        <w:rFonts w:ascii="Courier New" w:hAnsi="Courier New" w:cs="Courier New" w:hint="default"/>
+      </w:rPr>
+    </w:lvl>
+    <w:lvl w:ilvl="2" w:tplc="04090005" w:tentative="1">
+      <w:start w:val="1"/>
+      <w:numFmt w:val="bullet"/>
+      <w:lvlText w:val=""/>
+      <w:lvlJc w:val="left"/>
+      <w:pPr>
+        <w:ind w:left="2160" w:hanging="360"/>
+      </w:pPr>
+      <w:rPr>
+        <w:rFonts w:ascii="Wingdings" w:hAnsi="Wingdings" w:hint="default"/>
+      </w:rPr>
+    </w:lvl>
+    <w:lvl w:ilvl="3" w:tplc="04090001" w:tentative="1">
+      <w:start w:val="1"/>
+      <w:numFmt w:val="bullet"/>
+      <w:lvlText w:val=""/>
+      <w:lvlJc w:val="left"/>
+      <w:pPr>
+        <w:ind w:left="2880" w:hanging="360"/>
+      </w:pPr>
+      <w:rPr>
+        <w:rFonts w:ascii="Symbol" w:hAnsi="Symbol" w:hint="default"/>
+      </w:rPr>
+    </w:lvl>
+    <w:lvl w:ilvl="4" w:tplc="04090003" w:tentative="1">
+      <w:start w:val="1"/>
+      <w:numFmt w:val="bullet"/>
+      <w:lvlText w:val="o"/>
+      <w:lvlJc w:val="left"/>
+      <w:pPr>
+        <w:ind w:left="3600" w:hanging="360"/>
+      </w:pPr>
+      <w:rPr>
+        <w:rFonts w:ascii="Courier New" w:hAnsi="Courier New" w:cs="Courier New" w:hint="default"/>
+      </w:rPr>
+    </w:lvl>
+    <w:lvl w:ilvl="5" w:tplc="04090005" w:tentative="1">
+      <w:start w:val="1"/>
+      <w:numFmt w:val="bullet"/>
+      <w:lvlText w:val=""/>
+      <w:lvlJc w:val="left"/>
+      <w:pPr>
+        <w:ind w:left="4320" w:hanging="360"/>
+      </w:pPr>
+      <w:rPr>
+        <w:rFonts w:ascii="Wingdings" w:hAnsi="Wingdings" w:hint="default"/>
+      </w:rPr>
+    </w:lvl>
+    <w:lvl w:ilvl="6" w:tplc="04090001" w:tentative="1">
+      <w:start w:val="1"/>
+      <w:numFmt w:val="bullet"/>
+      <w:lvlText w:val=""/>
+      <w:lvlJc w:val="left"/>
+      <w:pPr>
+        <w:ind w:left="5040" w:hanging="360"/>
+      </w:pPr>
+      <w:rPr>
+        <w:rFonts w:ascii="Symbol" w:hAnsi="Symbol" w:hint="default"/>
+      </w:rPr>
+    </w:lvl>
+    <w:lvl w:ilvl="7" w:tplc="04090003" w:tentative="1">
+      <w:start w:val="1"/>
+      <w:numFmt w:val="bullet"/>
+      <w:lvlText w:val="o"/>
+      <w:lvlJc w:val="left"/>
+      <w:pPr>
+        <w:ind w:left="5760" w:hanging="360"/>
+      </w:pPr>
+      <w:rPr>
+        <w:rFonts w:ascii="Courier New" w:hAnsi="Courier New" w:cs="Courier New" w:hint="default"/>
+      </w:rPr>
+    </w:lvl>
+    <w:lvl w:ilvl="8" w:tplc="04090005" w:tentative="1">
+      <w:start w:val="1"/>
+      <w:numFmt w:val="bullet"/>
+      <w:lvlText w:val=""/>
+      <w:lvlJc w:val="left"/>
+      <w:pPr>
+        <w:ind w:left="6480" w:hanging="360"/>
+      </w:pPr>
+      <w:rPr>
+        <w:rFonts w:ascii="Wingdings" w:hAnsi="Wingdings" w:hint="default"/>
+      </w:rPr>
+    </w:lvl>
+  </w:abstractNum>
+  <w:abstractNum w:abstractNumId="35" w15:restartNumberingAfterBreak="0">
     <w:nsid w:val="778E53AC"/>
     <w:multiLevelType w:val="hybridMultilevel"/>
     <w:tmpl w:val="46848FEC"/>
@@ -17602,107 +18687,235 @@
       </w:rPr>
     </w:lvl>
   </w:abstractNum>
+  <w:abstractNum w:abstractNumId="36" w15:restartNumberingAfterBreak="0">
+    <w:nsid w:val="7C4F4150"/>
+    <w:multiLevelType w:val="hybridMultilevel"/>
+    <w:tmpl w:val="B1A24496"/>
+    <w:lvl w:ilvl="0" w:tplc="04090001">
+      <w:start w:val="1"/>
+      <w:numFmt w:val="bullet"/>
+      <w:lvlText w:val=""/>
+      <w:lvlJc w:val="left"/>
+      <w:pPr>
+        <w:ind w:left="720" w:hanging="360"/>
+      </w:pPr>
+      <w:rPr>
+        <w:rFonts w:ascii="Symbol" w:hAnsi="Symbol" w:hint="default"/>
+      </w:rPr>
+    </w:lvl>
+    <w:lvl w:ilvl="1" w:tplc="FFFFFFFF" w:tentative="1">
+      <w:start w:val="1"/>
+      <w:numFmt w:val="bullet"/>
+      <w:lvlText w:val="o"/>
+      <w:lvlJc w:val="left"/>
+      <w:pPr>
+        <w:ind w:left="1440" w:hanging="360"/>
+      </w:pPr>
+      <w:rPr>
+        <w:rFonts w:ascii="Courier New" w:hAnsi="Courier New" w:cs="Courier New" w:hint="default"/>
+      </w:rPr>
+    </w:lvl>
+    <w:lvl w:ilvl="2" w:tplc="FFFFFFFF" w:tentative="1">
+      <w:start w:val="1"/>
+      <w:numFmt w:val="bullet"/>
+      <w:lvlText w:val=""/>
+      <w:lvlJc w:val="left"/>
+      <w:pPr>
+        <w:ind w:left="2160" w:hanging="360"/>
+      </w:pPr>
+      <w:rPr>
+        <w:rFonts w:ascii="Wingdings" w:hAnsi="Wingdings" w:hint="default"/>
+      </w:rPr>
+    </w:lvl>
+    <w:lvl w:ilvl="3" w:tplc="FFFFFFFF" w:tentative="1">
+      <w:start w:val="1"/>
+      <w:numFmt w:val="bullet"/>
+      <w:lvlText w:val=""/>
+      <w:lvlJc w:val="left"/>
+      <w:pPr>
+        <w:ind w:left="2880" w:hanging="360"/>
+      </w:pPr>
+      <w:rPr>
+        <w:rFonts w:ascii="Symbol" w:hAnsi="Symbol" w:hint="default"/>
+      </w:rPr>
+    </w:lvl>
+    <w:lvl w:ilvl="4" w:tplc="FFFFFFFF" w:tentative="1">
+      <w:start w:val="1"/>
+      <w:numFmt w:val="bullet"/>
+      <w:lvlText w:val="o"/>
+      <w:lvlJc w:val="left"/>
+      <w:pPr>
+        <w:ind w:left="3600" w:hanging="360"/>
+      </w:pPr>
+      <w:rPr>
+        <w:rFonts w:ascii="Courier New" w:hAnsi="Courier New" w:cs="Courier New" w:hint="default"/>
+      </w:rPr>
+    </w:lvl>
+    <w:lvl w:ilvl="5" w:tplc="FFFFFFFF" w:tentative="1">
+      <w:start w:val="1"/>
+      <w:numFmt w:val="bullet"/>
+      <w:lvlText w:val=""/>
+      <w:lvlJc w:val="left"/>
+      <w:pPr>
+        <w:ind w:left="4320" w:hanging="360"/>
+      </w:pPr>
+      <w:rPr>
+        <w:rFonts w:ascii="Wingdings" w:hAnsi="Wingdings" w:hint="default"/>
+      </w:rPr>
+    </w:lvl>
+    <w:lvl w:ilvl="6" w:tplc="FFFFFFFF" w:tentative="1">
+      <w:start w:val="1"/>
+      <w:numFmt w:val="bullet"/>
+      <w:lvlText w:val=""/>
+      <w:lvlJc w:val="left"/>
+      <w:pPr>
+        <w:ind w:left="5040" w:hanging="360"/>
+      </w:pPr>
+      <w:rPr>
+        <w:rFonts w:ascii="Symbol" w:hAnsi="Symbol" w:hint="default"/>
+      </w:rPr>
+    </w:lvl>
+    <w:lvl w:ilvl="7" w:tplc="FFFFFFFF" w:tentative="1">
+      <w:start w:val="1"/>
+      <w:numFmt w:val="bullet"/>
+      <w:lvlText w:val="o"/>
+      <w:lvlJc w:val="left"/>
+      <w:pPr>
+        <w:ind w:left="5760" w:hanging="360"/>
+      </w:pPr>
+      <w:rPr>
+        <w:rFonts w:ascii="Courier New" w:hAnsi="Courier New" w:cs="Courier New" w:hint="default"/>
+      </w:rPr>
+    </w:lvl>
+    <w:lvl w:ilvl="8" w:tplc="FFFFFFFF" w:tentative="1">
+      <w:start w:val="1"/>
+      <w:numFmt w:val="bullet"/>
+      <w:lvlText w:val=""/>
+      <w:lvlJc w:val="left"/>
+      <w:pPr>
+        <w:ind w:left="6480" w:hanging="360"/>
+      </w:pPr>
+      <w:rPr>
+        <w:rFonts w:ascii="Wingdings" w:hAnsi="Wingdings" w:hint="default"/>
+      </w:rPr>
+    </w:lvl>
+  </w:abstractNum>
   <w:num w:numId="1" w16cid:durableId="2101438844">
-    <w:abstractNumId w:val="6"/>
+    <w:abstractNumId w:val="7"/>
   </w:num>
   <w:num w:numId="2" w16cid:durableId="316610179">
-    <w:abstractNumId w:val="28"/>
+    <w:abstractNumId w:val="30"/>
   </w:num>
   <w:num w:numId="3" w16cid:durableId="814028682">
-    <w:abstractNumId w:val="17"/>
+    <w:abstractNumId w:val="18"/>
   </w:num>
   <w:num w:numId="4" w16cid:durableId="1303778252">
+    <w:abstractNumId w:val="16"/>
+  </w:num>
+  <w:num w:numId="5" w16cid:durableId="1457531114">
+    <w:abstractNumId w:val="31"/>
+  </w:num>
+  <w:num w:numId="6" w16cid:durableId="1913082731">
+    <w:abstractNumId w:val="3"/>
+  </w:num>
+  <w:num w:numId="7" w16cid:durableId="1879586203">
+    <w:abstractNumId w:val="14"/>
+  </w:num>
+  <w:num w:numId="8" w16cid:durableId="129443754">
+    <w:abstractNumId w:val="29"/>
+  </w:num>
+  <w:num w:numId="9" w16cid:durableId="2058893660">
+    <w:abstractNumId w:val="21"/>
+  </w:num>
+  <w:num w:numId="10" w16cid:durableId="227888160">
     <w:abstractNumId w:val="15"/>
   </w:num>
-  <w:num w:numId="5" w16cid:durableId="1457531114">
-    <w:abstractNumId w:val="29"/>
+  <w:num w:numId="11" w16cid:durableId="108159514">
+    <w:abstractNumId w:val="20"/>
   </w:num>
-  <w:num w:numId="6" w16cid:durableId="1913082731">
-    <w:abstractNumId w:val="2"/>
+  <w:num w:numId="12" w16cid:durableId="1276474292">
+    <w:abstractNumId w:val="4"/>
   </w:num>
-  <w:num w:numId="7" w16cid:durableId="1879586203">
+  <w:num w:numId="13" w16cid:durableId="658267167">
+    <w:abstractNumId w:val="24"/>
+  </w:num>
+  <w:num w:numId="14" w16cid:durableId="1690596539">
+    <w:abstractNumId w:val="35"/>
+  </w:num>
+  <w:num w:numId="15" w16cid:durableId="1256209022">
+    <w:abstractNumId w:val="22"/>
+  </w:num>
+  <w:num w:numId="16" w16cid:durableId="1219783258">
+    <w:abstractNumId w:val="26"/>
+  </w:num>
+  <w:num w:numId="17" w16cid:durableId="9991933">
     <w:abstractNumId w:val="13"/>
   </w:num>
-  <w:num w:numId="8" w16cid:durableId="129443754">
-    <w:abstractNumId w:val="27"/>
-  </w:num>
-  <w:num w:numId="9" w16cid:durableId="2058893660">
-    <w:abstractNumId w:val="20"/>
-  </w:num>
-  <w:num w:numId="10" w16cid:durableId="227888160">
-    <w:abstractNumId w:val="14"/>
-  </w:num>
-  <w:num w:numId="11" w16cid:durableId="108159514">
+  <w:num w:numId="18" w16cid:durableId="1643655893">
     <w:abstractNumId w:val="19"/>
-  </w:num>
-  <w:num w:numId="12" w16cid:durableId="1276474292">
-    <w:abstractNumId w:val="3"/>
-  </w:num>
-  <w:num w:numId="13" w16cid:durableId="658267167">
-    <w:abstractNumId w:val="22"/>
-  </w:num>
-  <w:num w:numId="14" w16cid:durableId="1690596539">
-    <w:abstractNumId w:val="31"/>
-  </w:num>
-  <w:num w:numId="15" w16cid:durableId="1256209022">
-    <w:abstractNumId w:val="21"/>
-  </w:num>
-  <w:num w:numId="16" w16cid:durableId="1219783258">
-    <w:abstractNumId w:val="24"/>
-  </w:num>
-  <w:num w:numId="17" w16cid:durableId="9991933">
-    <w:abstractNumId w:val="12"/>
-  </w:num>
-  <w:num w:numId="18" w16cid:durableId="1643655893">
-    <w:abstractNumId w:val="18"/>
   </w:num>
   <w:num w:numId="19" w16cid:durableId="1486045221">
     <w:abstractNumId w:val="1"/>
   </w:num>
   <w:num w:numId="20" w16cid:durableId="2109112165">
+    <w:abstractNumId w:val="6"/>
+  </w:num>
+  <w:num w:numId="21" w16cid:durableId="782072645">
+    <w:abstractNumId w:val="32"/>
+  </w:num>
+  <w:num w:numId="22" w16cid:durableId="510687368">
+    <w:abstractNumId w:val="25"/>
+  </w:num>
+  <w:num w:numId="23" w16cid:durableId="454952736">
     <w:abstractNumId w:val="5"/>
   </w:num>
-  <w:num w:numId="21" w16cid:durableId="782072645">
-    <w:abstractNumId w:val="30"/>
+  <w:num w:numId="24" w16cid:durableId="1345401739">
+    <w:abstractNumId w:val="12"/>
   </w:num>
-  <w:num w:numId="22" w16cid:durableId="510687368">
-    <w:abstractNumId w:val="23"/>
+  <w:num w:numId="25" w16cid:durableId="901789634">
+    <w:abstractNumId w:val="28"/>
   </w:num>
-  <w:num w:numId="23" w16cid:durableId="454952736">
-    <w:abstractNumId w:val="4"/>
-  </w:num>
-  <w:num w:numId="24" w16cid:durableId="1345401739">
+  <w:num w:numId="26" w16cid:durableId="232276843">
     <w:abstractNumId w:val="11"/>
   </w:num>
-  <w:num w:numId="25" w16cid:durableId="901789634">
-    <w:abstractNumId w:val="26"/>
-  </w:num>
-  <w:num w:numId="26" w16cid:durableId="232276843">
-    <w:abstractNumId w:val="10"/>
-  </w:num>
   <w:num w:numId="27" w16cid:durableId="1116676592">
-    <w:abstractNumId w:val="8"/>
+    <w:abstractNumId w:val="9"/>
   </w:num>
   <w:num w:numId="28" w16cid:durableId="679434376">
-    <w:abstractNumId w:val="9"/>
+    <w:abstractNumId w:val="10"/>
   </w:num>
   <w:num w:numId="29" w16cid:durableId="1454054484">
     <w:abstractNumId w:val="0"/>
   </w:num>
   <w:num w:numId="30" w16cid:durableId="98066943">
-    <w:abstractNumId w:val="16"/>
+    <w:abstractNumId w:val="17"/>
   </w:num>
   <w:num w:numId="31" w16cid:durableId="201746400">
-    <w:abstractNumId w:val="25"/>
+    <w:abstractNumId w:val="27"/>
   </w:num>
   <w:num w:numId="32" w16cid:durableId="815224728">
-    <w:abstractNumId w:val="7"/>
+    <w:abstractNumId w:val="8"/>
+  </w:num>
+  <w:num w:numId="33" w16cid:durableId="1034037066">
+    <w:abstractNumId w:val="33"/>
+  </w:num>
+  <w:num w:numId="34" w16cid:durableId="177700024">
+    <w:abstractNumId w:val="34"/>
+  </w:num>
+  <w:num w:numId="35" w16cid:durableId="1713001290">
+    <w:abstractNumId w:val="2"/>
+  </w:num>
+  <w:num w:numId="36" w16cid:durableId="1468817616">
+    <w:abstractNumId w:val="36"/>
+  </w:num>
+  <w:num w:numId="37" w16cid:durableId="1896889119">
+    <w:abstractNumId w:val="23"/>
   </w:num>
 </w:numbering>
 </file>
 
 <file path=word/styles.xml><?xml version="1.0" encoding="utf-8"?>
-<w:styles xmlns:mc="http://schemas.openxmlformats.org/markup-compatibility/2006" xmlns:r="http://schemas.openxmlformats.org/officeDocument/2006/relationships" xmlns:w="http://schemas.openxmlformats.org/wordprocessingml/2006/main" xmlns:w14="http://schemas.microsoft.com/office/word/2010/wordml" xmlns:w15="http://schemas.microsoft.com/office/word/2012/wordml" xmlns:w16cex="http://schemas.microsoft.com/office/word/2018/wordml/cex" xmlns:w16cid="http://schemas.microsoft.com/office/word/2016/wordml/cid" xmlns:w16="http://schemas.microsoft.com/office/word/2018/wordml" xmlns:w16du="http://schemas.microsoft.com/office/word/2023/wordml/word16du" xmlns:w16sdtdh="http://schemas.microsoft.com/office/word/2020/wordml/sdtdatahash" xmlns:w16sdtfl="http://schemas.microsoft.com/office/word/2024/wordml/sdtformatlock" xmlns:w16se="http://schemas.microsoft.com/office/word/2015/wordml/symex" mc:Ignorable="w14 w15 w16se w16cid w16 w16cex w16sdtdh w16sdtfl w16du">
+<w:styles xmlns:mc="http://schemas.openxmlformats.org/markup-compatibility/2006" xmlns:r="http://schemas.openxmlformats.org/officeDocument/2006/relationships" xmlns:w="http://schemas.openxmlformats.org/wordprocessingml/2006/main" xmlns:w14="http://schemas.microsoft.com/office/word/2010/wordml" xmlns:w15="http://schemas.microsoft.com/office/word/2012/wordml" xmlns:w16cex="http://schemas.microsoft.com/office/word/2018/wordml/cex" xmlns:w16cid="http://schemas.microsoft.com/office/word/2016/wordml/cid" xmlns:w16="http://schemas.microsoft.com/office/word/2018/wordml" xmlns:w16sdtdh="http://schemas.microsoft.com/office/word/2020/wordml/sdtdatahash" xmlns:w16se="http://schemas.microsoft.com/office/word/2015/wordml/symex" mc:Ignorable="w14 w15 w16se w16cid w16 w16cex w16sdtdh">
   <w:docDefaults>
     <w:rPrDefault>
       <w:rPr>

--- a/Kubernetes/2-architecture.docx
+++ b/Kubernetes/2-architecture.docx
@@ -6236,7 +6236,7 @@
                     <pic:cNvPicPr/>
                   </pic:nvPicPr>
                   <pic:blipFill rotWithShape="1">
-                    <a:blip r:embed="rId5" cstate="print">
+                    <a:blip r:embed="rId6" cstate="print">
                       <a:extLst>
                         <a:ext uri="{28A0092B-C50C-407E-A947-70E740481C1C}">
                           <a14:useLocalDpi xmlns:a14="http://schemas.microsoft.com/office/drawing/2010/main" val="0"/>
@@ -6327,15 +6327,7 @@
           <w:sz w:val="27"/>
           <w:szCs w:val="27"/>
         </w:rPr>
-        <w:t xml:space="preserve"> </w:t>
-      </w:r>
-      <w:r>
-        <w:rPr>
-          <w:rFonts w:asciiTheme="majorBidi" w:hAnsiTheme="majorBidi" w:cstheme="majorBidi"/>
-          <w:sz w:val="27"/>
-          <w:szCs w:val="27"/>
-        </w:rPr>
-        <w:t xml:space="preserve">Instead of running </w:t>
+        <w:t xml:space="preserve"> Instead of running </w:t>
       </w:r>
       <w:proofErr w:type="spellStart"/>
       <w:r>
@@ -9847,8 +9839,8 @@
           <w:rFonts w:asciiTheme="majorBidi" w:hAnsiTheme="majorBidi" w:cstheme="majorBidi"/>
           <w:b/>
           <w:bCs/>
-          <w:sz w:val="32"/>
-          <w:szCs w:val="32"/>
+          <w:sz w:val="36"/>
+          <w:szCs w:val="36"/>
         </w:rPr>
         <w:t>kubelet</w:t>
       </w:r>
@@ -10069,6 +10061,7 @@
           <w:ilvl w:val="0"/>
           <w:numId w:val="14"/>
         </w:numPr>
+        <w:spacing w:after="80"/>
         <w:ind w:left="360"/>
         <w:jc w:val="both"/>
         <w:rPr>
@@ -10088,7 +10081,7 @@
     </w:p>
     <w:p>
       <w:pPr>
-        <w:spacing w:after="100"/>
+        <w:spacing w:after="80"/>
         <w:jc w:val="both"/>
         <w:rPr>
           <w:rFonts w:asciiTheme="majorBidi" w:hAnsiTheme="majorBidi" w:cstheme="majorBidi"/>
@@ -10917,8 +10910,8 @@
           <w:rFonts w:asciiTheme="majorBidi" w:hAnsiTheme="majorBidi" w:cstheme="majorBidi"/>
           <w:b/>
           <w:bCs/>
-          <w:sz w:val="32"/>
-          <w:szCs w:val="32"/>
+          <w:sz w:val="36"/>
+          <w:szCs w:val="36"/>
         </w:rPr>
       </w:pPr>
       <w:proofErr w:type="spellStart"/>
@@ -10927,8 +10920,8 @@
           <w:rFonts w:asciiTheme="majorBidi" w:hAnsiTheme="majorBidi" w:cstheme="majorBidi"/>
           <w:b/>
           <w:bCs/>
-          <w:sz w:val="32"/>
-          <w:szCs w:val="32"/>
+          <w:sz w:val="36"/>
+          <w:szCs w:val="36"/>
         </w:rPr>
         <w:t>kube</w:t>
       </w:r>
@@ -10938,8 +10931,8 @@
           <w:rFonts w:asciiTheme="majorBidi" w:hAnsiTheme="majorBidi" w:cstheme="majorBidi"/>
           <w:b/>
           <w:bCs/>
-          <w:sz w:val="32"/>
-          <w:szCs w:val="32"/>
+          <w:sz w:val="36"/>
+          <w:szCs w:val="36"/>
         </w:rPr>
         <w:t>-proxy</w:t>
       </w:r>
@@ -10948,8 +10941,8 @@
           <w:rFonts w:asciiTheme="majorBidi" w:hAnsiTheme="majorBidi" w:cstheme="majorBidi"/>
           <w:b/>
           <w:bCs/>
-          <w:sz w:val="32"/>
-          <w:szCs w:val="32"/>
+          <w:sz w:val="36"/>
+          <w:szCs w:val="36"/>
         </w:rPr>
         <w:t>:</w:t>
       </w:r>
@@ -13560,6 +13553,8 @@
       <w:r>
         <w:rPr>
           <w:rFonts w:asciiTheme="majorBidi" w:hAnsiTheme="majorBidi" w:cstheme="majorBidi"/>
+          <w:b/>
+          <w:bCs/>
           <w:sz w:val="28"/>
           <w:szCs w:val="28"/>
         </w:rPr>
@@ -14234,6 +14229,7 @@
     </w:p>
     <w:p>
       <w:pPr>
+        <w:spacing w:after="80"/>
         <w:jc w:val="both"/>
         <w:rPr>
           <w:rFonts w:asciiTheme="majorBidi" w:hAnsiTheme="majorBidi" w:cstheme="majorBidi"/>
@@ -14569,7 +14565,7 @@
     </w:p>
     <w:p>
       <w:pPr>
-        <w:spacing w:after="120"/>
+        <w:spacing w:after="60"/>
         <w:jc w:val="both"/>
         <w:rPr>
           <w:rFonts w:asciiTheme="majorBidi" w:hAnsiTheme="majorBidi" w:cstheme="majorBidi"/>
@@ -14708,7 +14704,7 @@
     </w:p>
     <w:p>
       <w:pPr>
-        <w:spacing w:after="120"/>
+        <w:spacing w:after="60"/>
         <w:jc w:val="both"/>
         <w:rPr>
           <w:rFonts w:asciiTheme="majorBidi" w:hAnsiTheme="majorBidi" w:cstheme="majorBidi"/>
@@ -15312,6 +15308,170 @@
           <w:szCs w:val="28"/>
         </w:rPr>
         <w:t>. Kubernetes then ensures that the cluster state matches the declared configuration.</w:t>
+      </w:r>
+    </w:p>
+    <w:p>
+      <w:pPr>
+        <w:jc w:val="both"/>
+        <w:rPr>
+          <w:rFonts w:asciiTheme="majorBidi" w:hAnsiTheme="majorBidi" w:cstheme="majorBidi"/>
+          <w:sz w:val="28"/>
+          <w:szCs w:val="28"/>
+        </w:rPr>
+      </w:pPr>
+      <w:r>
+        <w:rPr>
+          <w:rFonts w:asciiTheme="majorBidi" w:hAnsiTheme="majorBidi" w:cstheme="majorBidi"/>
+          <w:sz w:val="28"/>
+          <w:szCs w:val="28"/>
+        </w:rPr>
+        <w:t xml:space="preserve">Beyond basic resource management, </w:t>
+      </w:r>
+      <w:proofErr w:type="spellStart"/>
+      <w:r>
+        <w:rPr>
+          <w:rFonts w:asciiTheme="majorBidi" w:hAnsiTheme="majorBidi" w:cstheme="majorBidi"/>
+          <w:b/>
+          <w:bCs/>
+          <w:i/>
+          <w:iCs/>
+          <w:sz w:val="28"/>
+          <w:szCs w:val="28"/>
+        </w:rPr>
+        <w:t>kubectl</w:t>
+      </w:r>
+      <w:proofErr w:type="spellEnd"/>
+      <w:r>
+        <w:rPr>
+          <w:rFonts w:asciiTheme="majorBidi" w:hAnsiTheme="majorBidi" w:cstheme="majorBidi"/>
+          <w:sz w:val="28"/>
+          <w:szCs w:val="28"/>
+        </w:rPr>
+        <w:t xml:space="preserve"> also provides operational and debugging capabilities. Users can inspect logs (</w:t>
+      </w:r>
+      <w:proofErr w:type="spellStart"/>
+      <w:r>
+        <w:rPr>
+          <w:rFonts w:asciiTheme="majorBidi" w:hAnsiTheme="majorBidi" w:cstheme="majorBidi"/>
+          <w:b/>
+          <w:bCs/>
+          <w:i/>
+          <w:iCs/>
+          <w:sz w:val="28"/>
+          <w:szCs w:val="28"/>
+        </w:rPr>
+        <w:t>kubectl</w:t>
+      </w:r>
+      <w:proofErr w:type="spellEnd"/>
+      <w:r>
+        <w:rPr>
+          <w:rFonts w:asciiTheme="majorBidi" w:hAnsiTheme="majorBidi" w:cstheme="majorBidi"/>
+          <w:b/>
+          <w:bCs/>
+          <w:i/>
+          <w:iCs/>
+          <w:sz w:val="28"/>
+          <w:szCs w:val="28"/>
+        </w:rPr>
+        <w:t xml:space="preserve"> logs</w:t>
+      </w:r>
+      <w:r>
+        <w:rPr>
+          <w:rFonts w:asciiTheme="majorBidi" w:hAnsiTheme="majorBidi" w:cstheme="majorBidi"/>
+          <w:sz w:val="28"/>
+          <w:szCs w:val="28"/>
+        </w:rPr>
+        <w:t>), execute commands inside containers (</w:t>
+      </w:r>
+      <w:proofErr w:type="spellStart"/>
+      <w:r>
+        <w:rPr>
+          <w:rFonts w:asciiTheme="majorBidi" w:hAnsiTheme="majorBidi" w:cstheme="majorBidi"/>
+          <w:b/>
+          <w:bCs/>
+          <w:i/>
+          <w:iCs/>
+          <w:sz w:val="28"/>
+          <w:szCs w:val="28"/>
+        </w:rPr>
+        <w:t>kubectl</w:t>
+      </w:r>
+      <w:proofErr w:type="spellEnd"/>
+      <w:r>
+        <w:rPr>
+          <w:rFonts w:asciiTheme="majorBidi" w:hAnsiTheme="majorBidi" w:cstheme="majorBidi"/>
+          <w:b/>
+          <w:bCs/>
+          <w:i/>
+          <w:iCs/>
+          <w:sz w:val="28"/>
+          <w:szCs w:val="28"/>
+        </w:rPr>
+        <w:t xml:space="preserve"> exec</w:t>
+      </w:r>
+      <w:r>
+        <w:rPr>
+          <w:rFonts w:asciiTheme="majorBidi" w:hAnsiTheme="majorBidi" w:cstheme="majorBidi"/>
+          <w:sz w:val="28"/>
+          <w:szCs w:val="28"/>
+        </w:rPr>
+        <w:t>), forward ports (</w:t>
+      </w:r>
+      <w:proofErr w:type="spellStart"/>
+      <w:r>
+        <w:rPr>
+          <w:rFonts w:asciiTheme="majorBidi" w:hAnsiTheme="majorBidi" w:cstheme="majorBidi"/>
+          <w:b/>
+          <w:bCs/>
+          <w:i/>
+          <w:iCs/>
+          <w:sz w:val="28"/>
+          <w:szCs w:val="28"/>
+        </w:rPr>
+        <w:t>kubectl</w:t>
+      </w:r>
+      <w:proofErr w:type="spellEnd"/>
+      <w:r>
+        <w:rPr>
+          <w:rFonts w:asciiTheme="majorBidi" w:hAnsiTheme="majorBidi" w:cstheme="majorBidi"/>
+          <w:b/>
+          <w:bCs/>
+          <w:i/>
+          <w:iCs/>
+          <w:sz w:val="28"/>
+          <w:szCs w:val="28"/>
+        </w:rPr>
+        <w:t xml:space="preserve"> port-forward</w:t>
+      </w:r>
+      <w:r>
+        <w:rPr>
+          <w:rFonts w:asciiTheme="majorBidi" w:hAnsiTheme="majorBidi" w:cstheme="majorBidi"/>
+          <w:sz w:val="28"/>
+          <w:szCs w:val="28"/>
+        </w:rPr>
+        <w:t xml:space="preserve">), view cluster information, and monitor resource status. Because </w:t>
+      </w:r>
+      <w:proofErr w:type="spellStart"/>
+      <w:r>
+        <w:rPr>
+          <w:rFonts w:asciiTheme="majorBidi" w:hAnsiTheme="majorBidi" w:cstheme="majorBidi"/>
+          <w:b/>
+          <w:bCs/>
+          <w:i/>
+          <w:iCs/>
+          <w:sz w:val="28"/>
+          <w:szCs w:val="28"/>
+        </w:rPr>
+        <w:t>kubectl</w:t>
+      </w:r>
+      <w:proofErr w:type="spellEnd"/>
+      <w:r>
+        <w:rPr>
+          <w:rFonts w:asciiTheme="majorBidi" w:hAnsiTheme="majorBidi" w:cstheme="majorBidi"/>
+          <w:sz w:val="28"/>
+          <w:szCs w:val="28"/>
+        </w:rPr>
+        <w:t xml:space="preserve"> communicates entirely through the Kubernetes API, it is simply one of many possible clients; dashboards, automation tools, CI/CD systems, and custom applications can interact with the cluster in the same way by using the Kubernetes API.</w:t>
       </w:r>
     </w:p>
     <w:p>
@@ -15333,16 +15493,16 @@
         <mc:AlternateContent>
           <mc:Choice Requires="wps">
             <w:drawing>
-              <wp:anchor distT="0" distB="0" distL="114300" distR="114300" simplePos="0" relativeHeight="251664384" behindDoc="0" locked="0" layoutInCell="1" allowOverlap="1" wp14:anchorId="3A4868C6" wp14:editId="5A34F5D0">
+              <wp:anchor distT="0" distB="0" distL="114300" distR="114300" simplePos="0" relativeHeight="251664384" behindDoc="0" locked="0" layoutInCell="1" allowOverlap="1" wp14:anchorId="3A4868C6" wp14:editId="7565FE5F">
                 <wp:simplePos x="0" y="0"/>
                 <wp:positionH relativeFrom="margin">
                   <wp:align>right</wp:align>
                 </wp:positionH>
                 <wp:positionV relativeFrom="paragraph">
-                  <wp:posOffset>1483359</wp:posOffset>
+                  <wp:posOffset>2540</wp:posOffset>
                 </wp:positionV>
-                <wp:extent cx="6838950" cy="1647825"/>
-                <wp:effectExtent l="0" t="0" r="19050" b="28575"/>
+                <wp:extent cx="6838950" cy="4899660"/>
+                <wp:effectExtent l="0" t="0" r="19050" b="15240"/>
                 <wp:wrapNone/>
                 <wp:docPr id="1" name="Rectangle 1"/>
                 <wp:cNvGraphicFramePr/>
@@ -15353,7 +15513,7 @@
                       <wps:spPr>
                         <a:xfrm>
                           <a:off x="0" y="0"/>
-                          <a:ext cx="6838950" cy="1647825"/>
+                          <a:ext cx="6838950" cy="4899660"/>
                         </a:xfrm>
                         <a:prstGeom prst="rect">
                           <a:avLst/>
@@ -15377,7 +15537,7 @@
                         <w:txbxContent>
                           <w:p>
                             <w:pPr>
-                              <w:spacing w:after="60"/>
+                              <w:spacing w:after="40"/>
                               <w:jc w:val="both"/>
                               <w:rPr>
                                 <w:rFonts w:asciiTheme="majorBidi" w:hAnsiTheme="majorBidi" w:cstheme="majorBidi"/>
@@ -15541,506 +15701,6 @@
                           </w:p>
                           <w:p>
                             <w:pPr>
-                              <w:jc w:val="center"/>
-                            </w:pPr>
-                          </w:p>
-                        </w:txbxContent>
-                      </wps:txbx>
-                      <wps:bodyPr rot="0" spcFirstLastPara="0" vertOverflow="overflow" horzOverflow="overflow" vert="horz" wrap="square" lIns="91440" tIns="45720" rIns="91440" bIns="45720" numCol="1" spcCol="0" rtlCol="0" fromWordArt="0" anchor="ctr" anchorCtr="0" forceAA="0" compatLnSpc="1">
-                        <a:prstTxWarp prst="textNoShape">
-                          <a:avLst/>
-                        </a:prstTxWarp>
-                        <a:noAutofit/>
-                      </wps:bodyPr>
-                    </wps:wsp>
-                  </a:graphicData>
-                </a:graphic>
-                <wp14:sizeRelH relativeFrom="margin">
-                  <wp14:pctWidth>0</wp14:pctWidth>
-                </wp14:sizeRelH>
-                <wp14:sizeRelV relativeFrom="margin">
-                  <wp14:pctHeight>0</wp14:pctHeight>
-                </wp14:sizeRelV>
-              </wp:anchor>
-            </w:drawing>
-          </mc:Choice>
-          <mc:Fallback>
-            <w:pict>
-              <v:rect w14:anchorId="3A4868C6" id="Rectangle 1" o:spid="_x0000_s1028" style="position:absolute;left:0;text-align:left;margin-left:487.3pt;margin-top:116.8pt;width:538.5pt;height:129.75pt;z-index:251664384;visibility:visible;mso-wrap-style:square;mso-width-percent:0;mso-height-percent:0;mso-wrap-distance-left:9pt;mso-wrap-distance-top:0;mso-wrap-distance-right:9pt;mso-wrap-distance-bottom:0;mso-position-horizontal:right;mso-position-horizontal-relative:margin;mso-position-vertical:absolute;mso-position-vertical-relative:text;mso-width-percent:0;mso-height-percent:0;mso-width-relative:margin;mso-height-relative:margin;v-text-anchor:middle" o:gfxdata="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" fillcolor="#555 [2160]" strokecolor="black [3200]" strokeweight=".5pt">
-                <v:fill color2="#313131 [2608]" rotate="t" colors="0 #9b9b9b;.5 #8e8e8e;1 #797979" focus="100%" type="gradient">
-                  <o:fill v:ext="view" type="gradientUnscaled"/>
-                </v:fill>
-                <v:textbox>
-                  <w:txbxContent>
-                    <w:p>
-                      <w:pPr>
-                        <w:spacing w:after="60"/>
-                        <w:jc w:val="both"/>
-                        <w:rPr>
-                          <w:rFonts w:asciiTheme="majorBidi" w:hAnsiTheme="majorBidi" w:cstheme="majorBidi"/>
-                          <w:sz w:val="28"/>
-                          <w:szCs w:val="28"/>
-                        </w:rPr>
-                      </w:pPr>
-                      <w:r>
-                        <w:rPr>
-                          <w:rFonts w:asciiTheme="majorBidi" w:hAnsiTheme="majorBidi" w:cstheme="majorBidi"/>
-                          <w:sz w:val="28"/>
-                          <w:szCs w:val="28"/>
-                        </w:rPr>
-                        <w:t>In Kubernetes (and infrastructure in general), imperative and declarative describe two different ways of telling the system what you want.</w:t>
-                      </w:r>
-                    </w:p>
-                    <w:p>
-                      <w:pPr>
-                        <w:spacing w:after="40"/>
-                        <w:jc w:val="both"/>
-                        <w:rPr>
-                          <w:rFonts w:asciiTheme="majorBidi" w:hAnsiTheme="majorBidi" w:cstheme="majorBidi"/>
-                          <w:b/>
-                          <w:bCs/>
-                          <w:sz w:val="32"/>
-                          <w:szCs w:val="32"/>
-                        </w:rPr>
-                      </w:pPr>
-                      <w:r>
-                        <w:rPr>
-                          <w:rFonts w:asciiTheme="majorBidi" w:hAnsiTheme="majorBidi" w:cstheme="majorBidi"/>
-                          <w:b/>
-                          <w:bCs/>
-                          <w:sz w:val="32"/>
-                          <w:szCs w:val="32"/>
-                        </w:rPr>
-                        <w:t>Imperative Approach</w:t>
-                      </w:r>
-                      <w:r>
-                        <w:rPr>
-                          <w:rFonts w:asciiTheme="majorBidi" w:hAnsiTheme="majorBidi" w:cstheme="majorBidi"/>
-                          <w:b/>
-                          <w:bCs/>
-                          <w:sz w:val="32"/>
-                          <w:szCs w:val="32"/>
-                        </w:rPr>
-                        <w:t>:</w:t>
-                      </w:r>
-                    </w:p>
-                    <w:p>
-                      <w:pPr>
-                        <w:spacing w:after="60"/>
-                        <w:jc w:val="both"/>
-                        <w:rPr>
-                          <w:rFonts w:asciiTheme="majorBidi" w:hAnsiTheme="majorBidi" w:cstheme="majorBidi"/>
-                          <w:sz w:val="28"/>
-                          <w:szCs w:val="28"/>
-                        </w:rPr>
-                      </w:pPr>
-                      <w:r>
-                        <w:rPr>
-                          <w:rFonts w:asciiTheme="majorBidi" w:hAnsiTheme="majorBidi" w:cstheme="majorBidi"/>
-                          <w:sz w:val="28"/>
-                          <w:szCs w:val="28"/>
-                        </w:rPr>
-                        <w:t>Imperative means you tell the system exactly what command to run and how to do it.</w:t>
-                      </w:r>
-                      <w:r>
-                        <w:rPr>
-                          <w:rFonts w:asciiTheme="majorBidi" w:hAnsiTheme="majorBidi" w:cstheme="majorBidi"/>
-                          <w:sz w:val="28"/>
-                          <w:szCs w:val="28"/>
-                        </w:rPr>
-                        <w:t xml:space="preserve"> </w:t>
-                      </w:r>
-                      <w:r>
-                        <w:rPr>
-                          <w:rFonts w:asciiTheme="majorBidi" w:hAnsiTheme="majorBidi" w:cstheme="majorBidi"/>
-                          <w:sz w:val="28"/>
-                          <w:szCs w:val="28"/>
-                        </w:rPr>
-                        <w:t>You give step‑by‑step instructions.</w:t>
-                      </w:r>
-                      <w:r>
-                        <w:rPr>
-                          <w:rFonts w:asciiTheme="majorBidi" w:hAnsiTheme="majorBidi" w:cstheme="majorBidi"/>
-                          <w:sz w:val="28"/>
-                          <w:szCs w:val="28"/>
-                        </w:rPr>
-                        <w:t xml:space="preserve"> </w:t>
-                      </w:r>
-                      <w:r>
-                        <w:rPr>
-                          <w:rFonts w:asciiTheme="majorBidi" w:hAnsiTheme="majorBidi" w:cstheme="majorBidi"/>
-                          <w:sz w:val="28"/>
-                          <w:szCs w:val="28"/>
-                        </w:rPr>
-                        <w:t>Example:</w:t>
-                      </w:r>
-                    </w:p>
-                    <w:p>
-                      <w:pPr>
-                        <w:spacing w:after="60"/>
-                        <w:jc w:val="both"/>
-                        <w:rPr>
-                          <w:rFonts w:asciiTheme="majorBidi" w:hAnsiTheme="majorBidi" w:cstheme="majorBidi"/>
-                          <w:sz w:val="28"/>
-                          <w:szCs w:val="28"/>
-                        </w:rPr>
-                      </w:pPr>
-                      <w:proofErr w:type="spellStart"/>
-                      <w:r>
-                        <w:rPr>
-                          <w:rFonts w:asciiTheme="majorBidi" w:hAnsiTheme="majorBidi" w:cstheme="majorBidi"/>
-                          <w:b/>
-                          <w:bCs/>
-                          <w:i/>
-                          <w:iCs/>
-                          <w:sz w:val="28"/>
-                          <w:szCs w:val="28"/>
-                        </w:rPr>
-                        <w:t>kubectl</w:t>
-                      </w:r>
-                      <w:proofErr w:type="spellEnd"/>
-                      <w:r>
-                        <w:rPr>
-                          <w:rFonts w:asciiTheme="majorBidi" w:hAnsiTheme="majorBidi" w:cstheme="majorBidi"/>
-                          <w:b/>
-                          <w:bCs/>
-                          <w:i/>
-                          <w:iCs/>
-                          <w:sz w:val="28"/>
-                          <w:szCs w:val="28"/>
-                        </w:rPr>
-                        <w:t xml:space="preserve"> run nginx --image=nginx</w:t>
-                      </w:r>
-                      <w:r>
-                        <w:rPr>
-                          <w:rFonts w:asciiTheme="majorBidi" w:hAnsiTheme="majorBidi" w:cstheme="majorBidi"/>
-                          <w:sz w:val="28"/>
-                          <w:szCs w:val="28"/>
-                        </w:rPr>
-                        <w:t xml:space="preserve"> </w:t>
-                      </w:r>
-                      <w:r>
-                        <w:rPr>
-                          <w:rFonts w:asciiTheme="majorBidi" w:hAnsiTheme="majorBidi" w:cstheme="majorBidi"/>
-                          <w:sz w:val="28"/>
-                          <w:szCs w:val="28"/>
-                        </w:rPr>
-                        <w:t xml:space="preserve">→ </w:t>
-                      </w:r>
-                      <w:r>
-                        <w:rPr>
-                          <w:rFonts w:asciiTheme="majorBidi" w:hAnsiTheme="majorBidi" w:cstheme="majorBidi"/>
-                          <w:sz w:val="28"/>
-                          <w:szCs w:val="28"/>
-                        </w:rPr>
-                        <w:t>Here you are explicitly instructing Kubernetes:</w:t>
-                      </w:r>
-                    </w:p>
-                    <w:p>
-                      <w:pPr>
-                        <w:jc w:val="center"/>
-                      </w:pPr>
-                    </w:p>
-                  </w:txbxContent>
-                </v:textbox>
-                <w10:wrap anchorx="margin"/>
-              </v:rect>
-            </w:pict>
-          </mc:Fallback>
-        </mc:AlternateContent>
-      </w:r>
-      <w:r>
-        <w:rPr>
-          <w:rFonts w:asciiTheme="majorBidi" w:hAnsiTheme="majorBidi" w:cstheme="majorBidi"/>
-          <w:sz w:val="28"/>
-          <w:szCs w:val="28"/>
-        </w:rPr>
-        <w:t xml:space="preserve">Beyond basic resource management, </w:t>
-      </w:r>
-      <w:proofErr w:type="spellStart"/>
-      <w:r>
-        <w:rPr>
-          <w:rFonts w:asciiTheme="majorBidi" w:hAnsiTheme="majorBidi" w:cstheme="majorBidi"/>
-          <w:b/>
-          <w:bCs/>
-          <w:i/>
-          <w:iCs/>
-          <w:sz w:val="28"/>
-          <w:szCs w:val="28"/>
-        </w:rPr>
-        <w:t>kubectl</w:t>
-      </w:r>
-      <w:proofErr w:type="spellEnd"/>
-      <w:r>
-        <w:rPr>
-          <w:rFonts w:asciiTheme="majorBidi" w:hAnsiTheme="majorBidi" w:cstheme="majorBidi"/>
-          <w:sz w:val="28"/>
-          <w:szCs w:val="28"/>
-        </w:rPr>
-        <w:t xml:space="preserve"> also provides operational and debugging capabilities. Users can inspect logs (</w:t>
-      </w:r>
-      <w:proofErr w:type="spellStart"/>
-      <w:r>
-        <w:rPr>
-          <w:rFonts w:asciiTheme="majorBidi" w:hAnsiTheme="majorBidi" w:cstheme="majorBidi"/>
-          <w:b/>
-          <w:bCs/>
-          <w:i/>
-          <w:iCs/>
-          <w:sz w:val="28"/>
-          <w:szCs w:val="28"/>
-        </w:rPr>
-        <w:t>kubectl</w:t>
-      </w:r>
-      <w:proofErr w:type="spellEnd"/>
-      <w:r>
-        <w:rPr>
-          <w:rFonts w:asciiTheme="majorBidi" w:hAnsiTheme="majorBidi" w:cstheme="majorBidi"/>
-          <w:b/>
-          <w:bCs/>
-          <w:i/>
-          <w:iCs/>
-          <w:sz w:val="28"/>
-          <w:szCs w:val="28"/>
-        </w:rPr>
-        <w:t xml:space="preserve"> logs</w:t>
-      </w:r>
-      <w:r>
-        <w:rPr>
-          <w:rFonts w:asciiTheme="majorBidi" w:hAnsiTheme="majorBidi" w:cstheme="majorBidi"/>
-          <w:sz w:val="28"/>
-          <w:szCs w:val="28"/>
-        </w:rPr>
-        <w:t>), execute commands inside containers (</w:t>
-      </w:r>
-      <w:proofErr w:type="spellStart"/>
-      <w:r>
-        <w:rPr>
-          <w:rFonts w:asciiTheme="majorBidi" w:hAnsiTheme="majorBidi" w:cstheme="majorBidi"/>
-          <w:b/>
-          <w:bCs/>
-          <w:i/>
-          <w:iCs/>
-          <w:sz w:val="28"/>
-          <w:szCs w:val="28"/>
-        </w:rPr>
-        <w:t>kubectl</w:t>
-      </w:r>
-      <w:proofErr w:type="spellEnd"/>
-      <w:r>
-        <w:rPr>
-          <w:rFonts w:asciiTheme="majorBidi" w:hAnsiTheme="majorBidi" w:cstheme="majorBidi"/>
-          <w:b/>
-          <w:bCs/>
-          <w:i/>
-          <w:iCs/>
-          <w:sz w:val="28"/>
-          <w:szCs w:val="28"/>
-        </w:rPr>
-        <w:t xml:space="preserve"> exec</w:t>
-      </w:r>
-      <w:r>
-        <w:rPr>
-          <w:rFonts w:asciiTheme="majorBidi" w:hAnsiTheme="majorBidi" w:cstheme="majorBidi"/>
-          <w:sz w:val="28"/>
-          <w:szCs w:val="28"/>
-        </w:rPr>
-        <w:t>), forward ports (</w:t>
-      </w:r>
-      <w:proofErr w:type="spellStart"/>
-      <w:r>
-        <w:rPr>
-          <w:rFonts w:asciiTheme="majorBidi" w:hAnsiTheme="majorBidi" w:cstheme="majorBidi"/>
-          <w:b/>
-          <w:bCs/>
-          <w:i/>
-          <w:iCs/>
-          <w:sz w:val="28"/>
-          <w:szCs w:val="28"/>
-        </w:rPr>
-        <w:t>kubectl</w:t>
-      </w:r>
-      <w:proofErr w:type="spellEnd"/>
-      <w:r>
-        <w:rPr>
-          <w:rFonts w:asciiTheme="majorBidi" w:hAnsiTheme="majorBidi" w:cstheme="majorBidi"/>
-          <w:b/>
-          <w:bCs/>
-          <w:i/>
-          <w:iCs/>
-          <w:sz w:val="28"/>
-          <w:szCs w:val="28"/>
-        </w:rPr>
-        <w:t xml:space="preserve"> port-forward</w:t>
-      </w:r>
-      <w:r>
-        <w:rPr>
-          <w:rFonts w:asciiTheme="majorBidi" w:hAnsiTheme="majorBidi" w:cstheme="majorBidi"/>
-          <w:sz w:val="28"/>
-          <w:szCs w:val="28"/>
-        </w:rPr>
-        <w:t xml:space="preserve">), view cluster information, and monitor resource status. Because </w:t>
-      </w:r>
-      <w:r>
-        <w:rPr>
-          <w:rFonts w:asciiTheme="majorBidi" w:hAnsiTheme="majorBidi" w:cstheme="majorBidi"/>
-          <w:b/>
-          <w:bCs/>
-          <w:i/>
-          <w:iCs/>
-          <w:sz w:val="28"/>
-          <w:szCs w:val="28"/>
-        </w:rPr>
-        <w:t>k</w:t>
-      </w:r>
-      <w:r>
-        <w:rPr>
-          <w:rFonts w:asciiTheme="majorBidi" w:hAnsiTheme="majorBidi" w:cstheme="majorBidi"/>
-          <w:b/>
-          <w:bCs/>
-          <w:i/>
-          <w:iCs/>
-          <w:sz w:val="28"/>
-          <w:szCs w:val="28"/>
-        </w:rPr>
-        <w:t xml:space="preserve"> </w:t>
-      </w:r>
-      <w:proofErr w:type="spellStart"/>
-      <w:r>
-        <w:rPr>
-          <w:rFonts w:asciiTheme="majorBidi" w:hAnsiTheme="majorBidi" w:cstheme="majorBidi"/>
-          <w:b/>
-          <w:bCs/>
-          <w:i/>
-          <w:iCs/>
-          <w:sz w:val="28"/>
-          <w:szCs w:val="28"/>
-        </w:rPr>
-        <w:t>ubectl</w:t>
-      </w:r>
-      <w:proofErr w:type="spellEnd"/>
-      <w:r>
-        <w:rPr>
-          <w:rFonts w:asciiTheme="majorBidi" w:hAnsiTheme="majorBidi" w:cstheme="majorBidi"/>
-          <w:sz w:val="28"/>
-          <w:szCs w:val="28"/>
-        </w:rPr>
-        <w:t xml:space="preserve"> communicates entirely through the Kubernetes API, it is simply one of many possible clients; dashboards, automation tools, CI/CD systems, and custom applications can interact with the cluster in the same way by using the Kubernetes API.</w:t>
-      </w:r>
-    </w:p>
-    <w:p>
-      <w:pPr>
-        <w:jc w:val="both"/>
-        <w:rPr>
-          <w:rFonts w:asciiTheme="majorBidi" w:hAnsiTheme="majorBidi" w:cstheme="majorBidi"/>
-          <w:sz w:val="28"/>
-          <w:szCs w:val="28"/>
-        </w:rPr>
-      </w:pPr>
-    </w:p>
-    <w:p>
-      <w:pPr>
-        <w:jc w:val="both"/>
-        <w:rPr>
-          <w:rFonts w:asciiTheme="majorBidi" w:hAnsiTheme="majorBidi" w:cstheme="majorBidi"/>
-          <w:sz w:val="28"/>
-          <w:szCs w:val="28"/>
-        </w:rPr>
-      </w:pPr>
-    </w:p>
-    <w:p>
-      <w:pPr>
-        <w:jc w:val="both"/>
-        <w:rPr>
-          <w:rFonts w:asciiTheme="majorBidi" w:hAnsiTheme="majorBidi" w:cstheme="majorBidi"/>
-          <w:sz w:val="28"/>
-          <w:szCs w:val="28"/>
-        </w:rPr>
-      </w:pPr>
-    </w:p>
-    <w:p>
-      <w:pPr>
-        <w:jc w:val="both"/>
-        <w:rPr>
-          <w:rFonts w:asciiTheme="majorBidi" w:hAnsiTheme="majorBidi" w:cstheme="majorBidi"/>
-          <w:sz w:val="28"/>
-          <w:szCs w:val="28"/>
-        </w:rPr>
-      </w:pPr>
-    </w:p>
-    <w:p>
-      <w:pPr>
-        <w:jc w:val="both"/>
-        <w:rPr>
-          <w:rFonts w:asciiTheme="majorBidi" w:hAnsiTheme="majorBidi" w:cstheme="majorBidi"/>
-          <w:sz w:val="28"/>
-          <w:szCs w:val="28"/>
-        </w:rPr>
-      </w:pPr>
-    </w:p>
-    <w:p>
-      <w:pPr>
-        <w:jc w:val="both"/>
-        <w:rPr>
-          <w:rFonts w:asciiTheme="majorBidi" w:hAnsiTheme="majorBidi" w:cstheme="majorBidi"/>
-          <w:sz w:val="28"/>
-          <w:szCs w:val="28"/>
-        </w:rPr>
-      </w:pPr>
-      <w:r>
-        <w:rPr>
-          <w:rFonts w:asciiTheme="majorBidi" w:hAnsiTheme="majorBidi" w:cstheme="majorBidi"/>
-          <w:noProof/>
-          <w:sz w:val="28"/>
-          <w:szCs w:val="28"/>
-        </w:rPr>
-        <mc:AlternateContent>
-          <mc:Choice Requires="wps">
-            <w:drawing>
-              <wp:anchor distT="0" distB="0" distL="114300" distR="114300" simplePos="0" relativeHeight="251659264" behindDoc="0" locked="0" layoutInCell="1" allowOverlap="1" wp14:anchorId="50026BDB" wp14:editId="0FE5D4F6">
-                <wp:simplePos x="0" y="0"/>
-                <wp:positionH relativeFrom="margin">
-                  <wp:align>right</wp:align>
-                </wp:positionH>
-                <wp:positionV relativeFrom="paragraph">
-                  <wp:posOffset>0</wp:posOffset>
-                </wp:positionV>
-                <wp:extent cx="6837045" cy="9105900"/>
-                <wp:effectExtent l="0" t="0" r="20955" b="19050"/>
-                <wp:wrapNone/>
-                <wp:docPr id="1525061666" name="Rectangle 1"/>
-                <wp:cNvGraphicFramePr/>
-                <a:graphic xmlns:a="http://schemas.openxmlformats.org/drawingml/2006/main">
-                  <a:graphicData uri="http://schemas.microsoft.com/office/word/2010/wordprocessingShape">
-                    <wps:wsp>
-                      <wps:cNvSpPr/>
-                      <wps:spPr>
-                        <a:xfrm>
-                          <a:off x="0" y="0"/>
-                          <a:ext cx="6837045" cy="9105900"/>
-                        </a:xfrm>
-                        <a:prstGeom prst="rect">
-                          <a:avLst/>
-                        </a:prstGeom>
-                      </wps:spPr>
-                      <wps:style>
-                        <a:lnRef idx="1">
-                          <a:schemeClr val="dk1"/>
-                        </a:lnRef>
-                        <a:fillRef idx="2">
-                          <a:schemeClr val="dk1"/>
-                        </a:fillRef>
-                        <a:effectRef idx="1">
-                          <a:schemeClr val="dk1"/>
-                        </a:effectRef>
-                        <a:fontRef idx="minor">
-                          <a:schemeClr val="dk1"/>
-                        </a:fontRef>
-                      </wps:style>
-                      <wps:txbx>
-                        <w:txbxContent>
-                          <w:p>
-                            <w:pPr>
                               <w:pStyle w:val="ListParagraph"/>
                               <w:numPr>
                                 <w:ilvl w:val="0"/>
@@ -16094,7 +15754,7 @@
                                 <w:ilvl w:val="0"/>
                                 <w:numId w:val="27"/>
                               </w:numPr>
-                              <w:spacing w:after="60"/>
+                              <w:spacing w:after="0"/>
                               <w:ind w:left="360"/>
                               <w:jc w:val="both"/>
                               <w:rPr>
@@ -16114,7 +15774,7 @@
                           </w:p>
                           <w:p>
                             <w:pPr>
-                              <w:spacing w:after="120"/>
+                              <w:spacing w:after="80"/>
                               <w:jc w:val="both"/>
                               <w:rPr>
                                 <w:rFonts w:asciiTheme="majorBidi" w:hAnsiTheme="majorBidi" w:cstheme="majorBidi"/>
@@ -16133,7 +15793,7 @@
                           </w:p>
                           <w:p>
                             <w:pPr>
-                              <w:spacing w:after="60"/>
+                              <w:spacing w:after="40"/>
                               <w:jc w:val="both"/>
                               <w:rPr>
                                 <w:rFonts w:asciiTheme="majorBidi" w:hAnsiTheme="majorBidi" w:cstheme="majorBidi"/>
@@ -16335,6 +15995,761 @@
                                 <w:szCs w:val="28"/>
                               </w:rPr>
                             </w:pPr>
+                          </w:p>
+                          <w:p>
+                            <w:pPr>
+                              <w:spacing w:after="60"/>
+                              <w:jc w:val="both"/>
+                              <w:rPr>
+                                <w:rFonts w:asciiTheme="majorBidi" w:hAnsiTheme="majorBidi" w:cstheme="majorBidi"/>
+                                <w:sz w:val="28"/>
+                                <w:szCs w:val="28"/>
+                              </w:rPr>
+                            </w:pPr>
+                          </w:p>
+                          <w:p>
+                            <w:pPr>
+                              <w:spacing w:after="60"/>
+                              <w:jc w:val="both"/>
+                              <w:rPr>
+                                <w:rFonts w:asciiTheme="majorBidi" w:hAnsiTheme="majorBidi" w:cstheme="majorBidi"/>
+                                <w:sz w:val="28"/>
+                                <w:szCs w:val="28"/>
+                              </w:rPr>
+                            </w:pPr>
+                          </w:p>
+                          <w:p>
+                            <w:pPr>
+                              <w:jc w:val="center"/>
+                            </w:pPr>
+                          </w:p>
+                        </w:txbxContent>
+                      </wps:txbx>
+                      <wps:bodyPr rot="0" spcFirstLastPara="0" vertOverflow="overflow" horzOverflow="overflow" vert="horz" wrap="square" lIns="91440" tIns="45720" rIns="91440" bIns="45720" numCol="1" spcCol="0" rtlCol="0" fromWordArt="0" anchor="ctr" anchorCtr="0" forceAA="0" compatLnSpc="1">
+                        <a:prstTxWarp prst="textNoShape">
+                          <a:avLst/>
+                        </a:prstTxWarp>
+                        <a:noAutofit/>
+                      </wps:bodyPr>
+                    </wps:wsp>
+                  </a:graphicData>
+                </a:graphic>
+                <wp14:sizeRelH relativeFrom="margin">
+                  <wp14:pctWidth>0</wp14:pctWidth>
+                </wp14:sizeRelH>
+                <wp14:sizeRelV relativeFrom="margin">
+                  <wp14:pctHeight>0</wp14:pctHeight>
+                </wp14:sizeRelV>
+              </wp:anchor>
+            </w:drawing>
+          </mc:Choice>
+          <mc:Fallback>
+            <w:pict>
+              <v:rect w14:anchorId="3A4868C6" id="Rectangle 1" o:spid="_x0000_s1028" style="position:absolute;left:0;text-align:left;margin-left:487.3pt;margin-top:.2pt;width:538.5pt;height:385.8pt;z-index:251664384;visibility:visible;mso-wrap-style:square;mso-width-percent:0;mso-height-percent:0;mso-wrap-distance-left:9pt;mso-wrap-distance-top:0;mso-wrap-distance-right:9pt;mso-wrap-distance-bottom:0;mso-position-horizontal:right;mso-position-horizontal-relative:margin;mso-position-vertical:absolute;mso-position-vertical-relative:text;mso-width-percent:0;mso-height-percent:0;mso-width-relative:margin;mso-height-relative:margin;v-text-anchor:middle" o:gfxdata="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" fillcolor="#555 [2160]" strokecolor="black [3200]" strokeweight=".5pt">
+                <v:fill color2="#313131 [2608]" rotate="t" colors="0 #9b9b9b;.5 #8e8e8e;1 #797979" focus="100%" type="gradient">
+                  <o:fill v:ext="view" type="gradientUnscaled"/>
+                </v:fill>
+                <v:textbox>
+                  <w:txbxContent>
+                    <w:p>
+                      <w:pPr>
+                        <w:spacing w:after="40"/>
+                        <w:jc w:val="both"/>
+                        <w:rPr>
+                          <w:rFonts w:asciiTheme="majorBidi" w:hAnsiTheme="majorBidi" w:cstheme="majorBidi"/>
+                          <w:sz w:val="28"/>
+                          <w:szCs w:val="28"/>
+                        </w:rPr>
+                      </w:pPr>
+                      <w:r>
+                        <w:rPr>
+                          <w:rFonts w:asciiTheme="majorBidi" w:hAnsiTheme="majorBidi" w:cstheme="majorBidi"/>
+                          <w:sz w:val="28"/>
+                          <w:szCs w:val="28"/>
+                        </w:rPr>
+                        <w:t>In Kubernetes (and infrastructure in general), imperative and declarative describe two different ways of telling the system what you want.</w:t>
+                      </w:r>
+                    </w:p>
+                    <w:p>
+                      <w:pPr>
+                        <w:spacing w:after="40"/>
+                        <w:jc w:val="both"/>
+                        <w:rPr>
+                          <w:rFonts w:asciiTheme="majorBidi" w:hAnsiTheme="majorBidi" w:cstheme="majorBidi"/>
+                          <w:b/>
+                          <w:bCs/>
+                          <w:sz w:val="32"/>
+                          <w:szCs w:val="32"/>
+                        </w:rPr>
+                      </w:pPr>
+                      <w:r>
+                        <w:rPr>
+                          <w:rFonts w:asciiTheme="majorBidi" w:hAnsiTheme="majorBidi" w:cstheme="majorBidi"/>
+                          <w:b/>
+                          <w:bCs/>
+                          <w:sz w:val="32"/>
+                          <w:szCs w:val="32"/>
+                        </w:rPr>
+                        <w:t>Imperative Approach</w:t>
+                      </w:r>
+                      <w:r>
+                        <w:rPr>
+                          <w:rFonts w:asciiTheme="majorBidi" w:hAnsiTheme="majorBidi" w:cstheme="majorBidi"/>
+                          <w:b/>
+                          <w:bCs/>
+                          <w:sz w:val="32"/>
+                          <w:szCs w:val="32"/>
+                        </w:rPr>
+                        <w:t>:</w:t>
+                      </w:r>
+                    </w:p>
+                    <w:p>
+                      <w:pPr>
+                        <w:spacing w:after="60"/>
+                        <w:jc w:val="both"/>
+                        <w:rPr>
+                          <w:rFonts w:asciiTheme="majorBidi" w:hAnsiTheme="majorBidi" w:cstheme="majorBidi"/>
+                          <w:sz w:val="28"/>
+                          <w:szCs w:val="28"/>
+                        </w:rPr>
+                      </w:pPr>
+                      <w:r>
+                        <w:rPr>
+                          <w:rFonts w:asciiTheme="majorBidi" w:hAnsiTheme="majorBidi" w:cstheme="majorBidi"/>
+                          <w:sz w:val="28"/>
+                          <w:szCs w:val="28"/>
+                        </w:rPr>
+                        <w:t>Imperative means you tell the system exactly what command to run and how to do it.</w:t>
+                      </w:r>
+                      <w:r>
+                        <w:rPr>
+                          <w:rFonts w:asciiTheme="majorBidi" w:hAnsiTheme="majorBidi" w:cstheme="majorBidi"/>
+                          <w:sz w:val="28"/>
+                          <w:szCs w:val="28"/>
+                        </w:rPr>
+                        <w:t xml:space="preserve"> </w:t>
+                      </w:r>
+                      <w:r>
+                        <w:rPr>
+                          <w:rFonts w:asciiTheme="majorBidi" w:hAnsiTheme="majorBidi" w:cstheme="majorBidi"/>
+                          <w:sz w:val="28"/>
+                          <w:szCs w:val="28"/>
+                        </w:rPr>
+                        <w:t>You give step‑by‑step instructions.</w:t>
+                      </w:r>
+                      <w:r>
+                        <w:rPr>
+                          <w:rFonts w:asciiTheme="majorBidi" w:hAnsiTheme="majorBidi" w:cstheme="majorBidi"/>
+                          <w:sz w:val="28"/>
+                          <w:szCs w:val="28"/>
+                        </w:rPr>
+                        <w:t xml:space="preserve"> </w:t>
+                      </w:r>
+                      <w:r>
+                        <w:rPr>
+                          <w:rFonts w:asciiTheme="majorBidi" w:hAnsiTheme="majorBidi" w:cstheme="majorBidi"/>
+                          <w:sz w:val="28"/>
+                          <w:szCs w:val="28"/>
+                        </w:rPr>
+                        <w:t>Example:</w:t>
+                      </w:r>
+                    </w:p>
+                    <w:p>
+                      <w:pPr>
+                        <w:spacing w:after="60"/>
+                        <w:jc w:val="both"/>
+                        <w:rPr>
+                          <w:rFonts w:asciiTheme="majorBidi" w:hAnsiTheme="majorBidi" w:cstheme="majorBidi"/>
+                          <w:sz w:val="28"/>
+                          <w:szCs w:val="28"/>
+                        </w:rPr>
+                      </w:pPr>
+                      <w:proofErr w:type="spellStart"/>
+                      <w:r>
+                        <w:rPr>
+                          <w:rFonts w:asciiTheme="majorBidi" w:hAnsiTheme="majorBidi" w:cstheme="majorBidi"/>
+                          <w:b/>
+                          <w:bCs/>
+                          <w:i/>
+                          <w:iCs/>
+                          <w:sz w:val="28"/>
+                          <w:szCs w:val="28"/>
+                        </w:rPr>
+                        <w:t>kubectl</w:t>
+                      </w:r>
+                      <w:proofErr w:type="spellEnd"/>
+                      <w:r>
+                        <w:rPr>
+                          <w:rFonts w:asciiTheme="majorBidi" w:hAnsiTheme="majorBidi" w:cstheme="majorBidi"/>
+                          <w:b/>
+                          <w:bCs/>
+                          <w:i/>
+                          <w:iCs/>
+                          <w:sz w:val="28"/>
+                          <w:szCs w:val="28"/>
+                        </w:rPr>
+                        <w:t xml:space="preserve"> run nginx --image=nginx</w:t>
+                      </w:r>
+                      <w:r>
+                        <w:rPr>
+                          <w:rFonts w:asciiTheme="majorBidi" w:hAnsiTheme="majorBidi" w:cstheme="majorBidi"/>
+                          <w:sz w:val="28"/>
+                          <w:szCs w:val="28"/>
+                        </w:rPr>
+                        <w:t xml:space="preserve"> </w:t>
+                      </w:r>
+                      <w:r>
+                        <w:rPr>
+                          <w:rFonts w:asciiTheme="majorBidi" w:hAnsiTheme="majorBidi" w:cstheme="majorBidi"/>
+                          <w:sz w:val="28"/>
+                          <w:szCs w:val="28"/>
+                        </w:rPr>
+                        <w:t xml:space="preserve">→ </w:t>
+                      </w:r>
+                      <w:r>
+                        <w:rPr>
+                          <w:rFonts w:asciiTheme="majorBidi" w:hAnsiTheme="majorBidi" w:cstheme="majorBidi"/>
+                          <w:sz w:val="28"/>
+                          <w:szCs w:val="28"/>
+                        </w:rPr>
+                        <w:t>Here you are explicitly instructing Kubernetes:</w:t>
+                      </w:r>
+                    </w:p>
+                    <w:p>
+                      <w:pPr>
+                        <w:pStyle w:val="ListParagraph"/>
+                        <w:numPr>
+                          <w:ilvl w:val="0"/>
+                          <w:numId w:val="27"/>
+                        </w:numPr>
+                        <w:ind w:left="360"/>
+                        <w:jc w:val="both"/>
+                        <w:rPr>
+                          <w:rFonts w:asciiTheme="majorBidi" w:hAnsiTheme="majorBidi" w:cstheme="majorBidi"/>
+                          <w:sz w:val="28"/>
+                          <w:szCs w:val="28"/>
+                        </w:rPr>
+                      </w:pPr>
+                      <w:r>
+                        <w:rPr>
+                          <w:rFonts w:asciiTheme="majorBidi" w:hAnsiTheme="majorBidi" w:cstheme="majorBidi"/>
+                          <w:sz w:val="28"/>
+                          <w:szCs w:val="28"/>
+                        </w:rPr>
+                        <w:t>Run a Pod</w:t>
+                      </w:r>
+                    </w:p>
+                    <w:p>
+                      <w:pPr>
+                        <w:pStyle w:val="ListParagraph"/>
+                        <w:numPr>
+                          <w:ilvl w:val="0"/>
+                          <w:numId w:val="27"/>
+                        </w:numPr>
+                        <w:ind w:left="360"/>
+                        <w:jc w:val="both"/>
+                        <w:rPr>
+                          <w:rFonts w:asciiTheme="majorBidi" w:hAnsiTheme="majorBidi" w:cstheme="majorBidi"/>
+                          <w:sz w:val="28"/>
+                          <w:szCs w:val="28"/>
+                        </w:rPr>
+                      </w:pPr>
+                      <w:r>
+                        <w:rPr>
+                          <w:rFonts w:asciiTheme="majorBidi" w:hAnsiTheme="majorBidi" w:cstheme="majorBidi"/>
+                          <w:sz w:val="28"/>
+                          <w:szCs w:val="28"/>
+                        </w:rPr>
+                        <w:t>Use the nginx image</w:t>
+                      </w:r>
+                    </w:p>
+                    <w:p>
+                      <w:pPr>
+                        <w:pStyle w:val="ListParagraph"/>
+                        <w:numPr>
+                          <w:ilvl w:val="0"/>
+                          <w:numId w:val="27"/>
+                        </w:numPr>
+                        <w:spacing w:after="0"/>
+                        <w:ind w:left="360"/>
+                        <w:jc w:val="both"/>
+                        <w:rPr>
+                          <w:rFonts w:asciiTheme="majorBidi" w:hAnsiTheme="majorBidi" w:cstheme="majorBidi"/>
+                          <w:sz w:val="28"/>
+                          <w:szCs w:val="28"/>
+                        </w:rPr>
+                      </w:pPr>
+                      <w:r>
+                        <w:rPr>
+                          <w:rFonts w:asciiTheme="majorBidi" w:hAnsiTheme="majorBidi" w:cstheme="majorBidi"/>
+                          <w:sz w:val="28"/>
+                          <w:szCs w:val="28"/>
+                        </w:rPr>
+                        <w:t>Create it right now</w:t>
+                      </w:r>
+                    </w:p>
+                    <w:p>
+                      <w:pPr>
+                        <w:spacing w:after="80"/>
+                        <w:jc w:val="both"/>
+                        <w:rPr>
+                          <w:rFonts w:asciiTheme="majorBidi" w:hAnsiTheme="majorBidi" w:cstheme="majorBidi"/>
+                          <w:sz w:val="28"/>
+                          <w:szCs w:val="28"/>
+                        </w:rPr>
+                      </w:pPr>
+                      <w:r>
+                        <w:rPr>
+                          <w:rFonts w:asciiTheme="majorBidi" w:hAnsiTheme="majorBidi" w:cstheme="majorBidi"/>
+                          <w:sz w:val="28"/>
+                          <w:szCs w:val="28"/>
+                        </w:rPr>
+                        <w:t>You are issuing commands that directly change the cluster state.</w:t>
+                      </w:r>
+                    </w:p>
+                    <w:p>
+                      <w:pPr>
+                        <w:spacing w:after="40"/>
+                        <w:jc w:val="both"/>
+                        <w:rPr>
+                          <w:rFonts w:asciiTheme="majorBidi" w:hAnsiTheme="majorBidi" w:cstheme="majorBidi"/>
+                          <w:b/>
+                          <w:bCs/>
+                          <w:sz w:val="28"/>
+                          <w:szCs w:val="28"/>
+                        </w:rPr>
+                      </w:pPr>
+                      <w:r>
+                        <w:rPr>
+                          <w:rFonts w:asciiTheme="majorBidi" w:hAnsiTheme="majorBidi" w:cstheme="majorBidi"/>
+                          <w:b/>
+                          <w:bCs/>
+                          <w:sz w:val="28"/>
+                          <w:szCs w:val="28"/>
+                        </w:rPr>
+                        <w:t>Characteristics:</w:t>
+                      </w:r>
+                    </w:p>
+                    <w:p>
+                      <w:pPr>
+                        <w:pStyle w:val="ListParagraph"/>
+                        <w:numPr>
+                          <w:ilvl w:val="0"/>
+                          <w:numId w:val="28"/>
+                        </w:numPr>
+                        <w:ind w:left="360"/>
+                        <w:jc w:val="both"/>
+                        <w:rPr>
+                          <w:rFonts w:asciiTheme="majorBidi" w:hAnsiTheme="majorBidi" w:cstheme="majorBidi"/>
+                          <w:sz w:val="28"/>
+                          <w:szCs w:val="28"/>
+                        </w:rPr>
+                      </w:pPr>
+                      <w:r>
+                        <w:rPr>
+                          <w:rFonts w:asciiTheme="majorBidi" w:hAnsiTheme="majorBidi" w:cstheme="majorBidi"/>
+                          <w:sz w:val="28"/>
+                          <w:szCs w:val="28"/>
+                        </w:rPr>
+                        <w:t>Command-based</w:t>
+                      </w:r>
+                    </w:p>
+                    <w:p>
+                      <w:pPr>
+                        <w:pStyle w:val="ListParagraph"/>
+                        <w:numPr>
+                          <w:ilvl w:val="0"/>
+                          <w:numId w:val="28"/>
+                        </w:numPr>
+                        <w:ind w:left="360"/>
+                        <w:jc w:val="both"/>
+                        <w:rPr>
+                          <w:rFonts w:asciiTheme="majorBidi" w:hAnsiTheme="majorBidi" w:cstheme="majorBidi"/>
+                          <w:sz w:val="28"/>
+                          <w:szCs w:val="28"/>
+                        </w:rPr>
+                      </w:pPr>
+                      <w:r>
+                        <w:rPr>
+                          <w:rFonts w:asciiTheme="majorBidi" w:hAnsiTheme="majorBidi" w:cstheme="majorBidi"/>
+                          <w:sz w:val="28"/>
+                          <w:szCs w:val="28"/>
+                        </w:rPr>
+                        <w:t>Immediate action</w:t>
+                      </w:r>
+                    </w:p>
+                    <w:p>
+                      <w:pPr>
+                        <w:pStyle w:val="ListParagraph"/>
+                        <w:numPr>
+                          <w:ilvl w:val="0"/>
+                          <w:numId w:val="28"/>
+                        </w:numPr>
+                        <w:ind w:left="360"/>
+                        <w:jc w:val="both"/>
+                        <w:rPr>
+                          <w:rFonts w:asciiTheme="majorBidi" w:hAnsiTheme="majorBidi" w:cstheme="majorBidi"/>
+                          <w:sz w:val="28"/>
+                          <w:szCs w:val="28"/>
+                        </w:rPr>
+                      </w:pPr>
+                      <w:r>
+                        <w:rPr>
+                          <w:rFonts w:asciiTheme="majorBidi" w:hAnsiTheme="majorBidi" w:cstheme="majorBidi"/>
+                          <w:sz w:val="28"/>
+                          <w:szCs w:val="28"/>
+                        </w:rPr>
+                        <w:t>Good for quick testing</w:t>
+                      </w:r>
+                    </w:p>
+                    <w:p>
+                      <w:pPr>
+                        <w:pStyle w:val="ListParagraph"/>
+                        <w:numPr>
+                          <w:ilvl w:val="0"/>
+                          <w:numId w:val="28"/>
+                        </w:numPr>
+                        <w:spacing w:after="60"/>
+                        <w:ind w:left="360"/>
+                        <w:jc w:val="both"/>
+                        <w:rPr>
+                          <w:rFonts w:asciiTheme="majorBidi" w:hAnsiTheme="majorBidi" w:cstheme="majorBidi"/>
+                          <w:sz w:val="28"/>
+                          <w:szCs w:val="28"/>
+                        </w:rPr>
+                      </w:pPr>
+                      <w:r>
+                        <w:rPr>
+                          <w:rFonts w:asciiTheme="majorBidi" w:hAnsiTheme="majorBidi" w:cstheme="majorBidi"/>
+                          <w:sz w:val="28"/>
+                          <w:szCs w:val="28"/>
+                        </w:rPr>
+                        <w:t>Harder to track changes in production</w:t>
+                      </w:r>
+                      <w:r>
+                        <w:rPr>
+                          <w:rFonts w:asciiTheme="majorBidi" w:hAnsiTheme="majorBidi" w:cstheme="majorBidi"/>
+                          <w:sz w:val="28"/>
+                          <w:szCs w:val="28"/>
+                        </w:rPr>
+                        <w:t xml:space="preserve"> </w:t>
+                      </w:r>
+                    </w:p>
+                    <w:p>
+                      <w:pPr>
+                        <w:spacing w:after="60"/>
+                        <w:rPr>
+                          <w:rFonts w:asciiTheme="majorBidi" w:hAnsiTheme="majorBidi" w:cstheme="majorBidi"/>
+                          <w:b/>
+                          <w:bCs/>
+                          <w:sz w:val="28"/>
+                          <w:szCs w:val="28"/>
+                        </w:rPr>
+                      </w:pPr>
+                      <w:r>
+                        <w:rPr>
+                          <w:rFonts w:asciiTheme="majorBidi" w:hAnsiTheme="majorBidi" w:cstheme="majorBidi"/>
+                          <w:b/>
+                          <w:bCs/>
+                          <w:sz w:val="28"/>
+                          <w:szCs w:val="28"/>
+                        </w:rPr>
+                        <w:t>Example:</w:t>
+                      </w:r>
+                    </w:p>
+                    <w:p>
+                      <w:pPr>
+                        <w:spacing w:after="60"/>
+                        <w:rPr>
+                          <w:rFonts w:asciiTheme="majorBidi" w:hAnsiTheme="majorBidi" w:cstheme="majorBidi"/>
+                          <w:sz w:val="28"/>
+                          <w:szCs w:val="28"/>
+                        </w:rPr>
+                      </w:pPr>
+                      <w:proofErr w:type="spellStart"/>
+                      <w:r>
+                        <w:rPr>
+                          <w:rFonts w:asciiTheme="majorBidi" w:hAnsiTheme="majorBidi" w:cstheme="majorBidi"/>
+                          <w:b/>
+                          <w:bCs/>
+                          <w:i/>
+                          <w:iCs/>
+                          <w:sz w:val="28"/>
+                          <w:szCs w:val="28"/>
+                        </w:rPr>
+                        <w:t>kubectl</w:t>
+                      </w:r>
+                      <w:proofErr w:type="spellEnd"/>
+                      <w:r>
+                        <w:rPr>
+                          <w:rFonts w:asciiTheme="majorBidi" w:hAnsiTheme="majorBidi" w:cstheme="majorBidi"/>
+                          <w:b/>
+                          <w:bCs/>
+                          <w:i/>
+                          <w:iCs/>
+                          <w:sz w:val="28"/>
+                          <w:szCs w:val="28"/>
+                        </w:rPr>
+                        <w:t xml:space="preserve"> scale deployment nginx --replicas=3</w:t>
+                      </w:r>
+                      <w:r>
+                        <w:rPr>
+                          <w:rFonts w:asciiTheme="majorBidi" w:hAnsiTheme="majorBidi" w:cstheme="majorBidi"/>
+                          <w:sz w:val="28"/>
+                          <w:szCs w:val="28"/>
+                        </w:rPr>
+                        <w:t xml:space="preserve"> → You directly command Kubernetes to change the number of replicas.</w:t>
+                      </w:r>
+                    </w:p>
+                    <w:p>
+                      <w:pPr>
+                        <w:spacing w:after="60"/>
+                        <w:jc w:val="both"/>
+                        <w:rPr>
+                          <w:rFonts w:asciiTheme="majorBidi" w:hAnsiTheme="majorBidi" w:cstheme="majorBidi"/>
+                          <w:sz w:val="28"/>
+                          <w:szCs w:val="28"/>
+                        </w:rPr>
+                      </w:pPr>
+                    </w:p>
+                    <w:p>
+                      <w:pPr>
+                        <w:spacing w:after="60"/>
+                        <w:jc w:val="both"/>
+                        <w:rPr>
+                          <w:rFonts w:asciiTheme="majorBidi" w:hAnsiTheme="majorBidi" w:cstheme="majorBidi"/>
+                          <w:sz w:val="28"/>
+                          <w:szCs w:val="28"/>
+                        </w:rPr>
+                      </w:pPr>
+                    </w:p>
+                    <w:p>
+                      <w:pPr>
+                        <w:spacing w:after="60"/>
+                        <w:jc w:val="both"/>
+                        <w:rPr>
+                          <w:rFonts w:asciiTheme="majorBidi" w:hAnsiTheme="majorBidi" w:cstheme="majorBidi"/>
+                          <w:sz w:val="28"/>
+                          <w:szCs w:val="28"/>
+                        </w:rPr>
+                      </w:pPr>
+                    </w:p>
+                    <w:p>
+                      <w:pPr>
+                        <w:jc w:val="center"/>
+                      </w:pPr>
+                    </w:p>
+                  </w:txbxContent>
+                </v:textbox>
+                <w10:wrap anchorx="margin"/>
+              </v:rect>
+            </w:pict>
+          </mc:Fallback>
+        </mc:AlternateContent>
+      </w:r>
+    </w:p>
+    <w:p>
+      <w:pPr>
+        <w:jc w:val="both"/>
+        <w:rPr>
+          <w:rFonts w:asciiTheme="majorBidi" w:hAnsiTheme="majorBidi" w:cstheme="majorBidi"/>
+          <w:sz w:val="28"/>
+          <w:szCs w:val="28"/>
+        </w:rPr>
+      </w:pPr>
+    </w:p>
+    <w:p>
+      <w:pPr>
+        <w:jc w:val="both"/>
+        <w:rPr>
+          <w:rFonts w:asciiTheme="majorBidi" w:hAnsiTheme="majorBidi" w:cstheme="majorBidi"/>
+          <w:sz w:val="28"/>
+          <w:szCs w:val="28"/>
+        </w:rPr>
+      </w:pPr>
+    </w:p>
+    <w:p>
+      <w:pPr>
+        <w:jc w:val="both"/>
+        <w:rPr>
+          <w:rFonts w:asciiTheme="majorBidi" w:hAnsiTheme="majorBidi" w:cstheme="majorBidi"/>
+          <w:sz w:val="28"/>
+          <w:szCs w:val="28"/>
+        </w:rPr>
+      </w:pPr>
+    </w:p>
+    <w:p>
+      <w:pPr>
+        <w:jc w:val="both"/>
+        <w:rPr>
+          <w:rFonts w:asciiTheme="majorBidi" w:hAnsiTheme="majorBidi" w:cstheme="majorBidi"/>
+          <w:sz w:val="28"/>
+          <w:szCs w:val="28"/>
+        </w:rPr>
+      </w:pPr>
+    </w:p>
+    <w:p>
+      <w:pPr>
+        <w:jc w:val="both"/>
+        <w:rPr>
+          <w:rFonts w:asciiTheme="majorBidi" w:hAnsiTheme="majorBidi" w:cstheme="majorBidi"/>
+          <w:sz w:val="28"/>
+          <w:szCs w:val="28"/>
+        </w:rPr>
+      </w:pPr>
+    </w:p>
+    <w:p>
+      <w:pPr>
+        <w:jc w:val="both"/>
+        <w:rPr>
+          <w:rFonts w:asciiTheme="majorBidi" w:hAnsiTheme="majorBidi" w:cstheme="majorBidi"/>
+          <w:sz w:val="28"/>
+          <w:szCs w:val="28"/>
+        </w:rPr>
+      </w:pPr>
+    </w:p>
+    <w:p>
+      <w:pPr>
+        <w:jc w:val="both"/>
+        <w:rPr>
+          <w:rFonts w:asciiTheme="majorBidi" w:hAnsiTheme="majorBidi" w:cstheme="majorBidi"/>
+          <w:sz w:val="28"/>
+          <w:szCs w:val="28"/>
+        </w:rPr>
+      </w:pPr>
+    </w:p>
+    <w:p>
+      <w:pPr>
+        <w:jc w:val="both"/>
+        <w:rPr>
+          <w:rFonts w:asciiTheme="majorBidi" w:hAnsiTheme="majorBidi" w:cstheme="majorBidi"/>
+          <w:sz w:val="28"/>
+          <w:szCs w:val="28"/>
+        </w:rPr>
+      </w:pPr>
+    </w:p>
+    <w:p>
+      <w:pPr>
+        <w:jc w:val="both"/>
+        <w:rPr>
+          <w:rFonts w:asciiTheme="majorBidi" w:hAnsiTheme="majorBidi" w:cstheme="majorBidi"/>
+          <w:sz w:val="28"/>
+          <w:szCs w:val="28"/>
+        </w:rPr>
+      </w:pPr>
+    </w:p>
+    <w:p>
+      <w:pPr>
+        <w:jc w:val="both"/>
+        <w:rPr>
+          <w:rFonts w:asciiTheme="majorBidi" w:hAnsiTheme="majorBidi" w:cstheme="majorBidi"/>
+          <w:sz w:val="28"/>
+          <w:szCs w:val="28"/>
+        </w:rPr>
+      </w:pPr>
+    </w:p>
+    <w:p>
+      <w:pPr>
+        <w:jc w:val="both"/>
+        <w:rPr>
+          <w:rFonts w:asciiTheme="majorBidi" w:hAnsiTheme="majorBidi" w:cstheme="majorBidi"/>
+          <w:sz w:val="28"/>
+          <w:szCs w:val="28"/>
+        </w:rPr>
+      </w:pPr>
+    </w:p>
+    <w:p>
+      <w:pPr>
+        <w:jc w:val="both"/>
+        <w:rPr>
+          <w:rFonts w:asciiTheme="majorBidi" w:hAnsiTheme="majorBidi" w:cstheme="majorBidi"/>
+          <w:sz w:val="28"/>
+          <w:szCs w:val="28"/>
+        </w:rPr>
+      </w:pPr>
+    </w:p>
+    <w:p>
+      <w:pPr>
+        <w:jc w:val="both"/>
+        <w:rPr>
+          <w:rFonts w:asciiTheme="majorBidi" w:hAnsiTheme="majorBidi" w:cstheme="majorBidi"/>
+          <w:sz w:val="28"/>
+          <w:szCs w:val="28"/>
+        </w:rPr>
+      </w:pPr>
+    </w:p>
+    <w:p>
+      <w:pPr>
+        <w:jc w:val="both"/>
+        <w:rPr>
+          <w:rFonts w:asciiTheme="majorBidi" w:hAnsiTheme="majorBidi" w:cstheme="majorBidi"/>
+          <w:sz w:val="28"/>
+          <w:szCs w:val="28"/>
+        </w:rPr>
+      </w:pPr>
+      <w:r>
+        <w:rPr>
+          <w:rFonts w:asciiTheme="majorBidi" w:hAnsiTheme="majorBidi" w:cstheme="majorBidi"/>
+          <w:noProof/>
+          <w:sz w:val="28"/>
+          <w:szCs w:val="28"/>
+        </w:rPr>
+        <w:lastRenderedPageBreak/>
+        <mc:AlternateContent>
+          <mc:Choice Requires="wps">
+            <w:drawing>
+              <wp:anchor distT="0" distB="0" distL="114300" distR="114300" simplePos="0" relativeHeight="251659264" behindDoc="0" locked="0" layoutInCell="1" allowOverlap="1" wp14:anchorId="50026BDB" wp14:editId="42DB9145">
+                <wp:simplePos x="0" y="0"/>
+                <wp:positionH relativeFrom="margin">
+                  <wp:align>right</wp:align>
+                </wp:positionH>
+                <wp:positionV relativeFrom="paragraph">
+                  <wp:posOffset>-1905</wp:posOffset>
+                </wp:positionV>
+                <wp:extent cx="6837045" cy="9105900"/>
+                <wp:effectExtent l="0" t="0" r="20955" b="19050"/>
+                <wp:wrapNone/>
+                <wp:docPr id="1525061666" name="Rectangle 1"/>
+                <wp:cNvGraphicFramePr/>
+                <a:graphic xmlns:a="http://schemas.openxmlformats.org/drawingml/2006/main">
+                  <a:graphicData uri="http://schemas.microsoft.com/office/word/2010/wordprocessingShape">
+                    <wps:wsp>
+                      <wps:cNvSpPr/>
+                      <wps:spPr>
+                        <a:xfrm>
+                          <a:off x="0" y="0"/>
+                          <a:ext cx="6837045" cy="9105900"/>
+                        </a:xfrm>
+                        <a:prstGeom prst="rect">
+                          <a:avLst/>
+                        </a:prstGeom>
+                      </wps:spPr>
+                      <wps:style>
+                        <a:lnRef idx="1">
+                          <a:schemeClr val="dk1"/>
+                        </a:lnRef>
+                        <a:fillRef idx="2">
+                          <a:schemeClr val="dk1"/>
+                        </a:fillRef>
+                        <a:effectRef idx="1">
+                          <a:schemeClr val="dk1"/>
+                        </a:effectRef>
+                        <a:fontRef idx="minor">
+                          <a:schemeClr val="dk1"/>
+                        </a:fontRef>
+                      </wps:style>
+                      <wps:txbx>
+                        <w:txbxContent>
+                          <w:p>
+                            <w:pPr>
+                              <w:spacing w:after="60"/>
+                              <w:jc w:val="both"/>
+                              <w:rPr>
+                                <w:rFonts w:asciiTheme="majorBidi" w:hAnsiTheme="majorBidi" w:cstheme="majorBidi"/>
+                                <w:sz w:val="28"/>
+                                <w:szCs w:val="28"/>
+                              </w:rPr>
+                            </w:pPr>
                             <w:r>
                               <w:rPr>
                                 <w:rFonts w:asciiTheme="majorBidi" w:hAnsiTheme="majorBidi" w:cstheme="majorBidi"/>
@@ -16364,7 +16779,7 @@
                           </w:p>
                           <w:p>
                             <w:pPr>
-                              <w:spacing w:after="60"/>
+                              <w:spacing w:after="40"/>
                               <w:jc w:val="both"/>
                               <w:rPr>
                                 <w:rFonts w:asciiTheme="majorBidi" w:hAnsiTheme="majorBidi" w:cstheme="majorBidi"/>
@@ -16598,8 +17013,19 @@
                               <w:jc w:val="both"/>
                               <w:rPr>
                                 <w:rFonts w:asciiTheme="majorBidi" w:hAnsiTheme="majorBidi" w:cstheme="majorBidi"/>
-                                <w:sz w:val="32"/>
-                                <w:szCs w:val="32"/>
+                                <w:sz w:val="44"/>
+                                <w:szCs w:val="44"/>
+                              </w:rPr>
+                            </w:pPr>
+                          </w:p>
+                          <w:p>
+                            <w:pPr>
+                              <w:spacing w:after="0"/>
+                              <w:jc w:val="both"/>
+                              <w:rPr>
+                                <w:rFonts w:asciiTheme="majorBidi" w:hAnsiTheme="majorBidi" w:cstheme="majorBidi"/>
+                                <w:sz w:val="2"/>
+                                <w:szCs w:val="2"/>
                               </w:rPr>
                             </w:pPr>
                           </w:p>
@@ -16609,17 +17035,10 @@
                               <w:jc w:val="both"/>
                               <w:rPr>
                                 <w:rFonts w:asciiTheme="majorBidi" w:hAnsiTheme="majorBidi" w:cstheme="majorBidi"/>
-                                <w:sz w:val="16"/>
-                                <w:szCs w:val="16"/>
-                              </w:rPr>
-                            </w:pPr>
-                          </w:p>
-                          <w:p>
-                            <w:pPr>
-                              <w:spacing w:after="60"/>
-                              <w:jc w:val="both"/>
-                              <w:rPr>
-                                <w:rFonts w:asciiTheme="majorBidi" w:hAnsiTheme="majorBidi" w:cstheme="majorBidi"/>
+                                <w:b/>
+                                <w:bCs/>
+                                <w:i/>
+                                <w:iCs/>
                                 <w:sz w:val="28"/>
                                 <w:szCs w:val="28"/>
                               </w:rPr>
@@ -16701,6 +17120,410 @@
                                 <w:szCs w:val="28"/>
                               </w:rPr>
                             </w:pPr>
+                            <w:r>
+                              <w:rPr>
+                                <w:rFonts w:asciiTheme="majorBidi" w:hAnsiTheme="majorBidi" w:cstheme="majorBidi"/>
+                                <w:sz w:val="28"/>
+                                <w:szCs w:val="28"/>
+                              </w:rPr>
+                              <w:t>You are not telling Kubernetes how to create the pods.</w:t>
+                            </w:r>
+                            <w:r>
+                              <w:rPr>
+                                <w:rFonts w:asciiTheme="majorBidi" w:hAnsiTheme="majorBidi" w:cstheme="majorBidi"/>
+                                <w:sz w:val="28"/>
+                                <w:szCs w:val="28"/>
+                              </w:rPr>
+                              <w:t xml:space="preserve"> </w:t>
+                            </w:r>
+                            <w:r>
+                              <w:rPr>
+                                <w:rFonts w:asciiTheme="majorBidi" w:hAnsiTheme="majorBidi" w:cstheme="majorBidi"/>
+                                <w:sz w:val="28"/>
+                                <w:szCs w:val="28"/>
+                              </w:rPr>
+                              <w:t>You are telling Kubernetes:</w:t>
+                            </w:r>
+                            <w:r>
+                              <w:rPr>
+                                <w:rFonts w:asciiTheme="majorBidi" w:hAnsiTheme="majorBidi" w:cstheme="majorBidi"/>
+                                <w:sz w:val="28"/>
+                                <w:szCs w:val="28"/>
+                              </w:rPr>
+                              <w:t xml:space="preserve"> </w:t>
+                            </w:r>
+                            <w:r>
+                              <w:rPr>
+                                <w:rFonts w:asciiTheme="majorBidi" w:hAnsiTheme="majorBidi" w:cstheme="majorBidi"/>
+                                <w:sz w:val="28"/>
+                                <w:szCs w:val="28"/>
+                              </w:rPr>
+                              <w:t>I want a deployment with 3 nginx pods running.</w:t>
+                            </w:r>
+                            <w:r>
+                              <w:rPr>
+                                <w:rFonts w:asciiTheme="majorBidi" w:hAnsiTheme="majorBidi" w:cstheme="majorBidi"/>
+                                <w:sz w:val="28"/>
+                                <w:szCs w:val="28"/>
+                              </w:rPr>
+                              <w:t xml:space="preserve"> </w:t>
+                            </w:r>
+                            <w:r>
+                              <w:rPr>
+                                <w:rFonts w:asciiTheme="majorBidi" w:hAnsiTheme="majorBidi" w:cstheme="majorBidi"/>
+                                <w:sz w:val="28"/>
+                                <w:szCs w:val="28"/>
+                              </w:rPr>
+                              <w:t>The controllers inside the controller manager will continuously check the cluster and make sure the actual state matches this desired state.</w:t>
+                            </w:r>
+                            <w:r>
+                              <w:rPr>
+                                <w:rFonts w:asciiTheme="majorBidi" w:hAnsiTheme="majorBidi" w:cstheme="majorBidi"/>
+                                <w:sz w:val="28"/>
+                                <w:szCs w:val="28"/>
+                              </w:rPr>
+                              <w:t xml:space="preserve"> </w:t>
+                            </w:r>
+                            <w:r>
+                              <w:rPr>
+                                <w:rFonts w:asciiTheme="majorBidi" w:hAnsiTheme="majorBidi" w:cstheme="majorBidi"/>
+                                <w:sz w:val="28"/>
+                                <w:szCs w:val="28"/>
+                              </w:rPr>
+                              <w:t>If a pod dies, Kubernetes automatically recreates it.</w:t>
+                            </w:r>
+                          </w:p>
+                          <w:p>
+                            <w:pPr>
+                              <w:spacing w:after="60"/>
+                              <w:rPr>
+                                <w:rFonts w:asciiTheme="majorBidi" w:hAnsiTheme="majorBidi" w:cstheme="majorBidi"/>
+                                <w:b/>
+                                <w:bCs/>
+                                <w:sz w:val="32"/>
+                                <w:szCs w:val="32"/>
+                              </w:rPr>
+                            </w:pPr>
+                            <w:r>
+                              <w:rPr>
+                                <w:rFonts w:asciiTheme="majorBidi" w:hAnsiTheme="majorBidi" w:cstheme="majorBidi"/>
+                                <w:b/>
+                                <w:bCs/>
+                                <w:sz w:val="32"/>
+                                <w:szCs w:val="32"/>
+                              </w:rPr>
+                              <w:t>Key Difference:</w:t>
+                            </w:r>
+                          </w:p>
+                          <w:p>
+                            <w:pPr>
+                              <w:pStyle w:val="ListParagraph"/>
+                              <w:numPr>
+                                <w:ilvl w:val="0"/>
+                                <w:numId w:val="29"/>
+                              </w:numPr>
+                              <w:ind w:left="360"/>
+                              <w:rPr>
+                                <w:rFonts w:asciiTheme="majorBidi" w:hAnsiTheme="majorBidi" w:cstheme="majorBidi"/>
+                                <w:b/>
+                                <w:bCs/>
+                                <w:sz w:val="28"/>
+                                <w:szCs w:val="28"/>
+                              </w:rPr>
+                            </w:pPr>
+                            <w:r>
+                              <w:rPr>
+                                <w:rFonts w:asciiTheme="majorBidi" w:hAnsiTheme="majorBidi" w:cstheme="majorBidi"/>
+                                <w:b/>
+                                <w:bCs/>
+                                <w:sz w:val="28"/>
+                                <w:szCs w:val="28"/>
+                              </w:rPr>
+                              <w:t>Imperative:</w:t>
+                            </w:r>
+                          </w:p>
+                          <w:p>
+                            <w:pPr>
+                              <w:pStyle w:val="ListParagraph"/>
+                              <w:numPr>
+                                <w:ilvl w:val="1"/>
+                                <w:numId w:val="29"/>
+                              </w:numPr>
+                              <w:ind w:left="720"/>
+                              <w:rPr>
+                                <w:rFonts w:asciiTheme="majorBidi" w:hAnsiTheme="majorBidi" w:cstheme="majorBidi"/>
+                                <w:sz w:val="28"/>
+                                <w:szCs w:val="28"/>
+                              </w:rPr>
+                            </w:pPr>
+                            <w:r>
+                              <w:rPr>
+                                <w:rFonts w:asciiTheme="majorBidi" w:hAnsiTheme="majorBidi" w:cstheme="majorBidi"/>
+                                <w:sz w:val="28"/>
+                                <w:szCs w:val="28"/>
+                              </w:rPr>
+                              <w:t>You tell Kubernetes how to do something</w:t>
+                            </w:r>
+                          </w:p>
+                          <w:p>
+                            <w:pPr>
+                              <w:pStyle w:val="ListParagraph"/>
+                              <w:numPr>
+                                <w:ilvl w:val="1"/>
+                                <w:numId w:val="29"/>
+                              </w:numPr>
+                              <w:ind w:left="720"/>
+                              <w:rPr>
+                                <w:rFonts w:asciiTheme="majorBidi" w:hAnsiTheme="majorBidi" w:cstheme="majorBidi"/>
+                                <w:sz w:val="28"/>
+                                <w:szCs w:val="28"/>
+                              </w:rPr>
+                            </w:pPr>
+                            <w:r>
+                              <w:rPr>
+                                <w:rFonts w:asciiTheme="majorBidi" w:hAnsiTheme="majorBidi" w:cstheme="majorBidi"/>
+                                <w:sz w:val="28"/>
+                                <w:szCs w:val="28"/>
+                              </w:rPr>
+                              <w:t>Command-based</w:t>
+                            </w:r>
+                          </w:p>
+                          <w:p>
+                            <w:pPr>
+                              <w:pStyle w:val="ListParagraph"/>
+                              <w:numPr>
+                                <w:ilvl w:val="1"/>
+                                <w:numId w:val="29"/>
+                              </w:numPr>
+                              <w:ind w:left="720"/>
+                              <w:jc w:val="both"/>
+                              <w:rPr>
+                                <w:rFonts w:asciiTheme="majorBidi" w:hAnsiTheme="majorBidi" w:cstheme="majorBidi"/>
+                                <w:sz w:val="28"/>
+                                <w:szCs w:val="28"/>
+                              </w:rPr>
+                            </w:pPr>
+                            <w:r>
+                              <w:rPr>
+                                <w:rFonts w:asciiTheme="majorBidi" w:hAnsiTheme="majorBidi" w:cstheme="majorBidi"/>
+                                <w:sz w:val="28"/>
+                                <w:szCs w:val="28"/>
+                              </w:rPr>
+                              <w:t xml:space="preserve">Example: </w:t>
+                            </w:r>
+                            <w:proofErr w:type="spellStart"/>
+                            <w:r>
+                              <w:rPr>
+                                <w:rFonts w:asciiTheme="majorBidi" w:hAnsiTheme="majorBidi" w:cstheme="majorBidi"/>
+                                <w:b/>
+                                <w:bCs/>
+                                <w:i/>
+                                <w:iCs/>
+                                <w:sz w:val="28"/>
+                                <w:szCs w:val="28"/>
+                              </w:rPr>
+                              <w:t>kubectl</w:t>
+                            </w:r>
+                            <w:proofErr w:type="spellEnd"/>
+                            <w:r>
+                              <w:rPr>
+                                <w:rFonts w:asciiTheme="majorBidi" w:hAnsiTheme="majorBidi" w:cstheme="majorBidi"/>
+                                <w:b/>
+                                <w:bCs/>
+                                <w:i/>
+                                <w:iCs/>
+                                <w:sz w:val="28"/>
+                                <w:szCs w:val="28"/>
+                              </w:rPr>
+                              <w:t xml:space="preserve"> run, </w:t>
+                            </w:r>
+                            <w:proofErr w:type="spellStart"/>
+                            <w:r>
+                              <w:rPr>
+                                <w:rFonts w:asciiTheme="majorBidi" w:hAnsiTheme="majorBidi" w:cstheme="majorBidi"/>
+                                <w:b/>
+                                <w:bCs/>
+                                <w:i/>
+                                <w:iCs/>
+                                <w:sz w:val="28"/>
+                                <w:szCs w:val="28"/>
+                              </w:rPr>
+                              <w:t>kubectl</w:t>
+                            </w:r>
+                            <w:proofErr w:type="spellEnd"/>
+                            <w:r>
+                              <w:rPr>
+                                <w:rFonts w:asciiTheme="majorBidi" w:hAnsiTheme="majorBidi" w:cstheme="majorBidi"/>
+                                <w:b/>
+                                <w:bCs/>
+                                <w:i/>
+                                <w:iCs/>
+                                <w:sz w:val="28"/>
+                                <w:szCs w:val="28"/>
+                              </w:rPr>
+                              <w:t xml:space="preserve"> scale</w:t>
+                            </w:r>
+                          </w:p>
+                          <w:p>
+                            <w:pPr>
+                              <w:pStyle w:val="ListParagraph"/>
+                              <w:numPr>
+                                <w:ilvl w:val="0"/>
+                                <w:numId w:val="30"/>
+                              </w:numPr>
+                              <w:ind w:left="360"/>
+                              <w:rPr>
+                                <w:rFonts w:asciiTheme="majorBidi" w:hAnsiTheme="majorBidi" w:cstheme="majorBidi"/>
+                                <w:b/>
+                                <w:bCs/>
+                                <w:sz w:val="28"/>
+                                <w:szCs w:val="28"/>
+                              </w:rPr>
+                            </w:pPr>
+                            <w:r>
+                              <w:rPr>
+                                <w:rFonts w:asciiTheme="majorBidi" w:hAnsiTheme="majorBidi" w:cstheme="majorBidi"/>
+                                <w:b/>
+                                <w:bCs/>
+                                <w:sz w:val="28"/>
+                                <w:szCs w:val="28"/>
+                              </w:rPr>
+                              <w:t>Declarative:</w:t>
+                            </w:r>
+                          </w:p>
+                          <w:p>
+                            <w:pPr>
+                              <w:pStyle w:val="ListParagraph"/>
+                              <w:numPr>
+                                <w:ilvl w:val="1"/>
+                                <w:numId w:val="30"/>
+                              </w:numPr>
+                              <w:ind w:left="720"/>
+                              <w:rPr>
+                                <w:rFonts w:asciiTheme="majorBidi" w:hAnsiTheme="majorBidi" w:cstheme="majorBidi"/>
+                                <w:sz w:val="28"/>
+                                <w:szCs w:val="28"/>
+                              </w:rPr>
+                            </w:pPr>
+                            <w:r>
+                              <w:rPr>
+                                <w:rFonts w:asciiTheme="majorBidi" w:hAnsiTheme="majorBidi" w:cstheme="majorBidi"/>
+                                <w:sz w:val="28"/>
+                                <w:szCs w:val="28"/>
+                              </w:rPr>
+                              <w:t>You tell Kubernetes what the final state should be</w:t>
+                            </w:r>
+                          </w:p>
+                          <w:p>
+                            <w:pPr>
+                              <w:pStyle w:val="ListParagraph"/>
+                              <w:numPr>
+                                <w:ilvl w:val="1"/>
+                                <w:numId w:val="30"/>
+                              </w:numPr>
+                              <w:ind w:left="720"/>
+                              <w:rPr>
+                                <w:rFonts w:asciiTheme="majorBidi" w:hAnsiTheme="majorBidi" w:cstheme="majorBidi"/>
+                                <w:sz w:val="28"/>
+                                <w:szCs w:val="28"/>
+                              </w:rPr>
+                            </w:pPr>
+                            <w:r>
+                              <w:rPr>
+                                <w:rFonts w:asciiTheme="majorBidi" w:hAnsiTheme="majorBidi" w:cstheme="majorBidi"/>
+                                <w:sz w:val="28"/>
+                                <w:szCs w:val="28"/>
+                              </w:rPr>
+                              <w:t>Configuration-based (YAML)</w:t>
+                            </w:r>
+                          </w:p>
+                          <w:p>
+                            <w:pPr>
+                              <w:pStyle w:val="ListParagraph"/>
+                              <w:numPr>
+                                <w:ilvl w:val="1"/>
+                                <w:numId w:val="30"/>
+                              </w:numPr>
+                              <w:spacing w:after="120"/>
+                              <w:ind w:left="720"/>
+                              <w:rPr>
+                                <w:rFonts w:asciiTheme="majorBidi" w:hAnsiTheme="majorBidi" w:cstheme="majorBidi"/>
+                                <w:sz w:val="28"/>
+                                <w:szCs w:val="28"/>
+                              </w:rPr>
+                            </w:pPr>
+                            <w:r>
+                              <w:rPr>
+                                <w:rFonts w:asciiTheme="majorBidi" w:hAnsiTheme="majorBidi" w:cstheme="majorBidi"/>
+                                <w:sz w:val="28"/>
+                                <w:szCs w:val="28"/>
+                              </w:rPr>
+                              <w:t xml:space="preserve">Example: </w:t>
+                            </w:r>
+                            <w:proofErr w:type="spellStart"/>
+                            <w:r>
+                              <w:rPr>
+                                <w:rFonts w:asciiTheme="majorBidi" w:hAnsiTheme="majorBidi" w:cstheme="majorBidi"/>
+                                <w:b/>
+                                <w:bCs/>
+                                <w:i/>
+                                <w:iCs/>
+                                <w:sz w:val="28"/>
+                                <w:szCs w:val="28"/>
+                              </w:rPr>
+                              <w:t>kubectl</w:t>
+                            </w:r>
+                            <w:proofErr w:type="spellEnd"/>
+                            <w:r>
+                              <w:rPr>
+                                <w:rFonts w:asciiTheme="majorBidi" w:hAnsiTheme="majorBidi" w:cstheme="majorBidi"/>
+                                <w:b/>
+                                <w:bCs/>
+                                <w:i/>
+                                <w:iCs/>
+                                <w:sz w:val="28"/>
+                                <w:szCs w:val="28"/>
+                              </w:rPr>
+                              <w:t xml:space="preserve"> apply -f </w:t>
+                            </w:r>
+                            <w:proofErr w:type="spellStart"/>
+                            <w:proofErr w:type="gramStart"/>
+                            <w:r>
+                              <w:rPr>
+                                <w:rFonts w:asciiTheme="majorBidi" w:hAnsiTheme="majorBidi" w:cstheme="majorBidi"/>
+                                <w:b/>
+                                <w:bCs/>
+                                <w:i/>
+                                <w:iCs/>
+                                <w:sz w:val="28"/>
+                                <w:szCs w:val="28"/>
+                              </w:rPr>
+                              <w:t>deployment.yaml</w:t>
+                            </w:r>
+                            <w:proofErr w:type="spellEnd"/>
+                            <w:proofErr w:type="gramEnd"/>
+                          </w:p>
+                          <w:p>
+                            <w:pPr>
+                              <w:spacing w:after="60"/>
+                              <w:jc w:val="both"/>
+                              <w:rPr>
+                                <w:rFonts w:asciiTheme="majorBidi" w:hAnsiTheme="majorBidi" w:cstheme="majorBidi"/>
+                                <w:sz w:val="28"/>
+                                <w:szCs w:val="28"/>
+                              </w:rPr>
+                            </w:pPr>
+                          </w:p>
+                          <w:p>
+                            <w:pPr>
+                              <w:spacing w:after="60"/>
+                              <w:jc w:val="both"/>
+                              <w:rPr>
+                                <w:rFonts w:asciiTheme="majorBidi" w:hAnsiTheme="majorBidi" w:cstheme="majorBidi"/>
+                                <w:sz w:val="28"/>
+                                <w:szCs w:val="28"/>
+                              </w:rPr>
+                            </w:pPr>
                           </w:p>
                           <w:p>
                             <w:pPr>
@@ -16745,298 +17568,12 @@
           </mc:Choice>
           <mc:Fallback>
             <w:pict>
-              <v:rect w14:anchorId="50026BDB" id="_x0000_s1029" style="position:absolute;left:0;text-align:left;margin-left:487.15pt;margin-top:0;width:538.35pt;height:717pt;z-index:251659264;visibility:visible;mso-wrap-style:square;mso-width-percent:0;mso-height-percent:0;mso-wrap-distance-left:9pt;mso-wrap-distance-top:0;mso-wrap-distance-right:9pt;mso-wrap-distance-bottom:0;mso-position-horizontal:right;mso-position-horizontal-relative:margin;mso-position-vertical:absolute;mso-position-vertical-relative:text;mso-width-percent:0;mso-height-percent:0;mso-width-relative:margin;mso-height-relative:margin;v-text-anchor:middle" o:gfxdata="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" fillcolor="#555 [2160]" strokecolor="black [3200]" strokeweight=".5pt">
+              <v:rect w14:anchorId="50026BDB" id="_x0000_s1029" style="position:absolute;left:0;text-align:left;margin-left:487.15pt;margin-top:-.15pt;width:538.35pt;height:717pt;z-index:251659264;visibility:visible;mso-wrap-style:square;mso-width-percent:0;mso-height-percent:0;mso-wrap-distance-left:9pt;mso-wrap-distance-top:0;mso-wrap-distance-right:9pt;mso-wrap-distance-bottom:0;mso-position-horizontal:right;mso-position-horizontal-relative:margin;mso-position-vertical:absolute;mso-position-vertical-relative:text;mso-width-percent:0;mso-height-percent:0;mso-width-relative:margin;mso-height-relative:margin;v-text-anchor:middle" o:gfxdata="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" fillcolor="#555 [2160]" strokecolor="black [3200]" strokeweight=".5pt">
                 <v:fill color2="#313131 [2608]" rotate="t" colors="0 #9b9b9b;.5 #8e8e8e;1 #797979" focus="100%" type="gradient">
                   <o:fill v:ext="view" type="gradientUnscaled"/>
                 </v:fill>
                 <v:textbox>
                   <w:txbxContent>
-                    <w:p>
-                      <w:pPr>
-                        <w:pStyle w:val="ListParagraph"/>
-                        <w:numPr>
-                          <w:ilvl w:val="0"/>
-                          <w:numId w:val="27"/>
-                        </w:numPr>
-                        <w:ind w:left="360"/>
-                        <w:jc w:val="both"/>
-                        <w:rPr>
-                          <w:rFonts w:asciiTheme="majorBidi" w:hAnsiTheme="majorBidi" w:cstheme="majorBidi"/>
-                          <w:sz w:val="28"/>
-                          <w:szCs w:val="28"/>
-                        </w:rPr>
-                      </w:pPr>
-                      <w:r>
-                        <w:rPr>
-                          <w:rFonts w:asciiTheme="majorBidi" w:hAnsiTheme="majorBidi" w:cstheme="majorBidi"/>
-                          <w:sz w:val="28"/>
-                          <w:szCs w:val="28"/>
-                        </w:rPr>
-                        <w:t>Run a Pod</w:t>
-                      </w:r>
-                    </w:p>
-                    <w:p>
-                      <w:pPr>
-                        <w:pStyle w:val="ListParagraph"/>
-                        <w:numPr>
-                          <w:ilvl w:val="0"/>
-                          <w:numId w:val="27"/>
-                        </w:numPr>
-                        <w:ind w:left="360"/>
-                        <w:jc w:val="both"/>
-                        <w:rPr>
-                          <w:rFonts w:asciiTheme="majorBidi" w:hAnsiTheme="majorBidi" w:cstheme="majorBidi"/>
-                          <w:sz w:val="28"/>
-                          <w:szCs w:val="28"/>
-                        </w:rPr>
-                      </w:pPr>
-                      <w:r>
-                        <w:rPr>
-                          <w:rFonts w:asciiTheme="majorBidi" w:hAnsiTheme="majorBidi" w:cstheme="majorBidi"/>
-                          <w:sz w:val="28"/>
-                          <w:szCs w:val="28"/>
-                        </w:rPr>
-                        <w:t>Use the nginx image</w:t>
-                      </w:r>
-                    </w:p>
-                    <w:p>
-                      <w:pPr>
-                        <w:pStyle w:val="ListParagraph"/>
-                        <w:numPr>
-                          <w:ilvl w:val="0"/>
-                          <w:numId w:val="27"/>
-                        </w:numPr>
-                        <w:spacing w:after="60"/>
-                        <w:ind w:left="360"/>
-                        <w:jc w:val="both"/>
-                        <w:rPr>
-                          <w:rFonts w:asciiTheme="majorBidi" w:hAnsiTheme="majorBidi" w:cstheme="majorBidi"/>
-                          <w:sz w:val="28"/>
-                          <w:szCs w:val="28"/>
-                        </w:rPr>
-                      </w:pPr>
-                      <w:r>
-                        <w:rPr>
-                          <w:rFonts w:asciiTheme="majorBidi" w:hAnsiTheme="majorBidi" w:cstheme="majorBidi"/>
-                          <w:sz w:val="28"/>
-                          <w:szCs w:val="28"/>
-                        </w:rPr>
-                        <w:t>Create it right now</w:t>
-                      </w:r>
-                    </w:p>
-                    <w:p>
-                      <w:pPr>
-                        <w:spacing w:after="120"/>
-                        <w:jc w:val="both"/>
-                        <w:rPr>
-                          <w:rFonts w:asciiTheme="majorBidi" w:hAnsiTheme="majorBidi" w:cstheme="majorBidi"/>
-                          <w:sz w:val="28"/>
-                          <w:szCs w:val="28"/>
-                        </w:rPr>
-                      </w:pPr>
-                      <w:r>
-                        <w:rPr>
-                          <w:rFonts w:asciiTheme="majorBidi" w:hAnsiTheme="majorBidi" w:cstheme="majorBidi"/>
-                          <w:sz w:val="28"/>
-                          <w:szCs w:val="28"/>
-                        </w:rPr>
-                        <w:t>You are issuing commands that directly change the cluster state.</w:t>
-                      </w:r>
-                    </w:p>
-                    <w:p>
-                      <w:pPr>
-                        <w:spacing w:after="60"/>
-                        <w:jc w:val="both"/>
-                        <w:rPr>
-                          <w:rFonts w:asciiTheme="majorBidi" w:hAnsiTheme="majorBidi" w:cstheme="majorBidi"/>
-                          <w:b/>
-                          <w:bCs/>
-                          <w:sz w:val="28"/>
-                          <w:szCs w:val="28"/>
-                        </w:rPr>
-                      </w:pPr>
-                      <w:r>
-                        <w:rPr>
-                          <w:rFonts w:asciiTheme="majorBidi" w:hAnsiTheme="majorBidi" w:cstheme="majorBidi"/>
-                          <w:b/>
-                          <w:bCs/>
-                          <w:sz w:val="28"/>
-                          <w:szCs w:val="28"/>
-                        </w:rPr>
-                        <w:t>Characteristics:</w:t>
-                      </w:r>
-                    </w:p>
-                    <w:p>
-                      <w:pPr>
-                        <w:pStyle w:val="ListParagraph"/>
-                        <w:numPr>
-                          <w:ilvl w:val="0"/>
-                          <w:numId w:val="28"/>
-                        </w:numPr>
-                        <w:ind w:left="360"/>
-                        <w:jc w:val="both"/>
-                        <w:rPr>
-                          <w:rFonts w:asciiTheme="majorBidi" w:hAnsiTheme="majorBidi" w:cstheme="majorBidi"/>
-                          <w:sz w:val="28"/>
-                          <w:szCs w:val="28"/>
-                        </w:rPr>
-                      </w:pPr>
-                      <w:r>
-                        <w:rPr>
-                          <w:rFonts w:asciiTheme="majorBidi" w:hAnsiTheme="majorBidi" w:cstheme="majorBidi"/>
-                          <w:sz w:val="28"/>
-                          <w:szCs w:val="28"/>
-                        </w:rPr>
-                        <w:t>Command-based</w:t>
-                      </w:r>
-                    </w:p>
-                    <w:p>
-                      <w:pPr>
-                        <w:pStyle w:val="ListParagraph"/>
-                        <w:numPr>
-                          <w:ilvl w:val="0"/>
-                          <w:numId w:val="28"/>
-                        </w:numPr>
-                        <w:ind w:left="360"/>
-                        <w:jc w:val="both"/>
-                        <w:rPr>
-                          <w:rFonts w:asciiTheme="majorBidi" w:hAnsiTheme="majorBidi" w:cstheme="majorBidi"/>
-                          <w:sz w:val="28"/>
-                          <w:szCs w:val="28"/>
-                        </w:rPr>
-                      </w:pPr>
-                      <w:r>
-                        <w:rPr>
-                          <w:rFonts w:asciiTheme="majorBidi" w:hAnsiTheme="majorBidi" w:cstheme="majorBidi"/>
-                          <w:sz w:val="28"/>
-                          <w:szCs w:val="28"/>
-                        </w:rPr>
-                        <w:t>Immediate action</w:t>
-                      </w:r>
-                    </w:p>
-                    <w:p>
-                      <w:pPr>
-                        <w:pStyle w:val="ListParagraph"/>
-                        <w:numPr>
-                          <w:ilvl w:val="0"/>
-                          <w:numId w:val="28"/>
-                        </w:numPr>
-                        <w:ind w:left="360"/>
-                        <w:jc w:val="both"/>
-                        <w:rPr>
-                          <w:rFonts w:asciiTheme="majorBidi" w:hAnsiTheme="majorBidi" w:cstheme="majorBidi"/>
-                          <w:sz w:val="28"/>
-                          <w:szCs w:val="28"/>
-                        </w:rPr>
-                      </w:pPr>
-                      <w:r>
-                        <w:rPr>
-                          <w:rFonts w:asciiTheme="majorBidi" w:hAnsiTheme="majorBidi" w:cstheme="majorBidi"/>
-                          <w:sz w:val="28"/>
-                          <w:szCs w:val="28"/>
-                        </w:rPr>
-                        <w:t>Good for quick testing</w:t>
-                      </w:r>
-                    </w:p>
-                    <w:p>
-                      <w:pPr>
-                        <w:pStyle w:val="ListParagraph"/>
-                        <w:numPr>
-                          <w:ilvl w:val="0"/>
-                          <w:numId w:val="28"/>
-                        </w:numPr>
-                        <w:spacing w:after="60"/>
-                        <w:ind w:left="360"/>
-                        <w:jc w:val="both"/>
-                        <w:rPr>
-                          <w:rFonts w:asciiTheme="majorBidi" w:hAnsiTheme="majorBidi" w:cstheme="majorBidi"/>
-                          <w:sz w:val="28"/>
-                          <w:szCs w:val="28"/>
-                        </w:rPr>
-                      </w:pPr>
-                      <w:r>
-                        <w:rPr>
-                          <w:rFonts w:asciiTheme="majorBidi" w:hAnsiTheme="majorBidi" w:cstheme="majorBidi"/>
-                          <w:sz w:val="28"/>
-                          <w:szCs w:val="28"/>
-                        </w:rPr>
-                        <w:t>Harder to track changes in production</w:t>
-                      </w:r>
-                      <w:r>
-                        <w:rPr>
-                          <w:rFonts w:asciiTheme="majorBidi" w:hAnsiTheme="majorBidi" w:cstheme="majorBidi"/>
-                          <w:sz w:val="28"/>
-                          <w:szCs w:val="28"/>
-                        </w:rPr>
-                        <w:t xml:space="preserve"> </w:t>
-                      </w:r>
-                    </w:p>
-                    <w:p>
-                      <w:pPr>
-                        <w:spacing w:after="60"/>
-                        <w:rPr>
-                          <w:rFonts w:asciiTheme="majorBidi" w:hAnsiTheme="majorBidi" w:cstheme="majorBidi"/>
-                          <w:b/>
-                          <w:bCs/>
-                          <w:sz w:val="28"/>
-                          <w:szCs w:val="28"/>
-                        </w:rPr>
-                      </w:pPr>
-                      <w:r>
-                        <w:rPr>
-                          <w:rFonts w:asciiTheme="majorBidi" w:hAnsiTheme="majorBidi" w:cstheme="majorBidi"/>
-                          <w:b/>
-                          <w:bCs/>
-                          <w:sz w:val="28"/>
-                          <w:szCs w:val="28"/>
-                        </w:rPr>
-                        <w:t>Example:</w:t>
-                      </w:r>
-                    </w:p>
-                    <w:p>
-                      <w:pPr>
-                        <w:spacing w:after="60"/>
-                        <w:rPr>
-                          <w:rFonts w:asciiTheme="majorBidi" w:hAnsiTheme="majorBidi" w:cstheme="majorBidi"/>
-                          <w:sz w:val="28"/>
-                          <w:szCs w:val="28"/>
-                        </w:rPr>
-                      </w:pPr>
-                      <w:proofErr w:type="spellStart"/>
-                      <w:r>
-                        <w:rPr>
-                          <w:rFonts w:asciiTheme="majorBidi" w:hAnsiTheme="majorBidi" w:cstheme="majorBidi"/>
-                          <w:b/>
-                          <w:bCs/>
-                          <w:i/>
-                          <w:iCs/>
-                          <w:sz w:val="28"/>
-                          <w:szCs w:val="28"/>
-                        </w:rPr>
-                        <w:t>kubectl</w:t>
-                      </w:r>
-                      <w:proofErr w:type="spellEnd"/>
-                      <w:r>
-                        <w:rPr>
-                          <w:rFonts w:asciiTheme="majorBidi" w:hAnsiTheme="majorBidi" w:cstheme="majorBidi"/>
-                          <w:b/>
-                          <w:bCs/>
-                          <w:i/>
-                          <w:iCs/>
-                          <w:sz w:val="28"/>
-                          <w:szCs w:val="28"/>
-                        </w:rPr>
-                        <w:t xml:space="preserve"> scale deployment nginx --replicas=3</w:t>
-                      </w:r>
-                      <w:r>
-                        <w:rPr>
-                          <w:rFonts w:asciiTheme="majorBidi" w:hAnsiTheme="majorBidi" w:cstheme="majorBidi"/>
-                          <w:sz w:val="28"/>
-                          <w:szCs w:val="28"/>
-                        </w:rPr>
-                        <w:t xml:space="preserve"> → You directly command Kubernetes to change the number of replicas.</w:t>
-                      </w:r>
-                    </w:p>
                     <w:p>
                       <w:pPr>
                         <w:spacing w:after="60"/>
@@ -17076,7 +17613,7 @@
                     </w:p>
                     <w:p>
                       <w:pPr>
-                        <w:spacing w:after="60"/>
+                        <w:spacing w:after="40"/>
                         <w:jc w:val="both"/>
                         <w:rPr>
                           <w:rFonts w:asciiTheme="majorBidi" w:hAnsiTheme="majorBidi" w:cstheme="majorBidi"/>
@@ -17310,8 +17847,19 @@
                         <w:jc w:val="both"/>
                         <w:rPr>
                           <w:rFonts w:asciiTheme="majorBidi" w:hAnsiTheme="majorBidi" w:cstheme="majorBidi"/>
-                          <w:sz w:val="32"/>
-                          <w:szCs w:val="32"/>
+                          <w:sz w:val="44"/>
+                          <w:szCs w:val="44"/>
+                        </w:rPr>
+                      </w:pPr>
+                    </w:p>
+                    <w:p>
+                      <w:pPr>
+                        <w:spacing w:after="0"/>
+                        <w:jc w:val="both"/>
+                        <w:rPr>
+                          <w:rFonts w:asciiTheme="majorBidi" w:hAnsiTheme="majorBidi" w:cstheme="majorBidi"/>
+                          <w:sz w:val="2"/>
+                          <w:szCs w:val="2"/>
                         </w:rPr>
                       </w:pPr>
                     </w:p>
@@ -17321,17 +17869,10 @@
                         <w:jc w:val="both"/>
                         <w:rPr>
                           <w:rFonts w:asciiTheme="majorBidi" w:hAnsiTheme="majorBidi" w:cstheme="majorBidi"/>
-                          <w:sz w:val="16"/>
-                          <w:szCs w:val="16"/>
-                        </w:rPr>
-                      </w:pPr>
-                    </w:p>
-                    <w:p>
-                      <w:pPr>
-                        <w:spacing w:after="60"/>
-                        <w:jc w:val="both"/>
-                        <w:rPr>
-                          <w:rFonts w:asciiTheme="majorBidi" w:hAnsiTheme="majorBidi" w:cstheme="majorBidi"/>
+                          <w:b/>
+                          <w:bCs/>
+                          <w:i/>
+                          <w:iCs/>
                           <w:sz w:val="28"/>
                           <w:szCs w:val="28"/>
                         </w:rPr>
@@ -17413,6 +17954,410 @@
                           <w:szCs w:val="28"/>
                         </w:rPr>
                       </w:pPr>
+                      <w:r>
+                        <w:rPr>
+                          <w:rFonts w:asciiTheme="majorBidi" w:hAnsiTheme="majorBidi" w:cstheme="majorBidi"/>
+                          <w:sz w:val="28"/>
+                          <w:szCs w:val="28"/>
+                        </w:rPr>
+                        <w:t>You are not telling Kubernetes how to create the pods.</w:t>
+                      </w:r>
+                      <w:r>
+                        <w:rPr>
+                          <w:rFonts w:asciiTheme="majorBidi" w:hAnsiTheme="majorBidi" w:cstheme="majorBidi"/>
+                          <w:sz w:val="28"/>
+                          <w:szCs w:val="28"/>
+                        </w:rPr>
+                        <w:t xml:space="preserve"> </w:t>
+                      </w:r>
+                      <w:r>
+                        <w:rPr>
+                          <w:rFonts w:asciiTheme="majorBidi" w:hAnsiTheme="majorBidi" w:cstheme="majorBidi"/>
+                          <w:sz w:val="28"/>
+                          <w:szCs w:val="28"/>
+                        </w:rPr>
+                        <w:t>You are telling Kubernetes:</w:t>
+                      </w:r>
+                      <w:r>
+                        <w:rPr>
+                          <w:rFonts w:asciiTheme="majorBidi" w:hAnsiTheme="majorBidi" w:cstheme="majorBidi"/>
+                          <w:sz w:val="28"/>
+                          <w:szCs w:val="28"/>
+                        </w:rPr>
+                        <w:t xml:space="preserve"> </w:t>
+                      </w:r>
+                      <w:r>
+                        <w:rPr>
+                          <w:rFonts w:asciiTheme="majorBidi" w:hAnsiTheme="majorBidi" w:cstheme="majorBidi"/>
+                          <w:sz w:val="28"/>
+                          <w:szCs w:val="28"/>
+                        </w:rPr>
+                        <w:t>I want a deployment with 3 nginx pods running.</w:t>
+                      </w:r>
+                      <w:r>
+                        <w:rPr>
+                          <w:rFonts w:asciiTheme="majorBidi" w:hAnsiTheme="majorBidi" w:cstheme="majorBidi"/>
+                          <w:sz w:val="28"/>
+                          <w:szCs w:val="28"/>
+                        </w:rPr>
+                        <w:t xml:space="preserve"> </w:t>
+                      </w:r>
+                      <w:r>
+                        <w:rPr>
+                          <w:rFonts w:asciiTheme="majorBidi" w:hAnsiTheme="majorBidi" w:cstheme="majorBidi"/>
+                          <w:sz w:val="28"/>
+                          <w:szCs w:val="28"/>
+                        </w:rPr>
+                        <w:t>The controllers inside the controller manager will continuously check the cluster and make sure the actual state matches this desired state.</w:t>
+                      </w:r>
+                      <w:r>
+                        <w:rPr>
+                          <w:rFonts w:asciiTheme="majorBidi" w:hAnsiTheme="majorBidi" w:cstheme="majorBidi"/>
+                          <w:sz w:val="28"/>
+                          <w:szCs w:val="28"/>
+                        </w:rPr>
+                        <w:t xml:space="preserve"> </w:t>
+                      </w:r>
+                      <w:r>
+                        <w:rPr>
+                          <w:rFonts w:asciiTheme="majorBidi" w:hAnsiTheme="majorBidi" w:cstheme="majorBidi"/>
+                          <w:sz w:val="28"/>
+                          <w:szCs w:val="28"/>
+                        </w:rPr>
+                        <w:t>If a pod dies, Kubernetes automatically recreates it.</w:t>
+                      </w:r>
+                    </w:p>
+                    <w:p>
+                      <w:pPr>
+                        <w:spacing w:after="60"/>
+                        <w:rPr>
+                          <w:rFonts w:asciiTheme="majorBidi" w:hAnsiTheme="majorBidi" w:cstheme="majorBidi"/>
+                          <w:b/>
+                          <w:bCs/>
+                          <w:sz w:val="32"/>
+                          <w:szCs w:val="32"/>
+                        </w:rPr>
+                      </w:pPr>
+                      <w:r>
+                        <w:rPr>
+                          <w:rFonts w:asciiTheme="majorBidi" w:hAnsiTheme="majorBidi" w:cstheme="majorBidi"/>
+                          <w:b/>
+                          <w:bCs/>
+                          <w:sz w:val="32"/>
+                          <w:szCs w:val="32"/>
+                        </w:rPr>
+                        <w:t>Key Difference:</w:t>
+                      </w:r>
+                    </w:p>
+                    <w:p>
+                      <w:pPr>
+                        <w:pStyle w:val="ListParagraph"/>
+                        <w:numPr>
+                          <w:ilvl w:val="0"/>
+                          <w:numId w:val="29"/>
+                        </w:numPr>
+                        <w:ind w:left="360"/>
+                        <w:rPr>
+                          <w:rFonts w:asciiTheme="majorBidi" w:hAnsiTheme="majorBidi" w:cstheme="majorBidi"/>
+                          <w:b/>
+                          <w:bCs/>
+                          <w:sz w:val="28"/>
+                          <w:szCs w:val="28"/>
+                        </w:rPr>
+                      </w:pPr>
+                      <w:r>
+                        <w:rPr>
+                          <w:rFonts w:asciiTheme="majorBidi" w:hAnsiTheme="majorBidi" w:cstheme="majorBidi"/>
+                          <w:b/>
+                          <w:bCs/>
+                          <w:sz w:val="28"/>
+                          <w:szCs w:val="28"/>
+                        </w:rPr>
+                        <w:t>Imperative:</w:t>
+                      </w:r>
+                    </w:p>
+                    <w:p>
+                      <w:pPr>
+                        <w:pStyle w:val="ListParagraph"/>
+                        <w:numPr>
+                          <w:ilvl w:val="1"/>
+                          <w:numId w:val="29"/>
+                        </w:numPr>
+                        <w:ind w:left="720"/>
+                        <w:rPr>
+                          <w:rFonts w:asciiTheme="majorBidi" w:hAnsiTheme="majorBidi" w:cstheme="majorBidi"/>
+                          <w:sz w:val="28"/>
+                          <w:szCs w:val="28"/>
+                        </w:rPr>
+                      </w:pPr>
+                      <w:r>
+                        <w:rPr>
+                          <w:rFonts w:asciiTheme="majorBidi" w:hAnsiTheme="majorBidi" w:cstheme="majorBidi"/>
+                          <w:sz w:val="28"/>
+                          <w:szCs w:val="28"/>
+                        </w:rPr>
+                        <w:t>You tell Kubernetes how to do something</w:t>
+                      </w:r>
+                    </w:p>
+                    <w:p>
+                      <w:pPr>
+                        <w:pStyle w:val="ListParagraph"/>
+                        <w:numPr>
+                          <w:ilvl w:val="1"/>
+                          <w:numId w:val="29"/>
+                        </w:numPr>
+                        <w:ind w:left="720"/>
+                        <w:rPr>
+                          <w:rFonts w:asciiTheme="majorBidi" w:hAnsiTheme="majorBidi" w:cstheme="majorBidi"/>
+                          <w:sz w:val="28"/>
+                          <w:szCs w:val="28"/>
+                        </w:rPr>
+                      </w:pPr>
+                      <w:r>
+                        <w:rPr>
+                          <w:rFonts w:asciiTheme="majorBidi" w:hAnsiTheme="majorBidi" w:cstheme="majorBidi"/>
+                          <w:sz w:val="28"/>
+                          <w:szCs w:val="28"/>
+                        </w:rPr>
+                        <w:t>Command-based</w:t>
+                      </w:r>
+                    </w:p>
+                    <w:p>
+                      <w:pPr>
+                        <w:pStyle w:val="ListParagraph"/>
+                        <w:numPr>
+                          <w:ilvl w:val="1"/>
+                          <w:numId w:val="29"/>
+                        </w:numPr>
+                        <w:ind w:left="720"/>
+                        <w:jc w:val="both"/>
+                        <w:rPr>
+                          <w:rFonts w:asciiTheme="majorBidi" w:hAnsiTheme="majorBidi" w:cstheme="majorBidi"/>
+                          <w:sz w:val="28"/>
+                          <w:szCs w:val="28"/>
+                        </w:rPr>
+                      </w:pPr>
+                      <w:r>
+                        <w:rPr>
+                          <w:rFonts w:asciiTheme="majorBidi" w:hAnsiTheme="majorBidi" w:cstheme="majorBidi"/>
+                          <w:sz w:val="28"/>
+                          <w:szCs w:val="28"/>
+                        </w:rPr>
+                        <w:t xml:space="preserve">Example: </w:t>
+                      </w:r>
+                      <w:proofErr w:type="spellStart"/>
+                      <w:r>
+                        <w:rPr>
+                          <w:rFonts w:asciiTheme="majorBidi" w:hAnsiTheme="majorBidi" w:cstheme="majorBidi"/>
+                          <w:b/>
+                          <w:bCs/>
+                          <w:i/>
+                          <w:iCs/>
+                          <w:sz w:val="28"/>
+                          <w:szCs w:val="28"/>
+                        </w:rPr>
+                        <w:t>kubectl</w:t>
+                      </w:r>
+                      <w:proofErr w:type="spellEnd"/>
+                      <w:r>
+                        <w:rPr>
+                          <w:rFonts w:asciiTheme="majorBidi" w:hAnsiTheme="majorBidi" w:cstheme="majorBidi"/>
+                          <w:b/>
+                          <w:bCs/>
+                          <w:i/>
+                          <w:iCs/>
+                          <w:sz w:val="28"/>
+                          <w:szCs w:val="28"/>
+                        </w:rPr>
+                        <w:t xml:space="preserve"> run, </w:t>
+                      </w:r>
+                      <w:proofErr w:type="spellStart"/>
+                      <w:r>
+                        <w:rPr>
+                          <w:rFonts w:asciiTheme="majorBidi" w:hAnsiTheme="majorBidi" w:cstheme="majorBidi"/>
+                          <w:b/>
+                          <w:bCs/>
+                          <w:i/>
+                          <w:iCs/>
+                          <w:sz w:val="28"/>
+                          <w:szCs w:val="28"/>
+                        </w:rPr>
+                        <w:t>kubectl</w:t>
+                      </w:r>
+                      <w:proofErr w:type="spellEnd"/>
+                      <w:r>
+                        <w:rPr>
+                          <w:rFonts w:asciiTheme="majorBidi" w:hAnsiTheme="majorBidi" w:cstheme="majorBidi"/>
+                          <w:b/>
+                          <w:bCs/>
+                          <w:i/>
+                          <w:iCs/>
+                          <w:sz w:val="28"/>
+                          <w:szCs w:val="28"/>
+                        </w:rPr>
+                        <w:t xml:space="preserve"> scale</w:t>
+                      </w:r>
+                    </w:p>
+                    <w:p>
+                      <w:pPr>
+                        <w:pStyle w:val="ListParagraph"/>
+                        <w:numPr>
+                          <w:ilvl w:val="0"/>
+                          <w:numId w:val="30"/>
+                        </w:numPr>
+                        <w:ind w:left="360"/>
+                        <w:rPr>
+                          <w:rFonts w:asciiTheme="majorBidi" w:hAnsiTheme="majorBidi" w:cstheme="majorBidi"/>
+                          <w:b/>
+                          <w:bCs/>
+                          <w:sz w:val="28"/>
+                          <w:szCs w:val="28"/>
+                        </w:rPr>
+                      </w:pPr>
+                      <w:r>
+                        <w:rPr>
+                          <w:rFonts w:asciiTheme="majorBidi" w:hAnsiTheme="majorBidi" w:cstheme="majorBidi"/>
+                          <w:b/>
+                          <w:bCs/>
+                          <w:sz w:val="28"/>
+                          <w:szCs w:val="28"/>
+                        </w:rPr>
+                        <w:t>Declarative:</w:t>
+                      </w:r>
+                    </w:p>
+                    <w:p>
+                      <w:pPr>
+                        <w:pStyle w:val="ListParagraph"/>
+                        <w:numPr>
+                          <w:ilvl w:val="1"/>
+                          <w:numId w:val="30"/>
+                        </w:numPr>
+                        <w:ind w:left="720"/>
+                        <w:rPr>
+                          <w:rFonts w:asciiTheme="majorBidi" w:hAnsiTheme="majorBidi" w:cstheme="majorBidi"/>
+                          <w:sz w:val="28"/>
+                          <w:szCs w:val="28"/>
+                        </w:rPr>
+                      </w:pPr>
+                      <w:r>
+                        <w:rPr>
+                          <w:rFonts w:asciiTheme="majorBidi" w:hAnsiTheme="majorBidi" w:cstheme="majorBidi"/>
+                          <w:sz w:val="28"/>
+                          <w:szCs w:val="28"/>
+                        </w:rPr>
+                        <w:t>You tell Kubernetes what the final state should be</w:t>
+                      </w:r>
+                    </w:p>
+                    <w:p>
+                      <w:pPr>
+                        <w:pStyle w:val="ListParagraph"/>
+                        <w:numPr>
+                          <w:ilvl w:val="1"/>
+                          <w:numId w:val="30"/>
+                        </w:numPr>
+                        <w:ind w:left="720"/>
+                        <w:rPr>
+                          <w:rFonts w:asciiTheme="majorBidi" w:hAnsiTheme="majorBidi" w:cstheme="majorBidi"/>
+                          <w:sz w:val="28"/>
+                          <w:szCs w:val="28"/>
+                        </w:rPr>
+                      </w:pPr>
+                      <w:r>
+                        <w:rPr>
+                          <w:rFonts w:asciiTheme="majorBidi" w:hAnsiTheme="majorBidi" w:cstheme="majorBidi"/>
+                          <w:sz w:val="28"/>
+                          <w:szCs w:val="28"/>
+                        </w:rPr>
+                        <w:t>Configuration-based (YAML)</w:t>
+                      </w:r>
+                    </w:p>
+                    <w:p>
+                      <w:pPr>
+                        <w:pStyle w:val="ListParagraph"/>
+                        <w:numPr>
+                          <w:ilvl w:val="1"/>
+                          <w:numId w:val="30"/>
+                        </w:numPr>
+                        <w:spacing w:after="120"/>
+                        <w:ind w:left="720"/>
+                        <w:rPr>
+                          <w:rFonts w:asciiTheme="majorBidi" w:hAnsiTheme="majorBidi" w:cstheme="majorBidi"/>
+                          <w:sz w:val="28"/>
+                          <w:szCs w:val="28"/>
+                        </w:rPr>
+                      </w:pPr>
+                      <w:r>
+                        <w:rPr>
+                          <w:rFonts w:asciiTheme="majorBidi" w:hAnsiTheme="majorBidi" w:cstheme="majorBidi"/>
+                          <w:sz w:val="28"/>
+                          <w:szCs w:val="28"/>
+                        </w:rPr>
+                        <w:t xml:space="preserve">Example: </w:t>
+                      </w:r>
+                      <w:proofErr w:type="spellStart"/>
+                      <w:r>
+                        <w:rPr>
+                          <w:rFonts w:asciiTheme="majorBidi" w:hAnsiTheme="majorBidi" w:cstheme="majorBidi"/>
+                          <w:b/>
+                          <w:bCs/>
+                          <w:i/>
+                          <w:iCs/>
+                          <w:sz w:val="28"/>
+                          <w:szCs w:val="28"/>
+                        </w:rPr>
+                        <w:t>kubectl</w:t>
+                      </w:r>
+                      <w:proofErr w:type="spellEnd"/>
+                      <w:r>
+                        <w:rPr>
+                          <w:rFonts w:asciiTheme="majorBidi" w:hAnsiTheme="majorBidi" w:cstheme="majorBidi"/>
+                          <w:b/>
+                          <w:bCs/>
+                          <w:i/>
+                          <w:iCs/>
+                          <w:sz w:val="28"/>
+                          <w:szCs w:val="28"/>
+                        </w:rPr>
+                        <w:t xml:space="preserve"> apply -f </w:t>
+                      </w:r>
+                      <w:proofErr w:type="spellStart"/>
+                      <w:proofErr w:type="gramStart"/>
+                      <w:r>
+                        <w:rPr>
+                          <w:rFonts w:asciiTheme="majorBidi" w:hAnsiTheme="majorBidi" w:cstheme="majorBidi"/>
+                          <w:b/>
+                          <w:bCs/>
+                          <w:i/>
+                          <w:iCs/>
+                          <w:sz w:val="28"/>
+                          <w:szCs w:val="28"/>
+                        </w:rPr>
+                        <w:t>deployment.yaml</w:t>
+                      </w:r>
+                      <w:proofErr w:type="spellEnd"/>
+                      <w:proofErr w:type="gramEnd"/>
+                    </w:p>
+                    <w:p>
+                      <w:pPr>
+                        <w:spacing w:after="60"/>
+                        <w:jc w:val="both"/>
+                        <w:rPr>
+                          <w:rFonts w:asciiTheme="majorBidi" w:hAnsiTheme="majorBidi" w:cstheme="majorBidi"/>
+                          <w:sz w:val="28"/>
+                          <w:szCs w:val="28"/>
+                        </w:rPr>
+                      </w:pPr>
+                    </w:p>
+                    <w:p>
+                      <w:pPr>
+                        <w:spacing w:after="60"/>
+                        <w:jc w:val="both"/>
+                        <w:rPr>
+                          <w:rFonts w:asciiTheme="majorBidi" w:hAnsiTheme="majorBidi" w:cstheme="majorBidi"/>
+                          <w:sz w:val="28"/>
+                          <w:szCs w:val="28"/>
+                        </w:rPr>
+                      </w:pPr>
                     </w:p>
                     <w:p>
                       <w:pPr>
@@ -17473,96 +18418,6 @@
           <w:szCs w:val="28"/>
         </w:rPr>
       </w:pPr>
-    </w:p>
-    <w:p>
-      <w:pPr>
-        <w:jc w:val="both"/>
-        <w:rPr>
-          <w:rFonts w:asciiTheme="majorBidi" w:hAnsiTheme="majorBidi" w:cstheme="majorBidi"/>
-          <w:sz w:val="28"/>
-          <w:szCs w:val="28"/>
-        </w:rPr>
-      </w:pPr>
-    </w:p>
-    <w:p>
-      <w:pPr>
-        <w:jc w:val="both"/>
-        <w:rPr>
-          <w:rFonts w:asciiTheme="majorBidi" w:hAnsiTheme="majorBidi" w:cstheme="majorBidi"/>
-          <w:sz w:val="28"/>
-          <w:szCs w:val="28"/>
-        </w:rPr>
-      </w:pPr>
-    </w:p>
-    <w:p>
-      <w:pPr>
-        <w:jc w:val="both"/>
-        <w:rPr>
-          <w:rFonts w:asciiTheme="majorBidi" w:hAnsiTheme="majorBidi" w:cstheme="majorBidi"/>
-          <w:sz w:val="28"/>
-          <w:szCs w:val="28"/>
-        </w:rPr>
-      </w:pPr>
-    </w:p>
-    <w:p>
-      <w:pPr>
-        <w:jc w:val="both"/>
-        <w:rPr>
-          <w:rFonts w:asciiTheme="majorBidi" w:hAnsiTheme="majorBidi" w:cstheme="majorBidi"/>
-          <w:sz w:val="28"/>
-          <w:szCs w:val="28"/>
-        </w:rPr>
-      </w:pPr>
-    </w:p>
-    <w:p>
-      <w:pPr>
-        <w:jc w:val="both"/>
-        <w:rPr>
-          <w:rFonts w:asciiTheme="majorBidi" w:hAnsiTheme="majorBidi" w:cstheme="majorBidi"/>
-          <w:sz w:val="28"/>
-          <w:szCs w:val="28"/>
-        </w:rPr>
-      </w:pPr>
-    </w:p>
-    <w:p>
-      <w:pPr>
-        <w:jc w:val="both"/>
-        <w:rPr>
-          <w:rFonts w:asciiTheme="majorBidi" w:hAnsiTheme="majorBidi" w:cstheme="majorBidi"/>
-          <w:sz w:val="28"/>
-          <w:szCs w:val="28"/>
-        </w:rPr>
-      </w:pPr>
-    </w:p>
-    <w:p>
-      <w:pPr>
-        <w:jc w:val="both"/>
-        <w:rPr>
-          <w:rFonts w:asciiTheme="majorBidi" w:hAnsiTheme="majorBidi" w:cstheme="majorBidi"/>
-          <w:sz w:val="28"/>
-          <w:szCs w:val="28"/>
-        </w:rPr>
-      </w:pPr>
-    </w:p>
-    <w:p>
-      <w:pPr>
-        <w:jc w:val="both"/>
-        <w:rPr>
-          <w:rFonts w:asciiTheme="majorBidi" w:hAnsiTheme="majorBidi" w:cstheme="majorBidi"/>
-          <w:sz w:val="28"/>
-          <w:szCs w:val="28"/>
-        </w:rPr>
-      </w:pPr>
-    </w:p>
-    <w:p>
-      <w:pPr>
-        <w:jc w:val="both"/>
-        <w:rPr>
-          <w:rFonts w:asciiTheme="majorBidi" w:hAnsiTheme="majorBidi" w:cstheme="majorBidi"/>
-          <w:sz w:val="28"/>
-          <w:szCs w:val="28"/>
-        </w:rPr>
-      </w:pPr>
       <w:r>
         <w:rPr>
           <w:rFonts w:asciiTheme="majorBidi" w:hAnsiTheme="majorBidi" w:cstheme="majorBidi"/>
@@ -17573,16 +18428,16 @@
         <mc:AlternateContent>
           <mc:Choice Requires="wps">
             <w:drawing>
-              <wp:anchor distT="0" distB="0" distL="114300" distR="114300" simplePos="0" relativeHeight="251662336" behindDoc="0" locked="0" layoutInCell="1" allowOverlap="1" wp14:anchorId="7833C680" wp14:editId="0972BA54">
+              <wp:anchor distT="0" distB="0" distL="114300" distR="114300" simplePos="0" relativeHeight="251662336" behindDoc="0" locked="0" layoutInCell="1" allowOverlap="1" wp14:anchorId="7833C680" wp14:editId="0A049CB5">
                 <wp:simplePos x="0" y="0"/>
                 <wp:positionH relativeFrom="column">
-                  <wp:posOffset>104775</wp:posOffset>
+                  <wp:posOffset>121920</wp:posOffset>
                 </wp:positionH>
                 <wp:positionV relativeFrom="paragraph">
-                  <wp:posOffset>320674</wp:posOffset>
+                  <wp:posOffset>150495</wp:posOffset>
                 </wp:positionV>
-                <wp:extent cx="2583180" cy="4181475"/>
-                <wp:effectExtent l="0" t="0" r="26670" b="28575"/>
+                <wp:extent cx="2583180" cy="4145280"/>
+                <wp:effectExtent l="0" t="0" r="26670" b="26670"/>
                 <wp:wrapNone/>
                 <wp:docPr id="283162400" name="Rectangle 3"/>
                 <wp:cNvGraphicFramePr/>
@@ -17593,7 +18448,7 @@
                       <wps:spPr>
                         <a:xfrm>
                           <a:off x="0" y="0"/>
-                          <a:ext cx="2583180" cy="4181475"/>
+                          <a:ext cx="2583180" cy="4145280"/>
                         </a:xfrm>
                         <a:prstGeom prst="rect">
                           <a:avLst/>
@@ -18141,7 +18996,7 @@
           </mc:Choice>
           <mc:Fallback>
             <w:pict>
-              <v:rect w14:anchorId="7833C680" id="Rectangle 3" o:spid="_x0000_s1030" style="position:absolute;left:0;text-align:left;margin-left:8.25pt;margin-top:25.25pt;width:203.4pt;height:329.25pt;z-index:251662336;visibility:visible;mso-wrap-style:square;mso-width-percent:0;mso-height-percent:0;mso-wrap-distance-left:9pt;mso-wrap-distance-top:0;mso-wrap-distance-right:9pt;mso-wrap-distance-bottom:0;mso-position-horizontal:absolute;mso-position-horizontal-relative:text;mso-position-vertical:absolute;mso-position-vertical-relative:text;mso-width-percent:0;mso-height-percent:0;mso-width-relative:margin;mso-height-relative:margin;v-text-anchor:middle" o:gfxdata="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" fillcolor="black [3200]" strokecolor="black [480]" strokeweight="1pt">
+              <v:rect w14:anchorId="7833C680" id="Rectangle 3" o:spid="_x0000_s1030" style="position:absolute;left:0;text-align:left;margin-left:9.6pt;margin-top:11.85pt;width:203.4pt;height:326.4pt;z-index:251662336;visibility:visible;mso-wrap-style:square;mso-width-percent:0;mso-height-percent:0;mso-wrap-distance-left:9pt;mso-wrap-distance-top:0;mso-wrap-distance-right:9pt;mso-wrap-distance-bottom:0;mso-position-horizontal:absolute;mso-position-horizontal-relative:text;mso-position-vertical:absolute;mso-position-vertical-relative:text;mso-width-percent:0;mso-height-percent:0;mso-width-relative:margin;mso-height-relative:margin;v-text-anchor:middle" o:gfxdata="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" fillcolor="black [3200]" strokecolor="black [480]" strokeweight="1pt">
                 <v:textbox>
                   <w:txbxContent>
                     <w:p>
@@ -18803,6 +19658,96 @@
           <w:szCs w:val="28"/>
         </w:rPr>
       </w:pPr>
+    </w:p>
+    <w:p>
+      <w:pPr>
+        <w:jc w:val="both"/>
+        <w:rPr>
+          <w:rFonts w:asciiTheme="majorBidi" w:hAnsiTheme="majorBidi" w:cstheme="majorBidi"/>
+          <w:sz w:val="28"/>
+          <w:szCs w:val="28"/>
+        </w:rPr>
+      </w:pPr>
+    </w:p>
+    <w:p>
+      <w:pPr>
+        <w:jc w:val="both"/>
+        <w:rPr>
+          <w:rFonts w:asciiTheme="majorBidi" w:hAnsiTheme="majorBidi" w:cstheme="majorBidi"/>
+          <w:sz w:val="28"/>
+          <w:szCs w:val="28"/>
+        </w:rPr>
+      </w:pPr>
+    </w:p>
+    <w:p>
+      <w:pPr>
+        <w:jc w:val="both"/>
+        <w:rPr>
+          <w:rFonts w:asciiTheme="majorBidi" w:hAnsiTheme="majorBidi" w:cstheme="majorBidi"/>
+          <w:sz w:val="28"/>
+          <w:szCs w:val="28"/>
+        </w:rPr>
+      </w:pPr>
+    </w:p>
+    <w:p>
+      <w:pPr>
+        <w:jc w:val="both"/>
+        <w:rPr>
+          <w:rFonts w:asciiTheme="majorBidi" w:hAnsiTheme="majorBidi" w:cstheme="majorBidi"/>
+          <w:sz w:val="28"/>
+          <w:szCs w:val="28"/>
+        </w:rPr>
+      </w:pPr>
+    </w:p>
+    <w:p>
+      <w:pPr>
+        <w:jc w:val="both"/>
+        <w:rPr>
+          <w:rFonts w:asciiTheme="majorBidi" w:hAnsiTheme="majorBidi" w:cstheme="majorBidi"/>
+          <w:sz w:val="28"/>
+          <w:szCs w:val="28"/>
+        </w:rPr>
+      </w:pPr>
+    </w:p>
+    <w:p>
+      <w:pPr>
+        <w:jc w:val="both"/>
+        <w:rPr>
+          <w:rFonts w:asciiTheme="majorBidi" w:hAnsiTheme="majorBidi" w:cstheme="majorBidi"/>
+          <w:sz w:val="28"/>
+          <w:szCs w:val="28"/>
+        </w:rPr>
+      </w:pPr>
+    </w:p>
+    <w:p>
+      <w:pPr>
+        <w:jc w:val="both"/>
+        <w:rPr>
+          <w:rFonts w:asciiTheme="majorBidi" w:hAnsiTheme="majorBidi" w:cstheme="majorBidi"/>
+          <w:sz w:val="28"/>
+          <w:szCs w:val="28"/>
+        </w:rPr>
+      </w:pPr>
+    </w:p>
+    <w:p>
+      <w:pPr>
+        <w:jc w:val="both"/>
+        <w:rPr>
+          <w:rFonts w:asciiTheme="majorBidi" w:hAnsiTheme="majorBidi" w:cstheme="majorBidi"/>
+          <w:sz w:val="28"/>
+          <w:szCs w:val="28"/>
+        </w:rPr>
+      </w:pPr>
+    </w:p>
+    <w:p>
+      <w:pPr>
+        <w:jc w:val="both"/>
+        <w:rPr>
+          <w:rFonts w:asciiTheme="majorBidi" w:hAnsiTheme="majorBidi" w:cstheme="majorBidi"/>
+          <w:sz w:val="28"/>
+          <w:szCs w:val="28"/>
+        </w:rPr>
+      </w:pPr>
       <w:r>
         <w:rPr>
           <w:rFonts w:asciiTheme="majorBidi" w:hAnsiTheme="majorBidi" w:cstheme="majorBidi"/>
@@ -18810,19 +19755,20 @@
           <w:sz w:val="28"/>
           <w:szCs w:val="28"/>
         </w:rPr>
+        <w:lastRenderedPageBreak/>
         <mc:AlternateContent>
           <mc:Choice Requires="wps">
             <w:drawing>
-              <wp:anchor distT="0" distB="0" distL="114300" distR="114300" simplePos="0" relativeHeight="251661312" behindDoc="0" locked="0" layoutInCell="1" allowOverlap="1" wp14:anchorId="13685499" wp14:editId="7CDCCF17">
+              <wp:anchor distT="0" distB="0" distL="114300" distR="114300" simplePos="0" relativeHeight="251661312" behindDoc="0" locked="0" layoutInCell="1" allowOverlap="1" wp14:anchorId="13685499" wp14:editId="71D80487">
                 <wp:simplePos x="0" y="0"/>
                 <wp:positionH relativeFrom="margin">
                   <wp:align>right</wp:align>
                 </wp:positionH>
                 <wp:positionV relativeFrom="paragraph">
-                  <wp:posOffset>9525</wp:posOffset>
+                  <wp:posOffset>-10160</wp:posOffset>
                 </wp:positionV>
-                <wp:extent cx="6842760" cy="5267325"/>
-                <wp:effectExtent l="0" t="0" r="15240" b="28575"/>
+                <wp:extent cx="6842760" cy="1988820"/>
+                <wp:effectExtent l="0" t="0" r="15240" b="11430"/>
                 <wp:wrapNone/>
                 <wp:docPr id="485289827" name="Rectangle 1"/>
                 <wp:cNvGraphicFramePr/>
@@ -18833,7 +19779,7 @@
                       <wps:spPr>
                         <a:xfrm>
                           <a:off x="0" y="0"/>
-                          <a:ext cx="6842760" cy="5267325"/>
+                          <a:ext cx="6842760" cy="1988820"/>
                         </a:xfrm>
                         <a:prstGeom prst="rect">
                           <a:avLst/>
@@ -18855,409 +19801,6 @@
                       </wps:style>
                       <wps:txbx>
                         <w:txbxContent>
-                          <w:p>
-                            <w:pPr>
-                              <w:spacing w:after="60"/>
-                              <w:jc w:val="both"/>
-                              <w:rPr>
-                                <w:rFonts w:asciiTheme="majorBidi" w:hAnsiTheme="majorBidi" w:cstheme="majorBidi"/>
-                                <w:sz w:val="28"/>
-                                <w:szCs w:val="28"/>
-                              </w:rPr>
-                            </w:pPr>
-                            <w:r>
-                              <w:rPr>
-                                <w:rFonts w:asciiTheme="majorBidi" w:hAnsiTheme="majorBidi" w:cstheme="majorBidi"/>
-                                <w:sz w:val="28"/>
-                                <w:szCs w:val="28"/>
-                              </w:rPr>
-                              <w:t>You are not telling Kubernetes how to create the pods.</w:t>
-                            </w:r>
-                            <w:r>
-                              <w:rPr>
-                                <w:rFonts w:asciiTheme="majorBidi" w:hAnsiTheme="majorBidi" w:cstheme="majorBidi"/>
-                                <w:sz w:val="28"/>
-                                <w:szCs w:val="28"/>
-                              </w:rPr>
-                              <w:t xml:space="preserve"> </w:t>
-                            </w:r>
-                            <w:r>
-                              <w:rPr>
-                                <w:rFonts w:asciiTheme="majorBidi" w:hAnsiTheme="majorBidi" w:cstheme="majorBidi"/>
-                                <w:sz w:val="28"/>
-                                <w:szCs w:val="28"/>
-                              </w:rPr>
-                              <w:t>You are telling Kubernetes:</w:t>
-                            </w:r>
-                            <w:r>
-                              <w:rPr>
-                                <w:rFonts w:asciiTheme="majorBidi" w:hAnsiTheme="majorBidi" w:cstheme="majorBidi"/>
-                                <w:sz w:val="28"/>
-                                <w:szCs w:val="28"/>
-                              </w:rPr>
-                              <w:t xml:space="preserve"> </w:t>
-                            </w:r>
-                            <w:r>
-                              <w:rPr>
-                                <w:rFonts w:asciiTheme="majorBidi" w:hAnsiTheme="majorBidi" w:cstheme="majorBidi"/>
-                                <w:sz w:val="28"/>
-                                <w:szCs w:val="28"/>
-                              </w:rPr>
-                              <w:t>I want a deployment with 3 nginx pods running.</w:t>
-                            </w:r>
-                            <w:r>
-                              <w:rPr>
-                                <w:rFonts w:asciiTheme="majorBidi" w:hAnsiTheme="majorBidi" w:cstheme="majorBidi"/>
-                                <w:sz w:val="28"/>
-                                <w:szCs w:val="28"/>
-                              </w:rPr>
-                              <w:t xml:space="preserve"> </w:t>
-                            </w:r>
-                            <w:r>
-                              <w:rPr>
-                                <w:rFonts w:asciiTheme="majorBidi" w:hAnsiTheme="majorBidi" w:cstheme="majorBidi"/>
-                                <w:sz w:val="28"/>
-                                <w:szCs w:val="28"/>
-                              </w:rPr>
-                              <w:t>The controllers inside the controller manager will continuously check the cluster and make sure the actual state matches this desired state.</w:t>
-                            </w:r>
-                            <w:r>
-                              <w:rPr>
-                                <w:rFonts w:asciiTheme="majorBidi" w:hAnsiTheme="majorBidi" w:cstheme="majorBidi"/>
-                                <w:sz w:val="28"/>
-                                <w:szCs w:val="28"/>
-                              </w:rPr>
-                              <w:t xml:space="preserve"> </w:t>
-                            </w:r>
-                            <w:r>
-                              <w:rPr>
-                                <w:rFonts w:asciiTheme="majorBidi" w:hAnsiTheme="majorBidi" w:cstheme="majorBidi"/>
-                                <w:sz w:val="28"/>
-                                <w:szCs w:val="28"/>
-                              </w:rPr>
-                              <w:t>If a pod dies, Kubernetes automatically recreates it.</w:t>
-                            </w:r>
-                          </w:p>
-                          <w:p>
-                            <w:pPr>
-                              <w:spacing w:after="60"/>
-                              <w:rPr>
-                                <w:rFonts w:asciiTheme="majorBidi" w:hAnsiTheme="majorBidi" w:cstheme="majorBidi"/>
-                                <w:b/>
-                                <w:bCs/>
-                                <w:sz w:val="32"/>
-                                <w:szCs w:val="32"/>
-                              </w:rPr>
-                            </w:pPr>
-                            <w:r>
-                              <w:rPr>
-                                <w:rFonts w:asciiTheme="majorBidi" w:hAnsiTheme="majorBidi" w:cstheme="majorBidi"/>
-                                <w:b/>
-                                <w:bCs/>
-                                <w:sz w:val="32"/>
-                                <w:szCs w:val="32"/>
-                              </w:rPr>
-                              <w:t>Key Difference</w:t>
-                            </w:r>
-                            <w:r>
-                              <w:rPr>
-                                <w:rFonts w:asciiTheme="majorBidi" w:hAnsiTheme="majorBidi" w:cstheme="majorBidi"/>
-                                <w:b/>
-                                <w:bCs/>
-                                <w:sz w:val="32"/>
-                                <w:szCs w:val="32"/>
-                              </w:rPr>
-                              <w:t>:</w:t>
-                            </w:r>
-                          </w:p>
-                          <w:p>
-                            <w:pPr>
-                              <w:pStyle w:val="ListParagraph"/>
-                              <w:numPr>
-                                <w:ilvl w:val="0"/>
-                                <w:numId w:val="29"/>
-                              </w:numPr>
-                              <w:ind w:left="360"/>
-                              <w:rPr>
-                                <w:rFonts w:asciiTheme="majorBidi" w:hAnsiTheme="majorBidi" w:cstheme="majorBidi"/>
-                                <w:b/>
-                                <w:bCs/>
-                                <w:sz w:val="28"/>
-                                <w:szCs w:val="28"/>
-                              </w:rPr>
-                            </w:pPr>
-                            <w:r>
-                              <w:rPr>
-                                <w:rFonts w:asciiTheme="majorBidi" w:hAnsiTheme="majorBidi" w:cstheme="majorBidi"/>
-                                <w:b/>
-                                <w:bCs/>
-                                <w:sz w:val="28"/>
-                                <w:szCs w:val="28"/>
-                              </w:rPr>
-                              <w:t>Imperative:</w:t>
-                            </w:r>
-                          </w:p>
-                          <w:p>
-                            <w:pPr>
-                              <w:pStyle w:val="ListParagraph"/>
-                              <w:numPr>
-                                <w:ilvl w:val="1"/>
-                                <w:numId w:val="29"/>
-                              </w:numPr>
-                              <w:ind w:left="720"/>
-                              <w:rPr>
-                                <w:rFonts w:asciiTheme="majorBidi" w:hAnsiTheme="majorBidi" w:cstheme="majorBidi"/>
-                                <w:sz w:val="28"/>
-                                <w:szCs w:val="28"/>
-                              </w:rPr>
-                            </w:pPr>
-                            <w:r>
-                              <w:rPr>
-                                <w:rFonts w:asciiTheme="majorBidi" w:hAnsiTheme="majorBidi" w:cstheme="majorBidi"/>
-                                <w:sz w:val="28"/>
-                                <w:szCs w:val="28"/>
-                              </w:rPr>
-                              <w:t>You tell Kubernetes how to do something</w:t>
-                            </w:r>
-                          </w:p>
-                          <w:p>
-                            <w:pPr>
-                              <w:pStyle w:val="ListParagraph"/>
-                              <w:numPr>
-                                <w:ilvl w:val="1"/>
-                                <w:numId w:val="29"/>
-                              </w:numPr>
-                              <w:ind w:left="720"/>
-                              <w:rPr>
-                                <w:rFonts w:asciiTheme="majorBidi" w:hAnsiTheme="majorBidi" w:cstheme="majorBidi"/>
-                                <w:sz w:val="28"/>
-                                <w:szCs w:val="28"/>
-                              </w:rPr>
-                            </w:pPr>
-                            <w:r>
-                              <w:rPr>
-                                <w:rFonts w:asciiTheme="majorBidi" w:hAnsiTheme="majorBidi" w:cstheme="majorBidi"/>
-                                <w:sz w:val="28"/>
-                                <w:szCs w:val="28"/>
-                              </w:rPr>
-                              <w:t>Command-based</w:t>
-                            </w:r>
-                          </w:p>
-                          <w:p>
-                            <w:pPr>
-                              <w:pStyle w:val="ListParagraph"/>
-                              <w:numPr>
-                                <w:ilvl w:val="1"/>
-                                <w:numId w:val="29"/>
-                              </w:numPr>
-                              <w:ind w:left="720"/>
-                              <w:jc w:val="both"/>
-                              <w:rPr>
-                                <w:rFonts w:asciiTheme="majorBidi" w:hAnsiTheme="majorBidi" w:cstheme="majorBidi"/>
-                                <w:sz w:val="28"/>
-                                <w:szCs w:val="28"/>
-                              </w:rPr>
-                            </w:pPr>
-                            <w:r>
-                              <w:rPr>
-                                <w:rFonts w:asciiTheme="majorBidi" w:hAnsiTheme="majorBidi" w:cstheme="majorBidi"/>
-                                <w:sz w:val="28"/>
-                                <w:szCs w:val="28"/>
-                              </w:rPr>
-                              <w:t xml:space="preserve">Example: </w:t>
-                            </w:r>
-                            <w:proofErr w:type="spellStart"/>
-                            <w:r>
-                              <w:rPr>
-                                <w:rFonts w:asciiTheme="majorBidi" w:hAnsiTheme="majorBidi" w:cstheme="majorBidi"/>
-                                <w:b/>
-                                <w:bCs/>
-                                <w:i/>
-                                <w:iCs/>
-                                <w:sz w:val="28"/>
-                                <w:szCs w:val="28"/>
-                              </w:rPr>
-                              <w:t>kubectl</w:t>
-                            </w:r>
-                            <w:proofErr w:type="spellEnd"/>
-                            <w:r>
-                              <w:rPr>
-                                <w:rFonts w:asciiTheme="majorBidi" w:hAnsiTheme="majorBidi" w:cstheme="majorBidi"/>
-                                <w:b/>
-                                <w:bCs/>
-                                <w:i/>
-                                <w:iCs/>
-                                <w:sz w:val="28"/>
-                                <w:szCs w:val="28"/>
-                              </w:rPr>
-                              <w:t xml:space="preserve"> run, </w:t>
-                            </w:r>
-                            <w:proofErr w:type="spellStart"/>
-                            <w:r>
-                              <w:rPr>
-                                <w:rFonts w:asciiTheme="majorBidi" w:hAnsiTheme="majorBidi" w:cstheme="majorBidi"/>
-                                <w:b/>
-                                <w:bCs/>
-                                <w:i/>
-                                <w:iCs/>
-                                <w:sz w:val="28"/>
-                                <w:szCs w:val="28"/>
-                              </w:rPr>
-                              <w:t>kubectl</w:t>
-                            </w:r>
-                            <w:proofErr w:type="spellEnd"/>
-                            <w:r>
-                              <w:rPr>
-                                <w:rFonts w:asciiTheme="majorBidi" w:hAnsiTheme="majorBidi" w:cstheme="majorBidi"/>
-                                <w:b/>
-                                <w:bCs/>
-                                <w:i/>
-                                <w:iCs/>
-                                <w:sz w:val="28"/>
-                                <w:szCs w:val="28"/>
-                              </w:rPr>
-                              <w:t xml:space="preserve"> scale</w:t>
-                            </w:r>
-                          </w:p>
-                          <w:p>
-                            <w:pPr>
-                              <w:pStyle w:val="ListParagraph"/>
-                              <w:numPr>
-                                <w:ilvl w:val="0"/>
-                                <w:numId w:val="30"/>
-                              </w:numPr>
-                              <w:ind w:left="360"/>
-                              <w:rPr>
-                                <w:rFonts w:asciiTheme="majorBidi" w:hAnsiTheme="majorBidi" w:cstheme="majorBidi"/>
-                                <w:b/>
-                                <w:bCs/>
-                                <w:sz w:val="28"/>
-                                <w:szCs w:val="28"/>
-                              </w:rPr>
-                            </w:pPr>
-                            <w:r>
-                              <w:rPr>
-                                <w:rFonts w:asciiTheme="majorBidi" w:hAnsiTheme="majorBidi" w:cstheme="majorBidi"/>
-                                <w:b/>
-                                <w:bCs/>
-                                <w:sz w:val="28"/>
-                                <w:szCs w:val="28"/>
-                              </w:rPr>
-                              <w:t>Declarative:</w:t>
-                            </w:r>
-                          </w:p>
-                          <w:p>
-                            <w:pPr>
-                              <w:pStyle w:val="ListParagraph"/>
-                              <w:numPr>
-                                <w:ilvl w:val="1"/>
-                                <w:numId w:val="30"/>
-                              </w:numPr>
-                              <w:ind w:left="720"/>
-                              <w:rPr>
-                                <w:rFonts w:asciiTheme="majorBidi" w:hAnsiTheme="majorBidi" w:cstheme="majorBidi"/>
-                                <w:sz w:val="28"/>
-                                <w:szCs w:val="28"/>
-                              </w:rPr>
-                            </w:pPr>
-                            <w:r>
-                              <w:rPr>
-                                <w:rFonts w:asciiTheme="majorBidi" w:hAnsiTheme="majorBidi" w:cstheme="majorBidi"/>
-                                <w:sz w:val="28"/>
-                                <w:szCs w:val="28"/>
-                              </w:rPr>
-                              <w:t>You tell Kubernetes what the final state should be</w:t>
-                            </w:r>
-                          </w:p>
-                          <w:p>
-                            <w:pPr>
-                              <w:pStyle w:val="ListParagraph"/>
-                              <w:numPr>
-                                <w:ilvl w:val="1"/>
-                                <w:numId w:val="30"/>
-                              </w:numPr>
-                              <w:ind w:left="720"/>
-                              <w:rPr>
-                                <w:rFonts w:asciiTheme="majorBidi" w:hAnsiTheme="majorBidi" w:cstheme="majorBidi"/>
-                                <w:sz w:val="28"/>
-                                <w:szCs w:val="28"/>
-                              </w:rPr>
-                            </w:pPr>
-                            <w:r>
-                              <w:rPr>
-                                <w:rFonts w:asciiTheme="majorBidi" w:hAnsiTheme="majorBidi" w:cstheme="majorBidi"/>
-                                <w:sz w:val="28"/>
-                                <w:szCs w:val="28"/>
-                              </w:rPr>
-                              <w:t>Configuration-based (YAML)</w:t>
-                            </w:r>
-                          </w:p>
-                          <w:p>
-                            <w:pPr>
-                              <w:pStyle w:val="ListParagraph"/>
-                              <w:numPr>
-                                <w:ilvl w:val="1"/>
-                                <w:numId w:val="30"/>
-                              </w:numPr>
-                              <w:spacing w:after="120"/>
-                              <w:ind w:left="720"/>
-                              <w:rPr>
-                                <w:rFonts w:asciiTheme="majorBidi" w:hAnsiTheme="majorBidi" w:cstheme="majorBidi"/>
-                                <w:sz w:val="28"/>
-                                <w:szCs w:val="28"/>
-                              </w:rPr>
-                            </w:pPr>
-                            <w:r>
-                              <w:rPr>
-                                <w:rFonts w:asciiTheme="majorBidi" w:hAnsiTheme="majorBidi" w:cstheme="majorBidi"/>
-                                <w:sz w:val="28"/>
-                                <w:szCs w:val="28"/>
-                              </w:rPr>
-                              <w:t xml:space="preserve">Example: </w:t>
-                            </w:r>
-                            <w:proofErr w:type="spellStart"/>
-                            <w:r>
-                              <w:rPr>
-                                <w:rFonts w:asciiTheme="majorBidi" w:hAnsiTheme="majorBidi" w:cstheme="majorBidi"/>
-                                <w:b/>
-                                <w:bCs/>
-                                <w:i/>
-                                <w:iCs/>
-                                <w:sz w:val="28"/>
-                                <w:szCs w:val="28"/>
-                              </w:rPr>
-                              <w:t>kubectl</w:t>
-                            </w:r>
-                            <w:proofErr w:type="spellEnd"/>
-                            <w:r>
-                              <w:rPr>
-                                <w:rFonts w:asciiTheme="majorBidi" w:hAnsiTheme="majorBidi" w:cstheme="majorBidi"/>
-                                <w:b/>
-                                <w:bCs/>
-                                <w:i/>
-                                <w:iCs/>
-                                <w:sz w:val="28"/>
-                                <w:szCs w:val="28"/>
-                              </w:rPr>
-                              <w:t xml:space="preserve"> apply -f </w:t>
-                            </w:r>
-                            <w:proofErr w:type="spellStart"/>
-                            <w:proofErr w:type="gramStart"/>
-                            <w:r>
-                              <w:rPr>
-                                <w:rFonts w:asciiTheme="majorBidi" w:hAnsiTheme="majorBidi" w:cstheme="majorBidi"/>
-                                <w:b/>
-                                <w:bCs/>
-                                <w:i/>
-                                <w:iCs/>
-                                <w:sz w:val="28"/>
-                                <w:szCs w:val="28"/>
-                              </w:rPr>
-                              <w:t>deployment.yaml</w:t>
-                            </w:r>
-                            <w:proofErr w:type="spellEnd"/>
-                            <w:proofErr w:type="gramEnd"/>
-                          </w:p>
                           <w:p>
                             <w:pPr>
                               <w:spacing w:after="60"/>
@@ -19603,415 +20146,12 @@
           </mc:Choice>
           <mc:Fallback>
             <w:pict>
-              <v:rect w14:anchorId="13685499" id="_x0000_s1031" style="position:absolute;left:0;text-align:left;margin-left:487.6pt;margin-top:.75pt;width:538.8pt;height:414.75pt;z-index:251661312;visibility:visible;mso-wrap-style:square;mso-width-percent:0;mso-height-percent:0;mso-wrap-distance-left:9pt;mso-wrap-distance-top:0;mso-wrap-distance-right:9pt;mso-wrap-distance-bottom:0;mso-position-horizontal:right;mso-position-horizontal-relative:margin;mso-position-vertical:absolute;mso-position-vertical-relative:text;mso-width-percent:0;mso-height-percent:0;mso-width-relative:margin;mso-height-relative:margin;v-text-anchor:middle" o:gfxdata="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" fillcolor="#555 [2160]" strokecolor="black [3200]" strokeweight=".5pt">
+              <v:rect w14:anchorId="13685499" id="_x0000_s1031" style="position:absolute;left:0;text-align:left;margin-left:487.6pt;margin-top:-.8pt;width:538.8pt;height:156.6pt;z-index:251661312;visibility:visible;mso-wrap-style:square;mso-width-percent:0;mso-height-percent:0;mso-wrap-distance-left:9pt;mso-wrap-distance-top:0;mso-wrap-distance-right:9pt;mso-wrap-distance-bottom:0;mso-position-horizontal:right;mso-position-horizontal-relative:margin;mso-position-vertical:absolute;mso-position-vertical-relative:text;mso-width-percent:0;mso-height-percent:0;mso-width-relative:margin;mso-height-relative:margin;v-text-anchor:middle" o:gfxdata="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" fillcolor="#555 [2160]" strokecolor="black [3200]" strokeweight=".5pt">
                 <v:fill color2="#313131 [2608]" rotate="t" colors="0 #9b9b9b;.5 #8e8e8e;1 #797979" focus="100%" type="gradient">
                   <o:fill v:ext="view" type="gradientUnscaled"/>
                 </v:fill>
                 <v:textbox>
                   <w:txbxContent>
-                    <w:p>
-                      <w:pPr>
-                        <w:spacing w:after="60"/>
-                        <w:jc w:val="both"/>
-                        <w:rPr>
-                          <w:rFonts w:asciiTheme="majorBidi" w:hAnsiTheme="majorBidi" w:cstheme="majorBidi"/>
-                          <w:sz w:val="28"/>
-                          <w:szCs w:val="28"/>
-                        </w:rPr>
-                      </w:pPr>
-                      <w:r>
-                        <w:rPr>
-                          <w:rFonts w:asciiTheme="majorBidi" w:hAnsiTheme="majorBidi" w:cstheme="majorBidi"/>
-                          <w:sz w:val="28"/>
-                          <w:szCs w:val="28"/>
-                        </w:rPr>
-                        <w:t>You are not telling Kubernetes how to create the pods.</w:t>
-                      </w:r>
-                      <w:r>
-                        <w:rPr>
-                          <w:rFonts w:asciiTheme="majorBidi" w:hAnsiTheme="majorBidi" w:cstheme="majorBidi"/>
-                          <w:sz w:val="28"/>
-                          <w:szCs w:val="28"/>
-                        </w:rPr>
-                        <w:t xml:space="preserve"> </w:t>
-                      </w:r>
-                      <w:r>
-                        <w:rPr>
-                          <w:rFonts w:asciiTheme="majorBidi" w:hAnsiTheme="majorBidi" w:cstheme="majorBidi"/>
-                          <w:sz w:val="28"/>
-                          <w:szCs w:val="28"/>
-                        </w:rPr>
-                        <w:t>You are telling Kubernetes:</w:t>
-                      </w:r>
-                      <w:r>
-                        <w:rPr>
-                          <w:rFonts w:asciiTheme="majorBidi" w:hAnsiTheme="majorBidi" w:cstheme="majorBidi"/>
-                          <w:sz w:val="28"/>
-                          <w:szCs w:val="28"/>
-                        </w:rPr>
-                        <w:t xml:space="preserve"> </w:t>
-                      </w:r>
-                      <w:r>
-                        <w:rPr>
-                          <w:rFonts w:asciiTheme="majorBidi" w:hAnsiTheme="majorBidi" w:cstheme="majorBidi"/>
-                          <w:sz w:val="28"/>
-                          <w:szCs w:val="28"/>
-                        </w:rPr>
-                        <w:t>I want a deployment with 3 nginx pods running.</w:t>
-                      </w:r>
-                      <w:r>
-                        <w:rPr>
-                          <w:rFonts w:asciiTheme="majorBidi" w:hAnsiTheme="majorBidi" w:cstheme="majorBidi"/>
-                          <w:sz w:val="28"/>
-                          <w:szCs w:val="28"/>
-                        </w:rPr>
-                        <w:t xml:space="preserve"> </w:t>
-                      </w:r>
-                      <w:r>
-                        <w:rPr>
-                          <w:rFonts w:asciiTheme="majorBidi" w:hAnsiTheme="majorBidi" w:cstheme="majorBidi"/>
-                          <w:sz w:val="28"/>
-                          <w:szCs w:val="28"/>
-                        </w:rPr>
-                        <w:t>The controllers inside the controller manager will continuously check the cluster and make sure the actual state matches this desired state.</w:t>
-                      </w:r>
-                      <w:r>
-                        <w:rPr>
-                          <w:rFonts w:asciiTheme="majorBidi" w:hAnsiTheme="majorBidi" w:cstheme="majorBidi"/>
-                          <w:sz w:val="28"/>
-                          <w:szCs w:val="28"/>
-                        </w:rPr>
-                        <w:t xml:space="preserve"> </w:t>
-                      </w:r>
-                      <w:r>
-                        <w:rPr>
-                          <w:rFonts w:asciiTheme="majorBidi" w:hAnsiTheme="majorBidi" w:cstheme="majorBidi"/>
-                          <w:sz w:val="28"/>
-                          <w:szCs w:val="28"/>
-                        </w:rPr>
-                        <w:t>If a pod dies, Kubernetes automatically recreates it.</w:t>
-                      </w:r>
-                    </w:p>
-                    <w:p>
-                      <w:pPr>
-                        <w:spacing w:after="60"/>
-                        <w:rPr>
-                          <w:rFonts w:asciiTheme="majorBidi" w:hAnsiTheme="majorBidi" w:cstheme="majorBidi"/>
-                          <w:b/>
-                          <w:bCs/>
-                          <w:sz w:val="32"/>
-                          <w:szCs w:val="32"/>
-                        </w:rPr>
-                      </w:pPr>
-                      <w:r>
-                        <w:rPr>
-                          <w:rFonts w:asciiTheme="majorBidi" w:hAnsiTheme="majorBidi" w:cstheme="majorBidi"/>
-                          <w:b/>
-                          <w:bCs/>
-                          <w:sz w:val="32"/>
-                          <w:szCs w:val="32"/>
-                        </w:rPr>
-                        <w:t>Key Difference</w:t>
-                      </w:r>
-                      <w:r>
-                        <w:rPr>
-                          <w:rFonts w:asciiTheme="majorBidi" w:hAnsiTheme="majorBidi" w:cstheme="majorBidi"/>
-                          <w:b/>
-                          <w:bCs/>
-                          <w:sz w:val="32"/>
-                          <w:szCs w:val="32"/>
-                        </w:rPr>
-                        <w:t>:</w:t>
-                      </w:r>
-                    </w:p>
-                    <w:p>
-                      <w:pPr>
-                        <w:pStyle w:val="ListParagraph"/>
-                        <w:numPr>
-                          <w:ilvl w:val="0"/>
-                          <w:numId w:val="29"/>
-                        </w:numPr>
-                        <w:ind w:left="360"/>
-                        <w:rPr>
-                          <w:rFonts w:asciiTheme="majorBidi" w:hAnsiTheme="majorBidi" w:cstheme="majorBidi"/>
-                          <w:b/>
-                          <w:bCs/>
-                          <w:sz w:val="28"/>
-                          <w:szCs w:val="28"/>
-                        </w:rPr>
-                      </w:pPr>
-                      <w:r>
-                        <w:rPr>
-                          <w:rFonts w:asciiTheme="majorBidi" w:hAnsiTheme="majorBidi" w:cstheme="majorBidi"/>
-                          <w:b/>
-                          <w:bCs/>
-                          <w:sz w:val="28"/>
-                          <w:szCs w:val="28"/>
-                        </w:rPr>
-                        <w:t>Imperative:</w:t>
-                      </w:r>
-                    </w:p>
-                    <w:p>
-                      <w:pPr>
-                        <w:pStyle w:val="ListParagraph"/>
-                        <w:numPr>
-                          <w:ilvl w:val="1"/>
-                          <w:numId w:val="29"/>
-                        </w:numPr>
-                        <w:ind w:left="720"/>
-                        <w:rPr>
-                          <w:rFonts w:asciiTheme="majorBidi" w:hAnsiTheme="majorBidi" w:cstheme="majorBidi"/>
-                          <w:sz w:val="28"/>
-                          <w:szCs w:val="28"/>
-                        </w:rPr>
-                      </w:pPr>
-                      <w:r>
-                        <w:rPr>
-                          <w:rFonts w:asciiTheme="majorBidi" w:hAnsiTheme="majorBidi" w:cstheme="majorBidi"/>
-                          <w:sz w:val="28"/>
-                          <w:szCs w:val="28"/>
-                        </w:rPr>
-                        <w:t>You tell Kubernetes how to do something</w:t>
-                      </w:r>
-                    </w:p>
-                    <w:p>
-                      <w:pPr>
-                        <w:pStyle w:val="ListParagraph"/>
-                        <w:numPr>
-                          <w:ilvl w:val="1"/>
-                          <w:numId w:val="29"/>
-                        </w:numPr>
-                        <w:ind w:left="720"/>
-                        <w:rPr>
-                          <w:rFonts w:asciiTheme="majorBidi" w:hAnsiTheme="majorBidi" w:cstheme="majorBidi"/>
-                          <w:sz w:val="28"/>
-                          <w:szCs w:val="28"/>
-                        </w:rPr>
-                      </w:pPr>
-                      <w:r>
-                        <w:rPr>
-                          <w:rFonts w:asciiTheme="majorBidi" w:hAnsiTheme="majorBidi" w:cstheme="majorBidi"/>
-                          <w:sz w:val="28"/>
-                          <w:szCs w:val="28"/>
-                        </w:rPr>
-                        <w:t>Command-based</w:t>
-                      </w:r>
-                    </w:p>
-                    <w:p>
-                      <w:pPr>
-                        <w:pStyle w:val="ListParagraph"/>
-                        <w:numPr>
-                          <w:ilvl w:val="1"/>
-                          <w:numId w:val="29"/>
-                        </w:numPr>
-                        <w:ind w:left="720"/>
-                        <w:jc w:val="both"/>
-                        <w:rPr>
-                          <w:rFonts w:asciiTheme="majorBidi" w:hAnsiTheme="majorBidi" w:cstheme="majorBidi"/>
-                          <w:sz w:val="28"/>
-                          <w:szCs w:val="28"/>
-                        </w:rPr>
-                      </w:pPr>
-                      <w:r>
-                        <w:rPr>
-                          <w:rFonts w:asciiTheme="majorBidi" w:hAnsiTheme="majorBidi" w:cstheme="majorBidi"/>
-                          <w:sz w:val="28"/>
-                          <w:szCs w:val="28"/>
-                        </w:rPr>
-                        <w:t xml:space="preserve">Example: </w:t>
-                      </w:r>
-                      <w:proofErr w:type="spellStart"/>
-                      <w:r>
-                        <w:rPr>
-                          <w:rFonts w:asciiTheme="majorBidi" w:hAnsiTheme="majorBidi" w:cstheme="majorBidi"/>
-                          <w:b/>
-                          <w:bCs/>
-                          <w:i/>
-                          <w:iCs/>
-                          <w:sz w:val="28"/>
-                          <w:szCs w:val="28"/>
-                        </w:rPr>
-                        <w:t>kubectl</w:t>
-                      </w:r>
-                      <w:proofErr w:type="spellEnd"/>
-                      <w:r>
-                        <w:rPr>
-                          <w:rFonts w:asciiTheme="majorBidi" w:hAnsiTheme="majorBidi" w:cstheme="majorBidi"/>
-                          <w:b/>
-                          <w:bCs/>
-                          <w:i/>
-                          <w:iCs/>
-                          <w:sz w:val="28"/>
-                          <w:szCs w:val="28"/>
-                        </w:rPr>
-                        <w:t xml:space="preserve"> run, </w:t>
-                      </w:r>
-                      <w:proofErr w:type="spellStart"/>
-                      <w:r>
-                        <w:rPr>
-                          <w:rFonts w:asciiTheme="majorBidi" w:hAnsiTheme="majorBidi" w:cstheme="majorBidi"/>
-                          <w:b/>
-                          <w:bCs/>
-                          <w:i/>
-                          <w:iCs/>
-                          <w:sz w:val="28"/>
-                          <w:szCs w:val="28"/>
-                        </w:rPr>
-                        <w:t>kubectl</w:t>
-                      </w:r>
-                      <w:proofErr w:type="spellEnd"/>
-                      <w:r>
-                        <w:rPr>
-                          <w:rFonts w:asciiTheme="majorBidi" w:hAnsiTheme="majorBidi" w:cstheme="majorBidi"/>
-                          <w:b/>
-                          <w:bCs/>
-                          <w:i/>
-                          <w:iCs/>
-                          <w:sz w:val="28"/>
-                          <w:szCs w:val="28"/>
-                        </w:rPr>
-                        <w:t xml:space="preserve"> scale</w:t>
-                      </w:r>
-                    </w:p>
-                    <w:p>
-                      <w:pPr>
-                        <w:pStyle w:val="ListParagraph"/>
-                        <w:numPr>
-                          <w:ilvl w:val="0"/>
-                          <w:numId w:val="30"/>
-                        </w:numPr>
-                        <w:ind w:left="360"/>
-                        <w:rPr>
-                          <w:rFonts w:asciiTheme="majorBidi" w:hAnsiTheme="majorBidi" w:cstheme="majorBidi"/>
-                          <w:b/>
-                          <w:bCs/>
-                          <w:sz w:val="28"/>
-                          <w:szCs w:val="28"/>
-                        </w:rPr>
-                      </w:pPr>
-                      <w:r>
-                        <w:rPr>
-                          <w:rFonts w:asciiTheme="majorBidi" w:hAnsiTheme="majorBidi" w:cstheme="majorBidi"/>
-                          <w:b/>
-                          <w:bCs/>
-                          <w:sz w:val="28"/>
-                          <w:szCs w:val="28"/>
-                        </w:rPr>
-                        <w:t>Declarative:</w:t>
-                      </w:r>
-                    </w:p>
-                    <w:p>
-                      <w:pPr>
-                        <w:pStyle w:val="ListParagraph"/>
-                        <w:numPr>
-                          <w:ilvl w:val="1"/>
-                          <w:numId w:val="30"/>
-                        </w:numPr>
-                        <w:ind w:left="720"/>
-                        <w:rPr>
-                          <w:rFonts w:asciiTheme="majorBidi" w:hAnsiTheme="majorBidi" w:cstheme="majorBidi"/>
-                          <w:sz w:val="28"/>
-                          <w:szCs w:val="28"/>
-                        </w:rPr>
-                      </w:pPr>
-                      <w:r>
-                        <w:rPr>
-                          <w:rFonts w:asciiTheme="majorBidi" w:hAnsiTheme="majorBidi" w:cstheme="majorBidi"/>
-                          <w:sz w:val="28"/>
-                          <w:szCs w:val="28"/>
-                        </w:rPr>
-                        <w:t>You tell Kubernetes what the final state should be</w:t>
-                      </w:r>
-                    </w:p>
-                    <w:p>
-                      <w:pPr>
-                        <w:pStyle w:val="ListParagraph"/>
-                        <w:numPr>
-                          <w:ilvl w:val="1"/>
-                          <w:numId w:val="30"/>
-                        </w:numPr>
-                        <w:ind w:left="720"/>
-                        <w:rPr>
-                          <w:rFonts w:asciiTheme="majorBidi" w:hAnsiTheme="majorBidi" w:cstheme="majorBidi"/>
-                          <w:sz w:val="28"/>
-                          <w:szCs w:val="28"/>
-                        </w:rPr>
-                      </w:pPr>
-                      <w:r>
-                        <w:rPr>
-                          <w:rFonts w:asciiTheme="majorBidi" w:hAnsiTheme="majorBidi" w:cstheme="majorBidi"/>
-                          <w:sz w:val="28"/>
-                          <w:szCs w:val="28"/>
-                        </w:rPr>
-                        <w:t>Configuration-based (YAML)</w:t>
-                      </w:r>
-                    </w:p>
-                    <w:p>
-                      <w:pPr>
-                        <w:pStyle w:val="ListParagraph"/>
-                        <w:numPr>
-                          <w:ilvl w:val="1"/>
-                          <w:numId w:val="30"/>
-                        </w:numPr>
-                        <w:spacing w:after="120"/>
-                        <w:ind w:left="720"/>
-                        <w:rPr>
-                          <w:rFonts w:asciiTheme="majorBidi" w:hAnsiTheme="majorBidi" w:cstheme="majorBidi"/>
-                          <w:sz w:val="28"/>
-                          <w:szCs w:val="28"/>
-                        </w:rPr>
-                      </w:pPr>
-                      <w:r>
-                        <w:rPr>
-                          <w:rFonts w:asciiTheme="majorBidi" w:hAnsiTheme="majorBidi" w:cstheme="majorBidi"/>
-                          <w:sz w:val="28"/>
-                          <w:szCs w:val="28"/>
-                        </w:rPr>
-                        <w:t xml:space="preserve">Example: </w:t>
-                      </w:r>
-                      <w:proofErr w:type="spellStart"/>
-                      <w:r>
-                        <w:rPr>
-                          <w:rFonts w:asciiTheme="majorBidi" w:hAnsiTheme="majorBidi" w:cstheme="majorBidi"/>
-                          <w:b/>
-                          <w:bCs/>
-                          <w:i/>
-                          <w:iCs/>
-                          <w:sz w:val="28"/>
-                          <w:szCs w:val="28"/>
-                        </w:rPr>
-                        <w:t>kubectl</w:t>
-                      </w:r>
-                      <w:proofErr w:type="spellEnd"/>
-                      <w:r>
-                        <w:rPr>
-                          <w:rFonts w:asciiTheme="majorBidi" w:hAnsiTheme="majorBidi" w:cstheme="majorBidi"/>
-                          <w:b/>
-                          <w:bCs/>
-                          <w:i/>
-                          <w:iCs/>
-                          <w:sz w:val="28"/>
-                          <w:szCs w:val="28"/>
-                        </w:rPr>
-                        <w:t xml:space="preserve"> apply -f </w:t>
-                      </w:r>
-                      <w:proofErr w:type="spellStart"/>
-                      <w:proofErr w:type="gramStart"/>
-                      <w:r>
-                        <w:rPr>
-                          <w:rFonts w:asciiTheme="majorBidi" w:hAnsiTheme="majorBidi" w:cstheme="majorBidi"/>
-                          <w:b/>
-                          <w:bCs/>
-                          <w:i/>
-                          <w:iCs/>
-                          <w:sz w:val="28"/>
-                          <w:szCs w:val="28"/>
-                        </w:rPr>
-                        <w:t>deployment.yaml</w:t>
-                      </w:r>
-                      <w:proofErr w:type="spellEnd"/>
-                      <w:proofErr w:type="gramEnd"/>
-                    </w:p>
                     <w:p>
                       <w:pPr>
                         <w:spacing w:after="60"/>
@@ -20343,96 +20483,6 @@
           </mc:Fallback>
         </mc:AlternateContent>
       </w:r>
-    </w:p>
-    <w:p>
-      <w:pPr>
-        <w:jc w:val="both"/>
-        <w:rPr>
-          <w:rFonts w:asciiTheme="majorBidi" w:hAnsiTheme="majorBidi" w:cstheme="majorBidi"/>
-          <w:sz w:val="28"/>
-          <w:szCs w:val="28"/>
-        </w:rPr>
-      </w:pPr>
-    </w:p>
-    <w:p>
-      <w:pPr>
-        <w:jc w:val="both"/>
-        <w:rPr>
-          <w:rFonts w:asciiTheme="majorBidi" w:hAnsiTheme="majorBidi" w:cstheme="majorBidi"/>
-          <w:sz w:val="28"/>
-          <w:szCs w:val="28"/>
-        </w:rPr>
-      </w:pPr>
-    </w:p>
-    <w:p>
-      <w:pPr>
-        <w:jc w:val="both"/>
-        <w:rPr>
-          <w:rFonts w:asciiTheme="majorBidi" w:hAnsiTheme="majorBidi" w:cstheme="majorBidi"/>
-          <w:sz w:val="28"/>
-          <w:szCs w:val="28"/>
-        </w:rPr>
-      </w:pPr>
-    </w:p>
-    <w:p>
-      <w:pPr>
-        <w:jc w:val="both"/>
-        <w:rPr>
-          <w:rFonts w:asciiTheme="majorBidi" w:hAnsiTheme="majorBidi" w:cstheme="majorBidi"/>
-          <w:sz w:val="28"/>
-          <w:szCs w:val="28"/>
-        </w:rPr>
-      </w:pPr>
-    </w:p>
-    <w:p>
-      <w:pPr>
-        <w:jc w:val="both"/>
-        <w:rPr>
-          <w:rFonts w:asciiTheme="majorBidi" w:hAnsiTheme="majorBidi" w:cstheme="majorBidi"/>
-          <w:sz w:val="28"/>
-          <w:szCs w:val="28"/>
-        </w:rPr>
-      </w:pPr>
-    </w:p>
-    <w:p>
-      <w:pPr>
-        <w:jc w:val="both"/>
-        <w:rPr>
-          <w:rFonts w:asciiTheme="majorBidi" w:hAnsiTheme="majorBidi" w:cstheme="majorBidi"/>
-          <w:sz w:val="28"/>
-          <w:szCs w:val="28"/>
-        </w:rPr>
-      </w:pPr>
-    </w:p>
-    <w:p>
-      <w:pPr>
-        <w:jc w:val="both"/>
-        <w:rPr>
-          <w:rFonts w:asciiTheme="majorBidi" w:hAnsiTheme="majorBidi" w:cstheme="majorBidi"/>
-          <w:sz w:val="28"/>
-          <w:szCs w:val="28"/>
-        </w:rPr>
-      </w:pPr>
-    </w:p>
-    <w:p>
-      <w:pPr>
-        <w:jc w:val="both"/>
-        <w:rPr>
-          <w:rFonts w:asciiTheme="majorBidi" w:hAnsiTheme="majorBidi" w:cstheme="majorBidi"/>
-          <w:sz w:val="28"/>
-          <w:szCs w:val="28"/>
-        </w:rPr>
-      </w:pPr>
-    </w:p>
-    <w:p>
-      <w:pPr>
-        <w:jc w:val="both"/>
-        <w:rPr>
-          <w:rFonts w:asciiTheme="majorBidi" w:hAnsiTheme="majorBidi" w:cstheme="majorBidi"/>
-          <w:sz w:val="28"/>
-          <w:szCs w:val="28"/>
-        </w:rPr>
-      </w:pPr>
     </w:p>
     <w:p>
       <w:pPr>
@@ -27447,4 +27497,16 @@
     </a:ext>
   </a:extLst>
 </a:theme>
+</file>
+
+<file path=customXml/item1.xml><?xml version="1.0" encoding="utf-8"?>
+<b:Sources xmlns:b="http://schemas.openxmlformats.org/officeDocument/2006/bibliography" xmlns="http://schemas.openxmlformats.org/officeDocument/2006/bibliography" SelectedStyle="\APASixthEditionOfficeOnline.xsl" StyleName="APA" Version="6"/>
+</file>
+
+<file path=customXml/itemProps1.xml><?xml version="1.0" encoding="utf-8"?>
+<ds:datastoreItem xmlns:ds="http://schemas.openxmlformats.org/officeDocument/2006/customXml" ds:itemID="{13EFD9F9-B94E-40F4-9160-856F0A6850EF}">
+  <ds:schemaRefs>
+    <ds:schemaRef ds:uri="http://schemas.openxmlformats.org/officeDocument/2006/bibliography"/>
+  </ds:schemaRefs>
+</ds:datastoreItem>
 </file>